--- a/Техническое Задание официально.docx
+++ b/Техническое Задание официально.docx
@@ -134,9 +134,10 @@
       </w:r>
       <w:r>
         <w:rPr>
-          <w:rFonts w:ascii="Times New Roman" w:hAnsi="Times New Roman" w:eastAsia="Times New Roman" w:cs="Times New Roman"/>
-          <w:sz w:val="28"/>
-          <w:szCs w:val="28"/>
+          <w:rFonts w:ascii="Times New Roman" w:hAnsi="Times New Roman" w:cs="Times New Roman"/>
+          <w:sz w:val="28"/>
+          <w:szCs w:val="28"/>
+          <w:highlight w:val="none"/>
         </w:rPr>
       </w:r>
     </w:p>
@@ -164,6 +165,13 @@
           <w:szCs w:val="28"/>
         </w:rPr>
       </w:r>
+      <w:r>
+        <w:rPr>
+          <w:rFonts w:ascii="Times New Roman" w:hAnsi="Times New Roman" w:cs="Times New Roman"/>
+          <w:sz w:val="28"/>
+          <w:szCs w:val="28"/>
+        </w:rPr>
+      </w:r>
     </w:p>
     <w:p>
       <w:pPr>
@@ -189,6 +197,13 @@
           <w:szCs w:val="28"/>
         </w:rPr>
       </w:r>
+      <w:r>
+        <w:rPr>
+          <w:rFonts w:ascii="Times New Roman" w:hAnsi="Times New Roman" w:cs="Times New Roman"/>
+          <w:sz w:val="28"/>
+          <w:szCs w:val="28"/>
+        </w:rPr>
+      </w:r>
     </w:p>
     <w:p>
       <w:pPr>
@@ -214,6 +229,13 @@
           <w:szCs w:val="28"/>
         </w:rPr>
       </w:r>
+      <w:r>
+        <w:rPr>
+          <w:rFonts w:ascii="Times New Roman" w:hAnsi="Times New Roman" w:cs="Times New Roman"/>
+          <w:sz w:val="28"/>
+          <w:szCs w:val="28"/>
+        </w:rPr>
+      </w:r>
     </w:p>
     <w:p>
       <w:pPr>
@@ -239,6 +261,13 @@
           <w:szCs w:val="28"/>
         </w:rPr>
       </w:r>
+      <w:r>
+        <w:rPr>
+          <w:rFonts w:ascii="Times New Roman" w:hAnsi="Times New Roman" w:cs="Times New Roman"/>
+          <w:sz w:val="28"/>
+          <w:szCs w:val="28"/>
+        </w:rPr>
+      </w:r>
     </w:p>
     <w:p>
       <w:pPr>
@@ -260,6 +289,13 @@
       <w:r>
         <w:rPr>
           <w:rFonts w:ascii="Times New Roman" w:hAnsi="Times New Roman" w:eastAsia="Times New Roman" w:cs="Times New Roman"/>
+          <w:sz w:val="28"/>
+          <w:szCs w:val="28"/>
+        </w:rPr>
+      </w:r>
+      <w:r>
+        <w:rPr>
+          <w:rFonts w:ascii="Times New Roman" w:hAnsi="Times New Roman" w:cs="Times New Roman"/>
           <w:sz w:val="28"/>
           <w:szCs w:val="28"/>
         </w:rPr>
@@ -306,11 +342,9 @@
       </w:r>
       <w:r>
         <w:rPr>
-          <w:rFonts w:hint="default" w:ascii="Times New Roman" w:hAnsi="Times New Roman" w:eastAsia="Times New Roman" w:cs="Times New Roman"/>
+          <w:rFonts w:hint="default" w:ascii="Times New Roman" w:hAnsi="Times New Roman" w:cs="Times New Roman"/>
           <w:b/>
           <w:sz w:val="28"/>
-          <w:szCs w:val="28"/>
-          <w:lang w:val="ru-RU"/>
         </w:rPr>
       </w:r>
     </w:p>
@@ -338,6 +372,13 @@
           <w:szCs w:val="28"/>
         </w:rPr>
       </w:r>
+      <w:r>
+        <w:rPr>
+          <w:rFonts w:ascii="Times New Roman" w:hAnsi="Times New Roman" w:cs="Times New Roman"/>
+          <w:sz w:val="28"/>
+          <w:szCs w:val="28"/>
+        </w:rPr>
+      </w:r>
     </w:p>
     <w:p>
       <w:pPr>
@@ -363,6 +404,13 @@
           <w:szCs w:val="28"/>
         </w:rPr>
       </w:r>
+      <w:r>
+        <w:rPr>
+          <w:rFonts w:ascii="Times New Roman" w:hAnsi="Times New Roman" w:cs="Times New Roman"/>
+          <w:sz w:val="28"/>
+          <w:szCs w:val="28"/>
+        </w:rPr>
+      </w:r>
     </w:p>
     <w:p>
       <w:pPr>
@@ -388,6 +436,13 @@
           <w:szCs w:val="28"/>
         </w:rPr>
       </w:r>
+      <w:r>
+        <w:rPr>
+          <w:rFonts w:ascii="Times New Roman" w:hAnsi="Times New Roman" w:cs="Times New Roman"/>
+          <w:sz w:val="28"/>
+          <w:szCs w:val="28"/>
+        </w:rPr>
+      </w:r>
     </w:p>
     <w:p>
       <w:pPr>
@@ -413,6 +468,13 @@
           <w:szCs w:val="28"/>
         </w:rPr>
       </w:r>
+      <w:r>
+        <w:rPr>
+          <w:rFonts w:ascii="Times New Roman" w:hAnsi="Times New Roman" w:cs="Times New Roman"/>
+          <w:sz w:val="28"/>
+          <w:szCs w:val="28"/>
+        </w:rPr>
+      </w:r>
     </w:p>
     <w:p>
       <w:pPr>
@@ -438,6 +500,13 @@
           <w:szCs w:val="28"/>
         </w:rPr>
       </w:r>
+      <w:r>
+        <w:rPr>
+          <w:rFonts w:ascii="Times New Roman" w:hAnsi="Times New Roman" w:cs="Times New Roman"/>
+          <w:sz w:val="28"/>
+          <w:szCs w:val="28"/>
+        </w:rPr>
+      </w:r>
     </w:p>
     <w:p>
       <w:pPr>
@@ -463,6 +532,13 @@
           <w:szCs w:val="28"/>
         </w:rPr>
       </w:r>
+      <w:r>
+        <w:rPr>
+          <w:rFonts w:ascii="Times New Roman" w:hAnsi="Times New Roman" w:cs="Times New Roman"/>
+          <w:sz w:val="28"/>
+          <w:szCs w:val="28"/>
+        </w:rPr>
+      </w:r>
     </w:p>
     <w:p>
       <w:pPr>
@@ -488,6 +564,13 @@
           <w:szCs w:val="28"/>
         </w:rPr>
       </w:r>
+      <w:r>
+        <w:rPr>
+          <w:rFonts w:ascii="Times New Roman" w:hAnsi="Times New Roman" w:cs="Times New Roman"/>
+          <w:sz w:val="28"/>
+          <w:szCs w:val="28"/>
+        </w:rPr>
+      </w:r>
     </w:p>
     <w:p>
       <w:pPr>
@@ -513,6 +596,13 @@
           <w:szCs w:val="28"/>
         </w:rPr>
       </w:r>
+      <w:r>
+        <w:rPr>
+          <w:rFonts w:ascii="Times New Roman" w:hAnsi="Times New Roman" w:cs="Times New Roman"/>
+          <w:sz w:val="28"/>
+          <w:szCs w:val="28"/>
+        </w:rPr>
+      </w:r>
     </w:p>
     <w:p>
       <w:pPr>
@@ -538,6 +628,13 @@
           <w:szCs w:val="28"/>
         </w:rPr>
       </w:r>
+      <w:r>
+        <w:rPr>
+          <w:rFonts w:ascii="Times New Roman" w:hAnsi="Times New Roman" w:cs="Times New Roman"/>
+          <w:sz w:val="28"/>
+          <w:szCs w:val="28"/>
+        </w:rPr>
+      </w:r>
     </w:p>
     <w:p>
       <w:pPr>
@@ -563,6 +660,13 @@
           <w:szCs w:val="28"/>
         </w:rPr>
       </w:r>
+      <w:r>
+        <w:rPr>
+          <w:rFonts w:ascii="Times New Roman" w:hAnsi="Times New Roman" w:cs="Times New Roman"/>
+          <w:sz w:val="28"/>
+          <w:szCs w:val="28"/>
+        </w:rPr>
+      </w:r>
     </w:p>
     <w:p>
       <w:pPr>
@@ -588,6 +692,13 @@
           <w:szCs w:val="28"/>
         </w:rPr>
       </w:r>
+      <w:r>
+        <w:rPr>
+          <w:rFonts w:ascii="Times New Roman" w:hAnsi="Times New Roman" w:cs="Times New Roman"/>
+          <w:sz w:val="28"/>
+          <w:szCs w:val="28"/>
+        </w:rPr>
+      </w:r>
     </w:p>
     <w:p>
       <w:pPr>
@@ -613,6 +724,13 @@
           <w:szCs w:val="28"/>
         </w:rPr>
       </w:r>
+      <w:r>
+        <w:rPr>
+          <w:rFonts w:ascii="Times New Roman" w:hAnsi="Times New Roman" w:cs="Times New Roman"/>
+          <w:sz w:val="28"/>
+          <w:szCs w:val="28"/>
+        </w:rPr>
+      </w:r>
     </w:p>
     <w:p>
       <w:pPr>
@@ -638,6 +756,13 @@
           <w:szCs w:val="28"/>
         </w:rPr>
       </w:r>
+      <w:r>
+        <w:rPr>
+          <w:rFonts w:ascii="Times New Roman" w:hAnsi="Times New Roman" w:cs="Times New Roman"/>
+          <w:sz w:val="28"/>
+          <w:szCs w:val="28"/>
+        </w:rPr>
+      </w:r>
     </w:p>
     <w:p>
       <w:pPr>
@@ -663,6 +788,13 @@
           <w:szCs w:val="28"/>
         </w:rPr>
       </w:r>
+      <w:r>
+        <w:rPr>
+          <w:rFonts w:ascii="Times New Roman" w:hAnsi="Times New Roman" w:cs="Times New Roman"/>
+          <w:sz w:val="28"/>
+          <w:szCs w:val="28"/>
+        </w:rPr>
+      </w:r>
     </w:p>
     <w:p>
       <w:pPr>
@@ -688,6 +820,13 @@
           <w:szCs w:val="28"/>
         </w:rPr>
       </w:r>
+      <w:r>
+        <w:rPr>
+          <w:rFonts w:ascii="Times New Roman" w:hAnsi="Times New Roman" w:cs="Times New Roman"/>
+          <w:sz w:val="28"/>
+          <w:szCs w:val="28"/>
+        </w:rPr>
+      </w:r>
     </w:p>
     <w:p>
       <w:pPr>
@@ -713,6 +852,13 @@
           <w:szCs w:val="28"/>
         </w:rPr>
       </w:r>
+      <w:r>
+        <w:rPr>
+          <w:rFonts w:ascii="Times New Roman" w:hAnsi="Times New Roman" w:cs="Times New Roman"/>
+          <w:sz w:val="28"/>
+          <w:szCs w:val="28"/>
+        </w:rPr>
+      </w:r>
     </w:p>
     <w:p>
       <w:pPr>
@@ -738,6 +884,13 @@
           <w:szCs w:val="28"/>
         </w:rPr>
       </w:r>
+      <w:r>
+        <w:rPr>
+          <w:rFonts w:ascii="Times New Roman" w:hAnsi="Times New Roman" w:cs="Times New Roman"/>
+          <w:sz w:val="28"/>
+          <w:szCs w:val="28"/>
+        </w:rPr>
+      </w:r>
     </w:p>
     <w:p>
       <w:pPr>
@@ -763,10 +916,17 @@
           <w:szCs w:val="28"/>
         </w:rPr>
       </w:r>
+      <w:r>
+        <w:rPr>
+          <w:rFonts w:ascii="Times New Roman" w:hAnsi="Times New Roman" w:cs="Times New Roman"/>
+          <w:sz w:val="28"/>
+          <w:szCs w:val="28"/>
+        </w:rPr>
+      </w:r>
     </w:p>
     <w:p>
       <w:pPr>
-        <w:pStyle w:val="13"/>
+        <w:pStyle w:val="686"/>
         <w:numPr>
           <w:ilvl w:val="0"/>
           <w:numId w:val="1"/>
@@ -839,7 +999,7 @@
       </w:r>
       <w:r>
         <w:rPr>
-          <w:rFonts w:ascii="Times New Roman" w:hAnsi="Times New Roman" w:eastAsia="Times New Roman" w:cs="Times New Roman"/>
+          <w:rFonts w:ascii="Times New Roman" w:hAnsi="Times New Roman" w:cs="Times New Roman"/>
           <w:b/>
           <w:bCs/>
           <w:sz w:val="32"/>
@@ -849,7 +1009,7 @@
     </w:p>
     <w:p>
       <w:pPr>
-        <w:pStyle w:val="15"/>
+        <w:pStyle w:val="688"/>
         <w:numPr>
           <w:ilvl w:val="1"/>
           <w:numId w:val="1"/>
@@ -900,7 +1060,7 @@
       </w:r>
       <w:r>
         <w:rPr>
-          <w:rFonts w:ascii="Times New Roman" w:hAnsi="Times New Roman" w:eastAsia="Times New Roman" w:cs="Times New Roman"/>
+          <w:rFonts w:ascii="Times New Roman" w:hAnsi="Times New Roman" w:cs="Times New Roman"/>
           <w:b/>
           <w:bCs/>
           <w:sz w:val="28"/>
@@ -910,7 +1070,7 @@
     </w:p>
     <w:p>
       <w:pPr>
-        <w:pStyle w:val="1_786"/>
+        <w:pStyle w:val="868"/>
         <w:ind w:left="-142" w:right="0" w:hanging="425"/>
         <w:jc w:val="left"/>
         <w:spacing w:before="280" w:line="360" w:lineRule="auto"/>
@@ -969,7 +1129,7 @@
       </w:r>
       <w:r>
         <w:rPr>
-          <w:rFonts w:ascii="Times New Roman" w:hAnsi="Times New Roman" w:eastAsia="Times New Roman" w:cs="Times New Roman"/>
+          <w:rFonts w:ascii="Times New Roman" w:hAnsi="Times New Roman" w:cs="Times New Roman"/>
           <w:sz w:val="28"/>
           <w:szCs w:val="28"/>
         </w:rPr>
@@ -977,7 +1137,7 @@
     </w:p>
     <w:p>
       <w:pPr>
-        <w:pStyle w:val="1_786"/>
+        <w:pStyle w:val="868"/>
         <w:ind w:left="-142" w:right="0" w:hanging="425"/>
         <w:jc w:val="left"/>
         <w:rPr>
@@ -1056,7 +1216,7 @@
       </w:r>
       <w:r>
         <w:rPr>
-          <w:rFonts w:ascii="Times New Roman" w:hAnsi="Times New Roman" w:eastAsia="Times New Roman" w:cs="Times New Roman"/>
+          <w:rFonts w:ascii="Times New Roman" w:hAnsi="Times New Roman" w:cs="Times New Roman"/>
           <w:sz w:val="28"/>
           <w:szCs w:val="28"/>
         </w:rPr>
@@ -1064,7 +1224,7 @@
     </w:p>
     <w:p>
       <w:pPr>
-        <w:pStyle w:val="15"/>
+        <w:pStyle w:val="688"/>
         <w:numPr>
           <w:ilvl w:val="1"/>
           <w:numId w:val="1"/>
@@ -1158,7 +1318,7 @@
       </w:r>
       <w:r>
         <w:rPr>
-          <w:rFonts w:ascii="Times New Roman" w:hAnsi="Times New Roman" w:eastAsia="Times New Roman" w:cs="Times New Roman"/>
+          <w:rFonts w:ascii="Times New Roman" w:hAnsi="Times New Roman" w:cs="Times New Roman"/>
           <w:b/>
           <w:bCs/>
           <w:sz w:val="28"/>
@@ -1168,7 +1328,7 @@
     </w:p>
     <w:p>
       <w:pPr>
-        <w:pStyle w:val="1_786"/>
+        <w:pStyle w:val="868"/>
         <w:ind w:left="-142" w:right="0" w:hanging="425"/>
         <w:jc w:val="both"/>
         <w:spacing w:before="277" w:line="360" w:lineRule="auto"/>
@@ -1399,7 +1559,7 @@
       </w:r>
       <w:r>
         <w:rPr>
-          <w:rFonts w:ascii="Times New Roman" w:hAnsi="Times New Roman" w:eastAsia="Times New Roman" w:cs="Times New Roman"/>
+          <w:rFonts w:ascii="Times New Roman" w:hAnsi="Times New Roman" w:cs="Times New Roman"/>
           <w:sz w:val="28"/>
           <w:szCs w:val="28"/>
         </w:rPr>
@@ -1407,7 +1567,7 @@
     </w:p>
     <w:p>
       <w:pPr>
-        <w:pStyle w:val="15"/>
+        <w:pStyle w:val="688"/>
         <w:numPr>
           <w:ilvl w:val="1"/>
           <w:numId w:val="1"/>
@@ -1535,7 +1695,7 @@
       </w:r>
       <w:r>
         <w:rPr>
-          <w:rFonts w:ascii="Times New Roman" w:hAnsi="Times New Roman" w:eastAsia="Times New Roman" w:cs="Times New Roman"/>
+          <w:rFonts w:ascii="Times New Roman" w:hAnsi="Times New Roman" w:cs="Times New Roman"/>
           <w:b/>
           <w:bCs/>
           <w:sz w:val="28"/>
@@ -1545,7 +1705,7 @@
     </w:p>
     <w:p>
       <w:pPr>
-        <w:pStyle w:val="1_786"/>
+        <w:pStyle w:val="868"/>
         <w:ind w:left="-142" w:right="0" w:hanging="425"/>
         <w:jc w:val="both"/>
         <w:spacing w:before="112"/>
@@ -1608,7 +1768,7 @@
       </w:r>
       <w:r>
         <w:rPr>
-          <w:rFonts w:ascii="Times New Roman" w:hAnsi="Times New Roman" w:eastAsia="Times New Roman" w:cs="Times New Roman"/>
+          <w:rFonts w:ascii="Times New Roman" w:hAnsi="Times New Roman" w:cs="Times New Roman"/>
           <w:sz w:val="28"/>
           <w:szCs w:val="28"/>
         </w:rPr>
@@ -1828,9 +1988,8 @@
       </w:r>
       <w:r>
         <w:rPr>
-          <w:rFonts w:ascii="Times New Roman" w:hAnsi="Times New Roman" w:eastAsia="Times New Roman" w:cs="Times New Roman"/>
-          <w:sz w:val="28"/>
-          <w:szCs w:val="28"/>
+          <w:rFonts w:ascii="Times New Roman" w:hAnsi="Times New Roman" w:cs="Times New Roman"/>
+          <w:sz w:val="24"/>
         </w:rPr>
       </w:r>
     </w:p>
@@ -1881,9 +2040,8 @@
       </w:r>
       <w:r>
         <w:rPr>
-          <w:rFonts w:ascii="Times New Roman" w:hAnsi="Times New Roman" w:eastAsia="Times New Roman" w:cs="Times New Roman"/>
-          <w:sz w:val="28"/>
-          <w:szCs w:val="28"/>
+          <w:rFonts w:ascii="Times New Roman" w:hAnsi="Times New Roman" w:cs="Times New Roman"/>
+          <w:sz w:val="27"/>
         </w:rPr>
       </w:r>
     </w:p>
@@ -2078,15 +2236,14 @@
       </w:r>
       <w:r>
         <w:rPr>
-          <w:rFonts w:ascii="Times New Roman" w:hAnsi="Times New Roman" w:eastAsia="Times New Roman" w:cs="Times New Roman"/>
-          <w:sz w:val="28"/>
-          <w:szCs w:val="28"/>
+          <w:rFonts w:ascii="Times New Roman" w:hAnsi="Times New Roman" w:cs="Times New Roman"/>
+          <w:sz w:val="24"/>
         </w:rPr>
       </w:r>
     </w:p>
     <w:p>
       <w:pPr>
-        <w:pStyle w:val="1_786"/>
+        <w:pStyle w:val="868"/>
         <w:ind w:left="-142" w:right="0" w:hanging="425"/>
         <w:jc w:val="both"/>
         <w:rPr>
@@ -2111,7 +2268,7 @@
       </w:r>
       <w:r>
         <w:rPr>
-          <w:rFonts w:ascii="Times New Roman" w:hAnsi="Times New Roman" w:eastAsia="Times New Roman" w:cs="Times New Roman"/>
+          <w:rFonts w:ascii="Times New Roman" w:hAnsi="Times New Roman" w:cs="Times New Roman"/>
           <w:sz w:val="28"/>
           <w:szCs w:val="28"/>
         </w:rPr>
@@ -2119,7 +2276,7 @@
     </w:p>
     <w:p>
       <w:pPr>
-        <w:pStyle w:val="1_786"/>
+        <w:pStyle w:val="868"/>
         <w:ind w:left="-142" w:right="0" w:hanging="425"/>
         <w:jc w:val="both"/>
         <w:spacing w:before="123"/>
@@ -2145,7 +2302,7 @@
       </w:r>
       <w:r>
         <w:rPr>
-          <w:rFonts w:ascii="Times New Roman" w:hAnsi="Times New Roman" w:eastAsia="Times New Roman" w:cs="Times New Roman"/>
+          <w:rFonts w:ascii="Times New Roman" w:hAnsi="Times New Roman" w:cs="Times New Roman"/>
           <w:sz w:val="28"/>
           <w:szCs w:val="28"/>
         </w:rPr>
@@ -2153,7 +2310,7 @@
     </w:p>
     <w:p>
       <w:pPr>
-        <w:pStyle w:val="15"/>
+        <w:pStyle w:val="688"/>
         <w:numPr>
           <w:ilvl w:val="1"/>
           <w:numId w:val="1"/>
@@ -2331,7 +2488,7 @@
       </w:r>
       <w:r>
         <w:rPr>
-          <w:rFonts w:ascii="Times New Roman" w:hAnsi="Times New Roman" w:eastAsia="Times New Roman" w:cs="Times New Roman"/>
+          <w:rFonts w:ascii="Times New Roman" w:hAnsi="Times New Roman" w:cs="Times New Roman"/>
           <w:b/>
           <w:bCs/>
           <w:sz w:val="28"/>
@@ -2341,7 +2498,7 @@
     </w:p>
     <w:p>
       <w:pPr>
-        <w:pStyle w:val="1_786"/>
+        <w:pStyle w:val="868"/>
         <w:ind w:left="-142" w:right="0" w:hanging="425"/>
         <w:jc w:val="both"/>
         <w:spacing w:before="278" w:line="360" w:lineRule="auto"/>
@@ -2640,7 +2797,7 @@
       </w:r>
       <w:r>
         <w:rPr>
-          <w:rFonts w:ascii="Times New Roman" w:hAnsi="Times New Roman" w:eastAsia="Times New Roman" w:cs="Times New Roman"/>
+          <w:rFonts w:ascii="Times New Roman" w:hAnsi="Times New Roman" w:cs="Times New Roman"/>
           <w:sz w:val="28"/>
           <w:szCs w:val="28"/>
         </w:rPr>
@@ -2648,7 +2805,7 @@
     </w:p>
     <w:p>
       <w:pPr>
-        <w:pStyle w:val="15"/>
+        <w:pStyle w:val="688"/>
         <w:numPr>
           <w:ilvl w:val="1"/>
           <w:numId w:val="1"/>
@@ -2856,15 +3013,13 @@
       <w:r>
         <w:rPr>
           <w:rFonts w:ascii="Times New Roman" w:hAnsi="Times New Roman" w:eastAsia="Times New Roman" w:cs="Times New Roman"/>
-          <w:b/>
-          <w:bCs/>
-          <w:sz w:val="28"/>
-          <w:szCs w:val="28"/>
-        </w:rPr>
-      </w:r>
-      <w:r>
-        <w:rPr>
-          <w:rFonts w:ascii="Times New Roman" w:hAnsi="Times New Roman" w:eastAsia="Times New Roman" w:cs="Times New Roman"/>
+          <w:sz w:val="28"/>
+          <w:szCs w:val="28"/>
+        </w:rPr>
+      </w:r>
+      <w:r>
+        <w:rPr>
+          <w:rFonts w:ascii="Times New Roman" w:hAnsi="Times New Roman" w:cs="Times New Roman"/>
           <w:sz w:val="28"/>
           <w:szCs w:val="28"/>
         </w:rPr>
@@ -2872,7 +3027,7 @@
     </w:p>
     <w:p>
       <w:pPr>
-        <w:pStyle w:val="1_786"/>
+        <w:pStyle w:val="868"/>
         <w:ind w:left="-142" w:right="0" w:hanging="425"/>
         <w:jc w:val="both"/>
         <w:spacing w:before="116" w:line="360" w:lineRule="auto"/>
@@ -3028,7 +3183,7 @@
       </w:r>
       <w:r>
         <w:rPr>
-          <w:rFonts w:ascii="Times New Roman" w:hAnsi="Times New Roman" w:eastAsia="Times New Roman" w:cs="Times New Roman"/>
+          <w:rFonts w:ascii="Times New Roman" w:hAnsi="Times New Roman" w:cs="Times New Roman"/>
           <w:sz w:val="28"/>
           <w:szCs w:val="28"/>
         </w:rPr>
@@ -3036,7 +3191,7 @@
     </w:p>
     <w:p>
       <w:pPr>
-        <w:pStyle w:val="1_786"/>
+        <w:pStyle w:val="868"/>
         <w:ind w:left="-142" w:right="0" w:hanging="425"/>
         <w:jc w:val="both"/>
         <w:spacing w:before="116" w:line="360" w:lineRule="auto"/>
@@ -3071,16 +3226,14 @@
       </w:r>
       <w:r>
         <w:rPr>
-          <w:rFonts w:ascii="Times New Roman" w:hAnsi="Times New Roman" w:eastAsia="Times New Roman" w:cs="Times New Roman"/>
-          <w:sz w:val="28"/>
-          <w:szCs w:val="28"/>
+          <w:rFonts w:ascii="Times New Roman" w:hAnsi="Times New Roman" w:cs="Times New Roman"/>
           <w:highlight w:val="none"/>
         </w:rPr>
       </w:r>
     </w:p>
     <w:p>
       <w:pPr>
-        <w:pStyle w:val="1_786"/>
+        <w:pStyle w:val="868"/>
         <w:ind w:left="-142" w:right="0" w:hanging="425"/>
         <w:jc w:val="both"/>
         <w:spacing w:before="116" w:line="360" w:lineRule="auto"/>
@@ -3107,10 +3260,18 @@
           <w:highlight w:val="none"/>
         </w:rPr>
       </w:r>
+      <w:r>
+        <w:rPr>
+          <w:rFonts w:ascii="Times New Roman" w:hAnsi="Times New Roman" w:cs="Times New Roman"/>
+          <w:sz w:val="28"/>
+          <w:szCs w:val="28"/>
+          <w:highlight w:val="none"/>
+        </w:rPr>
+      </w:r>
     </w:p>
     <w:p>
       <w:pPr>
-        <w:pStyle w:val="15"/>
+        <w:pStyle w:val="688"/>
         <w:ind w:left="-142" w:right="0" w:hanging="425"/>
         <w:jc w:val="both"/>
         <w:spacing w:before="67" w:after="0" w:line="240" w:lineRule="auto"/>
@@ -3134,7 +3295,7 @@
       </w:r>
       <w:r>
         <w:rPr>
-          <w:rStyle w:val="16"/>
+          <w:rStyle w:val="689"/>
           <w:rFonts w:ascii="Times New Roman" w:hAnsi="Times New Roman" w:eastAsia="Times New Roman" w:cs="Times New Roman"/>
           <w:b/>
           <w:bCs/>
@@ -3145,7 +3306,7 @@
       </w:r>
       <w:r>
         <w:rPr>
-          <w:rStyle w:val="16"/>
+          <w:rStyle w:val="689"/>
           <w:rFonts w:ascii="Times New Roman" w:hAnsi="Times New Roman" w:eastAsia="Times New Roman" w:cs="Times New Roman"/>
           <w:b/>
           <w:bCs/>
@@ -3156,7 +3317,7 @@
       </w:r>
       <w:r>
         <w:rPr>
-          <w:rStyle w:val="16"/>
+          <w:rStyle w:val="689"/>
           <w:rFonts w:ascii="Times New Roman" w:hAnsi="Times New Roman" w:eastAsia="Times New Roman" w:cs="Times New Roman"/>
           <w:b/>
           <w:bCs/>
@@ -3167,7 +3328,7 @@
       </w:r>
       <w:r>
         <w:rPr>
-          <w:rStyle w:val="16"/>
+          <w:rStyle w:val="689"/>
           <w:rFonts w:ascii="Times New Roman" w:hAnsi="Times New Roman" w:eastAsia="Times New Roman" w:cs="Times New Roman"/>
           <w:b/>
           <w:bCs/>
@@ -3179,7 +3340,7 @@
       <w:bookmarkStart w:id="0" w:name="undefined"/>
       <w:r>
         <w:rPr>
-          <w:rStyle w:val="16"/>
+          <w:rStyle w:val="689"/>
           <w:rFonts w:ascii="Times New Roman" w:hAnsi="Times New Roman" w:eastAsia="Times New Roman" w:cs="Times New Roman"/>
           <w:b/>
           <w:bCs/>
@@ -3190,7 +3351,7 @@
       </w:r>
       <w:r>
         <w:rPr>
-          <w:rStyle w:val="16"/>
+          <w:rStyle w:val="689"/>
           <w:rFonts w:ascii="Times New Roman" w:hAnsi="Times New Roman" w:eastAsia="Times New Roman" w:cs="Times New Roman"/>
           <w:b/>
           <w:bCs/>
@@ -3201,7 +3362,7 @@
       </w:r>
       <w:r>
         <w:rPr>
-          <w:rStyle w:val="16"/>
+          <w:rStyle w:val="689"/>
           <w:rFonts w:ascii="Times New Roman" w:hAnsi="Times New Roman" w:eastAsia="Times New Roman" w:cs="Times New Roman"/>
           <w:b/>
           <w:bCs/>
@@ -3212,7 +3373,7 @@
       </w:r>
       <w:r>
         <w:rPr>
-          <w:rStyle w:val="16"/>
+          <w:rStyle w:val="689"/>
           <w:rFonts w:ascii="Times New Roman" w:hAnsi="Times New Roman" w:eastAsia="Times New Roman" w:cs="Times New Roman"/>
           <w:b/>
           <w:bCs/>
@@ -3223,7 +3384,7 @@
       </w:r>
       <w:r>
         <w:rPr>
-          <w:rStyle w:val="16"/>
+          <w:rStyle w:val="689"/>
           <w:rFonts w:ascii="Times New Roman" w:hAnsi="Times New Roman" w:eastAsia="Times New Roman" w:cs="Times New Roman"/>
           <w:b/>
           <w:bCs/>
@@ -3234,7 +3395,7 @@
       </w:r>
       <w:r>
         <w:rPr>
-          <w:rStyle w:val="16"/>
+          <w:rStyle w:val="689"/>
           <w:rFonts w:ascii="Times New Roman" w:hAnsi="Times New Roman" w:eastAsia="Times New Roman" w:cs="Times New Roman"/>
           <w:b/>
           <w:bCs/>
@@ -3245,7 +3406,7 @@
       </w:r>
       <w:r>
         <w:rPr>
-          <w:rStyle w:val="16"/>
+          <w:rStyle w:val="689"/>
           <w:rFonts w:ascii="Times New Roman" w:hAnsi="Times New Roman" w:eastAsia="Times New Roman" w:cs="Times New Roman"/>
           <w:b/>
           <w:bCs/>
@@ -3256,7 +3417,7 @@
       </w:r>
       <w:r>
         <w:rPr>
-          <w:rStyle w:val="16"/>
+          <w:rStyle w:val="689"/>
           <w:rFonts w:ascii="Times New Roman" w:hAnsi="Times New Roman" w:eastAsia="Times New Roman" w:cs="Times New Roman"/>
           <w:b/>
           <w:bCs/>
@@ -3268,7 +3429,7 @@
       <w:bookmarkEnd w:id="0"/>
       <w:r>
         <w:rPr>
-          <w:rStyle w:val="16"/>
+          <w:rStyle w:val="689"/>
           <w:rFonts w:ascii="Times New Roman" w:hAnsi="Times New Roman" w:eastAsia="Times New Roman" w:cs="Times New Roman"/>
           <w:b/>
           <w:bCs/>
@@ -3279,17 +3440,14 @@
       </w:r>
       <w:r>
         <w:rPr>
-          <w:rStyle w:val="16"/>
-          <w:rFonts w:ascii="Times New Roman" w:hAnsi="Times New Roman" w:eastAsia="Times New Roman" w:cs="Times New Roman"/>
-          <w:b/>
-          <w:bCs/>
-          <w:sz w:val="28"/>
-          <w:szCs w:val="28"/>
-        </w:rPr>
-      </w:r>
-      <w:r>
-        <w:rPr>
-          <w:rFonts w:ascii="Times New Roman" w:hAnsi="Times New Roman" w:eastAsia="Times New Roman" w:cs="Times New Roman"/>
+          <w:rFonts w:ascii="Times New Roman" w:hAnsi="Times New Roman" w:eastAsia="Times New Roman" w:cs="Times New Roman"/>
+          <w:sz w:val="28"/>
+          <w:szCs w:val="28"/>
+        </w:rPr>
+      </w:r>
+      <w:r>
+        <w:rPr>
+          <w:rFonts w:ascii="Times New Roman" w:hAnsi="Times New Roman" w:cs="Times New Roman"/>
           <w:sz w:val="28"/>
           <w:szCs w:val="28"/>
         </w:rPr>
@@ -3297,7 +3455,7 @@
     </w:p>
     <w:p>
       <w:pPr>
-        <w:pStyle w:val="1_786"/>
+        <w:pStyle w:val="868"/>
         <w:ind w:left="-142" w:right="0" w:hanging="425"/>
         <w:jc w:val="both"/>
         <w:spacing w:before="279"/>
@@ -3372,7 +3530,7 @@
       </w:r>
       <w:r>
         <w:rPr>
-          <w:rFonts w:ascii="Times New Roman" w:hAnsi="Times New Roman" w:eastAsia="Times New Roman" w:cs="Times New Roman"/>
+          <w:rFonts w:ascii="Times New Roman" w:hAnsi="Times New Roman" w:cs="Times New Roman"/>
           <w:sz w:val="28"/>
           <w:szCs w:val="28"/>
         </w:rPr>
@@ -3380,7 +3538,7 @@
     </w:p>
     <w:p>
       <w:pPr>
-        <w:pStyle w:val="15"/>
+        <w:pStyle w:val="688"/>
         <w:ind w:left="-142" w:right="0" w:hanging="425"/>
         <w:jc w:val="both"/>
         <w:spacing w:before="261" w:after="0" w:line="360" w:lineRule="auto"/>
@@ -3467,7 +3625,7 @@
       </w:r>
       <w:r>
         <w:rPr>
-          <w:rFonts w:ascii="Times New Roman" w:hAnsi="Times New Roman" w:eastAsia="Times New Roman" w:cs="Times New Roman"/>
+          <w:rFonts w:ascii="Times New Roman" w:hAnsi="Times New Roman" w:cs="Times New Roman"/>
           <w:b/>
           <w:bCs/>
           <w:sz w:val="28"/>
@@ -3477,7 +3635,7 @@
     </w:p>
     <w:p>
       <w:pPr>
-        <w:pStyle w:val="1_786"/>
+        <w:pStyle w:val="868"/>
         <w:ind w:left="-142" w:right="0" w:hanging="425"/>
         <w:jc w:val="both"/>
         <w:spacing w:before="118" w:line="360" w:lineRule="auto"/>
@@ -3992,7 +4150,7 @@
       </w:r>
       <w:r>
         <w:rPr>
-          <w:rFonts w:ascii="Times New Roman" w:hAnsi="Times New Roman" w:eastAsia="Times New Roman" w:cs="Times New Roman"/>
+          <w:rFonts w:ascii="Times New Roman" w:hAnsi="Times New Roman" w:cs="Times New Roman"/>
           <w:sz w:val="28"/>
           <w:szCs w:val="28"/>
         </w:rPr>
@@ -4125,10 +4283,9 @@
       </w:r>
       <w:r>
         <w:rPr>
-          <w:rFonts w:ascii="Times New Roman" w:hAnsi="Times New Roman" w:eastAsia="Times New Roman" w:cs="Times New Roman"/>
+          <w:rFonts w:ascii="Times New Roman" w:hAnsi="Times New Roman" w:cs="Times New Roman"/>
           <w:b/>
           <w:sz w:val="28"/>
-          <w:szCs w:val="28"/>
         </w:rPr>
       </w:r>
     </w:p>
@@ -4239,16 +4396,15 @@
       </w:r>
       <w:r>
         <w:rPr>
-          <w:rFonts w:ascii="Times New Roman" w:hAnsi="Times New Roman" w:eastAsia="Times New Roman" w:cs="Times New Roman"/>
+          <w:rFonts w:ascii="Times New Roman" w:hAnsi="Times New Roman" w:cs="Times New Roman"/>
           <w:b/>
           <w:sz w:val="28"/>
-          <w:szCs w:val="28"/>
         </w:rPr>
       </w:r>
     </w:p>
     <w:p>
       <w:pPr>
-        <w:pStyle w:val="1_786"/>
+        <w:pStyle w:val="868"/>
         <w:ind w:left="-142" w:right="0" w:hanging="425"/>
         <w:jc w:val="both"/>
         <w:spacing w:before="276" w:line="360" w:lineRule="auto"/>
@@ -4338,7 +4494,7 @@
       </w:r>
       <w:r>
         <w:rPr>
-          <w:rFonts w:ascii="Times New Roman" w:hAnsi="Times New Roman" w:eastAsia="Times New Roman" w:cs="Times New Roman"/>
+          <w:rFonts w:ascii="Times New Roman" w:hAnsi="Times New Roman" w:cs="Times New Roman"/>
           <w:sz w:val="28"/>
           <w:szCs w:val="28"/>
         </w:rPr>
@@ -4346,7 +4502,7 @@
     </w:p>
     <w:p>
       <w:pPr>
-        <w:pStyle w:val="621"/>
+        <w:pStyle w:val="866"/>
         <w:numPr>
           <w:ilvl w:val="0"/>
           <w:numId w:val="3"/>
@@ -4396,15 +4552,14 @@
       </w:r>
       <w:r>
         <w:rPr>
-          <w:rFonts w:ascii="Times New Roman" w:hAnsi="Times New Roman" w:eastAsia="Times New Roman" w:cs="Times New Roman"/>
-          <w:sz w:val="28"/>
-          <w:szCs w:val="28"/>
+          <w:rFonts w:ascii="Times New Roman" w:hAnsi="Times New Roman" w:cs="Times New Roman"/>
+          <w:sz w:val="24"/>
         </w:rPr>
       </w:r>
     </w:p>
     <w:p>
       <w:pPr>
-        <w:pStyle w:val="621"/>
+        <w:pStyle w:val="866"/>
         <w:numPr>
           <w:ilvl w:val="0"/>
           <w:numId w:val="3"/>
@@ -4517,15 +4672,14 @@
       </w:r>
       <w:r>
         <w:rPr>
-          <w:rFonts w:ascii="Times New Roman" w:hAnsi="Times New Roman" w:eastAsia="Times New Roman" w:cs="Times New Roman"/>
-          <w:sz w:val="28"/>
-          <w:szCs w:val="28"/>
+          <w:rFonts w:ascii="Times New Roman" w:hAnsi="Times New Roman" w:cs="Times New Roman"/>
+          <w:sz w:val="24"/>
         </w:rPr>
       </w:r>
     </w:p>
     <w:p>
       <w:pPr>
-        <w:pStyle w:val="621"/>
+        <w:pStyle w:val="866"/>
         <w:numPr>
           <w:ilvl w:val="0"/>
           <w:numId w:val="3"/>
@@ -4721,15 +4875,15 @@
       </w:r>
       <w:r>
         <w:rPr>
-          <w:rFonts w:ascii="Times New Roman" w:hAnsi="Times New Roman" w:eastAsia="Times New Roman" w:cs="Times New Roman"/>
-          <w:sz w:val="28"/>
-          <w:szCs w:val="28"/>
+          <w:rFonts w:ascii="Times New Roman" w:hAnsi="Times New Roman" w:cs="Times New Roman"/>
+          <w:sz w:val="24"/>
+          <w:szCs w:val="24"/>
         </w:rPr>
       </w:r>
     </w:p>
     <w:p>
       <w:pPr>
-        <w:pStyle w:val="621"/>
+        <w:pStyle w:val="866"/>
         <w:numPr>
           <w:ilvl w:val="0"/>
           <w:numId w:val="3"/>
@@ -4806,15 +4960,14 @@
       </w:r>
       <w:r>
         <w:rPr>
-          <w:rFonts w:ascii="Times New Roman" w:hAnsi="Times New Roman" w:eastAsia="Times New Roman" w:cs="Times New Roman"/>
-          <w:sz w:val="28"/>
-          <w:szCs w:val="28"/>
+          <w:rFonts w:ascii="Times New Roman" w:hAnsi="Times New Roman" w:cs="Times New Roman"/>
+          <w:sz w:val="24"/>
         </w:rPr>
       </w:r>
     </w:p>
     <w:p>
       <w:pPr>
-        <w:pStyle w:val="621"/>
+        <w:pStyle w:val="866"/>
         <w:numPr>
           <w:ilvl w:val="0"/>
           <w:numId w:val="3"/>
@@ -5119,15 +5272,14 @@
       </w:r>
       <w:r>
         <w:rPr>
-          <w:rFonts w:ascii="Times New Roman" w:hAnsi="Times New Roman" w:eastAsia="Times New Roman" w:cs="Times New Roman"/>
-          <w:sz w:val="28"/>
-          <w:szCs w:val="28"/>
+          <w:rFonts w:ascii="Times New Roman" w:hAnsi="Times New Roman" w:cs="Times New Roman"/>
+          <w:sz w:val="24"/>
         </w:rPr>
       </w:r>
     </w:p>
     <w:p>
       <w:pPr>
-        <w:pStyle w:val="621"/>
+        <w:pStyle w:val="866"/>
         <w:numPr>
           <w:ilvl w:val="0"/>
           <w:numId w:val="3"/>
@@ -5184,15 +5336,14 @@
       </w:r>
       <w:r>
         <w:rPr>
-          <w:rFonts w:ascii="Times New Roman" w:hAnsi="Times New Roman" w:eastAsia="Times New Roman" w:cs="Times New Roman"/>
-          <w:sz w:val="28"/>
-          <w:szCs w:val="28"/>
+          <w:rFonts w:ascii="Times New Roman" w:hAnsi="Times New Roman" w:cs="Times New Roman"/>
+          <w:sz w:val="24"/>
         </w:rPr>
       </w:r>
     </w:p>
     <w:p>
       <w:pPr>
-        <w:pStyle w:val="15"/>
+        <w:pStyle w:val="688"/>
         <w:ind w:left="-142" w:right="0" w:hanging="425"/>
         <w:jc w:val="both"/>
         <w:spacing w:before="67" w:after="0" w:line="362" w:lineRule="auto"/>
@@ -5395,7 +5546,7 @@
       </w:r>
       <w:r>
         <w:rPr>
-          <w:rFonts w:ascii="Times New Roman" w:hAnsi="Times New Roman" w:eastAsia="Times New Roman" w:cs="Times New Roman"/>
+          <w:rFonts w:ascii="Times New Roman" w:hAnsi="Times New Roman" w:cs="Times New Roman"/>
           <w:b/>
           <w:bCs/>
           <w:sz w:val="28"/>
@@ -5423,6 +5574,13 @@
       <w:r>
         <w:rPr>
           <w:rFonts w:ascii="Times New Roman" w:hAnsi="Times New Roman" w:eastAsia="Times New Roman" w:cs="Times New Roman"/>
+          <w:sz w:val="28"/>
+          <w:szCs w:val="28"/>
+        </w:rPr>
+      </w:r>
+      <w:r>
+        <w:rPr>
+          <w:rFonts w:ascii="Times New Roman" w:hAnsi="Times New Roman" w:cs="Times New Roman"/>
           <w:sz w:val="28"/>
           <w:szCs w:val="28"/>
         </w:rPr>
@@ -5482,7 +5640,7 @@
                         <w:txbxContent>
                           <w:tbl>
                             <w:tblPr>
-                              <w:tblStyle w:val="618"/>
+                              <w:tblStyle w:val="863"/>
                               <w:tblW w:w="0" w:type="auto"/>
                               <w:tblInd w:w="65" w:type="dxa"/>
                               <w:tblBorders>
@@ -5520,7 +5678,7 @@
                                 </w:tcPr>
                                 <w:p>
                                   <w:pPr>
-                                    <w:pStyle w:val="1_787"/>
+                                    <w:pStyle w:val="869"/>
                                     <w:ind w:left="311"/>
                                     <w:spacing w:before="116"/>
                                     <w:rPr>
@@ -5544,11 +5702,6 @@
                                       <w:sz w:val="24"/>
                                     </w:rPr>
                                   </w:r>
-                                  <w:r>
-                                    <w:rPr>
-                                      <w:sz w:val="24"/>
-                                    </w:rPr>
-                                  </w:r>
                                 </w:p>
                               </w:tc>
                               <w:tc>
@@ -5559,7 +5712,7 @@
                                 </w:tcPr>
                                 <w:p>
                                   <w:pPr>
-                                    <w:pStyle w:val="1_787"/>
+                                    <w:pStyle w:val="869"/>
                                     <w:ind w:left="12" w:right="6"/>
                                     <w:jc w:val="center"/>
                                     <w:spacing w:line="273" w:lineRule="exact"/>
@@ -5584,11 +5737,6 @@
                                       <w:sz w:val="24"/>
                                     </w:rPr>
                                   </w:r>
-                                  <w:r>
-                                    <w:rPr>
-                                      <w:sz w:val="24"/>
-                                    </w:rPr>
-                                  </w:r>
                                 </w:p>
                               </w:tc>
                               <w:tc>
@@ -5599,7 +5747,7 @@
                                 </w:tcPr>
                                 <w:p>
                                   <w:pPr>
-                                    <w:pStyle w:val="1_787"/>
+                                    <w:pStyle w:val="869"/>
                                     <w:ind w:left="9"/>
                                     <w:jc w:val="center"/>
                                     <w:spacing w:line="273" w:lineRule="exact"/>
@@ -5613,11 +5761,6 @@
                                       <w:sz w:val="24"/>
                                     </w:rPr>
                                     <w:t xml:space="preserve">Расшифровка</w:t>
-                                  </w:r>
-                                  <w:r>
-                                    <w:rPr>
-                                      <w:sz w:val="24"/>
-                                    </w:rPr>
                                   </w:r>
                                   <w:r>
                                     <w:rPr>
@@ -5645,7 +5788,7 @@
                                 </w:tcPr>
                                 <w:p>
                                   <w:pPr>
-                                    <w:pStyle w:val="1_787"/>
+                                    <w:pStyle w:val="869"/>
                                     <w:ind w:left="283"/>
                                     <w:spacing w:before="114"/>
                                     <w:rPr>
@@ -5669,11 +5812,6 @@
                                       <w:sz w:val="24"/>
                                     </w:rPr>
                                   </w:r>
-                                  <w:r>
-                                    <w:rPr>
-                                      <w:sz w:val="24"/>
-                                    </w:rPr>
-                                  </w:r>
                                 </w:p>
                               </w:tc>
                               <w:tc>
@@ -5684,7 +5822,7 @@
                                 </w:tcPr>
                                 <w:p>
                                   <w:pPr>
-                                    <w:pStyle w:val="1_787"/>
+                                    <w:pStyle w:val="869"/>
                                     <w:ind w:left="12" w:right="5"/>
                                     <w:jc w:val="center"/>
                                     <w:spacing w:line="270" w:lineRule="exact"/>
@@ -5714,11 +5852,6 @@
                                       <w:sz w:val="24"/>
                                     </w:rPr>
                                   </w:r>
-                                  <w:r>
-                                    <w:rPr>
-                                      <w:sz w:val="24"/>
-                                    </w:rPr>
-                                  </w:r>
                                 </w:p>
                               </w:tc>
                               <w:tc>
@@ -5729,7 +5862,7 @@
                                 </w:tcPr>
                                 <w:p>
                                   <w:pPr>
-                                    <w:pStyle w:val="1_787"/>
+                                    <w:pStyle w:val="869"/>
                                     <w:ind w:left="108"/>
                                     <w:spacing w:line="270" w:lineRule="exact"/>
                                     <w:rPr>
@@ -5741,11 +5874,6 @@
                                       <w:sz w:val="24"/>
                                     </w:rPr>
                                     <w:t xml:space="preserve">Система динамической генерации виртуальных миров</w:t>
-                                  </w:r>
-                                  <w:r>
-                                    <w:rPr>
-                                      <w:sz w:val="24"/>
-                                    </w:rPr>
                                   </w:r>
                                   <w:r>
                                     <w:rPr>
@@ -5773,7 +5901,7 @@
                                 </w:tcPr>
                                 <w:p>
                                   <w:pPr>
-                                    <w:pStyle w:val="1_787"/>
+                                    <w:pStyle w:val="869"/>
                                     <w:ind w:left="283"/>
                                     <w:spacing w:before="114"/>
                                     <w:tabs>
@@ -5807,11 +5935,6 @@
                                       <w:sz w:val="24"/>
                                     </w:rPr>
                                   </w:r>
-                                  <w:r>
-                                    <w:rPr>
-                                      <w:sz w:val="24"/>
-                                    </w:rPr>
-                                  </w:r>
                                 </w:p>
                               </w:tc>
                               <w:tc>
@@ -5822,7 +5945,7 @@
                                 </w:tcPr>
                                 <w:p>
                                   <w:pPr>
-                                    <w:pStyle w:val="1_787"/>
+                                    <w:pStyle w:val="869"/>
                                     <w:ind w:left="12" w:right="1"/>
                                     <w:jc w:val="center"/>
                                     <w:spacing w:line="270" w:lineRule="exact"/>
@@ -5848,11 +5971,6 @@
                                       <w:sz w:val="24"/>
                                     </w:rPr>
                                   </w:r>
-                                  <w:r>
-                                    <w:rPr>
-                                      <w:sz w:val="24"/>
-                                    </w:rPr>
-                                  </w:r>
                                 </w:p>
                               </w:tc>
                               <w:tc>
@@ -5863,7 +5981,7 @@
                                 </w:tcPr>
                                 <w:p>
                                   <w:pPr>
-                                    <w:pStyle w:val="1_787"/>
+                                    <w:pStyle w:val="869"/>
                                     <w:ind w:left="108"/>
                                     <w:spacing w:line="270" w:lineRule="exact"/>
                                     <w:rPr>
@@ -6168,11 +6286,6 @@
                                       <w:sz w:val="24"/>
                                     </w:rPr>
                                   </w:r>
-                                  <w:r>
-                                    <w:rPr>
-                                      <w:sz w:val="24"/>
-                                    </w:rPr>
-                                  </w:r>
                                 </w:p>
                               </w:tc>
                             </w:tr>
@@ -6189,7 +6302,7 @@
                                 </w:tcPr>
                                 <w:p>
                                   <w:pPr>
-                                    <w:pStyle w:val="1_787"/>
+                                    <w:pStyle w:val="869"/>
                                     <w:ind w:left="283"/>
                                     <w:spacing w:before="114"/>
                                     <w:rPr>
@@ -6213,11 +6326,6 @@
                                       <w:sz w:val="24"/>
                                     </w:rPr>
                                   </w:r>
-                                  <w:r>
-                                    <w:rPr>
-                                      <w:sz w:val="24"/>
-                                    </w:rPr>
-                                  </w:r>
                                 </w:p>
                               </w:tc>
                               <w:tc>
@@ -6228,7 +6336,7 @@
                                 </w:tcPr>
                                 <w:p>
                                   <w:pPr>
-                                    <w:pStyle w:val="1_787"/>
+                                    <w:pStyle w:val="869"/>
                                     <w:ind w:left="12" w:right="1"/>
                                     <w:jc w:val="center"/>
                                     <w:spacing w:line="270" w:lineRule="exact"/>
@@ -6254,11 +6362,6 @@
                                       <w:sz w:val="24"/>
                                     </w:rPr>
                                   </w:r>
-                                  <w:r>
-                                    <w:rPr>
-                                      <w:sz w:val="24"/>
-                                    </w:rPr>
-                                  </w:r>
                                 </w:p>
                               </w:tc>
                               <w:tc>
@@ -6269,7 +6372,7 @@
                                 </w:tcPr>
                                 <w:p>
                                   <w:pPr>
-                                    <w:pStyle w:val="1_787"/>
+                                    <w:pStyle w:val="869"/>
                                     <w:ind w:left="108"/>
                                     <w:spacing w:line="270" w:lineRule="exact"/>
                                     <w:rPr>
@@ -6447,11 +6550,6 @@
                                       <w:sz w:val="24"/>
                                     </w:rPr>
                                   </w:r>
-                                  <w:r>
-                                    <w:rPr>
-                                      <w:sz w:val="24"/>
-                                    </w:rPr>
-                                  </w:r>
                                 </w:p>
                               </w:tc>
                             </w:tr>
@@ -6468,7 +6566,7 @@
                                 </w:tcPr>
                                 <w:p>
                                   <w:pPr>
-                                    <w:pStyle w:val="1_787"/>
+                                    <w:pStyle w:val="869"/>
                                     <w:ind w:left="283"/>
                                     <w:spacing w:before="114"/>
                                     <w:rPr>
@@ -6492,11 +6590,6 @@
                                       <w:sz w:val="24"/>
                                     </w:rPr>
                                   </w:r>
-                                  <w:r>
-                                    <w:rPr>
-                                      <w:sz w:val="24"/>
-                                    </w:rPr>
-                                  </w:r>
                                 </w:p>
                               </w:tc>
                               <w:tc>
@@ -6507,7 +6600,7 @@
                                 </w:tcPr>
                                 <w:p>
                                   <w:pPr>
-                                    <w:pStyle w:val="1_787"/>
+                                    <w:pStyle w:val="869"/>
                                     <w:ind w:left="12" w:right="4"/>
                                     <w:jc w:val="center"/>
                                     <w:spacing w:line="270" w:lineRule="exact"/>
@@ -6533,11 +6626,6 @@
                                       <w:sz w:val="24"/>
                                     </w:rPr>
                                   </w:r>
-                                  <w:r>
-                                    <w:rPr>
-                                      <w:sz w:val="24"/>
-                                    </w:rPr>
-                                  </w:r>
                                 </w:p>
                               </w:tc>
                               <w:tc>
@@ -6548,7 +6636,7 @@
                                 </w:tcPr>
                                 <w:p>
                                   <w:pPr>
-                                    <w:pStyle w:val="1_787"/>
+                                    <w:pStyle w:val="869"/>
                                     <w:ind w:left="108"/>
                                     <w:spacing w:line="270" w:lineRule="exact"/>
                                     <w:rPr>
@@ -6562,11 +6650,6 @@
                                       <w:lang w:val="ru-RU"/>
                                     </w:rPr>
                                     <w:t xml:space="preserve">Бесплатный инструмент создания иконок и спрайтов</w:t>
-                                  </w:r>
-                                  <w:r>
-                                    <w:rPr>
-                                      <w:sz w:val="24"/>
-                                    </w:rPr>
                                   </w:r>
                                   <w:r>
                                     <w:rPr>
@@ -6594,7 +6677,7 @@
                                 </w:tcPr>
                                 <w:p>
                                   <w:pPr>
-                                    <w:pStyle w:val="1_787"/>
+                                    <w:pStyle w:val="869"/>
                                     <w:ind w:left="283"/>
                                     <w:spacing w:before="114"/>
                                     <w:rPr>
@@ -6618,11 +6701,6 @@
                                       <w:sz w:val="24"/>
                                     </w:rPr>
                                   </w:r>
-                                  <w:r>
-                                    <w:rPr>
-                                      <w:sz w:val="24"/>
-                                    </w:rPr>
-                                  </w:r>
                                 </w:p>
                               </w:tc>
                               <w:tc>
@@ -6633,7 +6711,7 @@
                                 </w:tcPr>
                                 <w:p>
                                   <w:pPr>
-                                    <w:pStyle w:val="1_787"/>
+                                    <w:pStyle w:val="869"/>
                                     <w:ind w:left="12" w:right="4"/>
                                     <w:jc w:val="center"/>
                                     <w:spacing w:line="270" w:lineRule="exact"/>
@@ -6659,11 +6737,6 @@
                                       <w:sz w:val="24"/>
                                     </w:rPr>
                                   </w:r>
-                                  <w:r>
-                                    <w:rPr>
-                                      <w:sz w:val="24"/>
-                                    </w:rPr>
-                                  </w:r>
                                 </w:p>
                               </w:tc>
                               <w:tc>
@@ -6674,7 +6747,7 @@
                                 </w:tcPr>
                                 <w:p>
                                   <w:pPr>
-                                    <w:pStyle w:val="1_787"/>
+                                    <w:pStyle w:val="869"/>
                                     <w:ind w:left="108"/>
                                     <w:spacing w:line="270" w:lineRule="exact"/>
                                     <w:rPr>
@@ -6688,11 +6761,6 @@
                                       <w:lang w:val="ru-RU"/>
                                     </w:rPr>
                                     <w:t xml:space="preserve">Система контроля управления версиями инструмента генерации адаптивных игровых миров </w:t>
-                                  </w:r>
-                                  <w:r>
-                                    <w:rPr>
-                                      <w:sz w:val="24"/>
-                                    </w:rPr>
                                   </w:r>
                                   <w:r>
                                     <w:rPr>
@@ -6720,7 +6788,7 @@
                                 </w:tcPr>
                                 <w:p>
                                   <w:pPr>
-                                    <w:pStyle w:val="1_787"/>
+                                    <w:pStyle w:val="869"/>
                                     <w:ind w:left="283"/>
                                     <w:spacing w:before="114"/>
                                     <w:rPr>
@@ -6744,11 +6812,6 @@
                                       <w:sz w:val="24"/>
                                     </w:rPr>
                                   </w:r>
-                                  <w:r>
-                                    <w:rPr>
-                                      <w:sz w:val="24"/>
-                                    </w:rPr>
-                                  </w:r>
                                 </w:p>
                               </w:tc>
                               <w:tc>
@@ -6759,7 +6822,7 @@
                                 </w:tcPr>
                                 <w:p>
                                   <w:pPr>
-                                    <w:pStyle w:val="1_787"/>
+                                    <w:pStyle w:val="869"/>
                                     <w:ind w:left="12" w:right="5"/>
                                     <w:jc w:val="center"/>
                                     <w:spacing w:line="271" w:lineRule="exact"/>
@@ -6784,11 +6847,6 @@
                                       <w:sz w:val="24"/>
                                     </w:rPr>
                                   </w:r>
-                                  <w:r>
-                                    <w:rPr>
-                                      <w:sz w:val="24"/>
-                                    </w:rPr>
-                                  </w:r>
                                 </w:p>
                               </w:tc>
                               <w:tc>
@@ -6799,7 +6857,7 @@
                                 </w:tcPr>
                                 <w:p>
                                   <w:pPr>
-                                    <w:pStyle w:val="1_787"/>
+                                    <w:pStyle w:val="869"/>
                                     <w:ind w:left="108"/>
                                     <w:spacing w:line="271" w:lineRule="exact"/>
                                     <w:tabs>
@@ -6903,11 +6961,6 @@
                                       <w:sz w:val="24"/>
                                     </w:rPr>
                                   </w:r>
-                                  <w:r>
-                                    <w:rPr>
-                                      <w:sz w:val="24"/>
-                                    </w:rPr>
-                                  </w:r>
                                 </w:p>
                               </w:tc>
                             </w:tr>
@@ -6924,7 +6977,7 @@
                                 </w:tcPr>
                                 <w:p>
                                   <w:pPr>
-                                    <w:pStyle w:val="1_787"/>
+                                    <w:pStyle w:val="869"/>
                                     <w:ind w:left="283"/>
                                     <w:spacing w:before="114"/>
                                     <w:rPr>
@@ -6948,11 +7001,6 @@
                                       <w:sz w:val="24"/>
                                     </w:rPr>
                                   </w:r>
-                                  <w:r>
-                                    <w:rPr>
-                                      <w:sz w:val="24"/>
-                                    </w:rPr>
-                                  </w:r>
                                 </w:p>
                               </w:tc>
                               <w:tc>
@@ -6963,7 +7011,7 @@
                                 </w:tcPr>
                                 <w:p>
                                   <w:pPr>
-                                    <w:pStyle w:val="1_787"/>
+                                    <w:pStyle w:val="869"/>
                                     <w:ind w:left="12" w:right="6"/>
                                     <w:jc w:val="center"/>
                                     <w:spacing w:line="270" w:lineRule="exact"/>
@@ -6989,11 +7037,6 @@
                                       <w:sz w:val="24"/>
                                     </w:rPr>
                                   </w:r>
-                                  <w:r>
-                                    <w:rPr>
-                                      <w:sz w:val="24"/>
-                                    </w:rPr>
-                                  </w:r>
                                 </w:p>
                               </w:tc>
                               <w:tc>
@@ -7004,7 +7047,7 @@
                                 </w:tcPr>
                                 <w:p>
                                   <w:pPr>
-                                    <w:pStyle w:val="1_787"/>
+                                    <w:pStyle w:val="869"/>
                                     <w:ind w:left="108"/>
                                     <w:spacing w:line="270" w:lineRule="exact"/>
                                     <w:rPr>
@@ -7154,11 +7197,6 @@
                                       <w:sz w:val="24"/>
                                     </w:rPr>
                                   </w:r>
-                                  <w:r>
-                                    <w:rPr>
-                                      <w:sz w:val="24"/>
-                                    </w:rPr>
-                                  </w:r>
                                 </w:p>
                               </w:tc>
                             </w:tr>
@@ -7175,7 +7213,7 @@
                                 </w:tcPr>
                                 <w:p>
                                   <w:pPr>
-                                    <w:pStyle w:val="1_787"/>
+                                    <w:pStyle w:val="869"/>
                                     <w:ind w:left="283"/>
                                     <w:spacing w:before="114"/>
                                     <w:rPr>
@@ -7199,11 +7237,6 @@
                                       <w:sz w:val="24"/>
                                     </w:rPr>
                                   </w:r>
-                                  <w:r>
-                                    <w:rPr>
-                                      <w:sz w:val="24"/>
-                                    </w:rPr>
-                                  </w:r>
                                 </w:p>
                               </w:tc>
                               <w:tc>
@@ -7214,7 +7247,7 @@
                                 </w:tcPr>
                                 <w:p>
                                   <w:pPr>
-                                    <w:pStyle w:val="1_787"/>
+                                    <w:pStyle w:val="869"/>
                                     <w:ind w:left="12" w:right="2"/>
                                     <w:jc w:val="center"/>
                                     <w:spacing w:line="270" w:lineRule="exact"/>
@@ -7240,11 +7273,6 @@
                                       <w:sz w:val="24"/>
                                     </w:rPr>
                                   </w:r>
-                                  <w:r>
-                                    <w:rPr>
-                                      <w:sz w:val="24"/>
-                                    </w:rPr>
-                                  </w:r>
                                 </w:p>
                               </w:tc>
                               <w:tc>
@@ -7255,7 +7283,7 @@
                                 </w:tcPr>
                                 <w:p>
                                   <w:pPr>
-                                    <w:pStyle w:val="1_787"/>
+                                    <w:pStyle w:val="869"/>
                                     <w:ind w:left="108"/>
                                     <w:spacing w:line="270" w:lineRule="exact"/>
                                     <w:rPr>
@@ -7350,11 +7378,6 @@
                                       <w:sz w:val="24"/>
                                     </w:rPr>
                                   </w:r>
-                                  <w:r>
-                                    <w:rPr>
-                                      <w:sz w:val="24"/>
-                                    </w:rPr>
-                                  </w:r>
                                 </w:p>
                               </w:tc>
                             </w:tr>
@@ -7371,7 +7394,7 @@
                                 </w:tcPr>
                                 <w:p>
                                   <w:pPr>
-                                    <w:pStyle w:val="1_787"/>
+                                    <w:pStyle w:val="869"/>
                                     <w:ind w:left="283"/>
                                     <w:spacing w:before="114"/>
                                     <w:rPr>
@@ -7395,11 +7418,6 @@
                                       <w:sz w:val="24"/>
                                     </w:rPr>
                                   </w:r>
-                                  <w:r>
-                                    <w:rPr>
-                                      <w:sz w:val="24"/>
-                                    </w:rPr>
-                                  </w:r>
                                 </w:p>
                               </w:tc>
                               <w:tc>
@@ -7410,7 +7428,7 @@
                                 </w:tcPr>
                                 <w:p>
                                   <w:pPr>
-                                    <w:pStyle w:val="1_787"/>
+                                    <w:pStyle w:val="869"/>
                                     <w:ind w:left="12" w:right="6"/>
                                     <w:jc w:val="center"/>
                                     <w:spacing w:line="270" w:lineRule="exact"/>
@@ -7436,11 +7454,6 @@
                                       <w:sz w:val="24"/>
                                     </w:rPr>
                                   </w:r>
-                                  <w:r>
-                                    <w:rPr>
-                                      <w:sz w:val="24"/>
-                                    </w:rPr>
-                                  </w:r>
                                 </w:p>
                               </w:tc>
                               <w:tc>
@@ -7451,7 +7464,7 @@
                                 </w:tcPr>
                                 <w:p>
                                   <w:pPr>
-                                    <w:pStyle w:val="1_787"/>
+                                    <w:pStyle w:val="869"/>
                                     <w:ind w:left="108"/>
                                     <w:spacing w:line="270" w:lineRule="exact"/>
                                     <w:rPr>
@@ -7615,11 +7628,6 @@
                                       <w:sz w:val="24"/>
                                     </w:rPr>
                                   </w:r>
-                                  <w:r>
-                                    <w:rPr>
-                                      <w:sz w:val="24"/>
-                                    </w:rPr>
-                                  </w:r>
                                 </w:p>
                               </w:tc>
                             </w:tr>
@@ -7636,7 +7644,7 @@
                                 </w:tcPr>
                                 <w:p>
                                   <w:pPr>
-                                    <w:pStyle w:val="1_787"/>
+                                    <w:pStyle w:val="869"/>
                                     <w:ind w:left="283"/>
                                     <w:spacing w:before="114"/>
                                     <w:rPr>
@@ -7660,11 +7668,6 @@
                                       <w:sz w:val="24"/>
                                     </w:rPr>
                                   </w:r>
-                                  <w:r>
-                                    <w:rPr>
-                                      <w:sz w:val="24"/>
-                                    </w:rPr>
-                                  </w:r>
                                 </w:p>
                               </w:tc>
                               <w:tc>
@@ -7675,7 +7678,7 @@
                                 </w:tcPr>
                                 <w:p>
                                   <w:pPr>
-                                    <w:pStyle w:val="1_787"/>
+                                    <w:pStyle w:val="869"/>
                                     <w:ind w:left="12" w:right="5"/>
                                     <w:jc w:val="center"/>
                                     <w:spacing w:line="270" w:lineRule="exact"/>
@@ -7701,11 +7704,6 @@
                                       <w:sz w:val="24"/>
                                     </w:rPr>
                                   </w:r>
-                                  <w:r>
-                                    <w:rPr>
-                                      <w:sz w:val="24"/>
-                                    </w:rPr>
-                                  </w:r>
                                 </w:p>
                               </w:tc>
                               <w:tc>
@@ -7716,7 +7714,7 @@
                                 </w:tcPr>
                                 <w:p>
                                   <w:pPr>
-                                    <w:pStyle w:val="1_787"/>
+                                    <w:pStyle w:val="869"/>
                                     <w:ind w:left="108"/>
                                     <w:spacing w:line="270" w:lineRule="exact"/>
                                     <w:rPr>
@@ -7797,11 +7795,6 @@
                                       <w:sz w:val="24"/>
                                     </w:rPr>
                                   </w:r>
-                                  <w:r>
-                                    <w:rPr>
-                                      <w:sz w:val="24"/>
-                                    </w:rPr>
-                                  </w:r>
                                 </w:p>
                               </w:tc>
                             </w:tr>
@@ -7818,7 +7811,7 @@
                                 </w:tcPr>
                                 <w:p>
                                   <w:pPr>
-                                    <w:pStyle w:val="1_787"/>
+                                    <w:pStyle w:val="869"/>
                                     <w:ind w:left="283"/>
                                     <w:spacing w:before="114"/>
                                     <w:rPr>
@@ -7842,11 +7835,6 @@
                                       <w:sz w:val="24"/>
                                     </w:rPr>
                                   </w:r>
-                                  <w:r>
-                                    <w:rPr>
-                                      <w:sz w:val="24"/>
-                                    </w:rPr>
-                                  </w:r>
                                 </w:p>
                               </w:tc>
                               <w:tc>
@@ -7857,7 +7845,7 @@
                                 </w:tcPr>
                                 <w:p>
                                   <w:pPr>
-                                    <w:pStyle w:val="1_787"/>
+                                    <w:pStyle w:val="869"/>
                                     <w:ind w:left="12"/>
                                     <w:jc w:val="center"/>
                                     <w:spacing w:line="270" w:lineRule="exact"/>
@@ -7882,11 +7870,6 @@
                                       <w:sz w:val="24"/>
                                     </w:rPr>
                                   </w:r>
-                                  <w:r>
-                                    <w:rPr>
-                                      <w:sz w:val="24"/>
-                                    </w:rPr>
-                                  </w:r>
                                 </w:p>
                               </w:tc>
                               <w:tc>
@@ -7897,7 +7880,7 @@
                                 </w:tcPr>
                                 <w:p>
                                   <w:pPr>
-                                    <w:pStyle w:val="1_787"/>
+                                    <w:pStyle w:val="869"/>
                                     <w:ind w:left="108"/>
                                     <w:spacing w:line="270" w:lineRule="exact"/>
                                     <w:rPr>
@@ -7910,11 +7893,6 @@
                                       <w:sz w:val="24"/>
                                     </w:rPr>
                                     <w:t xml:space="preserve">Задание для игрока в виртуальном мире</w:t>
-                                  </w:r>
-                                  <w:r>
-                                    <w:rPr>
-                                      <w:sz w:val="24"/>
-                                    </w:rPr>
                                   </w:r>
                                   <w:r>
                                     <w:rPr>
@@ -7942,7 +7920,7 @@
                                 </w:tcPr>
                                 <w:p>
                                   <w:pPr>
-                                    <w:pStyle w:val="1_787"/>
+                                    <w:pStyle w:val="869"/>
                                     <w:ind w:left="283"/>
                                     <w:spacing w:before="114"/>
                                     <w:rPr>
@@ -7966,11 +7944,6 @@
                                       <w:sz w:val="24"/>
                                     </w:rPr>
                                   </w:r>
-                                  <w:r>
-                                    <w:rPr>
-                                      <w:sz w:val="24"/>
-                                    </w:rPr>
-                                  </w:r>
                                 </w:p>
                               </w:tc>
                               <w:tc>
@@ -7981,7 +7954,7 @@
                                 </w:tcPr>
                                 <w:p>
                                   <w:pPr>
-                                    <w:pStyle w:val="1_787"/>
+                                    <w:pStyle w:val="869"/>
                                     <w:ind w:left="12" w:right="5"/>
                                     <w:jc w:val="center"/>
                                     <w:spacing w:line="270" w:lineRule="exact"/>
@@ -8007,11 +7980,6 @@
                                       <w:sz w:val="24"/>
                                     </w:rPr>
                                   </w:r>
-                                  <w:r>
-                                    <w:rPr>
-                                      <w:sz w:val="24"/>
-                                    </w:rPr>
-                                  </w:r>
                                 </w:p>
                               </w:tc>
                               <w:tc>
@@ -8022,7 +7990,7 @@
                                 </w:tcPr>
                                 <w:p>
                                   <w:pPr>
-                                    <w:pStyle w:val="1_787"/>
+                                    <w:pStyle w:val="869"/>
                                     <w:ind w:left="108"/>
                                     <w:spacing w:line="270" w:lineRule="exact"/>
                                     <w:rPr>
@@ -8088,11 +8056,6 @@
                                       <w:sz w:val="24"/>
                                     </w:rPr>
                                   </w:r>
-                                  <w:r>
-                                    <w:rPr>
-                                      <w:sz w:val="24"/>
-                                    </w:rPr>
-                                  </w:r>
                                 </w:p>
                               </w:tc>
                             </w:tr>
@@ -8110,7 +8073,7 @@
                                 </w:tcPr>
                                 <w:p>
                                   <w:pPr>
-                                    <w:pStyle w:val="1_787"/>
+                                    <w:pStyle w:val="869"/>
                                     <w:ind w:left="283"/>
                                     <w:spacing w:before="114"/>
                                     <w:rPr>
@@ -8137,12 +8100,6 @@
                                       <w:sz w:val="24"/>
                                     </w:rPr>
                                   </w:r>
-                                  <w:r>
-                                    <w:rPr>
-                                      <w:spacing w:val="-5"/>
-                                      <w:sz w:val="24"/>
-                                    </w:rPr>
-                                  </w:r>
                                 </w:p>
                               </w:tc>
                               <w:tc>
@@ -8154,7 +8111,7 @@
                                 </w:tcPr>
                                 <w:p>
                                   <w:pPr>
-                                    <w:pStyle w:val="1_787"/>
+                                    <w:pStyle w:val="869"/>
                                     <w:ind w:left="12" w:right="5"/>
                                     <w:jc w:val="center"/>
                                     <w:spacing w:line="270" w:lineRule="exact"/>
@@ -8186,13 +8143,6 @@
                                       <w:lang w:val="en-US"/>
                                     </w:rPr>
                                   </w:r>
-                                  <w:r>
-                                    <w:rPr>
-                                      <w:spacing w:val="-5"/>
-                                      <w:sz w:val="24"/>
-                                      <w:lang w:val="en-US"/>
-                                    </w:rPr>
-                                  </w:r>
                                 </w:p>
                               </w:tc>
                               <w:tc>
@@ -8204,7 +8154,7 @@
                                 </w:tcPr>
                                 <w:p>
                                   <w:pPr>
-                                    <w:pStyle w:val="1_787"/>
+                                    <w:pStyle w:val="869"/>
                                     <w:ind w:left="108"/>
                                     <w:spacing w:line="270" w:lineRule="exact"/>
                                     <w:rPr>
@@ -8231,22 +8181,14 @@
                                       <w:lang w:val="ru-RU"/>
                                     </w:rPr>
                                   </w:r>
-                                  <w:r>
-                                    <w:rPr>
-                                      <w:sz w:val="24"/>
-                                      <w:lang w:val="ru-RU"/>
-                                    </w:rPr>
-                                  </w:r>
                                 </w:p>
                               </w:tc>
                             </w:tr>
                           </w:tbl>
                           <w:p>
                             <w:pPr>
-                              <w:pStyle w:val="1_786"/>
+                              <w:pStyle w:val="868"/>
                             </w:pPr>
-                            <w:r/>
-                            <w:r/>
                             <w:r/>
                             <w:r/>
                           </w:p>
@@ -8268,7 +8210,7 @@
                   <w:txbxContent>
                     <w:tbl>
                       <w:tblPr>
-                        <w:tblStyle w:val="618"/>
+                        <w:tblStyle w:val="863"/>
                         <w:tblW w:w="0" w:type="auto"/>
                         <w:tblInd w:w="65" w:type="dxa"/>
                         <w:tblBorders>
@@ -8306,7 +8248,7 @@
                           </w:tcPr>
                           <w:p>
                             <w:pPr>
-                              <w:pStyle w:val="1_787"/>
+                              <w:pStyle w:val="869"/>
                               <w:ind w:left="311"/>
                               <w:spacing w:before="116"/>
                               <w:rPr>
@@ -8330,11 +8272,6 @@
                                 <w:sz w:val="24"/>
                               </w:rPr>
                             </w:r>
-                            <w:r>
-                              <w:rPr>
-                                <w:sz w:val="24"/>
-                              </w:rPr>
-                            </w:r>
                           </w:p>
                         </w:tc>
                         <w:tc>
@@ -8345,7 +8282,7 @@
                           </w:tcPr>
                           <w:p>
                             <w:pPr>
-                              <w:pStyle w:val="1_787"/>
+                              <w:pStyle w:val="869"/>
                               <w:ind w:left="12" w:right="6"/>
                               <w:jc w:val="center"/>
                               <w:spacing w:line="273" w:lineRule="exact"/>
@@ -8370,11 +8307,6 @@
                                 <w:sz w:val="24"/>
                               </w:rPr>
                             </w:r>
-                            <w:r>
-                              <w:rPr>
-                                <w:sz w:val="24"/>
-                              </w:rPr>
-                            </w:r>
                           </w:p>
                         </w:tc>
                         <w:tc>
@@ -8385,7 +8317,7 @@
                           </w:tcPr>
                           <w:p>
                             <w:pPr>
-                              <w:pStyle w:val="1_787"/>
+                              <w:pStyle w:val="869"/>
                               <w:ind w:left="9"/>
                               <w:jc w:val="center"/>
                               <w:spacing w:line="273" w:lineRule="exact"/>
@@ -8399,11 +8331,6 @@
                                 <w:sz w:val="24"/>
                               </w:rPr>
                               <w:t xml:space="preserve">Расшифровка</w:t>
-                            </w:r>
-                            <w:r>
-                              <w:rPr>
-                                <w:sz w:val="24"/>
-                              </w:rPr>
                             </w:r>
                             <w:r>
                               <w:rPr>
@@ -8431,7 +8358,7 @@
                           </w:tcPr>
                           <w:p>
                             <w:pPr>
-                              <w:pStyle w:val="1_787"/>
+                              <w:pStyle w:val="869"/>
                               <w:ind w:left="283"/>
                               <w:spacing w:before="114"/>
                               <w:rPr>
@@ -8455,11 +8382,6 @@
                                 <w:sz w:val="24"/>
                               </w:rPr>
                             </w:r>
-                            <w:r>
-                              <w:rPr>
-                                <w:sz w:val="24"/>
-                              </w:rPr>
-                            </w:r>
                           </w:p>
                         </w:tc>
                         <w:tc>
@@ -8470,7 +8392,7 @@
                           </w:tcPr>
                           <w:p>
                             <w:pPr>
-                              <w:pStyle w:val="1_787"/>
+                              <w:pStyle w:val="869"/>
                               <w:ind w:left="12" w:right="5"/>
                               <w:jc w:val="center"/>
                               <w:spacing w:line="270" w:lineRule="exact"/>
@@ -8500,11 +8422,6 @@
                                 <w:sz w:val="24"/>
                               </w:rPr>
                             </w:r>
-                            <w:r>
-                              <w:rPr>
-                                <w:sz w:val="24"/>
-                              </w:rPr>
-                            </w:r>
                           </w:p>
                         </w:tc>
                         <w:tc>
@@ -8515,7 +8432,7 @@
                           </w:tcPr>
                           <w:p>
                             <w:pPr>
-                              <w:pStyle w:val="1_787"/>
+                              <w:pStyle w:val="869"/>
                               <w:ind w:left="108"/>
                               <w:spacing w:line="270" w:lineRule="exact"/>
                               <w:rPr>
@@ -8527,11 +8444,6 @@
                                 <w:sz w:val="24"/>
                               </w:rPr>
                               <w:t xml:space="preserve">Система динамической генерации виртуальных миров</w:t>
-                            </w:r>
-                            <w:r>
-                              <w:rPr>
-                                <w:sz w:val="24"/>
-                              </w:rPr>
                             </w:r>
                             <w:r>
                               <w:rPr>
@@ -8559,7 +8471,7 @@
                           </w:tcPr>
                           <w:p>
                             <w:pPr>
-                              <w:pStyle w:val="1_787"/>
+                              <w:pStyle w:val="869"/>
                               <w:ind w:left="283"/>
                               <w:spacing w:before="114"/>
                               <w:tabs>
@@ -8593,11 +8505,6 @@
                                 <w:sz w:val="24"/>
                               </w:rPr>
                             </w:r>
-                            <w:r>
-                              <w:rPr>
-                                <w:sz w:val="24"/>
-                              </w:rPr>
-                            </w:r>
                           </w:p>
                         </w:tc>
                         <w:tc>
@@ -8608,7 +8515,7 @@
                           </w:tcPr>
                           <w:p>
                             <w:pPr>
-                              <w:pStyle w:val="1_787"/>
+                              <w:pStyle w:val="869"/>
                               <w:ind w:left="12" w:right="1"/>
                               <w:jc w:val="center"/>
                               <w:spacing w:line="270" w:lineRule="exact"/>
@@ -8634,11 +8541,6 @@
                                 <w:sz w:val="24"/>
                               </w:rPr>
                             </w:r>
-                            <w:r>
-                              <w:rPr>
-                                <w:sz w:val="24"/>
-                              </w:rPr>
-                            </w:r>
                           </w:p>
                         </w:tc>
                         <w:tc>
@@ -8649,7 +8551,7 @@
                           </w:tcPr>
                           <w:p>
                             <w:pPr>
-                              <w:pStyle w:val="1_787"/>
+                              <w:pStyle w:val="869"/>
                               <w:ind w:left="108"/>
                               <w:spacing w:line="270" w:lineRule="exact"/>
                               <w:rPr>
@@ -8954,11 +8856,6 @@
                                 <w:sz w:val="24"/>
                               </w:rPr>
                             </w:r>
-                            <w:r>
-                              <w:rPr>
-                                <w:sz w:val="24"/>
-                              </w:rPr>
-                            </w:r>
                           </w:p>
                         </w:tc>
                       </w:tr>
@@ -8975,7 +8872,7 @@
                           </w:tcPr>
                           <w:p>
                             <w:pPr>
-                              <w:pStyle w:val="1_787"/>
+                              <w:pStyle w:val="869"/>
                               <w:ind w:left="283"/>
                               <w:spacing w:before="114"/>
                               <w:rPr>
@@ -8999,11 +8896,6 @@
                                 <w:sz w:val="24"/>
                               </w:rPr>
                             </w:r>
-                            <w:r>
-                              <w:rPr>
-                                <w:sz w:val="24"/>
-                              </w:rPr>
-                            </w:r>
                           </w:p>
                         </w:tc>
                         <w:tc>
@@ -9014,7 +8906,7 @@
                           </w:tcPr>
                           <w:p>
                             <w:pPr>
-                              <w:pStyle w:val="1_787"/>
+                              <w:pStyle w:val="869"/>
                               <w:ind w:left="12" w:right="1"/>
                               <w:jc w:val="center"/>
                               <w:spacing w:line="270" w:lineRule="exact"/>
@@ -9040,11 +8932,6 @@
                                 <w:sz w:val="24"/>
                               </w:rPr>
                             </w:r>
-                            <w:r>
-                              <w:rPr>
-                                <w:sz w:val="24"/>
-                              </w:rPr>
-                            </w:r>
                           </w:p>
                         </w:tc>
                         <w:tc>
@@ -9055,7 +8942,7 @@
                           </w:tcPr>
                           <w:p>
                             <w:pPr>
-                              <w:pStyle w:val="1_787"/>
+                              <w:pStyle w:val="869"/>
                               <w:ind w:left="108"/>
                               <w:spacing w:line="270" w:lineRule="exact"/>
                               <w:rPr>
@@ -9233,11 +9120,6 @@
                                 <w:sz w:val="24"/>
                               </w:rPr>
                             </w:r>
-                            <w:r>
-                              <w:rPr>
-                                <w:sz w:val="24"/>
-                              </w:rPr>
-                            </w:r>
                           </w:p>
                         </w:tc>
                       </w:tr>
@@ -9254,7 +9136,7 @@
                           </w:tcPr>
                           <w:p>
                             <w:pPr>
-                              <w:pStyle w:val="1_787"/>
+                              <w:pStyle w:val="869"/>
                               <w:ind w:left="283"/>
                               <w:spacing w:before="114"/>
                               <w:rPr>
@@ -9278,11 +9160,6 @@
                                 <w:sz w:val="24"/>
                               </w:rPr>
                             </w:r>
-                            <w:r>
-                              <w:rPr>
-                                <w:sz w:val="24"/>
-                              </w:rPr>
-                            </w:r>
                           </w:p>
                         </w:tc>
                         <w:tc>
@@ -9293,7 +9170,7 @@
                           </w:tcPr>
                           <w:p>
                             <w:pPr>
-                              <w:pStyle w:val="1_787"/>
+                              <w:pStyle w:val="869"/>
                               <w:ind w:left="12" w:right="4"/>
                               <w:jc w:val="center"/>
                               <w:spacing w:line="270" w:lineRule="exact"/>
@@ -9319,11 +9196,6 @@
                                 <w:sz w:val="24"/>
                               </w:rPr>
                             </w:r>
-                            <w:r>
-                              <w:rPr>
-                                <w:sz w:val="24"/>
-                              </w:rPr>
-                            </w:r>
                           </w:p>
                         </w:tc>
                         <w:tc>
@@ -9334,7 +9206,7 @@
                           </w:tcPr>
                           <w:p>
                             <w:pPr>
-                              <w:pStyle w:val="1_787"/>
+                              <w:pStyle w:val="869"/>
                               <w:ind w:left="108"/>
                               <w:spacing w:line="270" w:lineRule="exact"/>
                               <w:rPr>
@@ -9348,11 +9220,6 @@
                                 <w:lang w:val="ru-RU"/>
                               </w:rPr>
                               <w:t xml:space="preserve">Бесплатный инструмент создания иконок и спрайтов</w:t>
-                            </w:r>
-                            <w:r>
-                              <w:rPr>
-                                <w:sz w:val="24"/>
-                              </w:rPr>
                             </w:r>
                             <w:r>
                               <w:rPr>
@@ -9380,7 +9247,7 @@
                           </w:tcPr>
                           <w:p>
                             <w:pPr>
-                              <w:pStyle w:val="1_787"/>
+                              <w:pStyle w:val="869"/>
                               <w:ind w:left="283"/>
                               <w:spacing w:before="114"/>
                               <w:rPr>
@@ -9404,11 +9271,6 @@
                                 <w:sz w:val="24"/>
                               </w:rPr>
                             </w:r>
-                            <w:r>
-                              <w:rPr>
-                                <w:sz w:val="24"/>
-                              </w:rPr>
-                            </w:r>
                           </w:p>
                         </w:tc>
                         <w:tc>
@@ -9419,7 +9281,7 @@
                           </w:tcPr>
                           <w:p>
                             <w:pPr>
-                              <w:pStyle w:val="1_787"/>
+                              <w:pStyle w:val="869"/>
                               <w:ind w:left="12" w:right="4"/>
                               <w:jc w:val="center"/>
                               <w:spacing w:line="270" w:lineRule="exact"/>
@@ -9445,11 +9307,6 @@
                                 <w:sz w:val="24"/>
                               </w:rPr>
                             </w:r>
-                            <w:r>
-                              <w:rPr>
-                                <w:sz w:val="24"/>
-                              </w:rPr>
-                            </w:r>
                           </w:p>
                         </w:tc>
                         <w:tc>
@@ -9460,7 +9317,7 @@
                           </w:tcPr>
                           <w:p>
                             <w:pPr>
-                              <w:pStyle w:val="1_787"/>
+                              <w:pStyle w:val="869"/>
                               <w:ind w:left="108"/>
                               <w:spacing w:line="270" w:lineRule="exact"/>
                               <w:rPr>
@@ -9474,11 +9331,6 @@
                                 <w:lang w:val="ru-RU"/>
                               </w:rPr>
                               <w:t xml:space="preserve">Система контроля управления версиями инструмента генерации адаптивных игровых миров </w:t>
-                            </w:r>
-                            <w:r>
-                              <w:rPr>
-                                <w:sz w:val="24"/>
-                              </w:rPr>
                             </w:r>
                             <w:r>
                               <w:rPr>
@@ -9506,7 +9358,7 @@
                           </w:tcPr>
                           <w:p>
                             <w:pPr>
-                              <w:pStyle w:val="1_787"/>
+                              <w:pStyle w:val="869"/>
                               <w:ind w:left="283"/>
                               <w:spacing w:before="114"/>
                               <w:rPr>
@@ -9530,11 +9382,6 @@
                                 <w:sz w:val="24"/>
                               </w:rPr>
                             </w:r>
-                            <w:r>
-                              <w:rPr>
-                                <w:sz w:val="24"/>
-                              </w:rPr>
-                            </w:r>
                           </w:p>
                         </w:tc>
                         <w:tc>
@@ -9545,7 +9392,7 @@
                           </w:tcPr>
                           <w:p>
                             <w:pPr>
-                              <w:pStyle w:val="1_787"/>
+                              <w:pStyle w:val="869"/>
                               <w:ind w:left="12" w:right="5"/>
                               <w:jc w:val="center"/>
                               <w:spacing w:line="271" w:lineRule="exact"/>
@@ -9570,11 +9417,6 @@
                                 <w:sz w:val="24"/>
                               </w:rPr>
                             </w:r>
-                            <w:r>
-                              <w:rPr>
-                                <w:sz w:val="24"/>
-                              </w:rPr>
-                            </w:r>
                           </w:p>
                         </w:tc>
                         <w:tc>
@@ -9585,7 +9427,7 @@
                           </w:tcPr>
                           <w:p>
                             <w:pPr>
-                              <w:pStyle w:val="1_787"/>
+                              <w:pStyle w:val="869"/>
                               <w:ind w:left="108"/>
                               <w:spacing w:line="271" w:lineRule="exact"/>
                               <w:tabs>
@@ -9689,11 +9531,6 @@
                                 <w:sz w:val="24"/>
                               </w:rPr>
                             </w:r>
-                            <w:r>
-                              <w:rPr>
-                                <w:sz w:val="24"/>
-                              </w:rPr>
-                            </w:r>
                           </w:p>
                         </w:tc>
                       </w:tr>
@@ -9710,7 +9547,7 @@
                           </w:tcPr>
                           <w:p>
                             <w:pPr>
-                              <w:pStyle w:val="1_787"/>
+                              <w:pStyle w:val="869"/>
                               <w:ind w:left="283"/>
                               <w:spacing w:before="114"/>
                               <w:rPr>
@@ -9734,11 +9571,6 @@
                                 <w:sz w:val="24"/>
                               </w:rPr>
                             </w:r>
-                            <w:r>
-                              <w:rPr>
-                                <w:sz w:val="24"/>
-                              </w:rPr>
-                            </w:r>
                           </w:p>
                         </w:tc>
                         <w:tc>
@@ -9749,7 +9581,7 @@
                           </w:tcPr>
                           <w:p>
                             <w:pPr>
-                              <w:pStyle w:val="1_787"/>
+                              <w:pStyle w:val="869"/>
                               <w:ind w:left="12" w:right="6"/>
                               <w:jc w:val="center"/>
                               <w:spacing w:line="270" w:lineRule="exact"/>
@@ -9775,11 +9607,6 @@
                                 <w:sz w:val="24"/>
                               </w:rPr>
                             </w:r>
-                            <w:r>
-                              <w:rPr>
-                                <w:sz w:val="24"/>
-                              </w:rPr>
-                            </w:r>
                           </w:p>
                         </w:tc>
                         <w:tc>
@@ -9790,7 +9617,7 @@
                           </w:tcPr>
                           <w:p>
                             <w:pPr>
-                              <w:pStyle w:val="1_787"/>
+                              <w:pStyle w:val="869"/>
                               <w:ind w:left="108"/>
                               <w:spacing w:line="270" w:lineRule="exact"/>
                               <w:rPr>
@@ -9940,11 +9767,6 @@
                                 <w:sz w:val="24"/>
                               </w:rPr>
                             </w:r>
-                            <w:r>
-                              <w:rPr>
-                                <w:sz w:val="24"/>
-                              </w:rPr>
-                            </w:r>
                           </w:p>
                         </w:tc>
                       </w:tr>
@@ -9961,7 +9783,7 @@
                           </w:tcPr>
                           <w:p>
                             <w:pPr>
-                              <w:pStyle w:val="1_787"/>
+                              <w:pStyle w:val="869"/>
                               <w:ind w:left="283"/>
                               <w:spacing w:before="114"/>
                               <w:rPr>
@@ -9985,11 +9807,6 @@
                                 <w:sz w:val="24"/>
                               </w:rPr>
                             </w:r>
-                            <w:r>
-                              <w:rPr>
-                                <w:sz w:val="24"/>
-                              </w:rPr>
-                            </w:r>
                           </w:p>
                         </w:tc>
                         <w:tc>
@@ -10000,7 +9817,7 @@
                           </w:tcPr>
                           <w:p>
                             <w:pPr>
-                              <w:pStyle w:val="1_787"/>
+                              <w:pStyle w:val="869"/>
                               <w:ind w:left="12" w:right="2"/>
                               <w:jc w:val="center"/>
                               <w:spacing w:line="270" w:lineRule="exact"/>
@@ -10026,11 +9843,6 @@
                                 <w:sz w:val="24"/>
                               </w:rPr>
                             </w:r>
-                            <w:r>
-                              <w:rPr>
-                                <w:sz w:val="24"/>
-                              </w:rPr>
-                            </w:r>
                           </w:p>
                         </w:tc>
                         <w:tc>
@@ -10041,7 +9853,7 @@
                           </w:tcPr>
                           <w:p>
                             <w:pPr>
-                              <w:pStyle w:val="1_787"/>
+                              <w:pStyle w:val="869"/>
                               <w:ind w:left="108"/>
                               <w:spacing w:line="270" w:lineRule="exact"/>
                               <w:rPr>
@@ -10136,11 +9948,6 @@
                                 <w:sz w:val="24"/>
                               </w:rPr>
                             </w:r>
-                            <w:r>
-                              <w:rPr>
-                                <w:sz w:val="24"/>
-                              </w:rPr>
-                            </w:r>
                           </w:p>
                         </w:tc>
                       </w:tr>
@@ -10157,7 +9964,7 @@
                           </w:tcPr>
                           <w:p>
                             <w:pPr>
-                              <w:pStyle w:val="1_787"/>
+                              <w:pStyle w:val="869"/>
                               <w:ind w:left="283"/>
                               <w:spacing w:before="114"/>
                               <w:rPr>
@@ -10181,11 +9988,6 @@
                                 <w:sz w:val="24"/>
                               </w:rPr>
                             </w:r>
-                            <w:r>
-                              <w:rPr>
-                                <w:sz w:val="24"/>
-                              </w:rPr>
-                            </w:r>
                           </w:p>
                         </w:tc>
                         <w:tc>
@@ -10196,7 +9998,7 @@
                           </w:tcPr>
                           <w:p>
                             <w:pPr>
-                              <w:pStyle w:val="1_787"/>
+                              <w:pStyle w:val="869"/>
                               <w:ind w:left="12" w:right="6"/>
                               <w:jc w:val="center"/>
                               <w:spacing w:line="270" w:lineRule="exact"/>
@@ -10222,11 +10024,6 @@
                                 <w:sz w:val="24"/>
                               </w:rPr>
                             </w:r>
-                            <w:r>
-                              <w:rPr>
-                                <w:sz w:val="24"/>
-                              </w:rPr>
-                            </w:r>
                           </w:p>
                         </w:tc>
                         <w:tc>
@@ -10237,7 +10034,7 @@
                           </w:tcPr>
                           <w:p>
                             <w:pPr>
-                              <w:pStyle w:val="1_787"/>
+                              <w:pStyle w:val="869"/>
                               <w:ind w:left="108"/>
                               <w:spacing w:line="270" w:lineRule="exact"/>
                               <w:rPr>
@@ -10401,11 +10198,6 @@
                                 <w:sz w:val="24"/>
                               </w:rPr>
                             </w:r>
-                            <w:r>
-                              <w:rPr>
-                                <w:sz w:val="24"/>
-                              </w:rPr>
-                            </w:r>
                           </w:p>
                         </w:tc>
                       </w:tr>
@@ -10422,7 +10214,7 @@
                           </w:tcPr>
                           <w:p>
                             <w:pPr>
-                              <w:pStyle w:val="1_787"/>
+                              <w:pStyle w:val="869"/>
                               <w:ind w:left="283"/>
                               <w:spacing w:before="114"/>
                               <w:rPr>
@@ -10446,11 +10238,6 @@
                                 <w:sz w:val="24"/>
                               </w:rPr>
                             </w:r>
-                            <w:r>
-                              <w:rPr>
-                                <w:sz w:val="24"/>
-                              </w:rPr>
-                            </w:r>
                           </w:p>
                         </w:tc>
                         <w:tc>
@@ -10461,7 +10248,7 @@
                           </w:tcPr>
                           <w:p>
                             <w:pPr>
-                              <w:pStyle w:val="1_787"/>
+                              <w:pStyle w:val="869"/>
                               <w:ind w:left="12" w:right="5"/>
                               <w:jc w:val="center"/>
                               <w:spacing w:line="270" w:lineRule="exact"/>
@@ -10487,11 +10274,6 @@
                                 <w:sz w:val="24"/>
                               </w:rPr>
                             </w:r>
-                            <w:r>
-                              <w:rPr>
-                                <w:sz w:val="24"/>
-                              </w:rPr>
-                            </w:r>
                           </w:p>
                         </w:tc>
                         <w:tc>
@@ -10502,7 +10284,7 @@
                           </w:tcPr>
                           <w:p>
                             <w:pPr>
-                              <w:pStyle w:val="1_787"/>
+                              <w:pStyle w:val="869"/>
                               <w:ind w:left="108"/>
                               <w:spacing w:line="270" w:lineRule="exact"/>
                               <w:rPr>
@@ -10583,11 +10365,6 @@
                                 <w:sz w:val="24"/>
                               </w:rPr>
                             </w:r>
-                            <w:r>
-                              <w:rPr>
-                                <w:sz w:val="24"/>
-                              </w:rPr>
-                            </w:r>
                           </w:p>
                         </w:tc>
                       </w:tr>
@@ -10604,7 +10381,7 @@
                           </w:tcPr>
                           <w:p>
                             <w:pPr>
-                              <w:pStyle w:val="1_787"/>
+                              <w:pStyle w:val="869"/>
                               <w:ind w:left="283"/>
                               <w:spacing w:before="114"/>
                               <w:rPr>
@@ -10628,11 +10405,6 @@
                                 <w:sz w:val="24"/>
                               </w:rPr>
                             </w:r>
-                            <w:r>
-                              <w:rPr>
-                                <w:sz w:val="24"/>
-                              </w:rPr>
-                            </w:r>
                           </w:p>
                         </w:tc>
                         <w:tc>
@@ -10643,7 +10415,7 @@
                           </w:tcPr>
                           <w:p>
                             <w:pPr>
-                              <w:pStyle w:val="1_787"/>
+                              <w:pStyle w:val="869"/>
                               <w:ind w:left="12"/>
                               <w:jc w:val="center"/>
                               <w:spacing w:line="270" w:lineRule="exact"/>
@@ -10668,11 +10440,6 @@
                                 <w:sz w:val="24"/>
                               </w:rPr>
                             </w:r>
-                            <w:r>
-                              <w:rPr>
-                                <w:sz w:val="24"/>
-                              </w:rPr>
-                            </w:r>
                           </w:p>
                         </w:tc>
                         <w:tc>
@@ -10683,7 +10450,7 @@
                           </w:tcPr>
                           <w:p>
                             <w:pPr>
-                              <w:pStyle w:val="1_787"/>
+                              <w:pStyle w:val="869"/>
                               <w:ind w:left="108"/>
                               <w:spacing w:line="270" w:lineRule="exact"/>
                               <w:rPr>
@@ -10696,11 +10463,6 @@
                                 <w:sz w:val="24"/>
                               </w:rPr>
                               <w:t xml:space="preserve">Задание для игрока в виртуальном мире</w:t>
-                            </w:r>
-                            <w:r>
-                              <w:rPr>
-                                <w:sz w:val="24"/>
-                              </w:rPr>
                             </w:r>
                             <w:r>
                               <w:rPr>
@@ -10728,7 +10490,7 @@
                           </w:tcPr>
                           <w:p>
                             <w:pPr>
-                              <w:pStyle w:val="1_787"/>
+                              <w:pStyle w:val="869"/>
                               <w:ind w:left="283"/>
                               <w:spacing w:before="114"/>
                               <w:rPr>
@@ -10752,11 +10514,6 @@
                                 <w:sz w:val="24"/>
                               </w:rPr>
                             </w:r>
-                            <w:r>
-                              <w:rPr>
-                                <w:sz w:val="24"/>
-                              </w:rPr>
-                            </w:r>
                           </w:p>
                         </w:tc>
                         <w:tc>
@@ -10767,7 +10524,7 @@
                           </w:tcPr>
                           <w:p>
                             <w:pPr>
-                              <w:pStyle w:val="1_787"/>
+                              <w:pStyle w:val="869"/>
                               <w:ind w:left="12" w:right="5"/>
                               <w:jc w:val="center"/>
                               <w:spacing w:line="270" w:lineRule="exact"/>
@@ -10793,11 +10550,6 @@
                                 <w:sz w:val="24"/>
                               </w:rPr>
                             </w:r>
-                            <w:r>
-                              <w:rPr>
-                                <w:sz w:val="24"/>
-                              </w:rPr>
-                            </w:r>
                           </w:p>
                         </w:tc>
                         <w:tc>
@@ -10808,7 +10560,7 @@
                           </w:tcPr>
                           <w:p>
                             <w:pPr>
-                              <w:pStyle w:val="1_787"/>
+                              <w:pStyle w:val="869"/>
                               <w:ind w:left="108"/>
                               <w:spacing w:line="270" w:lineRule="exact"/>
                               <w:rPr>
@@ -10874,11 +10626,6 @@
                                 <w:sz w:val="24"/>
                               </w:rPr>
                             </w:r>
-                            <w:r>
-                              <w:rPr>
-                                <w:sz w:val="24"/>
-                              </w:rPr>
-                            </w:r>
                           </w:p>
                         </w:tc>
                       </w:tr>
@@ -10896,7 +10643,7 @@
                           </w:tcPr>
                           <w:p>
                             <w:pPr>
-                              <w:pStyle w:val="1_787"/>
+                              <w:pStyle w:val="869"/>
                               <w:ind w:left="283"/>
                               <w:spacing w:before="114"/>
                               <w:rPr>
@@ -10923,12 +10670,6 @@
                                 <w:sz w:val="24"/>
                               </w:rPr>
                             </w:r>
-                            <w:r>
-                              <w:rPr>
-                                <w:spacing w:val="-5"/>
-                                <w:sz w:val="24"/>
-                              </w:rPr>
-                            </w:r>
                           </w:p>
                         </w:tc>
                         <w:tc>
@@ -10940,7 +10681,7 @@
                           </w:tcPr>
                           <w:p>
                             <w:pPr>
-                              <w:pStyle w:val="1_787"/>
+                              <w:pStyle w:val="869"/>
                               <w:ind w:left="12" w:right="5"/>
                               <w:jc w:val="center"/>
                               <w:spacing w:line="270" w:lineRule="exact"/>
@@ -10972,13 +10713,6 @@
                                 <w:lang w:val="en-US"/>
                               </w:rPr>
                             </w:r>
-                            <w:r>
-                              <w:rPr>
-                                <w:spacing w:val="-5"/>
-                                <w:sz w:val="24"/>
-                                <w:lang w:val="en-US"/>
-                              </w:rPr>
-                            </w:r>
                           </w:p>
                         </w:tc>
                         <w:tc>
@@ -10990,7 +10724,7 @@
                           </w:tcPr>
                           <w:p>
                             <w:pPr>
-                              <w:pStyle w:val="1_787"/>
+                              <w:pStyle w:val="869"/>
                               <w:ind w:left="108"/>
                               <w:spacing w:line="270" w:lineRule="exact"/>
                               <w:rPr>
@@ -11017,22 +10751,14 @@
                                 <w:lang w:val="ru-RU"/>
                               </w:rPr>
                             </w:r>
-                            <w:r>
-                              <w:rPr>
-                                <w:sz w:val="24"/>
-                                <w:lang w:val="ru-RU"/>
-                              </w:rPr>
-                            </w:r>
                           </w:p>
                         </w:tc>
                       </w:tr>
                     </w:tbl>
                     <w:p>
                       <w:pPr>
-                        <w:pStyle w:val="1_786"/>
+                        <w:pStyle w:val="868"/>
                       </w:pPr>
-                      <w:r/>
-                      <w:r/>
                       <w:r/>
                       <w:r/>
                     </w:p>
@@ -11148,16 +10874,15 @@
       </w:r>
       <w:r>
         <w:rPr>
-          <w:rFonts w:ascii="Times New Roman" w:hAnsi="Times New Roman" w:eastAsia="Times New Roman" w:cs="Times New Roman"/>
-          <w:sz w:val="28"/>
-          <w:szCs w:val="28"/>
-          <w:highlight w:val="none"/>
+          <w:rFonts w:ascii="Times New Roman" w:hAnsi="Times New Roman" w:cs="Times New Roman"/>
+          <w:sz w:val="28"/>
+          <w:szCs w:val="28"/>
         </w:rPr>
       </w:r>
     </w:p>
     <w:p>
       <w:pPr>
-        <w:pStyle w:val="1_786"/>
+        <w:pStyle w:val="868"/>
         <w:ind w:left="-142" w:right="0" w:hanging="425"/>
         <w:jc w:val="both"/>
         <w:rPr>
@@ -11181,15 +10906,14 @@
       </w:r>
       <w:r>
         <w:rPr>
-          <w:rFonts w:ascii="Times New Roman" w:hAnsi="Times New Roman" w:eastAsia="Times New Roman" w:cs="Times New Roman"/>
-          <w:sz w:val="28"/>
-          <w:szCs w:val="28"/>
+          <w:rFonts w:ascii="Times New Roman" w:hAnsi="Times New Roman" w:cs="Times New Roman"/>
+          <w:sz w:val="20"/>
         </w:rPr>
       </w:r>
     </w:p>
     <w:p>
       <w:pPr>
-        <w:pStyle w:val="1_786"/>
+        <w:pStyle w:val="868"/>
         <w:ind w:left="-142" w:right="0" w:hanging="425"/>
         <w:jc w:val="both"/>
         <w:rPr>
@@ -11213,15 +10937,14 @@
       </w:r>
       <w:r>
         <w:rPr>
-          <w:rFonts w:ascii="Times New Roman" w:hAnsi="Times New Roman" w:eastAsia="Times New Roman" w:cs="Times New Roman"/>
-          <w:sz w:val="28"/>
-          <w:szCs w:val="28"/>
+          <w:rFonts w:ascii="Times New Roman" w:hAnsi="Times New Roman" w:cs="Times New Roman"/>
+          <w:sz w:val="20"/>
         </w:rPr>
       </w:r>
     </w:p>
     <w:p>
       <w:pPr>
-        <w:pStyle w:val="1_786"/>
+        <w:pStyle w:val="868"/>
         <w:ind w:left="-142" w:right="0" w:hanging="425"/>
         <w:jc w:val="both"/>
         <w:spacing w:before="116" w:line="360" w:lineRule="auto"/>
@@ -11243,6 +10966,14 @@
       <w:r>
         <w:rPr>
           <w:rFonts w:ascii="Times New Roman" w:hAnsi="Times New Roman" w:eastAsia="Times New Roman" w:cs="Times New Roman"/>
+          <w:sz w:val="28"/>
+          <w:szCs w:val="28"/>
+          <w:highlight w:val="none"/>
+        </w:rPr>
+      </w:r>
+      <w:r>
+        <w:rPr>
+          <w:rFonts w:ascii="Times New Roman" w:hAnsi="Times New Roman" w:cs="Times New Roman"/>
           <w:sz w:val="28"/>
           <w:szCs w:val="28"/>
           <w:highlight w:val="none"/>
@@ -11273,6 +11004,13 @@
           <w:szCs w:val="28"/>
         </w:rPr>
       </w:r>
+      <w:r>
+        <w:rPr>
+          <w:rFonts w:ascii="Times New Roman" w:hAnsi="Times New Roman" w:cs="Times New Roman"/>
+          <w:sz w:val="28"/>
+          <w:szCs w:val="28"/>
+        </w:rPr>
+      </w:r>
     </w:p>
     <w:p>
       <w:pPr>
@@ -11298,6 +11036,13 @@
           <w:szCs w:val="28"/>
         </w:rPr>
       </w:r>
+      <w:r>
+        <w:rPr>
+          <w:rFonts w:ascii="Times New Roman" w:hAnsi="Times New Roman" w:cs="Times New Roman"/>
+          <w:sz w:val="28"/>
+          <w:szCs w:val="28"/>
+        </w:rPr>
+      </w:r>
     </w:p>
     <w:p>
       <w:pPr>
@@ -11323,6 +11068,13 @@
           <w:szCs w:val="28"/>
         </w:rPr>
       </w:r>
+      <w:r>
+        <w:rPr>
+          <w:rFonts w:ascii="Times New Roman" w:hAnsi="Times New Roman" w:cs="Times New Roman"/>
+          <w:sz w:val="28"/>
+          <w:szCs w:val="28"/>
+        </w:rPr>
+      </w:r>
     </w:p>
     <w:p>
       <w:pPr>
@@ -11348,6 +11100,13 @@
           <w:szCs w:val="28"/>
         </w:rPr>
       </w:r>
+      <w:r>
+        <w:rPr>
+          <w:rFonts w:ascii="Times New Roman" w:hAnsi="Times New Roman" w:cs="Times New Roman"/>
+          <w:sz w:val="28"/>
+          <w:szCs w:val="28"/>
+        </w:rPr>
+      </w:r>
     </w:p>
     <w:p>
       <w:pPr>
@@ -11373,6 +11132,13 @@
           <w:szCs w:val="28"/>
         </w:rPr>
       </w:r>
+      <w:r>
+        <w:rPr>
+          <w:rFonts w:ascii="Times New Roman" w:hAnsi="Times New Roman" w:cs="Times New Roman"/>
+          <w:sz w:val="28"/>
+          <w:szCs w:val="28"/>
+        </w:rPr>
+      </w:r>
     </w:p>
     <w:p>
       <w:pPr>
@@ -11398,6 +11164,13 @@
           <w:szCs w:val="28"/>
         </w:rPr>
       </w:r>
+      <w:r>
+        <w:rPr>
+          <w:rFonts w:ascii="Times New Roman" w:hAnsi="Times New Roman" w:cs="Times New Roman"/>
+          <w:sz w:val="28"/>
+          <w:szCs w:val="28"/>
+        </w:rPr>
+      </w:r>
     </w:p>
     <w:p>
       <w:pPr>
@@ -11423,6 +11196,13 @@
           <w:szCs w:val="28"/>
         </w:rPr>
       </w:r>
+      <w:r>
+        <w:rPr>
+          <w:rFonts w:ascii="Times New Roman" w:hAnsi="Times New Roman" w:cs="Times New Roman"/>
+          <w:sz w:val="28"/>
+          <w:szCs w:val="28"/>
+        </w:rPr>
+      </w:r>
     </w:p>
     <w:p>
       <w:pPr>
@@ -11448,6 +11228,13 @@
           <w:szCs w:val="28"/>
         </w:rPr>
       </w:r>
+      <w:r>
+        <w:rPr>
+          <w:rFonts w:ascii="Times New Roman" w:hAnsi="Times New Roman" w:cs="Times New Roman"/>
+          <w:sz w:val="28"/>
+          <w:szCs w:val="28"/>
+        </w:rPr>
+      </w:r>
     </w:p>
     <w:p>
       <w:pPr>
@@ -11473,6 +11260,13 @@
           <w:szCs w:val="28"/>
         </w:rPr>
       </w:r>
+      <w:r>
+        <w:rPr>
+          <w:rFonts w:ascii="Times New Roman" w:hAnsi="Times New Roman" w:cs="Times New Roman"/>
+          <w:sz w:val="28"/>
+          <w:szCs w:val="28"/>
+        </w:rPr>
+      </w:r>
     </w:p>
     <w:p>
       <w:pPr>
@@ -11498,6 +11292,13 @@
           <w:szCs w:val="28"/>
         </w:rPr>
       </w:r>
+      <w:r>
+        <w:rPr>
+          <w:rFonts w:ascii="Times New Roman" w:hAnsi="Times New Roman" w:cs="Times New Roman"/>
+          <w:sz w:val="28"/>
+          <w:szCs w:val="28"/>
+        </w:rPr>
+      </w:r>
     </w:p>
     <w:p>
       <w:pPr>
@@ -11523,6 +11324,13 @@
           <w:szCs w:val="28"/>
         </w:rPr>
       </w:r>
+      <w:r>
+        <w:rPr>
+          <w:rFonts w:ascii="Times New Roman" w:hAnsi="Times New Roman" w:cs="Times New Roman"/>
+          <w:sz w:val="28"/>
+          <w:szCs w:val="28"/>
+        </w:rPr>
+      </w:r>
     </w:p>
     <w:p>
       <w:pPr>
@@ -11548,6 +11356,13 @@
           <w:szCs w:val="28"/>
         </w:rPr>
       </w:r>
+      <w:r>
+        <w:rPr>
+          <w:rFonts w:ascii="Times New Roman" w:hAnsi="Times New Roman" w:cs="Times New Roman"/>
+          <w:sz w:val="28"/>
+          <w:szCs w:val="28"/>
+        </w:rPr>
+      </w:r>
     </w:p>
     <w:p>
       <w:pPr>
@@ -11573,6 +11388,13 @@
           <w:szCs w:val="28"/>
         </w:rPr>
       </w:r>
+      <w:r>
+        <w:rPr>
+          <w:rFonts w:ascii="Times New Roman" w:hAnsi="Times New Roman" w:cs="Times New Roman"/>
+          <w:sz w:val="28"/>
+          <w:szCs w:val="28"/>
+        </w:rPr>
+      </w:r>
     </w:p>
     <w:p>
       <w:pPr>
@@ -11598,6 +11420,13 @@
           <w:szCs w:val="28"/>
         </w:rPr>
       </w:r>
+      <w:r>
+        <w:rPr>
+          <w:rFonts w:ascii="Times New Roman" w:hAnsi="Times New Roman" w:cs="Times New Roman"/>
+          <w:sz w:val="28"/>
+          <w:szCs w:val="28"/>
+        </w:rPr>
+      </w:r>
     </w:p>
     <w:p>
       <w:pPr>
@@ -11622,12 +11451,12 @@
           <w:rFonts w:ascii="Times New Roman" w:hAnsi="Times New Roman" w:eastAsia="Times New Roman" w:cs="Times New Roman"/>
           <w:sz w:val="28"/>
           <w:szCs w:val="28"/>
-          <w:lang w:val="en-US"/>
-        </w:rPr>
-      </w:r>
-      <w:r>
-        <w:rPr>
-          <w:rFonts w:ascii="Times New Roman" w:hAnsi="Times New Roman" w:eastAsia="Times New Roman" w:cs="Times New Roman"/>
+          <w:highlight w:val="none"/>
+        </w:rPr>
+      </w:r>
+      <w:r>
+        <w:rPr>
+          <w:rFonts w:ascii="Times New Roman" w:hAnsi="Times New Roman" w:cs="Times New Roman"/>
           <w:sz w:val="28"/>
           <w:szCs w:val="28"/>
           <w:highlight w:val="none"/>
@@ -11636,7 +11465,7 @@
     </w:p>
     <w:p>
       <w:pPr>
-        <w:pStyle w:val="13"/>
+        <w:pStyle w:val="686"/>
         <w:ind w:left="-142" w:right="0" w:hanging="425"/>
         <w:jc w:val="both"/>
         <w:spacing w:before="66" w:after="0" w:line="240" w:lineRule="auto"/>
@@ -11805,7 +11634,7 @@
       </w:r>
       <w:r>
         <w:rPr>
-          <w:rFonts w:ascii="Times New Roman" w:hAnsi="Times New Roman" w:eastAsia="Times New Roman" w:cs="Times New Roman"/>
+          <w:rFonts w:ascii="Times New Roman" w:hAnsi="Times New Roman" w:cs="Times New Roman"/>
           <w:b/>
           <w:bCs/>
           <w:sz w:val="28"/>
@@ -11815,7 +11644,7 @@
     </w:p>
     <w:p>
       <w:pPr>
-        <w:pStyle w:val="15"/>
+        <w:pStyle w:val="688"/>
         <w:ind w:left="-142" w:right="0" w:hanging="425"/>
         <w:jc w:val="both"/>
         <w:spacing w:before="305" w:after="0" w:line="240" w:lineRule="auto"/>
@@ -11905,15 +11734,13 @@
       <w:r>
         <w:rPr>
           <w:rFonts w:ascii="Times New Roman" w:hAnsi="Times New Roman" w:eastAsia="Times New Roman" w:cs="Times New Roman"/>
-          <w:b/>
-          <w:bCs/>
-          <w:sz w:val="28"/>
-          <w:szCs w:val="28"/>
-        </w:rPr>
-      </w:r>
-      <w:r>
-        <w:rPr>
-          <w:rFonts w:ascii="Times New Roman" w:hAnsi="Times New Roman" w:eastAsia="Times New Roman" w:cs="Times New Roman"/>
+          <w:sz w:val="28"/>
+          <w:szCs w:val="28"/>
+        </w:rPr>
+      </w:r>
+      <w:r>
+        <w:rPr>
+          <w:rFonts w:ascii="Times New Roman" w:hAnsi="Times New Roman" w:cs="Times New Roman"/>
           <w:sz w:val="28"/>
           <w:szCs w:val="28"/>
         </w:rPr>
@@ -11921,7 +11748,7 @@
     </w:p>
     <w:p>
       <w:pPr>
-        <w:pStyle w:val="1_786"/>
+        <w:pStyle w:val="868"/>
         <w:ind w:left="-142" w:right="0" w:hanging="425"/>
         <w:jc w:val="both"/>
         <w:spacing w:before="280" w:line="360" w:lineRule="auto"/>
@@ -12086,7 +11913,7 @@
       </w:r>
       <w:r>
         <w:rPr>
-          <w:rFonts w:ascii="Times New Roman" w:hAnsi="Times New Roman" w:eastAsia="Times New Roman" w:cs="Times New Roman"/>
+          <w:rFonts w:ascii="Times New Roman" w:hAnsi="Times New Roman" w:cs="Times New Roman"/>
           <w:sz w:val="28"/>
           <w:szCs w:val="28"/>
         </w:rPr>
@@ -12094,7 +11921,7 @@
     </w:p>
     <w:p>
       <w:pPr>
-        <w:pStyle w:val="621"/>
+        <w:pStyle w:val="866"/>
         <w:numPr>
           <w:ilvl w:val="0"/>
           <w:numId w:val="6"/>
@@ -12135,15 +11962,14 @@
       </w:r>
       <w:r>
         <w:rPr>
-          <w:rFonts w:ascii="Times New Roman" w:hAnsi="Times New Roman" w:eastAsia="Times New Roman" w:cs="Times New Roman"/>
-          <w:sz w:val="28"/>
-          <w:szCs w:val="28"/>
+          <w:rFonts w:ascii="Times New Roman" w:hAnsi="Times New Roman" w:cs="Times New Roman"/>
+          <w:sz w:val="24"/>
         </w:rPr>
       </w:r>
     </w:p>
     <w:p>
       <w:pPr>
-        <w:pStyle w:val="621"/>
+        <w:pStyle w:val="866"/>
         <w:numPr>
           <w:ilvl w:val="0"/>
           <w:numId w:val="6"/>
@@ -12248,15 +12074,14 @@
       </w:r>
       <w:r>
         <w:rPr>
-          <w:rFonts w:ascii="Times New Roman" w:hAnsi="Times New Roman" w:eastAsia="Times New Roman" w:cs="Times New Roman"/>
-          <w:sz w:val="28"/>
-          <w:szCs w:val="28"/>
+          <w:rFonts w:ascii="Times New Roman" w:hAnsi="Times New Roman" w:cs="Times New Roman"/>
+          <w:sz w:val="24"/>
         </w:rPr>
       </w:r>
     </w:p>
     <w:p>
       <w:pPr>
-        <w:pStyle w:val="621"/>
+        <w:pStyle w:val="866"/>
         <w:numPr>
           <w:ilvl w:val="0"/>
           <w:numId w:val="6"/>
@@ -12329,15 +12154,14 @@
       </w:r>
       <w:r>
         <w:rPr>
-          <w:rFonts w:ascii="Times New Roman" w:hAnsi="Times New Roman" w:eastAsia="Times New Roman" w:cs="Times New Roman"/>
-          <w:sz w:val="28"/>
-          <w:szCs w:val="28"/>
+          <w:rFonts w:ascii="Times New Roman" w:hAnsi="Times New Roman" w:cs="Times New Roman"/>
+          <w:sz w:val="24"/>
         </w:rPr>
       </w:r>
     </w:p>
     <w:p>
       <w:pPr>
-        <w:pStyle w:val="621"/>
+        <w:pStyle w:val="866"/>
         <w:numPr>
           <w:ilvl w:val="0"/>
           <w:numId w:val="6"/>
@@ -12402,15 +12226,14 @@
       </w:r>
       <w:r>
         <w:rPr>
-          <w:rFonts w:ascii="Times New Roman" w:hAnsi="Times New Roman" w:eastAsia="Times New Roman" w:cs="Times New Roman"/>
-          <w:sz w:val="28"/>
-          <w:szCs w:val="28"/>
+          <w:rFonts w:ascii="Times New Roman" w:hAnsi="Times New Roman" w:cs="Times New Roman"/>
+          <w:sz w:val="24"/>
         </w:rPr>
       </w:r>
     </w:p>
     <w:p>
       <w:pPr>
-        <w:pStyle w:val="621"/>
+        <w:pStyle w:val="866"/>
         <w:numPr>
           <w:ilvl w:val="0"/>
           <w:numId w:val="6"/>
@@ -12516,15 +12339,14 @@
       </w:r>
       <w:r>
         <w:rPr>
-          <w:rFonts w:ascii="Times New Roman" w:hAnsi="Times New Roman" w:eastAsia="Times New Roman" w:cs="Times New Roman"/>
-          <w:sz w:val="28"/>
-          <w:szCs w:val="28"/>
+          <w:rFonts w:ascii="Times New Roman" w:hAnsi="Times New Roman" w:cs="Times New Roman"/>
+          <w:sz w:val="24"/>
         </w:rPr>
       </w:r>
     </w:p>
     <w:p>
       <w:pPr>
-        <w:pStyle w:val="621"/>
+        <w:pStyle w:val="866"/>
         <w:numPr>
           <w:ilvl w:val="0"/>
           <w:numId w:val="6"/>
@@ -12590,15 +12412,14 @@
       </w:r>
       <w:r>
         <w:rPr>
-          <w:rFonts w:ascii="Times New Roman" w:hAnsi="Times New Roman" w:eastAsia="Times New Roman" w:cs="Times New Roman"/>
-          <w:sz w:val="28"/>
-          <w:szCs w:val="28"/>
+          <w:rFonts w:ascii="Times New Roman" w:hAnsi="Times New Roman" w:cs="Times New Roman"/>
+          <w:sz w:val="24"/>
         </w:rPr>
       </w:r>
     </w:p>
     <w:p>
       <w:pPr>
-        <w:pStyle w:val="621"/>
+        <w:pStyle w:val="866"/>
         <w:numPr>
           <w:ilvl w:val="0"/>
           <w:numId w:val="6"/>
@@ -12656,15 +12477,14 @@
       </w:r>
       <w:r>
         <w:rPr>
-          <w:rFonts w:ascii="Times New Roman" w:hAnsi="Times New Roman" w:eastAsia="Times New Roman" w:cs="Times New Roman"/>
-          <w:sz w:val="28"/>
-          <w:szCs w:val="28"/>
+          <w:rFonts w:ascii="Times New Roman" w:hAnsi="Times New Roman" w:cs="Times New Roman"/>
+          <w:sz w:val="24"/>
         </w:rPr>
       </w:r>
     </w:p>
     <w:p>
       <w:pPr>
-        <w:pStyle w:val="621"/>
+        <w:pStyle w:val="866"/>
         <w:numPr>
           <w:ilvl w:val="0"/>
           <w:numId w:val="6"/>
@@ -12721,15 +12541,14 @@
       </w:r>
       <w:r>
         <w:rPr>
-          <w:rFonts w:ascii="Times New Roman" w:hAnsi="Times New Roman" w:eastAsia="Times New Roman" w:cs="Times New Roman"/>
-          <w:sz w:val="28"/>
-          <w:szCs w:val="28"/>
+          <w:rFonts w:ascii="Times New Roman" w:hAnsi="Times New Roman" w:cs="Times New Roman"/>
+          <w:sz w:val="24"/>
         </w:rPr>
       </w:r>
     </w:p>
     <w:p>
       <w:pPr>
-        <w:pStyle w:val="1_786"/>
+        <w:pStyle w:val="868"/>
         <w:ind w:left="0" w:right="0" w:firstLine="0"/>
         <w:jc w:val="both"/>
         <w:rPr>
@@ -12753,15 +12572,14 @@
       </w:r>
       <w:r>
         <w:rPr>
-          <w:rFonts w:ascii="Times New Roman" w:hAnsi="Times New Roman" w:eastAsia="Times New Roman" w:cs="Times New Roman"/>
-          <w:sz w:val="28"/>
-          <w:szCs w:val="28"/>
+          <w:rFonts w:ascii="Times New Roman" w:hAnsi="Times New Roman" w:cs="Times New Roman"/>
+          <w:sz w:val="20"/>
         </w:rPr>
       </w:r>
     </w:p>
     <w:p>
       <w:pPr>
-        <w:pStyle w:val="15"/>
+        <w:pStyle w:val="688"/>
         <w:ind w:left="-142" w:right="0" w:hanging="425"/>
         <w:jc w:val="both"/>
         <w:spacing w:before="67" w:after="0" w:line="240" w:lineRule="auto"/>
@@ -12882,7 +12700,7 @@
       </w:r>
       <w:r>
         <w:rPr>
-          <w:rFonts w:ascii="Times New Roman" w:hAnsi="Times New Roman" w:eastAsia="Times New Roman" w:cs="Times New Roman"/>
+          <w:rFonts w:ascii="Times New Roman" w:hAnsi="Times New Roman" w:cs="Times New Roman"/>
           <w:b/>
           <w:bCs/>
           <w:sz w:val="28"/>
@@ -12892,7 +12710,7 @@
     </w:p>
     <w:p>
       <w:pPr>
-        <w:pStyle w:val="1_786"/>
+        <w:pStyle w:val="868"/>
         <w:ind w:left="-142" w:right="0" w:hanging="425"/>
         <w:jc w:val="both"/>
         <w:spacing w:before="279"/>
@@ -12971,7 +12789,7 @@
       </w:r>
       <w:r>
         <w:rPr>
-          <w:rFonts w:ascii="Times New Roman" w:hAnsi="Times New Roman" w:eastAsia="Times New Roman" w:cs="Times New Roman"/>
+          <w:rFonts w:ascii="Times New Roman" w:hAnsi="Times New Roman" w:cs="Times New Roman"/>
           <w:sz w:val="28"/>
           <w:szCs w:val="28"/>
         </w:rPr>
@@ -12979,7 +12797,7 @@
     </w:p>
     <w:p>
       <w:pPr>
-        <w:pStyle w:val="1_786"/>
+        <w:pStyle w:val="868"/>
         <w:ind w:left="-142" w:right="0" w:hanging="425"/>
         <w:jc w:val="both"/>
         <w:spacing w:before="138" w:line="360" w:lineRule="auto"/>
@@ -13047,7 +12865,7 @@
       </w:r>
       <w:r>
         <w:rPr>
-          <w:rFonts w:ascii="Times New Roman" w:hAnsi="Times New Roman" w:eastAsia="Times New Roman" w:cs="Times New Roman"/>
+          <w:rFonts w:ascii="Times New Roman" w:hAnsi="Times New Roman" w:cs="Times New Roman"/>
           <w:sz w:val="28"/>
           <w:szCs w:val="28"/>
         </w:rPr>
@@ -13055,7 +12873,7 @@
     </w:p>
     <w:p>
       <w:pPr>
-        <w:pStyle w:val="1_786"/>
+        <w:pStyle w:val="868"/>
         <w:ind w:left="-142" w:right="0" w:hanging="425"/>
         <w:jc w:val="both"/>
         <w:spacing w:line="360" w:lineRule="auto"/>
@@ -13131,7 +12949,7 @@
       </w:r>
       <w:r>
         <w:rPr>
-          <w:rFonts w:ascii="Times New Roman" w:hAnsi="Times New Roman" w:eastAsia="Times New Roman" w:cs="Times New Roman"/>
+          <w:rFonts w:ascii="Times New Roman" w:hAnsi="Times New Roman" w:cs="Times New Roman"/>
           <w:sz w:val="28"/>
           <w:szCs w:val="28"/>
         </w:rPr>
@@ -13139,7 +12957,7 @@
     </w:p>
     <w:p>
       <w:pPr>
-        <w:pStyle w:val="1_786"/>
+        <w:pStyle w:val="868"/>
         <w:ind w:left="-142" w:right="0" w:hanging="425"/>
         <w:jc w:val="both"/>
         <w:spacing w:line="360" w:lineRule="auto"/>
@@ -13191,7 +13009,7 @@
       </w:r>
       <w:r>
         <w:rPr>
-          <w:rFonts w:ascii="Times New Roman" w:hAnsi="Times New Roman" w:eastAsia="Times New Roman" w:cs="Times New Roman"/>
+          <w:rFonts w:ascii="Times New Roman" w:hAnsi="Times New Roman" w:cs="Times New Roman"/>
           <w:sz w:val="28"/>
           <w:szCs w:val="28"/>
         </w:rPr>
@@ -13199,7 +13017,7 @@
     </w:p>
     <w:p>
       <w:pPr>
-        <w:pStyle w:val="1_786"/>
+        <w:pStyle w:val="868"/>
         <w:ind w:left="-142" w:right="0" w:hanging="425"/>
         <w:jc w:val="both"/>
         <w:spacing w:before="1" w:line="360" w:lineRule="auto"/>
@@ -13267,7 +13085,7 @@
       </w:r>
       <w:r>
         <w:rPr>
-          <w:rFonts w:ascii="Times New Roman" w:hAnsi="Times New Roman" w:eastAsia="Times New Roman" w:cs="Times New Roman"/>
+          <w:rFonts w:ascii="Times New Roman" w:hAnsi="Times New Roman" w:cs="Times New Roman"/>
           <w:sz w:val="28"/>
           <w:szCs w:val="28"/>
         </w:rPr>
@@ -13275,7 +13093,7 @@
     </w:p>
     <w:p>
       <w:pPr>
-        <w:pStyle w:val="1_786"/>
+        <w:pStyle w:val="868"/>
         <w:ind w:left="-142" w:right="0" w:hanging="425"/>
         <w:jc w:val="both"/>
         <w:spacing w:line="360" w:lineRule="auto"/>
@@ -13359,16 +13177,14 @@
       </w:r>
       <w:r>
         <w:rPr>
-          <w:rFonts w:ascii="Times New Roman" w:hAnsi="Times New Roman" w:eastAsia="Times New Roman" w:cs="Times New Roman"/>
-          <w:sz w:val="28"/>
-          <w:szCs w:val="28"/>
+          <w:rFonts w:ascii="Times New Roman" w:hAnsi="Times New Roman" w:cs="Times New Roman"/>
           <w:highlight w:val="none"/>
         </w:rPr>
       </w:r>
     </w:p>
     <w:p>
       <w:pPr>
-        <w:pStyle w:val="1_786"/>
+        <w:pStyle w:val="868"/>
         <w:numPr>
           <w:ilvl w:val="0"/>
           <w:numId w:val="8"/>
@@ -13409,16 +13225,14 @@
       </w:r>
       <w:r>
         <w:rPr>
-          <w:rFonts w:ascii="Times New Roman" w:hAnsi="Times New Roman" w:eastAsia="Times New Roman" w:cs="Times New Roman"/>
-          <w:sz w:val="28"/>
-          <w:szCs w:val="28"/>
+          <w:rFonts w:ascii="Times New Roman" w:hAnsi="Times New Roman" w:cs="Times New Roman"/>
           <w:highlight w:val="none"/>
         </w:rPr>
       </w:r>
     </w:p>
     <w:p>
       <w:pPr>
-        <w:pStyle w:val="1_786"/>
+        <w:pStyle w:val="868"/>
         <w:numPr>
           <w:ilvl w:val="0"/>
           <w:numId w:val="8"/>
@@ -13461,16 +13275,14 @@
       </w:r>
       <w:r>
         <w:rPr>
-          <w:rFonts w:ascii="Times New Roman" w:hAnsi="Times New Roman" w:eastAsia="Times New Roman" w:cs="Times New Roman"/>
-          <w:sz w:val="28"/>
-          <w:szCs w:val="28"/>
+          <w:rFonts w:ascii="Times New Roman" w:hAnsi="Times New Roman" w:cs="Times New Roman"/>
           <w:highlight w:val="none"/>
         </w:rPr>
       </w:r>
     </w:p>
     <w:p>
       <w:pPr>
-        <w:pStyle w:val="1_786"/>
+        <w:pStyle w:val="868"/>
         <w:numPr>
           <w:ilvl w:val="0"/>
           <w:numId w:val="8"/>
@@ -13533,16 +13345,14 @@
       </w:r>
       <w:r>
         <w:rPr>
-          <w:rFonts w:ascii="Times New Roman" w:hAnsi="Times New Roman" w:eastAsia="Times New Roman" w:cs="Times New Roman"/>
-          <w:sz w:val="28"/>
-          <w:szCs w:val="28"/>
+          <w:rFonts w:ascii="Times New Roman" w:hAnsi="Times New Roman" w:cs="Times New Roman"/>
           <w:highlight w:val="none"/>
         </w:rPr>
       </w:r>
     </w:p>
     <w:p>
       <w:pPr>
-        <w:pStyle w:val="1_786"/>
+        <w:pStyle w:val="868"/>
         <w:ind w:left="-142" w:right="0" w:hanging="425"/>
         <w:jc w:val="both"/>
         <w:spacing w:line="360" w:lineRule="auto"/>
@@ -13569,7 +13379,7 @@
       </w:r>
       <w:r>
         <w:rPr>
-          <w:rFonts w:ascii="Times New Roman" w:hAnsi="Times New Roman" w:eastAsia="Times New Roman" w:cs="Times New Roman"/>
+          <w:rFonts w:ascii="Times New Roman" w:hAnsi="Times New Roman" w:cs="Times New Roman"/>
           <w:sz w:val="28"/>
           <w:szCs w:val="28"/>
         </w:rPr>
@@ -13577,7 +13387,7 @@
     </w:p>
     <w:p>
       <w:pPr>
-        <w:pStyle w:val="1_786"/>
+        <w:pStyle w:val="868"/>
         <w:ind w:left="-142" w:right="0" w:hanging="425"/>
         <w:jc w:val="both"/>
         <w:rPr>
@@ -13601,15 +13411,14 @@
       </w:r>
       <w:r>
         <w:rPr>
-          <w:rFonts w:ascii="Times New Roman" w:hAnsi="Times New Roman" w:eastAsia="Times New Roman" w:cs="Times New Roman"/>
-          <w:sz w:val="28"/>
-          <w:szCs w:val="28"/>
+          <w:rFonts w:ascii="Times New Roman" w:hAnsi="Times New Roman" w:cs="Times New Roman"/>
+          <w:sz w:val="20"/>
         </w:rPr>
       </w:r>
     </w:p>
     <w:p>
       <w:pPr>
-        <w:pStyle w:val="13"/>
+        <w:pStyle w:val="686"/>
         <w:ind w:left="-142" w:right="0" w:hanging="425"/>
         <w:jc w:val="both"/>
         <w:spacing w:before="66" w:after="0" w:line="240" w:lineRule="auto"/>
@@ -13714,7 +13523,7 @@
       </w:r>
       <w:r>
         <w:rPr>
-          <w:rFonts w:ascii="Times New Roman" w:hAnsi="Times New Roman" w:eastAsia="Times New Roman" w:cs="Times New Roman"/>
+          <w:rFonts w:ascii="Times New Roman" w:hAnsi="Times New Roman" w:cs="Times New Roman"/>
           <w:b/>
           <w:bCs/>
           <w:sz w:val="28"/>
@@ -13924,16 +13733,15 @@
       </w:r>
       <w:r>
         <w:rPr>
-          <w:rFonts w:ascii="Times New Roman" w:hAnsi="Times New Roman" w:eastAsia="Times New Roman" w:cs="Times New Roman"/>
+          <w:rFonts w:ascii="Times New Roman" w:hAnsi="Times New Roman" w:cs="Times New Roman"/>
           <w:b/>
           <w:sz w:val="28"/>
-          <w:szCs w:val="28"/>
         </w:rPr>
       </w:r>
     </w:p>
     <w:p>
       <w:pPr>
-        <w:pStyle w:val="1_786"/>
+        <w:pStyle w:val="868"/>
         <w:ind w:left="-142" w:right="0" w:hanging="425"/>
         <w:jc w:val="both"/>
         <w:spacing w:before="112" w:line="360" w:lineRule="auto"/>
@@ -14048,7 +13856,7 @@
       </w:r>
       <w:r>
         <w:rPr>
-          <w:rFonts w:ascii="Times New Roman" w:hAnsi="Times New Roman" w:eastAsia="Times New Roman" w:cs="Times New Roman"/>
+          <w:rFonts w:ascii="Times New Roman" w:hAnsi="Times New Roman" w:cs="Times New Roman"/>
           <w:sz w:val="28"/>
           <w:szCs w:val="28"/>
         </w:rPr>
@@ -14056,7 +13864,7 @@
     </w:p>
     <w:p>
       <w:pPr>
-        <w:pStyle w:val="1_786"/>
+        <w:pStyle w:val="868"/>
         <w:ind w:left="-142" w:right="0" w:hanging="425"/>
         <w:jc w:val="both"/>
         <w:spacing w:before="112" w:line="360" w:lineRule="auto"/>
@@ -14122,7 +13930,7 @@
       </w:r>
       <w:r>
         <w:rPr>
-          <w:rFonts w:ascii="Times New Roman" w:hAnsi="Times New Roman" w:eastAsia="Times New Roman" w:cs="Times New Roman"/>
+          <w:rFonts w:ascii="Times New Roman" w:hAnsi="Times New Roman" w:cs="Times New Roman"/>
           <w:sz w:val="28"/>
           <w:szCs w:val="28"/>
         </w:rPr>
@@ -14130,7 +13938,7 @@
     </w:p>
     <w:p>
       <w:pPr>
-        <w:pStyle w:val="1_786"/>
+        <w:pStyle w:val="868"/>
         <w:ind w:left="-142" w:right="0" w:hanging="425"/>
         <w:jc w:val="both"/>
         <w:spacing w:before="120" w:line="360" w:lineRule="auto"/>
@@ -14479,7 +14287,7 @@
       </w:r>
       <w:r>
         <w:rPr>
-          <w:rFonts w:ascii="Times New Roman" w:hAnsi="Times New Roman" w:eastAsia="Times New Roman" w:cs="Times New Roman"/>
+          <w:rFonts w:ascii="Times New Roman" w:hAnsi="Times New Roman" w:cs="Times New Roman"/>
           <w:sz w:val="28"/>
           <w:szCs w:val="28"/>
         </w:rPr>
@@ -14487,7 +14295,7 @@
     </w:p>
     <w:p>
       <w:pPr>
-        <w:pStyle w:val="1_786"/>
+        <w:pStyle w:val="868"/>
         <w:ind w:left="-142" w:right="0" w:hanging="425"/>
         <w:jc w:val="both"/>
         <w:spacing w:line="360" w:lineRule="auto"/>
@@ -14677,16 +14485,14 @@
       </w:r>
       <w:r>
         <w:rPr>
-          <w:rFonts w:ascii="Times New Roman" w:hAnsi="Times New Roman" w:eastAsia="Times New Roman" w:cs="Times New Roman"/>
-          <w:sz w:val="28"/>
-          <w:szCs w:val="28"/>
+          <w:rFonts w:ascii="Times New Roman" w:hAnsi="Times New Roman" w:cs="Times New Roman"/>
           <w:highlight w:val="none"/>
         </w:rPr>
       </w:r>
     </w:p>
     <w:p>
       <w:pPr>
-        <w:pStyle w:val="1_786"/>
+        <w:pStyle w:val="868"/>
         <w:numPr>
           <w:ilvl w:val="0"/>
           <w:numId w:val="10"/>
@@ -14970,16 +14776,14 @@
       </w:r>
       <w:r>
         <w:rPr>
-          <w:rFonts w:ascii="Times New Roman" w:hAnsi="Times New Roman" w:eastAsia="Times New Roman" w:cs="Times New Roman"/>
-          <w:sz w:val="28"/>
-          <w:szCs w:val="28"/>
+          <w:rFonts w:ascii="Times New Roman" w:hAnsi="Times New Roman" w:cs="Times New Roman"/>
           <w:highlight w:val="none"/>
         </w:rPr>
       </w:r>
     </w:p>
     <w:p>
       <w:pPr>
-        <w:pStyle w:val="1_786"/>
+        <w:pStyle w:val="868"/>
         <w:numPr>
           <w:ilvl w:val="0"/>
           <w:numId w:val="11"/>
@@ -15209,7 +15013,7 @@
       </w:r>
       <w:r>
         <w:rPr>
-          <w:rFonts w:ascii="Times New Roman" w:hAnsi="Times New Roman" w:eastAsia="Times New Roman" w:cs="Times New Roman"/>
+          <w:rFonts w:ascii="Times New Roman" w:hAnsi="Times New Roman" w:cs="Times New Roman"/>
           <w:sz w:val="28"/>
           <w:szCs w:val="28"/>
         </w:rPr>
@@ -15217,7 +15021,7 @@
     </w:p>
     <w:p>
       <w:pPr>
-        <w:pStyle w:val="1_786"/>
+        <w:pStyle w:val="868"/>
         <w:numPr>
           <w:ilvl w:val="0"/>
           <w:numId w:val="11"/>
@@ -15764,7 +15568,7 @@
       </w:r>
       <w:r>
         <w:rPr>
-          <w:rFonts w:ascii="Times New Roman" w:hAnsi="Times New Roman" w:eastAsia="Times New Roman" w:cs="Times New Roman"/>
+          <w:rFonts w:ascii="Times New Roman" w:hAnsi="Times New Roman" w:cs="Times New Roman"/>
           <w:sz w:val="28"/>
           <w:szCs w:val="28"/>
         </w:rPr>
@@ -15772,7 +15576,7 @@
     </w:p>
     <w:p>
       <w:pPr>
-        <w:pStyle w:val="1_786"/>
+        <w:pStyle w:val="868"/>
         <w:ind w:left="-142" w:right="0" w:hanging="425"/>
         <w:jc w:val="both"/>
         <w:spacing w:line="360" w:lineRule="auto"/>
@@ -15926,7 +15730,7 @@
       </w:r>
       <w:r>
         <w:rPr>
-          <w:rFonts w:ascii="Times New Roman" w:hAnsi="Times New Roman" w:eastAsia="Times New Roman" w:cs="Times New Roman"/>
+          <w:rFonts w:ascii="Times New Roman" w:hAnsi="Times New Roman" w:cs="Times New Roman"/>
           <w:sz w:val="28"/>
           <w:szCs w:val="28"/>
         </w:rPr>
@@ -15934,7 +15738,7 @@
     </w:p>
     <w:p>
       <w:pPr>
-        <w:pStyle w:val="1_786"/>
+        <w:pStyle w:val="868"/>
         <w:ind w:left="-142" w:right="0" w:hanging="425"/>
         <w:jc w:val="both"/>
         <w:rPr>
@@ -15958,15 +15762,14 @@
       </w:r>
       <w:r>
         <w:rPr>
-          <w:rFonts w:ascii="Times New Roman" w:hAnsi="Times New Roman" w:eastAsia="Times New Roman" w:cs="Times New Roman"/>
-          <w:sz w:val="28"/>
-          <w:szCs w:val="28"/>
+          <w:rFonts w:ascii="Times New Roman" w:hAnsi="Times New Roman" w:cs="Times New Roman"/>
+          <w:sz w:val="20"/>
         </w:rPr>
       </w:r>
     </w:p>
     <w:p>
       <w:pPr>
-        <w:pStyle w:val="1_786"/>
+        <w:pStyle w:val="868"/>
         <w:ind w:left="-142" w:right="0" w:hanging="425"/>
         <w:jc w:val="both"/>
         <w:rPr>
@@ -15990,15 +15793,14 @@
       </w:r>
       <w:r>
         <w:rPr>
-          <w:rFonts w:ascii="Times New Roman" w:hAnsi="Times New Roman" w:eastAsia="Times New Roman" w:cs="Times New Roman"/>
-          <w:sz w:val="28"/>
-          <w:szCs w:val="28"/>
+          <w:rFonts w:ascii="Times New Roman" w:hAnsi="Times New Roman" w:cs="Times New Roman"/>
+          <w:sz w:val="20"/>
         </w:rPr>
       </w:r>
     </w:p>
     <w:p>
       <w:pPr>
-        <w:pStyle w:val="1_786"/>
+        <w:pStyle w:val="868"/>
         <w:ind w:left="-142" w:right="0" w:hanging="425"/>
         <w:jc w:val="both"/>
         <w:rPr>
@@ -16022,15 +15824,14 @@
       </w:r>
       <w:r>
         <w:rPr>
-          <w:rFonts w:ascii="Times New Roman" w:hAnsi="Times New Roman" w:eastAsia="Times New Roman" w:cs="Times New Roman"/>
-          <w:sz w:val="28"/>
-          <w:szCs w:val="28"/>
+          <w:rFonts w:ascii="Times New Roman" w:hAnsi="Times New Roman" w:cs="Times New Roman"/>
+          <w:sz w:val="20"/>
         </w:rPr>
       </w:r>
     </w:p>
     <w:p>
       <w:pPr>
-        <w:pStyle w:val="1_786"/>
+        <w:pStyle w:val="868"/>
         <w:ind w:left="-142" w:right="0" w:hanging="425"/>
         <w:jc w:val="both"/>
         <w:rPr>
@@ -16054,15 +15855,14 @@
       </w:r>
       <w:r>
         <w:rPr>
-          <w:rFonts w:ascii="Times New Roman" w:hAnsi="Times New Roman" w:eastAsia="Times New Roman" w:cs="Times New Roman"/>
-          <w:sz w:val="28"/>
-          <w:szCs w:val="28"/>
+          <w:rFonts w:ascii="Times New Roman" w:hAnsi="Times New Roman" w:cs="Times New Roman"/>
+          <w:sz w:val="20"/>
         </w:rPr>
       </w:r>
     </w:p>
     <w:p>
       <w:pPr>
-        <w:pStyle w:val="1_786"/>
+        <w:pStyle w:val="868"/>
         <w:ind w:left="-142" w:right="0" w:hanging="425"/>
         <w:jc w:val="both"/>
         <w:rPr>
@@ -16086,15 +15886,14 @@
       </w:r>
       <w:r>
         <w:rPr>
-          <w:rFonts w:ascii="Times New Roman" w:hAnsi="Times New Roman" w:eastAsia="Times New Roman" w:cs="Times New Roman"/>
-          <w:sz w:val="28"/>
-          <w:szCs w:val="28"/>
+          <w:rFonts w:ascii="Times New Roman" w:hAnsi="Times New Roman" w:cs="Times New Roman"/>
+          <w:sz w:val="20"/>
         </w:rPr>
       </w:r>
     </w:p>
     <w:p>
       <w:pPr>
-        <w:pStyle w:val="1_786"/>
+        <w:pStyle w:val="868"/>
         <w:ind w:left="-142" w:right="0" w:hanging="425"/>
         <w:jc w:val="both"/>
         <w:rPr>
@@ -16118,15 +15917,14 @@
       </w:r>
       <w:r>
         <w:rPr>
-          <w:rFonts w:ascii="Times New Roman" w:hAnsi="Times New Roman" w:eastAsia="Times New Roman" w:cs="Times New Roman"/>
-          <w:sz w:val="28"/>
-          <w:szCs w:val="28"/>
+          <w:rFonts w:ascii="Times New Roman" w:hAnsi="Times New Roman" w:cs="Times New Roman"/>
+          <w:sz w:val="20"/>
         </w:rPr>
       </w:r>
     </w:p>
     <w:p>
       <w:pPr>
-        <w:pStyle w:val="1_786"/>
+        <w:pStyle w:val="868"/>
         <w:ind w:left="-142" w:right="0" w:hanging="425"/>
         <w:jc w:val="both"/>
         <w:rPr>
@@ -16150,15 +15948,14 @@
       </w:r>
       <w:r>
         <w:rPr>
-          <w:rFonts w:ascii="Times New Roman" w:hAnsi="Times New Roman" w:eastAsia="Times New Roman" w:cs="Times New Roman"/>
-          <w:sz w:val="28"/>
-          <w:szCs w:val="28"/>
+          <w:rFonts w:ascii="Times New Roman" w:hAnsi="Times New Roman" w:cs="Times New Roman"/>
+          <w:sz w:val="20"/>
         </w:rPr>
       </w:r>
     </w:p>
     <w:p>
       <w:pPr>
-        <w:pStyle w:val="1_786"/>
+        <w:pStyle w:val="868"/>
         <w:ind w:left="-142" w:right="0" w:hanging="425"/>
         <w:jc w:val="both"/>
         <w:rPr>
@@ -16182,15 +15979,14 @@
       </w:r>
       <w:r>
         <w:rPr>
-          <w:rFonts w:ascii="Times New Roman" w:hAnsi="Times New Roman" w:eastAsia="Times New Roman" w:cs="Times New Roman"/>
-          <w:sz w:val="28"/>
-          <w:szCs w:val="28"/>
+          <w:rFonts w:ascii="Times New Roman" w:hAnsi="Times New Roman" w:cs="Times New Roman"/>
+          <w:sz w:val="20"/>
         </w:rPr>
       </w:r>
     </w:p>
     <w:p>
       <w:pPr>
-        <w:pStyle w:val="1_786"/>
+        <w:pStyle w:val="868"/>
         <w:ind w:left="-142" w:right="0" w:hanging="425"/>
         <w:jc w:val="both"/>
         <w:rPr>
@@ -16214,15 +16010,14 @@
       </w:r>
       <w:r>
         <w:rPr>
-          <w:rFonts w:ascii="Times New Roman" w:hAnsi="Times New Roman" w:eastAsia="Times New Roman" w:cs="Times New Roman"/>
-          <w:sz w:val="28"/>
-          <w:szCs w:val="28"/>
+          <w:rFonts w:ascii="Times New Roman" w:hAnsi="Times New Roman" w:cs="Times New Roman"/>
+          <w:sz w:val="20"/>
         </w:rPr>
       </w:r>
     </w:p>
     <w:p>
       <w:pPr>
-        <w:pStyle w:val="1_786"/>
+        <w:pStyle w:val="868"/>
         <w:ind w:left="-142" w:right="0" w:hanging="425"/>
         <w:jc w:val="both"/>
         <w:rPr>
@@ -16246,15 +16041,14 @@
       </w:r>
       <w:r>
         <w:rPr>
-          <w:rFonts w:ascii="Times New Roman" w:hAnsi="Times New Roman" w:eastAsia="Times New Roman" w:cs="Times New Roman"/>
-          <w:sz w:val="28"/>
-          <w:szCs w:val="28"/>
+          <w:rFonts w:ascii="Times New Roman" w:hAnsi="Times New Roman" w:cs="Times New Roman"/>
+          <w:sz w:val="20"/>
         </w:rPr>
       </w:r>
     </w:p>
     <w:p>
       <w:pPr>
-        <w:pStyle w:val="1_786"/>
+        <w:pStyle w:val="868"/>
         <w:ind w:left="-142" w:right="0" w:hanging="425"/>
         <w:jc w:val="both"/>
         <w:spacing w:before="229"/>
@@ -16279,15 +16073,14 @@
       </w:r>
       <w:r>
         <w:rPr>
-          <w:rFonts w:ascii="Times New Roman" w:hAnsi="Times New Roman" w:eastAsia="Times New Roman" w:cs="Times New Roman"/>
-          <w:sz w:val="28"/>
-          <w:szCs w:val="28"/>
+          <w:rFonts w:ascii="Times New Roman" w:hAnsi="Times New Roman" w:cs="Times New Roman"/>
+          <w:sz w:val="20"/>
         </w:rPr>
       </w:r>
     </w:p>
     <w:p>
       <w:pPr>
-        <w:pStyle w:val="1_786"/>
+        <w:pStyle w:val="868"/>
         <w:ind w:left="-142" w:right="0" w:hanging="425"/>
         <w:jc w:val="both"/>
         <w:spacing w:before="64" w:line="360" w:lineRule="auto"/>
@@ -16320,7 +16113,7 @@
       </w:r>
       <w:r>
         <w:rPr>
-          <w:rFonts w:ascii="Times New Roman" w:hAnsi="Times New Roman" w:eastAsia="Times New Roman" w:cs="Times New Roman"/>
+          <w:rFonts w:ascii="Times New Roman" w:hAnsi="Times New Roman" w:cs="Times New Roman"/>
           <w:sz w:val="28"/>
           <w:szCs w:val="28"/>
         </w:rPr>
@@ -16328,7 +16121,7 @@
     </w:p>
     <w:p>
       <w:pPr>
-        <w:pStyle w:val="15"/>
+        <w:pStyle w:val="688"/>
         <w:ind w:left="-142" w:right="0" w:hanging="425"/>
         <w:jc w:val="both"/>
         <w:spacing w:before="124" w:after="0" w:line="360" w:lineRule="auto"/>
@@ -16532,7 +16325,7 @@
       </w:r>
       <w:r>
         <w:rPr>
-          <w:rFonts w:ascii="Times New Roman" w:hAnsi="Times New Roman" w:eastAsia="Times New Roman" w:cs="Times New Roman"/>
+          <w:rFonts w:ascii="Times New Roman" w:hAnsi="Times New Roman" w:cs="Times New Roman"/>
           <w:b/>
           <w:bCs/>
           <w:sz w:val="28"/>
@@ -16542,7 +16335,7 @@
     </w:p>
     <w:p>
       <w:pPr>
-        <w:pStyle w:val="1_786"/>
+        <w:pStyle w:val="868"/>
         <w:ind w:left="-142" w:right="0" w:hanging="425"/>
         <w:jc w:val="both"/>
         <w:spacing w:before="115" w:line="360" w:lineRule="auto"/>
@@ -16985,16 +16778,14 @@
       </w:r>
       <w:r>
         <w:rPr>
-          <w:rFonts w:ascii="Times New Roman" w:hAnsi="Times New Roman" w:eastAsia="Times New Roman" w:cs="Times New Roman"/>
-          <w:sz w:val="28"/>
-          <w:szCs w:val="28"/>
+          <w:rFonts w:ascii="Times New Roman" w:hAnsi="Times New Roman" w:cs="Times New Roman"/>
           <w:highlight w:val="none"/>
         </w:rPr>
       </w:r>
     </w:p>
     <w:p>
       <w:pPr>
-        <w:pStyle w:val="1_786"/>
+        <w:pStyle w:val="868"/>
         <w:ind w:left="-142" w:right="0" w:hanging="425"/>
         <w:jc w:val="both"/>
         <w:spacing w:before="115" w:line="360" w:lineRule="auto"/>
@@ -17244,17 +17035,14 @@
       </w:r>
       <w:r>
         <w:rPr>
-          <w:rFonts w:ascii="Times New Roman" w:hAnsi="Times New Roman" w:eastAsia="Times New Roman" w:cs="Times New Roman"/>
-          <w:sz w:val="28"/>
-          <w:szCs w:val="28"/>
-          <w:highlight w:val="none"/>
-          <w:lang w:val="ru-RU"/>
+          <w:rFonts w:ascii="Times New Roman" w:hAnsi="Times New Roman" w:cs="Times New Roman"/>
+          <w:highlight w:val="none"/>
         </w:rPr>
       </w:r>
     </w:p>
     <w:p>
       <w:pPr>
-        <w:pStyle w:val="1_786"/>
+        <w:pStyle w:val="868"/>
         <w:ind w:left="-142" w:right="0" w:hanging="425"/>
         <w:jc w:val="both"/>
         <w:spacing w:before="115" w:line="360" w:lineRule="auto"/>
@@ -17404,17 +17192,14 @@
       </w:r>
       <w:r>
         <w:rPr>
-          <w:rFonts w:ascii="Times New Roman" w:hAnsi="Times New Roman" w:eastAsia="Times New Roman" w:cs="Times New Roman"/>
-          <w:sz w:val="28"/>
-          <w:szCs w:val="28"/>
-          <w:highlight w:val="none"/>
-          <w:lang w:val="ru-RU"/>
+          <w:rFonts w:ascii="Times New Roman" w:hAnsi="Times New Roman" w:cs="Times New Roman"/>
+          <w:highlight w:val="none"/>
         </w:rPr>
       </w:r>
     </w:p>
     <w:p>
       <w:pPr>
-        <w:pStyle w:val="1_786"/>
+        <w:pStyle w:val="868"/>
         <w:ind w:left="-142" w:right="0" w:hanging="425"/>
         <w:jc w:val="both"/>
         <w:spacing w:before="115" w:line="360" w:lineRule="auto"/>
@@ -17534,17 +17319,14 @@
       </w:r>
       <w:r>
         <w:rPr>
-          <w:rFonts w:ascii="Times New Roman" w:hAnsi="Times New Roman" w:eastAsia="Times New Roman" w:cs="Times New Roman"/>
-          <w:sz w:val="28"/>
-          <w:szCs w:val="28"/>
-          <w:highlight w:val="none"/>
-          <w:lang w:val="ru-RU"/>
+          <w:rFonts w:ascii="Times New Roman" w:hAnsi="Times New Roman" w:cs="Times New Roman"/>
+          <w:highlight w:val="none"/>
         </w:rPr>
       </w:r>
     </w:p>
     <w:p>
       <w:pPr>
-        <w:pStyle w:val="1_786"/>
+        <w:pStyle w:val="868"/>
         <w:ind w:left="-142" w:right="0" w:hanging="425"/>
         <w:jc w:val="both"/>
         <w:spacing w:before="115" w:line="360" w:lineRule="auto"/>
@@ -17594,17 +17376,14 @@
       </w:r>
       <w:r>
         <w:rPr>
-          <w:rFonts w:ascii="Times New Roman" w:hAnsi="Times New Roman" w:eastAsia="Times New Roman" w:cs="Times New Roman"/>
-          <w:sz w:val="28"/>
-          <w:szCs w:val="28"/>
-          <w:highlight w:val="none"/>
-          <w:lang w:val="ru-RU"/>
+          <w:rFonts w:ascii="Times New Roman" w:hAnsi="Times New Roman" w:cs="Times New Roman"/>
+          <w:highlight w:val="none"/>
         </w:rPr>
       </w:r>
     </w:p>
     <w:p>
       <w:pPr>
-        <w:pStyle w:val="1_786"/>
+        <w:pStyle w:val="868"/>
         <w:ind w:left="-142" w:right="0" w:hanging="425"/>
         <w:jc w:val="both"/>
         <w:spacing w:before="115" w:line="360" w:lineRule="auto"/>
@@ -18854,17 +18633,14 @@
       </w:r>
       <w:r>
         <w:rPr>
-          <w:rFonts w:ascii="Times New Roman" w:hAnsi="Times New Roman" w:eastAsia="Times New Roman" w:cs="Times New Roman"/>
-          <w:sz w:val="28"/>
-          <w:szCs w:val="28"/>
-          <w:highlight w:val="none"/>
-          <w:lang w:val="ru-RU"/>
+          <w:rFonts w:ascii="Times New Roman" w:hAnsi="Times New Roman" w:cs="Times New Roman"/>
+          <w:highlight w:val="none"/>
         </w:rPr>
       </w:r>
     </w:p>
     <w:p>
       <w:pPr>
-        <w:pStyle w:val="1_786"/>
+        <w:pStyle w:val="868"/>
         <w:ind w:left="-142" w:right="0" w:hanging="425"/>
         <w:jc w:val="both"/>
         <w:spacing w:before="115" w:line="360" w:lineRule="auto"/>
@@ -20114,17 +19890,14 @@
       </w:r>
       <w:r>
         <w:rPr>
-          <w:rFonts w:ascii="Times New Roman" w:hAnsi="Times New Roman" w:eastAsia="Times New Roman" w:cs="Times New Roman"/>
-          <w:sz w:val="28"/>
-          <w:szCs w:val="28"/>
-          <w:highlight w:val="none"/>
-          <w:lang w:val="ru-RU"/>
+          <w:rFonts w:ascii="Times New Roman" w:hAnsi="Times New Roman" w:cs="Times New Roman"/>
+          <w:highlight w:val="none"/>
         </w:rPr>
       </w:r>
     </w:p>
     <w:p>
       <w:pPr>
-        <w:pStyle w:val="1_786"/>
+        <w:pStyle w:val="868"/>
         <w:ind w:left="-142" w:right="0" w:hanging="425"/>
         <w:jc w:val="both"/>
         <w:spacing w:before="115" w:line="360" w:lineRule="auto"/>
@@ -21814,17 +21587,14 @@
       </w:r>
       <w:r>
         <w:rPr>
-          <w:rFonts w:ascii="Times New Roman" w:hAnsi="Times New Roman" w:eastAsia="Times New Roman" w:cs="Times New Roman"/>
-          <w:sz w:val="28"/>
-          <w:szCs w:val="28"/>
-          <w:highlight w:val="none"/>
-          <w:lang w:val="ru-RU"/>
+          <w:rFonts w:ascii="Times New Roman" w:hAnsi="Times New Roman" w:cs="Times New Roman"/>
+          <w:highlight w:val="none"/>
         </w:rPr>
       </w:r>
     </w:p>
     <w:p>
       <w:pPr>
-        <w:pStyle w:val="1_786"/>
+        <w:pStyle w:val="868"/>
         <w:ind w:left="-142" w:right="0" w:hanging="425"/>
         <w:jc w:val="both"/>
         <w:spacing w:before="115" w:line="360" w:lineRule="auto"/>
@@ -21864,17 +21634,14 @@
       </w:r>
       <w:r>
         <w:rPr>
-          <w:rFonts w:ascii="Times New Roman" w:hAnsi="Times New Roman" w:eastAsia="Times New Roman" w:cs="Times New Roman"/>
-          <w:sz w:val="28"/>
-          <w:szCs w:val="28"/>
-          <w:highlight w:val="none"/>
-          <w:lang w:val="ru-RU"/>
+          <w:rFonts w:ascii="Times New Roman" w:hAnsi="Times New Roman" w:cs="Times New Roman"/>
+          <w:highlight w:val="none"/>
         </w:rPr>
       </w:r>
     </w:p>
     <w:p>
       <w:pPr>
-        <w:pStyle w:val="1_786"/>
+        <w:pStyle w:val="868"/>
         <w:ind w:left="-142" w:right="0" w:hanging="425"/>
         <w:jc w:val="both"/>
         <w:spacing w:before="115" w:line="360" w:lineRule="auto"/>
@@ -22784,17 +22551,14 @@
       </w:r>
       <w:r>
         <w:rPr>
-          <w:rFonts w:ascii="Times New Roman" w:hAnsi="Times New Roman" w:eastAsia="Times New Roman" w:cs="Times New Roman"/>
-          <w:sz w:val="28"/>
-          <w:szCs w:val="28"/>
-          <w:highlight w:val="none"/>
-          <w:lang w:val="ru-RU"/>
+          <w:rFonts w:ascii="Times New Roman" w:hAnsi="Times New Roman" w:cs="Times New Roman"/>
+          <w:highlight w:val="none"/>
         </w:rPr>
       </w:r>
     </w:p>
     <w:p>
       <w:pPr>
-        <w:pStyle w:val="1_786"/>
+        <w:pStyle w:val="868"/>
         <w:ind w:left="-142" w:right="0" w:hanging="425"/>
         <w:jc w:val="both"/>
         <w:spacing w:before="115" w:line="360" w:lineRule="auto"/>
@@ -22894,17 +22658,14 @@
       </w:r>
       <w:r>
         <w:rPr>
-          <w:rFonts w:ascii="Times New Roman" w:hAnsi="Times New Roman" w:eastAsia="Times New Roman" w:cs="Times New Roman"/>
-          <w:sz w:val="28"/>
-          <w:szCs w:val="28"/>
-          <w:highlight w:val="none"/>
-          <w:lang w:val="ru-RU"/>
+          <w:rFonts w:ascii="Times New Roman" w:hAnsi="Times New Roman" w:cs="Times New Roman"/>
+          <w:highlight w:val="none"/>
         </w:rPr>
       </w:r>
     </w:p>
     <w:p>
       <w:pPr>
-        <w:pStyle w:val="1_786"/>
+        <w:pStyle w:val="868"/>
         <w:ind w:left="-142" w:right="0" w:hanging="425"/>
         <w:jc w:val="both"/>
         <w:spacing w:before="115" w:line="360" w:lineRule="auto"/>
@@ -23014,17 +22775,14 @@
       </w:r>
       <w:r>
         <w:rPr>
-          <w:rFonts w:ascii="Times New Roman" w:hAnsi="Times New Roman" w:eastAsia="Times New Roman" w:cs="Times New Roman"/>
-          <w:sz w:val="28"/>
-          <w:szCs w:val="28"/>
-          <w:highlight w:val="none"/>
-          <w:lang w:val="ru-RU"/>
+          <w:rFonts w:ascii="Times New Roman" w:hAnsi="Times New Roman" w:cs="Times New Roman"/>
+          <w:highlight w:val="none"/>
         </w:rPr>
       </w:r>
     </w:p>
     <w:p>
       <w:pPr>
-        <w:pStyle w:val="1_786"/>
+        <w:pStyle w:val="868"/>
         <w:ind w:left="-142" w:right="0" w:hanging="425"/>
         <w:jc w:val="both"/>
         <w:spacing w:before="115" w:line="360" w:lineRule="auto"/>
@@ -23192,16 +22950,13 @@
       </w:r>
       <w:r>
         <w:rPr>
-          <w:rFonts w:ascii="Times New Roman" w:hAnsi="Times New Roman" w:eastAsia="Times New Roman" w:cs="Times New Roman"/>
-          <w:sz w:val="28"/>
-          <w:szCs w:val="28"/>
-          <w:lang w:val="ru-RU"/>
+          <w:rFonts w:ascii="Times New Roman" w:hAnsi="Times New Roman" w:cs="Times New Roman"/>
         </w:rPr>
       </w:r>
     </w:p>
     <w:p>
       <w:pPr>
-        <w:pStyle w:val="1_786"/>
+        <w:pStyle w:val="868"/>
         <w:ind w:left="-142" w:right="0" w:hanging="425"/>
         <w:rPr>
           <w:sz w:val="20"/>
@@ -23225,7 +22980,7 @@
     </w:p>
     <w:p>
       <w:pPr>
-        <w:pStyle w:val="1_786"/>
+        <w:pStyle w:val="868"/>
         <w:ind w:left="-142" w:right="0" w:hanging="425"/>
         <w:rPr>
           <w:sz w:val="20"/>
@@ -23249,127 +23004,1278 @@
     </w:p>
     <w:p>
       <w:pPr>
-        <w:pStyle w:val="1_786"/>
-        <w:ind w:left="-142" w:right="0" w:hanging="425"/>
-        <w:rPr>
-          <w:sz w:val="20"/>
+        <w:pStyle w:val="686"/>
+        <w:rPr>
+          <w:rFonts w:ascii="Times New Roman" w:hAnsi="Times New Roman" w:cs="Times New Roman"/>
+          <w:b/>
+          <w:bCs/>
+          <w:sz w:val="28"/>
+          <w:szCs w:val="28"/>
         </w:rPr>
       </w:pPr>
       <w:r>
         <w:rPr>
-          <w:sz w:val="20"/>
-        </w:rPr>
-      </w:r>
-      <w:r>
-        <w:rPr>
-          <w:sz w:val="20"/>
-        </w:rPr>
-      </w:r>
-      <w:r>
-        <w:rPr>
-          <w:sz w:val="20"/>
+          <w:rFonts w:ascii="Times New Roman" w:hAnsi="Times New Roman" w:eastAsia="Times New Roman" w:cs="Times New Roman"/>
+          <w:b/>
+          <w:bCs/>
+          <w:sz w:val="28"/>
+          <w:szCs w:val="28"/>
+          <w:lang w:val="ru-RU"/>
+        </w:rPr>
+        <w:t xml:space="preserve">4</w:t>
+      </w:r>
+      <w:r>
+        <w:rPr>
+          <w:rFonts w:ascii="Times New Roman" w:hAnsi="Times New Roman" w:eastAsia="Times New Roman" w:cs="Times New Roman"/>
+          <w:b/>
+          <w:bCs/>
+          <w:sz w:val="28"/>
+          <w:szCs w:val="28"/>
+          <w:lang w:val="ru-RU"/>
+        </w:rPr>
+        <w:t xml:space="preserve">.</w:t>
+      </w:r>
+      <w:r>
+        <w:rPr>
+          <w:rFonts w:ascii="Times New Roman" w:hAnsi="Times New Roman" w:eastAsia="Times New Roman" w:cs="Times New Roman"/>
+          <w:b/>
+          <w:bCs/>
+          <w:sz w:val="28"/>
+          <w:szCs w:val="28"/>
+          <w:lang w:val="ru-RU"/>
+        </w:rPr>
+        <w:t xml:space="preserve"> </w:t>
+      </w:r>
+      <w:r>
+        <w:rPr>
+          <w:rFonts w:ascii="Times New Roman" w:hAnsi="Times New Roman" w:eastAsia="Times New Roman" w:cs="Times New Roman"/>
+          <w:b/>
+          <w:bCs/>
+          <w:sz w:val="28"/>
+          <w:szCs w:val="28"/>
+          <w:lang w:val="ru-RU"/>
+        </w:rPr>
+        <w:t xml:space="preserve">Т</w:t>
+      </w:r>
+      <w:r>
+        <w:rPr>
+          <w:rFonts w:ascii="Times New Roman" w:hAnsi="Times New Roman" w:eastAsia="Times New Roman" w:cs="Times New Roman"/>
+          <w:b/>
+          <w:bCs/>
+          <w:sz w:val="28"/>
+          <w:szCs w:val="28"/>
+          <w:lang w:val="ru-RU"/>
+        </w:rPr>
+        <w:t xml:space="preserve">РЕБОВАНИЯ К СИСТЕМЕ</w:t>
+      </w:r>
+      <w:r>
+        <w:rPr>
+          <w:rFonts w:ascii="Times New Roman" w:hAnsi="Times New Roman" w:cs="Times New Roman"/>
+          <w:b/>
+          <w:bCs/>
+          <w:sz w:val="28"/>
+          <w:szCs w:val="28"/>
         </w:rPr>
       </w:r>
     </w:p>
     <w:p>
       <w:pPr>
-        <w:pStyle w:val="1_786"/>
-        <w:ind w:left="-142" w:right="0" w:hanging="425"/>
-        <w:rPr>
-          <w:sz w:val="20"/>
-        </w:rPr>
+        <w:pStyle w:val="686"/>
       </w:pPr>
       <w:r>
         <w:rPr>
-          <w:sz w:val="20"/>
-        </w:rPr>
-      </w:r>
-      <w:r>
-        <w:rPr>
-          <w:sz w:val="20"/>
-        </w:rPr>
-      </w:r>
-      <w:r>
-        <w:rPr>
-          <w:sz w:val="20"/>
-        </w:rPr>
-      </w:r>
+          <w:rFonts w:ascii="Times New Roman" w:hAnsi="Times New Roman" w:eastAsia="Times New Roman" w:cs="Times New Roman"/>
+          <w:b/>
+          <w:bCs/>
+          <w:sz w:val="28"/>
+          <w:szCs w:val="28"/>
+        </w:rPr>
+        <w:t xml:space="preserve">4</w:t>
+      </w:r>
+      <w:r>
+        <w:rPr>
+          <w:rFonts w:ascii="Times New Roman" w:hAnsi="Times New Roman" w:eastAsia="Times New Roman" w:cs="Times New Roman"/>
+          <w:b/>
+          <w:bCs/>
+          <w:sz w:val="28"/>
+          <w:szCs w:val="28"/>
+        </w:rPr>
+        <w:t xml:space="preserve">.</w:t>
+      </w:r>
+      <w:r>
+        <w:rPr>
+          <w:rFonts w:ascii="Times New Roman" w:hAnsi="Times New Roman" w:eastAsia="Times New Roman" w:cs="Times New Roman"/>
+          <w:b/>
+          <w:bCs/>
+          <w:sz w:val="28"/>
+          <w:szCs w:val="28"/>
+        </w:rPr>
+        <w:t xml:space="preserve">1</w:t>
+      </w:r>
+      <w:r>
+        <w:rPr>
+          <w:rFonts w:ascii="Times New Roman" w:hAnsi="Times New Roman" w:eastAsia="Times New Roman" w:cs="Times New Roman"/>
+          <w:b/>
+          <w:bCs/>
+          <w:sz w:val="28"/>
+          <w:szCs w:val="28"/>
+        </w:rPr>
+        <w:t xml:space="preserve"> </w:t>
+      </w:r>
+      <w:r>
+        <w:rPr>
+          <w:rFonts w:ascii="Times New Roman" w:hAnsi="Times New Roman" w:eastAsia="Times New Roman" w:cs="Times New Roman"/>
+          <w:b/>
+          <w:bCs/>
+          <w:sz w:val="28"/>
+          <w:szCs w:val="28"/>
+        </w:rPr>
+        <w:t xml:space="preserve">Требования к структуре </w:t>
+      </w:r>
+      <w:r/>
     </w:p>
     <w:p>
       <w:pPr>
-        <w:pStyle w:val="1_786"/>
-        <w:ind w:left="-142" w:right="0" w:hanging="425"/>
-        <w:rPr>
-          <w:sz w:val="20"/>
+        <w:pStyle w:val="686"/>
+        <w:rPr>
+          <w:rFonts w:ascii="Times New Roman" w:hAnsi="Times New Roman" w:cs="Times New Roman"/>
+          <w:b/>
+          <w:bCs/>
+          <w:sz w:val="28"/>
+          <w:szCs w:val="28"/>
         </w:rPr>
       </w:pPr>
       <w:r>
         <w:rPr>
-          <w:sz w:val="20"/>
-        </w:rPr>
-      </w:r>
-      <w:r>
-        <w:rPr>
-          <w:sz w:val="20"/>
-        </w:rPr>
-      </w:r>
-      <w:r>
-        <w:rPr>
-          <w:sz w:val="20"/>
+          <w:rFonts w:ascii="Times New Roman" w:hAnsi="Times New Roman" w:eastAsia="Times New Roman" w:cs="Times New Roman"/>
+          <w:b/>
+          <w:bCs/>
+          <w:sz w:val="28"/>
+          <w:szCs w:val="28"/>
+        </w:rPr>
+        <w:t xml:space="preserve">4</w:t>
+      </w:r>
+      <w:r>
+        <w:rPr>
+          <w:rFonts w:ascii="Times New Roman" w:hAnsi="Times New Roman" w:eastAsia="Times New Roman" w:cs="Times New Roman"/>
+          <w:b/>
+          <w:bCs/>
+          <w:sz w:val="28"/>
+          <w:szCs w:val="28"/>
+        </w:rPr>
+        <w:t xml:space="preserve">.</w:t>
+      </w:r>
+      <w:r>
+        <w:rPr>
+          <w:rFonts w:ascii="Times New Roman" w:hAnsi="Times New Roman" w:eastAsia="Times New Roman" w:cs="Times New Roman"/>
+          <w:b/>
+          <w:bCs/>
+          <w:sz w:val="28"/>
+          <w:szCs w:val="28"/>
+        </w:rPr>
+        <w:t xml:space="preserve">1</w:t>
+      </w:r>
+      <w:r>
+        <w:rPr>
+          <w:rFonts w:ascii="Times New Roman" w:hAnsi="Times New Roman" w:eastAsia="Times New Roman" w:cs="Times New Roman"/>
+          <w:b/>
+          <w:bCs/>
+          <w:sz w:val="28"/>
+          <w:szCs w:val="28"/>
+        </w:rPr>
+        <w:t xml:space="preserve">.</w:t>
+      </w:r>
+      <w:r>
+        <w:rPr>
+          <w:rFonts w:ascii="Times New Roman" w:hAnsi="Times New Roman" w:eastAsia="Times New Roman" w:cs="Times New Roman"/>
+          <w:b/>
+          <w:bCs/>
+          <w:sz w:val="28"/>
+          <w:szCs w:val="28"/>
+        </w:rPr>
+        <w:t xml:space="preserve">1</w:t>
+      </w:r>
+      <w:r>
+        <w:rPr>
+          <w:rFonts w:ascii="Times New Roman" w:hAnsi="Times New Roman" w:eastAsia="Times New Roman" w:cs="Times New Roman"/>
+          <w:b/>
+          <w:bCs/>
+          <w:sz w:val="28"/>
+          <w:szCs w:val="28"/>
+        </w:rPr>
+        <w:t xml:space="preserve"> </w:t>
+      </w:r>
+      <w:r>
+        <w:rPr>
+          <w:rFonts w:ascii="Times New Roman" w:hAnsi="Times New Roman" w:eastAsia="Times New Roman" w:cs="Times New Roman"/>
+          <w:b/>
+          <w:bCs/>
+          <w:sz w:val="28"/>
+          <w:szCs w:val="28"/>
+        </w:rPr>
+        <w:t xml:space="preserve">Требования к структуре и функционированию системы</w:t>
+      </w:r>
+      <w:r>
+        <w:rPr>
+          <w:rFonts w:ascii="Times New Roman" w:hAnsi="Times New Roman" w:eastAsia="Times New Roman" w:cs="Times New Roman"/>
+          <w:b/>
+          <w:bCs/>
+          <w:sz w:val="28"/>
+          <w:szCs w:val="28"/>
         </w:rPr>
       </w:r>
     </w:p>
     <w:p>
       <w:pPr>
-        <w:pStyle w:val="1_786"/>
-        <w:ind w:left="-142" w:right="0" w:hanging="425"/>
-        <w:rPr>
-          <w:sz w:val="20"/>
+        <w:rPr>
+          <w:rFonts w:ascii="Times New Roman" w:hAnsi="Times New Roman" w:eastAsia="Times New Roman" w:cs="Times New Roman"/>
+          <w:sz w:val="28"/>
+          <w:szCs w:val="28"/>
+          <w:highlight w:val="none"/>
+          <w:lang w:val="ru-RU"/>
         </w:rPr>
       </w:pPr>
       <w:r>
         <w:rPr>
-          <w:sz w:val="20"/>
-        </w:rPr>
-      </w:r>
-      <w:r>
-        <w:rPr>
-          <w:sz w:val="20"/>
-        </w:rPr>
-      </w:r>
-      <w:r>
-        <w:rPr>
-          <w:sz w:val="20"/>
+          <w:rFonts w:ascii="Times New Roman" w:hAnsi="Times New Roman" w:eastAsia="Times New Roman" w:cs="Times New Roman"/>
+          <w:sz w:val="28"/>
+          <w:szCs w:val="28"/>
+          <w:lang w:val="ru-RU"/>
+        </w:rPr>
+        <w:t xml:space="preserve">Инструмент </w:t>
+      </w:r>
+      <w:r>
+        <w:rPr>
+          <w:rFonts w:ascii="Times New Roman" w:hAnsi="Times New Roman" w:eastAsia="Times New Roman" w:cs="Times New Roman"/>
+          <w:sz w:val="28"/>
+          <w:szCs w:val="28"/>
+          <w:lang w:val="ru-RU"/>
+        </w:rPr>
+        <w:t xml:space="preserve">«СДГВМ</w:t>
+      </w:r>
+      <w:r>
+        <w:rPr>
+          <w:rFonts w:ascii="Times New Roman" w:hAnsi="Times New Roman" w:eastAsia="Times New Roman" w:cs="Times New Roman"/>
+          <w:sz w:val="28"/>
+          <w:szCs w:val="28"/>
+          <w:lang w:val="ru-RU"/>
+        </w:rPr>
+        <w:t xml:space="preserve">» предназначенный для автоматизации создания игровых прототипов</w:t>
+      </w:r>
+      <w:r>
+        <w:rPr>
+          <w:rFonts w:ascii="Times New Roman" w:hAnsi="Times New Roman" w:eastAsia="Times New Roman" w:cs="Times New Roman"/>
+          <w:sz w:val="28"/>
+          <w:szCs w:val="28"/>
+          <w:lang w:val="ru-RU"/>
+        </w:rPr>
+        <w:t xml:space="preserve">,</w:t>
+      </w:r>
+      <w:r>
+        <w:rPr>
+          <w:rFonts w:ascii="Times New Roman" w:hAnsi="Times New Roman" w:eastAsia="Times New Roman" w:cs="Times New Roman"/>
+          <w:sz w:val="28"/>
+          <w:szCs w:val="28"/>
+          <w:lang w:val="ru-RU"/>
+        </w:rPr>
+        <w:t xml:space="preserve"> состоит из подсистем</w:t>
+      </w:r>
+      <w:r>
+        <w:rPr>
+          <w:rFonts w:ascii="Times New Roman" w:hAnsi="Times New Roman" w:eastAsia="Times New Roman" w:cs="Times New Roman"/>
+          <w:sz w:val="28"/>
+          <w:szCs w:val="28"/>
+          <w:lang w:val="ru-RU"/>
+        </w:rPr>
+        <w:t xml:space="preserve">:</w:t>
+      </w:r>
+      <w:r>
+        <w:rPr>
+          <w:rFonts w:ascii="Times New Roman" w:hAnsi="Times New Roman" w:eastAsia="Times New Roman" w:cs="Times New Roman"/>
+          <w:sz w:val="28"/>
+          <w:szCs w:val="28"/>
+          <w:lang w:val="ru-RU"/>
+        </w:rPr>
+        <w:t xml:space="preserve"> </w:t>
+      </w:r>
+      <w:r>
+        <w:rPr>
+          <w:rFonts w:ascii="Times New Roman" w:hAnsi="Times New Roman" w:eastAsia="Times New Roman" w:cs="Times New Roman"/>
+          <w:sz w:val="28"/>
+          <w:szCs w:val="28"/>
+          <w:lang w:val="ru-RU"/>
+        </w:rPr>
+        <w:t xml:space="preserve">«Создатель историй</w:t>
+      </w:r>
+      <w:r>
+        <w:rPr>
+          <w:rFonts w:ascii="Times New Roman" w:hAnsi="Times New Roman" w:eastAsia="Times New Roman" w:cs="Times New Roman"/>
+          <w:sz w:val="28"/>
+          <w:szCs w:val="28"/>
+          <w:lang w:val="ru-RU"/>
+        </w:rPr>
+        <w:t xml:space="preserve">» – генерирует квесты для игрока</w:t>
+      </w:r>
+      <w:r>
+        <w:rPr>
+          <w:rFonts w:ascii="Times New Roman" w:hAnsi="Times New Roman" w:eastAsia="Times New Roman" w:cs="Times New Roman"/>
+          <w:sz w:val="28"/>
+          <w:szCs w:val="28"/>
+          <w:lang w:val="ru-RU"/>
+        </w:rPr>
+        <w:t xml:space="preserve">,</w:t>
+      </w:r>
+      <w:r>
+        <w:rPr>
+          <w:rFonts w:ascii="Times New Roman" w:hAnsi="Times New Roman" w:eastAsia="Times New Roman" w:cs="Times New Roman"/>
+          <w:sz w:val="28"/>
+          <w:szCs w:val="28"/>
+          <w:lang w:val="ru-RU"/>
+        </w:rPr>
+        <w:t xml:space="preserve"> использует инструмент </w:t>
+      </w:r>
+      <w:r>
+        <w:rPr>
+          <w:rFonts w:ascii="Times New Roman" w:hAnsi="Times New Roman" w:eastAsia="Times New Roman" w:cs="Times New Roman"/>
+          <w:sz w:val="28"/>
+          <w:szCs w:val="28"/>
+          <w:lang w:val="ru-RU"/>
+        </w:rPr>
+        <w:t xml:space="preserve">L</w:t>
+      </w:r>
+      <w:r>
+        <w:rPr>
+          <w:rFonts w:ascii="Times New Roman" w:hAnsi="Times New Roman" w:eastAsia="Times New Roman" w:cs="Times New Roman"/>
+          <w:sz w:val="28"/>
+          <w:szCs w:val="28"/>
+          <w:lang w:val="ru-RU"/>
+        </w:rPr>
+        <w:t xml:space="preserve">L</w:t>
+      </w:r>
+      <w:r>
+        <w:rPr>
+          <w:rFonts w:ascii="Times New Roman" w:hAnsi="Times New Roman" w:eastAsia="Times New Roman" w:cs="Times New Roman"/>
+          <w:sz w:val="28"/>
+          <w:szCs w:val="28"/>
+          <w:lang w:val="ru-RU"/>
+        </w:rPr>
+        <w:t xml:space="preserve">M</w:t>
+      </w:r>
+      <w:r>
+        <w:rPr>
+          <w:rFonts w:ascii="Times New Roman" w:hAnsi="Times New Roman" w:eastAsia="Times New Roman" w:cs="Times New Roman"/>
+          <w:sz w:val="28"/>
+          <w:szCs w:val="28"/>
+          <w:lang w:val="ru-RU"/>
+        </w:rPr>
+        <w:t xml:space="preserve">-</w:t>
+      </w:r>
+      <w:r>
+        <w:rPr>
+          <w:rFonts w:ascii="Times New Roman" w:hAnsi="Times New Roman" w:eastAsia="Times New Roman" w:cs="Times New Roman"/>
+          <w:sz w:val="28"/>
+          <w:szCs w:val="28"/>
+          <w:lang w:val="ru-RU"/>
+        </w:rPr>
+        <w:t xml:space="preserve">U</w:t>
+      </w:r>
+      <w:r>
+        <w:rPr>
+          <w:rFonts w:ascii="Times New Roman" w:hAnsi="Times New Roman" w:eastAsia="Times New Roman" w:cs="Times New Roman"/>
+          <w:sz w:val="28"/>
+          <w:szCs w:val="28"/>
+          <w:lang w:val="ru-RU"/>
+        </w:rPr>
+        <w:t xml:space="preserve">n</w:t>
+      </w:r>
+      <w:r>
+        <w:rPr>
+          <w:rFonts w:ascii="Times New Roman" w:hAnsi="Times New Roman" w:eastAsia="Times New Roman" w:cs="Times New Roman"/>
+          <w:sz w:val="28"/>
+          <w:szCs w:val="28"/>
+          <w:lang w:val="ru-RU"/>
+        </w:rPr>
+        <w:t xml:space="preserve">i</w:t>
+      </w:r>
+      <w:r>
+        <w:rPr>
+          <w:rFonts w:ascii="Times New Roman" w:hAnsi="Times New Roman" w:eastAsia="Times New Roman" w:cs="Times New Roman"/>
+          <w:sz w:val="28"/>
+          <w:szCs w:val="28"/>
+          <w:lang w:val="ru-RU"/>
+        </w:rPr>
+        <w:t xml:space="preserve">t</w:t>
+      </w:r>
+      <w:r>
+        <w:rPr>
+          <w:rFonts w:ascii="Times New Roman" w:hAnsi="Times New Roman" w:eastAsia="Times New Roman" w:cs="Times New Roman"/>
+          <w:sz w:val="28"/>
+          <w:szCs w:val="28"/>
+          <w:lang w:val="ru-RU"/>
+        </w:rPr>
+        <w:t xml:space="preserve">y</w:t>
+      </w:r>
+      <w:r>
+        <w:rPr>
+          <w:rFonts w:ascii="Times New Roman" w:hAnsi="Times New Roman" w:eastAsia="Times New Roman" w:cs="Times New Roman"/>
+          <w:sz w:val="28"/>
+          <w:szCs w:val="28"/>
+          <w:lang w:val="ru-RU"/>
+        </w:rPr>
+        <w:t xml:space="preserve"> на локальной машине</w:t>
+      </w:r>
+      <w:r>
+        <w:rPr>
+          <w:rFonts w:ascii="Times New Roman" w:hAnsi="Times New Roman" w:eastAsia="Times New Roman" w:cs="Times New Roman"/>
+          <w:sz w:val="28"/>
+          <w:szCs w:val="28"/>
+          <w:lang w:val="ru-RU"/>
+        </w:rPr>
+        <w:t xml:space="preserve">.</w:t>
+      </w:r>
+      <w:r>
+        <w:rPr>
+          <w:rFonts w:ascii="Times New Roman" w:hAnsi="Times New Roman" w:eastAsia="Times New Roman" w:cs="Times New Roman"/>
+          <w:sz w:val="28"/>
+          <w:szCs w:val="28"/>
+          <w:lang w:val="ru-RU"/>
+        </w:rPr>
+        <w:t xml:space="preserve"> </w:t>
+      </w:r>
+      <w:r>
+        <w:rPr>
+          <w:rFonts w:ascii="Times New Roman" w:hAnsi="Times New Roman" w:eastAsia="Times New Roman" w:cs="Times New Roman"/>
+          <w:sz w:val="28"/>
+          <w:szCs w:val="28"/>
+          <w:lang w:val="ru-RU"/>
+        </w:rPr>
+        <w:t xml:space="preserve">Модели </w:t>
+      </w:r>
+      <w:r>
+        <w:rPr>
+          <w:rFonts w:ascii="Times New Roman" w:hAnsi="Times New Roman" w:eastAsia="Times New Roman" w:cs="Times New Roman"/>
+          <w:sz w:val="28"/>
+          <w:szCs w:val="28"/>
+          <w:lang w:val="ru-RU"/>
+        </w:rPr>
+        <w:t xml:space="preserve">O</w:t>
+      </w:r>
+      <w:r>
+        <w:rPr>
+          <w:rFonts w:ascii="Times New Roman" w:hAnsi="Times New Roman" w:eastAsia="Times New Roman" w:cs="Times New Roman"/>
+          <w:sz w:val="28"/>
+          <w:szCs w:val="28"/>
+          <w:lang w:val="ru-RU"/>
+        </w:rPr>
+        <w:t xml:space="preserve">N</w:t>
+      </w:r>
+      <w:r>
+        <w:rPr>
+          <w:rFonts w:ascii="Times New Roman" w:hAnsi="Times New Roman" w:eastAsia="Times New Roman" w:cs="Times New Roman"/>
+          <w:sz w:val="28"/>
+          <w:szCs w:val="28"/>
+          <w:lang w:val="ru-RU"/>
+        </w:rPr>
+        <w:t xml:space="preserve">N</w:t>
+      </w:r>
+      <w:r>
+        <w:rPr>
+          <w:rFonts w:ascii="Times New Roman" w:hAnsi="Times New Roman" w:eastAsia="Times New Roman" w:cs="Times New Roman"/>
+          <w:sz w:val="28"/>
+          <w:szCs w:val="28"/>
+          <w:lang w:val="ru-RU"/>
+        </w:rPr>
+        <w:t xml:space="preserve">X</w:t>
+      </w:r>
+      <w:r>
+        <w:rPr>
+          <w:rFonts w:ascii="Times New Roman" w:hAnsi="Times New Roman" w:eastAsia="Times New Roman" w:cs="Times New Roman"/>
+          <w:sz w:val="28"/>
+          <w:szCs w:val="28"/>
+          <w:lang w:val="ru-RU"/>
+        </w:rPr>
+        <w:t xml:space="preserve"> для управления поведением </w:t>
+      </w:r>
+      <w:r>
+        <w:rPr>
+          <w:rFonts w:ascii="Times New Roman" w:hAnsi="Times New Roman" w:eastAsia="Times New Roman" w:cs="Times New Roman"/>
+          <w:sz w:val="28"/>
+          <w:szCs w:val="28"/>
+          <w:lang w:val="ru-RU"/>
+        </w:rPr>
+        <w:t xml:space="preserve">не игровых персонажей при принятии различных решений игроком и изменений внутри игрового мира</w:t>
+      </w:r>
+      <w:r>
+        <w:rPr>
+          <w:rFonts w:ascii="Times New Roman" w:hAnsi="Times New Roman" w:eastAsia="Times New Roman" w:cs="Times New Roman"/>
+          <w:sz w:val="28"/>
+          <w:szCs w:val="28"/>
+          <w:lang w:val="ru-RU"/>
+        </w:rPr>
+        <w:t xml:space="preserve"> - </w:t>
+      </w:r>
+      <w:r>
+        <w:rPr>
+          <w:rFonts w:ascii="Times New Roman" w:hAnsi="Times New Roman" w:eastAsia="Times New Roman" w:cs="Times New Roman"/>
+          <w:sz w:val="28"/>
+          <w:szCs w:val="28"/>
+          <w:lang w:val="ru-RU"/>
+        </w:rPr>
+        <w:t xml:space="preserve">«Система управления не игровыми персонажами</w:t>
+      </w:r>
+      <w:r>
+        <w:rPr>
+          <w:rFonts w:ascii="Times New Roman" w:hAnsi="Times New Roman" w:eastAsia="Times New Roman" w:cs="Times New Roman"/>
+          <w:sz w:val="28"/>
+          <w:szCs w:val="28"/>
+          <w:lang w:val="ru-RU"/>
+        </w:rPr>
+        <w:t xml:space="preserve">»</w:t>
+      </w:r>
+      <w:r>
+        <w:rPr>
+          <w:rFonts w:ascii="Times New Roman" w:hAnsi="Times New Roman" w:eastAsia="Times New Roman" w:cs="Times New Roman"/>
+          <w:sz w:val="28"/>
+          <w:szCs w:val="28"/>
+          <w:lang w:val="ru-RU"/>
+        </w:rPr>
+        <w:t xml:space="preserve">.</w:t>
+      </w:r>
+      <w:r>
+        <w:rPr>
+          <w:rFonts w:ascii="Times New Roman" w:hAnsi="Times New Roman" w:eastAsia="Times New Roman" w:cs="Times New Roman"/>
+          <w:sz w:val="28"/>
+          <w:szCs w:val="28"/>
+          <w:lang w:val="ru-RU"/>
+        </w:rPr>
+        <w:t xml:space="preserve"> </w:t>
+      </w:r>
+      <w:r>
+        <w:rPr>
+          <w:rFonts w:ascii="Times New Roman" w:hAnsi="Times New Roman" w:eastAsia="Times New Roman" w:cs="Times New Roman"/>
+          <w:sz w:val="28"/>
+          <w:szCs w:val="28"/>
+          <w:lang w:val="ru-RU"/>
+        </w:rPr>
+        <w:t xml:space="preserve">Генерацией иконок</w:t>
+      </w:r>
+      <w:r>
+        <w:rPr>
+          <w:rFonts w:ascii="Times New Roman" w:hAnsi="Times New Roman" w:eastAsia="Times New Roman" w:cs="Times New Roman"/>
+          <w:sz w:val="28"/>
+          <w:szCs w:val="28"/>
+          <w:lang w:val="ru-RU"/>
+        </w:rPr>
+        <w:t xml:space="preserve"> предметов</w:t>
+      </w:r>
+      <w:r>
+        <w:rPr>
+          <w:rFonts w:ascii="Times New Roman" w:hAnsi="Times New Roman" w:eastAsia="Times New Roman" w:cs="Times New Roman"/>
+          <w:sz w:val="28"/>
+          <w:szCs w:val="28"/>
+          <w:lang w:val="ru-RU"/>
+        </w:rPr>
+        <w:t xml:space="preserve">,</w:t>
+      </w:r>
+      <w:r>
+        <w:rPr>
+          <w:rFonts w:ascii="Times New Roman" w:hAnsi="Times New Roman" w:eastAsia="Times New Roman" w:cs="Times New Roman"/>
+          <w:sz w:val="28"/>
+          <w:szCs w:val="28"/>
+          <w:lang w:val="ru-RU"/>
+        </w:rPr>
+        <w:t xml:space="preserve"> аватарок персонажей занимается подсистема </w:t>
+      </w:r>
+      <w:r>
+        <w:rPr>
+          <w:rFonts w:ascii="Times New Roman" w:hAnsi="Times New Roman" w:eastAsia="Times New Roman" w:cs="Times New Roman"/>
+          <w:sz w:val="28"/>
+          <w:szCs w:val="28"/>
+          <w:lang w:val="ru-RU"/>
+        </w:rPr>
+        <w:t xml:space="preserve">«Генератор икон</w:t>
+      </w:r>
+      <w:r>
+        <w:rPr>
+          <w:rFonts w:ascii="Times New Roman" w:hAnsi="Times New Roman" w:eastAsia="Times New Roman" w:cs="Times New Roman"/>
+          <w:sz w:val="28"/>
+          <w:szCs w:val="28"/>
+          <w:lang w:val="ru-RU"/>
+        </w:rPr>
+        <w:t xml:space="preserve">»</w:t>
+      </w:r>
+      <w:r>
+        <w:rPr>
+          <w:rFonts w:ascii="Times New Roman" w:hAnsi="Times New Roman" w:eastAsia="Times New Roman" w:cs="Times New Roman"/>
+          <w:sz w:val="28"/>
+          <w:szCs w:val="28"/>
+          <w:lang w:val="ru-RU"/>
+        </w:rPr>
+        <w:t xml:space="preserve"> </w:t>
+      </w:r>
+      <w:r>
+        <w:rPr>
+          <w:rFonts w:ascii="Times New Roman" w:hAnsi="Times New Roman" w:eastAsia="Times New Roman" w:cs="Times New Roman"/>
+          <w:sz w:val="28"/>
+          <w:szCs w:val="28"/>
+          <w:lang w:val="ru-RU"/>
+        </w:rPr>
+        <w:t xml:space="preserve"> используются нейросети из доступных источников или локально расположенных на машине</w:t>
+      </w:r>
+      <w:r>
+        <w:rPr>
+          <w:rFonts w:ascii="Times New Roman" w:hAnsi="Times New Roman" w:eastAsia="Times New Roman" w:cs="Times New Roman"/>
+          <w:sz w:val="28"/>
+          <w:szCs w:val="28"/>
+          <w:lang w:val="ru-RU"/>
+        </w:rPr>
+        <w:t xml:space="preserve">. </w:t>
+      </w:r>
+      <w:r>
+        <w:rPr>
+          <w:rFonts w:ascii="Times New Roman" w:hAnsi="Times New Roman" w:eastAsia="Times New Roman" w:cs="Times New Roman"/>
+          <w:sz w:val="28"/>
+          <w:szCs w:val="28"/>
         </w:rPr>
       </w:r>
     </w:p>
     <w:p>
       <w:pPr>
-        <w:pStyle w:val="1_786"/>
-        <w:ind w:left="-142" w:right="0" w:hanging="425"/>
-        <w:rPr>
-          <w:sz w:val="20"/>
+        <w:rPr>
+          <w:rFonts w:ascii="Times New Roman" w:hAnsi="Times New Roman" w:cs="Times New Roman"/>
+          <w:sz w:val="28"/>
+          <w:szCs w:val="28"/>
         </w:rPr>
       </w:pPr>
       <w:r>
         <w:rPr>
-          <w:sz w:val="20"/>
-        </w:rPr>
-      </w:r>
-      <w:r>
-        <w:rPr>
-          <w:sz w:val="20"/>
-        </w:rPr>
-      </w:r>
-      <w:r>
-        <w:rPr>
-          <w:sz w:val="20"/>
+          <w:rFonts w:ascii="Times New Roman" w:hAnsi="Times New Roman" w:eastAsia="Times New Roman" w:cs="Times New Roman"/>
+          <w:sz w:val="28"/>
+          <w:szCs w:val="28"/>
+          <w:highlight w:val="none"/>
+          <w:lang w:val="ru-RU"/>
+        </w:rPr>
+        <w:tab/>
+      </w:r>
+      <w:r>
+        <w:rPr>
+          <w:rFonts w:ascii="Times New Roman" w:hAnsi="Times New Roman" w:eastAsia="Times New Roman" w:cs="Times New Roman"/>
+          <w:sz w:val="28"/>
+          <w:szCs w:val="28"/>
+          <w:highlight w:val="none"/>
+          <w:lang w:val="ru-RU"/>
+        </w:rPr>
+        <w:t xml:space="preserve">«СДГВМ</w:t>
+      </w:r>
+      <w:r>
+        <w:rPr>
+          <w:rFonts w:ascii="Times New Roman" w:hAnsi="Times New Roman" w:eastAsia="Times New Roman" w:cs="Times New Roman"/>
+          <w:sz w:val="28"/>
+          <w:szCs w:val="28"/>
+          <w:highlight w:val="none"/>
+          <w:lang w:val="ru-RU"/>
+        </w:rPr>
+        <w:t xml:space="preserve">» запускает подсистемы в реальном времени в режиме </w:t>
+      </w:r>
+      <w:r>
+        <w:rPr>
+          <w:rFonts w:ascii="Times New Roman" w:hAnsi="Times New Roman" w:eastAsia="Times New Roman" w:cs="Times New Roman"/>
+          <w:sz w:val="28"/>
+          <w:szCs w:val="28"/>
+          <w:highlight w:val="none"/>
+          <w:lang w:val="ru-RU"/>
+        </w:rPr>
+        <w:t xml:space="preserve">U</w:t>
+      </w:r>
+      <w:r>
+        <w:rPr>
+          <w:rFonts w:ascii="Times New Roman" w:hAnsi="Times New Roman" w:eastAsia="Times New Roman" w:cs="Times New Roman"/>
+          <w:sz w:val="28"/>
+          <w:szCs w:val="28"/>
+          <w:highlight w:val="none"/>
+          <w:lang w:val="ru-RU"/>
+        </w:rPr>
+        <w:t xml:space="preserve">n</w:t>
+      </w:r>
+      <w:r>
+        <w:rPr>
+          <w:rFonts w:ascii="Times New Roman" w:hAnsi="Times New Roman" w:eastAsia="Times New Roman" w:cs="Times New Roman"/>
+          <w:sz w:val="28"/>
+          <w:szCs w:val="28"/>
+          <w:highlight w:val="none"/>
+          <w:lang w:val="ru-RU"/>
+        </w:rPr>
+        <w:t xml:space="preserve">i</w:t>
+      </w:r>
+      <w:r>
+        <w:rPr>
+          <w:rFonts w:ascii="Times New Roman" w:hAnsi="Times New Roman" w:eastAsia="Times New Roman" w:cs="Times New Roman"/>
+          <w:sz w:val="28"/>
+          <w:szCs w:val="28"/>
+          <w:highlight w:val="none"/>
+          <w:lang w:val="ru-RU"/>
+        </w:rPr>
+        <w:t xml:space="preserve">t</w:t>
+      </w:r>
+      <w:r>
+        <w:rPr>
+          <w:rFonts w:ascii="Times New Roman" w:hAnsi="Times New Roman" w:eastAsia="Times New Roman" w:cs="Times New Roman"/>
+          <w:sz w:val="28"/>
+          <w:szCs w:val="28"/>
+          <w:highlight w:val="none"/>
+          <w:lang w:val="ru-RU"/>
+        </w:rPr>
+        <w:t xml:space="preserve">y</w:t>
+      </w:r>
+      <w:r>
+        <w:rPr>
+          <w:rFonts w:ascii="Times New Roman" w:hAnsi="Times New Roman" w:eastAsia="Times New Roman" w:cs="Times New Roman"/>
+          <w:sz w:val="28"/>
+          <w:szCs w:val="28"/>
+          <w:highlight w:val="none"/>
+          <w:lang w:val="ru-RU"/>
+        </w:rPr>
+        <w:t xml:space="preserve"> </w:t>
+      </w:r>
+      <w:r>
+        <w:rPr>
+          <w:rFonts w:ascii="Times New Roman" w:hAnsi="Times New Roman" w:eastAsia="Times New Roman" w:cs="Times New Roman"/>
+          <w:sz w:val="28"/>
+          <w:szCs w:val="28"/>
+          <w:highlight w:val="none"/>
+          <w:lang w:val="ru-RU"/>
+        </w:rPr>
+        <w:t xml:space="preserve">P</w:t>
+      </w:r>
+      <w:r>
+        <w:rPr>
+          <w:rFonts w:ascii="Times New Roman" w:hAnsi="Times New Roman" w:eastAsia="Times New Roman" w:cs="Times New Roman"/>
+          <w:sz w:val="28"/>
+          <w:szCs w:val="28"/>
+          <w:highlight w:val="none"/>
+          <w:lang w:val="ru-RU"/>
+        </w:rPr>
+        <w:t xml:space="preserve">l</w:t>
+      </w:r>
+      <w:r>
+        <w:rPr>
+          <w:rFonts w:ascii="Times New Roman" w:hAnsi="Times New Roman" w:eastAsia="Times New Roman" w:cs="Times New Roman"/>
+          <w:sz w:val="28"/>
+          <w:szCs w:val="28"/>
+          <w:highlight w:val="none"/>
+          <w:lang w:val="ru-RU"/>
+        </w:rPr>
+        <w:t xml:space="preserve">a</w:t>
+      </w:r>
+      <w:r>
+        <w:rPr>
+          <w:rFonts w:ascii="Times New Roman" w:hAnsi="Times New Roman" w:eastAsia="Times New Roman" w:cs="Times New Roman"/>
+          <w:sz w:val="28"/>
+          <w:szCs w:val="28"/>
+          <w:highlight w:val="none"/>
+          <w:lang w:val="ru-RU"/>
+        </w:rPr>
+        <w:t xml:space="preserve">y</w:t>
+      </w:r>
+      <w:r>
+        <w:rPr>
+          <w:rFonts w:ascii="Times New Roman" w:hAnsi="Times New Roman" w:eastAsia="Times New Roman" w:cs="Times New Roman"/>
+          <w:sz w:val="28"/>
+          <w:szCs w:val="28"/>
+          <w:highlight w:val="none"/>
+          <w:lang w:val="ru-RU"/>
+        </w:rPr>
+        <w:t xml:space="preserve"> </w:t>
+      </w:r>
+      <w:r>
+        <w:rPr>
+          <w:rFonts w:ascii="Times New Roman" w:hAnsi="Times New Roman" w:eastAsia="Times New Roman" w:cs="Times New Roman"/>
+          <w:sz w:val="28"/>
+          <w:szCs w:val="28"/>
+          <w:highlight w:val="none"/>
+          <w:lang w:val="ru-RU"/>
+        </w:rPr>
+        <w:t xml:space="preserve">m</w:t>
+      </w:r>
+      <w:r>
+        <w:rPr>
+          <w:rFonts w:ascii="Times New Roman" w:hAnsi="Times New Roman" w:eastAsia="Times New Roman" w:cs="Times New Roman"/>
+          <w:sz w:val="28"/>
+          <w:szCs w:val="28"/>
+          <w:highlight w:val="none"/>
+          <w:lang w:val="ru-RU"/>
+        </w:rPr>
+        <w:t xml:space="preserve">o</w:t>
+      </w:r>
+      <w:r>
+        <w:rPr>
+          <w:rFonts w:ascii="Times New Roman" w:hAnsi="Times New Roman" w:eastAsia="Times New Roman" w:cs="Times New Roman"/>
+          <w:sz w:val="28"/>
+          <w:szCs w:val="28"/>
+          <w:highlight w:val="none"/>
+          <w:lang w:val="ru-RU"/>
+        </w:rPr>
+        <w:t xml:space="preserve">d</w:t>
+      </w:r>
+      <w:r>
+        <w:rPr>
+          <w:rFonts w:ascii="Times New Roman" w:hAnsi="Times New Roman" w:eastAsia="Times New Roman" w:cs="Times New Roman"/>
+          <w:sz w:val="28"/>
+          <w:szCs w:val="28"/>
+          <w:highlight w:val="none"/>
+          <w:lang w:val="ru-RU"/>
+        </w:rPr>
+        <w:t xml:space="preserve">e</w:t>
+      </w:r>
+      <w:r>
+        <w:rPr>
+          <w:rFonts w:ascii="Times New Roman" w:hAnsi="Times New Roman" w:eastAsia="Times New Roman" w:cs="Times New Roman"/>
+          <w:sz w:val="28"/>
+          <w:szCs w:val="28"/>
+          <w:highlight w:val="none"/>
+          <w:lang w:val="ru-RU"/>
+        </w:rPr>
+        <w:t xml:space="preserve">,</w:t>
+      </w:r>
+      <w:r>
+        <w:rPr>
+          <w:rFonts w:ascii="Times New Roman" w:hAnsi="Times New Roman" w:eastAsia="Times New Roman" w:cs="Times New Roman"/>
+          <w:sz w:val="28"/>
+          <w:szCs w:val="28"/>
+          <w:highlight w:val="none"/>
+          <w:lang w:val="ru-RU"/>
+        </w:rPr>
+        <w:t xml:space="preserve"> </w:t>
+      </w:r>
+      <w:r>
+        <w:rPr>
+          <w:rFonts w:ascii="Times New Roman" w:hAnsi="Times New Roman" w:eastAsia="Times New Roman" w:cs="Times New Roman"/>
+          <w:sz w:val="28"/>
+          <w:szCs w:val="28"/>
+          <w:highlight w:val="none"/>
+          <w:lang w:val="ru-RU"/>
+        </w:rPr>
+        <w:t xml:space="preserve">в интерфейсе инструмента можно настроить параметры генерации – сложность</w:t>
+      </w:r>
+      <w:r>
+        <w:rPr>
+          <w:rFonts w:ascii="Times New Roman" w:hAnsi="Times New Roman" w:eastAsia="Times New Roman" w:cs="Times New Roman"/>
+          <w:sz w:val="28"/>
+          <w:szCs w:val="28"/>
+          <w:highlight w:val="none"/>
+          <w:lang w:val="ru-RU"/>
+        </w:rPr>
+        <w:t xml:space="preserve">,</w:t>
+      </w:r>
+      <w:r>
+        <w:rPr>
+          <w:rFonts w:ascii="Times New Roman" w:hAnsi="Times New Roman" w:eastAsia="Times New Roman" w:cs="Times New Roman"/>
+          <w:sz w:val="28"/>
+          <w:szCs w:val="28"/>
+          <w:highlight w:val="none"/>
+          <w:lang w:val="ru-RU"/>
+        </w:rPr>
+        <w:t xml:space="preserve"> жанр</w:t>
+      </w:r>
+      <w:r>
+        <w:rPr>
+          <w:rFonts w:ascii="Times New Roman" w:hAnsi="Times New Roman" w:eastAsia="Times New Roman" w:cs="Times New Roman"/>
+          <w:sz w:val="28"/>
+          <w:szCs w:val="28"/>
+          <w:highlight w:val="none"/>
+          <w:lang w:val="ru-RU"/>
+        </w:rPr>
+        <w:t xml:space="preserve">, в текстовых полях будут отображаться сгенерированные квесты и диалоги неигровых персонажей</w:t>
+      </w:r>
+      <w:r>
+        <w:rPr>
+          <w:rFonts w:ascii="Times New Roman" w:hAnsi="Times New Roman" w:eastAsia="Times New Roman" w:cs="Times New Roman"/>
+          <w:sz w:val="28"/>
+          <w:szCs w:val="28"/>
+          <w:highlight w:val="none"/>
+          <w:lang w:val="ru-RU"/>
+        </w:rPr>
+        <w:t xml:space="preserve">.</w:t>
+      </w:r>
+      <w:r>
+        <w:rPr>
+          <w:rFonts w:ascii="Times New Roman" w:hAnsi="Times New Roman" w:eastAsia="Times New Roman" w:cs="Times New Roman"/>
+          <w:sz w:val="28"/>
+          <w:szCs w:val="28"/>
+          <w:highlight w:val="none"/>
+          <w:lang w:val="ru-RU"/>
+        </w:rPr>
+        <w:t xml:space="preserve"> </w:t>
+      </w:r>
+      <w:r>
+        <w:rPr>
+          <w:rFonts w:ascii="Times New Roman" w:hAnsi="Times New Roman" w:eastAsia="Times New Roman" w:cs="Times New Roman"/>
+          <w:sz w:val="28"/>
+          <w:szCs w:val="28"/>
+          <w:highlight w:val="none"/>
+          <w:lang w:val="ru-RU"/>
+        </w:rPr>
+        <w:t xml:space="preserve">Пользователь получает доступ к функционалу через проект на платформе </w:t>
+      </w:r>
+      <w:r>
+        <w:rPr>
+          <w:rFonts w:ascii="Times New Roman" w:hAnsi="Times New Roman" w:eastAsia="Times New Roman" w:cs="Times New Roman"/>
+          <w:sz w:val="28"/>
+          <w:szCs w:val="28"/>
+          <w:highlight w:val="none"/>
+          <w:lang w:val="ru-RU"/>
+        </w:rPr>
+        <w:t xml:space="preserve">U</w:t>
+      </w:r>
+      <w:r>
+        <w:rPr>
+          <w:rFonts w:ascii="Times New Roman" w:hAnsi="Times New Roman" w:eastAsia="Times New Roman" w:cs="Times New Roman"/>
+          <w:sz w:val="28"/>
+          <w:szCs w:val="28"/>
+          <w:highlight w:val="none"/>
+          <w:lang w:val="ru-RU"/>
+        </w:rPr>
+        <w:t xml:space="preserve">n</w:t>
+      </w:r>
+      <w:r>
+        <w:rPr>
+          <w:rFonts w:ascii="Times New Roman" w:hAnsi="Times New Roman" w:eastAsia="Times New Roman" w:cs="Times New Roman"/>
+          <w:sz w:val="28"/>
+          <w:szCs w:val="28"/>
+          <w:highlight w:val="none"/>
+          <w:lang w:val="ru-RU"/>
+        </w:rPr>
+        <w:t xml:space="preserve">i</w:t>
+      </w:r>
+      <w:r>
+        <w:rPr>
+          <w:rFonts w:ascii="Times New Roman" w:hAnsi="Times New Roman" w:eastAsia="Times New Roman" w:cs="Times New Roman"/>
+          <w:sz w:val="28"/>
+          <w:szCs w:val="28"/>
+          <w:highlight w:val="none"/>
+          <w:lang w:val="ru-RU"/>
+        </w:rPr>
+        <w:t xml:space="preserve">t</w:t>
+      </w:r>
+      <w:r>
+        <w:rPr>
+          <w:rFonts w:ascii="Times New Roman" w:hAnsi="Times New Roman" w:eastAsia="Times New Roman" w:cs="Times New Roman"/>
+          <w:sz w:val="28"/>
+          <w:szCs w:val="28"/>
+          <w:highlight w:val="none"/>
+          <w:lang w:val="ru-RU"/>
+        </w:rPr>
+        <w:t xml:space="preserve">y в </w:t>
+      </w:r>
+      <w:r>
+        <w:rPr>
+          <w:rFonts w:ascii="Times New Roman" w:hAnsi="Times New Roman" w:eastAsia="Times New Roman" w:cs="Times New Roman"/>
+          <w:sz w:val="28"/>
+          <w:szCs w:val="28"/>
+          <w:highlight w:val="none"/>
+          <w:lang w:val="ru-RU"/>
+        </w:rPr>
+        <w:t xml:space="preserve">режиме </w:t>
+      </w:r>
+      <w:r>
+        <w:rPr>
+          <w:rFonts w:ascii="Times New Roman" w:hAnsi="Times New Roman" w:eastAsia="Times New Roman" w:cs="Times New Roman"/>
+          <w:sz w:val="28"/>
+          <w:szCs w:val="28"/>
+          <w:highlight w:val="none"/>
+          <w:lang w:val="ru-RU"/>
+        </w:rPr>
+        <w:t xml:space="preserve">U</w:t>
+      </w:r>
+      <w:r>
+        <w:rPr>
+          <w:rFonts w:ascii="Times New Roman" w:hAnsi="Times New Roman" w:eastAsia="Times New Roman" w:cs="Times New Roman"/>
+          <w:sz w:val="28"/>
+          <w:szCs w:val="28"/>
+          <w:highlight w:val="none"/>
+          <w:lang w:val="ru-RU"/>
+        </w:rPr>
+        <w:t xml:space="preserve">n</w:t>
+      </w:r>
+      <w:r>
+        <w:rPr>
+          <w:rFonts w:ascii="Times New Roman" w:hAnsi="Times New Roman" w:eastAsia="Times New Roman" w:cs="Times New Roman"/>
+          <w:sz w:val="28"/>
+          <w:szCs w:val="28"/>
+          <w:highlight w:val="none"/>
+          <w:lang w:val="ru-RU"/>
+        </w:rPr>
+        <w:t xml:space="preserve">i</w:t>
+      </w:r>
+      <w:r>
+        <w:rPr>
+          <w:rFonts w:ascii="Times New Roman" w:hAnsi="Times New Roman" w:eastAsia="Times New Roman" w:cs="Times New Roman"/>
+          <w:sz w:val="28"/>
+          <w:szCs w:val="28"/>
+          <w:highlight w:val="none"/>
+          <w:lang w:val="ru-RU"/>
+        </w:rPr>
+        <w:t xml:space="preserve">t</w:t>
+      </w:r>
+      <w:r>
+        <w:rPr>
+          <w:rFonts w:ascii="Times New Roman" w:hAnsi="Times New Roman" w:eastAsia="Times New Roman" w:cs="Times New Roman"/>
+          <w:sz w:val="28"/>
+          <w:szCs w:val="28"/>
+          <w:highlight w:val="none"/>
+          <w:lang w:val="ru-RU"/>
+        </w:rPr>
+        <w:t xml:space="preserve">y</w:t>
+      </w:r>
+      <w:r>
+        <w:rPr>
+          <w:rFonts w:ascii="Times New Roman" w:hAnsi="Times New Roman" w:eastAsia="Times New Roman" w:cs="Times New Roman"/>
+          <w:sz w:val="28"/>
+          <w:szCs w:val="28"/>
+          <w:highlight w:val="none"/>
+          <w:lang w:val="ru-RU"/>
+        </w:rPr>
+        <w:t xml:space="preserve"> </w:t>
+      </w:r>
+      <w:r>
+        <w:rPr>
+          <w:rFonts w:ascii="Times New Roman" w:hAnsi="Times New Roman" w:eastAsia="Times New Roman" w:cs="Times New Roman"/>
+          <w:sz w:val="28"/>
+          <w:szCs w:val="28"/>
+          <w:highlight w:val="none"/>
+          <w:lang w:val="ru-RU"/>
+        </w:rPr>
+        <w:t xml:space="preserve">P</w:t>
+      </w:r>
+      <w:r>
+        <w:rPr>
+          <w:rFonts w:ascii="Times New Roman" w:hAnsi="Times New Roman" w:eastAsia="Times New Roman" w:cs="Times New Roman"/>
+          <w:sz w:val="28"/>
+          <w:szCs w:val="28"/>
+          <w:highlight w:val="none"/>
+          <w:lang w:val="ru-RU"/>
+        </w:rPr>
+        <w:t xml:space="preserve">l</w:t>
+      </w:r>
+      <w:r>
+        <w:rPr>
+          <w:rFonts w:ascii="Times New Roman" w:hAnsi="Times New Roman" w:eastAsia="Times New Roman" w:cs="Times New Roman"/>
+          <w:sz w:val="28"/>
+          <w:szCs w:val="28"/>
+          <w:highlight w:val="none"/>
+          <w:lang w:val="ru-RU"/>
+        </w:rPr>
+        <w:t xml:space="preserve">a</w:t>
+      </w:r>
+      <w:r>
+        <w:rPr>
+          <w:rFonts w:ascii="Times New Roman" w:hAnsi="Times New Roman" w:eastAsia="Times New Roman" w:cs="Times New Roman"/>
+          <w:sz w:val="28"/>
+          <w:szCs w:val="28"/>
+          <w:highlight w:val="none"/>
+          <w:lang w:val="ru-RU"/>
+        </w:rPr>
+        <w:t xml:space="preserve">y</w:t>
+      </w:r>
+      <w:r>
+        <w:rPr>
+          <w:rFonts w:ascii="Times New Roman" w:hAnsi="Times New Roman" w:eastAsia="Times New Roman" w:cs="Times New Roman"/>
+          <w:sz w:val="28"/>
+          <w:szCs w:val="28"/>
+          <w:highlight w:val="none"/>
+          <w:lang w:val="ru-RU"/>
+        </w:rPr>
+        <w:t xml:space="preserve"> </w:t>
+      </w:r>
+      <w:r>
+        <w:rPr>
+          <w:rFonts w:ascii="Times New Roman" w:hAnsi="Times New Roman" w:eastAsia="Times New Roman" w:cs="Times New Roman"/>
+          <w:sz w:val="28"/>
+          <w:szCs w:val="28"/>
+          <w:highlight w:val="none"/>
+          <w:lang w:val="ru-RU"/>
+        </w:rPr>
+        <w:t xml:space="preserve">m</w:t>
+      </w:r>
+      <w:r>
+        <w:rPr>
+          <w:rFonts w:ascii="Times New Roman" w:hAnsi="Times New Roman" w:eastAsia="Times New Roman" w:cs="Times New Roman"/>
+          <w:sz w:val="28"/>
+          <w:szCs w:val="28"/>
+          <w:highlight w:val="none"/>
+          <w:lang w:val="ru-RU"/>
+        </w:rPr>
+        <w:t xml:space="preserve">o</w:t>
+      </w:r>
+      <w:r>
+        <w:rPr>
+          <w:rFonts w:ascii="Times New Roman" w:hAnsi="Times New Roman" w:eastAsia="Times New Roman" w:cs="Times New Roman"/>
+          <w:sz w:val="28"/>
+          <w:szCs w:val="28"/>
+          <w:highlight w:val="none"/>
+          <w:lang w:val="ru-RU"/>
+        </w:rPr>
+        <w:t xml:space="preserve">d</w:t>
+      </w:r>
+      <w:r>
+        <w:rPr>
+          <w:rFonts w:ascii="Times New Roman" w:hAnsi="Times New Roman" w:eastAsia="Times New Roman" w:cs="Times New Roman"/>
+          <w:sz w:val="28"/>
+          <w:szCs w:val="28"/>
+          <w:highlight w:val="none"/>
+          <w:lang w:val="ru-RU"/>
+        </w:rPr>
+        <w:t xml:space="preserve">e</w:t>
+      </w:r>
+      <w:r>
+        <w:rPr>
+          <w:rFonts w:ascii="Times New Roman" w:hAnsi="Times New Roman" w:eastAsia="Times New Roman" w:cs="Times New Roman"/>
+          <w:sz w:val="28"/>
+          <w:szCs w:val="28"/>
+          <w:highlight w:val="none"/>
+          <w:lang w:val="ru-RU"/>
+        </w:rPr>
+        <w:t xml:space="preserve"> на главной сцене </w:t>
+      </w:r>
+      <w:r>
+        <w:rPr>
+          <w:rFonts w:ascii="Times New Roman" w:hAnsi="Times New Roman" w:eastAsia="Times New Roman" w:cs="Times New Roman"/>
+          <w:sz w:val="28"/>
+          <w:szCs w:val="28"/>
+          <w:highlight w:val="none"/>
+          <w:lang w:val="ru-RU"/>
+        </w:rPr>
+        <w:t xml:space="preserve">«Сцена_Динамического_Генератора</w:t>
+      </w:r>
+      <w:r>
+        <w:rPr>
+          <w:rFonts w:ascii="Times New Roman" w:hAnsi="Times New Roman" w:eastAsia="Times New Roman" w:cs="Times New Roman"/>
+          <w:sz w:val="28"/>
+          <w:szCs w:val="28"/>
+          <w:highlight w:val="none"/>
+          <w:lang w:val="ru-RU"/>
+        </w:rPr>
+        <w:t xml:space="preserve">»</w:t>
+      </w:r>
+      <w:r>
+        <w:rPr>
+          <w:rFonts w:ascii="Times New Roman" w:hAnsi="Times New Roman" w:eastAsia="Times New Roman" w:cs="Times New Roman"/>
+          <w:sz w:val="28"/>
+          <w:szCs w:val="28"/>
+          <w:highlight w:val="none"/>
+          <w:lang w:val="ru-RU"/>
+        </w:rPr>
+        <w:t xml:space="preserve">.</w:t>
+      </w:r>
+      <w:r>
+        <w:rPr>
+          <w:rFonts w:ascii="Times New Roman" w:hAnsi="Times New Roman" w:eastAsia="Times New Roman" w:cs="Times New Roman"/>
+          <w:sz w:val="28"/>
+          <w:szCs w:val="28"/>
+          <w:highlight w:val="none"/>
+          <w:lang w:val="ru-RU"/>
         </w:rPr>
       </w:r>
     </w:p>
     <w:p>
       <w:pPr>
-        <w:pStyle w:val="1_786"/>
+        <w:pStyle w:val="868"/>
+        <w:ind w:left="-142" w:right="0" w:hanging="425"/>
+        <w:rPr>
+          <w:sz w:val="20"/>
+        </w:rPr>
+      </w:pPr>
+      <w:r>
+        <w:rPr>
+          <w:sz w:val="20"/>
+        </w:rPr>
+      </w:r>
+      <w:r>
+        <w:rPr>
+          <w:sz w:val="20"/>
+        </w:rPr>
+      </w:r>
+      <w:r>
+        <w:rPr>
+          <w:sz w:val="20"/>
+        </w:rPr>
+      </w:r>
+    </w:p>
+    <w:p>
+      <w:pPr>
+        <w:pStyle w:val="868"/>
+        <w:ind w:left="-142" w:right="0" w:hanging="425"/>
+        <w:rPr>
+          <w:sz w:val="20"/>
+        </w:rPr>
+      </w:pPr>
+      <w:r>
+        <w:rPr>
+          <w:sz w:val="20"/>
+        </w:rPr>
+      </w:r>
+      <w:r>
+        <w:rPr>
+          <w:sz w:val="20"/>
+        </w:rPr>
+      </w:r>
+      <w:r>
+        <w:rPr>
+          <w:sz w:val="20"/>
+        </w:rPr>
+      </w:r>
+    </w:p>
+    <w:p>
+      <w:pPr>
+        <w:pStyle w:val="868"/>
+        <w:ind w:left="-142" w:right="0" w:hanging="425"/>
+        <w:rPr>
+          <w:sz w:val="20"/>
+        </w:rPr>
+      </w:pPr>
+      <w:r>
+        <w:rPr>
+          <w:sz w:val="20"/>
+        </w:rPr>
+      </w:r>
+      <w:r>
+        <w:rPr>
+          <w:sz w:val="20"/>
+        </w:rPr>
+      </w:r>
+      <w:r>
+        <w:rPr>
+          <w:sz w:val="20"/>
+        </w:rPr>
+      </w:r>
+    </w:p>
+    <w:p>
+      <w:pPr>
+        <w:pStyle w:val="868"/>
+        <w:ind w:left="-142" w:right="0" w:hanging="425"/>
+        <w:rPr>
+          <w:sz w:val="20"/>
+        </w:rPr>
+      </w:pPr>
+      <w:r>
+        <w:rPr>
+          <w:sz w:val="20"/>
+        </w:rPr>
+      </w:r>
+      <w:r>
+        <w:rPr>
+          <w:sz w:val="20"/>
+        </w:rPr>
+      </w:r>
+      <w:r>
+        <w:rPr>
+          <w:sz w:val="20"/>
+        </w:rPr>
+      </w:r>
+    </w:p>
+    <w:p>
+      <w:pPr>
+        <w:pStyle w:val="868"/>
         <w:ind w:left="-142" w:right="0" w:hanging="425"/>
         <w:rPr>
           <w:sz w:val="20"/>
@@ -23407,6 +24313,7 @@
           <w:lang w:val="en-US"/>
         </w:rPr>
       </w:r>
+      <w:r/>
     </w:p>
     <w:sectPr>
       <w:headerReference w:type="default" r:id="rId9"/>
@@ -23429,7 +24336,6 @@
       <w:pPr>
         <w:spacing w:after="0" w:line="240" w:lineRule="auto"/>
       </w:pPr>
-      <w:r/>
       <w:r>
         <w:separator/>
       </w:r>
@@ -23441,7 +24347,6 @@
       <w:pPr>
         <w:spacing w:after="0" w:line="240" w:lineRule="auto"/>
       </w:pPr>
-      <w:r/>
       <w:r>
         <w:continuationSeparator/>
       </w:r>
@@ -23458,7 +24363,6 @@
       <w:pPr>
         <w:spacing w:after="0" w:line="240" w:lineRule="auto"/>
       </w:pPr>
-      <w:r/>
       <w:r>
         <w:separator/>
       </w:r>
@@ -23470,7 +24374,6 @@
       <w:pPr>
         <w:spacing w:after="0" w:line="240" w:lineRule="auto"/>
       </w:pPr>
-      <w:r/>
       <w:r>
         <w:continuationSeparator/>
       </w:r>
@@ -23484,7 +24387,7 @@
 <w:hdr xmlns:wpc="http://schemas.microsoft.com/office/word/2010/wordprocessingCanvas" xmlns:mc="http://schemas.openxmlformats.org/markup-compatibility/2006" xmlns:o="urn:schemas-microsoft-com:office:office" xmlns:r="http://schemas.openxmlformats.org/officeDocument/2006/relationships" xmlns:m="http://schemas.openxmlformats.org/officeDocument/2006/math" xmlns:v="urn:schemas-microsoft-com:vml" xmlns:wp14="http://schemas.microsoft.com/office/word/2010/wordprocessingDrawing" xmlns:wp="http://schemas.openxmlformats.org/drawingml/2006/wordprocessingDrawing" xmlns:w10="urn:schemas-microsoft-com:office:word" xmlns:w="http://schemas.openxmlformats.org/wordprocessingml/2006/main" xmlns:w14="http://schemas.microsoft.com/office/word/2010/wordml" xmlns:w15="http://schemas.microsoft.com/office/word/2012/wordml" xmlns:wpg="http://schemas.microsoft.com/office/word/2010/wordprocessingGroup" xmlns:wpi="http://schemas.microsoft.com/office/word/2010/wordprocessingInk" xmlns:wne="http://schemas.microsoft.com/office/word/2006/wordml" xmlns:a="http://schemas.openxmlformats.org/drawingml/2006/main" xmlns:wps="http://schemas.microsoft.com/office/word/2010/wordprocessingShape" mc:Ignorable="w14 w15 wp14">
   <w:p>
     <w:pPr>
-      <w:pStyle w:val="42"/>
+      <w:pStyle w:val="712"/>
     </w:pPr>
     <w:r/>
     <w:r/>
@@ -25312,11 +26215,11 @@
     <w:lsdException w:name="Bibliography" w:uiPriority="37"/>
     <w:lsdException w:name="TOC Heading" w:uiPriority="39" w:qFormat="1"/>
   </w:latentStyles>
-  <w:style w:type="paragraph" w:styleId="13">
+  <w:style w:type="paragraph" w:styleId="686">
     <w:name w:val="Heading 1"/>
-    <w:basedOn w:val="617"/>
-    <w:next w:val="617"/>
-    <w:link w:val="14"/>
+    <w:basedOn w:val="862"/>
+    <w:next w:val="862"/>
+    <w:link w:val="687"/>
     <w:uiPriority w:val="9"/>
     <w:qFormat/>
     <w:pPr>
@@ -25331,10 +26234,9 @@
       <w:szCs w:val="40"/>
     </w:rPr>
   </w:style>
-  <w:style w:type="character" w:styleId="14">
+  <w:style w:type="character" w:styleId="687">
     <w:name w:val="Heading 1 Char"/>
-    <w:basedOn w:val="11"/>
-    <w:link w:val="13"/>
+    <w:link w:val="686"/>
     <w:uiPriority w:val="9"/>
     <w:rPr>
       <w:rFonts w:ascii="Arial" w:hAnsi="Arial" w:eastAsia="Arial" w:cs="Arial"/>
@@ -25342,11 +26244,11 @@
       <w:szCs w:val="40"/>
     </w:rPr>
   </w:style>
-  <w:style w:type="paragraph" w:styleId="15">
+  <w:style w:type="paragraph" w:styleId="688">
     <w:name w:val="Heading 2"/>
-    <w:basedOn w:val="617"/>
-    <w:next w:val="617"/>
-    <w:link w:val="16"/>
+    <w:basedOn w:val="862"/>
+    <w:next w:val="862"/>
+    <w:link w:val="689"/>
     <w:uiPriority w:val="9"/>
     <w:unhideWhenUsed/>
     <w:qFormat/>
@@ -25361,21 +26263,20 @@
       <w:sz w:val="34"/>
     </w:rPr>
   </w:style>
-  <w:style w:type="character" w:styleId="16">
+  <w:style w:type="character" w:styleId="689">
     <w:name w:val="Heading 2 Char"/>
-    <w:basedOn w:val="11"/>
-    <w:link w:val="15"/>
+    <w:link w:val="688"/>
     <w:uiPriority w:val="9"/>
     <w:rPr>
       <w:rFonts w:ascii="Arial" w:hAnsi="Arial" w:eastAsia="Arial" w:cs="Arial"/>
       <w:sz w:val="34"/>
     </w:rPr>
   </w:style>
-  <w:style w:type="paragraph" w:styleId="17">
+  <w:style w:type="paragraph" w:styleId="690">
     <w:name w:val="Heading 3"/>
-    <w:basedOn w:val="617"/>
-    <w:next w:val="617"/>
-    <w:link w:val="18"/>
+    <w:basedOn w:val="862"/>
+    <w:next w:val="862"/>
+    <w:link w:val="691"/>
     <w:uiPriority w:val="9"/>
     <w:unhideWhenUsed/>
     <w:qFormat/>
@@ -25391,10 +26292,9 @@
       <w:szCs w:val="30"/>
     </w:rPr>
   </w:style>
-  <w:style w:type="character" w:styleId="18">
+  <w:style w:type="character" w:styleId="691">
     <w:name w:val="Heading 3 Char"/>
-    <w:basedOn w:val="11"/>
-    <w:link w:val="17"/>
+    <w:link w:val="690"/>
     <w:uiPriority w:val="9"/>
     <w:rPr>
       <w:rFonts w:ascii="Arial" w:hAnsi="Arial" w:eastAsia="Arial" w:cs="Arial"/>
@@ -25402,11 +26302,11 @@
       <w:szCs w:val="30"/>
     </w:rPr>
   </w:style>
-  <w:style w:type="paragraph" w:styleId="19">
+  <w:style w:type="paragraph" w:styleId="692">
     <w:name w:val="Heading 4"/>
-    <w:basedOn w:val="617"/>
-    <w:next w:val="617"/>
-    <w:link w:val="20"/>
+    <w:basedOn w:val="862"/>
+    <w:next w:val="862"/>
+    <w:link w:val="693"/>
     <w:uiPriority w:val="9"/>
     <w:unhideWhenUsed/>
     <w:qFormat/>
@@ -25424,10 +26324,9 @@
       <w:szCs w:val="26"/>
     </w:rPr>
   </w:style>
-  <w:style w:type="character" w:styleId="20">
+  <w:style w:type="character" w:styleId="693">
     <w:name w:val="Heading 4 Char"/>
-    <w:basedOn w:val="11"/>
-    <w:link w:val="19"/>
+    <w:link w:val="692"/>
     <w:uiPriority w:val="9"/>
     <w:rPr>
       <w:rFonts w:ascii="Arial" w:hAnsi="Arial" w:eastAsia="Arial" w:cs="Arial"/>
@@ -25437,11 +26336,11 @@
       <w:szCs w:val="26"/>
     </w:rPr>
   </w:style>
-  <w:style w:type="paragraph" w:styleId="21">
+  <w:style w:type="paragraph" w:styleId="694">
     <w:name w:val="Heading 5"/>
-    <w:basedOn w:val="617"/>
-    <w:next w:val="617"/>
-    <w:link w:val="22"/>
+    <w:basedOn w:val="862"/>
+    <w:next w:val="862"/>
+    <w:link w:val="695"/>
     <w:uiPriority w:val="9"/>
     <w:unhideWhenUsed/>
     <w:qFormat/>
@@ -25459,10 +26358,9 @@
       <w:szCs w:val="24"/>
     </w:rPr>
   </w:style>
-  <w:style w:type="character" w:styleId="22">
+  <w:style w:type="character" w:styleId="695">
     <w:name w:val="Heading 5 Char"/>
-    <w:basedOn w:val="11"/>
-    <w:link w:val="21"/>
+    <w:link w:val="694"/>
     <w:uiPriority w:val="9"/>
     <w:rPr>
       <w:rFonts w:ascii="Arial" w:hAnsi="Arial" w:eastAsia="Arial" w:cs="Arial"/>
@@ -25472,11 +26370,11 @@
       <w:szCs w:val="24"/>
     </w:rPr>
   </w:style>
-  <w:style w:type="paragraph" w:styleId="23">
+  <w:style w:type="paragraph" w:styleId="696">
     <w:name w:val="Heading 6"/>
-    <w:basedOn w:val="617"/>
-    <w:next w:val="617"/>
-    <w:link w:val="24"/>
+    <w:basedOn w:val="862"/>
+    <w:next w:val="862"/>
+    <w:link w:val="697"/>
     <w:uiPriority w:val="9"/>
     <w:unhideWhenUsed/>
     <w:qFormat/>
@@ -25494,10 +26392,9 @@
       <w:szCs w:val="22"/>
     </w:rPr>
   </w:style>
-  <w:style w:type="character" w:styleId="24">
+  <w:style w:type="character" w:styleId="697">
     <w:name w:val="Heading 6 Char"/>
-    <w:basedOn w:val="11"/>
-    <w:link w:val="23"/>
+    <w:link w:val="696"/>
     <w:uiPriority w:val="9"/>
     <w:rPr>
       <w:rFonts w:ascii="Arial" w:hAnsi="Arial" w:eastAsia="Arial" w:cs="Arial"/>
@@ -25507,11 +26404,11 @@
       <w:szCs w:val="22"/>
     </w:rPr>
   </w:style>
-  <w:style w:type="paragraph" w:styleId="25">
+  <w:style w:type="paragraph" w:styleId="698">
     <w:name w:val="Heading 7"/>
-    <w:basedOn w:val="617"/>
-    <w:next w:val="617"/>
-    <w:link w:val="26"/>
+    <w:basedOn w:val="862"/>
+    <w:next w:val="862"/>
+    <w:link w:val="699"/>
     <w:uiPriority w:val="9"/>
     <w:unhideWhenUsed/>
     <w:qFormat/>
@@ -25531,10 +26428,9 @@
       <w:szCs w:val="22"/>
     </w:rPr>
   </w:style>
-  <w:style w:type="character" w:styleId="26">
+  <w:style w:type="character" w:styleId="699">
     <w:name w:val="Heading 7 Char"/>
-    <w:basedOn w:val="11"/>
-    <w:link w:val="25"/>
+    <w:link w:val="698"/>
     <w:uiPriority w:val="9"/>
     <w:rPr>
       <w:rFonts w:ascii="Arial" w:hAnsi="Arial" w:eastAsia="Arial" w:cs="Arial"/>
@@ -25546,11 +26442,11 @@
       <w:szCs w:val="22"/>
     </w:rPr>
   </w:style>
-  <w:style w:type="paragraph" w:styleId="27">
+  <w:style w:type="paragraph" w:styleId="700">
     <w:name w:val="Heading 8"/>
-    <w:basedOn w:val="617"/>
-    <w:next w:val="617"/>
-    <w:link w:val="28"/>
+    <w:basedOn w:val="862"/>
+    <w:next w:val="862"/>
+    <w:link w:val="701"/>
     <w:uiPriority w:val="9"/>
     <w:unhideWhenUsed/>
     <w:qFormat/>
@@ -25568,10 +26464,9 @@
       <w:szCs w:val="22"/>
     </w:rPr>
   </w:style>
-  <w:style w:type="character" w:styleId="28">
+  <w:style w:type="character" w:styleId="701">
     <w:name w:val="Heading 8 Char"/>
-    <w:basedOn w:val="11"/>
-    <w:link w:val="27"/>
+    <w:link w:val="700"/>
     <w:uiPriority w:val="9"/>
     <w:rPr>
       <w:rFonts w:ascii="Arial" w:hAnsi="Arial" w:eastAsia="Arial" w:cs="Arial"/>
@@ -25581,11 +26476,11 @@
       <w:szCs w:val="22"/>
     </w:rPr>
   </w:style>
-  <w:style w:type="paragraph" w:styleId="29">
+  <w:style w:type="paragraph" w:styleId="702">
     <w:name w:val="Heading 9"/>
-    <w:basedOn w:val="617"/>
-    <w:next w:val="617"/>
-    <w:link w:val="30"/>
+    <w:basedOn w:val="862"/>
+    <w:next w:val="862"/>
+    <w:link w:val="703"/>
     <w:uiPriority w:val="9"/>
     <w:unhideWhenUsed/>
     <w:qFormat/>
@@ -25603,10 +26498,9 @@
       <w:szCs w:val="21"/>
     </w:rPr>
   </w:style>
-  <w:style w:type="character" w:styleId="30">
+  <w:style w:type="character" w:styleId="703">
     <w:name w:val="Heading 9 Char"/>
-    <w:basedOn w:val="11"/>
-    <w:link w:val="29"/>
+    <w:link w:val="702"/>
     <w:uiPriority w:val="9"/>
     <w:rPr>
       <w:rFonts w:ascii="Arial" w:hAnsi="Arial" w:eastAsia="Arial" w:cs="Arial"/>
@@ -25616,11 +26510,11 @@
       <w:szCs w:val="21"/>
     </w:rPr>
   </w:style>
-  <w:style w:type="paragraph" w:styleId="34">
+  <w:style w:type="paragraph" w:styleId="704">
     <w:name w:val="Title"/>
-    <w:basedOn w:val="617"/>
-    <w:next w:val="617"/>
-    <w:link w:val="35"/>
+    <w:basedOn w:val="862"/>
+    <w:next w:val="862"/>
+    <w:link w:val="705"/>
     <w:uiPriority w:val="10"/>
     <w:qFormat/>
     <w:pPr>
@@ -25632,21 +26526,20 @@
       <w:szCs w:val="48"/>
     </w:rPr>
   </w:style>
-  <w:style w:type="character" w:styleId="35">
+  <w:style w:type="character" w:styleId="705">
     <w:name w:val="Title Char"/>
-    <w:basedOn w:val="11"/>
-    <w:link w:val="34"/>
+    <w:link w:val="704"/>
     <w:uiPriority w:val="10"/>
     <w:rPr>
       <w:sz w:val="48"/>
       <w:szCs w:val="48"/>
     </w:rPr>
   </w:style>
-  <w:style w:type="paragraph" w:styleId="36">
+  <w:style w:type="paragraph" w:styleId="706">
     <w:name w:val="Subtitle"/>
-    <w:basedOn w:val="617"/>
-    <w:next w:val="617"/>
-    <w:link w:val="37"/>
+    <w:basedOn w:val="862"/>
+    <w:next w:val="862"/>
+    <w:link w:val="707"/>
     <w:uiPriority w:val="11"/>
     <w:qFormat/>
     <w:pPr>
@@ -25657,21 +26550,20 @@
       <w:szCs w:val="24"/>
     </w:rPr>
   </w:style>
-  <w:style w:type="character" w:styleId="37">
+  <w:style w:type="character" w:styleId="707">
     <w:name w:val="Subtitle Char"/>
-    <w:basedOn w:val="11"/>
-    <w:link w:val="36"/>
+    <w:link w:val="706"/>
     <w:uiPriority w:val="11"/>
     <w:rPr>
       <w:sz w:val="24"/>
       <w:szCs w:val="24"/>
     </w:rPr>
   </w:style>
-  <w:style w:type="paragraph" w:styleId="38">
+  <w:style w:type="paragraph" w:styleId="708">
     <w:name w:val="Quote"/>
-    <w:basedOn w:val="617"/>
-    <w:next w:val="617"/>
-    <w:link w:val="39"/>
+    <w:basedOn w:val="862"/>
+    <w:next w:val="862"/>
+    <w:link w:val="709"/>
     <w:uiPriority w:val="29"/>
     <w:qFormat/>
     <w:pPr>
@@ -25681,19 +26573,19 @@
       <w:i/>
     </w:rPr>
   </w:style>
-  <w:style w:type="character" w:styleId="39">
+  <w:style w:type="character" w:styleId="709">
     <w:name w:val="Quote Char"/>
-    <w:link w:val="38"/>
+    <w:link w:val="708"/>
     <w:uiPriority w:val="29"/>
     <w:rPr>
       <w:i/>
     </w:rPr>
   </w:style>
-  <w:style w:type="paragraph" w:styleId="40">
+  <w:style w:type="paragraph" w:styleId="710">
     <w:name w:val="Intense Quote"/>
-    <w:basedOn w:val="617"/>
-    <w:next w:val="617"/>
-    <w:link w:val="41"/>
+    <w:basedOn w:val="862"/>
+    <w:next w:val="862"/>
+    <w:link w:val="711"/>
     <w:uiPriority w:val="30"/>
     <w:qFormat/>
     <w:pPr>
@@ -25711,18 +26603,18 @@
       <w:i/>
     </w:rPr>
   </w:style>
-  <w:style w:type="character" w:styleId="41">
+  <w:style w:type="character" w:styleId="711">
     <w:name w:val="Intense Quote Char"/>
-    <w:link w:val="40"/>
+    <w:link w:val="710"/>
     <w:uiPriority w:val="30"/>
     <w:rPr>
       <w:i/>
     </w:rPr>
   </w:style>
-  <w:style w:type="paragraph" w:styleId="42">
+  <w:style w:type="paragraph" w:styleId="712">
     <w:name w:val="Header"/>
-    <w:basedOn w:val="617"/>
-    <w:link w:val="43"/>
+    <w:basedOn w:val="862"/>
+    <w:link w:val="713"/>
     <w:uiPriority w:val="99"/>
     <w:unhideWhenUsed/>
     <w:pPr>
@@ -25733,16 +26625,15 @@
       </w:tabs>
     </w:pPr>
   </w:style>
-  <w:style w:type="character" w:styleId="43">
+  <w:style w:type="character" w:styleId="713">
     <w:name w:val="Header Char"/>
-    <w:basedOn w:val="11"/>
-    <w:link w:val="42"/>
+    <w:link w:val="712"/>
     <w:uiPriority w:val="99"/>
   </w:style>
-  <w:style w:type="paragraph" w:styleId="44">
+  <w:style w:type="paragraph" w:styleId="714">
     <w:name w:val="Footer"/>
-    <w:basedOn w:val="617"/>
-    <w:link w:val="45"/>
+    <w:basedOn w:val="862"/>
+    <w:link w:val="715"/>
     <w:uiPriority w:val="99"/>
     <w:unhideWhenUsed/>
     <w:pPr>
@@ -25753,17 +26644,16 @@
       </w:tabs>
     </w:pPr>
   </w:style>
-  <w:style w:type="character" w:styleId="45">
+  <w:style w:type="character" w:styleId="715">
     <w:name w:val="Footer Char"/>
-    <w:basedOn w:val="11"/>
-    <w:link w:val="44"/>
+    <w:link w:val="714"/>
     <w:uiPriority w:val="99"/>
   </w:style>
-  <w:style w:type="paragraph" w:styleId="46">
+  <w:style w:type="paragraph" w:styleId="716">
     <w:name w:val="Caption"/>
-    <w:basedOn w:val="617"/>
-    <w:next w:val="617"/>
-    <w:link w:val="47"/>
+    <w:basedOn w:val="862"/>
+    <w:next w:val="862"/>
+    <w:link w:val="717"/>
     <w:uiPriority w:val="35"/>
     <w:semiHidden/>
     <w:unhideWhenUsed/>
@@ -25779,10 +26669,9 @@
       <w:szCs w:val="18"/>
     </w:rPr>
   </w:style>
-  <w:style w:type="character" w:styleId="47">
+  <w:style w:type="character" w:styleId="717">
     <w:name w:val="Caption Char"/>
-    <w:basedOn w:val="11"/>
-    <w:link w:val="46"/>
+    <w:link w:val="716"/>
     <w:uiPriority w:val="35"/>
     <w:rPr>
       <w:b/>
@@ -25792,9 +26681,9 @@
       <w:szCs w:val="18"/>
     </w:rPr>
   </w:style>
-  <w:style w:type="table" w:styleId="48">
+  <w:style w:type="table" w:styleId="718">
     <w:name w:val="Table Grid"/>
-    <w:basedOn w:val="618"/>
+    <w:basedOn w:val="863"/>
     <w:uiPriority w:val="59"/>
     <w:pPr>
       <w:spacing w:after="0" w:line="240" w:lineRule="auto"/>
@@ -25817,9 +26706,9 @@
       </w:tblCellMar>
     </w:tblPr>
   </w:style>
-  <w:style w:type="table" w:styleId="49">
+  <w:style w:type="table" w:styleId="719">
     <w:name w:val="Table Grid Light"/>
-    <w:basedOn w:val="618"/>
+    <w:basedOn w:val="863"/>
     <w:uiPriority w:val="59"/>
     <w:pPr>
       <w:spacing w:after="0" w:line="240" w:lineRule="auto"/>
@@ -25842,9 +26731,9 @@
       </w:tblCellMar>
     </w:tblPr>
   </w:style>
-  <w:style w:type="table" w:styleId="50">
+  <w:style w:type="table" w:styleId="720">
     <w:name w:val="Plain Table 1"/>
-    <w:basedOn w:val="618"/>
+    <w:basedOn w:val="863"/>
     <w:uiPriority w:val="59"/>
     <w:pPr>
       <w:spacing w:after="0" w:line="240" w:lineRule="auto"/>
@@ -25909,9 +26798,9 @@
       </w:rPr>
     </w:tblStylePr>
   </w:style>
-  <w:style w:type="table" w:styleId="51">
+  <w:style w:type="table" w:styleId="721">
     <w:name w:val="Plain Table 2"/>
-    <w:basedOn w:val="618"/>
+    <w:basedOn w:val="863"/>
     <w:uiPriority w:val="59"/>
     <w:pPr>
       <w:spacing w:after="0" w:line="240" w:lineRule="auto"/>
@@ -25994,9 +26883,9 @@
       </w:rPr>
     </w:tblStylePr>
   </w:style>
-  <w:style w:type="table" w:styleId="52">
+  <w:style w:type="table" w:styleId="722">
     <w:name w:val="Plain Table 3"/>
-    <w:basedOn w:val="618"/>
+    <w:basedOn w:val="863"/>
     <w:uiPriority w:val="99"/>
     <w:pPr>
       <w:spacing w:after="0" w:line="240" w:lineRule="auto"/>
@@ -26071,9 +26960,9 @@
       </w:rPr>
     </w:tblStylePr>
   </w:style>
-  <w:style w:type="table" w:styleId="53">
+  <w:style w:type="table" w:styleId="723">
     <w:name w:val="Plain Table 4"/>
-    <w:basedOn w:val="618"/>
+    <w:basedOn w:val="863"/>
     <w:uiPriority w:val="99"/>
     <w:pPr>
       <w:spacing w:after="0" w:line="240" w:lineRule="auto"/>
@@ -26128,9 +27017,9 @@
       </w:rPr>
     </w:tblStylePr>
   </w:style>
-  <w:style w:type="table" w:styleId="54">
+  <w:style w:type="table" w:styleId="724">
     <w:name w:val="Plain Table 5"/>
-    <w:basedOn w:val="618"/>
+    <w:basedOn w:val="863"/>
     <w:uiPriority w:val="99"/>
     <w:pPr>
       <w:spacing w:after="0" w:line="240" w:lineRule="auto"/>
@@ -26216,9 +27105,9 @@
       </w:tcPr>
     </w:tblStylePr>
   </w:style>
-  <w:style w:type="table" w:styleId="55">
+  <w:style w:type="table" w:styleId="725">
     <w:name w:val="Grid Table 1 Light"/>
-    <w:basedOn w:val="618"/>
+    <w:basedOn w:val="863"/>
     <w:uiPriority w:val="99"/>
     <w:pPr>
       <w:spacing w:after="0" w:line="240" w:lineRule="auto"/>
@@ -26281,9 +27170,9 @@
       </w:rPr>
     </w:tblStylePr>
   </w:style>
-  <w:style w:type="table" w:styleId="56">
+  <w:style w:type="table" w:styleId="726">
     <w:name w:val="Grid Table 1 Light - Accent 1"/>
-    <w:basedOn w:val="618"/>
+    <w:basedOn w:val="863"/>
     <w:uiPriority w:val="99"/>
     <w:pPr>
       <w:spacing w:after="0" w:line="240" w:lineRule="auto"/>
@@ -26346,9 +27235,9 @@
       </w:rPr>
     </w:tblStylePr>
   </w:style>
-  <w:style w:type="table" w:styleId="57">
+  <w:style w:type="table" w:styleId="727">
     <w:name w:val="Grid Table 1 Light - Accent 2"/>
-    <w:basedOn w:val="618"/>
+    <w:basedOn w:val="863"/>
     <w:uiPriority w:val="99"/>
     <w:pPr>
       <w:spacing w:after="0" w:line="240" w:lineRule="auto"/>
@@ -26411,9 +27300,9 @@
       </w:rPr>
     </w:tblStylePr>
   </w:style>
-  <w:style w:type="table" w:styleId="58">
+  <w:style w:type="table" w:styleId="728">
     <w:name w:val="Grid Table 1 Light - Accent 3"/>
-    <w:basedOn w:val="618"/>
+    <w:basedOn w:val="863"/>
     <w:uiPriority w:val="99"/>
     <w:pPr>
       <w:spacing w:after="0" w:line="240" w:lineRule="auto"/>
@@ -26476,9 +27365,9 @@
       </w:rPr>
     </w:tblStylePr>
   </w:style>
-  <w:style w:type="table" w:styleId="59">
+  <w:style w:type="table" w:styleId="729">
     <w:name w:val="Grid Table 1 Light - Accent 4"/>
-    <w:basedOn w:val="618"/>
+    <w:basedOn w:val="863"/>
     <w:uiPriority w:val="99"/>
     <w:pPr>
       <w:spacing w:after="0" w:line="240" w:lineRule="auto"/>
@@ -26541,9 +27430,9 @@
       </w:rPr>
     </w:tblStylePr>
   </w:style>
-  <w:style w:type="table" w:styleId="60">
+  <w:style w:type="table" w:styleId="730">
     <w:name w:val="Grid Table 1 Light - Accent 5"/>
-    <w:basedOn w:val="618"/>
+    <w:basedOn w:val="863"/>
     <w:uiPriority w:val="99"/>
     <w:pPr>
       <w:spacing w:after="0" w:line="240" w:lineRule="auto"/>
@@ -26606,9 +27495,9 @@
       </w:rPr>
     </w:tblStylePr>
   </w:style>
-  <w:style w:type="table" w:styleId="61">
+  <w:style w:type="table" w:styleId="731">
     <w:name w:val="Grid Table 1 Light - Accent 6"/>
-    <w:basedOn w:val="618"/>
+    <w:basedOn w:val="863"/>
     <w:uiPriority w:val="99"/>
     <w:pPr>
       <w:spacing w:after="0" w:line="240" w:lineRule="auto"/>
@@ -26671,9 +27560,9 @@
       </w:rPr>
     </w:tblStylePr>
   </w:style>
-  <w:style w:type="table" w:styleId="62">
+  <w:style w:type="table" w:styleId="732">
     <w:name w:val="Grid Table 2"/>
-    <w:basedOn w:val="618"/>
+    <w:basedOn w:val="863"/>
     <w:uiPriority w:val="99"/>
     <w:pPr>
       <w:spacing w:after="0" w:line="240" w:lineRule="auto"/>
@@ -26751,9 +27640,9 @@
       </w:tcPr>
     </w:tblStylePr>
   </w:style>
-  <w:style w:type="table" w:styleId="63">
+  <w:style w:type="table" w:styleId="733">
     <w:name w:val="Grid Table 2 - Accent 1"/>
-    <w:basedOn w:val="618"/>
+    <w:basedOn w:val="863"/>
     <w:uiPriority w:val="99"/>
     <w:pPr>
       <w:spacing w:after="0" w:line="240" w:lineRule="auto"/>
@@ -26831,9 +27720,9 @@
       </w:tcPr>
     </w:tblStylePr>
   </w:style>
-  <w:style w:type="table" w:styleId="64">
+  <w:style w:type="table" w:styleId="734">
     <w:name w:val="Grid Table 2 - Accent 2"/>
-    <w:basedOn w:val="618"/>
+    <w:basedOn w:val="863"/>
     <w:uiPriority w:val="99"/>
     <w:pPr>
       <w:spacing w:after="0" w:line="240" w:lineRule="auto"/>
@@ -26911,9 +27800,9 @@
       </w:tcPr>
     </w:tblStylePr>
   </w:style>
-  <w:style w:type="table" w:styleId="65">
+  <w:style w:type="table" w:styleId="735">
     <w:name w:val="Grid Table 2 - Accent 3"/>
-    <w:basedOn w:val="618"/>
+    <w:basedOn w:val="863"/>
     <w:uiPriority w:val="99"/>
     <w:pPr>
       <w:spacing w:after="0" w:line="240" w:lineRule="auto"/>
@@ -26991,9 +27880,9 @@
       </w:tcPr>
     </w:tblStylePr>
   </w:style>
-  <w:style w:type="table" w:styleId="66">
+  <w:style w:type="table" w:styleId="736">
     <w:name w:val="Grid Table 2 - Accent 4"/>
-    <w:basedOn w:val="618"/>
+    <w:basedOn w:val="863"/>
     <w:uiPriority w:val="99"/>
     <w:pPr>
       <w:spacing w:after="0" w:line="240" w:lineRule="auto"/>
@@ -27071,9 +27960,9 @@
       </w:tcPr>
     </w:tblStylePr>
   </w:style>
-  <w:style w:type="table" w:styleId="67">
+  <w:style w:type="table" w:styleId="737">
     <w:name w:val="Grid Table 2 - Accent 5"/>
-    <w:basedOn w:val="618"/>
+    <w:basedOn w:val="863"/>
     <w:uiPriority w:val="99"/>
     <w:pPr>
       <w:spacing w:after="0" w:line="240" w:lineRule="auto"/>
@@ -27151,9 +28040,9 @@
       </w:tcPr>
     </w:tblStylePr>
   </w:style>
-  <w:style w:type="table" w:styleId="68">
+  <w:style w:type="table" w:styleId="738">
     <w:name w:val="Grid Table 2 - Accent 6"/>
-    <w:basedOn w:val="618"/>
+    <w:basedOn w:val="863"/>
     <w:uiPriority w:val="99"/>
     <w:pPr>
       <w:spacing w:after="0" w:line="240" w:lineRule="auto"/>
@@ -27231,9 +28120,9 @@
       </w:tcPr>
     </w:tblStylePr>
   </w:style>
-  <w:style w:type="table" w:styleId="69">
+  <w:style w:type="table" w:styleId="739">
     <w:name w:val="Grid Table 3"/>
-    <w:basedOn w:val="618"/>
+    <w:basedOn w:val="863"/>
     <w:uiPriority w:val="99"/>
     <w:pPr>
       <w:spacing w:after="0" w:line="240" w:lineRule="auto"/>
@@ -27277,21 +28166,6 @@
         <w:jc w:val="right"/>
       </w:pPr>
       <w:tcPr>
-        <w:shd w:color="ffffff"/>
-        <w:tcBorders>
-          <w:top w:val="none" w:color="000000" w:sz="4" w:space="0"/>
-          <w:left w:val="none" w:color="000000" w:sz="4" w:space="0"/>
-          <w:bottom w:val="none" w:color="000000" w:sz="4" w:space="0"/>
-          <w:right w:val="none" w:color="000000" w:sz="4" w:space="0"/>
-        </w:tcBorders>
-      </w:tcPr>
-    </w:tblStylePr>
-    <w:tblStylePr w:type="firstRow">
-      <w:rPr>
-        <w:b/>
-        <w:color w:val="404040"/>
-      </w:rPr>
-      <w:tcPr>
         <w:shd w:val="clear" w:color="ffffff"/>
         <w:tcBorders>
           <w:top w:val="none" w:color="000000" w:sz="4" w:space="0"/>
@@ -27301,22 +28175,7 @@
         </w:tcBorders>
       </w:tcPr>
     </w:tblStylePr>
-    <w:tblStylePr w:type="lastCol">
-      <w:rPr>
-        <w:i/>
-        <w:color w:val="404040"/>
-      </w:rPr>
-      <w:tcPr>
-        <w:shd w:color="ffffff"/>
-        <w:tcBorders>
-          <w:top w:val="none" w:color="000000" w:sz="4" w:space="0"/>
-          <w:left w:val="none" w:color="000000" w:sz="4" w:space="0"/>
-          <w:bottom w:val="none" w:color="000000" w:sz="4" w:space="0"/>
-          <w:right w:val="none" w:color="000000" w:sz="4" w:space="0"/>
-        </w:tcBorders>
-      </w:tcPr>
-    </w:tblStylePr>
-    <w:tblStylePr w:type="lastRow">
+    <w:tblStylePr w:type="firstRow">
       <w:rPr>
         <w:b/>
         <w:color w:val="404040"/>
@@ -27331,10 +28190,40 @@
         </w:tcBorders>
       </w:tcPr>
     </w:tblStylePr>
+    <w:tblStylePr w:type="lastCol">
+      <w:rPr>
+        <w:i/>
+        <w:color w:val="404040"/>
+      </w:rPr>
+      <w:tcPr>
+        <w:shd w:val="clear" w:color="ffffff"/>
+        <w:tcBorders>
+          <w:top w:val="none" w:color="000000" w:sz="4" w:space="0"/>
+          <w:left w:val="none" w:color="000000" w:sz="4" w:space="0"/>
+          <w:bottom w:val="none" w:color="000000" w:sz="4" w:space="0"/>
+          <w:right w:val="none" w:color="000000" w:sz="4" w:space="0"/>
+        </w:tcBorders>
+      </w:tcPr>
+    </w:tblStylePr>
+    <w:tblStylePr w:type="lastRow">
+      <w:rPr>
+        <w:b/>
+        <w:color w:val="404040"/>
+      </w:rPr>
+      <w:tcPr>
+        <w:shd w:val="clear" w:color="ffffff"/>
+        <w:tcBorders>
+          <w:top w:val="none" w:color="000000" w:sz="4" w:space="0"/>
+          <w:left w:val="none" w:color="000000" w:sz="4" w:space="0"/>
+          <w:bottom w:val="none" w:color="000000" w:sz="4" w:space="0"/>
+          <w:right w:val="none" w:color="000000" w:sz="4" w:space="0"/>
+        </w:tcBorders>
+      </w:tcPr>
+    </w:tblStylePr>
   </w:style>
-  <w:style w:type="table" w:styleId="70">
+  <w:style w:type="table" w:styleId="740">
     <w:name w:val="Grid Table 3 - Accent 1"/>
-    <w:basedOn w:val="618"/>
+    <w:basedOn w:val="863"/>
     <w:uiPriority w:val="99"/>
     <w:pPr>
       <w:spacing w:after="0" w:line="240" w:lineRule="auto"/>
@@ -27378,21 +28267,6 @@
         <w:jc w:val="right"/>
       </w:pPr>
       <w:tcPr>
-        <w:shd w:color="ffffff"/>
-        <w:tcBorders>
-          <w:top w:val="none" w:color="000000" w:sz="4" w:space="0"/>
-          <w:left w:val="none" w:color="000000" w:sz="4" w:space="0"/>
-          <w:bottom w:val="none" w:color="000000" w:sz="4" w:space="0"/>
-          <w:right w:val="none" w:color="000000" w:sz="4" w:space="0"/>
-        </w:tcBorders>
-      </w:tcPr>
-    </w:tblStylePr>
-    <w:tblStylePr w:type="firstRow">
-      <w:rPr>
-        <w:b/>
-        <w:color w:val="404040"/>
-      </w:rPr>
-      <w:tcPr>
         <w:shd w:val="clear" w:color="ffffff"/>
         <w:tcBorders>
           <w:top w:val="none" w:color="000000" w:sz="4" w:space="0"/>
@@ -27402,22 +28276,7 @@
         </w:tcBorders>
       </w:tcPr>
     </w:tblStylePr>
-    <w:tblStylePr w:type="lastCol">
-      <w:rPr>
-        <w:i/>
-        <w:color w:val="404040"/>
-      </w:rPr>
-      <w:tcPr>
-        <w:shd w:color="ffffff"/>
-        <w:tcBorders>
-          <w:top w:val="none" w:color="000000" w:sz="4" w:space="0"/>
-          <w:left w:val="none" w:color="000000" w:sz="4" w:space="0"/>
-          <w:bottom w:val="none" w:color="000000" w:sz="4" w:space="0"/>
-          <w:right w:val="none" w:color="000000" w:sz="4" w:space="0"/>
-        </w:tcBorders>
-      </w:tcPr>
-    </w:tblStylePr>
-    <w:tblStylePr w:type="lastRow">
+    <w:tblStylePr w:type="firstRow">
       <w:rPr>
         <w:b/>
         <w:color w:val="404040"/>
@@ -27432,10 +28291,40 @@
         </w:tcBorders>
       </w:tcPr>
     </w:tblStylePr>
+    <w:tblStylePr w:type="lastCol">
+      <w:rPr>
+        <w:i/>
+        <w:color w:val="404040"/>
+      </w:rPr>
+      <w:tcPr>
+        <w:shd w:val="clear" w:color="ffffff"/>
+        <w:tcBorders>
+          <w:top w:val="none" w:color="000000" w:sz="4" w:space="0"/>
+          <w:left w:val="none" w:color="000000" w:sz="4" w:space="0"/>
+          <w:bottom w:val="none" w:color="000000" w:sz="4" w:space="0"/>
+          <w:right w:val="none" w:color="000000" w:sz="4" w:space="0"/>
+        </w:tcBorders>
+      </w:tcPr>
+    </w:tblStylePr>
+    <w:tblStylePr w:type="lastRow">
+      <w:rPr>
+        <w:b/>
+        <w:color w:val="404040"/>
+      </w:rPr>
+      <w:tcPr>
+        <w:shd w:val="clear" w:color="ffffff"/>
+        <w:tcBorders>
+          <w:top w:val="none" w:color="000000" w:sz="4" w:space="0"/>
+          <w:left w:val="none" w:color="000000" w:sz="4" w:space="0"/>
+          <w:bottom w:val="none" w:color="000000" w:sz="4" w:space="0"/>
+          <w:right w:val="none" w:color="000000" w:sz="4" w:space="0"/>
+        </w:tcBorders>
+      </w:tcPr>
+    </w:tblStylePr>
   </w:style>
-  <w:style w:type="table" w:styleId="71">
+  <w:style w:type="table" w:styleId="741">
     <w:name w:val="Grid Table 3 - Accent 2"/>
-    <w:basedOn w:val="618"/>
+    <w:basedOn w:val="863"/>
     <w:uiPriority w:val="99"/>
     <w:pPr>
       <w:spacing w:after="0" w:line="240" w:lineRule="auto"/>
@@ -27479,21 +28368,6 @@
         <w:jc w:val="right"/>
       </w:pPr>
       <w:tcPr>
-        <w:shd w:color="ffffff"/>
-        <w:tcBorders>
-          <w:top w:val="none" w:color="000000" w:sz="4" w:space="0"/>
-          <w:left w:val="none" w:color="000000" w:sz="4" w:space="0"/>
-          <w:bottom w:val="none" w:color="000000" w:sz="4" w:space="0"/>
-          <w:right w:val="none" w:color="000000" w:sz="4" w:space="0"/>
-        </w:tcBorders>
-      </w:tcPr>
-    </w:tblStylePr>
-    <w:tblStylePr w:type="firstRow">
-      <w:rPr>
-        <w:b/>
-        <w:color w:val="404040"/>
-      </w:rPr>
-      <w:tcPr>
         <w:shd w:val="clear" w:color="ffffff"/>
         <w:tcBorders>
           <w:top w:val="none" w:color="000000" w:sz="4" w:space="0"/>
@@ -27503,22 +28377,7 @@
         </w:tcBorders>
       </w:tcPr>
     </w:tblStylePr>
-    <w:tblStylePr w:type="lastCol">
-      <w:rPr>
-        <w:i/>
-        <w:color w:val="404040"/>
-      </w:rPr>
-      <w:tcPr>
-        <w:shd w:color="ffffff"/>
-        <w:tcBorders>
-          <w:top w:val="none" w:color="000000" w:sz="4" w:space="0"/>
-          <w:left w:val="none" w:color="000000" w:sz="4" w:space="0"/>
-          <w:bottom w:val="none" w:color="000000" w:sz="4" w:space="0"/>
-          <w:right w:val="none" w:color="000000" w:sz="4" w:space="0"/>
-        </w:tcBorders>
-      </w:tcPr>
-    </w:tblStylePr>
-    <w:tblStylePr w:type="lastRow">
+    <w:tblStylePr w:type="firstRow">
       <w:rPr>
         <w:b/>
         <w:color w:val="404040"/>
@@ -27533,10 +28392,40 @@
         </w:tcBorders>
       </w:tcPr>
     </w:tblStylePr>
+    <w:tblStylePr w:type="lastCol">
+      <w:rPr>
+        <w:i/>
+        <w:color w:val="404040"/>
+      </w:rPr>
+      <w:tcPr>
+        <w:shd w:val="clear" w:color="ffffff"/>
+        <w:tcBorders>
+          <w:top w:val="none" w:color="000000" w:sz="4" w:space="0"/>
+          <w:left w:val="none" w:color="000000" w:sz="4" w:space="0"/>
+          <w:bottom w:val="none" w:color="000000" w:sz="4" w:space="0"/>
+          <w:right w:val="none" w:color="000000" w:sz="4" w:space="0"/>
+        </w:tcBorders>
+      </w:tcPr>
+    </w:tblStylePr>
+    <w:tblStylePr w:type="lastRow">
+      <w:rPr>
+        <w:b/>
+        <w:color w:val="404040"/>
+      </w:rPr>
+      <w:tcPr>
+        <w:shd w:val="clear" w:color="ffffff"/>
+        <w:tcBorders>
+          <w:top w:val="none" w:color="000000" w:sz="4" w:space="0"/>
+          <w:left w:val="none" w:color="000000" w:sz="4" w:space="0"/>
+          <w:bottom w:val="none" w:color="000000" w:sz="4" w:space="0"/>
+          <w:right w:val="none" w:color="000000" w:sz="4" w:space="0"/>
+        </w:tcBorders>
+      </w:tcPr>
+    </w:tblStylePr>
   </w:style>
-  <w:style w:type="table" w:styleId="72">
+  <w:style w:type="table" w:styleId="742">
     <w:name w:val="Grid Table 3 - Accent 3"/>
-    <w:basedOn w:val="618"/>
+    <w:basedOn w:val="863"/>
     <w:uiPriority w:val="99"/>
     <w:pPr>
       <w:spacing w:after="0" w:line="240" w:lineRule="auto"/>
@@ -27580,21 +28469,6 @@
         <w:jc w:val="right"/>
       </w:pPr>
       <w:tcPr>
-        <w:shd w:color="ffffff"/>
-        <w:tcBorders>
-          <w:top w:val="none" w:color="000000" w:sz="4" w:space="0"/>
-          <w:left w:val="none" w:color="000000" w:sz="4" w:space="0"/>
-          <w:bottom w:val="none" w:color="000000" w:sz="4" w:space="0"/>
-          <w:right w:val="none" w:color="000000" w:sz="4" w:space="0"/>
-        </w:tcBorders>
-      </w:tcPr>
-    </w:tblStylePr>
-    <w:tblStylePr w:type="firstRow">
-      <w:rPr>
-        <w:b/>
-        <w:color w:val="404040"/>
-      </w:rPr>
-      <w:tcPr>
         <w:shd w:val="clear" w:color="ffffff"/>
         <w:tcBorders>
           <w:top w:val="none" w:color="000000" w:sz="4" w:space="0"/>
@@ -27604,22 +28478,7 @@
         </w:tcBorders>
       </w:tcPr>
     </w:tblStylePr>
-    <w:tblStylePr w:type="lastCol">
-      <w:rPr>
-        <w:i/>
-        <w:color w:val="404040"/>
-      </w:rPr>
-      <w:tcPr>
-        <w:shd w:color="ffffff"/>
-        <w:tcBorders>
-          <w:top w:val="none" w:color="000000" w:sz="4" w:space="0"/>
-          <w:left w:val="none" w:color="000000" w:sz="4" w:space="0"/>
-          <w:bottom w:val="none" w:color="000000" w:sz="4" w:space="0"/>
-          <w:right w:val="none" w:color="000000" w:sz="4" w:space="0"/>
-        </w:tcBorders>
-      </w:tcPr>
-    </w:tblStylePr>
-    <w:tblStylePr w:type="lastRow">
+    <w:tblStylePr w:type="firstRow">
       <w:rPr>
         <w:b/>
         <w:color w:val="404040"/>
@@ -27634,10 +28493,40 @@
         </w:tcBorders>
       </w:tcPr>
     </w:tblStylePr>
+    <w:tblStylePr w:type="lastCol">
+      <w:rPr>
+        <w:i/>
+        <w:color w:val="404040"/>
+      </w:rPr>
+      <w:tcPr>
+        <w:shd w:val="clear" w:color="ffffff"/>
+        <w:tcBorders>
+          <w:top w:val="none" w:color="000000" w:sz="4" w:space="0"/>
+          <w:left w:val="none" w:color="000000" w:sz="4" w:space="0"/>
+          <w:bottom w:val="none" w:color="000000" w:sz="4" w:space="0"/>
+          <w:right w:val="none" w:color="000000" w:sz="4" w:space="0"/>
+        </w:tcBorders>
+      </w:tcPr>
+    </w:tblStylePr>
+    <w:tblStylePr w:type="lastRow">
+      <w:rPr>
+        <w:b/>
+        <w:color w:val="404040"/>
+      </w:rPr>
+      <w:tcPr>
+        <w:shd w:val="clear" w:color="ffffff"/>
+        <w:tcBorders>
+          <w:top w:val="none" w:color="000000" w:sz="4" w:space="0"/>
+          <w:left w:val="none" w:color="000000" w:sz="4" w:space="0"/>
+          <w:bottom w:val="none" w:color="000000" w:sz="4" w:space="0"/>
+          <w:right w:val="none" w:color="000000" w:sz="4" w:space="0"/>
+        </w:tcBorders>
+      </w:tcPr>
+    </w:tblStylePr>
   </w:style>
-  <w:style w:type="table" w:styleId="73">
+  <w:style w:type="table" w:styleId="743">
     <w:name w:val="Grid Table 3 - Accent 4"/>
-    <w:basedOn w:val="618"/>
+    <w:basedOn w:val="863"/>
     <w:uiPriority w:val="99"/>
     <w:pPr>
       <w:spacing w:after="0" w:line="240" w:lineRule="auto"/>
@@ -27681,21 +28570,6 @@
         <w:jc w:val="right"/>
       </w:pPr>
       <w:tcPr>
-        <w:shd w:color="ffffff"/>
-        <w:tcBorders>
-          <w:top w:val="none" w:color="000000" w:sz="4" w:space="0"/>
-          <w:left w:val="none" w:color="000000" w:sz="4" w:space="0"/>
-          <w:bottom w:val="none" w:color="000000" w:sz="4" w:space="0"/>
-          <w:right w:val="none" w:color="000000" w:sz="4" w:space="0"/>
-        </w:tcBorders>
-      </w:tcPr>
-    </w:tblStylePr>
-    <w:tblStylePr w:type="firstRow">
-      <w:rPr>
-        <w:b/>
-        <w:color w:val="404040"/>
-      </w:rPr>
-      <w:tcPr>
         <w:shd w:val="clear" w:color="ffffff"/>
         <w:tcBorders>
           <w:top w:val="none" w:color="000000" w:sz="4" w:space="0"/>
@@ -27705,22 +28579,7 @@
         </w:tcBorders>
       </w:tcPr>
     </w:tblStylePr>
-    <w:tblStylePr w:type="lastCol">
-      <w:rPr>
-        <w:i/>
-        <w:color w:val="404040"/>
-      </w:rPr>
-      <w:tcPr>
-        <w:shd w:color="ffffff"/>
-        <w:tcBorders>
-          <w:top w:val="none" w:color="000000" w:sz="4" w:space="0"/>
-          <w:left w:val="none" w:color="000000" w:sz="4" w:space="0"/>
-          <w:bottom w:val="none" w:color="000000" w:sz="4" w:space="0"/>
-          <w:right w:val="none" w:color="000000" w:sz="4" w:space="0"/>
-        </w:tcBorders>
-      </w:tcPr>
-    </w:tblStylePr>
-    <w:tblStylePr w:type="lastRow">
+    <w:tblStylePr w:type="firstRow">
       <w:rPr>
         <w:b/>
         <w:color w:val="404040"/>
@@ -27735,10 +28594,40 @@
         </w:tcBorders>
       </w:tcPr>
     </w:tblStylePr>
+    <w:tblStylePr w:type="lastCol">
+      <w:rPr>
+        <w:i/>
+        <w:color w:val="404040"/>
+      </w:rPr>
+      <w:tcPr>
+        <w:shd w:val="clear" w:color="ffffff"/>
+        <w:tcBorders>
+          <w:top w:val="none" w:color="000000" w:sz="4" w:space="0"/>
+          <w:left w:val="none" w:color="000000" w:sz="4" w:space="0"/>
+          <w:bottom w:val="none" w:color="000000" w:sz="4" w:space="0"/>
+          <w:right w:val="none" w:color="000000" w:sz="4" w:space="0"/>
+        </w:tcBorders>
+      </w:tcPr>
+    </w:tblStylePr>
+    <w:tblStylePr w:type="lastRow">
+      <w:rPr>
+        <w:b/>
+        <w:color w:val="404040"/>
+      </w:rPr>
+      <w:tcPr>
+        <w:shd w:val="clear" w:color="ffffff"/>
+        <w:tcBorders>
+          <w:top w:val="none" w:color="000000" w:sz="4" w:space="0"/>
+          <w:left w:val="none" w:color="000000" w:sz="4" w:space="0"/>
+          <w:bottom w:val="none" w:color="000000" w:sz="4" w:space="0"/>
+          <w:right w:val="none" w:color="000000" w:sz="4" w:space="0"/>
+        </w:tcBorders>
+      </w:tcPr>
+    </w:tblStylePr>
   </w:style>
-  <w:style w:type="table" w:styleId="74">
+  <w:style w:type="table" w:styleId="744">
     <w:name w:val="Grid Table 3 - Accent 5"/>
-    <w:basedOn w:val="618"/>
+    <w:basedOn w:val="863"/>
     <w:uiPriority w:val="99"/>
     <w:pPr>
       <w:spacing w:after="0" w:line="240" w:lineRule="auto"/>
@@ -27782,21 +28671,6 @@
         <w:jc w:val="right"/>
       </w:pPr>
       <w:tcPr>
-        <w:shd w:color="ffffff"/>
-        <w:tcBorders>
-          <w:top w:val="none" w:color="000000" w:sz="4" w:space="0"/>
-          <w:left w:val="none" w:color="000000" w:sz="4" w:space="0"/>
-          <w:bottom w:val="none" w:color="000000" w:sz="4" w:space="0"/>
-          <w:right w:val="none" w:color="000000" w:sz="4" w:space="0"/>
-        </w:tcBorders>
-      </w:tcPr>
-    </w:tblStylePr>
-    <w:tblStylePr w:type="firstRow">
-      <w:rPr>
-        <w:b/>
-        <w:color w:val="404040"/>
-      </w:rPr>
-      <w:tcPr>
         <w:shd w:val="clear" w:color="ffffff"/>
         <w:tcBorders>
           <w:top w:val="none" w:color="000000" w:sz="4" w:space="0"/>
@@ -27806,22 +28680,7 @@
         </w:tcBorders>
       </w:tcPr>
     </w:tblStylePr>
-    <w:tblStylePr w:type="lastCol">
-      <w:rPr>
-        <w:i/>
-        <w:color w:val="404040"/>
-      </w:rPr>
-      <w:tcPr>
-        <w:shd w:color="ffffff"/>
-        <w:tcBorders>
-          <w:top w:val="none" w:color="000000" w:sz="4" w:space="0"/>
-          <w:left w:val="none" w:color="000000" w:sz="4" w:space="0"/>
-          <w:bottom w:val="none" w:color="000000" w:sz="4" w:space="0"/>
-          <w:right w:val="none" w:color="000000" w:sz="4" w:space="0"/>
-        </w:tcBorders>
-      </w:tcPr>
-    </w:tblStylePr>
-    <w:tblStylePr w:type="lastRow">
+    <w:tblStylePr w:type="firstRow">
       <w:rPr>
         <w:b/>
         <w:color w:val="404040"/>
@@ -27836,10 +28695,40 @@
         </w:tcBorders>
       </w:tcPr>
     </w:tblStylePr>
+    <w:tblStylePr w:type="lastCol">
+      <w:rPr>
+        <w:i/>
+        <w:color w:val="404040"/>
+      </w:rPr>
+      <w:tcPr>
+        <w:shd w:val="clear" w:color="ffffff"/>
+        <w:tcBorders>
+          <w:top w:val="none" w:color="000000" w:sz="4" w:space="0"/>
+          <w:left w:val="none" w:color="000000" w:sz="4" w:space="0"/>
+          <w:bottom w:val="none" w:color="000000" w:sz="4" w:space="0"/>
+          <w:right w:val="none" w:color="000000" w:sz="4" w:space="0"/>
+        </w:tcBorders>
+      </w:tcPr>
+    </w:tblStylePr>
+    <w:tblStylePr w:type="lastRow">
+      <w:rPr>
+        <w:b/>
+        <w:color w:val="404040"/>
+      </w:rPr>
+      <w:tcPr>
+        <w:shd w:val="clear" w:color="ffffff"/>
+        <w:tcBorders>
+          <w:top w:val="none" w:color="000000" w:sz="4" w:space="0"/>
+          <w:left w:val="none" w:color="000000" w:sz="4" w:space="0"/>
+          <w:bottom w:val="none" w:color="000000" w:sz="4" w:space="0"/>
+          <w:right w:val="none" w:color="000000" w:sz="4" w:space="0"/>
+        </w:tcBorders>
+      </w:tcPr>
+    </w:tblStylePr>
   </w:style>
-  <w:style w:type="table" w:styleId="75">
+  <w:style w:type="table" w:styleId="745">
     <w:name w:val="Grid Table 3 - Accent 6"/>
-    <w:basedOn w:val="618"/>
+    <w:basedOn w:val="863"/>
     <w:uiPriority w:val="99"/>
     <w:pPr>
       <w:spacing w:after="0" w:line="240" w:lineRule="auto"/>
@@ -27883,21 +28772,6 @@
         <w:jc w:val="right"/>
       </w:pPr>
       <w:tcPr>
-        <w:shd w:color="ffffff"/>
-        <w:tcBorders>
-          <w:top w:val="none" w:color="000000" w:sz="4" w:space="0"/>
-          <w:left w:val="none" w:color="000000" w:sz="4" w:space="0"/>
-          <w:bottom w:val="none" w:color="000000" w:sz="4" w:space="0"/>
-          <w:right w:val="none" w:color="000000" w:sz="4" w:space="0"/>
-        </w:tcBorders>
-      </w:tcPr>
-    </w:tblStylePr>
-    <w:tblStylePr w:type="firstRow">
-      <w:rPr>
-        <w:b/>
-        <w:color w:val="404040"/>
-      </w:rPr>
-      <w:tcPr>
         <w:shd w:val="clear" w:color="ffffff"/>
         <w:tcBorders>
           <w:top w:val="none" w:color="000000" w:sz="4" w:space="0"/>
@@ -27907,22 +28781,7 @@
         </w:tcBorders>
       </w:tcPr>
     </w:tblStylePr>
-    <w:tblStylePr w:type="lastCol">
-      <w:rPr>
-        <w:i/>
-        <w:color w:val="404040"/>
-      </w:rPr>
-      <w:tcPr>
-        <w:shd w:color="ffffff"/>
-        <w:tcBorders>
-          <w:top w:val="none" w:color="000000" w:sz="4" w:space="0"/>
-          <w:left w:val="none" w:color="000000" w:sz="4" w:space="0"/>
-          <w:bottom w:val="none" w:color="000000" w:sz="4" w:space="0"/>
-          <w:right w:val="none" w:color="000000" w:sz="4" w:space="0"/>
-        </w:tcBorders>
-      </w:tcPr>
-    </w:tblStylePr>
-    <w:tblStylePr w:type="lastRow">
+    <w:tblStylePr w:type="firstRow">
       <w:rPr>
         <w:b/>
         <w:color w:val="404040"/>
@@ -27937,10 +28796,40 @@
         </w:tcBorders>
       </w:tcPr>
     </w:tblStylePr>
+    <w:tblStylePr w:type="lastCol">
+      <w:rPr>
+        <w:i/>
+        <w:color w:val="404040"/>
+      </w:rPr>
+      <w:tcPr>
+        <w:shd w:val="clear" w:color="ffffff"/>
+        <w:tcBorders>
+          <w:top w:val="none" w:color="000000" w:sz="4" w:space="0"/>
+          <w:left w:val="none" w:color="000000" w:sz="4" w:space="0"/>
+          <w:bottom w:val="none" w:color="000000" w:sz="4" w:space="0"/>
+          <w:right w:val="none" w:color="000000" w:sz="4" w:space="0"/>
+        </w:tcBorders>
+      </w:tcPr>
+    </w:tblStylePr>
+    <w:tblStylePr w:type="lastRow">
+      <w:rPr>
+        <w:b/>
+        <w:color w:val="404040"/>
+      </w:rPr>
+      <w:tcPr>
+        <w:shd w:val="clear" w:color="ffffff"/>
+        <w:tcBorders>
+          <w:top w:val="none" w:color="000000" w:sz="4" w:space="0"/>
+          <w:left w:val="none" w:color="000000" w:sz="4" w:space="0"/>
+          <w:bottom w:val="none" w:color="000000" w:sz="4" w:space="0"/>
+          <w:right w:val="none" w:color="000000" w:sz="4" w:space="0"/>
+        </w:tcBorders>
+      </w:tcPr>
+    </w:tblStylePr>
   </w:style>
-  <w:style w:type="table" w:styleId="76">
+  <w:style w:type="table" w:styleId="746">
     <w:name w:val="Grid Table 4"/>
-    <w:basedOn w:val="618"/>
+    <w:basedOn w:val="863"/>
     <w:uiPriority w:val="59"/>
     <w:pPr>
       <w:spacing w:after="0" w:line="240" w:lineRule="auto"/>
@@ -28019,9 +28908,9 @@
       </w:tcPr>
     </w:tblStylePr>
   </w:style>
-  <w:style w:type="table" w:styleId="77">
+  <w:style w:type="table" w:styleId="747">
     <w:name w:val="Grid Table 4 - Accent 1"/>
-    <w:basedOn w:val="618"/>
+    <w:basedOn w:val="863"/>
     <w:uiPriority w:val="59"/>
     <w:pPr>
       <w:spacing w:after="0" w:line="240" w:lineRule="auto"/>
@@ -28100,9 +28989,9 @@
       </w:tcPr>
     </w:tblStylePr>
   </w:style>
-  <w:style w:type="table" w:styleId="78">
+  <w:style w:type="table" w:styleId="748">
     <w:name w:val="Grid Table 4 - Accent 2"/>
-    <w:basedOn w:val="618"/>
+    <w:basedOn w:val="863"/>
     <w:uiPriority w:val="59"/>
     <w:pPr>
       <w:spacing w:after="0" w:line="240" w:lineRule="auto"/>
@@ -28181,9 +29070,9 @@
       </w:tcPr>
     </w:tblStylePr>
   </w:style>
-  <w:style w:type="table" w:styleId="79">
+  <w:style w:type="table" w:styleId="749">
     <w:name w:val="Grid Table 4 - Accent 3"/>
-    <w:basedOn w:val="618"/>
+    <w:basedOn w:val="863"/>
     <w:uiPriority w:val="59"/>
     <w:pPr>
       <w:spacing w:after="0" w:line="240" w:lineRule="auto"/>
@@ -28262,9 +29151,9 @@
       </w:tcPr>
     </w:tblStylePr>
   </w:style>
-  <w:style w:type="table" w:styleId="80">
+  <w:style w:type="table" w:styleId="750">
     <w:name w:val="Grid Table 4 - Accent 4"/>
-    <w:basedOn w:val="618"/>
+    <w:basedOn w:val="863"/>
     <w:uiPriority w:val="59"/>
     <w:pPr>
       <w:spacing w:after="0" w:line="240" w:lineRule="auto"/>
@@ -28343,9 +29232,9 @@
       </w:tcPr>
     </w:tblStylePr>
   </w:style>
-  <w:style w:type="table" w:styleId="81">
+  <w:style w:type="table" w:styleId="751">
     <w:name w:val="Grid Table 4 - Accent 5"/>
-    <w:basedOn w:val="618"/>
+    <w:basedOn w:val="863"/>
     <w:uiPriority w:val="59"/>
     <w:pPr>
       <w:spacing w:after="0" w:line="240" w:lineRule="auto"/>
@@ -28424,9 +29313,9 @@
       </w:tcPr>
     </w:tblStylePr>
   </w:style>
-  <w:style w:type="table" w:styleId="82">
+  <w:style w:type="table" w:styleId="752">
     <w:name w:val="Grid Table 4 - Accent 6"/>
-    <w:basedOn w:val="618"/>
+    <w:basedOn w:val="863"/>
     <w:uiPriority w:val="59"/>
     <w:pPr>
       <w:spacing w:after="0" w:line="240" w:lineRule="auto"/>
@@ -28505,9 +29394,9 @@
       </w:tcPr>
     </w:tblStylePr>
   </w:style>
-  <w:style w:type="table" w:styleId="83">
+  <w:style w:type="table" w:styleId="753">
     <w:name w:val="Grid Table 5 Dark"/>
-    <w:basedOn w:val="618"/>
+    <w:basedOn w:val="863"/>
     <w:uiPriority w:val="99"/>
     <w:pPr>
       <w:spacing w:after="0" w:line="240" w:lineRule="auto"/>
@@ -28584,9 +29473,9 @@
       </w:tcPr>
     </w:tblStylePr>
   </w:style>
-  <w:style w:type="table" w:styleId="84">
+  <w:style w:type="table" w:styleId="754">
     <w:name w:val="Grid Table 5 Dark- Accent 1"/>
-    <w:basedOn w:val="618"/>
+    <w:basedOn w:val="863"/>
     <w:uiPriority w:val="99"/>
     <w:pPr>
       <w:spacing w:after="0" w:line="240" w:lineRule="auto"/>
@@ -28663,9 +29552,9 @@
       </w:tcPr>
     </w:tblStylePr>
   </w:style>
-  <w:style w:type="table" w:styleId="85">
+  <w:style w:type="table" w:styleId="755">
     <w:name w:val="Grid Table 5 Dark - Accent 2"/>
-    <w:basedOn w:val="618"/>
+    <w:basedOn w:val="863"/>
     <w:uiPriority w:val="99"/>
     <w:pPr>
       <w:spacing w:after="0" w:line="240" w:lineRule="auto"/>
@@ -28742,9 +29631,9 @@
       </w:tcPr>
     </w:tblStylePr>
   </w:style>
-  <w:style w:type="table" w:styleId="86">
+  <w:style w:type="table" w:styleId="756">
     <w:name w:val="Grid Table 5 Dark - Accent 3"/>
-    <w:basedOn w:val="618"/>
+    <w:basedOn w:val="863"/>
     <w:uiPriority w:val="99"/>
     <w:pPr>
       <w:spacing w:after="0" w:line="240" w:lineRule="auto"/>
@@ -28821,9 +29710,9 @@
       </w:tcPr>
     </w:tblStylePr>
   </w:style>
-  <w:style w:type="table" w:styleId="87">
+  <w:style w:type="table" w:styleId="757">
     <w:name w:val="Grid Table 5 Dark- Accent 4"/>
-    <w:basedOn w:val="618"/>
+    <w:basedOn w:val="863"/>
     <w:uiPriority w:val="99"/>
     <w:pPr>
       <w:spacing w:after="0" w:line="240" w:lineRule="auto"/>
@@ -28900,9 +29789,9 @@
       </w:tcPr>
     </w:tblStylePr>
   </w:style>
-  <w:style w:type="table" w:styleId="88">
+  <w:style w:type="table" w:styleId="758">
     <w:name w:val="Grid Table 5 Dark - Accent 5"/>
-    <w:basedOn w:val="618"/>
+    <w:basedOn w:val="863"/>
     <w:uiPriority w:val="99"/>
     <w:pPr>
       <w:spacing w:after="0" w:line="240" w:lineRule="auto"/>
@@ -28979,9 +29868,9 @@
       </w:tcPr>
     </w:tblStylePr>
   </w:style>
-  <w:style w:type="table" w:styleId="89">
+  <w:style w:type="table" w:styleId="759">
     <w:name w:val="Grid Table 5 Dark - Accent 6"/>
-    <w:basedOn w:val="618"/>
+    <w:basedOn w:val="863"/>
     <w:uiPriority w:val="99"/>
     <w:pPr>
       <w:spacing w:after="0" w:line="240" w:lineRule="auto"/>
@@ -29058,9 +29947,9 @@
       </w:tcPr>
     </w:tblStylePr>
   </w:style>
-  <w:style w:type="table" w:styleId="90">
+  <w:style w:type="table" w:styleId="760">
     <w:name w:val="Grid Table 6 Colorful"/>
-    <w:basedOn w:val="618"/>
+    <w:basedOn w:val="863"/>
     <w:uiPriority w:val="99"/>
     <w:pPr>
       <w:spacing w:after="0" w:line="240" w:lineRule="auto"/>
@@ -29137,9 +30026,9 @@
       </w:rPr>
     </w:tblStylePr>
   </w:style>
-  <w:style w:type="table" w:styleId="91">
+  <w:style w:type="table" w:styleId="761">
     <w:name w:val="Grid Table 6 Colorful - Accent 1"/>
-    <w:basedOn w:val="618"/>
+    <w:basedOn w:val="863"/>
     <w:uiPriority w:val="99"/>
     <w:pPr>
       <w:spacing w:after="0" w:line="240" w:lineRule="auto"/>
@@ -29216,9 +30105,9 @@
       </w:rPr>
     </w:tblStylePr>
   </w:style>
-  <w:style w:type="table" w:styleId="92">
+  <w:style w:type="table" w:styleId="762">
     <w:name w:val="Grid Table 6 Colorful - Accent 2"/>
-    <w:basedOn w:val="618"/>
+    <w:basedOn w:val="863"/>
     <w:uiPriority w:val="99"/>
     <w:pPr>
       <w:spacing w:after="0" w:line="240" w:lineRule="auto"/>
@@ -29295,9 +30184,9 @@
       </w:rPr>
     </w:tblStylePr>
   </w:style>
-  <w:style w:type="table" w:styleId="93">
+  <w:style w:type="table" w:styleId="763">
     <w:name w:val="Grid Table 6 Colorful - Accent 3"/>
-    <w:basedOn w:val="618"/>
+    <w:basedOn w:val="863"/>
     <w:uiPriority w:val="99"/>
     <w:pPr>
       <w:spacing w:after="0" w:line="240" w:lineRule="auto"/>
@@ -29374,9 +30263,9 @@
       </w:rPr>
     </w:tblStylePr>
   </w:style>
-  <w:style w:type="table" w:styleId="94">
+  <w:style w:type="table" w:styleId="764">
     <w:name w:val="Grid Table 6 Colorful - Accent 4"/>
-    <w:basedOn w:val="618"/>
+    <w:basedOn w:val="863"/>
     <w:uiPriority w:val="99"/>
     <w:pPr>
       <w:spacing w:after="0" w:line="240" w:lineRule="auto"/>
@@ -29453,9 +30342,9 @@
       </w:rPr>
     </w:tblStylePr>
   </w:style>
-  <w:style w:type="table" w:styleId="95">
+  <w:style w:type="table" w:styleId="765">
     <w:name w:val="Grid Table 6 Colorful - Accent 5"/>
-    <w:basedOn w:val="618"/>
+    <w:basedOn w:val="863"/>
     <w:uiPriority w:val="99"/>
     <w:pPr>
       <w:spacing w:after="0" w:line="240" w:lineRule="auto"/>
@@ -29532,9 +30421,9 @@
       </w:rPr>
     </w:tblStylePr>
   </w:style>
-  <w:style w:type="table" w:styleId="96">
+  <w:style w:type="table" w:styleId="766">
     <w:name w:val="Grid Table 6 Colorful - Accent 6"/>
-    <w:basedOn w:val="618"/>
+    <w:basedOn w:val="863"/>
     <w:uiPriority w:val="99"/>
     <w:pPr>
       <w:spacing w:after="0" w:line="240" w:lineRule="auto"/>
@@ -29611,9 +30500,9 @@
       </w:rPr>
     </w:tblStylePr>
   </w:style>
-  <w:style w:type="table" w:styleId="97">
+  <w:style w:type="table" w:styleId="767">
     <w:name w:val="Grid Table 7 Colorful"/>
-    <w:basedOn w:val="618"/>
+    <w:basedOn w:val="863"/>
     <w:uiPriority w:val="99"/>
     <w:pPr>
       <w:spacing w:after="0" w:line="240" w:lineRule="auto"/>
@@ -29662,11 +30551,11 @@
         <w:jc w:val="right"/>
       </w:pPr>
       <w:tcPr>
-        <w:shd w:color="ffffff"/>
+        <w:shd w:val="clear" w:color="ffffff"/>
         <w:tcBorders>
-          <w:top w:val="none"/>
-          <w:left w:val="none"/>
-          <w:bottom w:val="none"/>
+          <w:top w:val="none" w:color="000000" w:sz="4" w:space="0"/>
+          <w:left w:val="none" w:color="000000" w:sz="4" w:space="0"/>
+          <w:bottom w:val="none" w:color="000000" w:sz="4" w:space="0"/>
           <w:right w:val="single" w:color="000000" w:themeColor="text1" w:themeTint="80" w:sz="4" w:space="0"/>
         </w:tcBorders>
       </w:tcPr>
@@ -29681,10 +30570,10 @@
       <w:tcPr>
         <w:shd w:val="clear" w:color="ffffff" w:themeColor="light1" w:fill="ffffff" w:themeFill="light1"/>
         <w:tcBorders>
-          <w:top w:val="none"/>
-          <w:left w:val="none"/>
+          <w:top w:val="none" w:color="000000" w:sz="4" w:space="0"/>
+          <w:left w:val="none" w:color="000000" w:sz="4" w:space="0"/>
           <w:bottom w:val="single" w:color="000000" w:themeColor="text1" w:themeTint="80" w:sz="4" w:space="0"/>
-          <w:right w:val="none"/>
+          <w:right w:val="none" w:color="000000" w:sz="4" w:space="0"/>
         </w:tcBorders>
       </w:tcPr>
     </w:tblStylePr>
@@ -29696,12 +30585,12 @@
         <w:sz w:val="22"/>
       </w:rPr>
       <w:tcPr>
-        <w:shd w:color="ffffff"/>
+        <w:shd w:val="clear" w:color="ffffff"/>
         <w:tcBorders>
-          <w:top w:val="none"/>
+          <w:top w:val="none" w:color="000000" w:sz="4" w:space="0"/>
           <w:left w:val="single" w:color="000000" w:themeColor="text1" w:themeTint="80" w:sz="4" w:space="0"/>
-          <w:bottom w:val="none"/>
-          <w:right w:val="none"/>
+          <w:bottom w:val="none" w:color="000000" w:sz="4" w:space="0"/>
+          <w:right w:val="none" w:color="000000" w:sz="4" w:space="0"/>
         </w:tcBorders>
       </w:tcPr>
     </w:tblStylePr>
@@ -29716,16 +30605,16 @@
         <w:shd w:val="clear" w:color="ffffff" w:themeColor="light1" w:fill="ffffff" w:themeFill="light1"/>
         <w:tcBorders>
           <w:top w:val="single" w:color="000000" w:themeColor="text1" w:themeTint="80" w:sz="4" w:space="0"/>
-          <w:left w:val="none"/>
-          <w:bottom w:val="none"/>
-          <w:right w:val="none"/>
+          <w:left w:val="none" w:color="000000" w:sz="4" w:space="0"/>
+          <w:bottom w:val="none" w:color="000000" w:sz="4" w:space="0"/>
+          <w:right w:val="none" w:color="000000" w:sz="4" w:space="0"/>
         </w:tcBorders>
       </w:tcPr>
     </w:tblStylePr>
   </w:style>
-  <w:style w:type="table" w:styleId="98">
+  <w:style w:type="table" w:styleId="768">
     <w:name w:val="Grid Table 7 Colorful - Accent 1"/>
-    <w:basedOn w:val="618"/>
+    <w:basedOn w:val="863"/>
     <w:uiPriority w:val="99"/>
     <w:pPr>
       <w:spacing w:after="0" w:line="240" w:lineRule="auto"/>
@@ -29774,11 +30663,11 @@
         <w:jc w:val="right"/>
       </w:pPr>
       <w:tcPr>
-        <w:shd w:color="ffffff"/>
+        <w:shd w:val="clear" w:color="ffffff"/>
         <w:tcBorders>
-          <w:top w:val="none"/>
-          <w:left w:val="none"/>
-          <w:bottom w:val="none"/>
+          <w:top w:val="none" w:color="000000" w:sz="4" w:space="0"/>
+          <w:left w:val="none" w:color="000000" w:sz="4" w:space="0"/>
+          <w:bottom w:val="none" w:color="000000" w:sz="4" w:space="0"/>
           <w:right w:val="single" w:color="000000" w:themeColor="accent1" w:themeTint="80" w:sz="4" w:space="0"/>
         </w:tcBorders>
       </w:tcPr>
@@ -29793,10 +30682,10 @@
       <w:tcPr>
         <w:shd w:val="clear" w:color="ffffff" w:themeColor="light1" w:fill="ffffff" w:themeFill="light1"/>
         <w:tcBorders>
-          <w:top w:val="none"/>
-          <w:left w:val="none"/>
+          <w:top w:val="none" w:color="000000" w:sz="4" w:space="0"/>
+          <w:left w:val="none" w:color="000000" w:sz="4" w:space="0"/>
           <w:bottom w:val="single" w:color="000000" w:themeColor="accent1" w:themeTint="80" w:sz="4" w:space="0"/>
-          <w:right w:val="none"/>
+          <w:right w:val="none" w:color="000000" w:sz="4" w:space="0"/>
         </w:tcBorders>
       </w:tcPr>
     </w:tblStylePr>
@@ -29808,12 +30697,12 @@
         <w:sz w:val="22"/>
       </w:rPr>
       <w:tcPr>
-        <w:shd w:color="ffffff"/>
+        <w:shd w:val="clear" w:color="ffffff"/>
         <w:tcBorders>
-          <w:top w:val="none"/>
+          <w:top w:val="none" w:color="000000" w:sz="4" w:space="0"/>
           <w:left w:val="single" w:color="000000" w:themeColor="accent1" w:themeTint="80" w:sz="4" w:space="0"/>
-          <w:bottom w:val="none"/>
-          <w:right w:val="none"/>
+          <w:bottom w:val="none" w:color="000000" w:sz="4" w:space="0"/>
+          <w:right w:val="none" w:color="000000" w:sz="4" w:space="0"/>
         </w:tcBorders>
       </w:tcPr>
     </w:tblStylePr>
@@ -29828,16 +30717,16 @@
         <w:shd w:val="clear" w:color="ffffff" w:themeColor="light1" w:fill="ffffff" w:themeFill="light1"/>
         <w:tcBorders>
           <w:top w:val="single" w:color="000000" w:themeColor="accent1" w:themeTint="80" w:sz="4" w:space="0"/>
-          <w:left w:val="none"/>
-          <w:bottom w:val="none"/>
-          <w:right w:val="none"/>
+          <w:left w:val="none" w:color="000000" w:sz="4" w:space="0"/>
+          <w:bottom w:val="none" w:color="000000" w:sz="4" w:space="0"/>
+          <w:right w:val="none" w:color="000000" w:sz="4" w:space="0"/>
         </w:tcBorders>
       </w:tcPr>
     </w:tblStylePr>
   </w:style>
-  <w:style w:type="table" w:styleId="99">
+  <w:style w:type="table" w:styleId="769">
     <w:name w:val="Grid Table 7 Colorful - Accent 2"/>
-    <w:basedOn w:val="618"/>
+    <w:basedOn w:val="863"/>
     <w:uiPriority w:val="99"/>
     <w:pPr>
       <w:spacing w:after="0" w:line="240" w:lineRule="auto"/>
@@ -29886,11 +30775,11 @@
         <w:jc w:val="right"/>
       </w:pPr>
       <w:tcPr>
-        <w:shd w:color="ffffff"/>
+        <w:shd w:val="clear" w:color="ffffff"/>
         <w:tcBorders>
-          <w:top w:val="none"/>
-          <w:left w:val="none"/>
-          <w:bottom w:val="none"/>
+          <w:top w:val="none" w:color="000000" w:sz="4" w:space="0"/>
+          <w:left w:val="none" w:color="000000" w:sz="4" w:space="0"/>
+          <w:bottom w:val="none" w:color="000000" w:sz="4" w:space="0"/>
           <w:right w:val="single" w:color="000000" w:themeColor="accent2" w:themeTint="97" w:sz="4" w:space="0"/>
         </w:tcBorders>
       </w:tcPr>
@@ -29905,10 +30794,10 @@
       <w:tcPr>
         <w:shd w:val="clear" w:color="ffffff" w:themeColor="light1" w:fill="ffffff" w:themeFill="light1"/>
         <w:tcBorders>
-          <w:top w:val="none"/>
-          <w:left w:val="none"/>
+          <w:top w:val="none" w:color="000000" w:sz="4" w:space="0"/>
+          <w:left w:val="none" w:color="000000" w:sz="4" w:space="0"/>
           <w:bottom w:val="single" w:color="000000" w:themeColor="accent2" w:themeTint="97" w:sz="4" w:space="0"/>
-          <w:right w:val="none"/>
+          <w:right w:val="none" w:color="000000" w:sz="4" w:space="0"/>
         </w:tcBorders>
       </w:tcPr>
     </w:tblStylePr>
@@ -29920,12 +30809,12 @@
         <w:sz w:val="22"/>
       </w:rPr>
       <w:tcPr>
-        <w:shd w:color="ffffff"/>
+        <w:shd w:val="clear" w:color="ffffff"/>
         <w:tcBorders>
-          <w:top w:val="none"/>
+          <w:top w:val="none" w:color="000000" w:sz="4" w:space="0"/>
           <w:left w:val="single" w:color="000000" w:themeColor="accent2" w:themeTint="97" w:sz="4" w:space="0"/>
-          <w:bottom w:val="none"/>
-          <w:right w:val="none"/>
+          <w:bottom w:val="none" w:color="000000" w:sz="4" w:space="0"/>
+          <w:right w:val="none" w:color="000000" w:sz="4" w:space="0"/>
         </w:tcBorders>
       </w:tcPr>
     </w:tblStylePr>
@@ -29940,16 +30829,16 @@
         <w:shd w:val="clear" w:color="ffffff" w:themeColor="light1" w:fill="ffffff" w:themeFill="light1"/>
         <w:tcBorders>
           <w:top w:val="single" w:color="000000" w:themeColor="accent2" w:themeTint="97" w:sz="4" w:space="0"/>
-          <w:left w:val="none"/>
-          <w:bottom w:val="none"/>
-          <w:right w:val="none"/>
+          <w:left w:val="none" w:color="000000" w:sz="4" w:space="0"/>
+          <w:bottom w:val="none" w:color="000000" w:sz="4" w:space="0"/>
+          <w:right w:val="none" w:color="000000" w:sz="4" w:space="0"/>
         </w:tcBorders>
       </w:tcPr>
     </w:tblStylePr>
   </w:style>
-  <w:style w:type="table" w:styleId="100">
+  <w:style w:type="table" w:styleId="770">
     <w:name w:val="Grid Table 7 Colorful - Accent 3"/>
-    <w:basedOn w:val="618"/>
+    <w:basedOn w:val="863"/>
     <w:uiPriority w:val="99"/>
     <w:pPr>
       <w:spacing w:after="0" w:line="240" w:lineRule="auto"/>
@@ -29998,11 +30887,11 @@
         <w:jc w:val="right"/>
       </w:pPr>
       <w:tcPr>
-        <w:shd w:color="ffffff"/>
+        <w:shd w:val="clear" w:color="ffffff"/>
         <w:tcBorders>
-          <w:top w:val="none"/>
-          <w:left w:val="none"/>
-          <w:bottom w:val="none"/>
+          <w:top w:val="none" w:color="000000" w:sz="4" w:space="0"/>
+          <w:left w:val="none" w:color="000000" w:sz="4" w:space="0"/>
+          <w:bottom w:val="none" w:color="000000" w:sz="4" w:space="0"/>
           <w:right w:val="single" w:color="000000" w:themeColor="accent3" w:themeTint="FE" w:sz="4" w:space="0"/>
         </w:tcBorders>
       </w:tcPr>
@@ -30017,10 +30906,10 @@
       <w:tcPr>
         <w:shd w:val="clear" w:color="ffffff" w:themeColor="light1" w:fill="ffffff" w:themeFill="light1"/>
         <w:tcBorders>
-          <w:top w:val="none"/>
-          <w:left w:val="none"/>
+          <w:top w:val="none" w:color="000000" w:sz="4" w:space="0"/>
+          <w:left w:val="none" w:color="000000" w:sz="4" w:space="0"/>
           <w:bottom w:val="single" w:color="000000" w:themeColor="accent3" w:themeTint="FE" w:sz="4" w:space="0"/>
-          <w:right w:val="none"/>
+          <w:right w:val="none" w:color="000000" w:sz="4" w:space="0"/>
         </w:tcBorders>
       </w:tcPr>
     </w:tblStylePr>
@@ -30032,12 +30921,12 @@
         <w:sz w:val="22"/>
       </w:rPr>
       <w:tcPr>
-        <w:shd w:color="ffffff"/>
+        <w:shd w:val="clear" w:color="ffffff"/>
         <w:tcBorders>
-          <w:top w:val="none"/>
+          <w:top w:val="none" w:color="000000" w:sz="4" w:space="0"/>
           <w:left w:val="single" w:color="000000" w:themeColor="accent3" w:themeTint="FE" w:sz="4" w:space="0"/>
-          <w:bottom w:val="none"/>
-          <w:right w:val="none"/>
+          <w:bottom w:val="none" w:color="000000" w:sz="4" w:space="0"/>
+          <w:right w:val="none" w:color="000000" w:sz="4" w:space="0"/>
         </w:tcBorders>
       </w:tcPr>
     </w:tblStylePr>
@@ -30052,16 +30941,16 @@
         <w:shd w:val="clear" w:color="ffffff" w:themeColor="light1" w:fill="ffffff" w:themeFill="light1"/>
         <w:tcBorders>
           <w:top w:val="single" w:color="000000" w:themeColor="accent3" w:themeTint="FE" w:sz="4" w:space="0"/>
-          <w:left w:val="none"/>
-          <w:bottom w:val="none"/>
-          <w:right w:val="none"/>
+          <w:left w:val="none" w:color="000000" w:sz="4" w:space="0"/>
+          <w:bottom w:val="none" w:color="000000" w:sz="4" w:space="0"/>
+          <w:right w:val="none" w:color="000000" w:sz="4" w:space="0"/>
         </w:tcBorders>
       </w:tcPr>
     </w:tblStylePr>
   </w:style>
-  <w:style w:type="table" w:styleId="101">
+  <w:style w:type="table" w:styleId="771">
     <w:name w:val="Grid Table 7 Colorful - Accent 4"/>
-    <w:basedOn w:val="618"/>
+    <w:basedOn w:val="863"/>
     <w:uiPriority w:val="99"/>
     <w:pPr>
       <w:spacing w:after="0" w:line="240" w:lineRule="auto"/>
@@ -30110,11 +30999,11 @@
         <w:jc w:val="right"/>
       </w:pPr>
       <w:tcPr>
-        <w:shd w:color="ffffff"/>
+        <w:shd w:val="clear" w:color="ffffff"/>
         <w:tcBorders>
-          <w:top w:val="none"/>
-          <w:left w:val="none"/>
-          <w:bottom w:val="none"/>
+          <w:top w:val="none" w:color="000000" w:sz="4" w:space="0"/>
+          <w:left w:val="none" w:color="000000" w:sz="4" w:space="0"/>
+          <w:bottom w:val="none" w:color="000000" w:sz="4" w:space="0"/>
           <w:right w:val="single" w:color="000000" w:themeColor="accent4" w:themeTint="9A" w:sz="4" w:space="0"/>
         </w:tcBorders>
       </w:tcPr>
@@ -30129,10 +31018,10 @@
       <w:tcPr>
         <w:shd w:val="clear" w:color="ffffff" w:themeColor="light1" w:fill="ffffff" w:themeFill="light1"/>
         <w:tcBorders>
-          <w:top w:val="none"/>
-          <w:left w:val="none"/>
+          <w:top w:val="none" w:color="000000" w:sz="4" w:space="0"/>
+          <w:left w:val="none" w:color="000000" w:sz="4" w:space="0"/>
           <w:bottom w:val="single" w:color="000000" w:themeColor="accent4" w:themeTint="9A" w:sz="4" w:space="0"/>
-          <w:right w:val="none"/>
+          <w:right w:val="none" w:color="000000" w:sz="4" w:space="0"/>
         </w:tcBorders>
       </w:tcPr>
     </w:tblStylePr>
@@ -30144,12 +31033,12 @@
         <w:sz w:val="22"/>
       </w:rPr>
       <w:tcPr>
-        <w:shd w:color="ffffff"/>
+        <w:shd w:val="clear" w:color="ffffff"/>
         <w:tcBorders>
-          <w:top w:val="none"/>
+          <w:top w:val="none" w:color="000000" w:sz="4" w:space="0"/>
           <w:left w:val="single" w:color="000000" w:themeColor="accent4" w:themeTint="9A" w:sz="4" w:space="0"/>
-          <w:bottom w:val="none"/>
-          <w:right w:val="none"/>
+          <w:bottom w:val="none" w:color="000000" w:sz="4" w:space="0"/>
+          <w:right w:val="none" w:color="000000" w:sz="4" w:space="0"/>
         </w:tcBorders>
       </w:tcPr>
     </w:tblStylePr>
@@ -30164,16 +31053,16 @@
         <w:shd w:val="clear" w:color="ffffff" w:themeColor="light1" w:fill="ffffff" w:themeFill="light1"/>
         <w:tcBorders>
           <w:top w:val="single" w:color="000000" w:themeColor="accent4" w:themeTint="9A" w:sz="4" w:space="0"/>
-          <w:left w:val="none"/>
-          <w:bottom w:val="none"/>
-          <w:right w:val="none"/>
+          <w:left w:val="none" w:color="000000" w:sz="4" w:space="0"/>
+          <w:bottom w:val="none" w:color="000000" w:sz="4" w:space="0"/>
+          <w:right w:val="none" w:color="000000" w:sz="4" w:space="0"/>
         </w:tcBorders>
       </w:tcPr>
     </w:tblStylePr>
   </w:style>
-  <w:style w:type="table" w:styleId="102">
+  <w:style w:type="table" w:styleId="772">
     <w:name w:val="Grid Table 7 Colorful - Accent 5"/>
-    <w:basedOn w:val="618"/>
+    <w:basedOn w:val="863"/>
     <w:uiPriority w:val="99"/>
     <w:pPr>
       <w:spacing w:after="0" w:line="240" w:lineRule="auto"/>
@@ -30222,11 +31111,11 @@
         <w:jc w:val="right"/>
       </w:pPr>
       <w:tcPr>
-        <w:shd w:color="ffffff"/>
+        <w:shd w:val="clear" w:color="ffffff"/>
         <w:tcBorders>
-          <w:top w:val="none"/>
-          <w:left w:val="none"/>
-          <w:bottom w:val="none"/>
+          <w:top w:val="none" w:color="000000" w:sz="4" w:space="0"/>
+          <w:left w:val="none" w:color="000000" w:sz="4" w:space="0"/>
+          <w:bottom w:val="none" w:color="000000" w:sz="4" w:space="0"/>
           <w:right w:val="single" w:color="000000" w:themeColor="accent5" w:themeTint="90" w:sz="4" w:space="0"/>
         </w:tcBorders>
       </w:tcPr>
@@ -30241,10 +31130,10 @@
       <w:tcPr>
         <w:shd w:val="clear" w:color="ffffff" w:themeColor="light1" w:fill="ffffff" w:themeFill="light1"/>
         <w:tcBorders>
-          <w:top w:val="none"/>
-          <w:left w:val="none"/>
+          <w:top w:val="none" w:color="000000" w:sz="4" w:space="0"/>
+          <w:left w:val="none" w:color="000000" w:sz="4" w:space="0"/>
           <w:bottom w:val="single" w:color="000000" w:themeColor="accent5" w:themeTint="90" w:sz="4" w:space="0"/>
-          <w:right w:val="none"/>
+          <w:right w:val="none" w:color="000000" w:sz="4" w:space="0"/>
         </w:tcBorders>
       </w:tcPr>
     </w:tblStylePr>
@@ -30256,12 +31145,12 @@
         <w:sz w:val="22"/>
       </w:rPr>
       <w:tcPr>
-        <w:shd w:color="ffffff"/>
+        <w:shd w:val="clear" w:color="ffffff"/>
         <w:tcBorders>
-          <w:top w:val="none"/>
+          <w:top w:val="none" w:color="000000" w:sz="4" w:space="0"/>
           <w:left w:val="single" w:color="000000" w:themeColor="accent5" w:themeTint="90" w:sz="4" w:space="0"/>
-          <w:bottom w:val="none"/>
-          <w:right w:val="none"/>
+          <w:bottom w:val="none" w:color="000000" w:sz="4" w:space="0"/>
+          <w:right w:val="none" w:color="000000" w:sz="4" w:space="0"/>
         </w:tcBorders>
       </w:tcPr>
     </w:tblStylePr>
@@ -30276,16 +31165,16 @@
         <w:shd w:val="clear" w:color="ffffff" w:themeColor="light1" w:fill="ffffff" w:themeFill="light1"/>
         <w:tcBorders>
           <w:top w:val="single" w:color="000000" w:themeColor="accent5" w:themeTint="90" w:sz="4" w:space="0"/>
-          <w:left w:val="none"/>
-          <w:bottom w:val="none"/>
-          <w:right w:val="none"/>
+          <w:left w:val="none" w:color="000000" w:sz="4" w:space="0"/>
+          <w:bottom w:val="none" w:color="000000" w:sz="4" w:space="0"/>
+          <w:right w:val="none" w:color="000000" w:sz="4" w:space="0"/>
         </w:tcBorders>
       </w:tcPr>
     </w:tblStylePr>
   </w:style>
-  <w:style w:type="table" w:styleId="103">
+  <w:style w:type="table" w:styleId="773">
     <w:name w:val="Grid Table 7 Colorful - Accent 6"/>
-    <w:basedOn w:val="618"/>
+    <w:basedOn w:val="863"/>
     <w:uiPriority w:val="99"/>
     <w:pPr>
       <w:spacing w:after="0" w:line="240" w:lineRule="auto"/>
@@ -30334,11 +31223,11 @@
         <w:jc w:val="right"/>
       </w:pPr>
       <w:tcPr>
-        <w:shd w:color="ffffff"/>
+        <w:shd w:val="clear" w:color="ffffff"/>
         <w:tcBorders>
-          <w:top w:val="none"/>
-          <w:left w:val="none"/>
-          <w:bottom w:val="none"/>
+          <w:top w:val="none" w:color="000000" w:sz="4" w:space="0"/>
+          <w:left w:val="none" w:color="000000" w:sz="4" w:space="0"/>
+          <w:bottom w:val="none" w:color="000000" w:sz="4" w:space="0"/>
           <w:right w:val="single" w:color="000000" w:themeColor="accent6" w:themeTint="90" w:sz="4" w:space="0"/>
         </w:tcBorders>
       </w:tcPr>
@@ -30353,10 +31242,10 @@
       <w:tcPr>
         <w:shd w:val="clear" w:color="ffffff" w:themeColor="light1" w:fill="ffffff" w:themeFill="light1"/>
         <w:tcBorders>
-          <w:top w:val="none"/>
-          <w:left w:val="none"/>
+          <w:top w:val="none" w:color="000000" w:sz="4" w:space="0"/>
+          <w:left w:val="none" w:color="000000" w:sz="4" w:space="0"/>
           <w:bottom w:val="single" w:color="000000" w:themeColor="accent6" w:themeTint="90" w:sz="4" w:space="0"/>
-          <w:right w:val="none"/>
+          <w:right w:val="none" w:color="000000" w:sz="4" w:space="0"/>
         </w:tcBorders>
       </w:tcPr>
     </w:tblStylePr>
@@ -30368,12 +31257,12 @@
         <w:sz w:val="22"/>
       </w:rPr>
       <w:tcPr>
-        <w:shd w:color="ffffff"/>
+        <w:shd w:val="clear" w:color="ffffff"/>
         <w:tcBorders>
-          <w:top w:val="none"/>
+          <w:top w:val="none" w:color="000000" w:sz="4" w:space="0"/>
           <w:left w:val="single" w:color="000000" w:themeColor="accent6" w:themeTint="90" w:sz="4" w:space="0"/>
-          <w:bottom w:val="none"/>
-          <w:right w:val="none"/>
+          <w:bottom w:val="none" w:color="000000" w:sz="4" w:space="0"/>
+          <w:right w:val="none" w:color="000000" w:sz="4" w:space="0"/>
         </w:tcBorders>
       </w:tcPr>
     </w:tblStylePr>
@@ -30388,16 +31277,16 @@
         <w:shd w:val="clear" w:color="ffffff" w:themeColor="light1" w:fill="ffffff" w:themeFill="light1"/>
         <w:tcBorders>
           <w:top w:val="single" w:color="000000" w:themeColor="accent6" w:themeTint="90" w:sz="4" w:space="0"/>
-          <w:left w:val="none"/>
-          <w:bottom w:val="none"/>
-          <w:right w:val="none"/>
+          <w:left w:val="none" w:color="000000" w:sz="4" w:space="0"/>
+          <w:bottom w:val="none" w:color="000000" w:sz="4" w:space="0"/>
+          <w:right w:val="none" w:color="000000" w:sz="4" w:space="0"/>
         </w:tcBorders>
       </w:tcPr>
     </w:tblStylePr>
   </w:style>
-  <w:style w:type="table" w:styleId="104">
+  <w:style w:type="table" w:styleId="774">
     <w:name w:val="List Table 1 Light"/>
-    <w:basedOn w:val="618"/>
+    <w:basedOn w:val="863"/>
     <w:uiPriority w:val="99"/>
     <w:pPr>
       <w:spacing w:after="0" w:line="240" w:lineRule="auto"/>
@@ -30458,9 +31347,9 @@
       </w:tcPr>
     </w:tblStylePr>
   </w:style>
-  <w:style w:type="table" w:styleId="105">
+  <w:style w:type="table" w:styleId="775">
     <w:name w:val="List Table 1 Light - Accent 1"/>
-    <w:basedOn w:val="618"/>
+    <w:basedOn w:val="863"/>
     <w:uiPriority w:val="99"/>
     <w:pPr>
       <w:spacing w:after="0" w:line="240" w:lineRule="auto"/>
@@ -30521,9 +31410,9 @@
       </w:tcPr>
     </w:tblStylePr>
   </w:style>
-  <w:style w:type="table" w:styleId="106">
+  <w:style w:type="table" w:styleId="776">
     <w:name w:val="List Table 1 Light - Accent 2"/>
-    <w:basedOn w:val="618"/>
+    <w:basedOn w:val="863"/>
     <w:uiPriority w:val="99"/>
     <w:pPr>
       <w:spacing w:after="0" w:line="240" w:lineRule="auto"/>
@@ -30584,9 +31473,9 @@
       </w:tcPr>
     </w:tblStylePr>
   </w:style>
-  <w:style w:type="table" w:styleId="107">
+  <w:style w:type="table" w:styleId="777">
     <w:name w:val="List Table 1 Light - Accent 3"/>
-    <w:basedOn w:val="618"/>
+    <w:basedOn w:val="863"/>
     <w:uiPriority w:val="99"/>
     <w:pPr>
       <w:spacing w:after="0" w:line="240" w:lineRule="auto"/>
@@ -30647,9 +31536,9 @@
       </w:tcPr>
     </w:tblStylePr>
   </w:style>
-  <w:style w:type="table" w:styleId="108">
+  <w:style w:type="table" w:styleId="778">
     <w:name w:val="List Table 1 Light - Accent 4"/>
-    <w:basedOn w:val="618"/>
+    <w:basedOn w:val="863"/>
     <w:uiPriority w:val="99"/>
     <w:pPr>
       <w:spacing w:after="0" w:line="240" w:lineRule="auto"/>
@@ -30710,9 +31599,9 @@
       </w:tcPr>
     </w:tblStylePr>
   </w:style>
-  <w:style w:type="table" w:styleId="109">
+  <w:style w:type="table" w:styleId="779">
     <w:name w:val="List Table 1 Light - Accent 5"/>
-    <w:basedOn w:val="618"/>
+    <w:basedOn w:val="863"/>
     <w:uiPriority w:val="99"/>
     <w:pPr>
       <w:spacing w:after="0" w:line="240" w:lineRule="auto"/>
@@ -30773,9 +31662,9 @@
       </w:tcPr>
     </w:tblStylePr>
   </w:style>
-  <w:style w:type="table" w:styleId="110">
+  <w:style w:type="table" w:styleId="780">
     <w:name w:val="List Table 1 Light - Accent 6"/>
-    <w:basedOn w:val="618"/>
+    <w:basedOn w:val="863"/>
     <w:uiPriority w:val="99"/>
     <w:pPr>
       <w:spacing w:after="0" w:line="240" w:lineRule="auto"/>
@@ -30836,9 +31725,9 @@
       </w:tcPr>
     </w:tblStylePr>
   </w:style>
-  <w:style w:type="table" w:styleId="111">
+  <w:style w:type="table" w:styleId="781">
     <w:name w:val="List Table 2"/>
-    <w:basedOn w:val="618"/>
+    <w:basedOn w:val="863"/>
     <w:uiPriority w:val="99"/>
     <w:pPr>
       <w:spacing w:after="0" w:line="240" w:lineRule="auto"/>
@@ -30922,9 +31811,9 @@
       </w:tcPr>
     </w:tblStylePr>
   </w:style>
-  <w:style w:type="table" w:styleId="112">
+  <w:style w:type="table" w:styleId="782">
     <w:name w:val="List Table 2 - Accent 1"/>
-    <w:basedOn w:val="618"/>
+    <w:basedOn w:val="863"/>
     <w:uiPriority w:val="99"/>
     <w:pPr>
       <w:spacing w:after="0" w:line="240" w:lineRule="auto"/>
@@ -31008,9 +31897,9 @@
       </w:tcPr>
     </w:tblStylePr>
   </w:style>
-  <w:style w:type="table" w:styleId="113">
+  <w:style w:type="table" w:styleId="783">
     <w:name w:val="List Table 2 - Accent 2"/>
-    <w:basedOn w:val="618"/>
+    <w:basedOn w:val="863"/>
     <w:uiPriority w:val="99"/>
     <w:pPr>
       <w:spacing w:after="0" w:line="240" w:lineRule="auto"/>
@@ -31094,9 +31983,9 @@
       </w:tcPr>
     </w:tblStylePr>
   </w:style>
-  <w:style w:type="table" w:styleId="114">
+  <w:style w:type="table" w:styleId="784">
     <w:name w:val="List Table 2 - Accent 3"/>
-    <w:basedOn w:val="618"/>
+    <w:basedOn w:val="863"/>
     <w:uiPriority w:val="99"/>
     <w:pPr>
       <w:spacing w:after="0" w:line="240" w:lineRule="auto"/>
@@ -31180,9 +32069,9 @@
       </w:tcPr>
     </w:tblStylePr>
   </w:style>
-  <w:style w:type="table" w:styleId="115">
+  <w:style w:type="table" w:styleId="785">
     <w:name w:val="List Table 2 - Accent 4"/>
-    <w:basedOn w:val="618"/>
+    <w:basedOn w:val="863"/>
     <w:uiPriority w:val="99"/>
     <w:pPr>
       <w:spacing w:after="0" w:line="240" w:lineRule="auto"/>
@@ -31266,9 +32155,9 @@
       </w:tcPr>
     </w:tblStylePr>
   </w:style>
-  <w:style w:type="table" w:styleId="116">
+  <w:style w:type="table" w:styleId="786">
     <w:name w:val="List Table 2 - Accent 5"/>
-    <w:basedOn w:val="618"/>
+    <w:basedOn w:val="863"/>
     <w:uiPriority w:val="99"/>
     <w:pPr>
       <w:spacing w:after="0" w:line="240" w:lineRule="auto"/>
@@ -31352,9 +32241,9 @@
       </w:tcPr>
     </w:tblStylePr>
   </w:style>
-  <w:style w:type="table" w:styleId="117">
+  <w:style w:type="table" w:styleId="787">
     <w:name w:val="List Table 2 - Accent 6"/>
-    <w:basedOn w:val="618"/>
+    <w:basedOn w:val="863"/>
     <w:uiPriority w:val="99"/>
     <w:pPr>
       <w:spacing w:after="0" w:line="240" w:lineRule="auto"/>
@@ -31438,9 +32327,9 @@
       </w:tcPr>
     </w:tblStylePr>
   </w:style>
-  <w:style w:type="table" w:styleId="118">
+  <w:style w:type="table" w:styleId="788">
     <w:name w:val="List Table 3"/>
-    <w:basedOn w:val="618"/>
+    <w:basedOn w:val="863"/>
     <w:uiPriority w:val="99"/>
     <w:pPr>
       <w:spacing w:after="0" w:line="240" w:lineRule="auto"/>
@@ -31512,9 +32401,9 @@
       </w:rPr>
     </w:tblStylePr>
   </w:style>
-  <w:style w:type="table" w:styleId="119">
+  <w:style w:type="table" w:styleId="789">
     <w:name w:val="List Table 3 - Accent 1"/>
-    <w:basedOn w:val="618"/>
+    <w:basedOn w:val="863"/>
     <w:uiPriority w:val="99"/>
     <w:pPr>
       <w:spacing w:after="0" w:line="240" w:lineRule="auto"/>
@@ -31586,9 +32475,9 @@
       </w:rPr>
     </w:tblStylePr>
   </w:style>
-  <w:style w:type="table" w:styleId="120">
+  <w:style w:type="table" w:styleId="790">
     <w:name w:val="List Table 3 - Accent 2"/>
-    <w:basedOn w:val="618"/>
+    <w:basedOn w:val="863"/>
     <w:uiPriority w:val="99"/>
     <w:pPr>
       <w:spacing w:after="0" w:line="240" w:lineRule="auto"/>
@@ -31660,9 +32549,9 @@
       </w:rPr>
     </w:tblStylePr>
   </w:style>
-  <w:style w:type="table" w:styleId="121">
+  <w:style w:type="table" w:styleId="791">
     <w:name w:val="List Table 3 - Accent 3"/>
-    <w:basedOn w:val="618"/>
+    <w:basedOn w:val="863"/>
     <w:uiPriority w:val="99"/>
     <w:pPr>
       <w:spacing w:after="0" w:line="240" w:lineRule="auto"/>
@@ -31734,9 +32623,9 @@
       </w:rPr>
     </w:tblStylePr>
   </w:style>
-  <w:style w:type="table" w:styleId="122">
+  <w:style w:type="table" w:styleId="792">
     <w:name w:val="List Table 3 - Accent 4"/>
-    <w:basedOn w:val="618"/>
+    <w:basedOn w:val="863"/>
     <w:uiPriority w:val="99"/>
     <w:pPr>
       <w:spacing w:after="0" w:line="240" w:lineRule="auto"/>
@@ -31808,9 +32697,9 @@
       </w:rPr>
     </w:tblStylePr>
   </w:style>
-  <w:style w:type="table" w:styleId="123">
+  <w:style w:type="table" w:styleId="793">
     <w:name w:val="List Table 3 - Accent 5"/>
-    <w:basedOn w:val="618"/>
+    <w:basedOn w:val="863"/>
     <w:uiPriority w:val="99"/>
     <w:pPr>
       <w:spacing w:after="0" w:line="240" w:lineRule="auto"/>
@@ -31882,9 +32771,9 @@
       </w:rPr>
     </w:tblStylePr>
   </w:style>
-  <w:style w:type="table" w:styleId="124">
+  <w:style w:type="table" w:styleId="794">
     <w:name w:val="List Table 3 - Accent 6"/>
-    <w:basedOn w:val="618"/>
+    <w:basedOn w:val="863"/>
     <w:uiPriority w:val="99"/>
     <w:pPr>
       <w:spacing w:after="0" w:line="240" w:lineRule="auto"/>
@@ -31956,9 +32845,9 @@
       </w:rPr>
     </w:tblStylePr>
   </w:style>
-  <w:style w:type="table" w:styleId="125">
+  <w:style w:type="table" w:styleId="795">
     <w:name w:val="List Table 4"/>
-    <w:basedOn w:val="618"/>
+    <w:basedOn w:val="863"/>
     <w:uiPriority w:val="99"/>
     <w:pPr>
       <w:spacing w:after="0" w:line="240" w:lineRule="auto"/>
@@ -32025,9 +32914,9 @@
       </w:rPr>
     </w:tblStylePr>
   </w:style>
-  <w:style w:type="table" w:styleId="126">
+  <w:style w:type="table" w:styleId="796">
     <w:name w:val="List Table 4 - Accent 1"/>
-    <w:basedOn w:val="618"/>
+    <w:basedOn w:val="863"/>
     <w:uiPriority w:val="99"/>
     <w:pPr>
       <w:spacing w:after="0" w:line="240" w:lineRule="auto"/>
@@ -32094,9 +32983,9 @@
       </w:rPr>
     </w:tblStylePr>
   </w:style>
-  <w:style w:type="table" w:styleId="127">
+  <w:style w:type="table" w:styleId="797">
     <w:name w:val="List Table 4 - Accent 2"/>
-    <w:basedOn w:val="618"/>
+    <w:basedOn w:val="863"/>
     <w:uiPriority w:val="99"/>
     <w:pPr>
       <w:spacing w:after="0" w:line="240" w:lineRule="auto"/>
@@ -32163,9 +33052,9 @@
       </w:rPr>
     </w:tblStylePr>
   </w:style>
-  <w:style w:type="table" w:styleId="128">
+  <w:style w:type="table" w:styleId="798">
     <w:name w:val="List Table 4 - Accent 3"/>
-    <w:basedOn w:val="618"/>
+    <w:basedOn w:val="863"/>
     <w:uiPriority w:val="99"/>
     <w:pPr>
       <w:spacing w:after="0" w:line="240" w:lineRule="auto"/>
@@ -32232,9 +33121,9 @@
       </w:rPr>
     </w:tblStylePr>
   </w:style>
-  <w:style w:type="table" w:styleId="129">
+  <w:style w:type="table" w:styleId="799">
     <w:name w:val="List Table 4 - Accent 4"/>
-    <w:basedOn w:val="618"/>
+    <w:basedOn w:val="863"/>
     <w:uiPriority w:val="99"/>
     <w:pPr>
       <w:spacing w:after="0" w:line="240" w:lineRule="auto"/>
@@ -32301,9 +33190,9 @@
       </w:rPr>
     </w:tblStylePr>
   </w:style>
-  <w:style w:type="table" w:styleId="130">
+  <w:style w:type="table" w:styleId="800">
     <w:name w:val="List Table 4 - Accent 5"/>
-    <w:basedOn w:val="618"/>
+    <w:basedOn w:val="863"/>
     <w:uiPriority w:val="99"/>
     <w:pPr>
       <w:spacing w:after="0" w:line="240" w:lineRule="auto"/>
@@ -32370,9 +33259,9 @@
       </w:rPr>
     </w:tblStylePr>
   </w:style>
-  <w:style w:type="table" w:styleId="131">
+  <w:style w:type="table" w:styleId="801">
     <w:name w:val="List Table 4 - Accent 6"/>
-    <w:basedOn w:val="618"/>
+    <w:basedOn w:val="863"/>
     <w:uiPriority w:val="99"/>
     <w:pPr>
       <w:spacing w:after="0" w:line="240" w:lineRule="auto"/>
@@ -32439,9 +33328,9 @@
       </w:rPr>
     </w:tblStylePr>
   </w:style>
-  <w:style w:type="table" w:styleId="132">
+  <w:style w:type="table" w:styleId="802">
     <w:name w:val="List Table 5 Dark"/>
-    <w:basedOn w:val="618"/>
+    <w:basedOn w:val="863"/>
     <w:uiPriority w:val="99"/>
     <w:pPr>
       <w:spacing w:after="0" w:line="240" w:lineRule="auto"/>
@@ -32546,9 +33435,9 @@
       </w:rPr>
     </w:tblStylePr>
   </w:style>
-  <w:style w:type="table" w:styleId="133">
+  <w:style w:type="table" w:styleId="803">
     <w:name w:val="List Table 5 Dark - Accent 1"/>
-    <w:basedOn w:val="618"/>
+    <w:basedOn w:val="863"/>
     <w:uiPriority w:val="99"/>
     <w:pPr>
       <w:spacing w:after="0" w:line="240" w:lineRule="auto"/>
@@ -32653,9 +33542,9 @@
       </w:rPr>
     </w:tblStylePr>
   </w:style>
-  <w:style w:type="table" w:styleId="134">
+  <w:style w:type="table" w:styleId="804">
     <w:name w:val="List Table 5 Dark - Accent 2"/>
-    <w:basedOn w:val="618"/>
+    <w:basedOn w:val="863"/>
     <w:uiPriority w:val="99"/>
     <w:pPr>
       <w:spacing w:after="0" w:line="240" w:lineRule="auto"/>
@@ -32760,9 +33649,9 @@
       </w:rPr>
     </w:tblStylePr>
   </w:style>
-  <w:style w:type="table" w:styleId="135">
+  <w:style w:type="table" w:styleId="805">
     <w:name w:val="List Table 5 Dark - Accent 3"/>
-    <w:basedOn w:val="618"/>
+    <w:basedOn w:val="863"/>
     <w:uiPriority w:val="99"/>
     <w:pPr>
       <w:spacing w:after="0" w:line="240" w:lineRule="auto"/>
@@ -32867,9 +33756,9 @@
       </w:rPr>
     </w:tblStylePr>
   </w:style>
-  <w:style w:type="table" w:styleId="136">
+  <w:style w:type="table" w:styleId="806">
     <w:name w:val="List Table 5 Dark - Accent 4"/>
-    <w:basedOn w:val="618"/>
+    <w:basedOn w:val="863"/>
     <w:uiPriority w:val="99"/>
     <w:pPr>
       <w:spacing w:after="0" w:line="240" w:lineRule="auto"/>
@@ -32974,9 +33863,9 @@
       </w:rPr>
     </w:tblStylePr>
   </w:style>
-  <w:style w:type="table" w:styleId="137">
+  <w:style w:type="table" w:styleId="807">
     <w:name w:val="List Table 5 Dark - Accent 5"/>
-    <w:basedOn w:val="618"/>
+    <w:basedOn w:val="863"/>
     <w:uiPriority w:val="99"/>
     <w:pPr>
       <w:spacing w:after="0" w:line="240" w:lineRule="auto"/>
@@ -33081,9 +33970,9 @@
       </w:rPr>
     </w:tblStylePr>
   </w:style>
-  <w:style w:type="table" w:styleId="138">
+  <w:style w:type="table" w:styleId="808">
     <w:name w:val="List Table 5 Dark - Accent 6"/>
-    <w:basedOn w:val="618"/>
+    <w:basedOn w:val="863"/>
     <w:uiPriority w:val="99"/>
     <w:pPr>
       <w:spacing w:after="0" w:line="240" w:lineRule="auto"/>
@@ -33188,9 +34077,9 @@
       </w:rPr>
     </w:tblStylePr>
   </w:style>
-  <w:style w:type="table" w:styleId="139">
+  <w:style w:type="table" w:styleId="809">
     <w:name w:val="List Table 6 Colorful"/>
-    <w:basedOn w:val="618"/>
+    <w:basedOn w:val="863"/>
     <w:uiPriority w:val="99"/>
     <w:pPr>
       <w:spacing w:after="0" w:line="240" w:lineRule="auto"/>
@@ -33261,9 +34150,9 @@
       </w:tcPr>
     </w:tblStylePr>
   </w:style>
-  <w:style w:type="table" w:styleId="140">
+  <w:style w:type="table" w:styleId="810">
     <w:name w:val="List Table 6 Colorful - Accent 1"/>
-    <w:basedOn w:val="618"/>
+    <w:basedOn w:val="863"/>
     <w:uiPriority w:val="99"/>
     <w:pPr>
       <w:spacing w:after="0" w:line="240" w:lineRule="auto"/>
@@ -33334,9 +34223,9 @@
       </w:tcPr>
     </w:tblStylePr>
   </w:style>
-  <w:style w:type="table" w:styleId="141">
+  <w:style w:type="table" w:styleId="811">
     <w:name w:val="List Table 6 Colorful - Accent 2"/>
-    <w:basedOn w:val="618"/>
+    <w:basedOn w:val="863"/>
     <w:uiPriority w:val="99"/>
     <w:pPr>
       <w:spacing w:after="0" w:line="240" w:lineRule="auto"/>
@@ -33407,9 +34296,9 @@
       </w:tcPr>
     </w:tblStylePr>
   </w:style>
-  <w:style w:type="table" w:styleId="142">
+  <w:style w:type="table" w:styleId="812">
     <w:name w:val="List Table 6 Colorful - Accent 3"/>
-    <w:basedOn w:val="618"/>
+    <w:basedOn w:val="863"/>
     <w:uiPriority w:val="99"/>
     <w:pPr>
       <w:spacing w:after="0" w:line="240" w:lineRule="auto"/>
@@ -33480,9 +34369,9 @@
       </w:tcPr>
     </w:tblStylePr>
   </w:style>
-  <w:style w:type="table" w:styleId="143">
+  <w:style w:type="table" w:styleId="813">
     <w:name w:val="List Table 6 Colorful - Accent 4"/>
-    <w:basedOn w:val="618"/>
+    <w:basedOn w:val="863"/>
     <w:uiPriority w:val="99"/>
     <w:pPr>
       <w:spacing w:after="0" w:line="240" w:lineRule="auto"/>
@@ -33553,9 +34442,9 @@
       </w:tcPr>
     </w:tblStylePr>
   </w:style>
-  <w:style w:type="table" w:styleId="144">
+  <w:style w:type="table" w:styleId="814">
     <w:name w:val="List Table 6 Colorful - Accent 5"/>
-    <w:basedOn w:val="618"/>
+    <w:basedOn w:val="863"/>
     <w:uiPriority w:val="99"/>
     <w:pPr>
       <w:spacing w:after="0" w:line="240" w:lineRule="auto"/>
@@ -33626,9 +34515,9 @@
       </w:tcPr>
     </w:tblStylePr>
   </w:style>
-  <w:style w:type="table" w:styleId="145">
+  <w:style w:type="table" w:styleId="815">
     <w:name w:val="List Table 6 Colorful - Accent 6"/>
-    <w:basedOn w:val="618"/>
+    <w:basedOn w:val="863"/>
     <w:uiPriority w:val="99"/>
     <w:pPr>
       <w:spacing w:after="0" w:line="240" w:lineRule="auto"/>
@@ -33699,9 +34588,9 @@
       </w:tcPr>
     </w:tblStylePr>
   </w:style>
-  <w:style w:type="table" w:styleId="146">
+  <w:style w:type="table" w:styleId="816">
     <w:name w:val="List Table 7 Colorful"/>
-    <w:basedOn w:val="618"/>
+    <w:basedOn w:val="863"/>
     <w:uiPriority w:val="99"/>
     <w:pPr>
       <w:spacing w:after="0" w:line="240" w:lineRule="auto"/>
@@ -33747,11 +34636,11 @@
         <w:jc w:val="right"/>
       </w:pPr>
       <w:tcPr>
-        <w:shd w:color="ffffff"/>
+        <w:shd w:val="clear" w:color="ffffff"/>
         <w:tcBorders>
-          <w:top w:val="none"/>
-          <w:left w:val="none"/>
-          <w:bottom w:val="none"/>
+          <w:top w:val="none" w:color="000000" w:sz="4" w:space="0"/>
+          <w:left w:val="none" w:color="000000" w:sz="4" w:space="0"/>
+          <w:bottom w:val="none" w:color="000000" w:sz="4" w:space="0"/>
           <w:right w:val="single" w:color="000000" w:themeColor="text1" w:themeTint="80" w:sz="4" w:space="0"/>
         </w:tcBorders>
       </w:tcPr>
@@ -33766,10 +34655,10 @@
       <w:tcPr>
         <w:shd w:val="clear" w:color="ffffff" w:themeColor="light1" w:fill="ffffff" w:themeFill="light1"/>
         <w:tcBorders>
-          <w:top w:val="none"/>
-          <w:left w:val="none"/>
+          <w:top w:val="none" w:color="000000" w:sz="4" w:space="0"/>
+          <w:left w:val="none" w:color="000000" w:sz="4" w:space="0"/>
           <w:bottom w:val="single" w:color="000000" w:themeColor="text1" w:themeTint="80" w:sz="4" w:space="0"/>
-          <w:right w:val="none"/>
+          <w:right w:val="none" w:color="000000" w:sz="4" w:space="0"/>
         </w:tcBorders>
       </w:tcPr>
     </w:tblStylePr>
@@ -33781,12 +34670,12 @@
         <w:sz w:val="22"/>
       </w:rPr>
       <w:tcPr>
-        <w:shd w:color="ffffff"/>
+        <w:shd w:val="clear" w:color="ffffff"/>
         <w:tcBorders>
-          <w:top w:val="none"/>
+          <w:top w:val="none" w:color="000000" w:sz="4" w:space="0"/>
           <w:left w:val="single" w:color="000000" w:themeColor="text1" w:themeTint="80" w:sz="4" w:space="0"/>
-          <w:bottom w:val="none"/>
-          <w:right w:val="none"/>
+          <w:bottom w:val="none" w:color="000000" w:sz="4" w:space="0"/>
+          <w:right w:val="none" w:color="000000" w:sz="4" w:space="0"/>
         </w:tcBorders>
       </w:tcPr>
     </w:tblStylePr>
@@ -33801,9 +34690,9 @@
         <w:shd w:val="clear" w:color="ffffff" w:themeColor="light1" w:fill="ffffff" w:themeFill="light1"/>
         <w:tcBorders>
           <w:top w:val="single" w:color="000000" w:themeColor="text1" w:themeTint="80" w:sz="4" w:space="0"/>
-          <w:left w:val="none"/>
-          <w:bottom w:val="none"/>
-          <w:right w:val="none"/>
+          <w:left w:val="none" w:color="000000" w:sz="4" w:space="0"/>
+          <w:bottom w:val="none" w:color="000000" w:sz="4" w:space="0"/>
+          <w:right w:val="none" w:color="000000" w:sz="4" w:space="0"/>
         </w:tcBorders>
       </w:tcPr>
     </w:tblStylePr>
@@ -33815,9 +34704,9 @@
       </w:rPr>
     </w:tblStylePr>
   </w:style>
-  <w:style w:type="table" w:styleId="147">
+  <w:style w:type="table" w:styleId="817">
     <w:name w:val="List Table 7 Colorful - Accent 1"/>
-    <w:basedOn w:val="618"/>
+    <w:basedOn w:val="863"/>
     <w:uiPriority w:val="99"/>
     <w:pPr>
       <w:spacing w:after="0" w:line="240" w:lineRule="auto"/>
@@ -33863,11 +34752,11 @@
         <w:jc w:val="right"/>
       </w:pPr>
       <w:tcPr>
-        <w:shd w:color="ffffff"/>
+        <w:shd w:val="clear" w:color="ffffff"/>
         <w:tcBorders>
-          <w:top w:val="none"/>
-          <w:left w:val="none"/>
-          <w:bottom w:val="none"/>
+          <w:top w:val="none" w:color="000000" w:sz="4" w:space="0"/>
+          <w:left w:val="none" w:color="000000" w:sz="4" w:space="0"/>
+          <w:bottom w:val="none" w:color="000000" w:sz="4" w:space="0"/>
           <w:right w:val="single" w:color="000000" w:themeColor="accent1" w:sz="4" w:space="0"/>
         </w:tcBorders>
       </w:tcPr>
@@ -33882,10 +34771,10 @@
       <w:tcPr>
         <w:shd w:val="clear" w:color="ffffff" w:themeColor="light1" w:fill="ffffff" w:themeFill="light1"/>
         <w:tcBorders>
-          <w:top w:val="none"/>
-          <w:left w:val="none"/>
+          <w:top w:val="none" w:color="000000" w:sz="4" w:space="0"/>
+          <w:left w:val="none" w:color="000000" w:sz="4" w:space="0"/>
           <w:bottom w:val="single" w:color="000000" w:themeColor="accent1" w:sz="4" w:space="0"/>
-          <w:right w:val="none"/>
+          <w:right w:val="none" w:color="000000" w:sz="4" w:space="0"/>
         </w:tcBorders>
       </w:tcPr>
     </w:tblStylePr>
@@ -33897,12 +34786,12 @@
         <w:sz w:val="22"/>
       </w:rPr>
       <w:tcPr>
-        <w:shd w:color="ffffff"/>
+        <w:shd w:val="clear" w:color="ffffff"/>
         <w:tcBorders>
-          <w:top w:val="none"/>
+          <w:top w:val="none" w:color="000000" w:sz="4" w:space="0"/>
           <w:left w:val="single" w:color="000000" w:themeColor="accent1" w:sz="4" w:space="0"/>
-          <w:bottom w:val="none"/>
-          <w:right w:val="none"/>
+          <w:bottom w:val="none" w:color="000000" w:sz="4" w:space="0"/>
+          <w:right w:val="none" w:color="000000" w:sz="4" w:space="0"/>
         </w:tcBorders>
       </w:tcPr>
     </w:tblStylePr>
@@ -33917,9 +34806,9 @@
         <w:shd w:val="clear" w:color="ffffff" w:themeColor="light1" w:fill="ffffff" w:themeFill="light1"/>
         <w:tcBorders>
           <w:top w:val="single" w:color="000000" w:themeColor="accent1" w:sz="4" w:space="0"/>
-          <w:left w:val="none"/>
-          <w:bottom w:val="none"/>
-          <w:right w:val="none"/>
+          <w:left w:val="none" w:color="000000" w:sz="4" w:space="0"/>
+          <w:bottom w:val="none" w:color="000000" w:sz="4" w:space="0"/>
+          <w:right w:val="none" w:color="000000" w:sz="4" w:space="0"/>
         </w:tcBorders>
       </w:tcPr>
     </w:tblStylePr>
@@ -33931,9 +34820,9 @@
       </w:rPr>
     </w:tblStylePr>
   </w:style>
-  <w:style w:type="table" w:styleId="148">
+  <w:style w:type="table" w:styleId="818">
     <w:name w:val="List Table 7 Colorful - Accent 2"/>
-    <w:basedOn w:val="618"/>
+    <w:basedOn w:val="863"/>
     <w:uiPriority w:val="99"/>
     <w:pPr>
       <w:spacing w:after="0" w:line="240" w:lineRule="auto"/>
@@ -33979,11 +34868,11 @@
         <w:jc w:val="right"/>
       </w:pPr>
       <w:tcPr>
-        <w:shd w:color="ffffff"/>
+        <w:shd w:val="clear" w:color="ffffff"/>
         <w:tcBorders>
-          <w:top w:val="none"/>
-          <w:left w:val="none"/>
-          <w:bottom w:val="none"/>
+          <w:top w:val="none" w:color="000000" w:sz="4" w:space="0"/>
+          <w:left w:val="none" w:color="000000" w:sz="4" w:space="0"/>
+          <w:bottom w:val="none" w:color="000000" w:sz="4" w:space="0"/>
           <w:right w:val="single" w:color="000000" w:themeColor="accent2" w:themeTint="97" w:sz="4" w:space="0"/>
         </w:tcBorders>
       </w:tcPr>
@@ -33998,10 +34887,10 @@
       <w:tcPr>
         <w:shd w:val="clear" w:color="ffffff" w:themeColor="light1" w:fill="ffffff" w:themeFill="light1"/>
         <w:tcBorders>
-          <w:top w:val="none"/>
-          <w:left w:val="none"/>
+          <w:top w:val="none" w:color="000000" w:sz="4" w:space="0"/>
+          <w:left w:val="none" w:color="000000" w:sz="4" w:space="0"/>
           <w:bottom w:val="single" w:color="000000" w:themeColor="accent2" w:themeTint="97" w:sz="4" w:space="0"/>
-          <w:right w:val="none"/>
+          <w:right w:val="none" w:color="000000" w:sz="4" w:space="0"/>
         </w:tcBorders>
       </w:tcPr>
     </w:tblStylePr>
@@ -34013,12 +34902,12 @@
         <w:sz w:val="22"/>
       </w:rPr>
       <w:tcPr>
-        <w:shd w:color="ffffff"/>
+        <w:shd w:val="clear" w:color="ffffff"/>
         <w:tcBorders>
-          <w:top w:val="none"/>
+          <w:top w:val="none" w:color="000000" w:sz="4" w:space="0"/>
           <w:left w:val="single" w:color="000000" w:themeColor="accent2" w:themeTint="97" w:sz="4" w:space="0"/>
-          <w:bottom w:val="none"/>
-          <w:right w:val="none"/>
+          <w:bottom w:val="none" w:color="000000" w:sz="4" w:space="0"/>
+          <w:right w:val="none" w:color="000000" w:sz="4" w:space="0"/>
         </w:tcBorders>
       </w:tcPr>
     </w:tblStylePr>
@@ -34033,9 +34922,9 @@
         <w:shd w:val="clear" w:color="ffffff" w:themeColor="light1" w:fill="ffffff" w:themeFill="light1"/>
         <w:tcBorders>
           <w:top w:val="single" w:color="000000" w:themeColor="accent2" w:themeTint="97" w:sz="4" w:space="0"/>
-          <w:left w:val="none"/>
-          <w:bottom w:val="none"/>
-          <w:right w:val="none"/>
+          <w:left w:val="none" w:color="000000" w:sz="4" w:space="0"/>
+          <w:bottom w:val="none" w:color="000000" w:sz="4" w:space="0"/>
+          <w:right w:val="none" w:color="000000" w:sz="4" w:space="0"/>
         </w:tcBorders>
       </w:tcPr>
     </w:tblStylePr>
@@ -34047,9 +34936,9 @@
       </w:rPr>
     </w:tblStylePr>
   </w:style>
-  <w:style w:type="table" w:styleId="149">
+  <w:style w:type="table" w:styleId="819">
     <w:name w:val="List Table 7 Colorful - Accent 3"/>
-    <w:basedOn w:val="618"/>
+    <w:basedOn w:val="863"/>
     <w:uiPriority w:val="99"/>
     <w:pPr>
       <w:spacing w:after="0" w:line="240" w:lineRule="auto"/>
@@ -34095,11 +34984,11 @@
         <w:jc w:val="right"/>
       </w:pPr>
       <w:tcPr>
-        <w:shd w:color="ffffff"/>
+        <w:shd w:val="clear" w:color="ffffff"/>
         <w:tcBorders>
-          <w:top w:val="none"/>
-          <w:left w:val="none"/>
-          <w:bottom w:val="none"/>
+          <w:top w:val="none" w:color="000000" w:sz="4" w:space="0"/>
+          <w:left w:val="none" w:color="000000" w:sz="4" w:space="0"/>
+          <w:bottom w:val="none" w:color="000000" w:sz="4" w:space="0"/>
           <w:right w:val="single" w:color="000000" w:themeColor="accent3" w:themeTint="98" w:sz="4" w:space="0"/>
         </w:tcBorders>
       </w:tcPr>
@@ -34114,10 +35003,10 @@
       <w:tcPr>
         <w:shd w:val="clear" w:color="ffffff" w:themeColor="light1" w:fill="ffffff" w:themeFill="light1"/>
         <w:tcBorders>
-          <w:top w:val="none"/>
-          <w:left w:val="none"/>
+          <w:top w:val="none" w:color="000000" w:sz="4" w:space="0"/>
+          <w:left w:val="none" w:color="000000" w:sz="4" w:space="0"/>
           <w:bottom w:val="single" w:color="000000" w:themeColor="accent3" w:themeTint="98" w:sz="4" w:space="0"/>
-          <w:right w:val="none"/>
+          <w:right w:val="none" w:color="000000" w:sz="4" w:space="0"/>
         </w:tcBorders>
       </w:tcPr>
     </w:tblStylePr>
@@ -34129,12 +35018,12 @@
         <w:sz w:val="22"/>
       </w:rPr>
       <w:tcPr>
-        <w:shd w:color="ffffff"/>
+        <w:shd w:val="clear" w:color="ffffff"/>
         <w:tcBorders>
-          <w:top w:val="none"/>
+          <w:top w:val="none" w:color="000000" w:sz="4" w:space="0"/>
           <w:left w:val="single" w:color="000000" w:themeColor="accent3" w:themeTint="98" w:sz="4" w:space="0"/>
-          <w:bottom w:val="none"/>
-          <w:right w:val="none"/>
+          <w:bottom w:val="none" w:color="000000" w:sz="4" w:space="0"/>
+          <w:right w:val="none" w:color="000000" w:sz="4" w:space="0"/>
         </w:tcBorders>
       </w:tcPr>
     </w:tblStylePr>
@@ -34149,9 +35038,9 @@
         <w:shd w:val="clear" w:color="ffffff" w:themeColor="light1" w:fill="ffffff" w:themeFill="light1"/>
         <w:tcBorders>
           <w:top w:val="single" w:color="000000" w:themeColor="accent3" w:themeTint="98" w:sz="4" w:space="0"/>
-          <w:left w:val="none"/>
-          <w:bottom w:val="none"/>
-          <w:right w:val="none"/>
+          <w:left w:val="none" w:color="000000" w:sz="4" w:space="0"/>
+          <w:bottom w:val="none" w:color="000000" w:sz="4" w:space="0"/>
+          <w:right w:val="none" w:color="000000" w:sz="4" w:space="0"/>
         </w:tcBorders>
       </w:tcPr>
     </w:tblStylePr>
@@ -34163,9 +35052,9 @@
       </w:rPr>
     </w:tblStylePr>
   </w:style>
-  <w:style w:type="table" w:styleId="150">
+  <w:style w:type="table" w:styleId="820">
     <w:name w:val="List Table 7 Colorful - Accent 4"/>
-    <w:basedOn w:val="618"/>
+    <w:basedOn w:val="863"/>
     <w:uiPriority w:val="99"/>
     <w:pPr>
       <w:spacing w:after="0" w:line="240" w:lineRule="auto"/>
@@ -34211,11 +35100,11 @@
         <w:jc w:val="right"/>
       </w:pPr>
       <w:tcPr>
-        <w:shd w:color="ffffff"/>
+        <w:shd w:val="clear" w:color="ffffff"/>
         <w:tcBorders>
-          <w:top w:val="none"/>
-          <w:left w:val="none"/>
-          <w:bottom w:val="none"/>
+          <w:top w:val="none" w:color="000000" w:sz="4" w:space="0"/>
+          <w:left w:val="none" w:color="000000" w:sz="4" w:space="0"/>
+          <w:bottom w:val="none" w:color="000000" w:sz="4" w:space="0"/>
           <w:right w:val="single" w:color="000000" w:themeColor="accent4" w:themeTint="9A" w:sz="4" w:space="0"/>
         </w:tcBorders>
       </w:tcPr>
@@ -34230,10 +35119,10 @@
       <w:tcPr>
         <w:shd w:val="clear" w:color="ffffff" w:themeColor="light1" w:fill="ffffff" w:themeFill="light1"/>
         <w:tcBorders>
-          <w:top w:val="none"/>
-          <w:left w:val="none"/>
+          <w:top w:val="none" w:color="000000" w:sz="4" w:space="0"/>
+          <w:left w:val="none" w:color="000000" w:sz="4" w:space="0"/>
           <w:bottom w:val="single" w:color="000000" w:themeColor="accent4" w:themeTint="9A" w:sz="4" w:space="0"/>
-          <w:right w:val="none"/>
+          <w:right w:val="none" w:color="000000" w:sz="4" w:space="0"/>
         </w:tcBorders>
       </w:tcPr>
     </w:tblStylePr>
@@ -34245,12 +35134,12 @@
         <w:sz w:val="22"/>
       </w:rPr>
       <w:tcPr>
-        <w:shd w:color="ffffff"/>
+        <w:shd w:val="clear" w:color="ffffff"/>
         <w:tcBorders>
-          <w:top w:val="none"/>
+          <w:top w:val="none" w:color="000000" w:sz="4" w:space="0"/>
           <w:left w:val="single" w:color="000000" w:themeColor="accent4" w:themeTint="9A" w:sz="4" w:space="0"/>
-          <w:bottom w:val="none"/>
-          <w:right w:val="none"/>
+          <w:bottom w:val="none" w:color="000000" w:sz="4" w:space="0"/>
+          <w:right w:val="none" w:color="000000" w:sz="4" w:space="0"/>
         </w:tcBorders>
       </w:tcPr>
     </w:tblStylePr>
@@ -34265,9 +35154,9 @@
         <w:shd w:val="clear" w:color="ffffff" w:themeColor="light1" w:fill="ffffff" w:themeFill="light1"/>
         <w:tcBorders>
           <w:top w:val="single" w:color="000000" w:themeColor="accent4" w:themeTint="9A" w:sz="4" w:space="0"/>
-          <w:left w:val="none"/>
-          <w:bottom w:val="none"/>
-          <w:right w:val="none"/>
+          <w:left w:val="none" w:color="000000" w:sz="4" w:space="0"/>
+          <w:bottom w:val="none" w:color="000000" w:sz="4" w:space="0"/>
+          <w:right w:val="none" w:color="000000" w:sz="4" w:space="0"/>
         </w:tcBorders>
       </w:tcPr>
     </w:tblStylePr>
@@ -34279,9 +35168,9 @@
       </w:rPr>
     </w:tblStylePr>
   </w:style>
-  <w:style w:type="table" w:styleId="151">
+  <w:style w:type="table" w:styleId="821">
     <w:name w:val="List Table 7 Colorful - Accent 5"/>
-    <w:basedOn w:val="618"/>
+    <w:basedOn w:val="863"/>
     <w:uiPriority w:val="99"/>
     <w:pPr>
       <w:spacing w:after="0" w:line="240" w:lineRule="auto"/>
@@ -34327,11 +35216,11 @@
         <w:jc w:val="right"/>
       </w:pPr>
       <w:tcPr>
-        <w:shd w:color="ffffff"/>
+        <w:shd w:val="clear" w:color="ffffff"/>
         <w:tcBorders>
-          <w:top w:val="none"/>
-          <w:left w:val="none"/>
-          <w:bottom w:val="none"/>
+          <w:top w:val="none" w:color="000000" w:sz="4" w:space="0"/>
+          <w:left w:val="none" w:color="000000" w:sz="4" w:space="0"/>
+          <w:bottom w:val="none" w:color="000000" w:sz="4" w:space="0"/>
           <w:right w:val="single" w:color="000000" w:themeColor="accent5" w:themeTint="9A" w:sz="4" w:space="0"/>
         </w:tcBorders>
       </w:tcPr>
@@ -34346,10 +35235,10 @@
       <w:tcPr>
         <w:shd w:val="clear" w:color="ffffff" w:themeColor="light1" w:fill="ffffff" w:themeFill="light1"/>
         <w:tcBorders>
-          <w:top w:val="none"/>
-          <w:left w:val="none"/>
+          <w:top w:val="none" w:color="000000" w:sz="4" w:space="0"/>
+          <w:left w:val="none" w:color="000000" w:sz="4" w:space="0"/>
           <w:bottom w:val="single" w:color="000000" w:themeColor="accent5" w:themeTint="9A" w:sz="4" w:space="0"/>
-          <w:right w:val="none"/>
+          <w:right w:val="none" w:color="000000" w:sz="4" w:space="0"/>
         </w:tcBorders>
       </w:tcPr>
     </w:tblStylePr>
@@ -34361,12 +35250,12 @@
         <w:sz w:val="22"/>
       </w:rPr>
       <w:tcPr>
-        <w:shd w:color="ffffff"/>
+        <w:shd w:val="clear" w:color="ffffff"/>
         <w:tcBorders>
-          <w:top w:val="none"/>
+          <w:top w:val="none" w:color="000000" w:sz="4" w:space="0"/>
           <w:left w:val="single" w:color="000000" w:themeColor="accent5" w:themeTint="9A" w:sz="4" w:space="0"/>
-          <w:bottom w:val="none"/>
-          <w:right w:val="none"/>
+          <w:bottom w:val="none" w:color="000000" w:sz="4" w:space="0"/>
+          <w:right w:val="none" w:color="000000" w:sz="4" w:space="0"/>
         </w:tcBorders>
       </w:tcPr>
     </w:tblStylePr>
@@ -34381,9 +35270,9 @@
         <w:shd w:val="clear" w:color="ffffff" w:themeColor="light1" w:fill="ffffff" w:themeFill="light1"/>
         <w:tcBorders>
           <w:top w:val="single" w:color="000000" w:themeColor="accent5" w:themeTint="9A" w:sz="4" w:space="0"/>
-          <w:left w:val="none"/>
-          <w:bottom w:val="none"/>
-          <w:right w:val="none"/>
+          <w:left w:val="none" w:color="000000" w:sz="4" w:space="0"/>
+          <w:bottom w:val="none" w:color="000000" w:sz="4" w:space="0"/>
+          <w:right w:val="none" w:color="000000" w:sz="4" w:space="0"/>
         </w:tcBorders>
       </w:tcPr>
     </w:tblStylePr>
@@ -34395,9 +35284,9 @@
       </w:rPr>
     </w:tblStylePr>
   </w:style>
-  <w:style w:type="table" w:styleId="152">
+  <w:style w:type="table" w:styleId="822">
     <w:name w:val="List Table 7 Colorful - Accent 6"/>
-    <w:basedOn w:val="618"/>
+    <w:basedOn w:val="863"/>
     <w:uiPriority w:val="99"/>
     <w:pPr>
       <w:spacing w:after="0" w:line="240" w:lineRule="auto"/>
@@ -34443,11 +35332,11 @@
         <w:jc w:val="right"/>
       </w:pPr>
       <w:tcPr>
-        <w:shd w:color="ffffff"/>
+        <w:shd w:val="clear" w:color="ffffff"/>
         <w:tcBorders>
-          <w:top w:val="none"/>
-          <w:left w:val="none"/>
-          <w:bottom w:val="none"/>
+          <w:top w:val="none" w:color="000000" w:sz="4" w:space="0"/>
+          <w:left w:val="none" w:color="000000" w:sz="4" w:space="0"/>
+          <w:bottom w:val="none" w:color="000000" w:sz="4" w:space="0"/>
           <w:right w:val="single" w:color="000000" w:themeColor="accent6" w:themeTint="98" w:sz="4" w:space="0"/>
         </w:tcBorders>
       </w:tcPr>
@@ -34462,10 +35351,10 @@
       <w:tcPr>
         <w:shd w:val="clear" w:color="ffffff" w:themeColor="light1" w:fill="ffffff" w:themeFill="light1"/>
         <w:tcBorders>
-          <w:top w:val="none"/>
-          <w:left w:val="none"/>
+          <w:top w:val="none" w:color="000000" w:sz="4" w:space="0"/>
+          <w:left w:val="none" w:color="000000" w:sz="4" w:space="0"/>
           <w:bottom w:val="single" w:color="000000" w:themeColor="accent6" w:themeTint="98" w:sz="4" w:space="0"/>
-          <w:right w:val="none"/>
+          <w:right w:val="none" w:color="000000" w:sz="4" w:space="0"/>
         </w:tcBorders>
       </w:tcPr>
     </w:tblStylePr>
@@ -34477,12 +35366,12 @@
         <w:sz w:val="22"/>
       </w:rPr>
       <w:tcPr>
-        <w:shd w:color="ffffff"/>
+        <w:shd w:val="clear" w:color="ffffff"/>
         <w:tcBorders>
-          <w:top w:val="none"/>
+          <w:top w:val="none" w:color="000000" w:sz="4" w:space="0"/>
           <w:left w:val="single" w:color="000000" w:themeColor="accent6" w:themeTint="98" w:sz="4" w:space="0"/>
-          <w:bottom w:val="none"/>
-          <w:right w:val="none"/>
+          <w:bottom w:val="none" w:color="000000" w:sz="4" w:space="0"/>
+          <w:right w:val="none" w:color="000000" w:sz="4" w:space="0"/>
         </w:tcBorders>
       </w:tcPr>
     </w:tblStylePr>
@@ -34497,9 +35386,9 @@
         <w:shd w:val="clear" w:color="ffffff" w:themeColor="light1" w:fill="ffffff" w:themeFill="light1"/>
         <w:tcBorders>
           <w:top w:val="single" w:color="000000" w:themeColor="accent6" w:themeTint="98" w:sz="4" w:space="0"/>
-          <w:left w:val="none"/>
-          <w:bottom w:val="none"/>
-          <w:right w:val="none"/>
+          <w:left w:val="none" w:color="000000" w:sz="4" w:space="0"/>
+          <w:bottom w:val="none" w:color="000000" w:sz="4" w:space="0"/>
+          <w:right w:val="none" w:color="000000" w:sz="4" w:space="0"/>
         </w:tcBorders>
       </w:tcPr>
     </w:tblStylePr>
@@ -34511,9 +35400,9 @@
       </w:rPr>
     </w:tblStylePr>
   </w:style>
-  <w:style w:type="table" w:styleId="153">
+  <w:style w:type="table" w:styleId="823">
     <w:name w:val="Lined - Accent"/>
-    <w:basedOn w:val="618"/>
+    <w:basedOn w:val="863"/>
     <w:uiPriority w:val="99"/>
     <w:pPr>
       <w:spacing w:after="0" w:line="240" w:lineRule="auto"/>
@@ -34601,9 +35490,9 @@
       </w:tcPr>
     </w:tblStylePr>
   </w:style>
-  <w:style w:type="table" w:styleId="154">
+  <w:style w:type="table" w:styleId="824">
     <w:name w:val="Lined - Accent 1"/>
-    <w:basedOn w:val="618"/>
+    <w:basedOn w:val="863"/>
     <w:uiPriority w:val="99"/>
     <w:pPr>
       <w:spacing w:after="0" w:line="240" w:lineRule="auto"/>
@@ -34691,9 +35580,9 @@
       </w:tcPr>
     </w:tblStylePr>
   </w:style>
-  <w:style w:type="table" w:styleId="155">
+  <w:style w:type="table" w:styleId="825">
     <w:name w:val="Lined - Accent 2"/>
-    <w:basedOn w:val="618"/>
+    <w:basedOn w:val="863"/>
     <w:uiPriority w:val="99"/>
     <w:pPr>
       <w:spacing w:after="0" w:line="240" w:lineRule="auto"/>
@@ -34781,9 +35670,9 @@
       </w:tcPr>
     </w:tblStylePr>
   </w:style>
-  <w:style w:type="table" w:styleId="156">
+  <w:style w:type="table" w:styleId="826">
     <w:name w:val="Lined - Accent 3"/>
-    <w:basedOn w:val="618"/>
+    <w:basedOn w:val="863"/>
     <w:uiPriority w:val="99"/>
     <w:pPr>
       <w:spacing w:after="0" w:line="240" w:lineRule="auto"/>
@@ -34871,9 +35760,9 @@
       </w:tcPr>
     </w:tblStylePr>
   </w:style>
-  <w:style w:type="table" w:styleId="157">
+  <w:style w:type="table" w:styleId="827">
     <w:name w:val="Lined - Accent 4"/>
-    <w:basedOn w:val="618"/>
+    <w:basedOn w:val="863"/>
     <w:uiPriority w:val="99"/>
     <w:pPr>
       <w:spacing w:after="0" w:line="240" w:lineRule="auto"/>
@@ -34961,9 +35850,9 @@
       </w:tcPr>
     </w:tblStylePr>
   </w:style>
-  <w:style w:type="table" w:styleId="158">
+  <w:style w:type="table" w:styleId="828">
     <w:name w:val="Lined - Accent 5"/>
-    <w:basedOn w:val="618"/>
+    <w:basedOn w:val="863"/>
     <w:uiPriority w:val="99"/>
     <w:pPr>
       <w:spacing w:after="0" w:line="240" w:lineRule="auto"/>
@@ -35051,9 +35940,9 @@
       </w:tcPr>
     </w:tblStylePr>
   </w:style>
-  <w:style w:type="table" w:styleId="159">
+  <w:style w:type="table" w:styleId="829">
     <w:name w:val="Lined - Accent 6"/>
-    <w:basedOn w:val="618"/>
+    <w:basedOn w:val="863"/>
     <w:uiPriority w:val="99"/>
     <w:pPr>
       <w:spacing w:after="0" w:line="240" w:lineRule="auto"/>
@@ -35141,9 +36030,9 @@
       </w:tcPr>
     </w:tblStylePr>
   </w:style>
-  <w:style w:type="table" w:styleId="160">
+  <w:style w:type="table" w:styleId="830">
     <w:name w:val="Bordered &amp; Lined - Accent"/>
-    <w:basedOn w:val="618"/>
+    <w:basedOn w:val="863"/>
     <w:uiPriority w:val="99"/>
     <w:pPr>
       <w:spacing w:after="0" w:line="240" w:lineRule="auto"/>
@@ -35239,9 +36128,9 @@
       </w:tcPr>
     </w:tblStylePr>
   </w:style>
-  <w:style w:type="table" w:styleId="161">
+  <w:style w:type="table" w:styleId="831">
     <w:name w:val="Bordered &amp; Lined - Accent 1"/>
-    <w:basedOn w:val="618"/>
+    <w:basedOn w:val="863"/>
     <w:uiPriority w:val="99"/>
     <w:pPr>
       <w:spacing w:after="0" w:line="240" w:lineRule="auto"/>
@@ -35337,9 +36226,9 @@
       </w:tcPr>
     </w:tblStylePr>
   </w:style>
-  <w:style w:type="table" w:styleId="162">
+  <w:style w:type="table" w:styleId="832">
     <w:name w:val="Bordered &amp; Lined - Accent 2"/>
-    <w:basedOn w:val="618"/>
+    <w:basedOn w:val="863"/>
     <w:uiPriority w:val="99"/>
     <w:pPr>
       <w:spacing w:after="0" w:line="240" w:lineRule="auto"/>
@@ -35435,9 +36324,9 @@
       </w:tcPr>
     </w:tblStylePr>
   </w:style>
-  <w:style w:type="table" w:styleId="163">
+  <w:style w:type="table" w:styleId="833">
     <w:name w:val="Bordered &amp; Lined - Accent 3"/>
-    <w:basedOn w:val="618"/>
+    <w:basedOn w:val="863"/>
     <w:uiPriority w:val="99"/>
     <w:pPr>
       <w:spacing w:after="0" w:line="240" w:lineRule="auto"/>
@@ -35533,9 +36422,9 @@
       </w:tcPr>
     </w:tblStylePr>
   </w:style>
-  <w:style w:type="table" w:styleId="164">
+  <w:style w:type="table" w:styleId="834">
     <w:name w:val="Bordered &amp; Lined - Accent 4"/>
-    <w:basedOn w:val="618"/>
+    <w:basedOn w:val="863"/>
     <w:uiPriority w:val="99"/>
     <w:pPr>
       <w:spacing w:after="0" w:line="240" w:lineRule="auto"/>
@@ -35631,9 +36520,9 @@
       </w:tcPr>
     </w:tblStylePr>
   </w:style>
-  <w:style w:type="table" w:styleId="165">
+  <w:style w:type="table" w:styleId="835">
     <w:name w:val="Bordered &amp; Lined - Accent 5"/>
-    <w:basedOn w:val="618"/>
+    <w:basedOn w:val="863"/>
     <w:uiPriority w:val="99"/>
     <w:pPr>
       <w:spacing w:after="0" w:line="240" w:lineRule="auto"/>
@@ -35729,9 +36618,9 @@
       </w:tcPr>
     </w:tblStylePr>
   </w:style>
-  <w:style w:type="table" w:styleId="166">
+  <w:style w:type="table" w:styleId="836">
     <w:name w:val="Bordered &amp; Lined - Accent 6"/>
-    <w:basedOn w:val="618"/>
+    <w:basedOn w:val="863"/>
     <w:uiPriority w:val="99"/>
     <w:pPr>
       <w:spacing w:after="0" w:line="240" w:lineRule="auto"/>
@@ -35827,9 +36716,9 @@
       </w:tcPr>
     </w:tblStylePr>
   </w:style>
-  <w:style w:type="table" w:styleId="167">
+  <w:style w:type="table" w:styleId="837">
     <w:name w:val="Bordered"/>
-    <w:basedOn w:val="618"/>
+    <w:basedOn w:val="863"/>
     <w:uiPriority w:val="99"/>
     <w:pPr>
       <w:spacing w:after="0" w:line="240" w:lineRule="auto"/>
@@ -35906,9 +36795,9 @@
       </w:tcPr>
     </w:tblStylePr>
   </w:style>
-  <w:style w:type="table" w:styleId="168">
+  <w:style w:type="table" w:styleId="838">
     <w:name w:val="Bordered - Accent 1"/>
-    <w:basedOn w:val="618"/>
+    <w:basedOn w:val="863"/>
     <w:uiPriority w:val="99"/>
     <w:pPr>
       <w:spacing w:after="0" w:line="240" w:lineRule="auto"/>
@@ -35985,9 +36874,9 @@
       </w:tcPr>
     </w:tblStylePr>
   </w:style>
-  <w:style w:type="table" w:styleId="169">
+  <w:style w:type="table" w:styleId="839">
     <w:name w:val="Bordered - Accent 2"/>
-    <w:basedOn w:val="618"/>
+    <w:basedOn w:val="863"/>
     <w:uiPriority w:val="99"/>
     <w:pPr>
       <w:spacing w:after="0" w:line="240" w:lineRule="auto"/>
@@ -36064,9 +36953,9 @@
       </w:tcPr>
     </w:tblStylePr>
   </w:style>
-  <w:style w:type="table" w:styleId="170">
+  <w:style w:type="table" w:styleId="840">
     <w:name w:val="Bordered - Accent 3"/>
-    <w:basedOn w:val="618"/>
+    <w:basedOn w:val="863"/>
     <w:uiPriority w:val="99"/>
     <w:pPr>
       <w:spacing w:after="0" w:line="240" w:lineRule="auto"/>
@@ -36143,9 +37032,9 @@
       </w:tcPr>
     </w:tblStylePr>
   </w:style>
-  <w:style w:type="table" w:styleId="171">
+  <w:style w:type="table" w:styleId="841">
     <w:name w:val="Bordered - Accent 4"/>
-    <w:basedOn w:val="618"/>
+    <w:basedOn w:val="863"/>
     <w:uiPriority w:val="99"/>
     <w:pPr>
       <w:spacing w:after="0" w:line="240" w:lineRule="auto"/>
@@ -36222,9 +37111,9 @@
       </w:tcPr>
     </w:tblStylePr>
   </w:style>
-  <w:style w:type="table" w:styleId="172">
+  <w:style w:type="table" w:styleId="842">
     <w:name w:val="Bordered - Accent 5"/>
-    <w:basedOn w:val="618"/>
+    <w:basedOn w:val="863"/>
     <w:uiPriority w:val="99"/>
     <w:pPr>
       <w:spacing w:after="0" w:line="240" w:lineRule="auto"/>
@@ -36301,9 +37190,9 @@
       </w:tcPr>
     </w:tblStylePr>
   </w:style>
-  <w:style w:type="table" w:styleId="173">
+  <w:style w:type="table" w:styleId="843">
     <w:name w:val="Bordered - Accent 6"/>
-    <w:basedOn w:val="618"/>
+    <w:basedOn w:val="863"/>
     <w:uiPriority w:val="99"/>
     <w:pPr>
       <w:spacing w:after="0" w:line="240" w:lineRule="auto"/>
@@ -36380,7 +37269,7 @@
       </w:tcPr>
     </w:tblStylePr>
   </w:style>
-  <w:style w:type="character" w:styleId="174">
+  <w:style w:type="character" w:styleId="844">
     <w:name w:val="Hyperlink"/>
     <w:uiPriority w:val="99"/>
     <w:unhideWhenUsed/>
@@ -36389,10 +37278,10 @@
       <w:u w:val="single"/>
     </w:rPr>
   </w:style>
-  <w:style w:type="paragraph" w:styleId="175">
+  <w:style w:type="paragraph" w:styleId="845">
     <w:name w:val="footnote text"/>
-    <w:basedOn w:val="617"/>
-    <w:link w:val="176"/>
+    <w:basedOn w:val="862"/>
+    <w:link w:val="846"/>
     <w:uiPriority w:val="99"/>
     <w:semiHidden/>
     <w:unhideWhenUsed/>
@@ -36403,27 +37292,26 @@
       <w:sz w:val="18"/>
     </w:rPr>
   </w:style>
-  <w:style w:type="character" w:styleId="176">
+  <w:style w:type="character" w:styleId="846">
     <w:name w:val="Footnote Text Char"/>
-    <w:link w:val="175"/>
+    <w:link w:val="845"/>
     <w:uiPriority w:val="99"/>
     <w:rPr>
       <w:sz w:val="18"/>
     </w:rPr>
   </w:style>
-  <w:style w:type="character" w:styleId="177">
+  <w:style w:type="character" w:styleId="847">
     <w:name w:val="footnote reference"/>
-    <w:basedOn w:val="11"/>
     <w:uiPriority w:val="99"/>
     <w:unhideWhenUsed/>
     <w:rPr>
       <w:vertAlign w:val="superscript"/>
     </w:rPr>
   </w:style>
-  <w:style w:type="paragraph" w:styleId="178">
+  <w:style w:type="paragraph" w:styleId="848">
     <w:name w:val="endnote text"/>
-    <w:basedOn w:val="617"/>
-    <w:link w:val="179"/>
+    <w:basedOn w:val="862"/>
+    <w:link w:val="849"/>
     <w:uiPriority w:val="99"/>
     <w:semiHidden/>
     <w:unhideWhenUsed/>
@@ -36434,17 +37322,16 @@
       <w:sz w:val="20"/>
     </w:rPr>
   </w:style>
-  <w:style w:type="character" w:styleId="179">
+  <w:style w:type="character" w:styleId="849">
     <w:name w:val="Endnote Text Char"/>
-    <w:link w:val="178"/>
+    <w:link w:val="848"/>
     <w:uiPriority w:val="99"/>
     <w:rPr>
       <w:sz w:val="20"/>
     </w:rPr>
   </w:style>
-  <w:style w:type="character" w:styleId="180">
+  <w:style w:type="character" w:styleId="850">
     <w:name w:val="endnote reference"/>
-    <w:basedOn w:val="11"/>
     <w:uiPriority w:val="99"/>
     <w:semiHidden/>
     <w:unhideWhenUsed/>
@@ -36452,10 +37339,10 @@
       <w:vertAlign w:val="superscript"/>
     </w:rPr>
   </w:style>
-  <w:style w:type="paragraph" w:styleId="181">
+  <w:style w:type="paragraph" w:styleId="851">
     <w:name w:val="toc 1"/>
-    <w:basedOn w:val="617"/>
-    <w:next w:val="617"/>
+    <w:basedOn w:val="862"/>
+    <w:next w:val="862"/>
     <w:uiPriority w:val="39"/>
     <w:unhideWhenUsed/>
     <w:pPr>
@@ -36463,10 +37350,10 @@
       <w:spacing w:after="57"/>
     </w:pPr>
   </w:style>
-  <w:style w:type="paragraph" w:styleId="182">
+  <w:style w:type="paragraph" w:styleId="852">
     <w:name w:val="toc 2"/>
-    <w:basedOn w:val="617"/>
-    <w:next w:val="617"/>
+    <w:basedOn w:val="862"/>
+    <w:next w:val="862"/>
     <w:uiPriority w:val="39"/>
     <w:unhideWhenUsed/>
     <w:pPr>
@@ -36474,10 +37361,10 @@
       <w:spacing w:after="57"/>
     </w:pPr>
   </w:style>
-  <w:style w:type="paragraph" w:styleId="183">
+  <w:style w:type="paragraph" w:styleId="853">
     <w:name w:val="toc 3"/>
-    <w:basedOn w:val="617"/>
-    <w:next w:val="617"/>
+    <w:basedOn w:val="862"/>
+    <w:next w:val="862"/>
     <w:uiPriority w:val="39"/>
     <w:unhideWhenUsed/>
     <w:pPr>
@@ -36485,10 +37372,10 @@
       <w:spacing w:after="57"/>
     </w:pPr>
   </w:style>
-  <w:style w:type="paragraph" w:styleId="184">
+  <w:style w:type="paragraph" w:styleId="854">
     <w:name w:val="toc 4"/>
-    <w:basedOn w:val="617"/>
-    <w:next w:val="617"/>
+    <w:basedOn w:val="862"/>
+    <w:next w:val="862"/>
     <w:uiPriority w:val="39"/>
     <w:unhideWhenUsed/>
     <w:pPr>
@@ -36496,10 +37383,10 @@
       <w:spacing w:after="57"/>
     </w:pPr>
   </w:style>
-  <w:style w:type="paragraph" w:styleId="185">
+  <w:style w:type="paragraph" w:styleId="855">
     <w:name w:val="toc 5"/>
-    <w:basedOn w:val="617"/>
-    <w:next w:val="617"/>
+    <w:basedOn w:val="862"/>
+    <w:next w:val="862"/>
     <w:uiPriority w:val="39"/>
     <w:unhideWhenUsed/>
     <w:pPr>
@@ -36507,10 +37394,10 @@
       <w:spacing w:after="57"/>
     </w:pPr>
   </w:style>
-  <w:style w:type="paragraph" w:styleId="186">
+  <w:style w:type="paragraph" w:styleId="856">
     <w:name w:val="toc 6"/>
-    <w:basedOn w:val="617"/>
-    <w:next w:val="617"/>
+    <w:basedOn w:val="862"/>
+    <w:next w:val="862"/>
     <w:uiPriority w:val="39"/>
     <w:unhideWhenUsed/>
     <w:pPr>
@@ -36518,10 +37405,10 @@
       <w:spacing w:after="57"/>
     </w:pPr>
   </w:style>
-  <w:style w:type="paragraph" w:styleId="187">
+  <w:style w:type="paragraph" w:styleId="857">
     <w:name w:val="toc 7"/>
-    <w:basedOn w:val="617"/>
-    <w:next w:val="617"/>
+    <w:basedOn w:val="862"/>
+    <w:next w:val="862"/>
     <w:uiPriority w:val="39"/>
     <w:unhideWhenUsed/>
     <w:pPr>
@@ -36529,10 +37416,10 @@
       <w:spacing w:after="57"/>
     </w:pPr>
   </w:style>
-  <w:style w:type="paragraph" w:styleId="188">
+  <w:style w:type="paragraph" w:styleId="858">
     <w:name w:val="toc 8"/>
-    <w:basedOn w:val="617"/>
-    <w:next w:val="617"/>
+    <w:basedOn w:val="862"/>
+    <w:next w:val="862"/>
     <w:uiPriority w:val="39"/>
     <w:unhideWhenUsed/>
     <w:pPr>
@@ -36540,10 +37427,10 @@
       <w:spacing w:after="57"/>
     </w:pPr>
   </w:style>
-  <w:style w:type="paragraph" w:styleId="189">
+  <w:style w:type="paragraph" w:styleId="859">
     <w:name w:val="toc 9"/>
-    <w:basedOn w:val="617"/>
-    <w:next w:val="617"/>
+    <w:basedOn w:val="862"/>
+    <w:next w:val="862"/>
     <w:uiPriority w:val="39"/>
     <w:unhideWhenUsed/>
     <w:pPr>
@@ -36551,26 +37438,26 @@
       <w:spacing w:after="57"/>
     </w:pPr>
   </w:style>
-  <w:style w:type="paragraph" w:styleId="190">
+  <w:style w:type="paragraph" w:styleId="860">
     <w:name w:val="TOC Heading"/>
     <w:uiPriority w:val="39"/>
     <w:unhideWhenUsed/>
   </w:style>
-  <w:style w:type="paragraph" w:styleId="191">
+  <w:style w:type="paragraph" w:styleId="861">
     <w:name w:val="table of figures"/>
-    <w:basedOn w:val="617"/>
-    <w:next w:val="617"/>
+    <w:basedOn w:val="862"/>
+    <w:next w:val="862"/>
     <w:uiPriority w:val="99"/>
     <w:unhideWhenUsed/>
     <w:pPr>
       <w:spacing w:after="0" w:afterAutospacing="0"/>
     </w:pPr>
   </w:style>
-  <w:style w:type="paragraph" w:styleId="617" w:default="1">
+  <w:style w:type="paragraph" w:styleId="862" w:default="1">
     <w:name w:val="Normal"/>
     <w:qFormat/>
   </w:style>
-  <w:style w:type="table" w:styleId="618" w:default="1">
+  <w:style w:type="table" w:styleId="863" w:default="1">
     <w:name w:val="Normal Table"/>
     <w:uiPriority w:val="99"/>
     <w:semiHidden/>
@@ -36585,24 +37472,24 @@
       </w:tblCellMar>
     </w:tblPr>
   </w:style>
-  <w:style w:type="numbering" w:styleId="619" w:default="1">
+  <w:style w:type="numbering" w:styleId="864" w:default="1">
     <w:name w:val="No List"/>
     <w:uiPriority w:val="99"/>
     <w:semiHidden/>
     <w:unhideWhenUsed/>
   </w:style>
-  <w:style w:type="paragraph" w:styleId="620">
+  <w:style w:type="paragraph" w:styleId="865">
     <w:name w:val="No Spacing"/>
-    <w:basedOn w:val="617"/>
+    <w:basedOn w:val="862"/>
     <w:uiPriority w:val="1"/>
     <w:qFormat/>
     <w:pPr>
       <w:spacing w:after="0" w:line="240" w:lineRule="auto"/>
     </w:pPr>
   </w:style>
-  <w:style w:type="paragraph" w:styleId="621">
+  <w:style w:type="paragraph" w:styleId="866">
     <w:name w:val="List Paragraph"/>
-    <w:basedOn w:val="617"/>
+    <w:basedOn w:val="862"/>
     <w:uiPriority w:val="34"/>
     <w:qFormat/>
     <w:pPr>
@@ -36610,15 +37497,14 @@
       <w:ind w:left="720"/>
     </w:pPr>
   </w:style>
-  <w:style w:type="character" w:styleId="626" w:default="1">
+  <w:style w:type="character" w:styleId="867" w:default="1">
     <w:name w:val="Default Paragraph Font"/>
     <w:uiPriority w:val="1"/>
     <w:semiHidden/>
     <w:unhideWhenUsed/>
   </w:style>
-  <w:style w:type="paragraph" w:styleId="1_786" w:customStyle="1">
+  <w:style w:type="paragraph" w:styleId="868" w:customStyle="1">
     <w:name w:val="Body Text"/>
-    <w:basedOn w:val="826"/>
     <w:uiPriority w:val="1"/>
     <w:qFormat/>
     <w:pPr>
@@ -36629,7 +37515,7 @@
       <w:keepNext w:val="0"/>
       <w:pageBreakBefore w:val="0"/>
       <w:spacing w:before="0" w:beforeAutospacing="0" w:after="0" w:afterAutospacing="0" w:line="240" w:lineRule="auto"/>
-      <w:shd w:val="nil" w:color="000000"/>
+      <w:shd w:val="nil"/>
       <w:widowControl w:val="off"/>
       <w:pBdr>
         <w:top w:val="none" w:color="000000" w:sz="4" w:space="0"/>
@@ -36664,9 +37550,8 @@
       <w14:ligatures w14:val="none"/>
     </w:rPr>
   </w:style>
-  <w:style w:type="paragraph" w:styleId="1_787" w:customStyle="1">
+  <w:style w:type="paragraph" w:styleId="869" w:customStyle="1">
     <w:name w:val="Table Paragraph"/>
-    <w:basedOn w:val="826"/>
     <w:uiPriority w:val="1"/>
     <w:qFormat/>
     <w:pPr>
@@ -36677,7 +37562,7 @@
       <w:keepNext w:val="0"/>
       <w:pageBreakBefore w:val="0"/>
       <w:spacing w:before="0" w:beforeAutospacing="0" w:after="0" w:afterAutospacing="0" w:line="240" w:lineRule="auto"/>
-      <w:shd w:val="nil" w:color="000000"/>
+      <w:shd w:val="nil"/>
       <w:widowControl w:val="off"/>
       <w:pBdr>
         <w:top w:val="none" w:color="000000" w:sz="4" w:space="0"/>

--- a/Техническое Задание официально.docx
+++ b/Техническое Задание официально.docx
@@ -23620,7 +23620,7 @@
           <w:szCs w:val="28"/>
           <w:lang w:val="ru-RU"/>
         </w:rPr>
-        <w:t xml:space="preserve"> используются нейросети из доступных источников или локально расположенных на машине</w:t>
+        <w:t xml:space="preserve">используются нейросети из доступных источников или локально расположенных на машине</w:t>
       </w:r>
       <w:r>
         <w:rPr>
@@ -23642,9 +23642,1982 @@
     <w:p>
       <w:pPr>
         <w:rPr>
+          <w:rFonts w:ascii="Times New Roman" w:hAnsi="Times New Roman" w:eastAsia="Times New Roman" w:cs="Times New Roman"/>
+          <w:sz w:val="28"/>
+          <w:szCs w:val="28"/>
+          <w:highlight w:val="none"/>
+          <w:lang w:val="ru-RU"/>
+        </w:rPr>
+      </w:pPr>
+      <w:r>
+        <w:rPr>
+          <w:rFonts w:ascii="Times New Roman" w:hAnsi="Times New Roman" w:eastAsia="Times New Roman" w:cs="Times New Roman"/>
+          <w:sz w:val="28"/>
+          <w:szCs w:val="28"/>
+          <w:highlight w:val="none"/>
+          <w:lang w:val="ru-RU"/>
+        </w:rPr>
+        <w:tab/>
+      </w:r>
+      <w:r>
+        <w:rPr>
+          <w:rFonts w:ascii="Times New Roman" w:hAnsi="Times New Roman" w:eastAsia="Times New Roman" w:cs="Times New Roman"/>
+          <w:sz w:val="28"/>
+          <w:szCs w:val="28"/>
+          <w:highlight w:val="none"/>
+          <w:lang w:val="ru-RU"/>
+        </w:rPr>
+        <w:t xml:space="preserve">«СДГВМ</w:t>
+      </w:r>
+      <w:r>
+        <w:rPr>
+          <w:rFonts w:ascii="Times New Roman" w:hAnsi="Times New Roman" w:eastAsia="Times New Roman" w:cs="Times New Roman"/>
+          <w:sz w:val="28"/>
+          <w:szCs w:val="28"/>
+          <w:highlight w:val="none"/>
+          <w:lang w:val="ru-RU"/>
+        </w:rPr>
+        <w:t xml:space="preserve">» запускает подсистемы в реальном времени в режиме </w:t>
+      </w:r>
+      <w:r>
+        <w:rPr>
+          <w:rFonts w:ascii="Times New Roman" w:hAnsi="Times New Roman" w:eastAsia="Times New Roman" w:cs="Times New Roman"/>
+          <w:sz w:val="28"/>
+          <w:szCs w:val="28"/>
+          <w:highlight w:val="none"/>
+          <w:lang w:val="ru-RU"/>
+        </w:rPr>
+        <w:t xml:space="preserve">U</w:t>
+      </w:r>
+      <w:r>
+        <w:rPr>
+          <w:rFonts w:ascii="Times New Roman" w:hAnsi="Times New Roman" w:eastAsia="Times New Roman" w:cs="Times New Roman"/>
+          <w:sz w:val="28"/>
+          <w:szCs w:val="28"/>
+          <w:highlight w:val="none"/>
+          <w:lang w:val="ru-RU"/>
+        </w:rPr>
+        <w:t xml:space="preserve">n</w:t>
+      </w:r>
+      <w:r>
+        <w:rPr>
+          <w:rFonts w:ascii="Times New Roman" w:hAnsi="Times New Roman" w:eastAsia="Times New Roman" w:cs="Times New Roman"/>
+          <w:sz w:val="28"/>
+          <w:szCs w:val="28"/>
+          <w:highlight w:val="none"/>
+          <w:lang w:val="ru-RU"/>
+        </w:rPr>
+        <w:t xml:space="preserve">i</w:t>
+      </w:r>
+      <w:r>
+        <w:rPr>
+          <w:rFonts w:ascii="Times New Roman" w:hAnsi="Times New Roman" w:eastAsia="Times New Roman" w:cs="Times New Roman"/>
+          <w:sz w:val="28"/>
+          <w:szCs w:val="28"/>
+          <w:highlight w:val="none"/>
+          <w:lang w:val="ru-RU"/>
+        </w:rPr>
+        <w:t xml:space="preserve">t</w:t>
+      </w:r>
+      <w:r>
+        <w:rPr>
+          <w:rFonts w:ascii="Times New Roman" w:hAnsi="Times New Roman" w:eastAsia="Times New Roman" w:cs="Times New Roman"/>
+          <w:sz w:val="28"/>
+          <w:szCs w:val="28"/>
+          <w:highlight w:val="none"/>
+          <w:lang w:val="ru-RU"/>
+        </w:rPr>
+        <w:t xml:space="preserve">y</w:t>
+      </w:r>
+      <w:r>
+        <w:rPr>
+          <w:rFonts w:ascii="Times New Roman" w:hAnsi="Times New Roman" w:eastAsia="Times New Roman" w:cs="Times New Roman"/>
+          <w:sz w:val="28"/>
+          <w:szCs w:val="28"/>
+          <w:highlight w:val="none"/>
+          <w:lang w:val="ru-RU"/>
+        </w:rPr>
+        <w:t xml:space="preserve"> </w:t>
+      </w:r>
+      <w:r>
+        <w:rPr>
+          <w:rFonts w:ascii="Times New Roman" w:hAnsi="Times New Roman" w:eastAsia="Times New Roman" w:cs="Times New Roman"/>
+          <w:sz w:val="28"/>
+          <w:szCs w:val="28"/>
+          <w:highlight w:val="none"/>
+          <w:lang w:val="ru-RU"/>
+        </w:rPr>
+        <w:t xml:space="preserve">P</w:t>
+      </w:r>
+      <w:r>
+        <w:rPr>
+          <w:rFonts w:ascii="Times New Roman" w:hAnsi="Times New Roman" w:eastAsia="Times New Roman" w:cs="Times New Roman"/>
+          <w:sz w:val="28"/>
+          <w:szCs w:val="28"/>
+          <w:highlight w:val="none"/>
+          <w:lang w:val="ru-RU"/>
+        </w:rPr>
+        <w:t xml:space="preserve">l</w:t>
+      </w:r>
+      <w:r>
+        <w:rPr>
+          <w:rFonts w:ascii="Times New Roman" w:hAnsi="Times New Roman" w:eastAsia="Times New Roman" w:cs="Times New Roman"/>
+          <w:sz w:val="28"/>
+          <w:szCs w:val="28"/>
+          <w:highlight w:val="none"/>
+          <w:lang w:val="ru-RU"/>
+        </w:rPr>
+        <w:t xml:space="preserve">a</w:t>
+      </w:r>
+      <w:r>
+        <w:rPr>
+          <w:rFonts w:ascii="Times New Roman" w:hAnsi="Times New Roman" w:eastAsia="Times New Roman" w:cs="Times New Roman"/>
+          <w:sz w:val="28"/>
+          <w:szCs w:val="28"/>
+          <w:highlight w:val="none"/>
+          <w:lang w:val="ru-RU"/>
+        </w:rPr>
+        <w:t xml:space="preserve">y</w:t>
+      </w:r>
+      <w:r>
+        <w:rPr>
+          <w:rFonts w:ascii="Times New Roman" w:hAnsi="Times New Roman" w:eastAsia="Times New Roman" w:cs="Times New Roman"/>
+          <w:sz w:val="28"/>
+          <w:szCs w:val="28"/>
+          <w:highlight w:val="none"/>
+          <w:lang w:val="ru-RU"/>
+        </w:rPr>
+        <w:t xml:space="preserve"> </w:t>
+      </w:r>
+      <w:r>
+        <w:rPr>
+          <w:rFonts w:ascii="Times New Roman" w:hAnsi="Times New Roman" w:eastAsia="Times New Roman" w:cs="Times New Roman"/>
+          <w:sz w:val="28"/>
+          <w:szCs w:val="28"/>
+          <w:highlight w:val="none"/>
+          <w:lang w:val="ru-RU"/>
+        </w:rPr>
+        <w:t xml:space="preserve">m</w:t>
+      </w:r>
+      <w:r>
+        <w:rPr>
+          <w:rFonts w:ascii="Times New Roman" w:hAnsi="Times New Roman" w:eastAsia="Times New Roman" w:cs="Times New Roman"/>
+          <w:sz w:val="28"/>
+          <w:szCs w:val="28"/>
+          <w:highlight w:val="none"/>
+          <w:lang w:val="ru-RU"/>
+        </w:rPr>
+        <w:t xml:space="preserve">o</w:t>
+      </w:r>
+      <w:r>
+        <w:rPr>
+          <w:rFonts w:ascii="Times New Roman" w:hAnsi="Times New Roman" w:eastAsia="Times New Roman" w:cs="Times New Roman"/>
+          <w:sz w:val="28"/>
+          <w:szCs w:val="28"/>
+          <w:highlight w:val="none"/>
+          <w:lang w:val="ru-RU"/>
+        </w:rPr>
+        <w:t xml:space="preserve">d</w:t>
+      </w:r>
+      <w:r>
+        <w:rPr>
+          <w:rFonts w:ascii="Times New Roman" w:hAnsi="Times New Roman" w:eastAsia="Times New Roman" w:cs="Times New Roman"/>
+          <w:sz w:val="28"/>
+          <w:szCs w:val="28"/>
+          <w:highlight w:val="none"/>
+          <w:lang w:val="ru-RU"/>
+        </w:rPr>
+        <w:t xml:space="preserve">e</w:t>
+      </w:r>
+      <w:r>
+        <w:rPr>
+          <w:rFonts w:ascii="Times New Roman" w:hAnsi="Times New Roman" w:eastAsia="Times New Roman" w:cs="Times New Roman"/>
+          <w:sz w:val="28"/>
+          <w:szCs w:val="28"/>
+          <w:highlight w:val="none"/>
+          <w:lang w:val="ru-RU"/>
+        </w:rPr>
+        <w:t xml:space="preserve">,</w:t>
+      </w:r>
+      <w:r>
+        <w:rPr>
+          <w:rFonts w:ascii="Times New Roman" w:hAnsi="Times New Roman" w:eastAsia="Times New Roman" w:cs="Times New Roman"/>
+          <w:sz w:val="28"/>
+          <w:szCs w:val="28"/>
+          <w:highlight w:val="none"/>
+          <w:lang w:val="ru-RU"/>
+        </w:rPr>
+        <w:t xml:space="preserve"> </w:t>
+      </w:r>
+      <w:r>
+        <w:rPr>
+          <w:rFonts w:ascii="Times New Roman" w:hAnsi="Times New Roman" w:eastAsia="Times New Roman" w:cs="Times New Roman"/>
+          <w:sz w:val="28"/>
+          <w:szCs w:val="28"/>
+          <w:highlight w:val="none"/>
+          <w:lang w:val="ru-RU"/>
+        </w:rPr>
+        <w:t xml:space="preserve">в интерфейсе инструмента можно настроить параметры генерации – сложность</w:t>
+      </w:r>
+      <w:r>
+        <w:rPr>
+          <w:rFonts w:ascii="Times New Roman" w:hAnsi="Times New Roman" w:eastAsia="Times New Roman" w:cs="Times New Roman"/>
+          <w:sz w:val="28"/>
+          <w:szCs w:val="28"/>
+          <w:highlight w:val="none"/>
+          <w:lang w:val="ru-RU"/>
+        </w:rPr>
+        <w:t xml:space="preserve">,</w:t>
+      </w:r>
+      <w:r>
+        <w:rPr>
+          <w:rFonts w:ascii="Times New Roman" w:hAnsi="Times New Roman" w:eastAsia="Times New Roman" w:cs="Times New Roman"/>
+          <w:sz w:val="28"/>
+          <w:szCs w:val="28"/>
+          <w:highlight w:val="none"/>
+          <w:lang w:val="ru-RU"/>
+        </w:rPr>
+        <w:t xml:space="preserve"> жанр</w:t>
+      </w:r>
+      <w:r>
+        <w:rPr>
+          <w:rFonts w:ascii="Times New Roman" w:hAnsi="Times New Roman" w:eastAsia="Times New Roman" w:cs="Times New Roman"/>
+          <w:sz w:val="28"/>
+          <w:szCs w:val="28"/>
+          <w:highlight w:val="none"/>
+          <w:lang w:val="ru-RU"/>
+        </w:rPr>
+        <w:t xml:space="preserve">, в текстовых полях будут отображаться сгенерированные квесты и диалоги неигровых персонажей</w:t>
+      </w:r>
+      <w:r>
+        <w:rPr>
+          <w:rFonts w:ascii="Times New Roman" w:hAnsi="Times New Roman" w:eastAsia="Times New Roman" w:cs="Times New Roman"/>
+          <w:sz w:val="28"/>
+          <w:szCs w:val="28"/>
+          <w:highlight w:val="none"/>
+          <w:lang w:val="ru-RU"/>
+        </w:rPr>
+        <w:t xml:space="preserve">.</w:t>
+      </w:r>
+      <w:r>
+        <w:rPr>
+          <w:rFonts w:ascii="Times New Roman" w:hAnsi="Times New Roman" w:eastAsia="Times New Roman" w:cs="Times New Roman"/>
+          <w:sz w:val="28"/>
+          <w:szCs w:val="28"/>
+          <w:highlight w:val="none"/>
+          <w:lang w:val="ru-RU"/>
+        </w:rPr>
+        <w:t xml:space="preserve"> </w:t>
+      </w:r>
+      <w:r>
+        <w:rPr>
+          <w:rFonts w:ascii="Times New Roman" w:hAnsi="Times New Roman" w:eastAsia="Times New Roman" w:cs="Times New Roman"/>
+          <w:sz w:val="28"/>
+          <w:szCs w:val="28"/>
+          <w:highlight w:val="none"/>
+          <w:lang w:val="ru-RU"/>
+        </w:rPr>
+        <w:t xml:space="preserve">Пользователь получает доступ к функционалу через проект на платформе </w:t>
+      </w:r>
+      <w:r>
+        <w:rPr>
+          <w:rFonts w:ascii="Times New Roman" w:hAnsi="Times New Roman" w:eastAsia="Times New Roman" w:cs="Times New Roman"/>
+          <w:sz w:val="28"/>
+          <w:szCs w:val="28"/>
+          <w:highlight w:val="none"/>
+          <w:lang w:val="ru-RU"/>
+        </w:rPr>
+        <w:t xml:space="preserve">U</w:t>
+      </w:r>
+      <w:r>
+        <w:rPr>
+          <w:rFonts w:ascii="Times New Roman" w:hAnsi="Times New Roman" w:eastAsia="Times New Roman" w:cs="Times New Roman"/>
+          <w:sz w:val="28"/>
+          <w:szCs w:val="28"/>
+          <w:highlight w:val="none"/>
+          <w:lang w:val="ru-RU"/>
+        </w:rPr>
+        <w:t xml:space="preserve">n</w:t>
+      </w:r>
+      <w:r>
+        <w:rPr>
+          <w:rFonts w:ascii="Times New Roman" w:hAnsi="Times New Roman" w:eastAsia="Times New Roman" w:cs="Times New Roman"/>
+          <w:sz w:val="28"/>
+          <w:szCs w:val="28"/>
+          <w:highlight w:val="none"/>
+          <w:lang w:val="ru-RU"/>
+        </w:rPr>
+        <w:t xml:space="preserve">i</w:t>
+      </w:r>
+      <w:r>
+        <w:rPr>
+          <w:rFonts w:ascii="Times New Roman" w:hAnsi="Times New Roman" w:eastAsia="Times New Roman" w:cs="Times New Roman"/>
+          <w:sz w:val="28"/>
+          <w:szCs w:val="28"/>
+          <w:highlight w:val="none"/>
+          <w:lang w:val="ru-RU"/>
+        </w:rPr>
+        <w:t xml:space="preserve">t</w:t>
+      </w:r>
+      <w:r>
+        <w:rPr>
+          <w:rFonts w:ascii="Times New Roman" w:hAnsi="Times New Roman" w:eastAsia="Times New Roman" w:cs="Times New Roman"/>
+          <w:sz w:val="28"/>
+          <w:szCs w:val="28"/>
+          <w:highlight w:val="none"/>
+          <w:lang w:val="ru-RU"/>
+        </w:rPr>
+        <w:t xml:space="preserve">y в </w:t>
+      </w:r>
+      <w:r>
+        <w:rPr>
+          <w:rFonts w:ascii="Times New Roman" w:hAnsi="Times New Roman" w:eastAsia="Times New Roman" w:cs="Times New Roman"/>
+          <w:sz w:val="28"/>
+          <w:szCs w:val="28"/>
+          <w:highlight w:val="none"/>
+          <w:lang w:val="ru-RU"/>
+        </w:rPr>
+        <w:t xml:space="preserve">режиме </w:t>
+      </w:r>
+      <w:r>
+        <w:rPr>
+          <w:rFonts w:ascii="Times New Roman" w:hAnsi="Times New Roman" w:eastAsia="Times New Roman" w:cs="Times New Roman"/>
+          <w:sz w:val="28"/>
+          <w:szCs w:val="28"/>
+          <w:highlight w:val="none"/>
+          <w:lang w:val="ru-RU"/>
+        </w:rPr>
+        <w:t xml:space="preserve">U</w:t>
+      </w:r>
+      <w:r>
+        <w:rPr>
+          <w:rFonts w:ascii="Times New Roman" w:hAnsi="Times New Roman" w:eastAsia="Times New Roman" w:cs="Times New Roman"/>
+          <w:sz w:val="28"/>
+          <w:szCs w:val="28"/>
+          <w:highlight w:val="none"/>
+          <w:lang w:val="ru-RU"/>
+        </w:rPr>
+        <w:t xml:space="preserve">n</w:t>
+      </w:r>
+      <w:r>
+        <w:rPr>
+          <w:rFonts w:ascii="Times New Roman" w:hAnsi="Times New Roman" w:eastAsia="Times New Roman" w:cs="Times New Roman"/>
+          <w:sz w:val="28"/>
+          <w:szCs w:val="28"/>
+          <w:highlight w:val="none"/>
+          <w:lang w:val="ru-RU"/>
+        </w:rPr>
+        <w:t xml:space="preserve">i</w:t>
+      </w:r>
+      <w:r>
+        <w:rPr>
+          <w:rFonts w:ascii="Times New Roman" w:hAnsi="Times New Roman" w:eastAsia="Times New Roman" w:cs="Times New Roman"/>
+          <w:sz w:val="28"/>
+          <w:szCs w:val="28"/>
+          <w:highlight w:val="none"/>
+          <w:lang w:val="ru-RU"/>
+        </w:rPr>
+        <w:t xml:space="preserve">t</w:t>
+      </w:r>
+      <w:r>
+        <w:rPr>
+          <w:rFonts w:ascii="Times New Roman" w:hAnsi="Times New Roman" w:eastAsia="Times New Roman" w:cs="Times New Roman"/>
+          <w:sz w:val="28"/>
+          <w:szCs w:val="28"/>
+          <w:highlight w:val="none"/>
+          <w:lang w:val="ru-RU"/>
+        </w:rPr>
+        <w:t xml:space="preserve">y</w:t>
+      </w:r>
+      <w:r>
+        <w:rPr>
+          <w:rFonts w:ascii="Times New Roman" w:hAnsi="Times New Roman" w:eastAsia="Times New Roman" w:cs="Times New Roman"/>
+          <w:sz w:val="28"/>
+          <w:szCs w:val="28"/>
+          <w:highlight w:val="none"/>
+          <w:lang w:val="ru-RU"/>
+        </w:rPr>
+        <w:t xml:space="preserve"> </w:t>
+      </w:r>
+      <w:r>
+        <w:rPr>
+          <w:rFonts w:ascii="Times New Roman" w:hAnsi="Times New Roman" w:eastAsia="Times New Roman" w:cs="Times New Roman"/>
+          <w:sz w:val="28"/>
+          <w:szCs w:val="28"/>
+          <w:highlight w:val="none"/>
+          <w:lang w:val="ru-RU"/>
+        </w:rPr>
+        <w:t xml:space="preserve">P</w:t>
+      </w:r>
+      <w:r>
+        <w:rPr>
+          <w:rFonts w:ascii="Times New Roman" w:hAnsi="Times New Roman" w:eastAsia="Times New Roman" w:cs="Times New Roman"/>
+          <w:sz w:val="28"/>
+          <w:szCs w:val="28"/>
+          <w:highlight w:val="none"/>
+          <w:lang w:val="ru-RU"/>
+        </w:rPr>
+        <w:t xml:space="preserve">l</w:t>
+      </w:r>
+      <w:r>
+        <w:rPr>
+          <w:rFonts w:ascii="Times New Roman" w:hAnsi="Times New Roman" w:eastAsia="Times New Roman" w:cs="Times New Roman"/>
+          <w:sz w:val="28"/>
+          <w:szCs w:val="28"/>
+          <w:highlight w:val="none"/>
+          <w:lang w:val="ru-RU"/>
+        </w:rPr>
+        <w:t xml:space="preserve">a</w:t>
+      </w:r>
+      <w:r>
+        <w:rPr>
+          <w:rFonts w:ascii="Times New Roman" w:hAnsi="Times New Roman" w:eastAsia="Times New Roman" w:cs="Times New Roman"/>
+          <w:sz w:val="28"/>
+          <w:szCs w:val="28"/>
+          <w:highlight w:val="none"/>
+          <w:lang w:val="ru-RU"/>
+        </w:rPr>
+        <w:t xml:space="preserve">y</w:t>
+      </w:r>
+      <w:r>
+        <w:rPr>
+          <w:rFonts w:ascii="Times New Roman" w:hAnsi="Times New Roman" w:eastAsia="Times New Roman" w:cs="Times New Roman"/>
+          <w:sz w:val="28"/>
+          <w:szCs w:val="28"/>
+          <w:highlight w:val="none"/>
+          <w:lang w:val="ru-RU"/>
+        </w:rPr>
+        <w:t xml:space="preserve"> </w:t>
+      </w:r>
+      <w:r>
+        <w:rPr>
+          <w:rFonts w:ascii="Times New Roman" w:hAnsi="Times New Roman" w:eastAsia="Times New Roman" w:cs="Times New Roman"/>
+          <w:sz w:val="28"/>
+          <w:szCs w:val="28"/>
+          <w:highlight w:val="none"/>
+          <w:lang w:val="ru-RU"/>
+        </w:rPr>
+        <w:t xml:space="preserve">m</w:t>
+      </w:r>
+      <w:r>
+        <w:rPr>
+          <w:rFonts w:ascii="Times New Roman" w:hAnsi="Times New Roman" w:eastAsia="Times New Roman" w:cs="Times New Roman"/>
+          <w:sz w:val="28"/>
+          <w:szCs w:val="28"/>
+          <w:highlight w:val="none"/>
+          <w:lang w:val="ru-RU"/>
+        </w:rPr>
+        <w:t xml:space="preserve">o</w:t>
+      </w:r>
+      <w:r>
+        <w:rPr>
+          <w:rFonts w:ascii="Times New Roman" w:hAnsi="Times New Roman" w:eastAsia="Times New Roman" w:cs="Times New Roman"/>
+          <w:sz w:val="28"/>
+          <w:szCs w:val="28"/>
+          <w:highlight w:val="none"/>
+          <w:lang w:val="ru-RU"/>
+        </w:rPr>
+        <w:t xml:space="preserve">d</w:t>
+      </w:r>
+      <w:r>
+        <w:rPr>
+          <w:rFonts w:ascii="Times New Roman" w:hAnsi="Times New Roman" w:eastAsia="Times New Roman" w:cs="Times New Roman"/>
+          <w:sz w:val="28"/>
+          <w:szCs w:val="28"/>
+          <w:highlight w:val="none"/>
+          <w:lang w:val="ru-RU"/>
+        </w:rPr>
+        <w:t xml:space="preserve">e</w:t>
+      </w:r>
+      <w:r>
+        <w:rPr>
+          <w:rFonts w:ascii="Times New Roman" w:hAnsi="Times New Roman" w:eastAsia="Times New Roman" w:cs="Times New Roman"/>
+          <w:sz w:val="28"/>
+          <w:szCs w:val="28"/>
+          <w:highlight w:val="none"/>
+          <w:lang w:val="ru-RU"/>
+        </w:rPr>
+        <w:t xml:space="preserve"> на главной сцене </w:t>
+      </w:r>
+      <w:r>
+        <w:rPr>
+          <w:rFonts w:ascii="Times New Roman" w:hAnsi="Times New Roman" w:eastAsia="Times New Roman" w:cs="Times New Roman"/>
+          <w:sz w:val="28"/>
+          <w:szCs w:val="28"/>
+          <w:highlight w:val="none"/>
+          <w:lang w:val="ru-RU"/>
+        </w:rPr>
+        <w:t xml:space="preserve">«Сцена_Динамического_Генератора</w:t>
+      </w:r>
+      <w:r>
+        <w:rPr>
+          <w:rFonts w:ascii="Times New Roman" w:hAnsi="Times New Roman" w:eastAsia="Times New Roman" w:cs="Times New Roman"/>
+          <w:sz w:val="28"/>
+          <w:szCs w:val="28"/>
+          <w:highlight w:val="none"/>
+          <w:lang w:val="ru-RU"/>
+        </w:rPr>
+        <w:t xml:space="preserve">»</w:t>
+      </w:r>
+      <w:r>
+        <w:rPr>
+          <w:rFonts w:ascii="Times New Roman" w:hAnsi="Times New Roman" w:eastAsia="Times New Roman" w:cs="Times New Roman"/>
+          <w:sz w:val="28"/>
+          <w:szCs w:val="28"/>
+          <w:highlight w:val="none"/>
+          <w:lang w:val="ru-RU"/>
+        </w:rPr>
+        <w:t xml:space="preserve">.</w:t>
+      </w:r>
+      <w:r>
+        <w:rPr>
+          <w:rFonts w:ascii="Times New Roman" w:hAnsi="Times New Roman" w:eastAsia="Times New Roman" w:cs="Times New Roman"/>
+          <w:sz w:val="28"/>
+          <w:szCs w:val="28"/>
+          <w:highlight w:val="none"/>
+          <w:lang w:val="ru-RU"/>
+        </w:rPr>
+      </w:r>
+    </w:p>
+    <w:p>
+      <w:pPr>
+        <w:rPr>
+          <w:rFonts w:ascii="Times New Roman" w:hAnsi="Times New Roman" w:eastAsia="Times New Roman" w:cs="Times New Roman"/>
+          <w:sz w:val="28"/>
+          <w:szCs w:val="28"/>
+          <w:highlight w:val="none"/>
+          <w:lang w:val="ru-RU"/>
+        </w:rPr>
+      </w:pPr>
+      <w:r>
+        <w:rPr>
+          <w:rFonts w:ascii="Times New Roman" w:hAnsi="Times New Roman" w:eastAsia="Times New Roman" w:cs="Times New Roman"/>
+          <w:sz w:val="28"/>
+          <w:szCs w:val="28"/>
+          <w:highlight w:val="none"/>
+          <w:lang w:val="ru-RU"/>
+        </w:rPr>
+        <w:tab/>
+        <w:t xml:space="preserve">Инструмент </w:t>
+      </w:r>
+      <w:r>
+        <w:rPr>
+          <w:rFonts w:ascii="Times New Roman" w:hAnsi="Times New Roman" w:eastAsia="Times New Roman" w:cs="Times New Roman"/>
+          <w:sz w:val="28"/>
+          <w:szCs w:val="28"/>
+          <w:highlight w:val="none"/>
+          <w:lang w:val="ru-RU"/>
+        </w:rPr>
+        <w:t xml:space="preserve">«СДВГМ</w:t>
+      </w:r>
+      <w:r>
+        <w:rPr>
+          <w:rFonts w:ascii="Times New Roman" w:hAnsi="Times New Roman" w:eastAsia="Times New Roman" w:cs="Times New Roman"/>
+          <w:sz w:val="28"/>
+          <w:szCs w:val="28"/>
+          <w:highlight w:val="none"/>
+          <w:lang w:val="ru-RU"/>
+        </w:rPr>
+        <w:t xml:space="preserve">» состоит из функциональных подсистем</w:t>
+      </w:r>
+      <w:r>
+        <w:rPr>
+          <w:rFonts w:ascii="Times New Roman" w:hAnsi="Times New Roman" w:eastAsia="Times New Roman" w:cs="Times New Roman"/>
+          <w:sz w:val="28"/>
+          <w:szCs w:val="28"/>
+          <w:highlight w:val="none"/>
+          <w:lang w:val="ru-RU"/>
+        </w:rPr>
+        <w:t xml:space="preserve">:</w:t>
+      </w:r>
+      <w:r>
+        <w:rPr>
+          <w:rFonts w:ascii="Times New Roman" w:hAnsi="Times New Roman" w:eastAsia="Times New Roman" w:cs="Times New Roman"/>
+          <w:sz w:val="28"/>
+          <w:szCs w:val="28"/>
+          <w:highlight w:val="none"/>
+          <w:lang w:val="ru-RU"/>
+        </w:rPr>
+      </w:r>
+    </w:p>
+    <w:p>
+      <w:pPr>
+        <w:rPr>
+          <w:rFonts w:ascii="Times New Roman" w:hAnsi="Times New Roman" w:eastAsia="Times New Roman" w:cs="Times New Roman"/>
+          <w:sz w:val="28"/>
+          <w:szCs w:val="28"/>
+          <w:highlight w:val="none"/>
+          <w:lang w:val="ru-RU"/>
+        </w:rPr>
+      </w:pPr>
+      <w:r>
+        <w:rPr>
+          <w:rFonts w:ascii="Times New Roman" w:hAnsi="Times New Roman" w:eastAsia="Times New Roman" w:cs="Times New Roman"/>
+          <w:sz w:val="28"/>
+          <w:szCs w:val="28"/>
+          <w:highlight w:val="none"/>
+          <w:lang w:val="ru-RU"/>
+        </w:rPr>
+        <w:tab/>
+      </w:r>
+      <w:r>
+        <w:rPr>
+          <w:rFonts w:ascii="Times New Roman" w:hAnsi="Times New Roman" w:eastAsia="Times New Roman" w:cs="Times New Roman"/>
+          <w:sz w:val="28"/>
+          <w:szCs w:val="28"/>
+          <w:highlight w:val="none"/>
+          <w:lang w:val="ru-RU"/>
+        </w:rPr>
+        <w:t xml:space="preserve">1</w:t>
+      </w:r>
+      <w:r>
+        <w:rPr>
+          <w:rFonts w:ascii="Times New Roman" w:hAnsi="Times New Roman" w:eastAsia="Times New Roman" w:cs="Times New Roman"/>
+          <w:sz w:val="28"/>
+          <w:szCs w:val="28"/>
+          <w:highlight w:val="none"/>
+          <w:lang w:val="ru-RU"/>
+        </w:rPr>
+        <w:t xml:space="preserve">)</w:t>
+      </w:r>
+      <w:r>
+        <w:rPr>
+          <w:rFonts w:ascii="Times New Roman" w:hAnsi="Times New Roman" w:eastAsia="Times New Roman" w:cs="Times New Roman"/>
+          <w:sz w:val="28"/>
+          <w:szCs w:val="28"/>
+          <w:highlight w:val="none"/>
+          <w:lang w:val="ru-RU"/>
+        </w:rPr>
+        <w:t xml:space="preserve"> </w:t>
+      </w:r>
+      <w:r>
+        <w:rPr>
+          <w:rFonts w:ascii="Times New Roman" w:hAnsi="Times New Roman" w:eastAsia="Times New Roman" w:cs="Times New Roman"/>
+          <w:sz w:val="28"/>
+          <w:szCs w:val="28"/>
+          <w:highlight w:val="none"/>
+          <w:lang w:val="ru-RU"/>
+        </w:rPr>
+        <w:t xml:space="preserve">«Сказитель историй</w:t>
+      </w:r>
+      <w:r>
+        <w:rPr>
+          <w:rFonts w:ascii="Times New Roman" w:hAnsi="Times New Roman" w:eastAsia="Times New Roman" w:cs="Times New Roman"/>
+          <w:sz w:val="28"/>
+          <w:szCs w:val="28"/>
+          <w:highlight w:val="none"/>
+          <w:lang w:val="ru-RU"/>
+        </w:rPr>
+        <w:t xml:space="preserve">»</w:t>
+      </w:r>
+      <w:r>
+        <w:rPr>
+          <w:rFonts w:ascii="Times New Roman" w:hAnsi="Times New Roman" w:eastAsia="Times New Roman" w:cs="Times New Roman"/>
+          <w:sz w:val="28"/>
+          <w:szCs w:val="28"/>
+          <w:highlight w:val="none"/>
+          <w:lang w:val="ru-RU"/>
+        </w:rPr>
+        <w:t xml:space="preserve">;</w:t>
+      </w:r>
+      <w:r>
+        <w:rPr>
+          <w:rFonts w:ascii="Times New Roman" w:hAnsi="Times New Roman" w:eastAsia="Times New Roman" w:cs="Times New Roman"/>
+          <w:sz w:val="28"/>
+          <w:szCs w:val="28"/>
+          <w:highlight w:val="none"/>
+          <w:lang w:val="ru-RU"/>
+        </w:rPr>
+      </w:r>
+    </w:p>
+    <w:p>
+      <w:pPr>
+        <w:rPr>
+          <w:rFonts w:ascii="Times New Roman" w:hAnsi="Times New Roman" w:eastAsia="Times New Roman" w:cs="Times New Roman"/>
+          <w:sz w:val="28"/>
+          <w:szCs w:val="28"/>
+          <w:highlight w:val="none"/>
+          <w:lang w:val="ru-RU"/>
+        </w:rPr>
+      </w:pPr>
+      <w:r>
+        <w:rPr>
+          <w:rFonts w:ascii="Times New Roman" w:hAnsi="Times New Roman" w:eastAsia="Times New Roman" w:cs="Times New Roman"/>
+          <w:sz w:val="28"/>
+          <w:szCs w:val="28"/>
+          <w:highlight w:val="none"/>
+          <w:lang w:val="ru-RU"/>
+        </w:rPr>
+        <w:tab/>
+        <w:t xml:space="preserve">2) </w:t>
+      </w:r>
+      <w:r>
+        <w:rPr>
+          <w:rFonts w:ascii="Times New Roman" w:hAnsi="Times New Roman" w:eastAsia="Times New Roman" w:cs="Times New Roman"/>
+          <w:sz w:val="28"/>
+          <w:szCs w:val="28"/>
+          <w:highlight w:val="none"/>
+          <w:lang w:val="ru-RU"/>
+        </w:rPr>
+        <w:t xml:space="preserve">«Контролер поведения не игровых персонажей</w:t>
+      </w:r>
+      <w:r>
+        <w:rPr>
+          <w:rFonts w:ascii="Times New Roman" w:hAnsi="Times New Roman" w:eastAsia="Times New Roman" w:cs="Times New Roman"/>
+          <w:sz w:val="28"/>
+          <w:szCs w:val="28"/>
+          <w:highlight w:val="none"/>
+          <w:lang w:val="ru-RU"/>
+        </w:rPr>
+        <w:t xml:space="preserve">»</w:t>
+      </w:r>
+      <w:r>
+        <w:rPr>
+          <w:rFonts w:ascii="Times New Roman" w:hAnsi="Times New Roman" w:eastAsia="Times New Roman" w:cs="Times New Roman"/>
+          <w:sz w:val="28"/>
+          <w:szCs w:val="28"/>
+          <w:highlight w:val="none"/>
+          <w:lang w:val="ru-RU"/>
+        </w:rPr>
+        <w:t xml:space="preserve">;</w:t>
+      </w:r>
+      <w:r>
+        <w:rPr>
+          <w:rFonts w:ascii="Times New Roman" w:hAnsi="Times New Roman" w:eastAsia="Times New Roman" w:cs="Times New Roman"/>
+          <w:sz w:val="28"/>
+          <w:szCs w:val="28"/>
+          <w:highlight w:val="none"/>
+          <w:lang w:val="ru-RU"/>
+        </w:rPr>
+      </w:r>
+    </w:p>
+    <w:p>
+      <w:pPr>
+        <w:rPr>
+          <w:rFonts w:ascii="Times New Roman" w:hAnsi="Times New Roman" w:eastAsia="Times New Roman" w:cs="Times New Roman"/>
+          <w:sz w:val="28"/>
+          <w:szCs w:val="28"/>
+          <w:highlight w:val="none"/>
+          <w:lang w:val="ru-RU"/>
+        </w:rPr>
+      </w:pPr>
+      <w:r>
+        <w:rPr>
+          <w:rFonts w:ascii="Times New Roman" w:hAnsi="Times New Roman" w:eastAsia="Times New Roman" w:cs="Times New Roman"/>
+          <w:sz w:val="28"/>
+          <w:szCs w:val="28"/>
+          <w:highlight w:val="none"/>
+          <w:lang w:val="ru-RU"/>
+        </w:rPr>
+        <w:tab/>
+        <w:t xml:space="preserve">3) </w:t>
+      </w:r>
+      <w:r>
+        <w:rPr>
+          <w:rFonts w:ascii="Times New Roman" w:hAnsi="Times New Roman" w:eastAsia="Times New Roman" w:cs="Times New Roman"/>
+          <w:sz w:val="28"/>
+          <w:szCs w:val="28"/>
+          <w:highlight w:val="none"/>
+          <w:lang w:val="ru-RU"/>
+        </w:rPr>
+        <w:t xml:space="preserve">«Генератор икон</w:t>
+      </w:r>
+      <w:r>
+        <w:rPr>
+          <w:rFonts w:ascii="Times New Roman" w:hAnsi="Times New Roman" w:eastAsia="Times New Roman" w:cs="Times New Roman"/>
+          <w:sz w:val="28"/>
+          <w:szCs w:val="28"/>
+          <w:highlight w:val="none"/>
+          <w:lang w:val="ru-RU"/>
+        </w:rPr>
+        <w:t xml:space="preserve">»</w:t>
+      </w:r>
+      <w:r>
+        <w:rPr>
+          <w:rFonts w:ascii="Times New Roman" w:hAnsi="Times New Roman" w:eastAsia="Times New Roman" w:cs="Times New Roman"/>
+          <w:sz w:val="28"/>
+          <w:szCs w:val="28"/>
+          <w:highlight w:val="none"/>
+          <w:lang w:val="ru-RU"/>
+        </w:rPr>
+        <w:t xml:space="preserve">;</w:t>
+      </w:r>
+      <w:r>
+        <w:rPr>
+          <w:rFonts w:ascii="Times New Roman" w:hAnsi="Times New Roman" w:eastAsia="Times New Roman" w:cs="Times New Roman"/>
+          <w:sz w:val="28"/>
+          <w:szCs w:val="28"/>
+          <w:highlight w:val="none"/>
+          <w:lang w:val="ru-RU"/>
+        </w:rPr>
+      </w:r>
+    </w:p>
+    <w:p>
+      <w:pPr>
+        <w:rPr>
+          <w:rFonts w:ascii="Times New Roman" w:hAnsi="Times New Roman" w:eastAsia="Times New Roman" w:cs="Times New Roman"/>
+          <w:sz w:val="28"/>
+          <w:szCs w:val="28"/>
+          <w:highlight w:val="none"/>
+          <w:lang w:val="ru-RU"/>
+        </w:rPr>
+      </w:pPr>
+      <w:r>
+        <w:rPr>
+          <w:rFonts w:ascii="Times New Roman" w:hAnsi="Times New Roman" w:eastAsia="Times New Roman" w:cs="Times New Roman"/>
+          <w:sz w:val="28"/>
+          <w:szCs w:val="28"/>
+          <w:highlight w:val="none"/>
+          <w:lang w:val="ru-RU"/>
+        </w:rPr>
+        <w:tab/>
+      </w:r>
+      <w:r>
+        <w:rPr>
+          <w:rFonts w:ascii="Times New Roman" w:hAnsi="Times New Roman" w:eastAsia="Times New Roman" w:cs="Times New Roman"/>
+          <w:sz w:val="28"/>
+          <w:szCs w:val="28"/>
+          <w:highlight w:val="none"/>
+          <w:lang w:val="ru-RU"/>
+        </w:rPr>
+        <w:t xml:space="preserve">4</w:t>
+      </w:r>
+      <w:r>
+        <w:rPr>
+          <w:rFonts w:ascii="Times New Roman" w:hAnsi="Times New Roman" w:eastAsia="Times New Roman" w:cs="Times New Roman"/>
+          <w:sz w:val="28"/>
+          <w:szCs w:val="28"/>
+          <w:highlight w:val="none"/>
+          <w:lang w:val="ru-RU"/>
+        </w:rPr>
+        <w:t xml:space="preserve">)</w:t>
+      </w:r>
+      <w:r>
+        <w:rPr>
+          <w:rFonts w:ascii="Times New Roman" w:hAnsi="Times New Roman" w:eastAsia="Times New Roman" w:cs="Times New Roman"/>
+          <w:sz w:val="28"/>
+          <w:szCs w:val="28"/>
+          <w:highlight w:val="none"/>
+          <w:lang w:val="ru-RU"/>
+        </w:rPr>
+        <w:t xml:space="preserve"> </w:t>
+      </w:r>
+      <w:r>
+        <w:rPr>
+          <w:rFonts w:ascii="Times New Roman" w:hAnsi="Times New Roman" w:eastAsia="Times New Roman" w:cs="Times New Roman"/>
+          <w:sz w:val="28"/>
+          <w:szCs w:val="28"/>
+          <w:highlight w:val="none"/>
+          <w:lang w:val="ru-RU"/>
+        </w:rPr>
+        <w:t xml:space="preserve">«</w:t>
+      </w:r>
+      <w:r>
+        <w:rPr>
+          <w:rFonts w:ascii="Times New Roman" w:hAnsi="Times New Roman" w:eastAsia="Times New Roman" w:cs="Times New Roman"/>
+          <w:sz w:val="28"/>
+          <w:szCs w:val="28"/>
+          <w:highlight w:val="none"/>
+          <w:lang w:val="ru-RU"/>
+        </w:rPr>
+        <w:t xml:space="preserve">Управление </w:t>
+      </w:r>
+      <w:r>
+        <w:rPr>
+          <w:rFonts w:ascii="Times New Roman" w:hAnsi="Times New Roman" w:eastAsia="Times New Roman" w:cs="Times New Roman"/>
+          <w:sz w:val="28"/>
+          <w:szCs w:val="28"/>
+          <w:highlight w:val="none"/>
+          <w:lang w:val="ru-RU"/>
+        </w:rPr>
+        <w:t xml:space="preserve">U</w:t>
+      </w:r>
+      <w:r>
+        <w:rPr>
+          <w:rFonts w:ascii="Times New Roman" w:hAnsi="Times New Roman" w:eastAsia="Times New Roman" w:cs="Times New Roman"/>
+          <w:sz w:val="28"/>
+          <w:szCs w:val="28"/>
+          <w:highlight w:val="none"/>
+          <w:lang w:val="ru-RU"/>
+        </w:rPr>
+        <w:t xml:space="preserve">n</w:t>
+      </w:r>
+      <w:r>
+        <w:rPr>
+          <w:rFonts w:ascii="Times New Roman" w:hAnsi="Times New Roman" w:eastAsia="Times New Roman" w:cs="Times New Roman"/>
+          <w:sz w:val="28"/>
+          <w:szCs w:val="28"/>
+          <w:highlight w:val="none"/>
+          <w:lang w:val="ru-RU"/>
+        </w:rPr>
+        <w:t xml:space="preserve">i</w:t>
+      </w:r>
+      <w:r>
+        <w:rPr>
+          <w:rFonts w:ascii="Times New Roman" w:hAnsi="Times New Roman" w:eastAsia="Times New Roman" w:cs="Times New Roman"/>
+          <w:sz w:val="28"/>
+          <w:szCs w:val="28"/>
+          <w:highlight w:val="none"/>
+          <w:lang w:val="ru-RU"/>
+        </w:rPr>
+        <w:t xml:space="preserve">t</w:t>
+      </w:r>
+      <w:r>
+        <w:rPr>
+          <w:rFonts w:ascii="Times New Roman" w:hAnsi="Times New Roman" w:eastAsia="Times New Roman" w:cs="Times New Roman"/>
+          <w:sz w:val="28"/>
+          <w:szCs w:val="28"/>
+          <w:highlight w:val="none"/>
+          <w:lang w:val="ru-RU"/>
+        </w:rPr>
+        <w:t xml:space="preserve">y</w:t>
+      </w:r>
+      <w:r>
+        <w:rPr>
+          <w:rFonts w:ascii="Times New Roman" w:hAnsi="Times New Roman" w:eastAsia="Times New Roman" w:cs="Times New Roman"/>
+          <w:sz w:val="28"/>
+          <w:szCs w:val="28"/>
+          <w:highlight w:val="none"/>
+          <w:lang w:val="ru-RU"/>
+        </w:rPr>
+        <w:t xml:space="preserve"> проектом</w:t>
+      </w:r>
+      <w:r>
+        <w:rPr>
+          <w:rFonts w:ascii="Times New Roman" w:hAnsi="Times New Roman" w:eastAsia="Times New Roman" w:cs="Times New Roman"/>
+          <w:sz w:val="28"/>
+          <w:szCs w:val="28"/>
+          <w:highlight w:val="none"/>
+          <w:lang w:val="ru-RU"/>
+        </w:rPr>
+        <w:t xml:space="preserve">»</w:t>
+      </w:r>
+      <w:r>
+        <w:rPr>
+          <w:rFonts w:ascii="Times New Roman" w:hAnsi="Times New Roman" w:eastAsia="Times New Roman" w:cs="Times New Roman"/>
+          <w:sz w:val="28"/>
+          <w:szCs w:val="28"/>
+          <w:highlight w:val="none"/>
+          <w:lang w:val="ru-RU"/>
+        </w:rPr>
+        <w:t xml:space="preserve"> </w:t>
+      </w:r>
+      <w:r>
+        <w:rPr>
+          <w:rFonts w:ascii="Times New Roman" w:hAnsi="Times New Roman" w:eastAsia="Times New Roman" w:cs="Times New Roman"/>
+          <w:sz w:val="28"/>
+          <w:szCs w:val="28"/>
+          <w:highlight w:val="none"/>
+          <w:lang w:val="ru-RU"/>
+        </w:rPr>
+        <w:t xml:space="preserve">–</w:t>
+      </w:r>
+      <w:r>
+        <w:rPr>
+          <w:rFonts w:ascii="Times New Roman" w:hAnsi="Times New Roman" w:eastAsia="Times New Roman" w:cs="Times New Roman"/>
+          <w:sz w:val="28"/>
+          <w:szCs w:val="28"/>
+          <w:highlight w:val="none"/>
+          <w:lang w:val="ru-RU"/>
+        </w:rPr>
+        <w:t xml:space="preserve"> </w:t>
+      </w:r>
+      <w:r>
+        <w:rPr>
+          <w:rFonts w:ascii="Times New Roman" w:hAnsi="Times New Roman" w:eastAsia="Times New Roman" w:cs="Times New Roman"/>
+          <w:sz w:val="28"/>
+          <w:szCs w:val="28"/>
+          <w:highlight w:val="none"/>
+          <w:lang w:val="ru-RU"/>
+        </w:rPr>
+        <w:t xml:space="preserve">i</w:t>
+      </w:r>
+      <w:r>
+        <w:rPr>
+          <w:rFonts w:ascii="Times New Roman" w:hAnsi="Times New Roman" w:eastAsia="Times New Roman" w:cs="Times New Roman"/>
+          <w:sz w:val="28"/>
+          <w:szCs w:val="28"/>
+          <w:highlight w:val="none"/>
+          <w:lang w:val="ru-RU"/>
+        </w:rPr>
+        <w:t xml:space="preserve">n</w:t>
+      </w:r>
+      <w:r>
+        <w:rPr>
+          <w:rFonts w:ascii="Times New Roman" w:hAnsi="Times New Roman" w:eastAsia="Times New Roman" w:cs="Times New Roman"/>
+          <w:sz w:val="28"/>
+          <w:szCs w:val="28"/>
+          <w:highlight w:val="none"/>
+          <w:lang w:val="ru-RU"/>
+        </w:rPr>
+        <w:t xml:space="preserve">s</w:t>
+      </w:r>
+      <w:r>
+        <w:rPr>
+          <w:rFonts w:ascii="Times New Roman" w:hAnsi="Times New Roman" w:eastAsia="Times New Roman" w:cs="Times New Roman"/>
+          <w:sz w:val="28"/>
+          <w:szCs w:val="28"/>
+          <w:highlight w:val="none"/>
+          <w:lang w:val="ru-RU"/>
+        </w:rPr>
+        <w:t xml:space="preserve">p</w:t>
+      </w:r>
+      <w:r>
+        <w:rPr>
+          <w:rFonts w:ascii="Times New Roman" w:hAnsi="Times New Roman" w:eastAsia="Times New Roman" w:cs="Times New Roman"/>
+          <w:sz w:val="28"/>
+          <w:szCs w:val="28"/>
+          <w:highlight w:val="none"/>
+          <w:lang w:val="ru-RU"/>
+        </w:rPr>
+        <w:t xml:space="preserve">e</w:t>
+      </w:r>
+      <w:r>
+        <w:rPr>
+          <w:rFonts w:ascii="Times New Roman" w:hAnsi="Times New Roman" w:eastAsia="Times New Roman" w:cs="Times New Roman"/>
+          <w:sz w:val="28"/>
+          <w:szCs w:val="28"/>
+          <w:highlight w:val="none"/>
+          <w:lang w:val="ru-RU"/>
+        </w:rPr>
+        <w:t xml:space="preserve">c</w:t>
+      </w:r>
+      <w:r>
+        <w:rPr>
+          <w:rFonts w:ascii="Times New Roman" w:hAnsi="Times New Roman" w:eastAsia="Times New Roman" w:cs="Times New Roman"/>
+          <w:sz w:val="28"/>
+          <w:szCs w:val="28"/>
+          <w:highlight w:val="none"/>
+          <w:lang w:val="ru-RU"/>
+        </w:rPr>
+        <w:t xml:space="preserve">t</w:t>
+      </w:r>
+      <w:r>
+        <w:rPr>
+          <w:rFonts w:ascii="Times New Roman" w:hAnsi="Times New Roman" w:eastAsia="Times New Roman" w:cs="Times New Roman"/>
+          <w:sz w:val="28"/>
+          <w:szCs w:val="28"/>
+          <w:highlight w:val="none"/>
+          <w:lang w:val="ru-RU"/>
+        </w:rPr>
+        <w:t xml:space="preserve">o</w:t>
+      </w:r>
+      <w:r>
+        <w:rPr>
+          <w:rFonts w:ascii="Times New Roman" w:hAnsi="Times New Roman" w:eastAsia="Times New Roman" w:cs="Times New Roman"/>
+          <w:sz w:val="28"/>
+          <w:szCs w:val="28"/>
+          <w:highlight w:val="none"/>
+          <w:lang w:val="ru-RU"/>
+        </w:rPr>
+        <w:t xml:space="preserve">r</w:t>
+      </w:r>
+      <w:r>
+        <w:rPr>
+          <w:rFonts w:ascii="Times New Roman" w:hAnsi="Times New Roman" w:eastAsia="Times New Roman" w:cs="Times New Roman"/>
+          <w:sz w:val="28"/>
+          <w:szCs w:val="28"/>
+          <w:highlight w:val="none"/>
+          <w:lang w:val="ru-RU"/>
+        </w:rPr>
+        <w:t xml:space="preserve">,</w:t>
+      </w:r>
+      <w:r>
+        <w:rPr>
+          <w:rFonts w:ascii="Times New Roman" w:hAnsi="Times New Roman" w:eastAsia="Times New Roman" w:cs="Times New Roman"/>
+          <w:sz w:val="28"/>
+          <w:szCs w:val="28"/>
+          <w:highlight w:val="none"/>
+          <w:lang w:val="ru-RU"/>
+        </w:rPr>
+        <w:t xml:space="preserve"> </w:t>
+      </w:r>
+      <w:r>
+        <w:rPr>
+          <w:rFonts w:ascii="Times New Roman" w:hAnsi="Times New Roman" w:eastAsia="Times New Roman" w:cs="Times New Roman"/>
+          <w:sz w:val="28"/>
+          <w:szCs w:val="28"/>
+          <w:highlight w:val="none"/>
+          <w:lang w:val="ru-RU"/>
+        </w:rPr>
+        <w:t xml:space="preserve">p</w:t>
+      </w:r>
+      <w:r>
+        <w:rPr>
+          <w:rFonts w:ascii="Times New Roman" w:hAnsi="Times New Roman" w:eastAsia="Times New Roman" w:cs="Times New Roman"/>
+          <w:sz w:val="28"/>
+          <w:szCs w:val="28"/>
+          <w:highlight w:val="none"/>
+          <w:lang w:val="ru-RU"/>
+        </w:rPr>
+        <w:t xml:space="preserve">r</w:t>
+      </w:r>
+      <w:r>
+        <w:rPr>
+          <w:rFonts w:ascii="Times New Roman" w:hAnsi="Times New Roman" w:eastAsia="Times New Roman" w:cs="Times New Roman"/>
+          <w:sz w:val="28"/>
+          <w:szCs w:val="28"/>
+          <w:highlight w:val="none"/>
+          <w:lang w:val="ru-RU"/>
+        </w:rPr>
+        <w:t xml:space="preserve">o</w:t>
+      </w:r>
+      <w:r>
+        <w:rPr>
+          <w:rFonts w:ascii="Times New Roman" w:hAnsi="Times New Roman" w:eastAsia="Times New Roman" w:cs="Times New Roman"/>
+          <w:sz w:val="28"/>
+          <w:szCs w:val="28"/>
+          <w:highlight w:val="none"/>
+          <w:lang w:val="ru-RU"/>
+        </w:rPr>
+        <w:t xml:space="preserve">j</w:t>
+      </w:r>
+      <w:r>
+        <w:rPr>
+          <w:rFonts w:ascii="Times New Roman" w:hAnsi="Times New Roman" w:eastAsia="Times New Roman" w:cs="Times New Roman"/>
+          <w:sz w:val="28"/>
+          <w:szCs w:val="28"/>
+          <w:highlight w:val="none"/>
+          <w:lang w:val="ru-RU"/>
+        </w:rPr>
+        <w:t xml:space="preserve">e</w:t>
+      </w:r>
+      <w:r>
+        <w:rPr>
+          <w:rFonts w:ascii="Times New Roman" w:hAnsi="Times New Roman" w:eastAsia="Times New Roman" w:cs="Times New Roman"/>
+          <w:sz w:val="28"/>
+          <w:szCs w:val="28"/>
+          <w:highlight w:val="none"/>
+          <w:lang w:val="ru-RU"/>
+        </w:rPr>
+        <w:t xml:space="preserve">c</w:t>
+      </w:r>
+      <w:r>
+        <w:rPr>
+          <w:rFonts w:ascii="Times New Roman" w:hAnsi="Times New Roman" w:eastAsia="Times New Roman" w:cs="Times New Roman"/>
+          <w:sz w:val="28"/>
+          <w:szCs w:val="28"/>
+          <w:highlight w:val="none"/>
+          <w:lang w:val="ru-RU"/>
+        </w:rPr>
+        <w:t xml:space="preserve">t</w:t>
+      </w:r>
+      <w:r>
+        <w:rPr>
+          <w:rFonts w:ascii="Times New Roman" w:hAnsi="Times New Roman" w:eastAsia="Times New Roman" w:cs="Times New Roman"/>
+          <w:sz w:val="28"/>
+          <w:szCs w:val="28"/>
+          <w:highlight w:val="none"/>
+          <w:lang w:val="ru-RU"/>
+        </w:rPr>
+        <w:t xml:space="preserve"> </w:t>
+      </w:r>
+      <w:r>
+        <w:rPr>
+          <w:rFonts w:ascii="Times New Roman" w:hAnsi="Times New Roman" w:eastAsia="Times New Roman" w:cs="Times New Roman"/>
+          <w:sz w:val="28"/>
+          <w:szCs w:val="28"/>
+          <w:highlight w:val="none"/>
+          <w:lang w:val="ru-RU"/>
+        </w:rPr>
+        <w:t xml:space="preserve">s</w:t>
+      </w:r>
+      <w:r>
+        <w:rPr>
+          <w:rFonts w:ascii="Times New Roman" w:hAnsi="Times New Roman" w:eastAsia="Times New Roman" w:cs="Times New Roman"/>
+          <w:sz w:val="28"/>
+          <w:szCs w:val="28"/>
+          <w:highlight w:val="none"/>
+          <w:lang w:val="ru-RU"/>
+        </w:rPr>
+        <w:t xml:space="preserve">e</w:t>
+      </w:r>
+      <w:r>
+        <w:rPr>
+          <w:rFonts w:ascii="Times New Roman" w:hAnsi="Times New Roman" w:eastAsia="Times New Roman" w:cs="Times New Roman"/>
+          <w:sz w:val="28"/>
+          <w:szCs w:val="28"/>
+          <w:highlight w:val="none"/>
+          <w:lang w:val="ru-RU"/>
+        </w:rPr>
+        <w:t xml:space="preserve">t</w:t>
+      </w:r>
+      <w:r>
+        <w:rPr>
+          <w:rFonts w:ascii="Times New Roman" w:hAnsi="Times New Roman" w:eastAsia="Times New Roman" w:cs="Times New Roman"/>
+          <w:sz w:val="28"/>
+          <w:szCs w:val="28"/>
+          <w:highlight w:val="none"/>
+          <w:lang w:val="ru-RU"/>
+        </w:rPr>
+        <w:t xml:space="preserve">t</w:t>
+      </w:r>
+      <w:r>
+        <w:rPr>
+          <w:rFonts w:ascii="Times New Roman" w:hAnsi="Times New Roman" w:eastAsia="Times New Roman" w:cs="Times New Roman"/>
+          <w:sz w:val="28"/>
+          <w:szCs w:val="28"/>
+          <w:highlight w:val="none"/>
+          <w:lang w:val="ru-RU"/>
+        </w:rPr>
+        <w:t xml:space="preserve">i</w:t>
+      </w:r>
+      <w:r>
+        <w:rPr>
+          <w:rFonts w:ascii="Times New Roman" w:hAnsi="Times New Roman" w:eastAsia="Times New Roman" w:cs="Times New Roman"/>
+          <w:sz w:val="28"/>
+          <w:szCs w:val="28"/>
+          <w:highlight w:val="none"/>
+          <w:lang w:val="ru-RU"/>
+        </w:rPr>
+        <w:t xml:space="preserve">n</w:t>
+      </w:r>
+      <w:r>
+        <w:rPr>
+          <w:rFonts w:ascii="Times New Roman" w:hAnsi="Times New Roman" w:eastAsia="Times New Roman" w:cs="Times New Roman"/>
+          <w:sz w:val="28"/>
+          <w:szCs w:val="28"/>
+          <w:highlight w:val="none"/>
+          <w:lang w:val="ru-RU"/>
+        </w:rPr>
+        <w:t xml:space="preserve">g</w:t>
+      </w:r>
+      <w:r>
+        <w:rPr>
+          <w:rFonts w:ascii="Times New Roman" w:hAnsi="Times New Roman" w:eastAsia="Times New Roman" w:cs="Times New Roman"/>
+          <w:sz w:val="28"/>
+          <w:szCs w:val="28"/>
+          <w:highlight w:val="none"/>
+          <w:lang w:val="ru-RU"/>
+        </w:rPr>
+        <w:t xml:space="preserve">s</w:t>
+      </w:r>
+      <w:r>
+        <w:rPr>
+          <w:rFonts w:ascii="Times New Roman" w:hAnsi="Times New Roman" w:eastAsia="Times New Roman" w:cs="Times New Roman"/>
+          <w:sz w:val="28"/>
+          <w:szCs w:val="28"/>
+          <w:highlight w:val="none"/>
+          <w:lang w:val="ru-RU"/>
+        </w:rPr>
+        <w:t xml:space="preserve">;</w:t>
+      </w:r>
+      <w:r>
+        <w:rPr>
+          <w:rFonts w:ascii="Times New Roman" w:hAnsi="Times New Roman" w:eastAsia="Times New Roman" w:cs="Times New Roman"/>
+          <w:sz w:val="28"/>
+          <w:szCs w:val="28"/>
+          <w:highlight w:val="none"/>
+          <w:lang w:val="ru-RU"/>
+        </w:rPr>
+      </w:r>
+    </w:p>
+    <w:p>
+      <w:pPr>
+        <w:rPr>
+          <w:rFonts w:ascii="Times New Roman" w:hAnsi="Times New Roman" w:eastAsia="Times New Roman" w:cs="Times New Roman"/>
+          <w:sz w:val="28"/>
+          <w:szCs w:val="28"/>
+          <w:highlight w:val="none"/>
+          <w:lang w:val="ru-RU"/>
+        </w:rPr>
+      </w:pPr>
+      <w:r>
+        <w:rPr>
+          <w:rFonts w:ascii="Times New Roman" w:hAnsi="Times New Roman" w:eastAsia="Times New Roman" w:cs="Times New Roman"/>
+          <w:sz w:val="28"/>
+          <w:szCs w:val="28"/>
+          <w:highlight w:val="none"/>
+          <w:lang w:val="ru-RU"/>
+        </w:rPr>
+        <w:tab/>
+      </w:r>
+      <w:r>
+        <w:rPr>
+          <w:rFonts w:ascii="Times New Roman" w:hAnsi="Times New Roman" w:eastAsia="Times New Roman" w:cs="Times New Roman"/>
+          <w:sz w:val="28"/>
+          <w:szCs w:val="28"/>
+          <w:highlight w:val="none"/>
+          <w:lang w:val="ru-RU"/>
+        </w:rPr>
+        <w:t xml:space="preserve">5</w:t>
+      </w:r>
+      <w:r>
+        <w:rPr>
+          <w:rFonts w:ascii="Times New Roman" w:hAnsi="Times New Roman" w:eastAsia="Times New Roman" w:cs="Times New Roman"/>
+          <w:sz w:val="28"/>
+          <w:szCs w:val="28"/>
+          <w:highlight w:val="none"/>
+          <w:lang w:val="ru-RU"/>
+        </w:rPr>
+        <w:t xml:space="preserve">)</w:t>
+      </w:r>
+      <w:r>
+        <w:rPr>
+          <w:rFonts w:ascii="Times New Roman" w:hAnsi="Times New Roman" w:eastAsia="Times New Roman" w:cs="Times New Roman"/>
+          <w:sz w:val="28"/>
+          <w:szCs w:val="28"/>
+          <w:highlight w:val="none"/>
+          <w:lang w:val="ru-RU"/>
+        </w:rPr>
+        <w:t xml:space="preserve"> </w:t>
+      </w:r>
+      <w:r>
+        <w:rPr>
+          <w:rFonts w:ascii="Times New Roman" w:hAnsi="Times New Roman" w:eastAsia="Times New Roman" w:cs="Times New Roman"/>
+          <w:sz w:val="28"/>
+          <w:szCs w:val="28"/>
+          <w:highlight w:val="none"/>
+          <w:lang w:val="ru-RU"/>
+        </w:rPr>
+        <w:t xml:space="preserve">«Персонализация контента</w:t>
+      </w:r>
+      <w:r>
+        <w:rPr>
+          <w:rFonts w:ascii="Times New Roman" w:hAnsi="Times New Roman" w:eastAsia="Times New Roman" w:cs="Times New Roman"/>
+          <w:sz w:val="28"/>
+          <w:szCs w:val="28"/>
+          <w:highlight w:val="none"/>
+          <w:lang w:val="ru-RU"/>
+        </w:rPr>
+        <w:t xml:space="preserve">» – интерфейс в режиме </w:t>
+      </w:r>
+      <w:r>
+        <w:rPr>
+          <w:rFonts w:ascii="Times New Roman" w:hAnsi="Times New Roman" w:eastAsia="Times New Roman" w:cs="Times New Roman"/>
+          <w:sz w:val="28"/>
+          <w:szCs w:val="28"/>
+          <w:highlight w:val="none"/>
+          <w:lang w:val="ru-RU"/>
+        </w:rPr>
+        <w:t xml:space="preserve">U</w:t>
+      </w:r>
+      <w:r>
+        <w:rPr>
+          <w:rFonts w:ascii="Times New Roman" w:hAnsi="Times New Roman" w:eastAsia="Times New Roman" w:cs="Times New Roman"/>
+          <w:sz w:val="28"/>
+          <w:szCs w:val="28"/>
+          <w:highlight w:val="none"/>
+          <w:lang w:val="ru-RU"/>
+        </w:rPr>
+        <w:t xml:space="preserve">n</w:t>
+      </w:r>
+      <w:r>
+        <w:rPr>
+          <w:rFonts w:ascii="Times New Roman" w:hAnsi="Times New Roman" w:eastAsia="Times New Roman" w:cs="Times New Roman"/>
+          <w:sz w:val="28"/>
+          <w:szCs w:val="28"/>
+          <w:highlight w:val="none"/>
+          <w:lang w:val="ru-RU"/>
+        </w:rPr>
+        <w:t xml:space="preserve">i</w:t>
+      </w:r>
+      <w:r>
+        <w:rPr>
+          <w:rFonts w:ascii="Times New Roman" w:hAnsi="Times New Roman" w:eastAsia="Times New Roman" w:cs="Times New Roman"/>
+          <w:sz w:val="28"/>
+          <w:szCs w:val="28"/>
+          <w:highlight w:val="none"/>
+          <w:lang w:val="ru-RU"/>
+        </w:rPr>
+        <w:t xml:space="preserve">t</w:t>
+      </w:r>
+      <w:r>
+        <w:rPr>
+          <w:rFonts w:ascii="Times New Roman" w:hAnsi="Times New Roman" w:eastAsia="Times New Roman" w:cs="Times New Roman"/>
+          <w:sz w:val="28"/>
+          <w:szCs w:val="28"/>
+          <w:highlight w:val="none"/>
+          <w:lang w:val="ru-RU"/>
+        </w:rPr>
+        <w:t xml:space="preserve">y</w:t>
+      </w:r>
+      <w:r>
+        <w:rPr>
+          <w:rFonts w:ascii="Times New Roman" w:hAnsi="Times New Roman" w:eastAsia="Times New Roman" w:cs="Times New Roman"/>
+          <w:sz w:val="28"/>
+          <w:szCs w:val="28"/>
+          <w:highlight w:val="none"/>
+          <w:lang w:val="ru-RU"/>
+        </w:rPr>
+        <w:t xml:space="preserve"> </w:t>
+      </w:r>
+      <w:r>
+        <w:rPr>
+          <w:rFonts w:ascii="Times New Roman" w:hAnsi="Times New Roman" w:eastAsia="Times New Roman" w:cs="Times New Roman"/>
+          <w:sz w:val="28"/>
+          <w:szCs w:val="28"/>
+          <w:highlight w:val="none"/>
+          <w:lang w:val="ru-RU"/>
+        </w:rPr>
+        <w:t xml:space="preserve">P</w:t>
+      </w:r>
+      <w:r>
+        <w:rPr>
+          <w:rFonts w:ascii="Times New Roman" w:hAnsi="Times New Roman" w:eastAsia="Times New Roman" w:cs="Times New Roman"/>
+          <w:sz w:val="28"/>
+          <w:szCs w:val="28"/>
+          <w:highlight w:val="none"/>
+          <w:lang w:val="ru-RU"/>
+        </w:rPr>
+        <w:t xml:space="preserve">l</w:t>
+      </w:r>
+      <w:r>
+        <w:rPr>
+          <w:rFonts w:ascii="Times New Roman" w:hAnsi="Times New Roman" w:eastAsia="Times New Roman" w:cs="Times New Roman"/>
+          <w:sz w:val="28"/>
+          <w:szCs w:val="28"/>
+          <w:highlight w:val="none"/>
+          <w:lang w:val="ru-RU"/>
+        </w:rPr>
+        <w:t xml:space="preserve">a</w:t>
+      </w:r>
+      <w:r>
+        <w:rPr>
+          <w:rFonts w:ascii="Times New Roman" w:hAnsi="Times New Roman" w:eastAsia="Times New Roman" w:cs="Times New Roman"/>
+          <w:sz w:val="28"/>
+          <w:szCs w:val="28"/>
+          <w:highlight w:val="none"/>
+          <w:lang w:val="ru-RU"/>
+        </w:rPr>
+        <w:t xml:space="preserve">y</w:t>
+      </w:r>
+      <w:r>
+        <w:rPr>
+          <w:rFonts w:ascii="Times New Roman" w:hAnsi="Times New Roman" w:eastAsia="Times New Roman" w:cs="Times New Roman"/>
+          <w:sz w:val="28"/>
+          <w:szCs w:val="28"/>
+          <w:highlight w:val="none"/>
+          <w:lang w:val="ru-RU"/>
+        </w:rPr>
+        <w:t xml:space="preserve"> </w:t>
+      </w:r>
+      <w:r>
+        <w:rPr>
+          <w:rFonts w:ascii="Times New Roman" w:hAnsi="Times New Roman" w:eastAsia="Times New Roman" w:cs="Times New Roman"/>
+          <w:sz w:val="28"/>
+          <w:szCs w:val="28"/>
+          <w:highlight w:val="none"/>
+          <w:lang w:val="ru-RU"/>
+        </w:rPr>
+        <w:t xml:space="preserve">m</w:t>
+      </w:r>
+      <w:r>
+        <w:rPr>
+          <w:rFonts w:ascii="Times New Roman" w:hAnsi="Times New Roman" w:eastAsia="Times New Roman" w:cs="Times New Roman"/>
+          <w:sz w:val="28"/>
+          <w:szCs w:val="28"/>
+          <w:highlight w:val="none"/>
+          <w:lang w:val="ru-RU"/>
+        </w:rPr>
+        <w:t xml:space="preserve">o</w:t>
+      </w:r>
+      <w:r>
+        <w:rPr>
+          <w:rFonts w:ascii="Times New Roman" w:hAnsi="Times New Roman" w:eastAsia="Times New Roman" w:cs="Times New Roman"/>
+          <w:sz w:val="28"/>
+          <w:szCs w:val="28"/>
+          <w:highlight w:val="none"/>
+          <w:lang w:val="ru-RU"/>
+        </w:rPr>
+        <w:t xml:space="preserve">d</w:t>
+      </w:r>
+      <w:r>
+        <w:rPr>
+          <w:rFonts w:ascii="Times New Roman" w:hAnsi="Times New Roman" w:eastAsia="Times New Roman" w:cs="Times New Roman"/>
+          <w:sz w:val="28"/>
+          <w:szCs w:val="28"/>
+          <w:highlight w:val="none"/>
+          <w:lang w:val="ru-RU"/>
+        </w:rPr>
+        <w:t xml:space="preserve">e</w:t>
+      </w:r>
+      <w:r>
+        <w:rPr>
+          <w:rFonts w:ascii="Times New Roman" w:hAnsi="Times New Roman" w:eastAsia="Times New Roman" w:cs="Times New Roman"/>
+          <w:sz w:val="28"/>
+          <w:szCs w:val="28"/>
+          <w:highlight w:val="none"/>
+          <w:lang w:val="ru-RU"/>
+        </w:rPr>
+        <w:t xml:space="preserve">;</w:t>
+      </w:r>
+      <w:r>
+        <w:rPr>
+          <w:rFonts w:ascii="Times New Roman" w:hAnsi="Times New Roman" w:eastAsia="Times New Roman" w:cs="Times New Roman"/>
+          <w:sz w:val="28"/>
+          <w:szCs w:val="28"/>
+          <w:highlight w:val="none"/>
+          <w:lang w:val="ru-RU"/>
+        </w:rPr>
+      </w:r>
+    </w:p>
+    <w:p>
+      <w:pPr>
+        <w:rPr>
+          <w:rFonts w:ascii="Times New Roman" w:hAnsi="Times New Roman" w:eastAsia="Times New Roman" w:cs="Times New Roman"/>
+          <w:sz w:val="28"/>
+          <w:szCs w:val="28"/>
+          <w:highlight w:val="none"/>
+          <w:lang w:val="ru-RU"/>
+        </w:rPr>
+      </w:pPr>
+      <w:r>
+        <w:rPr>
+          <w:rFonts w:ascii="Times New Roman" w:hAnsi="Times New Roman" w:eastAsia="Times New Roman" w:cs="Times New Roman"/>
+          <w:sz w:val="28"/>
+          <w:szCs w:val="28"/>
+          <w:highlight w:val="none"/>
+          <w:lang w:val="ru-RU"/>
+        </w:rPr>
+        <w:tab/>
+      </w:r>
+      <w:r>
+        <w:rPr>
+          <w:rFonts w:ascii="Times New Roman" w:hAnsi="Times New Roman" w:eastAsia="Times New Roman" w:cs="Times New Roman"/>
+          <w:sz w:val="28"/>
+          <w:szCs w:val="28"/>
+          <w:highlight w:val="none"/>
+          <w:lang w:val="ru-RU"/>
+        </w:rPr>
+        <w:t xml:space="preserve">6</w:t>
+      </w:r>
+      <w:r>
+        <w:rPr>
+          <w:rFonts w:ascii="Times New Roman" w:hAnsi="Times New Roman" w:eastAsia="Times New Roman" w:cs="Times New Roman"/>
+          <w:sz w:val="28"/>
+          <w:szCs w:val="28"/>
+          <w:highlight w:val="none"/>
+          <w:lang w:val="ru-RU"/>
+        </w:rPr>
+        <w:t xml:space="preserve">)</w:t>
+      </w:r>
+      <w:r>
+        <w:rPr>
+          <w:rFonts w:ascii="Times New Roman" w:hAnsi="Times New Roman" w:eastAsia="Times New Roman" w:cs="Times New Roman"/>
+          <w:sz w:val="28"/>
+          <w:szCs w:val="28"/>
+          <w:highlight w:val="none"/>
+          <w:lang w:val="ru-RU"/>
+        </w:rPr>
+        <w:t xml:space="preserve"> </w:t>
+      </w:r>
+      <w:r>
+        <w:rPr>
+          <w:rFonts w:ascii="Times New Roman" w:hAnsi="Times New Roman" w:eastAsia="Times New Roman" w:cs="Times New Roman"/>
+          <w:sz w:val="28"/>
+          <w:szCs w:val="28"/>
+          <w:highlight w:val="none"/>
+          <w:lang w:val="ru-RU"/>
+        </w:rPr>
+        <w:t xml:space="preserve">«Мониторинг качества контента</w:t>
+      </w:r>
+      <w:r>
+        <w:rPr>
+          <w:rFonts w:ascii="Times New Roman" w:hAnsi="Times New Roman" w:eastAsia="Times New Roman" w:cs="Times New Roman"/>
+          <w:sz w:val="28"/>
+          <w:szCs w:val="28"/>
+          <w:highlight w:val="none"/>
+          <w:lang w:val="ru-RU"/>
+        </w:rPr>
+        <w:t xml:space="preserve">» – для соответствия стандартам</w:t>
+      </w:r>
+      <w:r>
+        <w:rPr>
+          <w:rFonts w:ascii="Times New Roman" w:hAnsi="Times New Roman" w:eastAsia="Times New Roman" w:cs="Times New Roman"/>
+          <w:sz w:val="28"/>
+          <w:szCs w:val="28"/>
+          <w:highlight w:val="none"/>
+          <w:lang w:val="ru-RU"/>
+        </w:rPr>
+        <w:t xml:space="preserve">;</w:t>
+      </w:r>
+      <w:r>
+        <w:rPr>
+          <w:rFonts w:ascii="Times New Roman" w:hAnsi="Times New Roman" w:eastAsia="Times New Roman" w:cs="Times New Roman"/>
+          <w:sz w:val="28"/>
+          <w:szCs w:val="28"/>
+          <w:highlight w:val="none"/>
+          <w:lang w:val="ru-RU"/>
+        </w:rPr>
+      </w:r>
+    </w:p>
+    <w:p>
+      <w:pPr>
+        <w:rPr>
+          <w:rFonts w:ascii="Times New Roman" w:hAnsi="Times New Roman" w:eastAsia="Times New Roman" w:cs="Times New Roman"/>
+          <w:sz w:val="28"/>
+          <w:szCs w:val="28"/>
+          <w:highlight w:val="none"/>
+          <w:lang w:val="ru-RU"/>
+        </w:rPr>
+      </w:pPr>
+      <w:r>
+        <w:rPr>
+          <w:rFonts w:ascii="Times New Roman" w:hAnsi="Times New Roman" w:eastAsia="Times New Roman" w:cs="Times New Roman"/>
+          <w:sz w:val="28"/>
+          <w:szCs w:val="28"/>
+          <w:highlight w:val="none"/>
+          <w:lang w:val="ru-RU"/>
+        </w:rPr>
+        <w:tab/>
+      </w:r>
+      <w:r>
+        <w:rPr>
+          <w:rFonts w:ascii="Times New Roman" w:hAnsi="Times New Roman" w:eastAsia="Times New Roman" w:cs="Times New Roman"/>
+          <w:sz w:val="28"/>
+          <w:szCs w:val="28"/>
+          <w:highlight w:val="none"/>
+          <w:lang w:val="ru-RU"/>
+        </w:rPr>
+        <w:t xml:space="preserve">7</w:t>
+      </w:r>
+      <w:r>
+        <w:rPr>
+          <w:rFonts w:ascii="Times New Roman" w:hAnsi="Times New Roman" w:eastAsia="Times New Roman" w:cs="Times New Roman"/>
+          <w:sz w:val="28"/>
+          <w:szCs w:val="28"/>
+          <w:highlight w:val="none"/>
+          <w:lang w:val="ru-RU"/>
+        </w:rPr>
+        <w:t xml:space="preserve">)</w:t>
+      </w:r>
+      <w:r>
+        <w:rPr>
+          <w:rFonts w:ascii="Times New Roman" w:hAnsi="Times New Roman" w:eastAsia="Times New Roman" w:cs="Times New Roman"/>
+          <w:sz w:val="28"/>
+          <w:szCs w:val="28"/>
+          <w:highlight w:val="none"/>
+          <w:lang w:val="ru-RU"/>
+        </w:rPr>
+        <w:t xml:space="preserve"> </w:t>
+      </w:r>
+      <w:r>
+        <w:rPr>
+          <w:rFonts w:ascii="Times New Roman" w:hAnsi="Times New Roman" w:eastAsia="Times New Roman" w:cs="Times New Roman"/>
+          <w:sz w:val="28"/>
+          <w:szCs w:val="28"/>
+          <w:highlight w:val="none"/>
+          <w:lang w:val="ru-RU"/>
+        </w:rPr>
+        <w:t xml:space="preserve">«Сохранение результатов</w:t>
+      </w:r>
+      <w:r>
+        <w:rPr>
+          <w:rFonts w:ascii="Times New Roman" w:hAnsi="Times New Roman" w:eastAsia="Times New Roman" w:cs="Times New Roman"/>
+          <w:sz w:val="28"/>
+          <w:szCs w:val="28"/>
+          <w:highlight w:val="none"/>
+          <w:lang w:val="ru-RU"/>
+        </w:rPr>
+        <w:t xml:space="preserve">» – сохранение созданных миров</w:t>
+      </w:r>
+      <w:r>
+        <w:rPr>
+          <w:rFonts w:ascii="Times New Roman" w:hAnsi="Times New Roman" w:eastAsia="Times New Roman" w:cs="Times New Roman"/>
+          <w:sz w:val="28"/>
+          <w:szCs w:val="28"/>
+          <w:highlight w:val="none"/>
+          <w:lang w:val="ru-RU"/>
+        </w:rPr>
+        <w:t xml:space="preserve">;</w:t>
+      </w:r>
+      <w:r>
+        <w:rPr>
+          <w:rFonts w:ascii="Times New Roman" w:hAnsi="Times New Roman" w:eastAsia="Times New Roman" w:cs="Times New Roman"/>
+          <w:sz w:val="28"/>
+          <w:szCs w:val="28"/>
+          <w:highlight w:val="none"/>
+          <w:lang w:val="ru-RU"/>
+        </w:rPr>
+      </w:r>
+      <w:r>
+        <w:rPr>
+          <w:rFonts w:ascii="Times New Roman" w:hAnsi="Times New Roman" w:eastAsia="Times New Roman" w:cs="Times New Roman"/>
+          <w:sz w:val="28"/>
+          <w:szCs w:val="28"/>
+          <w:highlight w:val="none"/>
+          <w:lang w:val="ru-RU"/>
+        </w:rPr>
+      </w:r>
+    </w:p>
+    <w:p>
+      <w:pPr>
+        <w:pStyle w:val="686"/>
+        <w:rPr>
+          <w:rFonts w:ascii="Times New Roman" w:hAnsi="Times New Roman" w:eastAsia="Times New Roman" w:cs="Times New Roman"/>
+          <w:b/>
+          <w:bCs/>
+          <w:sz w:val="28"/>
+          <w:szCs w:val="28"/>
+          <w:highlight w:val="none"/>
+        </w:rPr>
+      </w:pPr>
+      <w:r>
+        <w:rPr>
+          <w:rFonts w:ascii="Times New Roman" w:hAnsi="Times New Roman" w:eastAsia="Times New Roman" w:cs="Times New Roman"/>
+          <w:b/>
+          <w:bCs/>
+          <w:sz w:val="28"/>
+          <w:szCs w:val="28"/>
+          <w:highlight w:val="none"/>
+          <w:lang w:val="ru-RU"/>
+        </w:rPr>
+        <w:t xml:space="preserve">4</w:t>
+      </w:r>
+      <w:r>
+        <w:rPr>
+          <w:rFonts w:ascii="Times New Roman" w:hAnsi="Times New Roman" w:eastAsia="Times New Roman" w:cs="Times New Roman"/>
+          <w:b/>
+          <w:bCs/>
+          <w:sz w:val="28"/>
+          <w:szCs w:val="28"/>
+          <w:highlight w:val="none"/>
+          <w:lang w:val="ru-RU"/>
+        </w:rPr>
+        <w:t xml:space="preserve">.</w:t>
+      </w:r>
+      <w:r>
+        <w:rPr>
+          <w:rFonts w:ascii="Times New Roman" w:hAnsi="Times New Roman" w:eastAsia="Times New Roman" w:cs="Times New Roman"/>
+          <w:b/>
+          <w:bCs/>
+          <w:sz w:val="28"/>
+          <w:szCs w:val="28"/>
+          <w:highlight w:val="none"/>
+          <w:lang w:val="ru-RU"/>
+        </w:rPr>
+        <w:t xml:space="preserve">1</w:t>
+      </w:r>
+      <w:r>
+        <w:rPr>
+          <w:rFonts w:ascii="Times New Roman" w:hAnsi="Times New Roman" w:eastAsia="Times New Roman" w:cs="Times New Roman"/>
+          <w:b/>
+          <w:bCs/>
+          <w:sz w:val="28"/>
+          <w:szCs w:val="28"/>
+          <w:highlight w:val="none"/>
+          <w:lang w:val="ru-RU"/>
+        </w:rPr>
+        <w:t xml:space="preserve">.</w:t>
+      </w:r>
+      <w:r>
+        <w:rPr>
+          <w:rFonts w:ascii="Times New Roman" w:hAnsi="Times New Roman" w:eastAsia="Times New Roman" w:cs="Times New Roman"/>
+          <w:b/>
+          <w:bCs/>
+          <w:sz w:val="28"/>
+          <w:szCs w:val="28"/>
+          <w:highlight w:val="none"/>
+          <w:lang w:val="ru-RU"/>
+        </w:rPr>
+        <w:t xml:space="preserve">2</w:t>
+      </w:r>
+      <w:r>
+        <w:rPr>
+          <w:rFonts w:ascii="Times New Roman" w:hAnsi="Times New Roman" w:eastAsia="Times New Roman" w:cs="Times New Roman"/>
+          <w:b/>
+          <w:bCs/>
+          <w:sz w:val="28"/>
+          <w:szCs w:val="28"/>
+          <w:highlight w:val="none"/>
+          <w:lang w:val="ru-RU"/>
+        </w:rPr>
+        <w:t xml:space="preserve"> </w:t>
+      </w:r>
+      <w:r>
+        <w:rPr>
+          <w:rFonts w:ascii="Times New Roman" w:hAnsi="Times New Roman" w:eastAsia="Times New Roman" w:cs="Times New Roman"/>
+          <w:b/>
+          <w:bCs/>
+          <w:sz w:val="28"/>
+          <w:szCs w:val="28"/>
+          <w:highlight w:val="none"/>
+          <w:lang w:val="ru-RU"/>
+        </w:rPr>
+        <w:t xml:space="preserve">Перечень подсистем</w:t>
+      </w:r>
+      <w:r>
+        <w:rPr>
+          <w:rFonts w:ascii="Times New Roman" w:hAnsi="Times New Roman" w:eastAsia="Times New Roman" w:cs="Times New Roman"/>
+          <w:b/>
+          <w:bCs/>
+          <w:sz w:val="28"/>
+          <w:szCs w:val="28"/>
+          <w:highlight w:val="none"/>
+          <w:lang w:val="ru-RU"/>
+        </w:rPr>
+        <w:t xml:space="preserve">,</w:t>
+      </w:r>
+      <w:r>
+        <w:rPr>
+          <w:rFonts w:ascii="Times New Roman" w:hAnsi="Times New Roman" w:eastAsia="Times New Roman" w:cs="Times New Roman"/>
+          <w:b/>
+          <w:bCs/>
+          <w:sz w:val="28"/>
+          <w:szCs w:val="28"/>
+          <w:highlight w:val="none"/>
+          <w:lang w:val="ru-RU"/>
+        </w:rPr>
+        <w:t xml:space="preserve"> </w:t>
+      </w:r>
+      <w:r>
+        <w:rPr>
+          <w:rFonts w:ascii="Times New Roman" w:hAnsi="Times New Roman" w:eastAsia="Times New Roman" w:cs="Times New Roman"/>
+          <w:b/>
+          <w:bCs/>
+          <w:sz w:val="28"/>
+          <w:szCs w:val="28"/>
+          <w:highlight w:val="none"/>
+          <w:lang w:val="ru-RU"/>
+        </w:rPr>
+        <w:t xml:space="preserve">их назначение и основные характеристики</w:t>
+      </w:r>
+      <w:r>
+        <w:rPr>
+          <w:rFonts w:ascii="Times New Roman" w:hAnsi="Times New Roman" w:eastAsia="Times New Roman" w:cs="Times New Roman"/>
+          <w:b/>
+          <w:bCs/>
+          <w:sz w:val="28"/>
+          <w:szCs w:val="28"/>
+          <w:highlight w:val="none"/>
+          <w:lang w:val="ru-RU"/>
+        </w:rPr>
+        <w:t xml:space="preserve">,</w:t>
+      </w:r>
+      <w:r>
+        <w:rPr>
+          <w:rFonts w:ascii="Times New Roman" w:hAnsi="Times New Roman" w:eastAsia="Times New Roman" w:cs="Times New Roman"/>
+          <w:b/>
+          <w:bCs/>
+          <w:sz w:val="28"/>
+          <w:szCs w:val="28"/>
+          <w:highlight w:val="none"/>
+          <w:lang w:val="ru-RU"/>
+        </w:rPr>
+        <w:t xml:space="preserve"> требования к числу уровней иерархии и степени централизации системы</w:t>
+      </w:r>
+      <w:r>
+        <w:rPr>
+          <w:rFonts w:ascii="Times New Roman" w:hAnsi="Times New Roman" w:eastAsia="Times New Roman" w:cs="Times New Roman"/>
+          <w:b/>
+          <w:bCs/>
+          <w:sz w:val="28"/>
+          <w:szCs w:val="28"/>
+          <w:highlight w:val="none"/>
+          <w:lang w:val="ru-RU"/>
+        </w:rPr>
+        <w:t xml:space="preserve">.</w:t>
+      </w:r>
+      <w:r>
+        <w:rPr>
+          <w:rFonts w:ascii="Times New Roman" w:hAnsi="Times New Roman" w:eastAsia="Times New Roman" w:cs="Times New Roman"/>
+          <w:b/>
+          <w:bCs/>
+          <w:sz w:val="28"/>
+          <w:szCs w:val="28"/>
+          <w:highlight w:val="none"/>
+          <w:lang w:val="ru-RU"/>
+        </w:rPr>
+      </w:r>
+    </w:p>
+    <w:p>
+      <w:pPr>
+        <w:rPr>
+          <w:rFonts w:ascii="Times New Roman" w:hAnsi="Times New Roman" w:eastAsia="Times New Roman" w:cs="Times New Roman"/>
+          <w:sz w:val="28"/>
+          <w:szCs w:val="28"/>
+          <w:highlight w:val="none"/>
+          <w:lang w:val="ru-RU"/>
+        </w:rPr>
+      </w:pPr>
+      <w:r>
+        <w:rPr>
+          <w:rFonts w:ascii="Times New Roman" w:hAnsi="Times New Roman" w:eastAsia="Times New Roman" w:cs="Times New Roman"/>
+          <w:sz w:val="28"/>
+          <w:szCs w:val="28"/>
+          <w:highlight w:val="none"/>
+          <w:lang w:val="ru-RU"/>
+        </w:rPr>
+        <w:t xml:space="preserve">Для выполнения узко специализированных функций</w:t>
+      </w:r>
+      <w:r>
+        <w:rPr>
+          <w:rFonts w:ascii="Times New Roman" w:hAnsi="Times New Roman" w:eastAsia="Times New Roman" w:cs="Times New Roman"/>
+          <w:sz w:val="28"/>
+          <w:szCs w:val="28"/>
+          <w:highlight w:val="none"/>
+          <w:lang w:val="ru-RU"/>
+        </w:rPr>
+        <w:t xml:space="preserve"> генерации динамических виртуальных миров</w:t>
+      </w:r>
+      <w:r>
+        <w:rPr>
+          <w:rFonts w:ascii="Times New Roman" w:hAnsi="Times New Roman" w:eastAsia="Times New Roman" w:cs="Times New Roman"/>
+          <w:sz w:val="28"/>
+          <w:szCs w:val="28"/>
+          <w:highlight w:val="none"/>
+          <w:lang w:val="ru-RU"/>
+        </w:rPr>
+        <w:t xml:space="preserve"> инструмент </w:t>
+      </w:r>
+      <w:r>
+        <w:rPr>
+          <w:rFonts w:ascii="Times New Roman" w:hAnsi="Times New Roman" w:eastAsia="Times New Roman" w:cs="Times New Roman"/>
+          <w:sz w:val="28"/>
+          <w:szCs w:val="28"/>
+          <w:highlight w:val="none"/>
+          <w:lang w:val="ru-RU"/>
+        </w:rPr>
+        <w:t xml:space="preserve">«СДГВМ</w:t>
+      </w:r>
+      <w:r>
+        <w:rPr>
+          <w:rFonts w:ascii="Times New Roman" w:hAnsi="Times New Roman" w:eastAsia="Times New Roman" w:cs="Times New Roman"/>
+          <w:sz w:val="28"/>
+          <w:szCs w:val="28"/>
+          <w:highlight w:val="none"/>
+          <w:lang w:val="ru-RU"/>
+        </w:rPr>
+        <w:t xml:space="preserve">»</w:t>
+      </w:r>
+      <w:r>
+        <w:rPr>
+          <w:rFonts w:ascii="Times New Roman" w:hAnsi="Times New Roman" w:eastAsia="Times New Roman" w:cs="Times New Roman"/>
+          <w:sz w:val="28"/>
+          <w:szCs w:val="28"/>
+          <w:highlight w:val="none"/>
+          <w:lang w:val="ru-RU"/>
+        </w:rPr>
+        <w:t xml:space="preserve"> использует подсистемы</w:t>
+      </w:r>
+      <w:r>
+        <w:rPr>
+          <w:rFonts w:ascii="Times New Roman" w:hAnsi="Times New Roman" w:eastAsia="Times New Roman" w:cs="Times New Roman"/>
+          <w:sz w:val="28"/>
+          <w:szCs w:val="28"/>
+          <w:highlight w:val="none"/>
+          <w:lang w:val="ru-RU"/>
+        </w:rPr>
+        <w:t xml:space="preserve">: </w:t>
+      </w:r>
+      <w:r>
+        <w:rPr>
           <w:rFonts w:ascii="Times New Roman" w:hAnsi="Times New Roman" w:cs="Times New Roman"/>
           <w:sz w:val="28"/>
           <w:szCs w:val="28"/>
+          <w:lang w:val="ru-RU"/>
+        </w:rPr>
+      </w:r>
+    </w:p>
+    <w:p>
+      <w:pPr>
+        <w:rPr>
+          <w:rFonts w:ascii="Times New Roman" w:hAnsi="Times New Roman" w:eastAsia="Times New Roman" w:cs="Times New Roman"/>
+          <w:sz w:val="28"/>
+          <w:szCs w:val="28"/>
+          <w:highlight w:val="none"/>
+          <w:lang w:val="ru-RU"/>
         </w:rPr>
       </w:pPr>
       <w:r>
@@ -23655,527 +25628,2203 @@
           <w:highlight w:val="none"/>
           <w:lang w:val="ru-RU"/>
         </w:rPr>
+        <w:t xml:space="preserve">Подсистема </w:t>
+      </w:r>
+      <w:r>
+        <w:rPr>
+          <w:rFonts w:ascii="Times New Roman" w:hAnsi="Times New Roman" w:eastAsia="Times New Roman" w:cs="Times New Roman"/>
+          <w:sz w:val="28"/>
+          <w:szCs w:val="28"/>
+          <w:highlight w:val="none"/>
+          <w:lang w:val="ru-RU"/>
+        </w:rPr>
+        <w:t xml:space="preserve">«Сказитель историй</w:t>
+      </w:r>
+      <w:r>
+        <w:rPr>
+          <w:rFonts w:ascii="Times New Roman" w:hAnsi="Times New Roman" w:eastAsia="Times New Roman" w:cs="Times New Roman"/>
+          <w:sz w:val="28"/>
+          <w:szCs w:val="28"/>
+          <w:highlight w:val="none"/>
+          <w:lang w:val="ru-RU"/>
+        </w:rPr>
+        <w:t xml:space="preserve">» исполняет функции генерации квестов с указанием параметров репутации игрока и сложности квеста</w:t>
+      </w:r>
+      <w:r>
+        <w:rPr>
+          <w:rFonts w:ascii="Times New Roman" w:hAnsi="Times New Roman" w:eastAsia="Times New Roman" w:cs="Times New Roman"/>
+          <w:sz w:val="28"/>
+          <w:szCs w:val="28"/>
+          <w:highlight w:val="none"/>
+          <w:lang w:val="ru-RU"/>
+        </w:rPr>
+        <w:t xml:space="preserve">,</w:t>
+      </w:r>
+      <w:r>
+        <w:rPr>
+          <w:rFonts w:ascii="Times New Roman" w:hAnsi="Times New Roman" w:eastAsia="Times New Roman" w:cs="Times New Roman"/>
+          <w:sz w:val="28"/>
+          <w:szCs w:val="28"/>
+          <w:highlight w:val="none"/>
+          <w:lang w:val="ru-RU"/>
+        </w:rPr>
+        <w:t xml:space="preserve"> использует инструмент </w:t>
+      </w:r>
+      <w:r>
+        <w:rPr>
+          <w:rFonts w:ascii="Times New Roman" w:hAnsi="Times New Roman" w:eastAsia="Times New Roman" w:cs="Times New Roman"/>
+          <w:sz w:val="28"/>
+          <w:szCs w:val="28"/>
+          <w:highlight w:val="none"/>
+          <w:lang w:val="ru-RU"/>
+        </w:rPr>
+        <w:t xml:space="preserve">L</w:t>
+      </w:r>
+      <w:r>
+        <w:rPr>
+          <w:rFonts w:ascii="Times New Roman" w:hAnsi="Times New Roman" w:eastAsia="Times New Roman" w:cs="Times New Roman"/>
+          <w:sz w:val="28"/>
+          <w:szCs w:val="28"/>
+          <w:highlight w:val="none"/>
+          <w:lang w:val="ru-RU"/>
+        </w:rPr>
+        <w:t xml:space="preserve">L</w:t>
+      </w:r>
+      <w:r>
+        <w:rPr>
+          <w:rFonts w:ascii="Times New Roman" w:hAnsi="Times New Roman" w:eastAsia="Times New Roman" w:cs="Times New Roman"/>
+          <w:sz w:val="28"/>
+          <w:szCs w:val="28"/>
+          <w:highlight w:val="none"/>
+          <w:lang w:val="ru-RU"/>
+        </w:rPr>
+        <w:t xml:space="preserve">M</w:t>
+      </w:r>
+      <w:r>
+        <w:rPr>
+          <w:rFonts w:ascii="Times New Roman" w:hAnsi="Times New Roman" w:eastAsia="Times New Roman" w:cs="Times New Roman"/>
+          <w:sz w:val="28"/>
+          <w:szCs w:val="28"/>
+          <w:highlight w:val="none"/>
+          <w:lang w:val="ru-RU"/>
+        </w:rPr>
+        <w:t xml:space="preserve">-</w:t>
+      </w:r>
+      <w:r>
+        <w:rPr>
+          <w:rFonts w:ascii="Times New Roman" w:hAnsi="Times New Roman" w:eastAsia="Times New Roman" w:cs="Times New Roman"/>
+          <w:sz w:val="28"/>
+          <w:szCs w:val="28"/>
+          <w:highlight w:val="none"/>
+          <w:lang w:val="ru-RU"/>
+        </w:rPr>
+        <w:t xml:space="preserve">U</w:t>
+      </w:r>
+      <w:r>
+        <w:rPr>
+          <w:rFonts w:ascii="Times New Roman" w:hAnsi="Times New Roman" w:eastAsia="Times New Roman" w:cs="Times New Roman"/>
+          <w:sz w:val="28"/>
+          <w:szCs w:val="28"/>
+          <w:highlight w:val="none"/>
+          <w:lang w:val="ru-RU"/>
+        </w:rPr>
+        <w:t xml:space="preserve">n</w:t>
+      </w:r>
+      <w:r>
+        <w:rPr>
+          <w:rFonts w:ascii="Times New Roman" w:hAnsi="Times New Roman" w:eastAsia="Times New Roman" w:cs="Times New Roman"/>
+          <w:sz w:val="28"/>
+          <w:szCs w:val="28"/>
+          <w:highlight w:val="none"/>
+          <w:lang w:val="ru-RU"/>
+        </w:rPr>
+        <w:t xml:space="preserve">i</w:t>
+      </w:r>
+      <w:r>
+        <w:rPr>
+          <w:rFonts w:ascii="Times New Roman" w:hAnsi="Times New Roman" w:eastAsia="Times New Roman" w:cs="Times New Roman"/>
+          <w:sz w:val="28"/>
+          <w:szCs w:val="28"/>
+          <w:highlight w:val="none"/>
+          <w:lang w:val="ru-RU"/>
+        </w:rPr>
+        <w:t xml:space="preserve">t</w:t>
+      </w:r>
+      <w:r>
+        <w:rPr>
+          <w:rFonts w:ascii="Times New Roman" w:hAnsi="Times New Roman" w:eastAsia="Times New Roman" w:cs="Times New Roman"/>
+          <w:sz w:val="28"/>
+          <w:szCs w:val="28"/>
+          <w:highlight w:val="none"/>
+          <w:lang w:val="ru-RU"/>
+        </w:rPr>
+        <w:t xml:space="preserve">y</w:t>
+      </w:r>
+      <w:r>
+        <w:rPr>
+          <w:rFonts w:ascii="Times New Roman" w:hAnsi="Times New Roman" w:eastAsia="Times New Roman" w:cs="Times New Roman"/>
+          <w:sz w:val="28"/>
+          <w:szCs w:val="28"/>
+          <w:highlight w:val="none"/>
+          <w:lang w:val="ru-RU"/>
+        </w:rPr>
+        <w:t xml:space="preserve"> для генерации историй в реальном времени</w:t>
+      </w:r>
+      <w:r>
+        <w:rPr>
+          <w:rFonts w:ascii="Times New Roman" w:hAnsi="Times New Roman" w:eastAsia="Times New Roman" w:cs="Times New Roman"/>
+          <w:sz w:val="28"/>
+          <w:szCs w:val="28"/>
+          <w:highlight w:val="none"/>
+          <w:lang w:val="ru-RU"/>
+        </w:rPr>
+        <w:t xml:space="preserve">.</w:t>
+      </w:r>
+      <w:r>
+        <w:rPr>
+          <w:rFonts w:ascii="Times New Roman" w:hAnsi="Times New Roman" w:eastAsia="Times New Roman" w:cs="Times New Roman"/>
+          <w:sz w:val="28"/>
+          <w:szCs w:val="28"/>
+          <w:highlight w:val="none"/>
+          <w:lang w:val="ru-RU"/>
+        </w:rPr>
+      </w:r>
+      <w:r>
+        <w:rPr>
+          <w:rFonts w:ascii="Times New Roman" w:hAnsi="Times New Roman" w:cs="Times New Roman"/>
+          <w:sz w:val="28"/>
+          <w:szCs w:val="28"/>
+          <w:lang w:val="ru-RU"/>
+        </w:rPr>
+      </w:r>
+    </w:p>
+    <w:p>
+      <w:pPr>
+        <w:rPr>
+          <w:rFonts w:ascii="Times New Roman" w:hAnsi="Times New Roman" w:eastAsia="Times New Roman" w:cs="Times New Roman"/>
+          <w:sz w:val="28"/>
+          <w:szCs w:val="28"/>
+          <w:highlight w:val="none"/>
+          <w:lang w:val="ru-RU"/>
+        </w:rPr>
+      </w:pPr>
+      <w:r>
+        <w:rPr>
+          <w:rFonts w:ascii="Times New Roman" w:hAnsi="Times New Roman" w:eastAsia="Times New Roman" w:cs="Times New Roman"/>
+          <w:sz w:val="28"/>
+          <w:szCs w:val="28"/>
+          <w:highlight w:val="none"/>
+          <w:lang w:val="ru-RU"/>
+        </w:rPr>
+        <w:t xml:space="preserve">Подсистема </w:t>
+      </w:r>
+      <w:r>
+        <w:rPr>
+          <w:rFonts w:ascii="Times New Roman" w:hAnsi="Times New Roman" w:eastAsia="Times New Roman" w:cs="Times New Roman"/>
+          <w:sz w:val="28"/>
+          <w:szCs w:val="28"/>
+          <w:highlight w:val="none"/>
+          <w:lang w:val="ru-RU"/>
+        </w:rPr>
+        <w:t xml:space="preserve">«Контролер поведения не игровых персонажей</w:t>
+      </w:r>
+      <w:r>
+        <w:rPr>
+          <w:rFonts w:ascii="Times New Roman" w:hAnsi="Times New Roman" w:eastAsia="Times New Roman" w:cs="Times New Roman"/>
+          <w:sz w:val="28"/>
+          <w:szCs w:val="28"/>
+          <w:highlight w:val="none"/>
+          <w:lang w:val="ru-RU"/>
+        </w:rPr>
+        <w:t xml:space="preserve">» использует модель </w:t>
+      </w:r>
+      <w:r>
+        <w:rPr>
+          <w:rFonts w:ascii="Times New Roman" w:hAnsi="Times New Roman" w:eastAsia="Times New Roman" w:cs="Times New Roman"/>
+          <w:sz w:val="28"/>
+          <w:szCs w:val="28"/>
+          <w:highlight w:val="none"/>
+          <w:lang w:val="ru-RU"/>
+        </w:rPr>
+        <w:t xml:space="preserve">O</w:t>
+      </w:r>
+      <w:r>
+        <w:rPr>
+          <w:rFonts w:ascii="Times New Roman" w:hAnsi="Times New Roman" w:eastAsia="Times New Roman" w:cs="Times New Roman"/>
+          <w:sz w:val="28"/>
+          <w:szCs w:val="28"/>
+          <w:highlight w:val="none"/>
+          <w:lang w:val="ru-RU"/>
+        </w:rPr>
+        <w:t xml:space="preserve">N</w:t>
+      </w:r>
+      <w:r>
+        <w:rPr>
+          <w:rFonts w:ascii="Times New Roman" w:hAnsi="Times New Roman" w:eastAsia="Times New Roman" w:cs="Times New Roman"/>
+          <w:sz w:val="28"/>
+          <w:szCs w:val="28"/>
+          <w:highlight w:val="none"/>
+          <w:lang w:val="ru-RU"/>
+        </w:rPr>
+        <w:t xml:space="preserve">N</w:t>
+      </w:r>
+      <w:r>
+        <w:rPr>
+          <w:rFonts w:ascii="Times New Roman" w:hAnsi="Times New Roman" w:eastAsia="Times New Roman" w:cs="Times New Roman"/>
+          <w:sz w:val="28"/>
+          <w:szCs w:val="28"/>
+          <w:highlight w:val="none"/>
+          <w:lang w:val="ru-RU"/>
+        </w:rPr>
+        <w:t xml:space="preserve">X</w:t>
+      </w:r>
+      <w:r>
+        <w:rPr>
+          <w:rFonts w:ascii="Times New Roman" w:hAnsi="Times New Roman" w:eastAsia="Times New Roman" w:cs="Times New Roman"/>
+          <w:sz w:val="28"/>
+          <w:szCs w:val="28"/>
+          <w:highlight w:val="none"/>
+          <w:lang w:val="ru-RU"/>
+        </w:rPr>
+        <w:t xml:space="preserve"> для адаптации поведения под квесты и действия пользователя в сцене</w:t>
+      </w:r>
+      <w:r>
+        <w:rPr>
+          <w:rFonts w:ascii="Times New Roman" w:hAnsi="Times New Roman" w:eastAsia="Times New Roman" w:cs="Times New Roman"/>
+          <w:sz w:val="28"/>
+          <w:szCs w:val="28"/>
+          <w:highlight w:val="none"/>
+          <w:lang w:val="ru-RU"/>
+        </w:rPr>
+        <w:t xml:space="preserve">.</w:t>
+      </w:r>
+      <w:r>
+        <w:rPr>
+          <w:rFonts w:ascii="Times New Roman" w:hAnsi="Times New Roman" w:eastAsia="Times New Roman" w:cs="Times New Roman"/>
+          <w:sz w:val="28"/>
+          <w:szCs w:val="28"/>
+          <w:highlight w:val="none"/>
+          <w:lang w:val="ru-RU"/>
+        </w:rPr>
+      </w:r>
+      <w:r>
+        <w:rPr>
+          <w:rFonts w:ascii="Times New Roman" w:hAnsi="Times New Roman" w:cs="Times New Roman"/>
+          <w:sz w:val="28"/>
+          <w:szCs w:val="28"/>
+          <w:lang w:val="ru-RU"/>
+        </w:rPr>
+      </w:r>
+    </w:p>
+    <w:p>
+      <w:pPr>
+        <w:rPr>
+          <w:rFonts w:ascii="Times New Roman" w:hAnsi="Times New Roman" w:eastAsia="Times New Roman" w:cs="Times New Roman"/>
+          <w:sz w:val="28"/>
+          <w:szCs w:val="28"/>
+          <w:highlight w:val="none"/>
+          <w:lang w:val="ru-RU"/>
+        </w:rPr>
+      </w:pPr>
+      <w:r>
+        <w:rPr>
+          <w:rFonts w:ascii="Times New Roman" w:hAnsi="Times New Roman" w:eastAsia="Times New Roman" w:cs="Times New Roman"/>
+          <w:sz w:val="28"/>
+          <w:szCs w:val="28"/>
+          <w:highlight w:val="none"/>
+          <w:lang w:val="ru-RU"/>
+        </w:rPr>
+        <w:t xml:space="preserve">Подсистема </w:t>
+      </w:r>
+      <w:r>
+        <w:rPr>
+          <w:rFonts w:ascii="Times New Roman" w:hAnsi="Times New Roman" w:eastAsia="Times New Roman" w:cs="Times New Roman"/>
+          <w:sz w:val="28"/>
+          <w:szCs w:val="28"/>
+          <w:highlight w:val="none"/>
+          <w:lang w:val="ru-RU"/>
+        </w:rPr>
+        <w:t xml:space="preserve">«Генератор икон</w:t>
+      </w:r>
+      <w:r>
+        <w:rPr>
+          <w:rFonts w:ascii="Times New Roman" w:hAnsi="Times New Roman" w:eastAsia="Times New Roman" w:cs="Times New Roman"/>
+          <w:sz w:val="28"/>
+          <w:szCs w:val="28"/>
+          <w:highlight w:val="none"/>
+          <w:lang w:val="ru-RU"/>
+        </w:rPr>
+        <w:t xml:space="preserve">» нужен для визуализации героев</w:t>
+      </w:r>
+      <w:r>
+        <w:rPr>
+          <w:rFonts w:ascii="Times New Roman" w:hAnsi="Times New Roman" w:eastAsia="Times New Roman" w:cs="Times New Roman"/>
+          <w:sz w:val="28"/>
+          <w:szCs w:val="28"/>
+          <w:highlight w:val="none"/>
+          <w:lang w:val="ru-RU"/>
+        </w:rPr>
+        <w:t xml:space="preserve">,</w:t>
+      </w:r>
+      <w:r>
+        <w:rPr>
+          <w:rFonts w:ascii="Times New Roman" w:hAnsi="Times New Roman" w:eastAsia="Times New Roman" w:cs="Times New Roman"/>
+          <w:sz w:val="28"/>
+          <w:szCs w:val="28"/>
+          <w:highlight w:val="none"/>
+          <w:lang w:val="ru-RU"/>
+        </w:rPr>
+        <w:t xml:space="preserve"> предметов</w:t>
+      </w:r>
+      <w:r>
+        <w:rPr>
+          <w:rFonts w:ascii="Times New Roman" w:hAnsi="Times New Roman" w:eastAsia="Times New Roman" w:cs="Times New Roman"/>
+          <w:sz w:val="28"/>
+          <w:szCs w:val="28"/>
+          <w:highlight w:val="none"/>
+          <w:lang w:val="ru-RU"/>
+        </w:rPr>
+        <w:t xml:space="preserve">, окружения где происходят события</w:t>
+      </w:r>
+      <w:r>
+        <w:rPr>
+          <w:rFonts w:ascii="Times New Roman" w:hAnsi="Times New Roman" w:eastAsia="Times New Roman" w:cs="Times New Roman"/>
+          <w:sz w:val="28"/>
+          <w:szCs w:val="28"/>
+          <w:highlight w:val="none"/>
+          <w:lang w:val="ru-RU"/>
+        </w:rPr>
+        <w:t xml:space="preserve">,</w:t>
+      </w:r>
+      <w:r>
+        <w:rPr>
+          <w:rFonts w:ascii="Times New Roman" w:hAnsi="Times New Roman" w:eastAsia="Times New Roman" w:cs="Times New Roman"/>
+          <w:sz w:val="28"/>
+          <w:szCs w:val="28"/>
+          <w:highlight w:val="none"/>
+          <w:lang w:val="ru-RU"/>
+        </w:rPr>
+        <w:t xml:space="preserve"> включает в себя нейросети для генерации картинок и спрай</w:t>
+      </w:r>
+      <w:r>
+        <w:rPr>
+          <w:rFonts w:ascii="Times New Roman" w:hAnsi="Times New Roman" w:eastAsia="Times New Roman" w:cs="Times New Roman"/>
+          <w:sz w:val="28"/>
+          <w:szCs w:val="28"/>
+          <w:highlight w:val="none"/>
+          <w:lang w:val="ru-RU"/>
+        </w:rPr>
+        <w:t xml:space="preserve">тов</w:t>
+      </w:r>
+      <w:r>
+        <w:rPr>
+          <w:rFonts w:ascii="Times New Roman" w:hAnsi="Times New Roman" w:eastAsia="Times New Roman" w:cs="Times New Roman"/>
+          <w:sz w:val="28"/>
+          <w:szCs w:val="28"/>
+          <w:highlight w:val="none"/>
+          <w:lang w:val="ru-RU"/>
+        </w:rPr>
+        <w:t xml:space="preserve">. </w:t>
+      </w:r>
+      <w:r>
+        <w:rPr>
+          <w:rFonts w:ascii="Times New Roman" w:hAnsi="Times New Roman" w:cs="Times New Roman"/>
+          <w:sz w:val="28"/>
+          <w:szCs w:val="28"/>
+          <w:lang w:val="ru-RU"/>
+        </w:rPr>
+      </w:r>
+    </w:p>
+    <w:p>
+      <w:pPr>
+        <w:rPr>
+          <w:rFonts w:ascii="Times New Roman" w:hAnsi="Times New Roman" w:eastAsia="Times New Roman" w:cs="Times New Roman"/>
+          <w:sz w:val="28"/>
+          <w:szCs w:val="28"/>
+          <w:highlight w:val="none"/>
+          <w:lang w:val="ru-RU"/>
+        </w:rPr>
+      </w:pPr>
+      <w:r>
+        <w:rPr>
+          <w:rFonts w:ascii="Times New Roman" w:hAnsi="Times New Roman" w:eastAsia="Times New Roman" w:cs="Times New Roman"/>
+          <w:sz w:val="28"/>
+          <w:szCs w:val="28"/>
+          <w:highlight w:val="none"/>
+          <w:lang w:val="ru-RU"/>
+        </w:rPr>
+        <w:t xml:space="preserve">Подсистема </w:t>
+      </w:r>
+      <w:r>
+        <w:rPr>
+          <w:rFonts w:ascii="Times New Roman" w:hAnsi="Times New Roman" w:eastAsia="Times New Roman" w:cs="Times New Roman"/>
+          <w:sz w:val="28"/>
+          <w:szCs w:val="28"/>
+          <w:highlight w:val="none"/>
+          <w:lang w:val="ru-RU"/>
+        </w:rPr>
+        <w:t xml:space="preserve">«Управление </w:t>
+      </w:r>
+      <w:r>
+        <w:rPr>
+          <w:rFonts w:ascii="Times New Roman" w:hAnsi="Times New Roman" w:eastAsia="Times New Roman" w:cs="Times New Roman"/>
+          <w:sz w:val="28"/>
+          <w:szCs w:val="28"/>
+          <w:highlight w:val="none"/>
+          <w:lang w:val="ru-RU"/>
+        </w:rPr>
+        <w:t xml:space="preserve">U</w:t>
+      </w:r>
+      <w:r>
+        <w:rPr>
+          <w:rFonts w:ascii="Times New Roman" w:hAnsi="Times New Roman" w:eastAsia="Times New Roman" w:cs="Times New Roman"/>
+          <w:sz w:val="28"/>
+          <w:szCs w:val="28"/>
+          <w:highlight w:val="none"/>
+          <w:lang w:val="ru-RU"/>
+        </w:rPr>
+        <w:t xml:space="preserve">n</w:t>
+      </w:r>
+      <w:r>
+        <w:rPr>
+          <w:rFonts w:ascii="Times New Roman" w:hAnsi="Times New Roman" w:eastAsia="Times New Roman" w:cs="Times New Roman"/>
+          <w:sz w:val="28"/>
+          <w:szCs w:val="28"/>
+          <w:highlight w:val="none"/>
+          <w:lang w:val="ru-RU"/>
+        </w:rPr>
+        <w:t xml:space="preserve">i</w:t>
+      </w:r>
+      <w:r>
+        <w:rPr>
+          <w:rFonts w:ascii="Times New Roman" w:hAnsi="Times New Roman" w:eastAsia="Times New Roman" w:cs="Times New Roman"/>
+          <w:sz w:val="28"/>
+          <w:szCs w:val="28"/>
+          <w:highlight w:val="none"/>
+          <w:lang w:val="ru-RU"/>
+        </w:rPr>
+        <w:t xml:space="preserve">t</w:t>
+      </w:r>
+      <w:r>
+        <w:rPr>
+          <w:rFonts w:ascii="Times New Roman" w:hAnsi="Times New Roman" w:eastAsia="Times New Roman" w:cs="Times New Roman"/>
+          <w:sz w:val="28"/>
+          <w:szCs w:val="28"/>
+          <w:highlight w:val="none"/>
+          <w:lang w:val="ru-RU"/>
+        </w:rPr>
+        <w:t xml:space="preserve">y</w:t>
+      </w:r>
+      <w:r>
+        <w:rPr>
+          <w:rFonts w:ascii="Times New Roman" w:hAnsi="Times New Roman" w:eastAsia="Times New Roman" w:cs="Times New Roman"/>
+          <w:sz w:val="28"/>
+          <w:szCs w:val="28"/>
+          <w:highlight w:val="none"/>
+          <w:lang w:val="ru-RU"/>
+        </w:rPr>
+        <w:t xml:space="preserve"> проектом</w:t>
+      </w:r>
+      <w:r>
+        <w:rPr>
+          <w:rFonts w:ascii="Times New Roman" w:hAnsi="Times New Roman" w:eastAsia="Times New Roman" w:cs="Times New Roman"/>
+          <w:sz w:val="28"/>
+          <w:szCs w:val="28"/>
+          <w:highlight w:val="none"/>
+          <w:lang w:val="ru-RU"/>
+        </w:rPr>
+        <w:t xml:space="preserve">»  изменение параметров физики</w:t>
+      </w:r>
+      <w:r>
+        <w:rPr>
+          <w:rFonts w:ascii="Times New Roman" w:hAnsi="Times New Roman" w:eastAsia="Times New Roman" w:cs="Times New Roman"/>
+          <w:sz w:val="28"/>
+          <w:szCs w:val="28"/>
+          <w:highlight w:val="none"/>
+          <w:lang w:val="ru-RU"/>
+        </w:rPr>
+        <w:t xml:space="preserve">,</w:t>
+      </w:r>
+      <w:r>
+        <w:rPr>
+          <w:rFonts w:ascii="Times New Roman" w:hAnsi="Times New Roman" w:eastAsia="Times New Roman" w:cs="Times New Roman"/>
+          <w:sz w:val="28"/>
+          <w:szCs w:val="28"/>
+          <w:highlight w:val="none"/>
+          <w:lang w:val="ru-RU"/>
+        </w:rPr>
+        <w:t xml:space="preserve"> камеры</w:t>
+      </w:r>
+      <w:r>
+        <w:rPr>
+          <w:rFonts w:ascii="Times New Roman" w:hAnsi="Times New Roman" w:eastAsia="Times New Roman" w:cs="Times New Roman"/>
+          <w:sz w:val="28"/>
+          <w:szCs w:val="28"/>
+          <w:highlight w:val="none"/>
+          <w:lang w:val="ru-RU"/>
+        </w:rPr>
+        <w:t xml:space="preserve">,</w:t>
+      </w:r>
+      <w:r>
+        <w:rPr>
+          <w:rFonts w:ascii="Times New Roman" w:hAnsi="Times New Roman" w:eastAsia="Times New Roman" w:cs="Times New Roman"/>
+          <w:sz w:val="28"/>
+          <w:szCs w:val="28"/>
+          <w:highlight w:val="none"/>
+          <w:lang w:val="ru-RU"/>
+        </w:rPr>
+        <w:t xml:space="preserve"> освещения</w:t>
+      </w:r>
+      <w:r>
+        <w:rPr>
+          <w:rFonts w:ascii="Times New Roman" w:hAnsi="Times New Roman" w:eastAsia="Times New Roman" w:cs="Times New Roman"/>
+          <w:sz w:val="28"/>
+          <w:szCs w:val="28"/>
+          <w:highlight w:val="none"/>
+          <w:lang w:val="ru-RU"/>
+        </w:rPr>
+        <w:t xml:space="preserve">,</w:t>
+      </w:r>
+      <w:r>
+        <w:rPr>
+          <w:rFonts w:ascii="Times New Roman" w:hAnsi="Times New Roman" w:eastAsia="Times New Roman" w:cs="Times New Roman"/>
+          <w:sz w:val="28"/>
+          <w:szCs w:val="28"/>
+          <w:highlight w:val="none"/>
+          <w:lang w:val="ru-RU"/>
+        </w:rPr>
+        <w:t xml:space="preserve"> настройка объектов на сцене</w:t>
+      </w:r>
+      <w:r>
+        <w:rPr>
+          <w:rFonts w:ascii="Times New Roman" w:hAnsi="Times New Roman" w:eastAsia="Times New Roman" w:cs="Times New Roman"/>
+          <w:sz w:val="28"/>
+          <w:szCs w:val="28"/>
+          <w:highlight w:val="none"/>
+          <w:lang w:val="ru-RU"/>
+        </w:rPr>
+        <w:t xml:space="preserve">,</w:t>
+      </w:r>
+      <w:r>
+        <w:rPr>
+          <w:rFonts w:ascii="Times New Roman" w:hAnsi="Times New Roman" w:eastAsia="Times New Roman" w:cs="Times New Roman"/>
+          <w:sz w:val="28"/>
+          <w:szCs w:val="28"/>
+          <w:highlight w:val="none"/>
+          <w:lang w:val="ru-RU"/>
+        </w:rPr>
+        <w:t xml:space="preserve"> </w:t>
+      </w:r>
+      <w:r>
+        <w:rPr>
+          <w:rFonts w:ascii="Times New Roman" w:hAnsi="Times New Roman" w:eastAsia="Times New Roman" w:cs="Times New Roman"/>
+          <w:sz w:val="28"/>
+          <w:szCs w:val="28"/>
+          <w:highlight w:val="none"/>
+          <w:lang w:val="ru-RU"/>
+        </w:rPr>
+        <w:t xml:space="preserve">управление общими настройками</w:t>
+      </w:r>
+      <w:r>
+        <w:rPr>
+          <w:rFonts w:ascii="Times New Roman" w:hAnsi="Times New Roman" w:eastAsia="Times New Roman" w:cs="Times New Roman"/>
+          <w:sz w:val="28"/>
+          <w:szCs w:val="28"/>
+          <w:highlight w:val="none"/>
+          <w:lang w:val="ru-RU"/>
+        </w:rPr>
+        <w:t xml:space="preserve">,</w:t>
+      </w:r>
+      <w:r>
+        <w:rPr>
+          <w:rFonts w:ascii="Times New Roman" w:hAnsi="Times New Roman" w:eastAsia="Times New Roman" w:cs="Times New Roman"/>
+          <w:sz w:val="28"/>
+          <w:szCs w:val="28"/>
+          <w:highlight w:val="none"/>
+          <w:lang w:val="ru-RU"/>
+        </w:rPr>
+        <w:t xml:space="preserve"> скачивание ассетов и новых модулей через </w:t>
+      </w:r>
+      <w:r>
+        <w:rPr>
+          <w:rFonts w:ascii="Times New Roman" w:hAnsi="Times New Roman" w:eastAsia="Times New Roman" w:cs="Times New Roman"/>
+          <w:sz w:val="28"/>
+          <w:szCs w:val="28"/>
+          <w:highlight w:val="none"/>
+          <w:lang w:val="ru-RU"/>
+        </w:rPr>
+        <w:t xml:space="preserve">U</w:t>
+      </w:r>
+      <w:r>
+        <w:rPr>
+          <w:rFonts w:ascii="Times New Roman" w:hAnsi="Times New Roman" w:eastAsia="Times New Roman" w:cs="Times New Roman"/>
+          <w:sz w:val="28"/>
+          <w:szCs w:val="28"/>
+          <w:highlight w:val="none"/>
+          <w:lang w:val="ru-RU"/>
+        </w:rPr>
+        <w:t xml:space="preserve">n</w:t>
+      </w:r>
+      <w:r>
+        <w:rPr>
+          <w:rFonts w:ascii="Times New Roman" w:hAnsi="Times New Roman" w:eastAsia="Times New Roman" w:cs="Times New Roman"/>
+          <w:sz w:val="28"/>
+          <w:szCs w:val="28"/>
+          <w:highlight w:val="none"/>
+          <w:lang w:val="ru-RU"/>
+        </w:rPr>
+        <w:t xml:space="preserve">i</w:t>
+      </w:r>
+      <w:r>
+        <w:rPr>
+          <w:rFonts w:ascii="Times New Roman" w:hAnsi="Times New Roman" w:eastAsia="Times New Roman" w:cs="Times New Roman"/>
+          <w:sz w:val="28"/>
+          <w:szCs w:val="28"/>
+          <w:highlight w:val="none"/>
+          <w:lang w:val="ru-RU"/>
+        </w:rPr>
+        <w:t xml:space="preserve">t</w:t>
+      </w:r>
+      <w:r>
+        <w:rPr>
+          <w:rFonts w:ascii="Times New Roman" w:hAnsi="Times New Roman" w:eastAsia="Times New Roman" w:cs="Times New Roman"/>
+          <w:sz w:val="28"/>
+          <w:szCs w:val="28"/>
+          <w:highlight w:val="none"/>
+          <w:lang w:val="ru-RU"/>
+        </w:rPr>
+        <w:t xml:space="preserve">y</w:t>
+      </w:r>
+      <w:r>
+        <w:rPr>
+          <w:rFonts w:ascii="Times New Roman" w:hAnsi="Times New Roman" w:eastAsia="Times New Roman" w:cs="Times New Roman"/>
+          <w:sz w:val="28"/>
+          <w:szCs w:val="28"/>
+          <w:highlight w:val="none"/>
+          <w:lang w:val="ru-RU"/>
+        </w:rPr>
+        <w:t xml:space="preserve"> </w:t>
+      </w:r>
+      <w:r>
+        <w:rPr>
+          <w:rFonts w:ascii="Times New Roman" w:hAnsi="Times New Roman" w:eastAsia="Times New Roman" w:cs="Times New Roman"/>
+          <w:sz w:val="28"/>
+          <w:szCs w:val="28"/>
+          <w:highlight w:val="none"/>
+          <w:lang w:val="ru-RU"/>
+        </w:rPr>
+        <w:t xml:space="preserve">магазин ассетов и менеджер пакетов</w:t>
+      </w:r>
+      <w:r>
+        <w:rPr>
+          <w:rFonts w:ascii="Times New Roman" w:hAnsi="Times New Roman" w:eastAsia="Times New Roman" w:cs="Times New Roman"/>
+          <w:sz w:val="28"/>
+          <w:szCs w:val="28"/>
+          <w:highlight w:val="none"/>
+          <w:lang w:val="ru-RU"/>
+        </w:rPr>
+        <w:t xml:space="preserve">.</w:t>
+      </w:r>
+      <w:r>
+        <w:rPr>
+          <w:rFonts w:ascii="Times New Roman" w:hAnsi="Times New Roman" w:eastAsia="Times New Roman" w:cs="Times New Roman"/>
+          <w:sz w:val="28"/>
+          <w:szCs w:val="28"/>
+          <w:highlight w:val="none"/>
+          <w:lang w:val="ru-RU"/>
+        </w:rPr>
+      </w:r>
+    </w:p>
+    <w:p>
+      <w:pPr>
+        <w:rPr>
+          <w:rFonts w:ascii="Times New Roman" w:hAnsi="Times New Roman" w:eastAsia="Times New Roman" w:cs="Times New Roman"/>
+          <w:sz w:val="28"/>
+          <w:szCs w:val="28"/>
+          <w:highlight w:val="none"/>
+          <w:lang w:val="ru-RU"/>
+        </w:rPr>
+      </w:pPr>
+      <w:r>
+        <w:rPr>
+          <w:rFonts w:ascii="Times New Roman" w:hAnsi="Times New Roman" w:eastAsia="Times New Roman" w:cs="Times New Roman"/>
+          <w:sz w:val="28"/>
+          <w:szCs w:val="28"/>
+          <w:highlight w:val="none"/>
+          <w:lang w:val="ru-RU"/>
+        </w:rPr>
+        <w:t xml:space="preserve">Подсистема </w:t>
+      </w:r>
+      <w:r>
+        <w:rPr>
+          <w:rFonts w:ascii="Times New Roman" w:hAnsi="Times New Roman" w:eastAsia="Times New Roman" w:cs="Times New Roman"/>
+          <w:sz w:val="28"/>
+          <w:szCs w:val="28"/>
+          <w:highlight w:val="none"/>
+          <w:lang w:val="ru-RU"/>
+        </w:rPr>
+        <w:t xml:space="preserve">«Мониторинг качества контента</w:t>
+      </w:r>
+      <w:r>
+        <w:rPr>
+          <w:rFonts w:ascii="Times New Roman" w:hAnsi="Times New Roman" w:eastAsia="Times New Roman" w:cs="Times New Roman"/>
+          <w:sz w:val="28"/>
+          <w:szCs w:val="28"/>
+          <w:highlight w:val="none"/>
+          <w:lang w:val="ru-RU"/>
+        </w:rPr>
+        <w:t xml:space="preserve">» используется для корректировки генерируемого </w:t>
+      </w:r>
+      <w:r>
+        <w:rPr>
+          <w:rFonts w:ascii="Times New Roman" w:hAnsi="Times New Roman" w:eastAsia="Times New Roman" w:cs="Times New Roman"/>
+          <w:sz w:val="28"/>
+          <w:szCs w:val="28"/>
+          <w:highlight w:val="none"/>
+          <w:lang w:val="ru-RU"/>
+        </w:rPr>
+        <w:t xml:space="preserve">«СДГВМ</w:t>
+      </w:r>
+      <w:r>
+        <w:rPr>
+          <w:rFonts w:ascii="Times New Roman" w:hAnsi="Times New Roman" w:eastAsia="Times New Roman" w:cs="Times New Roman"/>
+          <w:sz w:val="28"/>
+          <w:szCs w:val="28"/>
+          <w:highlight w:val="none"/>
+          <w:lang w:val="ru-RU"/>
+        </w:rPr>
+        <w:t xml:space="preserve">» контента</w:t>
+      </w:r>
+      <w:r>
+        <w:rPr>
+          <w:rFonts w:ascii="Times New Roman" w:hAnsi="Times New Roman" w:eastAsia="Times New Roman" w:cs="Times New Roman"/>
+          <w:sz w:val="28"/>
+          <w:szCs w:val="28"/>
+          <w:highlight w:val="none"/>
+          <w:lang w:val="ru-RU"/>
+        </w:rPr>
+        <w:t xml:space="preserve">,</w:t>
+      </w:r>
+      <w:r>
+        <w:rPr>
+          <w:rFonts w:ascii="Times New Roman" w:hAnsi="Times New Roman" w:eastAsia="Times New Roman" w:cs="Times New Roman"/>
+          <w:sz w:val="28"/>
+          <w:szCs w:val="28"/>
+          <w:highlight w:val="none"/>
+          <w:lang w:val="ru-RU"/>
+        </w:rPr>
+        <w:t xml:space="preserve"> нужен для соблюдения ожиданий пользователя</w:t>
+      </w:r>
+      <w:r>
+        <w:rPr>
+          <w:rFonts w:ascii="Times New Roman" w:hAnsi="Times New Roman" w:eastAsia="Times New Roman" w:cs="Times New Roman"/>
+          <w:sz w:val="28"/>
+          <w:szCs w:val="28"/>
+          <w:highlight w:val="none"/>
+          <w:lang w:val="ru-RU"/>
+        </w:rPr>
+        <w:t xml:space="preserve">.</w:t>
+      </w:r>
+      <w:r>
+        <w:rPr>
+          <w:rFonts w:ascii="Times New Roman" w:hAnsi="Times New Roman" w:eastAsia="Times New Roman" w:cs="Times New Roman"/>
+          <w:sz w:val="28"/>
+          <w:szCs w:val="28"/>
+          <w:highlight w:val="none"/>
+          <w:lang w:val="ru-RU"/>
+        </w:rPr>
+      </w:r>
+    </w:p>
+    <w:p>
+      <w:pPr>
+        <w:rPr>
+          <w:rFonts w:ascii="Times New Roman" w:hAnsi="Times New Roman" w:eastAsia="Times New Roman" w:cs="Times New Roman"/>
+          <w:sz w:val="28"/>
+          <w:szCs w:val="28"/>
+          <w:highlight w:val="none"/>
+          <w:lang w:val="ru-RU"/>
+        </w:rPr>
+      </w:pPr>
+      <w:r>
+        <w:rPr>
+          <w:rFonts w:ascii="Times New Roman" w:hAnsi="Times New Roman" w:eastAsia="Times New Roman" w:cs="Times New Roman"/>
+          <w:sz w:val="28"/>
+          <w:szCs w:val="28"/>
+          <w:highlight w:val="none"/>
+          <w:lang w:val="ru-RU"/>
+        </w:rPr>
+        <w:t xml:space="preserve">Подсистема </w:t>
+      </w:r>
+      <w:r>
+        <w:rPr>
+          <w:rFonts w:ascii="Times New Roman" w:hAnsi="Times New Roman" w:eastAsia="Times New Roman" w:cs="Times New Roman"/>
+          <w:sz w:val="28"/>
+          <w:szCs w:val="28"/>
+          <w:highlight w:val="none"/>
+          <w:lang w:val="ru-RU"/>
+        </w:rPr>
+        <w:t xml:space="preserve">«Сохранение результатов</w:t>
+      </w:r>
+      <w:r>
+        <w:rPr>
+          <w:rFonts w:ascii="Times New Roman" w:hAnsi="Times New Roman" w:eastAsia="Times New Roman" w:cs="Times New Roman"/>
+          <w:sz w:val="28"/>
+          <w:szCs w:val="28"/>
+          <w:highlight w:val="none"/>
+          <w:lang w:val="ru-RU"/>
+        </w:rPr>
+        <w:t xml:space="preserve">» предназначена для сохранения полученных результатов генерации </w:t>
+      </w:r>
+      <w:r>
+        <w:rPr>
+          <w:rFonts w:ascii="Times New Roman" w:hAnsi="Times New Roman" w:eastAsia="Times New Roman" w:cs="Times New Roman"/>
+          <w:sz w:val="28"/>
+          <w:szCs w:val="28"/>
+          <w:highlight w:val="none"/>
+          <w:lang w:val="ru-RU"/>
+        </w:rPr>
+        <w:t xml:space="preserve">«СДВГМ</w:t>
+      </w:r>
+      <w:r>
+        <w:rPr>
+          <w:rFonts w:ascii="Times New Roman" w:hAnsi="Times New Roman" w:eastAsia="Times New Roman" w:cs="Times New Roman"/>
+          <w:sz w:val="28"/>
+          <w:szCs w:val="28"/>
+          <w:highlight w:val="none"/>
+          <w:lang w:val="ru-RU"/>
+        </w:rPr>
+        <w:t xml:space="preserve">»</w:t>
+      </w:r>
+      <w:r>
+        <w:rPr>
+          <w:rFonts w:ascii="Times New Roman" w:hAnsi="Times New Roman" w:eastAsia="Times New Roman" w:cs="Times New Roman"/>
+          <w:sz w:val="28"/>
+          <w:szCs w:val="28"/>
+          <w:highlight w:val="none"/>
+          <w:lang w:val="ru-RU"/>
+        </w:rPr>
+        <w:t xml:space="preserve"> </w:t>
+      </w:r>
+      <w:r>
+        <w:rPr>
+          <w:rFonts w:ascii="Times New Roman" w:hAnsi="Times New Roman" w:eastAsia="Times New Roman" w:cs="Times New Roman"/>
+          <w:sz w:val="28"/>
+          <w:szCs w:val="28"/>
+          <w:highlight w:val="none"/>
+          <w:lang w:val="ru-RU"/>
+        </w:rPr>
+        <w:t xml:space="preserve">в виде готовых игровых сцен с наполнением виртуального игрового мира</w:t>
+      </w:r>
+      <w:r>
+        <w:rPr>
+          <w:rFonts w:ascii="Times New Roman" w:hAnsi="Times New Roman" w:eastAsia="Times New Roman" w:cs="Times New Roman"/>
+          <w:sz w:val="28"/>
+          <w:szCs w:val="28"/>
+          <w:highlight w:val="none"/>
+          <w:lang w:val="ru-RU"/>
+        </w:rPr>
+        <w:t xml:space="preserve">,</w:t>
+      </w:r>
+      <w:r>
+        <w:rPr>
+          <w:rFonts w:ascii="Times New Roman" w:hAnsi="Times New Roman" w:eastAsia="Times New Roman" w:cs="Times New Roman"/>
+          <w:sz w:val="28"/>
+          <w:szCs w:val="28"/>
+          <w:highlight w:val="none"/>
+          <w:lang w:val="ru-RU"/>
+        </w:rPr>
+        <w:t xml:space="preserve"> в виде файлов формата </w:t>
+      </w:r>
+      <w:r>
+        <w:rPr>
+          <w:rFonts w:ascii="Times New Roman" w:hAnsi="Times New Roman" w:eastAsia="Times New Roman" w:cs="Times New Roman"/>
+          <w:sz w:val="28"/>
+          <w:szCs w:val="28"/>
+          <w:highlight w:val="none"/>
+          <w:lang w:val="ru-RU"/>
+        </w:rPr>
+        <w:t xml:space="preserve">.</w:t>
+      </w:r>
+      <w:r>
+        <w:rPr>
+          <w:rFonts w:ascii="Times New Roman" w:hAnsi="Times New Roman" w:eastAsia="Times New Roman" w:cs="Times New Roman"/>
+          <w:sz w:val="28"/>
+          <w:szCs w:val="28"/>
+          <w:highlight w:val="none"/>
+          <w:lang w:val="ru-RU"/>
+        </w:rPr>
+        <w:t xml:space="preserve">u</w:t>
+      </w:r>
+      <w:r>
+        <w:rPr>
+          <w:rFonts w:ascii="Times New Roman" w:hAnsi="Times New Roman" w:eastAsia="Times New Roman" w:cs="Times New Roman"/>
+          <w:sz w:val="28"/>
+          <w:szCs w:val="28"/>
+          <w:highlight w:val="none"/>
+          <w:lang w:val="ru-RU"/>
+        </w:rPr>
+        <w:t xml:space="preserve">n</w:t>
+      </w:r>
+      <w:r>
+        <w:rPr>
+          <w:rFonts w:ascii="Times New Roman" w:hAnsi="Times New Roman" w:eastAsia="Times New Roman" w:cs="Times New Roman"/>
+          <w:sz w:val="28"/>
+          <w:szCs w:val="28"/>
+          <w:highlight w:val="none"/>
+          <w:lang w:val="ru-RU"/>
+        </w:rPr>
+        <w:t xml:space="preserve">i</w:t>
+      </w:r>
+      <w:r>
+        <w:rPr>
+          <w:rFonts w:ascii="Times New Roman" w:hAnsi="Times New Roman" w:eastAsia="Times New Roman" w:cs="Times New Roman"/>
+          <w:sz w:val="28"/>
+          <w:szCs w:val="28"/>
+          <w:highlight w:val="none"/>
+          <w:lang w:val="ru-RU"/>
+        </w:rPr>
+        <w:t xml:space="preserve">t</w:t>
+      </w:r>
+      <w:r>
+        <w:rPr>
+          <w:rFonts w:ascii="Times New Roman" w:hAnsi="Times New Roman" w:eastAsia="Times New Roman" w:cs="Times New Roman"/>
+          <w:sz w:val="28"/>
+          <w:szCs w:val="28"/>
+          <w:highlight w:val="none"/>
+          <w:lang w:val="ru-RU"/>
+        </w:rPr>
+        <w:t xml:space="preserve">y</w:t>
+      </w:r>
+      <w:r>
+        <w:rPr>
+          <w:rFonts w:ascii="Times New Roman" w:hAnsi="Times New Roman" w:eastAsia="Times New Roman" w:cs="Times New Roman"/>
+          <w:sz w:val="28"/>
+          <w:szCs w:val="28"/>
+          <w:highlight w:val="none"/>
+          <w:lang w:val="ru-RU"/>
+        </w:rPr>
+        <w:t xml:space="preserve">,</w:t>
+      </w:r>
+      <w:r>
+        <w:rPr>
+          <w:rFonts w:ascii="Times New Roman" w:hAnsi="Times New Roman" w:eastAsia="Times New Roman" w:cs="Times New Roman"/>
+          <w:sz w:val="28"/>
+          <w:szCs w:val="28"/>
+          <w:highlight w:val="none"/>
+          <w:lang w:val="ru-RU"/>
+        </w:rPr>
+        <w:t xml:space="preserve"> далее сцену можно экспортировать в другие проекты юнити</w:t>
+      </w:r>
+      <w:r>
+        <w:rPr>
+          <w:rFonts w:ascii="Times New Roman" w:hAnsi="Times New Roman" w:eastAsia="Times New Roman" w:cs="Times New Roman"/>
+          <w:sz w:val="28"/>
+          <w:szCs w:val="28"/>
+          <w:highlight w:val="none"/>
+          <w:lang w:val="ru-RU"/>
+        </w:rPr>
+        <w:t xml:space="preserve">.</w:t>
+      </w:r>
+      <w:r>
+        <w:rPr>
+          <w:rFonts w:ascii="Times New Roman" w:hAnsi="Times New Roman" w:eastAsia="Times New Roman" w:cs="Times New Roman"/>
+          <w:sz w:val="28"/>
+          <w:szCs w:val="28"/>
+          <w:highlight w:val="none"/>
+          <w:lang w:val="ru-RU"/>
+        </w:rPr>
+      </w:r>
+    </w:p>
+    <w:p>
+      <w:pPr>
+        <w:pStyle w:val="686"/>
+        <w:rPr>
+          <w:rFonts w:ascii="Times New Roman" w:hAnsi="Times New Roman" w:eastAsia="Times New Roman" w:cs="Times New Roman"/>
+          <w:b/>
+          <w:bCs/>
+          <w:sz w:val="28"/>
+          <w:szCs w:val="28"/>
+          <w:highlight w:val="none"/>
+        </w:rPr>
+      </w:pPr>
+      <w:r>
+        <w:rPr>
+          <w:rFonts w:ascii="Times New Roman" w:hAnsi="Times New Roman" w:eastAsia="Times New Roman" w:cs="Times New Roman"/>
+          <w:b/>
+          <w:bCs/>
+          <w:sz w:val="28"/>
+          <w:szCs w:val="28"/>
+          <w:highlight w:val="none"/>
+          <w:lang w:val="en-US"/>
+        </w:rPr>
+        <w:t xml:space="preserve">4.1.3 </w:t>
+      </w:r>
+      <w:r>
+        <w:rPr>
+          <w:rFonts w:ascii="Times New Roman" w:hAnsi="Times New Roman" w:eastAsia="Times New Roman" w:cs="Times New Roman"/>
+          <w:b/>
+          <w:bCs/>
+          <w:sz w:val="28"/>
+          <w:szCs w:val="28"/>
+          <w:highlight w:val="none"/>
+          <w:lang w:val="ru-RU"/>
+        </w:rPr>
+        <w:t xml:space="preserve">Т</w:t>
+      </w:r>
+      <w:r>
+        <w:rPr>
+          <w:rFonts w:ascii="Times New Roman" w:hAnsi="Times New Roman" w:eastAsia="Times New Roman" w:cs="Times New Roman"/>
+          <w:b/>
+          <w:bCs/>
+          <w:sz w:val="28"/>
+          <w:szCs w:val="28"/>
+          <w:highlight w:val="none"/>
+          <w:lang w:val="ru-RU"/>
+        </w:rPr>
+        <w:t xml:space="preserve">р</w:t>
+      </w:r>
+      <w:r>
+        <w:rPr>
+          <w:rFonts w:ascii="Times New Roman" w:hAnsi="Times New Roman" w:eastAsia="Times New Roman" w:cs="Times New Roman"/>
+          <w:b/>
+          <w:bCs/>
+          <w:sz w:val="28"/>
+          <w:szCs w:val="28"/>
+          <w:highlight w:val="none"/>
+          <w:lang w:val="ru-RU"/>
+        </w:rPr>
+        <w:t xml:space="preserve">е</w:t>
+      </w:r>
+      <w:r>
+        <w:rPr>
+          <w:rFonts w:ascii="Times New Roman" w:hAnsi="Times New Roman" w:eastAsia="Times New Roman" w:cs="Times New Roman"/>
+          <w:b/>
+          <w:bCs/>
+          <w:sz w:val="28"/>
+          <w:szCs w:val="28"/>
+          <w:highlight w:val="none"/>
+          <w:lang w:val="ru-RU"/>
+        </w:rPr>
+        <w:t xml:space="preserve">б</w:t>
+      </w:r>
+      <w:r>
+        <w:rPr>
+          <w:rFonts w:ascii="Times New Roman" w:hAnsi="Times New Roman" w:eastAsia="Times New Roman" w:cs="Times New Roman"/>
+          <w:b/>
+          <w:bCs/>
+          <w:sz w:val="28"/>
+          <w:szCs w:val="28"/>
+          <w:highlight w:val="none"/>
+          <w:lang w:val="ru-RU"/>
+        </w:rPr>
+        <w:t xml:space="preserve">о</w:t>
+      </w:r>
+      <w:r>
+        <w:rPr>
+          <w:rFonts w:ascii="Times New Roman" w:hAnsi="Times New Roman" w:eastAsia="Times New Roman" w:cs="Times New Roman"/>
+          <w:b/>
+          <w:bCs/>
+          <w:sz w:val="28"/>
+          <w:szCs w:val="28"/>
+          <w:highlight w:val="none"/>
+          <w:lang w:val="ru-RU"/>
+        </w:rPr>
+        <w:t xml:space="preserve">в</w:t>
+      </w:r>
+      <w:r>
+        <w:rPr>
+          <w:rFonts w:ascii="Times New Roman" w:hAnsi="Times New Roman" w:eastAsia="Times New Roman" w:cs="Times New Roman"/>
+          <w:b/>
+          <w:bCs/>
+          <w:sz w:val="28"/>
+          <w:szCs w:val="28"/>
+          <w:highlight w:val="none"/>
+          <w:lang w:val="ru-RU"/>
+        </w:rPr>
+        <w:t xml:space="preserve">а</w:t>
+      </w:r>
+      <w:r>
+        <w:rPr>
+          <w:rFonts w:ascii="Times New Roman" w:hAnsi="Times New Roman" w:eastAsia="Times New Roman" w:cs="Times New Roman"/>
+          <w:b/>
+          <w:bCs/>
+          <w:sz w:val="28"/>
+          <w:szCs w:val="28"/>
+          <w:highlight w:val="none"/>
+          <w:lang w:val="ru-RU"/>
+        </w:rPr>
+        <w:t xml:space="preserve">н</w:t>
+      </w:r>
+      <w:r>
+        <w:rPr>
+          <w:rFonts w:ascii="Times New Roman" w:hAnsi="Times New Roman" w:eastAsia="Times New Roman" w:cs="Times New Roman"/>
+          <w:b/>
+          <w:bCs/>
+          <w:sz w:val="28"/>
+          <w:szCs w:val="28"/>
+          <w:highlight w:val="none"/>
+          <w:lang w:val="ru-RU"/>
+        </w:rPr>
+        <w:t xml:space="preserve">и</w:t>
+      </w:r>
+      <w:r>
+        <w:rPr>
+          <w:rFonts w:ascii="Times New Roman" w:hAnsi="Times New Roman" w:eastAsia="Times New Roman" w:cs="Times New Roman"/>
+          <w:b/>
+          <w:bCs/>
+          <w:sz w:val="28"/>
+          <w:szCs w:val="28"/>
+          <w:highlight w:val="none"/>
+          <w:lang w:val="ru-RU"/>
+        </w:rPr>
+        <w:t xml:space="preserve">я</w:t>
+      </w:r>
+      <w:r>
+        <w:rPr>
+          <w:rFonts w:ascii="Times New Roman" w:hAnsi="Times New Roman" w:eastAsia="Times New Roman" w:cs="Times New Roman"/>
+          <w:b/>
+          <w:bCs/>
+          <w:sz w:val="28"/>
+          <w:szCs w:val="28"/>
+          <w:highlight w:val="none"/>
+          <w:lang w:val="ru-RU"/>
+        </w:rPr>
+        <w:t xml:space="preserve"> </w:t>
+      </w:r>
+      <w:r>
+        <w:rPr>
+          <w:rFonts w:ascii="Times New Roman" w:hAnsi="Times New Roman" w:eastAsia="Times New Roman" w:cs="Times New Roman"/>
+          <w:b/>
+          <w:bCs/>
+          <w:sz w:val="28"/>
+          <w:szCs w:val="28"/>
+          <w:highlight w:val="none"/>
+          <w:lang w:val="ru-RU"/>
+        </w:rPr>
+        <w:t xml:space="preserve">к</w:t>
+      </w:r>
+      <w:r>
+        <w:rPr>
+          <w:rFonts w:ascii="Times New Roman" w:hAnsi="Times New Roman" w:eastAsia="Times New Roman" w:cs="Times New Roman"/>
+          <w:b/>
+          <w:bCs/>
+          <w:sz w:val="28"/>
+          <w:szCs w:val="28"/>
+          <w:highlight w:val="none"/>
+          <w:lang w:val="ru-RU"/>
+        </w:rPr>
+        <w:t xml:space="preserve"> </w:t>
+      </w:r>
+      <w:r>
+        <w:rPr>
+          <w:rFonts w:ascii="Times New Roman" w:hAnsi="Times New Roman" w:eastAsia="Times New Roman" w:cs="Times New Roman"/>
+          <w:b/>
+          <w:bCs/>
+          <w:sz w:val="28"/>
+          <w:szCs w:val="28"/>
+          <w:highlight w:val="none"/>
+          <w:lang w:val="ru-RU"/>
+        </w:rPr>
+        <w:t xml:space="preserve">с</w:t>
+      </w:r>
+      <w:r>
+        <w:rPr>
+          <w:rFonts w:ascii="Times New Roman" w:hAnsi="Times New Roman" w:eastAsia="Times New Roman" w:cs="Times New Roman"/>
+          <w:b/>
+          <w:bCs/>
+          <w:sz w:val="28"/>
+          <w:szCs w:val="28"/>
+          <w:highlight w:val="none"/>
+          <w:lang w:val="ru-RU"/>
+        </w:rPr>
+        <w:t xml:space="preserve">п</w:t>
+      </w:r>
+      <w:r>
+        <w:rPr>
+          <w:rFonts w:ascii="Times New Roman" w:hAnsi="Times New Roman" w:eastAsia="Times New Roman" w:cs="Times New Roman"/>
+          <w:b/>
+          <w:bCs/>
+          <w:sz w:val="28"/>
+          <w:szCs w:val="28"/>
+          <w:highlight w:val="none"/>
+          <w:lang w:val="ru-RU"/>
+        </w:rPr>
+        <w:t xml:space="preserve">о</w:t>
+      </w:r>
+      <w:r>
+        <w:rPr>
+          <w:rFonts w:ascii="Times New Roman" w:hAnsi="Times New Roman" w:eastAsia="Times New Roman" w:cs="Times New Roman"/>
+          <w:b/>
+          <w:bCs/>
+          <w:sz w:val="28"/>
+          <w:szCs w:val="28"/>
+          <w:highlight w:val="none"/>
+          <w:lang w:val="ru-RU"/>
+        </w:rPr>
+        <w:t xml:space="preserve">с</w:t>
+      </w:r>
+      <w:r>
+        <w:rPr>
+          <w:rFonts w:ascii="Times New Roman" w:hAnsi="Times New Roman" w:eastAsia="Times New Roman" w:cs="Times New Roman"/>
+          <w:b/>
+          <w:bCs/>
+          <w:sz w:val="28"/>
+          <w:szCs w:val="28"/>
+          <w:highlight w:val="none"/>
+          <w:lang w:val="ru-RU"/>
+        </w:rPr>
+        <w:t xml:space="preserve">о</w:t>
+      </w:r>
+      <w:r>
+        <w:rPr>
+          <w:rFonts w:ascii="Times New Roman" w:hAnsi="Times New Roman" w:eastAsia="Times New Roman" w:cs="Times New Roman"/>
+          <w:b/>
+          <w:bCs/>
+          <w:sz w:val="28"/>
+          <w:szCs w:val="28"/>
+          <w:highlight w:val="none"/>
+          <w:lang w:val="ru-RU"/>
+        </w:rPr>
+        <w:t xml:space="preserve">б</w:t>
+      </w:r>
+      <w:r>
+        <w:rPr>
+          <w:rFonts w:ascii="Times New Roman" w:hAnsi="Times New Roman" w:eastAsia="Times New Roman" w:cs="Times New Roman"/>
+          <w:b/>
+          <w:bCs/>
+          <w:sz w:val="28"/>
+          <w:szCs w:val="28"/>
+          <w:highlight w:val="none"/>
+          <w:lang w:val="ru-RU"/>
+        </w:rPr>
+        <w:t xml:space="preserve">а</w:t>
+      </w:r>
+      <w:r>
+        <w:rPr>
+          <w:rFonts w:ascii="Times New Roman" w:hAnsi="Times New Roman" w:eastAsia="Times New Roman" w:cs="Times New Roman"/>
+          <w:b/>
+          <w:bCs/>
+          <w:sz w:val="28"/>
+          <w:szCs w:val="28"/>
+          <w:highlight w:val="none"/>
+          <w:lang w:val="ru-RU"/>
+        </w:rPr>
+        <w:t xml:space="preserve">м</w:t>
+      </w:r>
+      <w:r>
+        <w:rPr>
+          <w:rFonts w:ascii="Times New Roman" w:hAnsi="Times New Roman" w:eastAsia="Times New Roman" w:cs="Times New Roman"/>
+          <w:b/>
+          <w:bCs/>
+          <w:sz w:val="28"/>
+          <w:szCs w:val="28"/>
+          <w:highlight w:val="none"/>
+          <w:lang w:val="ru-RU"/>
+        </w:rPr>
+        <w:t xml:space="preserve"> </w:t>
+      </w:r>
+      <w:r>
+        <w:rPr>
+          <w:rFonts w:ascii="Times New Roman" w:hAnsi="Times New Roman" w:eastAsia="Times New Roman" w:cs="Times New Roman"/>
+          <w:b/>
+          <w:bCs/>
+          <w:sz w:val="28"/>
+          <w:szCs w:val="28"/>
+          <w:highlight w:val="none"/>
+          <w:lang w:val="ru-RU"/>
+        </w:rPr>
+        <w:t xml:space="preserve">и</w:t>
+      </w:r>
+      <w:r>
+        <w:rPr>
+          <w:rFonts w:ascii="Times New Roman" w:hAnsi="Times New Roman" w:eastAsia="Times New Roman" w:cs="Times New Roman"/>
+          <w:b/>
+          <w:bCs/>
+          <w:sz w:val="28"/>
+          <w:szCs w:val="28"/>
+          <w:highlight w:val="none"/>
+          <w:lang w:val="ru-RU"/>
+        </w:rPr>
+        <w:t xml:space="preserve"> </w:t>
+      </w:r>
+      <w:r>
+        <w:rPr>
+          <w:rFonts w:ascii="Times New Roman" w:hAnsi="Times New Roman" w:eastAsia="Times New Roman" w:cs="Times New Roman"/>
+          <w:b/>
+          <w:bCs/>
+          <w:sz w:val="28"/>
+          <w:szCs w:val="28"/>
+          <w:highlight w:val="none"/>
+          <w:lang w:val="ru-RU"/>
+        </w:rPr>
+        <w:t xml:space="preserve">с</w:t>
+      </w:r>
+      <w:r>
+        <w:rPr>
+          <w:rFonts w:ascii="Times New Roman" w:hAnsi="Times New Roman" w:eastAsia="Times New Roman" w:cs="Times New Roman"/>
+          <w:b/>
+          <w:bCs/>
+          <w:sz w:val="28"/>
+          <w:szCs w:val="28"/>
+          <w:highlight w:val="none"/>
+          <w:lang w:val="ru-RU"/>
+        </w:rPr>
+        <w:t xml:space="preserve">р</w:t>
+      </w:r>
+      <w:r>
+        <w:rPr>
+          <w:rFonts w:ascii="Times New Roman" w:hAnsi="Times New Roman" w:eastAsia="Times New Roman" w:cs="Times New Roman"/>
+          <w:b/>
+          <w:bCs/>
+          <w:sz w:val="28"/>
+          <w:szCs w:val="28"/>
+          <w:highlight w:val="none"/>
+          <w:lang w:val="ru-RU"/>
+        </w:rPr>
+        <w:t xml:space="preserve">е</w:t>
+      </w:r>
+      <w:r>
+        <w:rPr>
+          <w:rFonts w:ascii="Times New Roman" w:hAnsi="Times New Roman" w:eastAsia="Times New Roman" w:cs="Times New Roman"/>
+          <w:b/>
+          <w:bCs/>
+          <w:sz w:val="28"/>
+          <w:szCs w:val="28"/>
+          <w:highlight w:val="none"/>
+          <w:lang w:val="ru-RU"/>
+        </w:rPr>
+        <w:t xml:space="preserve">д</w:t>
+      </w:r>
+      <w:r>
+        <w:rPr>
+          <w:rFonts w:ascii="Times New Roman" w:hAnsi="Times New Roman" w:eastAsia="Times New Roman" w:cs="Times New Roman"/>
+          <w:b/>
+          <w:bCs/>
+          <w:sz w:val="28"/>
+          <w:szCs w:val="28"/>
+          <w:highlight w:val="none"/>
+          <w:lang w:val="ru-RU"/>
+        </w:rPr>
+        <w:t xml:space="preserve">с</w:t>
+      </w:r>
+      <w:r>
+        <w:rPr>
+          <w:rFonts w:ascii="Times New Roman" w:hAnsi="Times New Roman" w:eastAsia="Times New Roman" w:cs="Times New Roman"/>
+          <w:b/>
+          <w:bCs/>
+          <w:sz w:val="28"/>
+          <w:szCs w:val="28"/>
+          <w:highlight w:val="none"/>
+          <w:lang w:val="ru-RU"/>
+        </w:rPr>
+        <w:t xml:space="preserve">т</w:t>
+      </w:r>
+      <w:r>
+        <w:rPr>
+          <w:rFonts w:ascii="Times New Roman" w:hAnsi="Times New Roman" w:eastAsia="Times New Roman" w:cs="Times New Roman"/>
+          <w:b/>
+          <w:bCs/>
+          <w:sz w:val="28"/>
+          <w:szCs w:val="28"/>
+          <w:highlight w:val="none"/>
+          <w:lang w:val="ru-RU"/>
+        </w:rPr>
+        <w:t xml:space="preserve">в</w:t>
+      </w:r>
+      <w:r>
+        <w:rPr>
+          <w:rFonts w:ascii="Times New Roman" w:hAnsi="Times New Roman" w:eastAsia="Times New Roman" w:cs="Times New Roman"/>
+          <w:b/>
+          <w:bCs/>
+          <w:sz w:val="28"/>
+          <w:szCs w:val="28"/>
+          <w:highlight w:val="none"/>
+          <w:lang w:val="ru-RU"/>
+        </w:rPr>
+        <w:t xml:space="preserve">а</w:t>
+      </w:r>
+      <w:r>
+        <w:rPr>
+          <w:rFonts w:ascii="Times New Roman" w:hAnsi="Times New Roman" w:eastAsia="Times New Roman" w:cs="Times New Roman"/>
+          <w:b/>
+          <w:bCs/>
+          <w:sz w:val="28"/>
+          <w:szCs w:val="28"/>
+          <w:highlight w:val="none"/>
+          <w:lang w:val="ru-RU"/>
+        </w:rPr>
+        <w:t xml:space="preserve">м</w:t>
+      </w:r>
+      <w:r>
+        <w:rPr>
+          <w:rFonts w:ascii="Times New Roman" w:hAnsi="Times New Roman" w:eastAsia="Times New Roman" w:cs="Times New Roman"/>
+          <w:b/>
+          <w:bCs/>
+          <w:sz w:val="28"/>
+          <w:szCs w:val="28"/>
+          <w:highlight w:val="none"/>
+          <w:lang w:val="ru-RU"/>
+        </w:rPr>
+        <w:t xml:space="preserve"> </w:t>
+      </w:r>
+      <w:r>
+        <w:rPr>
+          <w:rFonts w:ascii="Times New Roman" w:hAnsi="Times New Roman" w:eastAsia="Times New Roman" w:cs="Times New Roman"/>
+          <w:b/>
+          <w:bCs/>
+          <w:sz w:val="28"/>
+          <w:szCs w:val="28"/>
+          <w:highlight w:val="none"/>
+          <w:lang w:val="ru-RU"/>
+        </w:rPr>
+        <w:t xml:space="preserve">с</w:t>
+      </w:r>
+      <w:r>
+        <w:rPr>
+          <w:rFonts w:ascii="Times New Roman" w:hAnsi="Times New Roman" w:eastAsia="Times New Roman" w:cs="Times New Roman"/>
+          <w:b/>
+          <w:bCs/>
+          <w:sz w:val="28"/>
+          <w:szCs w:val="28"/>
+          <w:highlight w:val="none"/>
+          <w:lang w:val="ru-RU"/>
+        </w:rPr>
+        <w:t xml:space="preserve">в</w:t>
+      </w:r>
+      <w:r>
+        <w:rPr>
+          <w:rFonts w:ascii="Times New Roman" w:hAnsi="Times New Roman" w:eastAsia="Times New Roman" w:cs="Times New Roman"/>
+          <w:b/>
+          <w:bCs/>
+          <w:sz w:val="28"/>
+          <w:szCs w:val="28"/>
+          <w:highlight w:val="none"/>
+          <w:lang w:val="ru-RU"/>
+        </w:rPr>
+        <w:t xml:space="preserve">я</w:t>
+      </w:r>
+      <w:r>
+        <w:rPr>
+          <w:rFonts w:ascii="Times New Roman" w:hAnsi="Times New Roman" w:eastAsia="Times New Roman" w:cs="Times New Roman"/>
+          <w:b/>
+          <w:bCs/>
+          <w:sz w:val="28"/>
+          <w:szCs w:val="28"/>
+          <w:highlight w:val="none"/>
+          <w:lang w:val="ru-RU"/>
+        </w:rPr>
+        <w:t xml:space="preserve">з</w:t>
+      </w:r>
+      <w:r>
+        <w:rPr>
+          <w:rFonts w:ascii="Times New Roman" w:hAnsi="Times New Roman" w:eastAsia="Times New Roman" w:cs="Times New Roman"/>
+          <w:b/>
+          <w:bCs/>
+          <w:sz w:val="28"/>
+          <w:szCs w:val="28"/>
+          <w:highlight w:val="none"/>
+          <w:lang w:val="ru-RU"/>
+        </w:rPr>
+        <w:t xml:space="preserve">и</w:t>
+      </w:r>
+      <w:r>
+        <w:rPr>
+          <w:rFonts w:ascii="Times New Roman" w:hAnsi="Times New Roman" w:eastAsia="Times New Roman" w:cs="Times New Roman"/>
+          <w:b/>
+          <w:bCs/>
+          <w:sz w:val="28"/>
+          <w:szCs w:val="28"/>
+          <w:highlight w:val="none"/>
+          <w:lang w:val="ru-RU"/>
+        </w:rPr>
+        <w:t xml:space="preserve"> </w:t>
+      </w:r>
+      <w:r>
+        <w:rPr>
+          <w:rFonts w:ascii="Times New Roman" w:hAnsi="Times New Roman" w:eastAsia="Times New Roman" w:cs="Times New Roman"/>
+          <w:b/>
+          <w:bCs/>
+          <w:sz w:val="28"/>
+          <w:szCs w:val="28"/>
+          <w:highlight w:val="none"/>
+          <w:lang w:val="ru-RU"/>
+        </w:rPr>
+        <w:t xml:space="preserve">д</w:t>
+      </w:r>
+      <w:r>
+        <w:rPr>
+          <w:rFonts w:ascii="Times New Roman" w:hAnsi="Times New Roman" w:eastAsia="Times New Roman" w:cs="Times New Roman"/>
+          <w:b/>
+          <w:bCs/>
+          <w:sz w:val="28"/>
+          <w:szCs w:val="28"/>
+          <w:highlight w:val="none"/>
+          <w:lang w:val="ru-RU"/>
+        </w:rPr>
+        <w:t xml:space="preserve">л</w:t>
+      </w:r>
+      <w:r>
+        <w:rPr>
+          <w:rFonts w:ascii="Times New Roman" w:hAnsi="Times New Roman" w:eastAsia="Times New Roman" w:cs="Times New Roman"/>
+          <w:b/>
+          <w:bCs/>
+          <w:sz w:val="28"/>
+          <w:szCs w:val="28"/>
+          <w:highlight w:val="none"/>
+          <w:lang w:val="ru-RU"/>
+        </w:rPr>
+        <w:t xml:space="preserve">я</w:t>
+      </w:r>
+      <w:r>
+        <w:rPr>
+          <w:rFonts w:ascii="Times New Roman" w:hAnsi="Times New Roman" w:eastAsia="Times New Roman" w:cs="Times New Roman"/>
+          <w:b/>
+          <w:bCs/>
+          <w:sz w:val="28"/>
+          <w:szCs w:val="28"/>
+          <w:highlight w:val="none"/>
+          <w:lang w:val="ru-RU"/>
+        </w:rPr>
+        <w:t xml:space="preserve"> </w:t>
+      </w:r>
+      <w:r>
+        <w:rPr>
+          <w:rFonts w:ascii="Times New Roman" w:hAnsi="Times New Roman" w:eastAsia="Times New Roman" w:cs="Times New Roman"/>
+          <w:b/>
+          <w:bCs/>
+          <w:sz w:val="28"/>
+          <w:szCs w:val="28"/>
+          <w:highlight w:val="none"/>
+          <w:lang w:val="ru-RU"/>
+        </w:rPr>
+        <w:t xml:space="preserve">и</w:t>
+      </w:r>
+      <w:r>
+        <w:rPr>
+          <w:rFonts w:ascii="Times New Roman" w:hAnsi="Times New Roman" w:eastAsia="Times New Roman" w:cs="Times New Roman"/>
+          <w:b/>
+          <w:bCs/>
+          <w:sz w:val="28"/>
+          <w:szCs w:val="28"/>
+          <w:highlight w:val="none"/>
+          <w:lang w:val="ru-RU"/>
+        </w:rPr>
+        <w:t xml:space="preserve">н</w:t>
+      </w:r>
+      <w:r>
+        <w:rPr>
+          <w:rFonts w:ascii="Times New Roman" w:hAnsi="Times New Roman" w:eastAsia="Times New Roman" w:cs="Times New Roman"/>
+          <w:b/>
+          <w:bCs/>
+          <w:sz w:val="28"/>
+          <w:szCs w:val="28"/>
+          <w:highlight w:val="none"/>
+          <w:lang w:val="ru-RU"/>
+        </w:rPr>
+        <w:t xml:space="preserve">ф</w:t>
+      </w:r>
+      <w:r>
+        <w:rPr>
+          <w:rFonts w:ascii="Times New Roman" w:hAnsi="Times New Roman" w:eastAsia="Times New Roman" w:cs="Times New Roman"/>
+          <w:b/>
+          <w:bCs/>
+          <w:sz w:val="28"/>
+          <w:szCs w:val="28"/>
+          <w:highlight w:val="none"/>
+          <w:lang w:val="ru-RU"/>
+        </w:rPr>
+        <w:t xml:space="preserve">о</w:t>
+      </w:r>
+      <w:r>
+        <w:rPr>
+          <w:rFonts w:ascii="Times New Roman" w:hAnsi="Times New Roman" w:eastAsia="Times New Roman" w:cs="Times New Roman"/>
+          <w:b/>
+          <w:bCs/>
+          <w:sz w:val="28"/>
+          <w:szCs w:val="28"/>
+          <w:highlight w:val="none"/>
+          <w:lang w:val="ru-RU"/>
+        </w:rPr>
+        <w:t xml:space="preserve">р</w:t>
+      </w:r>
+      <w:r>
+        <w:rPr>
+          <w:rFonts w:ascii="Times New Roman" w:hAnsi="Times New Roman" w:eastAsia="Times New Roman" w:cs="Times New Roman"/>
+          <w:b/>
+          <w:bCs/>
+          <w:sz w:val="28"/>
+          <w:szCs w:val="28"/>
+          <w:highlight w:val="none"/>
+          <w:lang w:val="ru-RU"/>
+        </w:rPr>
+        <w:t xml:space="preserve">м</w:t>
+      </w:r>
+      <w:r>
+        <w:rPr>
+          <w:rFonts w:ascii="Times New Roman" w:hAnsi="Times New Roman" w:eastAsia="Times New Roman" w:cs="Times New Roman"/>
+          <w:b/>
+          <w:bCs/>
+          <w:sz w:val="28"/>
+          <w:szCs w:val="28"/>
+          <w:highlight w:val="none"/>
+          <w:lang w:val="ru-RU"/>
+        </w:rPr>
+        <w:t xml:space="preserve">а</w:t>
+      </w:r>
+      <w:r>
+        <w:rPr>
+          <w:rFonts w:ascii="Times New Roman" w:hAnsi="Times New Roman" w:eastAsia="Times New Roman" w:cs="Times New Roman"/>
+          <w:b/>
+          <w:bCs/>
+          <w:sz w:val="28"/>
+          <w:szCs w:val="28"/>
+          <w:highlight w:val="none"/>
+          <w:lang w:val="ru-RU"/>
+        </w:rPr>
+        <w:t xml:space="preserve">ц</w:t>
+      </w:r>
+      <w:r>
+        <w:rPr>
+          <w:rFonts w:ascii="Times New Roman" w:hAnsi="Times New Roman" w:eastAsia="Times New Roman" w:cs="Times New Roman"/>
+          <w:b/>
+          <w:bCs/>
+          <w:sz w:val="28"/>
+          <w:szCs w:val="28"/>
+          <w:highlight w:val="none"/>
+          <w:lang w:val="ru-RU"/>
+        </w:rPr>
+        <w:t xml:space="preserve">и</w:t>
+      </w:r>
+      <w:r>
+        <w:rPr>
+          <w:rFonts w:ascii="Times New Roman" w:hAnsi="Times New Roman" w:eastAsia="Times New Roman" w:cs="Times New Roman"/>
+          <w:b/>
+          <w:bCs/>
+          <w:sz w:val="28"/>
+          <w:szCs w:val="28"/>
+          <w:highlight w:val="none"/>
+          <w:lang w:val="ru-RU"/>
+        </w:rPr>
+        <w:t xml:space="preserve">о</w:t>
+      </w:r>
+      <w:r>
+        <w:rPr>
+          <w:rFonts w:ascii="Times New Roman" w:hAnsi="Times New Roman" w:eastAsia="Times New Roman" w:cs="Times New Roman"/>
+          <w:b/>
+          <w:bCs/>
+          <w:sz w:val="28"/>
+          <w:szCs w:val="28"/>
+          <w:highlight w:val="none"/>
+          <w:lang w:val="ru-RU"/>
+        </w:rPr>
+        <w:t xml:space="preserve">н</w:t>
+      </w:r>
+      <w:r>
+        <w:rPr>
+          <w:rFonts w:ascii="Times New Roman" w:hAnsi="Times New Roman" w:eastAsia="Times New Roman" w:cs="Times New Roman"/>
+          <w:b/>
+          <w:bCs/>
+          <w:sz w:val="28"/>
+          <w:szCs w:val="28"/>
+          <w:highlight w:val="none"/>
+          <w:lang w:val="ru-RU"/>
+        </w:rPr>
+        <w:t xml:space="preserve">н</w:t>
+      </w:r>
+      <w:r>
+        <w:rPr>
+          <w:rFonts w:ascii="Times New Roman" w:hAnsi="Times New Roman" w:eastAsia="Times New Roman" w:cs="Times New Roman"/>
+          <w:b/>
+          <w:bCs/>
+          <w:sz w:val="28"/>
+          <w:szCs w:val="28"/>
+          <w:highlight w:val="none"/>
+          <w:lang w:val="ru-RU"/>
+        </w:rPr>
+        <w:t xml:space="preserve">о</w:t>
+      </w:r>
+      <w:r>
+        <w:rPr>
+          <w:rFonts w:ascii="Times New Roman" w:hAnsi="Times New Roman" w:eastAsia="Times New Roman" w:cs="Times New Roman"/>
+          <w:b/>
+          <w:bCs/>
+          <w:sz w:val="28"/>
+          <w:szCs w:val="28"/>
+          <w:highlight w:val="none"/>
+          <w:lang w:val="ru-RU"/>
+        </w:rPr>
+        <w:t xml:space="preserve">г</w:t>
+      </w:r>
+      <w:r>
+        <w:rPr>
+          <w:rFonts w:ascii="Times New Roman" w:hAnsi="Times New Roman" w:eastAsia="Times New Roman" w:cs="Times New Roman"/>
+          <w:b/>
+          <w:bCs/>
+          <w:sz w:val="28"/>
+          <w:szCs w:val="28"/>
+          <w:highlight w:val="none"/>
+          <w:lang w:val="ru-RU"/>
+        </w:rPr>
+        <w:t xml:space="preserve">о</w:t>
+      </w:r>
+      <w:r>
+        <w:rPr>
+          <w:rFonts w:ascii="Times New Roman" w:hAnsi="Times New Roman" w:eastAsia="Times New Roman" w:cs="Times New Roman"/>
+          <w:b/>
+          <w:bCs/>
+          <w:sz w:val="28"/>
+          <w:szCs w:val="28"/>
+          <w:highlight w:val="none"/>
+          <w:lang w:val="ru-RU"/>
+        </w:rPr>
+        <w:t xml:space="preserve"> </w:t>
+      </w:r>
+      <w:r>
+        <w:rPr>
+          <w:rFonts w:ascii="Times New Roman" w:hAnsi="Times New Roman" w:eastAsia="Times New Roman" w:cs="Times New Roman"/>
+          <w:b/>
+          <w:bCs/>
+          <w:sz w:val="28"/>
+          <w:szCs w:val="28"/>
+          <w:highlight w:val="none"/>
+          <w:lang w:val="ru-RU"/>
+        </w:rPr>
+        <w:t xml:space="preserve">о</w:t>
+      </w:r>
+      <w:r>
+        <w:rPr>
+          <w:rFonts w:ascii="Times New Roman" w:hAnsi="Times New Roman" w:eastAsia="Times New Roman" w:cs="Times New Roman"/>
+          <w:b/>
+          <w:bCs/>
+          <w:sz w:val="28"/>
+          <w:szCs w:val="28"/>
+          <w:highlight w:val="none"/>
+          <w:lang w:val="ru-RU"/>
+        </w:rPr>
+        <w:t xml:space="preserve">б</w:t>
+      </w:r>
+      <w:r>
+        <w:rPr>
+          <w:rFonts w:ascii="Times New Roman" w:hAnsi="Times New Roman" w:eastAsia="Times New Roman" w:cs="Times New Roman"/>
+          <w:b/>
+          <w:bCs/>
+          <w:sz w:val="28"/>
+          <w:szCs w:val="28"/>
+          <w:highlight w:val="none"/>
+          <w:lang w:val="ru-RU"/>
+        </w:rPr>
+        <w:t xml:space="preserve">м</w:t>
+      </w:r>
+      <w:r>
+        <w:rPr>
+          <w:rFonts w:ascii="Times New Roman" w:hAnsi="Times New Roman" w:eastAsia="Times New Roman" w:cs="Times New Roman"/>
+          <w:b/>
+          <w:bCs/>
+          <w:sz w:val="28"/>
+          <w:szCs w:val="28"/>
+          <w:highlight w:val="none"/>
+          <w:lang w:val="ru-RU"/>
+        </w:rPr>
+        <w:t xml:space="preserve">е</w:t>
+      </w:r>
+      <w:r>
+        <w:rPr>
+          <w:rFonts w:ascii="Times New Roman" w:hAnsi="Times New Roman" w:eastAsia="Times New Roman" w:cs="Times New Roman"/>
+          <w:b/>
+          <w:bCs/>
+          <w:sz w:val="28"/>
+          <w:szCs w:val="28"/>
+          <w:highlight w:val="none"/>
+          <w:lang w:val="ru-RU"/>
+        </w:rPr>
+        <w:t xml:space="preserve">н</w:t>
+      </w:r>
+      <w:r>
+        <w:rPr>
+          <w:rFonts w:ascii="Times New Roman" w:hAnsi="Times New Roman" w:eastAsia="Times New Roman" w:cs="Times New Roman"/>
+          <w:b/>
+          <w:bCs/>
+          <w:sz w:val="28"/>
+          <w:szCs w:val="28"/>
+          <w:highlight w:val="none"/>
+          <w:lang w:val="ru-RU"/>
+        </w:rPr>
+        <w:t xml:space="preserve">а</w:t>
+      </w:r>
+      <w:r>
+        <w:rPr>
+          <w:rFonts w:ascii="Times New Roman" w:hAnsi="Times New Roman" w:eastAsia="Times New Roman" w:cs="Times New Roman"/>
+          <w:b/>
+          <w:bCs/>
+          <w:sz w:val="28"/>
+          <w:szCs w:val="28"/>
+          <w:highlight w:val="none"/>
+          <w:lang w:val="ru-RU"/>
+        </w:rPr>
+        <w:t xml:space="preserve"> </w:t>
+      </w:r>
+      <w:r>
+        <w:rPr>
+          <w:rFonts w:ascii="Times New Roman" w:hAnsi="Times New Roman" w:eastAsia="Times New Roman" w:cs="Times New Roman"/>
+          <w:b/>
+          <w:bCs/>
+          <w:sz w:val="28"/>
+          <w:szCs w:val="28"/>
+          <w:highlight w:val="none"/>
+          <w:lang w:val="ru-RU"/>
+        </w:rPr>
+        <w:t xml:space="preserve">м</w:t>
+      </w:r>
+      <w:r>
+        <w:rPr>
+          <w:rFonts w:ascii="Times New Roman" w:hAnsi="Times New Roman" w:eastAsia="Times New Roman" w:cs="Times New Roman"/>
+          <w:b/>
+          <w:bCs/>
+          <w:sz w:val="28"/>
+          <w:szCs w:val="28"/>
+          <w:highlight w:val="none"/>
+          <w:lang w:val="ru-RU"/>
+        </w:rPr>
+        <w:t xml:space="preserve">е</w:t>
+      </w:r>
+      <w:r>
+        <w:rPr>
+          <w:rFonts w:ascii="Times New Roman" w:hAnsi="Times New Roman" w:eastAsia="Times New Roman" w:cs="Times New Roman"/>
+          <w:b/>
+          <w:bCs/>
+          <w:sz w:val="28"/>
+          <w:szCs w:val="28"/>
+          <w:highlight w:val="none"/>
+          <w:lang w:val="ru-RU"/>
+        </w:rPr>
+        <w:t xml:space="preserve">ж</w:t>
+      </w:r>
+      <w:r>
+        <w:rPr>
+          <w:rFonts w:ascii="Times New Roman" w:hAnsi="Times New Roman" w:eastAsia="Times New Roman" w:cs="Times New Roman"/>
+          <w:b/>
+          <w:bCs/>
+          <w:sz w:val="28"/>
+          <w:szCs w:val="28"/>
+          <w:highlight w:val="none"/>
+          <w:lang w:val="ru-RU"/>
+        </w:rPr>
+        <w:t xml:space="preserve">д</w:t>
+      </w:r>
+      <w:r>
+        <w:rPr>
+          <w:rFonts w:ascii="Times New Roman" w:hAnsi="Times New Roman" w:eastAsia="Times New Roman" w:cs="Times New Roman"/>
+          <w:b/>
+          <w:bCs/>
+          <w:sz w:val="28"/>
+          <w:szCs w:val="28"/>
+          <w:highlight w:val="none"/>
+          <w:lang w:val="ru-RU"/>
+        </w:rPr>
+        <w:t xml:space="preserve">у</w:t>
+      </w:r>
+      <w:r>
+        <w:rPr>
+          <w:rFonts w:ascii="Times New Roman" w:hAnsi="Times New Roman" w:eastAsia="Times New Roman" w:cs="Times New Roman"/>
+          <w:b/>
+          <w:bCs/>
+          <w:sz w:val="28"/>
+          <w:szCs w:val="28"/>
+          <w:highlight w:val="none"/>
+          <w:lang w:val="ru-RU"/>
+        </w:rPr>
+        <w:t xml:space="preserve"> </w:t>
+      </w:r>
+      <w:r>
+        <w:rPr>
+          <w:rFonts w:ascii="Times New Roman" w:hAnsi="Times New Roman" w:eastAsia="Times New Roman" w:cs="Times New Roman"/>
+          <w:b/>
+          <w:bCs/>
+          <w:sz w:val="28"/>
+          <w:szCs w:val="28"/>
+          <w:highlight w:val="none"/>
+          <w:lang w:val="ru-RU"/>
+        </w:rPr>
+        <w:t xml:space="preserve">к</w:t>
+      </w:r>
+      <w:r>
+        <w:rPr>
+          <w:rFonts w:ascii="Times New Roman" w:hAnsi="Times New Roman" w:eastAsia="Times New Roman" w:cs="Times New Roman"/>
+          <w:b/>
+          <w:bCs/>
+          <w:sz w:val="28"/>
+          <w:szCs w:val="28"/>
+          <w:highlight w:val="none"/>
+          <w:lang w:val="ru-RU"/>
+        </w:rPr>
+        <w:t xml:space="preserve">о</w:t>
+      </w:r>
+      <w:r>
+        <w:rPr>
+          <w:rFonts w:ascii="Times New Roman" w:hAnsi="Times New Roman" w:eastAsia="Times New Roman" w:cs="Times New Roman"/>
+          <w:b/>
+          <w:bCs/>
+          <w:sz w:val="28"/>
+          <w:szCs w:val="28"/>
+          <w:highlight w:val="none"/>
+          <w:lang w:val="ru-RU"/>
+        </w:rPr>
+        <w:t xml:space="preserve">м</w:t>
+      </w:r>
+      <w:r>
+        <w:rPr>
+          <w:rFonts w:ascii="Times New Roman" w:hAnsi="Times New Roman" w:eastAsia="Times New Roman" w:cs="Times New Roman"/>
+          <w:b/>
+          <w:bCs/>
+          <w:sz w:val="28"/>
+          <w:szCs w:val="28"/>
+          <w:highlight w:val="none"/>
+          <w:lang w:val="ru-RU"/>
+        </w:rPr>
+        <w:t xml:space="preserve">п</w:t>
+      </w:r>
+      <w:r>
+        <w:rPr>
+          <w:rFonts w:ascii="Times New Roman" w:hAnsi="Times New Roman" w:eastAsia="Times New Roman" w:cs="Times New Roman"/>
+          <w:b/>
+          <w:bCs/>
+          <w:sz w:val="28"/>
+          <w:szCs w:val="28"/>
+          <w:highlight w:val="none"/>
+          <w:lang w:val="ru-RU"/>
+        </w:rPr>
+        <w:t xml:space="preserve">о</w:t>
+      </w:r>
+      <w:r>
+        <w:rPr>
+          <w:rFonts w:ascii="Times New Roman" w:hAnsi="Times New Roman" w:eastAsia="Times New Roman" w:cs="Times New Roman"/>
+          <w:b/>
+          <w:bCs/>
+          <w:sz w:val="28"/>
+          <w:szCs w:val="28"/>
+          <w:highlight w:val="none"/>
+          <w:lang w:val="ru-RU"/>
+        </w:rPr>
+        <w:t xml:space="preserve">н</w:t>
+      </w:r>
+      <w:r>
+        <w:rPr>
+          <w:rFonts w:ascii="Times New Roman" w:hAnsi="Times New Roman" w:eastAsia="Times New Roman" w:cs="Times New Roman"/>
+          <w:b/>
+          <w:bCs/>
+          <w:sz w:val="28"/>
+          <w:szCs w:val="28"/>
+          <w:highlight w:val="none"/>
+          <w:lang w:val="ru-RU"/>
+        </w:rPr>
+        <w:t xml:space="preserve">е</w:t>
+      </w:r>
+      <w:r>
+        <w:rPr>
+          <w:rFonts w:ascii="Times New Roman" w:hAnsi="Times New Roman" w:eastAsia="Times New Roman" w:cs="Times New Roman"/>
+          <w:b/>
+          <w:bCs/>
+          <w:sz w:val="28"/>
+          <w:szCs w:val="28"/>
+          <w:highlight w:val="none"/>
+          <w:lang w:val="ru-RU"/>
+        </w:rPr>
+        <w:t xml:space="preserve">н</w:t>
+      </w:r>
+      <w:r>
+        <w:rPr>
+          <w:rFonts w:ascii="Times New Roman" w:hAnsi="Times New Roman" w:eastAsia="Times New Roman" w:cs="Times New Roman"/>
+          <w:b/>
+          <w:bCs/>
+          <w:sz w:val="28"/>
+          <w:szCs w:val="28"/>
+          <w:highlight w:val="none"/>
+          <w:lang w:val="ru-RU"/>
+        </w:rPr>
+        <w:t xml:space="preserve">т</w:t>
+      </w:r>
+      <w:r>
+        <w:rPr>
+          <w:rFonts w:ascii="Times New Roman" w:hAnsi="Times New Roman" w:eastAsia="Times New Roman" w:cs="Times New Roman"/>
+          <w:b/>
+          <w:bCs/>
+          <w:sz w:val="28"/>
+          <w:szCs w:val="28"/>
+          <w:highlight w:val="none"/>
+          <w:lang w:val="ru-RU"/>
+        </w:rPr>
+        <w:t xml:space="preserve">а</w:t>
+      </w:r>
+      <w:r>
+        <w:rPr>
+          <w:rFonts w:ascii="Times New Roman" w:hAnsi="Times New Roman" w:eastAsia="Times New Roman" w:cs="Times New Roman"/>
+          <w:b/>
+          <w:bCs/>
+          <w:sz w:val="28"/>
+          <w:szCs w:val="28"/>
+          <w:highlight w:val="none"/>
+          <w:lang w:val="ru-RU"/>
+        </w:rPr>
+        <w:t xml:space="preserve">м</w:t>
+      </w:r>
+      <w:r>
+        <w:rPr>
+          <w:rFonts w:ascii="Times New Roman" w:hAnsi="Times New Roman" w:eastAsia="Times New Roman" w:cs="Times New Roman"/>
+          <w:b/>
+          <w:bCs/>
+          <w:sz w:val="28"/>
+          <w:szCs w:val="28"/>
+          <w:highlight w:val="none"/>
+          <w:lang w:val="ru-RU"/>
+        </w:rPr>
+        <w:t xml:space="preserve">и</w:t>
+      </w:r>
+      <w:r>
+        <w:rPr>
+          <w:rFonts w:ascii="Times New Roman" w:hAnsi="Times New Roman" w:eastAsia="Times New Roman" w:cs="Times New Roman"/>
+          <w:b/>
+          <w:bCs/>
+          <w:sz w:val="28"/>
+          <w:szCs w:val="28"/>
+          <w:highlight w:val="none"/>
+          <w:lang w:val="ru-RU"/>
+        </w:rPr>
+        <w:t xml:space="preserve"> </w:t>
+      </w:r>
+      <w:r>
+        <w:rPr>
+          <w:rFonts w:ascii="Times New Roman" w:hAnsi="Times New Roman" w:eastAsia="Times New Roman" w:cs="Times New Roman"/>
+          <w:b/>
+          <w:bCs/>
+          <w:sz w:val="28"/>
+          <w:szCs w:val="28"/>
+          <w:highlight w:val="none"/>
+          <w:lang w:val="ru-RU"/>
+        </w:rPr>
+        <w:t xml:space="preserve">с</w:t>
+      </w:r>
+      <w:r>
+        <w:rPr>
+          <w:rFonts w:ascii="Times New Roman" w:hAnsi="Times New Roman" w:eastAsia="Times New Roman" w:cs="Times New Roman"/>
+          <w:b/>
+          <w:bCs/>
+          <w:sz w:val="28"/>
+          <w:szCs w:val="28"/>
+          <w:highlight w:val="none"/>
+          <w:lang w:val="ru-RU"/>
+        </w:rPr>
+        <w:t xml:space="preserve">и</w:t>
+      </w:r>
+      <w:r>
+        <w:rPr>
+          <w:rFonts w:ascii="Times New Roman" w:hAnsi="Times New Roman" w:eastAsia="Times New Roman" w:cs="Times New Roman"/>
+          <w:b/>
+          <w:bCs/>
+          <w:sz w:val="28"/>
+          <w:szCs w:val="28"/>
+          <w:highlight w:val="none"/>
+          <w:lang w:val="ru-RU"/>
+        </w:rPr>
+        <w:t xml:space="preserve">с</w:t>
+      </w:r>
+      <w:r>
+        <w:rPr>
+          <w:rFonts w:ascii="Times New Roman" w:hAnsi="Times New Roman" w:eastAsia="Times New Roman" w:cs="Times New Roman"/>
+          <w:b/>
+          <w:bCs/>
+          <w:sz w:val="28"/>
+          <w:szCs w:val="28"/>
+          <w:highlight w:val="none"/>
+          <w:lang w:val="ru-RU"/>
+        </w:rPr>
+        <w:t xml:space="preserve">т</w:t>
+      </w:r>
+      <w:r>
+        <w:rPr>
+          <w:rFonts w:ascii="Times New Roman" w:hAnsi="Times New Roman" w:eastAsia="Times New Roman" w:cs="Times New Roman"/>
+          <w:b/>
+          <w:bCs/>
+          <w:sz w:val="28"/>
+          <w:szCs w:val="28"/>
+          <w:highlight w:val="none"/>
+          <w:lang w:val="ru-RU"/>
+        </w:rPr>
+        <w:t xml:space="preserve">е</w:t>
+      </w:r>
+      <w:r>
+        <w:rPr>
+          <w:rFonts w:ascii="Times New Roman" w:hAnsi="Times New Roman" w:eastAsia="Times New Roman" w:cs="Times New Roman"/>
+          <w:b/>
+          <w:bCs/>
+          <w:sz w:val="28"/>
+          <w:szCs w:val="28"/>
+          <w:highlight w:val="none"/>
+          <w:lang w:val="ru-RU"/>
+        </w:rPr>
+        <w:t xml:space="preserve">м</w:t>
+      </w:r>
+      <w:r>
+        <w:rPr>
+          <w:rFonts w:ascii="Times New Roman" w:hAnsi="Times New Roman" w:eastAsia="Times New Roman" w:cs="Times New Roman"/>
+          <w:b/>
+          <w:bCs/>
+          <w:sz w:val="28"/>
+          <w:szCs w:val="28"/>
+          <w:highlight w:val="none"/>
+          <w:lang w:val="ru-RU"/>
+        </w:rPr>
+        <w:t xml:space="preserve">ы.</w:t>
+      </w:r>
+      <w:r>
+        <w:rPr>
+          <w:rFonts w:ascii="Times New Roman" w:hAnsi="Times New Roman" w:eastAsia="Times New Roman" w:cs="Times New Roman"/>
+          <w:b/>
+          <w:bCs/>
+          <w:sz w:val="28"/>
+          <w:szCs w:val="28"/>
+          <w:highlight w:val="none"/>
+          <w:lang w:val="ru-RU"/>
+        </w:rPr>
+      </w:r>
+    </w:p>
+    <w:p>
+      <w:pPr>
+        <w:rPr>
+          <w:lang w:val="ru-RU"/>
+        </w:rPr>
+      </w:pPr>
+      <w:r>
+        <w:rPr>
+          <w:lang w:val="ru-RU"/>
+        </w:rPr>
+      </w:r>
+      <w:r>
+        <w:rPr>
+          <w:lang w:val="ru-RU"/>
+        </w:rPr>
+      </w:r>
+    </w:p>
+    <w:p>
+      <w:pPr>
+        <w:rPr>
+          <w:rFonts w:ascii="Times New Roman" w:hAnsi="Times New Roman" w:cs="Times New Roman"/>
+          <w:sz w:val="28"/>
+          <w:szCs w:val="28"/>
+          <w:lang w:val="ru-RU"/>
+        </w:rPr>
+      </w:pPr>
+      <w:r>
+        <w:rPr>
+          <w:rFonts w:ascii="Times New Roman" w:hAnsi="Times New Roman" w:eastAsia="Times New Roman" w:cs="Times New Roman"/>
+          <w:sz w:val="28"/>
+          <w:szCs w:val="28"/>
+          <w:highlight w:val="none"/>
+          <w:lang w:val="ru-RU"/>
+        </w:rPr>
         <w:tab/>
       </w:r>
-      <w:r>
-        <w:rPr>
-          <w:rFonts w:ascii="Times New Roman" w:hAnsi="Times New Roman" w:eastAsia="Times New Roman" w:cs="Times New Roman"/>
-          <w:sz w:val="28"/>
-          <w:szCs w:val="28"/>
-          <w:highlight w:val="none"/>
-          <w:lang w:val="ru-RU"/>
-        </w:rPr>
-        <w:t xml:space="preserve">«СДГВМ</w:t>
-      </w:r>
-      <w:r>
-        <w:rPr>
-          <w:rFonts w:ascii="Times New Roman" w:hAnsi="Times New Roman" w:eastAsia="Times New Roman" w:cs="Times New Roman"/>
-          <w:sz w:val="28"/>
-          <w:szCs w:val="28"/>
-          <w:highlight w:val="none"/>
-          <w:lang w:val="ru-RU"/>
-        </w:rPr>
-        <w:t xml:space="preserve">» запускает подсистемы в реальном времени в режиме </w:t>
-      </w:r>
-      <w:r>
-        <w:rPr>
-          <w:rFonts w:ascii="Times New Roman" w:hAnsi="Times New Roman" w:eastAsia="Times New Roman" w:cs="Times New Roman"/>
-          <w:sz w:val="28"/>
-          <w:szCs w:val="28"/>
-          <w:highlight w:val="none"/>
-          <w:lang w:val="ru-RU"/>
-        </w:rPr>
-        <w:t xml:space="preserve">U</w:t>
-      </w:r>
-      <w:r>
-        <w:rPr>
-          <w:rFonts w:ascii="Times New Roman" w:hAnsi="Times New Roman" w:eastAsia="Times New Roman" w:cs="Times New Roman"/>
-          <w:sz w:val="28"/>
-          <w:szCs w:val="28"/>
-          <w:highlight w:val="none"/>
-          <w:lang w:val="ru-RU"/>
-        </w:rPr>
-        <w:t xml:space="preserve">n</w:t>
-      </w:r>
-      <w:r>
-        <w:rPr>
-          <w:rFonts w:ascii="Times New Roman" w:hAnsi="Times New Roman" w:eastAsia="Times New Roman" w:cs="Times New Roman"/>
-          <w:sz w:val="28"/>
-          <w:szCs w:val="28"/>
-          <w:highlight w:val="none"/>
-          <w:lang w:val="ru-RU"/>
-        </w:rPr>
-        <w:t xml:space="preserve">i</w:t>
-      </w:r>
-      <w:r>
-        <w:rPr>
-          <w:rFonts w:ascii="Times New Roman" w:hAnsi="Times New Roman" w:eastAsia="Times New Roman" w:cs="Times New Roman"/>
-          <w:sz w:val="28"/>
-          <w:szCs w:val="28"/>
-          <w:highlight w:val="none"/>
-          <w:lang w:val="ru-RU"/>
-        </w:rPr>
-        <w:t xml:space="preserve">t</w:t>
-      </w:r>
-      <w:r>
-        <w:rPr>
-          <w:rFonts w:ascii="Times New Roman" w:hAnsi="Times New Roman" w:eastAsia="Times New Roman" w:cs="Times New Roman"/>
-          <w:sz w:val="28"/>
-          <w:szCs w:val="28"/>
-          <w:highlight w:val="none"/>
-          <w:lang w:val="ru-RU"/>
-        </w:rPr>
-        <w:t xml:space="preserve">y</w:t>
-      </w:r>
-      <w:r>
-        <w:rPr>
-          <w:rFonts w:ascii="Times New Roman" w:hAnsi="Times New Roman" w:eastAsia="Times New Roman" w:cs="Times New Roman"/>
-          <w:sz w:val="28"/>
-          <w:szCs w:val="28"/>
-          <w:highlight w:val="none"/>
-          <w:lang w:val="ru-RU"/>
-        </w:rPr>
-        <w:t xml:space="preserve"> </w:t>
-      </w:r>
-      <w:r>
-        <w:rPr>
-          <w:rFonts w:ascii="Times New Roman" w:hAnsi="Times New Roman" w:eastAsia="Times New Roman" w:cs="Times New Roman"/>
-          <w:sz w:val="28"/>
-          <w:szCs w:val="28"/>
-          <w:highlight w:val="none"/>
-          <w:lang w:val="ru-RU"/>
-        </w:rPr>
-        <w:t xml:space="preserve">P</w:t>
-      </w:r>
-      <w:r>
-        <w:rPr>
-          <w:rFonts w:ascii="Times New Roman" w:hAnsi="Times New Roman" w:eastAsia="Times New Roman" w:cs="Times New Roman"/>
-          <w:sz w:val="28"/>
-          <w:szCs w:val="28"/>
-          <w:highlight w:val="none"/>
-          <w:lang w:val="ru-RU"/>
-        </w:rPr>
-        <w:t xml:space="preserve">l</w:t>
-      </w:r>
-      <w:r>
-        <w:rPr>
-          <w:rFonts w:ascii="Times New Roman" w:hAnsi="Times New Roman" w:eastAsia="Times New Roman" w:cs="Times New Roman"/>
-          <w:sz w:val="28"/>
-          <w:szCs w:val="28"/>
-          <w:highlight w:val="none"/>
-          <w:lang w:val="ru-RU"/>
-        </w:rPr>
-        <w:t xml:space="preserve">a</w:t>
-      </w:r>
-      <w:r>
-        <w:rPr>
-          <w:rFonts w:ascii="Times New Roman" w:hAnsi="Times New Roman" w:eastAsia="Times New Roman" w:cs="Times New Roman"/>
-          <w:sz w:val="28"/>
-          <w:szCs w:val="28"/>
-          <w:highlight w:val="none"/>
-          <w:lang w:val="ru-RU"/>
-        </w:rPr>
-        <w:t xml:space="preserve">y</w:t>
-      </w:r>
-      <w:r>
-        <w:rPr>
-          <w:rFonts w:ascii="Times New Roman" w:hAnsi="Times New Roman" w:eastAsia="Times New Roman" w:cs="Times New Roman"/>
-          <w:sz w:val="28"/>
-          <w:szCs w:val="28"/>
-          <w:highlight w:val="none"/>
-          <w:lang w:val="ru-RU"/>
-        </w:rPr>
-        <w:t xml:space="preserve"> </w:t>
-      </w:r>
-      <w:r>
-        <w:rPr>
-          <w:rFonts w:ascii="Times New Roman" w:hAnsi="Times New Roman" w:eastAsia="Times New Roman" w:cs="Times New Roman"/>
-          <w:sz w:val="28"/>
-          <w:szCs w:val="28"/>
-          <w:highlight w:val="none"/>
-          <w:lang w:val="ru-RU"/>
-        </w:rPr>
-        <w:t xml:space="preserve">m</w:t>
-      </w:r>
-      <w:r>
-        <w:rPr>
-          <w:rFonts w:ascii="Times New Roman" w:hAnsi="Times New Roman" w:eastAsia="Times New Roman" w:cs="Times New Roman"/>
-          <w:sz w:val="28"/>
-          <w:szCs w:val="28"/>
-          <w:highlight w:val="none"/>
-          <w:lang w:val="ru-RU"/>
-        </w:rPr>
-        <w:t xml:space="preserve">o</w:t>
-      </w:r>
-      <w:r>
-        <w:rPr>
-          <w:rFonts w:ascii="Times New Roman" w:hAnsi="Times New Roman" w:eastAsia="Times New Roman" w:cs="Times New Roman"/>
-          <w:sz w:val="28"/>
-          <w:szCs w:val="28"/>
-          <w:highlight w:val="none"/>
-          <w:lang w:val="ru-RU"/>
-        </w:rPr>
-        <w:t xml:space="preserve">d</w:t>
-      </w:r>
-      <w:r>
-        <w:rPr>
-          <w:rFonts w:ascii="Times New Roman" w:hAnsi="Times New Roman" w:eastAsia="Times New Roman" w:cs="Times New Roman"/>
-          <w:sz w:val="28"/>
-          <w:szCs w:val="28"/>
-          <w:highlight w:val="none"/>
-          <w:lang w:val="ru-RU"/>
-        </w:rPr>
-        <w:t xml:space="preserve">e</w:t>
-      </w:r>
-      <w:r>
-        <w:rPr>
-          <w:rFonts w:ascii="Times New Roman" w:hAnsi="Times New Roman" w:eastAsia="Times New Roman" w:cs="Times New Roman"/>
-          <w:sz w:val="28"/>
-          <w:szCs w:val="28"/>
-          <w:highlight w:val="none"/>
-          <w:lang w:val="ru-RU"/>
-        </w:rPr>
-        <w:t xml:space="preserve">,</w:t>
-      </w:r>
-      <w:r>
-        <w:rPr>
-          <w:rFonts w:ascii="Times New Roman" w:hAnsi="Times New Roman" w:eastAsia="Times New Roman" w:cs="Times New Roman"/>
-          <w:sz w:val="28"/>
-          <w:szCs w:val="28"/>
-          <w:highlight w:val="none"/>
-          <w:lang w:val="ru-RU"/>
-        </w:rPr>
-        <w:t xml:space="preserve"> </w:t>
-      </w:r>
-      <w:r>
-        <w:rPr>
-          <w:rFonts w:ascii="Times New Roman" w:hAnsi="Times New Roman" w:eastAsia="Times New Roman" w:cs="Times New Roman"/>
-          <w:sz w:val="28"/>
-          <w:szCs w:val="28"/>
-          <w:highlight w:val="none"/>
-          <w:lang w:val="ru-RU"/>
-        </w:rPr>
-        <w:t xml:space="preserve">в интерфейсе инструмента можно настроить параметры генерации – сложность</w:t>
-      </w:r>
-      <w:r>
-        <w:rPr>
-          <w:rFonts w:ascii="Times New Roman" w:hAnsi="Times New Roman" w:eastAsia="Times New Roman" w:cs="Times New Roman"/>
-          <w:sz w:val="28"/>
-          <w:szCs w:val="28"/>
-          <w:highlight w:val="none"/>
-          <w:lang w:val="ru-RU"/>
-        </w:rPr>
-        <w:t xml:space="preserve">,</w:t>
-      </w:r>
-      <w:r>
-        <w:rPr>
-          <w:rFonts w:ascii="Times New Roman" w:hAnsi="Times New Roman" w:eastAsia="Times New Roman" w:cs="Times New Roman"/>
-          <w:sz w:val="28"/>
-          <w:szCs w:val="28"/>
-          <w:highlight w:val="none"/>
-          <w:lang w:val="ru-RU"/>
-        </w:rPr>
-        <w:t xml:space="preserve"> жанр</w:t>
-      </w:r>
-      <w:r>
-        <w:rPr>
-          <w:rFonts w:ascii="Times New Roman" w:hAnsi="Times New Roman" w:eastAsia="Times New Roman" w:cs="Times New Roman"/>
-          <w:sz w:val="28"/>
-          <w:szCs w:val="28"/>
-          <w:highlight w:val="none"/>
-          <w:lang w:val="ru-RU"/>
-        </w:rPr>
-        <w:t xml:space="preserve">, в текстовых полях будут отображаться сгенерированные квесты и диалоги неигровых персонажей</w:t>
-      </w:r>
-      <w:r>
-        <w:rPr>
-          <w:rFonts w:ascii="Times New Roman" w:hAnsi="Times New Roman" w:eastAsia="Times New Roman" w:cs="Times New Roman"/>
-          <w:sz w:val="28"/>
-          <w:szCs w:val="28"/>
-          <w:highlight w:val="none"/>
-          <w:lang w:val="ru-RU"/>
-        </w:rPr>
-        <w:t xml:space="preserve">.</w:t>
-      </w:r>
-      <w:r>
-        <w:rPr>
-          <w:rFonts w:ascii="Times New Roman" w:hAnsi="Times New Roman" w:eastAsia="Times New Roman" w:cs="Times New Roman"/>
-          <w:sz w:val="28"/>
-          <w:szCs w:val="28"/>
-          <w:highlight w:val="none"/>
-          <w:lang w:val="ru-RU"/>
-        </w:rPr>
-        <w:t xml:space="preserve"> </w:t>
-      </w:r>
-      <w:r>
-        <w:rPr>
-          <w:rFonts w:ascii="Times New Roman" w:hAnsi="Times New Roman" w:eastAsia="Times New Roman" w:cs="Times New Roman"/>
-          <w:sz w:val="28"/>
-          <w:szCs w:val="28"/>
-          <w:highlight w:val="none"/>
-          <w:lang w:val="ru-RU"/>
-        </w:rPr>
-        <w:t xml:space="preserve">Пользователь получает доступ к функционалу через проект на платформе </w:t>
-      </w:r>
-      <w:r>
-        <w:rPr>
-          <w:rFonts w:ascii="Times New Roman" w:hAnsi="Times New Roman" w:eastAsia="Times New Roman" w:cs="Times New Roman"/>
-          <w:sz w:val="28"/>
-          <w:szCs w:val="28"/>
-          <w:highlight w:val="none"/>
-          <w:lang w:val="ru-RU"/>
-        </w:rPr>
-        <w:t xml:space="preserve">U</w:t>
-      </w:r>
-      <w:r>
-        <w:rPr>
-          <w:rFonts w:ascii="Times New Roman" w:hAnsi="Times New Roman" w:eastAsia="Times New Roman" w:cs="Times New Roman"/>
-          <w:sz w:val="28"/>
-          <w:szCs w:val="28"/>
-          <w:highlight w:val="none"/>
-          <w:lang w:val="ru-RU"/>
-        </w:rPr>
-        <w:t xml:space="preserve">n</w:t>
-      </w:r>
-      <w:r>
-        <w:rPr>
-          <w:rFonts w:ascii="Times New Roman" w:hAnsi="Times New Roman" w:eastAsia="Times New Roman" w:cs="Times New Roman"/>
-          <w:sz w:val="28"/>
-          <w:szCs w:val="28"/>
-          <w:highlight w:val="none"/>
-          <w:lang w:val="ru-RU"/>
-        </w:rPr>
-        <w:t xml:space="preserve">i</w:t>
-      </w:r>
-      <w:r>
-        <w:rPr>
-          <w:rFonts w:ascii="Times New Roman" w:hAnsi="Times New Roman" w:eastAsia="Times New Roman" w:cs="Times New Roman"/>
-          <w:sz w:val="28"/>
-          <w:szCs w:val="28"/>
-          <w:highlight w:val="none"/>
-          <w:lang w:val="ru-RU"/>
-        </w:rPr>
-        <w:t xml:space="preserve">t</w:t>
-      </w:r>
-      <w:r>
-        <w:rPr>
-          <w:rFonts w:ascii="Times New Roman" w:hAnsi="Times New Roman" w:eastAsia="Times New Roman" w:cs="Times New Roman"/>
-          <w:sz w:val="28"/>
-          <w:szCs w:val="28"/>
-          <w:highlight w:val="none"/>
-          <w:lang w:val="ru-RU"/>
-        </w:rPr>
-        <w:t xml:space="preserve">y в </w:t>
-      </w:r>
-      <w:r>
-        <w:rPr>
-          <w:rFonts w:ascii="Times New Roman" w:hAnsi="Times New Roman" w:eastAsia="Times New Roman" w:cs="Times New Roman"/>
-          <w:sz w:val="28"/>
-          <w:szCs w:val="28"/>
-          <w:highlight w:val="none"/>
-          <w:lang w:val="ru-RU"/>
-        </w:rPr>
-        <w:t xml:space="preserve">режиме </w:t>
-      </w:r>
-      <w:r>
-        <w:rPr>
-          <w:rFonts w:ascii="Times New Roman" w:hAnsi="Times New Roman" w:eastAsia="Times New Roman" w:cs="Times New Roman"/>
-          <w:sz w:val="28"/>
-          <w:szCs w:val="28"/>
-          <w:highlight w:val="none"/>
-          <w:lang w:val="ru-RU"/>
-        </w:rPr>
-        <w:t xml:space="preserve">U</w:t>
-      </w:r>
-      <w:r>
-        <w:rPr>
-          <w:rFonts w:ascii="Times New Roman" w:hAnsi="Times New Roman" w:eastAsia="Times New Roman" w:cs="Times New Roman"/>
-          <w:sz w:val="28"/>
-          <w:szCs w:val="28"/>
-          <w:highlight w:val="none"/>
-          <w:lang w:val="ru-RU"/>
-        </w:rPr>
-        <w:t xml:space="preserve">n</w:t>
-      </w:r>
-      <w:r>
-        <w:rPr>
-          <w:rFonts w:ascii="Times New Roman" w:hAnsi="Times New Roman" w:eastAsia="Times New Roman" w:cs="Times New Roman"/>
-          <w:sz w:val="28"/>
-          <w:szCs w:val="28"/>
-          <w:highlight w:val="none"/>
-          <w:lang w:val="ru-RU"/>
-        </w:rPr>
-        <w:t xml:space="preserve">i</w:t>
-      </w:r>
-      <w:r>
-        <w:rPr>
-          <w:rFonts w:ascii="Times New Roman" w:hAnsi="Times New Roman" w:eastAsia="Times New Roman" w:cs="Times New Roman"/>
-          <w:sz w:val="28"/>
-          <w:szCs w:val="28"/>
-          <w:highlight w:val="none"/>
-          <w:lang w:val="ru-RU"/>
-        </w:rPr>
-        <w:t xml:space="preserve">t</w:t>
-      </w:r>
-      <w:r>
-        <w:rPr>
-          <w:rFonts w:ascii="Times New Roman" w:hAnsi="Times New Roman" w:eastAsia="Times New Roman" w:cs="Times New Roman"/>
-          <w:sz w:val="28"/>
-          <w:szCs w:val="28"/>
-          <w:highlight w:val="none"/>
-          <w:lang w:val="ru-RU"/>
-        </w:rPr>
-        <w:t xml:space="preserve">y</w:t>
-      </w:r>
-      <w:r>
-        <w:rPr>
-          <w:rFonts w:ascii="Times New Roman" w:hAnsi="Times New Roman" w:eastAsia="Times New Roman" w:cs="Times New Roman"/>
-          <w:sz w:val="28"/>
-          <w:szCs w:val="28"/>
-          <w:highlight w:val="none"/>
-          <w:lang w:val="ru-RU"/>
-        </w:rPr>
-        <w:t xml:space="preserve"> </w:t>
-      </w:r>
-      <w:r>
-        <w:rPr>
-          <w:rFonts w:ascii="Times New Roman" w:hAnsi="Times New Roman" w:eastAsia="Times New Roman" w:cs="Times New Roman"/>
-          <w:sz w:val="28"/>
-          <w:szCs w:val="28"/>
-          <w:highlight w:val="none"/>
-          <w:lang w:val="ru-RU"/>
-        </w:rPr>
-        <w:t xml:space="preserve">P</w:t>
-      </w:r>
-      <w:r>
-        <w:rPr>
-          <w:rFonts w:ascii="Times New Roman" w:hAnsi="Times New Roman" w:eastAsia="Times New Roman" w:cs="Times New Roman"/>
-          <w:sz w:val="28"/>
-          <w:szCs w:val="28"/>
-          <w:highlight w:val="none"/>
-          <w:lang w:val="ru-RU"/>
-        </w:rPr>
-        <w:t xml:space="preserve">l</w:t>
-      </w:r>
-      <w:r>
-        <w:rPr>
-          <w:rFonts w:ascii="Times New Roman" w:hAnsi="Times New Roman" w:eastAsia="Times New Roman" w:cs="Times New Roman"/>
-          <w:sz w:val="28"/>
-          <w:szCs w:val="28"/>
-          <w:highlight w:val="none"/>
-          <w:lang w:val="ru-RU"/>
-        </w:rPr>
-        <w:t xml:space="preserve">a</w:t>
-      </w:r>
-      <w:r>
-        <w:rPr>
-          <w:rFonts w:ascii="Times New Roman" w:hAnsi="Times New Roman" w:eastAsia="Times New Roman" w:cs="Times New Roman"/>
-          <w:sz w:val="28"/>
-          <w:szCs w:val="28"/>
-          <w:highlight w:val="none"/>
-          <w:lang w:val="ru-RU"/>
-        </w:rPr>
-        <w:t xml:space="preserve">y</w:t>
-      </w:r>
-      <w:r>
-        <w:rPr>
-          <w:rFonts w:ascii="Times New Roman" w:hAnsi="Times New Roman" w:eastAsia="Times New Roman" w:cs="Times New Roman"/>
-          <w:sz w:val="28"/>
-          <w:szCs w:val="28"/>
-          <w:highlight w:val="none"/>
-          <w:lang w:val="ru-RU"/>
-        </w:rPr>
-        <w:t xml:space="preserve"> </w:t>
-      </w:r>
-      <w:r>
-        <w:rPr>
-          <w:rFonts w:ascii="Times New Roman" w:hAnsi="Times New Roman" w:eastAsia="Times New Roman" w:cs="Times New Roman"/>
-          <w:sz w:val="28"/>
-          <w:szCs w:val="28"/>
-          <w:highlight w:val="none"/>
-          <w:lang w:val="ru-RU"/>
-        </w:rPr>
-        <w:t xml:space="preserve">m</w:t>
-      </w:r>
-      <w:r>
-        <w:rPr>
-          <w:rFonts w:ascii="Times New Roman" w:hAnsi="Times New Roman" w:eastAsia="Times New Roman" w:cs="Times New Roman"/>
-          <w:sz w:val="28"/>
-          <w:szCs w:val="28"/>
-          <w:highlight w:val="none"/>
-          <w:lang w:val="ru-RU"/>
-        </w:rPr>
-        <w:t xml:space="preserve">o</w:t>
-      </w:r>
-      <w:r>
-        <w:rPr>
-          <w:rFonts w:ascii="Times New Roman" w:hAnsi="Times New Roman" w:eastAsia="Times New Roman" w:cs="Times New Roman"/>
-          <w:sz w:val="28"/>
-          <w:szCs w:val="28"/>
-          <w:highlight w:val="none"/>
-          <w:lang w:val="ru-RU"/>
-        </w:rPr>
-        <w:t xml:space="preserve">d</w:t>
-      </w:r>
-      <w:r>
-        <w:rPr>
-          <w:rFonts w:ascii="Times New Roman" w:hAnsi="Times New Roman" w:eastAsia="Times New Roman" w:cs="Times New Roman"/>
-          <w:sz w:val="28"/>
-          <w:szCs w:val="28"/>
-          <w:highlight w:val="none"/>
-          <w:lang w:val="ru-RU"/>
-        </w:rPr>
-        <w:t xml:space="preserve">e</w:t>
-      </w:r>
-      <w:r>
-        <w:rPr>
-          <w:rFonts w:ascii="Times New Roman" w:hAnsi="Times New Roman" w:eastAsia="Times New Roman" w:cs="Times New Roman"/>
-          <w:sz w:val="28"/>
-          <w:szCs w:val="28"/>
-          <w:highlight w:val="none"/>
-          <w:lang w:val="ru-RU"/>
-        </w:rPr>
-        <w:t xml:space="preserve"> на главной сцене </w:t>
-      </w:r>
-      <w:r>
-        <w:rPr>
-          <w:rFonts w:ascii="Times New Roman" w:hAnsi="Times New Roman" w:eastAsia="Times New Roman" w:cs="Times New Roman"/>
-          <w:sz w:val="28"/>
-          <w:szCs w:val="28"/>
-          <w:highlight w:val="none"/>
-          <w:lang w:val="ru-RU"/>
-        </w:rPr>
-        <w:t xml:space="preserve">«Сцена_Динамического_Генератора</w:t>
-      </w:r>
-      <w:r>
-        <w:rPr>
-          <w:rFonts w:ascii="Times New Roman" w:hAnsi="Times New Roman" w:eastAsia="Times New Roman" w:cs="Times New Roman"/>
-          <w:sz w:val="28"/>
-          <w:szCs w:val="28"/>
-          <w:highlight w:val="none"/>
-          <w:lang w:val="ru-RU"/>
-        </w:rPr>
-        <w:t xml:space="preserve">»</w:t>
-      </w:r>
-      <w:r>
-        <w:rPr>
-          <w:rFonts w:ascii="Times New Roman" w:hAnsi="Times New Roman" w:eastAsia="Times New Roman" w:cs="Times New Roman"/>
-          <w:sz w:val="28"/>
-          <w:szCs w:val="28"/>
-          <w:highlight w:val="none"/>
-          <w:lang w:val="ru-RU"/>
-        </w:rPr>
-        <w:t xml:space="preserve">.</w:t>
-      </w:r>
-      <w:r>
-        <w:rPr>
-          <w:rFonts w:ascii="Times New Roman" w:hAnsi="Times New Roman" w:eastAsia="Times New Roman" w:cs="Times New Roman"/>
-          <w:sz w:val="28"/>
-          <w:szCs w:val="28"/>
-          <w:highlight w:val="none"/>
-          <w:lang w:val="ru-RU"/>
-        </w:rPr>
-      </w:r>
+      <w:r/>
+      <w:r/>
     </w:p>
     <w:p>
       <w:pPr>

--- a/Техническое Задание официально.docx
+++ b/Техническое Задание официально.docx
@@ -27790,16 +27790,206 @@
     <w:p>
       <w:pPr>
         <w:rPr>
+          <w:rFonts w:ascii="Times New Roman" w:hAnsi="Times New Roman" w:eastAsia="Times New Roman" w:cs="Times New Roman"/>
+          <w:sz w:val="28"/>
+          <w:szCs w:val="28"/>
+          <w:highlight w:val="none"/>
           <w:lang w:val="ru-RU"/>
         </w:rPr>
       </w:pPr>
       <w:r>
         <w:rPr>
-          <w:lang w:val="ru-RU"/>
-        </w:rPr>
-      </w:r>
-      <w:r>
-        <w:rPr>
+          <w:rFonts w:ascii="Times New Roman" w:hAnsi="Times New Roman" w:eastAsia="Times New Roman" w:cs="Times New Roman"/>
+          <w:sz w:val="28"/>
+          <w:szCs w:val="28"/>
+          <w:lang w:val="ru-RU"/>
+        </w:rPr>
+        <w:t xml:space="preserve">На вход подсистеме </w:t>
+      </w:r>
+      <w:r>
+        <w:rPr>
+          <w:rFonts w:ascii="Times New Roman" w:hAnsi="Times New Roman" w:eastAsia="Times New Roman" w:cs="Times New Roman"/>
+          <w:sz w:val="28"/>
+          <w:szCs w:val="28"/>
+          <w:lang w:val="ru-RU"/>
+        </w:rPr>
+        <w:t xml:space="preserve">«Сказитель историй</w:t>
+      </w:r>
+      <w:r>
+        <w:rPr>
+          <w:rFonts w:ascii="Times New Roman" w:hAnsi="Times New Roman" w:eastAsia="Times New Roman" w:cs="Times New Roman"/>
+          <w:sz w:val="28"/>
+          <w:szCs w:val="28"/>
+          <w:lang w:val="ru-RU"/>
+        </w:rPr>
+        <w:t xml:space="preserve">» подается</w:t>
+      </w:r>
+      <w:r>
+        <w:rPr>
+          <w:rFonts w:ascii="Times New Roman" w:hAnsi="Times New Roman" w:eastAsia="Times New Roman" w:cs="Times New Roman"/>
+          <w:sz w:val="28"/>
+          <w:szCs w:val="28"/>
+          <w:lang w:val="ru-RU"/>
+        </w:rPr>
+        <w:t xml:space="preserve"> </w:t>
+      </w:r>
+      <w:r>
+        <w:rPr>
+          <w:rFonts w:ascii="Times New Roman" w:hAnsi="Times New Roman" w:eastAsia="Times New Roman" w:cs="Times New Roman"/>
+          <w:sz w:val="28"/>
+          <w:szCs w:val="28"/>
+          <w:lang w:val="ru-RU"/>
+        </w:rPr>
+        <w:t xml:space="preserve">X</w:t>
+      </w:r>
+      <w:r>
+        <w:rPr>
+          <w:rFonts w:ascii="Times New Roman" w:hAnsi="Times New Roman" w:eastAsia="Times New Roman" w:cs="Times New Roman"/>
+          <w:sz w:val="28"/>
+          <w:szCs w:val="28"/>
+          <w:lang w:val="ru-RU"/>
+        </w:rPr>
+        <w:t xml:space="preserve">M</w:t>
+      </w:r>
+      <w:r>
+        <w:rPr>
+          <w:rFonts w:ascii="Times New Roman" w:hAnsi="Times New Roman" w:eastAsia="Times New Roman" w:cs="Times New Roman"/>
+          <w:sz w:val="28"/>
+          <w:szCs w:val="28"/>
+          <w:lang w:val="ru-RU"/>
+        </w:rPr>
+        <w:t xml:space="preserve">L</w:t>
+      </w:r>
+      <w:r>
+        <w:rPr>
+          <w:rFonts w:ascii="Times New Roman" w:hAnsi="Times New Roman" w:eastAsia="Times New Roman" w:cs="Times New Roman"/>
+          <w:sz w:val="28"/>
+          <w:szCs w:val="28"/>
+          <w:lang w:val="ru-RU"/>
+        </w:rPr>
+        <w:t xml:space="preserve"> и </w:t>
+      </w:r>
+      <w:r>
+        <w:rPr>
+          <w:rFonts w:ascii="Times New Roman" w:hAnsi="Times New Roman" w:eastAsia="Times New Roman" w:cs="Times New Roman"/>
+          <w:sz w:val="28"/>
+          <w:szCs w:val="28"/>
+          <w:lang w:val="ru-RU"/>
+        </w:rPr>
+        <w:t xml:space="preserve">J</w:t>
+      </w:r>
+      <w:r>
+        <w:rPr>
+          <w:rFonts w:ascii="Times New Roman" w:hAnsi="Times New Roman" w:eastAsia="Times New Roman" w:cs="Times New Roman"/>
+          <w:sz w:val="28"/>
+          <w:szCs w:val="28"/>
+          <w:lang w:val="ru-RU"/>
+        </w:rPr>
+        <w:t xml:space="preserve">S</w:t>
+      </w:r>
+      <w:r>
+        <w:rPr>
+          <w:rFonts w:ascii="Times New Roman" w:hAnsi="Times New Roman" w:eastAsia="Times New Roman" w:cs="Times New Roman"/>
+          <w:sz w:val="28"/>
+          <w:szCs w:val="28"/>
+          <w:lang w:val="ru-RU"/>
+        </w:rPr>
+        <w:t xml:space="preserve">O</w:t>
+      </w:r>
+      <w:r>
+        <w:rPr>
+          <w:rFonts w:ascii="Times New Roman" w:hAnsi="Times New Roman" w:eastAsia="Times New Roman" w:cs="Times New Roman"/>
+          <w:sz w:val="28"/>
+          <w:szCs w:val="28"/>
+          <w:lang w:val="ru-RU"/>
+        </w:rPr>
+        <w:t xml:space="preserve">N с указанными параметрами</w:t>
+      </w:r>
+      <w:r>
+        <w:rPr>
+          <w:rFonts w:ascii="Times New Roman" w:hAnsi="Times New Roman" w:eastAsia="Times New Roman" w:cs="Times New Roman"/>
+          <w:sz w:val="28"/>
+          <w:szCs w:val="28"/>
+          <w:lang w:val="ru-RU"/>
+        </w:rPr>
+        <w:t xml:space="preserve">,</w:t>
+      </w:r>
+      <w:r>
+        <w:rPr>
+          <w:rFonts w:ascii="Times New Roman" w:hAnsi="Times New Roman" w:eastAsia="Times New Roman" w:cs="Times New Roman"/>
+          <w:sz w:val="28"/>
+          <w:szCs w:val="28"/>
+          <w:lang w:val="ru-RU"/>
+        </w:rPr>
+        <w:t xml:space="preserve"> информационный обмен обеспечивается через локальный вызов события через скрипт </w:t>
+      </w:r>
+      <w:r>
+        <w:rPr>
+          <w:rFonts w:ascii="Times New Roman" w:hAnsi="Times New Roman" w:eastAsia="Times New Roman" w:cs="Times New Roman"/>
+          <w:sz w:val="28"/>
+          <w:szCs w:val="28"/>
+          <w:lang w:val="ru-RU"/>
+        </w:rPr>
+        <w:t xml:space="preserve">C</w:t>
+      </w:r>
+      <w:r>
+        <w:rPr>
+          <w:rFonts w:ascii="Times New Roman" w:hAnsi="Times New Roman" w:eastAsia="Times New Roman" w:cs="Times New Roman"/>
+          <w:sz w:val="28"/>
+          <w:szCs w:val="28"/>
+          <w:lang w:val="ru-RU"/>
+        </w:rPr>
+        <w:t xml:space="preserve">#</w:t>
+      </w:r>
+      <w:r>
+        <w:rPr>
+          <w:rFonts w:ascii="Times New Roman" w:hAnsi="Times New Roman" w:eastAsia="Times New Roman" w:cs="Times New Roman"/>
+          <w:sz w:val="28"/>
+          <w:szCs w:val="28"/>
+          <w:lang w:val="ru-RU"/>
+        </w:rPr>
+        <w:t xml:space="preserve">,</w:t>
+      </w:r>
+      <w:r>
+        <w:rPr>
+          <w:rFonts w:ascii="Times New Roman" w:hAnsi="Times New Roman" w:eastAsia="Times New Roman" w:cs="Times New Roman"/>
+          <w:sz w:val="28"/>
+          <w:szCs w:val="28"/>
+          <w:lang w:val="ru-RU"/>
+        </w:rPr>
+        <w:t xml:space="preserve"> тем самым обеспечивается синхронизация между работой подсистем</w:t>
+      </w:r>
+      <w:r>
+        <w:rPr>
+          <w:rFonts w:ascii="Times New Roman" w:hAnsi="Times New Roman" w:eastAsia="Times New Roman" w:cs="Times New Roman"/>
+          <w:sz w:val="28"/>
+          <w:szCs w:val="28"/>
+          <w:lang w:val="ru-RU"/>
+        </w:rPr>
+        <w:t xml:space="preserve">.</w:t>
+      </w:r>
+      <w:r>
+        <w:rPr>
+          <w:rFonts w:ascii="Times New Roman" w:hAnsi="Times New Roman" w:eastAsia="Times New Roman" w:cs="Times New Roman"/>
+          <w:sz w:val="28"/>
+          <w:szCs w:val="28"/>
+          <w:lang w:val="ru-RU"/>
+        </w:rPr>
+        <w:t xml:space="preserve"> </w:t>
+      </w:r>
+      <w:r>
+        <w:rPr>
+          <w:rFonts w:ascii="Times New Roman" w:hAnsi="Times New Roman" w:eastAsia="Times New Roman" w:cs="Times New Roman"/>
+          <w:sz w:val="28"/>
+          <w:szCs w:val="28"/>
+          <w:lang w:val="ru-RU"/>
+        </w:rPr>
+      </w:r>
+      <w:r>
+        <w:rPr>
+          <w:rFonts w:ascii="Times New Roman" w:hAnsi="Times New Roman" w:eastAsia="Times New Roman" w:cs="Times New Roman"/>
+          <w:sz w:val="28"/>
+          <w:szCs w:val="28"/>
           <w:lang w:val="ru-RU"/>
         </w:rPr>
       </w:r>
@@ -27807,12 +27997,2925 @@
     <w:p>
       <w:pPr>
         <w:rPr>
-          <w:rFonts w:ascii="Times New Roman" w:hAnsi="Times New Roman" w:cs="Times New Roman"/>
-          <w:sz w:val="28"/>
-          <w:szCs w:val="28"/>
+          <w:rFonts w:ascii="Times New Roman" w:hAnsi="Times New Roman" w:eastAsia="Times New Roman" w:cs="Times New Roman"/>
+          <w:sz w:val="28"/>
+          <w:szCs w:val="28"/>
+          <w:highlight w:val="none"/>
           <w:lang w:val="ru-RU"/>
         </w:rPr>
       </w:pPr>
+      <w:r>
+        <w:rPr>
+          <w:rFonts w:ascii="Times New Roman" w:hAnsi="Times New Roman" w:eastAsia="Times New Roman" w:cs="Times New Roman"/>
+          <w:sz w:val="28"/>
+          <w:szCs w:val="28"/>
+          <w:highlight w:val="none"/>
+          <w:lang w:val="ru-RU"/>
+        </w:rPr>
+        <w:tab/>
+        <w:t xml:space="preserve">Все элементы работают напрямую через компоненты в дереве иерархии и скрипты прикрепленные к объектам интерфейса и объектам в сцене</w:t>
+      </w:r>
+      <w:r>
+        <w:rPr>
+          <w:rFonts w:ascii="Times New Roman" w:hAnsi="Times New Roman" w:eastAsia="Times New Roman" w:cs="Times New Roman"/>
+          <w:sz w:val="28"/>
+          <w:szCs w:val="28"/>
+          <w:highlight w:val="none"/>
+          <w:lang w:val="ru-RU"/>
+        </w:rPr>
+        <w:t xml:space="preserve">,</w:t>
+      </w:r>
+      <w:r>
+        <w:rPr>
+          <w:rFonts w:ascii="Times New Roman" w:hAnsi="Times New Roman" w:eastAsia="Times New Roman" w:cs="Times New Roman"/>
+          <w:sz w:val="28"/>
+          <w:szCs w:val="28"/>
+          <w:highlight w:val="none"/>
+          <w:lang w:val="ru-RU"/>
+        </w:rPr>
+        <w:t xml:space="preserve"> дополнительные требования не нужны для работы с локальным проектом</w:t>
+      </w:r>
+      <w:r>
+        <w:rPr>
+          <w:rFonts w:ascii="Times New Roman" w:hAnsi="Times New Roman" w:eastAsia="Times New Roman" w:cs="Times New Roman"/>
+          <w:sz w:val="28"/>
+          <w:szCs w:val="28"/>
+          <w:highlight w:val="none"/>
+          <w:lang w:val="ru-RU"/>
+        </w:rPr>
+        <w:t xml:space="preserve">.</w:t>
+      </w:r>
+      <w:r>
+        <w:rPr>
+          <w:rFonts w:ascii="Times New Roman" w:hAnsi="Times New Roman" w:eastAsia="Times New Roman" w:cs="Times New Roman"/>
+          <w:sz w:val="28"/>
+          <w:szCs w:val="28"/>
+          <w:highlight w:val="none"/>
+          <w:lang w:val="ru-RU"/>
+        </w:rPr>
+        <w:t xml:space="preserve"> </w:t>
+      </w:r>
+      <w:r>
+        <w:rPr>
+          <w:rFonts w:ascii="Times New Roman" w:hAnsi="Times New Roman" w:eastAsia="Times New Roman" w:cs="Times New Roman"/>
+          <w:sz w:val="28"/>
+          <w:szCs w:val="28"/>
+          <w:highlight w:val="none"/>
+          <w:lang w:val="ru-RU"/>
+        </w:rPr>
+        <w:t xml:space="preserve"> </w:t>
+      </w:r>
+      <w:r>
+        <w:rPr>
+          <w:rFonts w:ascii="Times New Roman" w:hAnsi="Times New Roman" w:eastAsia="Times New Roman" w:cs="Times New Roman"/>
+          <w:sz w:val="28"/>
+          <w:szCs w:val="28"/>
+          <w:highlight w:val="none"/>
+          <w:lang w:val="ru-RU"/>
+        </w:rPr>
+      </w:r>
+      <w:r>
+        <w:rPr>
+          <w:rFonts w:ascii="Times New Roman" w:hAnsi="Times New Roman" w:eastAsia="Times New Roman" w:cs="Times New Roman"/>
+          <w:sz w:val="28"/>
+          <w:szCs w:val="28"/>
+          <w:highlight w:val="none"/>
+          <w:lang w:val="ru-RU"/>
+        </w:rPr>
+      </w:r>
+      <w:r>
+        <w:rPr>
+          <w:rFonts w:ascii="Times New Roman" w:hAnsi="Times New Roman" w:eastAsia="Times New Roman" w:cs="Times New Roman"/>
+          <w:sz w:val="28"/>
+          <w:szCs w:val="28"/>
+          <w:highlight w:val="none"/>
+          <w:lang w:val="ru-RU"/>
+        </w:rPr>
+      </w:r>
+      <w:r>
+        <w:rPr>
+          <w:rFonts w:ascii="Times New Roman" w:hAnsi="Times New Roman" w:eastAsia="Times New Roman" w:cs="Times New Roman"/>
+          <w:sz w:val="28"/>
+          <w:szCs w:val="28"/>
+          <w:highlight w:val="none"/>
+          <w:lang w:val="ru-RU"/>
+        </w:rPr>
+      </w:r>
+    </w:p>
+    <w:p>
+      <w:pPr>
+        <w:rPr>
+          <w:rFonts w:ascii="Times New Roman" w:hAnsi="Times New Roman" w:eastAsia="Times New Roman" w:cs="Times New Roman"/>
+          <w:sz w:val="28"/>
+          <w:szCs w:val="28"/>
+          <w:highlight w:val="none"/>
+          <w:lang w:val="ru-RU"/>
+        </w:rPr>
+      </w:pPr>
+      <w:r>
+        <w:rPr>
+          <w:rFonts w:ascii="Times New Roman" w:hAnsi="Times New Roman" w:eastAsia="Times New Roman" w:cs="Times New Roman"/>
+          <w:sz w:val="28"/>
+          <w:szCs w:val="28"/>
+          <w:highlight w:val="none"/>
+          <w:lang w:val="ru-RU"/>
+        </w:rPr>
+      </w:r>
+      <w:r>
+        <w:rPr>
+          <w:rFonts w:ascii="Times New Roman" w:hAnsi="Times New Roman" w:eastAsia="Times New Roman" w:cs="Times New Roman"/>
+          <w:sz w:val="28"/>
+          <w:szCs w:val="28"/>
+          <w:highlight w:val="none"/>
+          <w:lang w:val="ru-RU"/>
+        </w:rPr>
+      </w:r>
+    </w:p>
+    <w:p>
+      <w:pPr>
+        <w:rPr>
+          <w:rStyle w:val="687"/>
+          <w:rFonts w:ascii="Times New Roman" w:hAnsi="Times New Roman" w:eastAsia="Times New Roman" w:cs="Times New Roman"/>
+          <w:b/>
+          <w:bCs/>
+          <w:sz w:val="28"/>
+          <w:szCs w:val="28"/>
+          <w:highlight w:val="none"/>
+          <w:lang w:val="ru-RU"/>
+        </w:rPr>
+      </w:pPr>
+      <w:r>
+        <w:rPr>
+          <w:rStyle w:val="687"/>
+          <w:rFonts w:ascii="Times New Roman" w:hAnsi="Times New Roman" w:eastAsia="Times New Roman" w:cs="Times New Roman"/>
+          <w:b/>
+          <w:bCs/>
+          <w:sz w:val="28"/>
+          <w:szCs w:val="28"/>
+          <w:lang w:val="ru-RU"/>
+        </w:rPr>
+        <w:t xml:space="preserve">4</w:t>
+      </w:r>
+      <w:r>
+        <w:rPr>
+          <w:rStyle w:val="687"/>
+          <w:rFonts w:ascii="Times New Roman" w:hAnsi="Times New Roman" w:eastAsia="Times New Roman" w:cs="Times New Roman"/>
+          <w:b/>
+          <w:bCs/>
+          <w:sz w:val="28"/>
+          <w:szCs w:val="28"/>
+          <w:lang w:val="ru-RU"/>
+        </w:rPr>
+        <w:t xml:space="preserve">.1.4 </w:t>
+      </w:r>
+      <w:r>
+        <w:rPr>
+          <w:rStyle w:val="687"/>
+          <w:rFonts w:ascii="Times New Roman" w:hAnsi="Times New Roman" w:eastAsia="Times New Roman" w:cs="Times New Roman"/>
+          <w:b/>
+          <w:bCs/>
+          <w:sz w:val="28"/>
+          <w:szCs w:val="28"/>
+          <w:lang w:val="ru-RU"/>
+        </w:rPr>
+        <w:t xml:space="preserve">Т</w:t>
+      </w:r>
+      <w:r>
+        <w:rPr>
+          <w:rStyle w:val="687"/>
+          <w:rFonts w:ascii="Times New Roman" w:hAnsi="Times New Roman" w:eastAsia="Times New Roman" w:cs="Times New Roman"/>
+          <w:b/>
+          <w:bCs/>
+          <w:sz w:val="28"/>
+          <w:szCs w:val="28"/>
+          <w:lang w:val="ru-RU"/>
+        </w:rPr>
+        <w:t xml:space="preserve">р</w:t>
+      </w:r>
+      <w:r>
+        <w:rPr>
+          <w:rStyle w:val="687"/>
+          <w:rFonts w:ascii="Times New Roman" w:hAnsi="Times New Roman" w:eastAsia="Times New Roman" w:cs="Times New Roman"/>
+          <w:b/>
+          <w:bCs/>
+          <w:sz w:val="28"/>
+          <w:szCs w:val="28"/>
+          <w:lang w:val="ru-RU"/>
+        </w:rPr>
+        <w:t xml:space="preserve">е</w:t>
+      </w:r>
+      <w:r>
+        <w:rPr>
+          <w:rStyle w:val="687"/>
+          <w:rFonts w:ascii="Times New Roman" w:hAnsi="Times New Roman" w:eastAsia="Times New Roman" w:cs="Times New Roman"/>
+          <w:b/>
+          <w:bCs/>
+          <w:sz w:val="28"/>
+          <w:szCs w:val="28"/>
+          <w:lang w:val="ru-RU"/>
+        </w:rPr>
+        <w:t xml:space="preserve">б</w:t>
+      </w:r>
+      <w:r>
+        <w:rPr>
+          <w:rStyle w:val="687"/>
+          <w:rFonts w:ascii="Times New Roman" w:hAnsi="Times New Roman" w:eastAsia="Times New Roman" w:cs="Times New Roman"/>
+          <w:b/>
+          <w:bCs/>
+          <w:sz w:val="28"/>
+          <w:szCs w:val="28"/>
+          <w:lang w:val="ru-RU"/>
+        </w:rPr>
+        <w:t xml:space="preserve">о</w:t>
+      </w:r>
+      <w:r>
+        <w:rPr>
+          <w:rStyle w:val="687"/>
+          <w:rFonts w:ascii="Times New Roman" w:hAnsi="Times New Roman" w:eastAsia="Times New Roman" w:cs="Times New Roman"/>
+          <w:b/>
+          <w:bCs/>
+          <w:sz w:val="28"/>
+          <w:szCs w:val="28"/>
+          <w:lang w:val="ru-RU"/>
+        </w:rPr>
+        <w:t xml:space="preserve">в</w:t>
+      </w:r>
+      <w:r>
+        <w:rPr>
+          <w:rStyle w:val="687"/>
+          <w:rFonts w:ascii="Times New Roman" w:hAnsi="Times New Roman" w:eastAsia="Times New Roman" w:cs="Times New Roman"/>
+          <w:b/>
+          <w:bCs/>
+          <w:sz w:val="28"/>
+          <w:szCs w:val="28"/>
+          <w:lang w:val="ru-RU"/>
+        </w:rPr>
+        <w:t xml:space="preserve">а</w:t>
+      </w:r>
+      <w:r>
+        <w:rPr>
+          <w:rStyle w:val="687"/>
+          <w:rFonts w:ascii="Times New Roman" w:hAnsi="Times New Roman" w:eastAsia="Times New Roman" w:cs="Times New Roman"/>
+          <w:b/>
+          <w:bCs/>
+          <w:sz w:val="28"/>
+          <w:szCs w:val="28"/>
+          <w:lang w:val="ru-RU"/>
+        </w:rPr>
+        <w:t xml:space="preserve">н</w:t>
+      </w:r>
+      <w:r>
+        <w:rPr>
+          <w:rStyle w:val="687"/>
+          <w:rFonts w:ascii="Times New Roman" w:hAnsi="Times New Roman" w:eastAsia="Times New Roman" w:cs="Times New Roman"/>
+          <w:b/>
+          <w:bCs/>
+          <w:sz w:val="28"/>
+          <w:szCs w:val="28"/>
+          <w:lang w:val="ru-RU"/>
+        </w:rPr>
+        <w:t xml:space="preserve">и</w:t>
+      </w:r>
+      <w:r>
+        <w:rPr>
+          <w:rStyle w:val="687"/>
+          <w:rFonts w:ascii="Times New Roman" w:hAnsi="Times New Roman" w:eastAsia="Times New Roman" w:cs="Times New Roman"/>
+          <w:b/>
+          <w:bCs/>
+          <w:sz w:val="28"/>
+          <w:szCs w:val="28"/>
+          <w:lang w:val="ru-RU"/>
+        </w:rPr>
+        <w:t xml:space="preserve">я</w:t>
+      </w:r>
+      <w:r>
+        <w:rPr>
+          <w:rStyle w:val="687"/>
+          <w:rFonts w:ascii="Times New Roman" w:hAnsi="Times New Roman" w:eastAsia="Times New Roman" w:cs="Times New Roman"/>
+          <w:b/>
+          <w:bCs/>
+          <w:sz w:val="28"/>
+          <w:szCs w:val="28"/>
+          <w:lang w:val="ru-RU"/>
+        </w:rPr>
+        <w:t xml:space="preserve"> </w:t>
+      </w:r>
+      <w:r>
+        <w:rPr>
+          <w:rStyle w:val="687"/>
+          <w:rFonts w:ascii="Times New Roman" w:hAnsi="Times New Roman" w:eastAsia="Times New Roman" w:cs="Times New Roman"/>
+          <w:b/>
+          <w:bCs/>
+          <w:sz w:val="28"/>
+          <w:szCs w:val="28"/>
+          <w:lang w:val="ru-RU"/>
+        </w:rPr>
+        <w:t xml:space="preserve">к</w:t>
+      </w:r>
+      <w:r>
+        <w:rPr>
+          <w:rStyle w:val="687"/>
+          <w:rFonts w:ascii="Times New Roman" w:hAnsi="Times New Roman" w:eastAsia="Times New Roman" w:cs="Times New Roman"/>
+          <w:b/>
+          <w:bCs/>
+          <w:sz w:val="28"/>
+          <w:szCs w:val="28"/>
+          <w:lang w:val="ru-RU"/>
+        </w:rPr>
+        <w:t xml:space="preserve"> </w:t>
+      </w:r>
+      <w:r>
+        <w:rPr>
+          <w:rStyle w:val="687"/>
+          <w:rFonts w:ascii="Times New Roman" w:hAnsi="Times New Roman" w:eastAsia="Times New Roman" w:cs="Times New Roman"/>
+          <w:b/>
+          <w:bCs/>
+          <w:sz w:val="28"/>
+          <w:szCs w:val="28"/>
+          <w:lang w:val="ru-RU"/>
+        </w:rPr>
+        <w:t xml:space="preserve">х</w:t>
+      </w:r>
+      <w:r>
+        <w:rPr>
+          <w:rStyle w:val="687"/>
+          <w:rFonts w:ascii="Times New Roman" w:hAnsi="Times New Roman" w:eastAsia="Times New Roman" w:cs="Times New Roman"/>
+          <w:b/>
+          <w:bCs/>
+          <w:sz w:val="28"/>
+          <w:szCs w:val="28"/>
+          <w:lang w:val="ru-RU"/>
+        </w:rPr>
+        <w:t xml:space="preserve">а</w:t>
+      </w:r>
+      <w:r>
+        <w:rPr>
+          <w:rStyle w:val="687"/>
+          <w:rFonts w:ascii="Times New Roman" w:hAnsi="Times New Roman" w:eastAsia="Times New Roman" w:cs="Times New Roman"/>
+          <w:b/>
+          <w:bCs/>
+          <w:sz w:val="28"/>
+          <w:szCs w:val="28"/>
+          <w:lang w:val="ru-RU"/>
+        </w:rPr>
+        <w:t xml:space="preserve">р</w:t>
+      </w:r>
+      <w:r>
+        <w:rPr>
+          <w:rStyle w:val="687"/>
+          <w:rFonts w:ascii="Times New Roman" w:hAnsi="Times New Roman" w:eastAsia="Times New Roman" w:cs="Times New Roman"/>
+          <w:b/>
+          <w:bCs/>
+          <w:sz w:val="28"/>
+          <w:szCs w:val="28"/>
+          <w:lang w:val="ru-RU"/>
+        </w:rPr>
+        <w:t xml:space="preserve">а</w:t>
+      </w:r>
+      <w:r>
+        <w:rPr>
+          <w:rStyle w:val="687"/>
+          <w:rFonts w:ascii="Times New Roman" w:hAnsi="Times New Roman" w:eastAsia="Times New Roman" w:cs="Times New Roman"/>
+          <w:b/>
+          <w:bCs/>
+          <w:sz w:val="28"/>
+          <w:szCs w:val="28"/>
+          <w:lang w:val="ru-RU"/>
+        </w:rPr>
+        <w:t xml:space="preserve">к</w:t>
+      </w:r>
+      <w:r>
+        <w:rPr>
+          <w:rStyle w:val="687"/>
+          <w:rFonts w:ascii="Times New Roman" w:hAnsi="Times New Roman" w:eastAsia="Times New Roman" w:cs="Times New Roman"/>
+          <w:b/>
+          <w:bCs/>
+          <w:sz w:val="28"/>
+          <w:szCs w:val="28"/>
+          <w:lang w:val="ru-RU"/>
+        </w:rPr>
+        <w:t xml:space="preserve">т</w:t>
+      </w:r>
+      <w:r>
+        <w:rPr>
+          <w:rStyle w:val="687"/>
+          <w:rFonts w:ascii="Times New Roman" w:hAnsi="Times New Roman" w:eastAsia="Times New Roman" w:cs="Times New Roman"/>
+          <w:b/>
+          <w:bCs/>
+          <w:sz w:val="28"/>
+          <w:szCs w:val="28"/>
+          <w:lang w:val="ru-RU"/>
+        </w:rPr>
+        <w:t xml:space="preserve">е</w:t>
+      </w:r>
+      <w:r>
+        <w:rPr>
+          <w:rStyle w:val="687"/>
+          <w:rFonts w:ascii="Times New Roman" w:hAnsi="Times New Roman" w:eastAsia="Times New Roman" w:cs="Times New Roman"/>
+          <w:b/>
+          <w:bCs/>
+          <w:sz w:val="28"/>
+          <w:szCs w:val="28"/>
+          <w:lang w:val="ru-RU"/>
+        </w:rPr>
+        <w:t xml:space="preserve">р</w:t>
+      </w:r>
+      <w:r>
+        <w:rPr>
+          <w:rStyle w:val="687"/>
+          <w:rFonts w:ascii="Times New Roman" w:hAnsi="Times New Roman" w:eastAsia="Times New Roman" w:cs="Times New Roman"/>
+          <w:b/>
+          <w:bCs/>
+          <w:sz w:val="28"/>
+          <w:szCs w:val="28"/>
+          <w:lang w:val="ru-RU"/>
+        </w:rPr>
+        <w:t xml:space="preserve">и</w:t>
+      </w:r>
+      <w:r>
+        <w:rPr>
+          <w:rStyle w:val="687"/>
+          <w:rFonts w:ascii="Times New Roman" w:hAnsi="Times New Roman" w:eastAsia="Times New Roman" w:cs="Times New Roman"/>
+          <w:b/>
+          <w:bCs/>
+          <w:sz w:val="28"/>
+          <w:szCs w:val="28"/>
+          <w:lang w:val="ru-RU"/>
+        </w:rPr>
+        <w:t xml:space="preserve">с</w:t>
+      </w:r>
+      <w:r>
+        <w:rPr>
+          <w:rStyle w:val="687"/>
+          <w:rFonts w:ascii="Times New Roman" w:hAnsi="Times New Roman" w:eastAsia="Times New Roman" w:cs="Times New Roman"/>
+          <w:b/>
+          <w:bCs/>
+          <w:sz w:val="28"/>
+          <w:szCs w:val="28"/>
+          <w:lang w:val="ru-RU"/>
+        </w:rPr>
+        <w:t xml:space="preserve">т</w:t>
+      </w:r>
+      <w:r>
+        <w:rPr>
+          <w:rStyle w:val="687"/>
+          <w:rFonts w:ascii="Times New Roman" w:hAnsi="Times New Roman" w:eastAsia="Times New Roman" w:cs="Times New Roman"/>
+          <w:b/>
+          <w:bCs/>
+          <w:sz w:val="28"/>
+          <w:szCs w:val="28"/>
+          <w:lang w:val="ru-RU"/>
+        </w:rPr>
+        <w:t xml:space="preserve">и</w:t>
+      </w:r>
+      <w:r>
+        <w:rPr>
+          <w:rStyle w:val="687"/>
+          <w:rFonts w:ascii="Times New Roman" w:hAnsi="Times New Roman" w:eastAsia="Times New Roman" w:cs="Times New Roman"/>
+          <w:b/>
+          <w:bCs/>
+          <w:sz w:val="28"/>
+          <w:szCs w:val="28"/>
+          <w:lang w:val="ru-RU"/>
+        </w:rPr>
+        <w:t xml:space="preserve">к</w:t>
+      </w:r>
+      <w:r>
+        <w:rPr>
+          <w:rStyle w:val="687"/>
+          <w:rFonts w:ascii="Times New Roman" w:hAnsi="Times New Roman" w:eastAsia="Times New Roman" w:cs="Times New Roman"/>
+          <w:b/>
+          <w:bCs/>
+          <w:sz w:val="28"/>
+          <w:szCs w:val="28"/>
+          <w:lang w:val="ru-RU"/>
+        </w:rPr>
+        <w:t xml:space="preserve">а</w:t>
+      </w:r>
+      <w:r>
+        <w:rPr>
+          <w:rStyle w:val="687"/>
+          <w:rFonts w:ascii="Times New Roman" w:hAnsi="Times New Roman" w:eastAsia="Times New Roman" w:cs="Times New Roman"/>
+          <w:b/>
+          <w:bCs/>
+          <w:sz w:val="28"/>
+          <w:szCs w:val="28"/>
+          <w:lang w:val="ru-RU"/>
+        </w:rPr>
+        <w:t xml:space="preserve">м</w:t>
+      </w:r>
+      <w:r>
+        <w:rPr>
+          <w:rStyle w:val="687"/>
+          <w:rFonts w:ascii="Times New Roman" w:hAnsi="Times New Roman" w:eastAsia="Times New Roman" w:cs="Times New Roman"/>
+          <w:b/>
+          <w:bCs/>
+          <w:sz w:val="28"/>
+          <w:szCs w:val="28"/>
+          <w:lang w:val="ru-RU"/>
+        </w:rPr>
+        <w:t xml:space="preserve"> </w:t>
+      </w:r>
+      <w:r>
+        <w:rPr>
+          <w:rStyle w:val="687"/>
+          <w:rFonts w:ascii="Times New Roman" w:hAnsi="Times New Roman" w:eastAsia="Times New Roman" w:cs="Times New Roman"/>
+          <w:b/>
+          <w:bCs/>
+          <w:sz w:val="28"/>
+          <w:szCs w:val="28"/>
+          <w:lang w:val="ru-RU"/>
+        </w:rPr>
+        <w:t xml:space="preserve">в</w:t>
+      </w:r>
+      <w:r>
+        <w:rPr>
+          <w:rStyle w:val="687"/>
+          <w:rFonts w:ascii="Times New Roman" w:hAnsi="Times New Roman" w:eastAsia="Times New Roman" w:cs="Times New Roman"/>
+          <w:b/>
+          <w:bCs/>
+          <w:sz w:val="28"/>
+          <w:szCs w:val="28"/>
+          <w:lang w:val="ru-RU"/>
+        </w:rPr>
+        <w:t xml:space="preserve">з</w:t>
+      </w:r>
+      <w:r>
+        <w:rPr>
+          <w:rStyle w:val="687"/>
+          <w:rFonts w:ascii="Times New Roman" w:hAnsi="Times New Roman" w:eastAsia="Times New Roman" w:cs="Times New Roman"/>
+          <w:b/>
+          <w:bCs/>
+          <w:sz w:val="28"/>
+          <w:szCs w:val="28"/>
+          <w:lang w:val="ru-RU"/>
+        </w:rPr>
+        <w:t xml:space="preserve">а</w:t>
+      </w:r>
+      <w:r>
+        <w:rPr>
+          <w:rStyle w:val="687"/>
+          <w:rFonts w:ascii="Times New Roman" w:hAnsi="Times New Roman" w:eastAsia="Times New Roman" w:cs="Times New Roman"/>
+          <w:b/>
+          <w:bCs/>
+          <w:sz w:val="28"/>
+          <w:szCs w:val="28"/>
+          <w:lang w:val="ru-RU"/>
+        </w:rPr>
+        <w:t xml:space="preserve">и</w:t>
+      </w:r>
+      <w:r>
+        <w:rPr>
+          <w:rStyle w:val="687"/>
+          <w:rFonts w:ascii="Times New Roman" w:hAnsi="Times New Roman" w:eastAsia="Times New Roman" w:cs="Times New Roman"/>
+          <w:b/>
+          <w:bCs/>
+          <w:sz w:val="28"/>
+          <w:szCs w:val="28"/>
+          <w:lang w:val="ru-RU"/>
+        </w:rPr>
+        <w:t xml:space="preserve">м</w:t>
+      </w:r>
+      <w:r>
+        <w:rPr>
+          <w:rStyle w:val="687"/>
+          <w:rFonts w:ascii="Times New Roman" w:hAnsi="Times New Roman" w:eastAsia="Times New Roman" w:cs="Times New Roman"/>
+          <w:b/>
+          <w:bCs/>
+          <w:sz w:val="28"/>
+          <w:szCs w:val="28"/>
+          <w:lang w:val="ru-RU"/>
+        </w:rPr>
+        <w:t xml:space="preserve">о</w:t>
+      </w:r>
+      <w:r>
+        <w:rPr>
+          <w:rStyle w:val="687"/>
+          <w:rFonts w:ascii="Times New Roman" w:hAnsi="Times New Roman" w:eastAsia="Times New Roman" w:cs="Times New Roman"/>
+          <w:b/>
+          <w:bCs/>
+          <w:sz w:val="28"/>
+          <w:szCs w:val="28"/>
+          <w:lang w:val="ru-RU"/>
+        </w:rPr>
+        <w:t xml:space="preserve">с</w:t>
+      </w:r>
+      <w:r>
+        <w:rPr>
+          <w:rStyle w:val="687"/>
+          <w:rFonts w:ascii="Times New Roman" w:hAnsi="Times New Roman" w:eastAsia="Times New Roman" w:cs="Times New Roman"/>
+          <w:b/>
+          <w:bCs/>
+          <w:sz w:val="28"/>
+          <w:szCs w:val="28"/>
+          <w:lang w:val="ru-RU"/>
+        </w:rPr>
+        <w:t xml:space="preserve">в</w:t>
+      </w:r>
+      <w:r>
+        <w:rPr>
+          <w:rStyle w:val="687"/>
+          <w:rFonts w:ascii="Times New Roman" w:hAnsi="Times New Roman" w:eastAsia="Times New Roman" w:cs="Times New Roman"/>
+          <w:b/>
+          <w:bCs/>
+          <w:sz w:val="28"/>
+          <w:szCs w:val="28"/>
+          <w:lang w:val="ru-RU"/>
+        </w:rPr>
+        <w:t xml:space="preserve">я</w:t>
+      </w:r>
+      <w:r>
+        <w:rPr>
+          <w:rStyle w:val="687"/>
+          <w:rFonts w:ascii="Times New Roman" w:hAnsi="Times New Roman" w:eastAsia="Times New Roman" w:cs="Times New Roman"/>
+          <w:b/>
+          <w:bCs/>
+          <w:sz w:val="28"/>
+          <w:szCs w:val="28"/>
+          <w:lang w:val="ru-RU"/>
+        </w:rPr>
+        <w:t xml:space="preserve">з</w:t>
+      </w:r>
+      <w:r>
+        <w:rPr>
+          <w:rStyle w:val="687"/>
+          <w:rFonts w:ascii="Times New Roman" w:hAnsi="Times New Roman" w:eastAsia="Times New Roman" w:cs="Times New Roman"/>
+          <w:b/>
+          <w:bCs/>
+          <w:sz w:val="28"/>
+          <w:szCs w:val="28"/>
+          <w:lang w:val="ru-RU"/>
+        </w:rPr>
+        <w:t xml:space="preserve">е</w:t>
+      </w:r>
+      <w:r>
+        <w:rPr>
+          <w:rStyle w:val="687"/>
+          <w:rFonts w:ascii="Times New Roman" w:hAnsi="Times New Roman" w:eastAsia="Times New Roman" w:cs="Times New Roman"/>
+          <w:b/>
+          <w:bCs/>
+          <w:sz w:val="28"/>
+          <w:szCs w:val="28"/>
+          <w:lang w:val="ru-RU"/>
+        </w:rPr>
+        <w:t xml:space="preserve">й</w:t>
+      </w:r>
+      <w:r>
+        <w:rPr>
+          <w:rStyle w:val="687"/>
+          <w:rFonts w:ascii="Times New Roman" w:hAnsi="Times New Roman" w:eastAsia="Times New Roman" w:cs="Times New Roman"/>
+          <w:b/>
+          <w:bCs/>
+          <w:sz w:val="28"/>
+          <w:szCs w:val="28"/>
+          <w:lang w:val="ru-RU"/>
+        </w:rPr>
+        <w:t xml:space="preserve"> </w:t>
+      </w:r>
+      <w:r>
+        <w:rPr>
+          <w:rStyle w:val="687"/>
+          <w:rFonts w:ascii="Times New Roman" w:hAnsi="Times New Roman" w:eastAsia="Times New Roman" w:cs="Times New Roman"/>
+          <w:b/>
+          <w:bCs/>
+          <w:sz w:val="28"/>
+          <w:szCs w:val="28"/>
+          <w:lang w:val="ru-RU"/>
+        </w:rPr>
+        <w:t xml:space="preserve">с</w:t>
+      </w:r>
+      <w:r>
+        <w:rPr>
+          <w:rStyle w:val="687"/>
+          <w:rFonts w:ascii="Times New Roman" w:hAnsi="Times New Roman" w:eastAsia="Times New Roman" w:cs="Times New Roman"/>
+          <w:b/>
+          <w:bCs/>
+          <w:sz w:val="28"/>
+          <w:szCs w:val="28"/>
+          <w:lang w:val="ru-RU"/>
+        </w:rPr>
+        <w:t xml:space="preserve">о</w:t>
+      </w:r>
+      <w:r>
+        <w:rPr>
+          <w:rStyle w:val="687"/>
+          <w:rFonts w:ascii="Times New Roman" w:hAnsi="Times New Roman" w:eastAsia="Times New Roman" w:cs="Times New Roman"/>
+          <w:b/>
+          <w:bCs/>
+          <w:sz w:val="28"/>
+          <w:szCs w:val="28"/>
+          <w:lang w:val="ru-RU"/>
+        </w:rPr>
+        <w:t xml:space="preserve"> </w:t>
+      </w:r>
+      <w:r>
+        <w:rPr>
+          <w:rStyle w:val="687"/>
+          <w:rFonts w:ascii="Times New Roman" w:hAnsi="Times New Roman" w:eastAsia="Times New Roman" w:cs="Times New Roman"/>
+          <w:b/>
+          <w:bCs/>
+          <w:sz w:val="28"/>
+          <w:szCs w:val="28"/>
+          <w:lang w:val="ru-RU"/>
+        </w:rPr>
+        <w:t xml:space="preserve">с</w:t>
+      </w:r>
+      <w:r>
+        <w:rPr>
+          <w:rStyle w:val="687"/>
+          <w:rFonts w:ascii="Times New Roman" w:hAnsi="Times New Roman" w:eastAsia="Times New Roman" w:cs="Times New Roman"/>
+          <w:b/>
+          <w:bCs/>
+          <w:sz w:val="28"/>
+          <w:szCs w:val="28"/>
+          <w:lang w:val="ru-RU"/>
+        </w:rPr>
+        <w:t xml:space="preserve">м</w:t>
+      </w:r>
+      <w:r>
+        <w:rPr>
+          <w:rStyle w:val="687"/>
+          <w:rFonts w:ascii="Times New Roman" w:hAnsi="Times New Roman" w:eastAsia="Times New Roman" w:cs="Times New Roman"/>
+          <w:b/>
+          <w:bCs/>
+          <w:sz w:val="28"/>
+          <w:szCs w:val="28"/>
+          <w:lang w:val="ru-RU"/>
+        </w:rPr>
+        <w:t xml:space="preserve">е</w:t>
+      </w:r>
+      <w:r>
+        <w:rPr>
+          <w:rStyle w:val="687"/>
+          <w:rFonts w:ascii="Times New Roman" w:hAnsi="Times New Roman" w:eastAsia="Times New Roman" w:cs="Times New Roman"/>
+          <w:b/>
+          <w:bCs/>
+          <w:sz w:val="28"/>
+          <w:szCs w:val="28"/>
+          <w:lang w:val="ru-RU"/>
+        </w:rPr>
+        <w:t xml:space="preserve">ж</w:t>
+      </w:r>
+      <w:r>
+        <w:rPr>
+          <w:rStyle w:val="687"/>
+          <w:rFonts w:ascii="Times New Roman" w:hAnsi="Times New Roman" w:eastAsia="Times New Roman" w:cs="Times New Roman"/>
+          <w:b/>
+          <w:bCs/>
+          <w:sz w:val="28"/>
+          <w:szCs w:val="28"/>
+          <w:lang w:val="ru-RU"/>
+        </w:rPr>
+        <w:t xml:space="preserve">н</w:t>
+      </w:r>
+      <w:r>
+        <w:rPr>
+          <w:rStyle w:val="687"/>
+          <w:rFonts w:ascii="Times New Roman" w:hAnsi="Times New Roman" w:eastAsia="Times New Roman" w:cs="Times New Roman"/>
+          <w:b/>
+          <w:bCs/>
+          <w:sz w:val="28"/>
+          <w:szCs w:val="28"/>
+          <w:lang w:val="ru-RU"/>
+        </w:rPr>
+        <w:t xml:space="preserve">ы</w:t>
+      </w:r>
+      <w:r>
+        <w:rPr>
+          <w:rStyle w:val="687"/>
+          <w:rFonts w:ascii="Times New Roman" w:hAnsi="Times New Roman" w:eastAsia="Times New Roman" w:cs="Times New Roman"/>
+          <w:b/>
+          <w:bCs/>
+          <w:sz w:val="28"/>
+          <w:szCs w:val="28"/>
+          <w:lang w:val="ru-RU"/>
+        </w:rPr>
+        <w:t xml:space="preserve">м</w:t>
+      </w:r>
+      <w:r>
+        <w:rPr>
+          <w:rStyle w:val="687"/>
+          <w:rFonts w:ascii="Times New Roman" w:hAnsi="Times New Roman" w:eastAsia="Times New Roman" w:cs="Times New Roman"/>
+          <w:b/>
+          <w:bCs/>
+          <w:sz w:val="28"/>
+          <w:szCs w:val="28"/>
+          <w:lang w:val="ru-RU"/>
+        </w:rPr>
+        <w:t xml:space="preserve">и</w:t>
+      </w:r>
+      <w:r>
+        <w:rPr>
+          <w:rStyle w:val="687"/>
+          <w:rFonts w:ascii="Times New Roman" w:hAnsi="Times New Roman" w:eastAsia="Times New Roman" w:cs="Times New Roman"/>
+          <w:b/>
+          <w:bCs/>
+          <w:sz w:val="28"/>
+          <w:szCs w:val="28"/>
+          <w:lang w:val="ru-RU"/>
+        </w:rPr>
+        <w:t xml:space="preserve"> </w:t>
+      </w:r>
+      <w:r>
+        <w:rPr>
+          <w:rStyle w:val="687"/>
+          <w:rFonts w:ascii="Times New Roman" w:hAnsi="Times New Roman" w:eastAsia="Times New Roman" w:cs="Times New Roman"/>
+          <w:b/>
+          <w:bCs/>
+          <w:sz w:val="28"/>
+          <w:szCs w:val="28"/>
+          <w:lang w:val="ru-RU"/>
+        </w:rPr>
+        <w:t xml:space="preserve">с</w:t>
+      </w:r>
+      <w:r>
+        <w:rPr>
+          <w:rStyle w:val="687"/>
+          <w:rFonts w:ascii="Times New Roman" w:hAnsi="Times New Roman" w:eastAsia="Times New Roman" w:cs="Times New Roman"/>
+          <w:b/>
+          <w:bCs/>
+          <w:sz w:val="28"/>
+          <w:szCs w:val="28"/>
+          <w:lang w:val="ru-RU"/>
+        </w:rPr>
+        <w:t xml:space="preserve">и</w:t>
+      </w:r>
+      <w:r>
+        <w:rPr>
+          <w:rStyle w:val="687"/>
+          <w:rFonts w:ascii="Times New Roman" w:hAnsi="Times New Roman" w:eastAsia="Times New Roman" w:cs="Times New Roman"/>
+          <w:b/>
+          <w:bCs/>
+          <w:sz w:val="28"/>
+          <w:szCs w:val="28"/>
+          <w:lang w:val="ru-RU"/>
+        </w:rPr>
+        <w:t xml:space="preserve">с</w:t>
+      </w:r>
+      <w:r>
+        <w:rPr>
+          <w:rStyle w:val="687"/>
+          <w:rFonts w:ascii="Times New Roman" w:hAnsi="Times New Roman" w:eastAsia="Times New Roman" w:cs="Times New Roman"/>
+          <w:b/>
+          <w:bCs/>
+          <w:sz w:val="28"/>
+          <w:szCs w:val="28"/>
+          <w:lang w:val="ru-RU"/>
+        </w:rPr>
+        <w:t xml:space="preserve">т</w:t>
+      </w:r>
+      <w:r>
+        <w:rPr>
+          <w:rStyle w:val="687"/>
+          <w:rFonts w:ascii="Times New Roman" w:hAnsi="Times New Roman" w:eastAsia="Times New Roman" w:cs="Times New Roman"/>
+          <w:b/>
+          <w:bCs/>
+          <w:sz w:val="28"/>
+          <w:szCs w:val="28"/>
+          <w:lang w:val="ru-RU"/>
+        </w:rPr>
+        <w:t xml:space="preserve">е</w:t>
+      </w:r>
+      <w:r>
+        <w:rPr>
+          <w:rStyle w:val="687"/>
+          <w:rFonts w:ascii="Times New Roman" w:hAnsi="Times New Roman" w:eastAsia="Times New Roman" w:cs="Times New Roman"/>
+          <w:b/>
+          <w:bCs/>
+          <w:sz w:val="28"/>
+          <w:szCs w:val="28"/>
+          <w:lang w:val="ru-RU"/>
+        </w:rPr>
+        <w:t xml:space="preserve">м</w:t>
+      </w:r>
+      <w:r>
+        <w:rPr>
+          <w:rStyle w:val="687"/>
+          <w:rFonts w:ascii="Times New Roman" w:hAnsi="Times New Roman" w:eastAsia="Times New Roman" w:cs="Times New Roman"/>
+          <w:b/>
+          <w:bCs/>
+          <w:sz w:val="28"/>
+          <w:szCs w:val="28"/>
+          <w:lang w:val="ru-RU"/>
+        </w:rPr>
+        <w:t xml:space="preserve">а</w:t>
+      </w:r>
+      <w:r>
+        <w:rPr>
+          <w:rStyle w:val="687"/>
+          <w:rFonts w:ascii="Times New Roman" w:hAnsi="Times New Roman" w:eastAsia="Times New Roman" w:cs="Times New Roman"/>
+          <w:b/>
+          <w:bCs/>
+          <w:sz w:val="28"/>
+          <w:szCs w:val="28"/>
+          <w:lang w:val="ru-RU"/>
+        </w:rPr>
+        <w:t xml:space="preserve">м</w:t>
+      </w:r>
+      <w:r>
+        <w:rPr>
+          <w:rStyle w:val="687"/>
+          <w:rFonts w:ascii="Times New Roman" w:hAnsi="Times New Roman" w:eastAsia="Times New Roman" w:cs="Times New Roman"/>
+          <w:b/>
+          <w:bCs/>
+          <w:sz w:val="28"/>
+          <w:szCs w:val="28"/>
+          <w:lang w:val="ru-RU"/>
+        </w:rPr>
+        <w:t xml:space="preserve">и</w:t>
+      </w:r>
+      <w:r>
+        <w:rPr>
+          <w:rStyle w:val="687"/>
+          <w:rFonts w:ascii="Times New Roman" w:hAnsi="Times New Roman" w:eastAsia="Times New Roman" w:cs="Times New Roman"/>
+          <w:b/>
+          <w:bCs/>
+          <w:sz w:val="28"/>
+          <w:szCs w:val="28"/>
+          <w:lang w:val="ru-RU"/>
+        </w:rPr>
+        <w:t xml:space="preserve"> </w:t>
+      </w:r>
+      <w:r>
+        <w:rPr>
+          <w:rStyle w:val="687"/>
+          <w:rFonts w:ascii="Times New Roman" w:hAnsi="Times New Roman" w:eastAsia="Times New Roman" w:cs="Times New Roman"/>
+          <w:b/>
+          <w:bCs/>
+          <w:sz w:val="28"/>
+          <w:szCs w:val="28"/>
+          <w:lang w:val="ru-RU"/>
+        </w:rPr>
+        <w:t xml:space="preserve">с</w:t>
+      </w:r>
+      <w:r>
+        <w:rPr>
+          <w:rStyle w:val="687"/>
+          <w:rFonts w:ascii="Times New Roman" w:hAnsi="Times New Roman" w:eastAsia="Times New Roman" w:cs="Times New Roman"/>
+          <w:b/>
+          <w:bCs/>
+          <w:sz w:val="28"/>
+          <w:szCs w:val="28"/>
+          <w:lang w:val="ru-RU"/>
+        </w:rPr>
+        <w:t xml:space="preserve">о</w:t>
+      </w:r>
+      <w:r>
+        <w:rPr>
+          <w:rStyle w:val="687"/>
+          <w:rFonts w:ascii="Times New Roman" w:hAnsi="Times New Roman" w:eastAsia="Times New Roman" w:cs="Times New Roman"/>
+          <w:b/>
+          <w:bCs/>
+          <w:sz w:val="28"/>
+          <w:szCs w:val="28"/>
+          <w:lang w:val="ru-RU"/>
+        </w:rPr>
+        <w:t xml:space="preserve">з</w:t>
+      </w:r>
+      <w:r>
+        <w:rPr>
+          <w:rStyle w:val="687"/>
+          <w:rFonts w:ascii="Times New Roman" w:hAnsi="Times New Roman" w:eastAsia="Times New Roman" w:cs="Times New Roman"/>
+          <w:b/>
+          <w:bCs/>
+          <w:sz w:val="28"/>
+          <w:szCs w:val="28"/>
+          <w:lang w:val="ru-RU"/>
+        </w:rPr>
+        <w:t xml:space="preserve">д</w:t>
+      </w:r>
+      <w:r>
+        <w:rPr>
+          <w:rStyle w:val="687"/>
+          <w:rFonts w:ascii="Times New Roman" w:hAnsi="Times New Roman" w:eastAsia="Times New Roman" w:cs="Times New Roman"/>
+          <w:b/>
+          <w:bCs/>
+          <w:sz w:val="28"/>
+          <w:szCs w:val="28"/>
+          <w:lang w:val="ru-RU"/>
+        </w:rPr>
+        <w:t xml:space="preserve">а</w:t>
+      </w:r>
+      <w:r>
+        <w:rPr>
+          <w:rStyle w:val="687"/>
+          <w:rFonts w:ascii="Times New Roman" w:hAnsi="Times New Roman" w:eastAsia="Times New Roman" w:cs="Times New Roman"/>
+          <w:b/>
+          <w:bCs/>
+          <w:sz w:val="28"/>
+          <w:szCs w:val="28"/>
+          <w:lang w:val="ru-RU"/>
+        </w:rPr>
+        <w:t xml:space="preserve">в</w:t>
+      </w:r>
+      <w:r>
+        <w:rPr>
+          <w:rStyle w:val="687"/>
+          <w:rFonts w:ascii="Times New Roman" w:hAnsi="Times New Roman" w:eastAsia="Times New Roman" w:cs="Times New Roman"/>
+          <w:b/>
+          <w:bCs/>
+          <w:sz w:val="28"/>
+          <w:szCs w:val="28"/>
+          <w:lang w:val="ru-RU"/>
+        </w:rPr>
+        <w:t xml:space="preserve">а</w:t>
+      </w:r>
+      <w:r>
+        <w:rPr>
+          <w:rStyle w:val="687"/>
+          <w:rFonts w:ascii="Times New Roman" w:hAnsi="Times New Roman" w:eastAsia="Times New Roman" w:cs="Times New Roman"/>
+          <w:b/>
+          <w:bCs/>
+          <w:sz w:val="28"/>
+          <w:szCs w:val="28"/>
+          <w:lang w:val="ru-RU"/>
+        </w:rPr>
+        <w:t xml:space="preserve">е</w:t>
+      </w:r>
+      <w:r>
+        <w:rPr>
+          <w:rStyle w:val="687"/>
+          <w:rFonts w:ascii="Times New Roman" w:hAnsi="Times New Roman" w:eastAsia="Times New Roman" w:cs="Times New Roman"/>
+          <w:b/>
+          <w:bCs/>
+          <w:sz w:val="28"/>
+          <w:szCs w:val="28"/>
+          <w:lang w:val="ru-RU"/>
+        </w:rPr>
+        <w:t xml:space="preserve">м</w:t>
+      </w:r>
+      <w:r>
+        <w:rPr>
+          <w:rStyle w:val="687"/>
+          <w:rFonts w:ascii="Times New Roman" w:hAnsi="Times New Roman" w:eastAsia="Times New Roman" w:cs="Times New Roman"/>
+          <w:b/>
+          <w:bCs/>
+          <w:sz w:val="28"/>
+          <w:szCs w:val="28"/>
+          <w:lang w:val="ru-RU"/>
+        </w:rPr>
+        <w:t xml:space="preserve">о</w:t>
+      </w:r>
+      <w:r>
+        <w:rPr>
+          <w:rStyle w:val="687"/>
+          <w:rFonts w:ascii="Times New Roman" w:hAnsi="Times New Roman" w:eastAsia="Times New Roman" w:cs="Times New Roman"/>
+          <w:b/>
+          <w:bCs/>
+          <w:sz w:val="28"/>
+          <w:szCs w:val="28"/>
+          <w:lang w:val="ru-RU"/>
+        </w:rPr>
+        <w:t xml:space="preserve">й</w:t>
+      </w:r>
+      <w:r>
+        <w:rPr>
+          <w:rStyle w:val="687"/>
+          <w:rFonts w:ascii="Times New Roman" w:hAnsi="Times New Roman" w:eastAsia="Times New Roman" w:cs="Times New Roman"/>
+          <w:b/>
+          <w:bCs/>
+          <w:sz w:val="28"/>
+          <w:szCs w:val="28"/>
+          <w:lang w:val="ru-RU"/>
+        </w:rPr>
+        <w:t xml:space="preserve"> </w:t>
+      </w:r>
+      <w:r>
+        <w:rPr>
+          <w:rStyle w:val="687"/>
+          <w:rFonts w:ascii="Times New Roman" w:hAnsi="Times New Roman" w:eastAsia="Times New Roman" w:cs="Times New Roman"/>
+          <w:b/>
+          <w:bCs/>
+          <w:sz w:val="28"/>
+          <w:szCs w:val="28"/>
+          <w:lang w:val="ru-RU"/>
+        </w:rPr>
+        <w:t xml:space="preserve">с</w:t>
+      </w:r>
+      <w:r>
+        <w:rPr>
+          <w:rStyle w:val="687"/>
+          <w:rFonts w:ascii="Times New Roman" w:hAnsi="Times New Roman" w:eastAsia="Times New Roman" w:cs="Times New Roman"/>
+          <w:b/>
+          <w:bCs/>
+          <w:sz w:val="28"/>
+          <w:szCs w:val="28"/>
+          <w:lang w:val="ru-RU"/>
+        </w:rPr>
+        <w:t xml:space="preserve">и</w:t>
+      </w:r>
+      <w:r>
+        <w:rPr>
+          <w:rStyle w:val="687"/>
+          <w:rFonts w:ascii="Times New Roman" w:hAnsi="Times New Roman" w:eastAsia="Times New Roman" w:cs="Times New Roman"/>
+          <w:b/>
+          <w:bCs/>
+          <w:sz w:val="28"/>
+          <w:szCs w:val="28"/>
+          <w:lang w:val="ru-RU"/>
+        </w:rPr>
+        <w:t xml:space="preserve">с</w:t>
+      </w:r>
+      <w:r>
+        <w:rPr>
+          <w:rStyle w:val="687"/>
+          <w:rFonts w:ascii="Times New Roman" w:hAnsi="Times New Roman" w:eastAsia="Times New Roman" w:cs="Times New Roman"/>
+          <w:b/>
+          <w:bCs/>
+          <w:sz w:val="28"/>
+          <w:szCs w:val="28"/>
+          <w:lang w:val="ru-RU"/>
+        </w:rPr>
+        <w:t xml:space="preserve">т</w:t>
+      </w:r>
+      <w:r>
+        <w:rPr>
+          <w:rStyle w:val="687"/>
+          <w:rFonts w:ascii="Times New Roman" w:hAnsi="Times New Roman" w:eastAsia="Times New Roman" w:cs="Times New Roman"/>
+          <w:b/>
+          <w:bCs/>
+          <w:sz w:val="28"/>
+          <w:szCs w:val="28"/>
+          <w:lang w:val="ru-RU"/>
+        </w:rPr>
+        <w:t xml:space="preserve">е</w:t>
+      </w:r>
+      <w:r>
+        <w:rPr>
+          <w:rStyle w:val="687"/>
+          <w:rFonts w:ascii="Times New Roman" w:hAnsi="Times New Roman" w:eastAsia="Times New Roman" w:cs="Times New Roman"/>
+          <w:b/>
+          <w:bCs/>
+          <w:sz w:val="28"/>
+          <w:szCs w:val="28"/>
+          <w:lang w:val="ru-RU"/>
+        </w:rPr>
+        <w:t xml:space="preserve">м</w:t>
+      </w:r>
+      <w:r>
+        <w:rPr>
+          <w:rStyle w:val="687"/>
+          <w:rFonts w:ascii="Times New Roman" w:hAnsi="Times New Roman" w:eastAsia="Times New Roman" w:cs="Times New Roman"/>
+          <w:b/>
+          <w:bCs/>
+          <w:sz w:val="28"/>
+          <w:szCs w:val="28"/>
+          <w:lang w:val="ru-RU"/>
+        </w:rPr>
+        <w:t xml:space="preserve">ы</w:t>
+      </w:r>
+      <w:r>
+        <w:rPr>
+          <w:rStyle w:val="687"/>
+          <w:rFonts w:ascii="Times New Roman" w:hAnsi="Times New Roman" w:eastAsia="Times New Roman" w:cs="Times New Roman"/>
+          <w:b/>
+          <w:bCs/>
+          <w:sz w:val="28"/>
+          <w:szCs w:val="28"/>
+          <w:lang w:val="ru-RU"/>
+        </w:rPr>
+        <w:t xml:space="preserve"> </w:t>
+      </w:r>
+      <w:r>
+        <w:rPr>
+          <w:rFonts w:ascii="Times New Roman" w:hAnsi="Times New Roman" w:eastAsia="Times New Roman" w:cs="Times New Roman"/>
+          <w:sz w:val="28"/>
+          <w:szCs w:val="28"/>
+          <w:highlight w:val="none"/>
+          <w:lang w:val="ru-RU"/>
+        </w:rPr>
+      </w:r>
+    </w:p>
+    <w:p>
+      <w:pPr>
+        <w:jc w:val="left"/>
+        <w:rPr>
+          <w:rStyle w:val="687"/>
+          <w:rFonts w:ascii="Times New Roman" w:hAnsi="Times New Roman" w:eastAsia="Times New Roman" w:cs="Times New Roman"/>
+          <w:b w:val="0"/>
+          <w:bCs w:val="0"/>
+          <w:sz w:val="28"/>
+          <w:szCs w:val="28"/>
+          <w:highlight w:val="none"/>
+          <w:lang w:val="ru-RU"/>
+        </w:rPr>
+      </w:pPr>
+      <w:r>
+        <w:rPr>
+          <w:rStyle w:val="687"/>
+          <w:rFonts w:ascii="Times New Roman" w:hAnsi="Times New Roman" w:eastAsia="Times New Roman" w:cs="Times New Roman"/>
+          <w:b w:val="0"/>
+          <w:bCs w:val="0"/>
+          <w:sz w:val="28"/>
+          <w:szCs w:val="28"/>
+          <w:highlight w:val="none"/>
+          <w:lang w:val="ru-RU"/>
+        </w:rPr>
+        <w:t xml:space="preserve">Система генерации игровых предусматривает добавление новых инструментов или ассетов из-вне копированием в папки внутри открытого проекта или можно использовать </w:t>
+      </w:r>
+      <w:r>
+        <w:rPr>
+          <w:rStyle w:val="687"/>
+          <w:rFonts w:ascii="Times New Roman" w:hAnsi="Times New Roman" w:eastAsia="Times New Roman" w:cs="Times New Roman"/>
+          <w:b w:val="0"/>
+          <w:bCs w:val="0"/>
+          <w:sz w:val="28"/>
+          <w:szCs w:val="28"/>
+          <w:highlight w:val="none"/>
+          <w:lang w:val="ru-RU"/>
+        </w:rPr>
+        <w:t xml:space="preserve">U</w:t>
+      </w:r>
+      <w:r>
+        <w:rPr>
+          <w:rStyle w:val="687"/>
+          <w:rFonts w:ascii="Times New Roman" w:hAnsi="Times New Roman" w:eastAsia="Times New Roman" w:cs="Times New Roman"/>
+          <w:b w:val="0"/>
+          <w:bCs w:val="0"/>
+          <w:sz w:val="28"/>
+          <w:szCs w:val="28"/>
+          <w:highlight w:val="none"/>
+          <w:lang w:val="ru-RU"/>
+        </w:rPr>
+        <w:t xml:space="preserve">n</w:t>
+      </w:r>
+      <w:r>
+        <w:rPr>
+          <w:rStyle w:val="687"/>
+          <w:rFonts w:ascii="Times New Roman" w:hAnsi="Times New Roman" w:eastAsia="Times New Roman" w:cs="Times New Roman"/>
+          <w:b w:val="0"/>
+          <w:bCs w:val="0"/>
+          <w:sz w:val="28"/>
+          <w:szCs w:val="28"/>
+          <w:highlight w:val="none"/>
+          <w:lang w:val="ru-RU"/>
+        </w:rPr>
+        <w:t xml:space="preserve">i</w:t>
+      </w:r>
+      <w:r>
+        <w:rPr>
+          <w:rStyle w:val="687"/>
+          <w:rFonts w:ascii="Times New Roman" w:hAnsi="Times New Roman" w:eastAsia="Times New Roman" w:cs="Times New Roman"/>
+          <w:b w:val="0"/>
+          <w:bCs w:val="0"/>
+          <w:sz w:val="28"/>
+          <w:szCs w:val="28"/>
+          <w:highlight w:val="none"/>
+          <w:lang w:val="ru-RU"/>
+        </w:rPr>
+        <w:t xml:space="preserve">t</w:t>
+      </w:r>
+      <w:r>
+        <w:rPr>
+          <w:rStyle w:val="687"/>
+          <w:rFonts w:ascii="Times New Roman" w:hAnsi="Times New Roman" w:eastAsia="Times New Roman" w:cs="Times New Roman"/>
+          <w:b w:val="0"/>
+          <w:bCs w:val="0"/>
+          <w:sz w:val="28"/>
+          <w:szCs w:val="28"/>
+          <w:highlight w:val="none"/>
+          <w:lang w:val="ru-RU"/>
+        </w:rPr>
+        <w:t xml:space="preserve">y</w:t>
+      </w:r>
+      <w:r>
+        <w:rPr>
+          <w:rStyle w:val="687"/>
+          <w:rFonts w:ascii="Times New Roman" w:hAnsi="Times New Roman" w:eastAsia="Times New Roman" w:cs="Times New Roman"/>
+          <w:b w:val="0"/>
+          <w:bCs w:val="0"/>
+          <w:sz w:val="28"/>
+          <w:szCs w:val="28"/>
+          <w:highlight w:val="none"/>
+          <w:lang w:val="ru-RU"/>
+        </w:rPr>
+        <w:t xml:space="preserve"> </w:t>
+      </w:r>
+      <w:r>
+        <w:rPr>
+          <w:rStyle w:val="687"/>
+          <w:rFonts w:ascii="Times New Roman" w:hAnsi="Times New Roman" w:eastAsia="Times New Roman" w:cs="Times New Roman"/>
+          <w:b w:val="0"/>
+          <w:bCs w:val="0"/>
+          <w:sz w:val="28"/>
+          <w:szCs w:val="28"/>
+          <w:highlight w:val="none"/>
+          <w:lang w:val="ru-RU"/>
+        </w:rPr>
+        <w:t xml:space="preserve">магазин ассетов</w:t>
+      </w:r>
+      <w:r>
+        <w:rPr>
+          <w:rStyle w:val="687"/>
+          <w:rFonts w:ascii="Times New Roman" w:hAnsi="Times New Roman" w:eastAsia="Times New Roman" w:cs="Times New Roman"/>
+          <w:b w:val="0"/>
+          <w:bCs w:val="0"/>
+          <w:sz w:val="28"/>
+          <w:szCs w:val="28"/>
+          <w:highlight w:val="none"/>
+          <w:lang w:val="ru-RU"/>
+        </w:rPr>
+        <w:t xml:space="preserve">,</w:t>
+      </w:r>
+      <w:r>
+        <w:rPr>
+          <w:rStyle w:val="687"/>
+          <w:rFonts w:ascii="Times New Roman" w:hAnsi="Times New Roman" w:eastAsia="Times New Roman" w:cs="Times New Roman"/>
+          <w:b w:val="0"/>
+          <w:bCs w:val="0"/>
+          <w:sz w:val="28"/>
+          <w:szCs w:val="28"/>
+          <w:highlight w:val="none"/>
+          <w:lang w:val="ru-RU"/>
+        </w:rPr>
+        <w:t xml:space="preserve"> или </w:t>
+      </w:r>
+      <w:r>
+        <w:rPr>
+          <w:rStyle w:val="687"/>
+          <w:rFonts w:ascii="Times New Roman" w:hAnsi="Times New Roman" w:eastAsia="Times New Roman" w:cs="Times New Roman"/>
+          <w:b w:val="0"/>
+          <w:bCs w:val="0"/>
+          <w:sz w:val="28"/>
+          <w:szCs w:val="28"/>
+          <w:highlight w:val="none"/>
+          <w:lang w:val="ru-RU"/>
+        </w:rPr>
+        <w:t xml:space="preserve">U</w:t>
+      </w:r>
+      <w:r>
+        <w:rPr>
+          <w:rStyle w:val="687"/>
+          <w:rFonts w:ascii="Times New Roman" w:hAnsi="Times New Roman" w:eastAsia="Times New Roman" w:cs="Times New Roman"/>
+          <w:b w:val="0"/>
+          <w:bCs w:val="0"/>
+          <w:sz w:val="28"/>
+          <w:szCs w:val="28"/>
+          <w:highlight w:val="none"/>
+          <w:lang w:val="ru-RU"/>
+        </w:rPr>
+        <w:t xml:space="preserve">n</w:t>
+      </w:r>
+      <w:r>
+        <w:rPr>
+          <w:rStyle w:val="687"/>
+          <w:rFonts w:ascii="Times New Roman" w:hAnsi="Times New Roman" w:eastAsia="Times New Roman" w:cs="Times New Roman"/>
+          <w:b w:val="0"/>
+          <w:bCs w:val="0"/>
+          <w:sz w:val="28"/>
+          <w:szCs w:val="28"/>
+          <w:highlight w:val="none"/>
+          <w:lang w:val="ru-RU"/>
+        </w:rPr>
+        <w:t xml:space="preserve">i</w:t>
+      </w:r>
+      <w:r>
+        <w:rPr>
+          <w:rStyle w:val="687"/>
+          <w:rFonts w:ascii="Times New Roman" w:hAnsi="Times New Roman" w:eastAsia="Times New Roman" w:cs="Times New Roman"/>
+          <w:b w:val="0"/>
+          <w:bCs w:val="0"/>
+          <w:sz w:val="28"/>
+          <w:szCs w:val="28"/>
+          <w:highlight w:val="none"/>
+          <w:lang w:val="ru-RU"/>
+        </w:rPr>
+        <w:t xml:space="preserve">t</w:t>
+      </w:r>
+      <w:r>
+        <w:rPr>
+          <w:rStyle w:val="687"/>
+          <w:rFonts w:ascii="Times New Roman" w:hAnsi="Times New Roman" w:eastAsia="Times New Roman" w:cs="Times New Roman"/>
+          <w:b w:val="0"/>
+          <w:bCs w:val="0"/>
+          <w:sz w:val="28"/>
+          <w:szCs w:val="28"/>
+          <w:highlight w:val="none"/>
+          <w:lang w:val="ru-RU"/>
+        </w:rPr>
+        <w:t xml:space="preserve">y</w:t>
+      </w:r>
+      <w:r>
+        <w:rPr>
+          <w:rStyle w:val="687"/>
+          <w:rFonts w:ascii="Times New Roman" w:hAnsi="Times New Roman" w:eastAsia="Times New Roman" w:cs="Times New Roman"/>
+          <w:b w:val="0"/>
+          <w:bCs w:val="0"/>
+          <w:sz w:val="28"/>
+          <w:szCs w:val="28"/>
+          <w:highlight w:val="none"/>
+          <w:lang w:val="ru-RU"/>
+        </w:rPr>
+        <w:t xml:space="preserve"> </w:t>
+      </w:r>
+      <w:r>
+        <w:rPr>
+          <w:rStyle w:val="687"/>
+          <w:rFonts w:ascii="Times New Roman" w:hAnsi="Times New Roman" w:eastAsia="Times New Roman" w:cs="Times New Roman"/>
+          <w:b w:val="0"/>
+          <w:bCs w:val="0"/>
+          <w:sz w:val="28"/>
+          <w:szCs w:val="28"/>
+          <w:highlight w:val="none"/>
+          <w:lang w:val="ru-RU"/>
+        </w:rPr>
+        <w:t xml:space="preserve">менеджер п</w:t>
+      </w:r>
+      <w:r>
+        <w:rPr>
+          <w:rStyle w:val="687"/>
+          <w:rFonts w:ascii="Times New Roman" w:hAnsi="Times New Roman" w:eastAsia="Times New Roman" w:cs="Times New Roman"/>
+          <w:b w:val="0"/>
+          <w:bCs w:val="0"/>
+          <w:sz w:val="28"/>
+          <w:szCs w:val="28"/>
+          <w:highlight w:val="none"/>
+          <w:lang w:val="ru-RU"/>
+        </w:rPr>
+        <w:t xml:space="preserve">акетов</w:t>
+      </w:r>
+      <w:r>
+        <w:rPr>
+          <w:rStyle w:val="687"/>
+          <w:rFonts w:ascii="Times New Roman" w:hAnsi="Times New Roman" w:eastAsia="Times New Roman" w:cs="Times New Roman"/>
+          <w:b w:val="0"/>
+          <w:bCs w:val="0"/>
+          <w:sz w:val="28"/>
+          <w:szCs w:val="28"/>
+          <w:highlight w:val="none"/>
+          <w:lang w:val="ru-RU"/>
+        </w:rPr>
+        <w:t xml:space="preserve">.</w:t>
+      </w:r>
+      <w:r>
+        <w:rPr>
+          <w:rStyle w:val="687"/>
+          <w:rFonts w:ascii="Times New Roman" w:hAnsi="Times New Roman" w:eastAsia="Times New Roman" w:cs="Times New Roman"/>
+          <w:b w:val="0"/>
+          <w:bCs w:val="0"/>
+          <w:sz w:val="28"/>
+          <w:szCs w:val="28"/>
+          <w:highlight w:val="none"/>
+          <w:lang w:val="ru-RU"/>
+        </w:rPr>
+        <w:t xml:space="preserve"> Библиотеки созданные пользователями</w:t>
+      </w:r>
+      <w:r>
+        <w:rPr>
+          <w:rStyle w:val="687"/>
+          <w:rFonts w:ascii="Times New Roman" w:hAnsi="Times New Roman" w:eastAsia="Times New Roman" w:cs="Times New Roman"/>
+          <w:b w:val="0"/>
+          <w:bCs w:val="0"/>
+          <w:sz w:val="28"/>
+          <w:szCs w:val="28"/>
+          <w:highlight w:val="none"/>
+          <w:lang w:val="ru-RU"/>
+        </w:rPr>
+        <w:t xml:space="preserve">,</w:t>
+      </w:r>
+      <w:r>
+        <w:rPr>
+          <w:rStyle w:val="687"/>
+          <w:rFonts w:ascii="Times New Roman" w:hAnsi="Times New Roman" w:eastAsia="Times New Roman" w:cs="Times New Roman"/>
+          <w:b w:val="0"/>
+          <w:bCs w:val="0"/>
+          <w:sz w:val="28"/>
+          <w:szCs w:val="28"/>
+          <w:highlight w:val="none"/>
+          <w:lang w:val="ru-RU"/>
+        </w:rPr>
+        <w:t xml:space="preserve"> загружаются через конвейеры</w:t>
+      </w:r>
+      <w:r>
+        <w:rPr>
+          <w:rStyle w:val="687"/>
+          <w:rFonts w:ascii="Times New Roman" w:hAnsi="Times New Roman" w:eastAsia="Times New Roman" w:cs="Times New Roman"/>
+          <w:b w:val="0"/>
+          <w:bCs w:val="0"/>
+          <w:sz w:val="28"/>
+          <w:szCs w:val="28"/>
+          <w:highlight w:val="none"/>
+          <w:lang w:val="ru-RU"/>
+        </w:rPr>
+        <w:t xml:space="preserve">,</w:t>
+      </w:r>
+      <w:r>
+        <w:rPr>
+          <w:rStyle w:val="687"/>
+          <w:rFonts w:ascii="Times New Roman" w:hAnsi="Times New Roman" w:eastAsia="Times New Roman" w:cs="Times New Roman"/>
+          <w:b w:val="0"/>
+          <w:bCs w:val="0"/>
+          <w:sz w:val="28"/>
+          <w:szCs w:val="28"/>
+          <w:highlight w:val="none"/>
+          <w:lang w:val="ru-RU"/>
+        </w:rPr>
+        <w:t xml:space="preserve"> данные для импорта должны быть в поддерживаемом платформой </w:t>
+      </w:r>
+      <w:r>
+        <w:rPr>
+          <w:rStyle w:val="687"/>
+          <w:rFonts w:ascii="Times New Roman" w:hAnsi="Times New Roman" w:eastAsia="Times New Roman" w:cs="Times New Roman"/>
+          <w:b w:val="0"/>
+          <w:bCs w:val="0"/>
+          <w:sz w:val="28"/>
+          <w:szCs w:val="28"/>
+          <w:highlight w:val="none"/>
+          <w:lang w:val="ru-RU"/>
+        </w:rPr>
+        <w:t xml:space="preserve">U</w:t>
+      </w:r>
+      <w:r>
+        <w:rPr>
+          <w:rStyle w:val="687"/>
+          <w:rFonts w:ascii="Times New Roman" w:hAnsi="Times New Roman" w:eastAsia="Times New Roman" w:cs="Times New Roman"/>
+          <w:b w:val="0"/>
+          <w:bCs w:val="0"/>
+          <w:sz w:val="28"/>
+          <w:szCs w:val="28"/>
+          <w:highlight w:val="none"/>
+          <w:lang w:val="ru-RU"/>
+        </w:rPr>
+        <w:t xml:space="preserve">n</w:t>
+      </w:r>
+      <w:r>
+        <w:rPr>
+          <w:rStyle w:val="687"/>
+          <w:rFonts w:ascii="Times New Roman" w:hAnsi="Times New Roman" w:eastAsia="Times New Roman" w:cs="Times New Roman"/>
+          <w:b w:val="0"/>
+          <w:bCs w:val="0"/>
+          <w:sz w:val="28"/>
+          <w:szCs w:val="28"/>
+          <w:highlight w:val="none"/>
+          <w:lang w:val="ru-RU"/>
+        </w:rPr>
+        <w:t xml:space="preserve">i</w:t>
+      </w:r>
+      <w:r>
+        <w:rPr>
+          <w:rStyle w:val="687"/>
+          <w:rFonts w:ascii="Times New Roman" w:hAnsi="Times New Roman" w:eastAsia="Times New Roman" w:cs="Times New Roman"/>
+          <w:b w:val="0"/>
+          <w:bCs w:val="0"/>
+          <w:sz w:val="28"/>
+          <w:szCs w:val="28"/>
+          <w:highlight w:val="none"/>
+          <w:lang w:val="ru-RU"/>
+        </w:rPr>
+        <w:t xml:space="preserve">t</w:t>
+      </w:r>
+      <w:r>
+        <w:rPr>
+          <w:rStyle w:val="687"/>
+          <w:rFonts w:ascii="Times New Roman" w:hAnsi="Times New Roman" w:eastAsia="Times New Roman" w:cs="Times New Roman"/>
+          <w:b w:val="0"/>
+          <w:bCs w:val="0"/>
+          <w:sz w:val="28"/>
+          <w:szCs w:val="28"/>
+          <w:highlight w:val="none"/>
+          <w:lang w:val="ru-RU"/>
+        </w:rPr>
+        <w:t xml:space="preserve">y</w:t>
+      </w:r>
+      <w:r>
+        <w:rPr>
+          <w:rStyle w:val="687"/>
+          <w:rFonts w:ascii="Times New Roman" w:hAnsi="Times New Roman" w:eastAsia="Times New Roman" w:cs="Times New Roman"/>
+          <w:b w:val="0"/>
+          <w:bCs w:val="0"/>
+          <w:sz w:val="28"/>
+          <w:szCs w:val="28"/>
+          <w:highlight w:val="none"/>
+          <w:lang w:val="ru-RU"/>
+        </w:rPr>
+        <w:t xml:space="preserve"> формат</w:t>
+      </w:r>
+      <w:r>
+        <w:rPr>
+          <w:rStyle w:val="687"/>
+          <w:rFonts w:ascii="Times New Roman" w:hAnsi="Times New Roman" w:eastAsia="Times New Roman" w:cs="Times New Roman"/>
+          <w:b w:val="0"/>
+          <w:bCs w:val="0"/>
+          <w:sz w:val="28"/>
+          <w:szCs w:val="28"/>
+          <w:highlight w:val="none"/>
+          <w:lang w:val="ru-RU"/>
+        </w:rPr>
+        <w:t xml:space="preserve">е</w:t>
+      </w:r>
+      <w:r>
+        <w:rPr>
+          <w:rStyle w:val="687"/>
+          <w:rFonts w:ascii="Times New Roman" w:hAnsi="Times New Roman" w:eastAsia="Times New Roman" w:cs="Times New Roman"/>
+          <w:b w:val="0"/>
+          <w:bCs w:val="0"/>
+          <w:sz w:val="28"/>
+          <w:szCs w:val="28"/>
+          <w:highlight w:val="none"/>
+          <w:lang w:val="ru-RU"/>
+        </w:rPr>
+        <w:t xml:space="preserve"> - </w:t>
+      </w:r>
+      <w:r>
+        <w:rPr>
+          <w:rStyle w:val="687"/>
+          <w:rFonts w:ascii="Times New Roman" w:hAnsi="Times New Roman" w:eastAsia="Times New Roman" w:cs="Times New Roman"/>
+          <w:b w:val="0"/>
+          <w:bCs w:val="0"/>
+          <w:sz w:val="28"/>
+          <w:szCs w:val="28"/>
+          <w:highlight w:val="none"/>
+          <w:lang w:val="ru-RU"/>
+        </w:rPr>
+        <w:t xml:space="preserve">J</w:t>
+      </w:r>
+      <w:r>
+        <w:rPr>
+          <w:rStyle w:val="687"/>
+          <w:rFonts w:ascii="Times New Roman" w:hAnsi="Times New Roman" w:eastAsia="Times New Roman" w:cs="Times New Roman"/>
+          <w:b w:val="0"/>
+          <w:bCs w:val="0"/>
+          <w:sz w:val="28"/>
+          <w:szCs w:val="28"/>
+          <w:highlight w:val="none"/>
+          <w:lang w:val="ru-RU"/>
+        </w:rPr>
+        <w:t xml:space="preserve">S</w:t>
+      </w:r>
+      <w:r>
+        <w:rPr>
+          <w:rStyle w:val="687"/>
+          <w:rFonts w:ascii="Times New Roman" w:hAnsi="Times New Roman" w:eastAsia="Times New Roman" w:cs="Times New Roman"/>
+          <w:b w:val="0"/>
+          <w:bCs w:val="0"/>
+          <w:sz w:val="28"/>
+          <w:szCs w:val="28"/>
+          <w:highlight w:val="none"/>
+          <w:lang w:val="ru-RU"/>
+        </w:rPr>
+        <w:t xml:space="preserve">O</w:t>
+      </w:r>
+      <w:r>
+        <w:rPr>
+          <w:rStyle w:val="687"/>
+          <w:rFonts w:ascii="Times New Roman" w:hAnsi="Times New Roman" w:eastAsia="Times New Roman" w:cs="Times New Roman"/>
+          <w:b w:val="0"/>
+          <w:bCs w:val="0"/>
+          <w:sz w:val="28"/>
+          <w:szCs w:val="28"/>
+          <w:highlight w:val="none"/>
+          <w:lang w:val="ru-RU"/>
+        </w:rPr>
+        <w:t xml:space="preserve">N</w:t>
+      </w:r>
+      <w:r>
+        <w:rPr>
+          <w:rStyle w:val="687"/>
+          <w:rFonts w:ascii="Times New Roman" w:hAnsi="Times New Roman" w:eastAsia="Times New Roman" w:cs="Times New Roman"/>
+          <w:b w:val="0"/>
+          <w:bCs w:val="0"/>
+          <w:sz w:val="28"/>
+          <w:szCs w:val="28"/>
+          <w:highlight w:val="none"/>
+          <w:lang w:val="ru-RU"/>
+        </w:rPr>
+        <w:t xml:space="preserve">,</w:t>
+      </w:r>
+      <w:r>
+        <w:rPr>
+          <w:rStyle w:val="687"/>
+          <w:rFonts w:ascii="Times New Roman" w:hAnsi="Times New Roman" w:eastAsia="Times New Roman" w:cs="Times New Roman"/>
+          <w:b w:val="0"/>
+          <w:bCs w:val="0"/>
+          <w:sz w:val="28"/>
+          <w:szCs w:val="28"/>
+          <w:highlight w:val="none"/>
+          <w:lang w:val="ru-RU"/>
+        </w:rPr>
+        <w:t xml:space="preserve"> </w:t>
+      </w:r>
+      <w:r>
+        <w:rPr>
+          <w:rStyle w:val="687"/>
+          <w:rFonts w:ascii="Times New Roman" w:hAnsi="Times New Roman" w:eastAsia="Times New Roman" w:cs="Times New Roman"/>
+          <w:b w:val="0"/>
+          <w:bCs w:val="0"/>
+          <w:sz w:val="28"/>
+          <w:szCs w:val="28"/>
+          <w:highlight w:val="none"/>
+          <w:lang w:val="ru-RU"/>
+        </w:rPr>
+        <w:t xml:space="preserve">X</w:t>
+      </w:r>
+      <w:r>
+        <w:rPr>
+          <w:rStyle w:val="687"/>
+          <w:rFonts w:ascii="Times New Roman" w:hAnsi="Times New Roman" w:eastAsia="Times New Roman" w:cs="Times New Roman"/>
+          <w:b w:val="0"/>
+          <w:bCs w:val="0"/>
+          <w:sz w:val="28"/>
+          <w:szCs w:val="28"/>
+          <w:highlight w:val="none"/>
+          <w:lang w:val="ru-RU"/>
+        </w:rPr>
+        <w:t xml:space="preserve">M</w:t>
+      </w:r>
+      <w:r>
+        <w:rPr>
+          <w:rStyle w:val="687"/>
+          <w:rFonts w:ascii="Times New Roman" w:hAnsi="Times New Roman" w:eastAsia="Times New Roman" w:cs="Times New Roman"/>
+          <w:b w:val="0"/>
+          <w:bCs w:val="0"/>
+          <w:sz w:val="28"/>
+          <w:szCs w:val="28"/>
+          <w:highlight w:val="none"/>
+          <w:lang w:val="ru-RU"/>
+        </w:rPr>
+        <w:t xml:space="preserve">L</w:t>
+      </w:r>
+      <w:r>
+        <w:rPr>
+          <w:rStyle w:val="687"/>
+          <w:rFonts w:ascii="Times New Roman" w:hAnsi="Times New Roman" w:eastAsia="Times New Roman" w:cs="Times New Roman"/>
+          <w:b w:val="0"/>
+          <w:bCs w:val="0"/>
+          <w:sz w:val="28"/>
+          <w:szCs w:val="28"/>
+          <w:highlight w:val="none"/>
+          <w:lang w:val="ru-RU"/>
+        </w:rPr>
+        <w:t xml:space="preserve">,</w:t>
+      </w:r>
+      <w:r>
+        <w:rPr>
+          <w:rStyle w:val="687"/>
+          <w:rFonts w:ascii="Times New Roman" w:hAnsi="Times New Roman" w:eastAsia="Times New Roman" w:cs="Times New Roman"/>
+          <w:b w:val="0"/>
+          <w:bCs w:val="0"/>
+          <w:sz w:val="28"/>
+          <w:szCs w:val="28"/>
+          <w:highlight w:val="none"/>
+          <w:lang w:val="ru-RU"/>
+        </w:rPr>
+        <w:t xml:space="preserve"> </w:t>
+      </w:r>
+      <w:r>
+        <w:rPr>
+          <w:rStyle w:val="687"/>
+          <w:rFonts w:ascii="Times New Roman" w:hAnsi="Times New Roman" w:eastAsia="Times New Roman" w:cs="Times New Roman"/>
+          <w:b w:val="0"/>
+          <w:bCs w:val="0"/>
+          <w:sz w:val="28"/>
+          <w:szCs w:val="28"/>
+          <w:highlight w:val="none"/>
+          <w:lang w:val="ru-RU"/>
+        </w:rPr>
+        <w:t xml:space="preserve">p</w:t>
+      </w:r>
+      <w:r>
+        <w:rPr>
+          <w:rStyle w:val="687"/>
+          <w:rFonts w:ascii="Times New Roman" w:hAnsi="Times New Roman" w:eastAsia="Times New Roman" w:cs="Times New Roman"/>
+          <w:b w:val="0"/>
+          <w:bCs w:val="0"/>
+          <w:sz w:val="28"/>
+          <w:szCs w:val="28"/>
+          <w:highlight w:val="none"/>
+          <w:lang w:val="ru-RU"/>
+        </w:rPr>
+        <w:t xml:space="preserve">n</w:t>
+      </w:r>
+      <w:r>
+        <w:rPr>
+          <w:rStyle w:val="687"/>
+          <w:rFonts w:ascii="Times New Roman" w:hAnsi="Times New Roman" w:eastAsia="Times New Roman" w:cs="Times New Roman"/>
+          <w:b w:val="0"/>
+          <w:bCs w:val="0"/>
+          <w:sz w:val="28"/>
+          <w:szCs w:val="28"/>
+          <w:highlight w:val="none"/>
+          <w:lang w:val="ru-RU"/>
+        </w:rPr>
+        <w:t xml:space="preserve">g</w:t>
+      </w:r>
+      <w:r>
+        <w:rPr>
+          <w:rStyle w:val="687"/>
+          <w:rFonts w:ascii="Times New Roman" w:hAnsi="Times New Roman" w:eastAsia="Times New Roman" w:cs="Times New Roman"/>
+          <w:b w:val="0"/>
+          <w:bCs w:val="0"/>
+          <w:sz w:val="28"/>
+          <w:szCs w:val="28"/>
+          <w:highlight w:val="none"/>
+          <w:lang w:val="ru-RU"/>
+        </w:rPr>
+        <w:t xml:space="preserve">,</w:t>
+      </w:r>
+      <w:r>
+        <w:rPr>
+          <w:rStyle w:val="687"/>
+          <w:rFonts w:ascii="Times New Roman" w:hAnsi="Times New Roman" w:eastAsia="Times New Roman" w:cs="Times New Roman"/>
+          <w:b w:val="0"/>
+          <w:bCs w:val="0"/>
+          <w:sz w:val="28"/>
+          <w:szCs w:val="28"/>
+          <w:highlight w:val="none"/>
+          <w:lang w:val="ru-RU"/>
+        </w:rPr>
+        <w:t xml:space="preserve"> </w:t>
+      </w:r>
+      <w:r>
+        <w:rPr>
+          <w:rStyle w:val="687"/>
+          <w:rFonts w:ascii="Times New Roman" w:hAnsi="Times New Roman" w:eastAsia="Times New Roman" w:cs="Times New Roman"/>
+          <w:b w:val="0"/>
+          <w:bCs w:val="0"/>
+          <w:sz w:val="28"/>
+          <w:szCs w:val="28"/>
+          <w:highlight w:val="none"/>
+          <w:lang w:val="ru-RU"/>
+        </w:rPr>
+        <w:t xml:space="preserve">f</w:t>
+      </w:r>
+      <w:r>
+        <w:rPr>
+          <w:rStyle w:val="687"/>
+          <w:rFonts w:ascii="Times New Roman" w:hAnsi="Times New Roman" w:eastAsia="Times New Roman" w:cs="Times New Roman"/>
+          <w:b w:val="0"/>
+          <w:bCs w:val="0"/>
+          <w:sz w:val="28"/>
+          <w:szCs w:val="28"/>
+          <w:highlight w:val="none"/>
+          <w:lang w:val="ru-RU"/>
+        </w:rPr>
+        <w:t xml:space="preserve">b</w:t>
+      </w:r>
+      <w:r>
+        <w:rPr>
+          <w:rStyle w:val="687"/>
+          <w:rFonts w:ascii="Times New Roman" w:hAnsi="Times New Roman" w:eastAsia="Times New Roman" w:cs="Times New Roman"/>
+          <w:b w:val="0"/>
+          <w:bCs w:val="0"/>
+          <w:sz w:val="28"/>
+          <w:szCs w:val="28"/>
+          <w:highlight w:val="none"/>
+          <w:lang w:val="ru-RU"/>
+        </w:rPr>
+        <w:t xml:space="preserve">x</w:t>
+      </w:r>
+      <w:r>
+        <w:rPr>
+          <w:rStyle w:val="687"/>
+          <w:rFonts w:ascii="Times New Roman" w:hAnsi="Times New Roman" w:eastAsia="Times New Roman" w:cs="Times New Roman"/>
+          <w:b w:val="0"/>
+          <w:bCs w:val="0"/>
+          <w:sz w:val="28"/>
+          <w:szCs w:val="28"/>
+          <w:highlight w:val="none"/>
+          <w:lang w:val="ru-RU"/>
+        </w:rPr>
+        <w:t xml:space="preserve">,</w:t>
+      </w:r>
+      <w:r>
+        <w:rPr>
+          <w:rStyle w:val="687"/>
+          <w:rFonts w:ascii="Times New Roman" w:hAnsi="Times New Roman" w:eastAsia="Times New Roman" w:cs="Times New Roman"/>
+          <w:b w:val="0"/>
+          <w:bCs w:val="0"/>
+          <w:sz w:val="28"/>
+          <w:szCs w:val="28"/>
+          <w:highlight w:val="none"/>
+          <w:lang w:val="ru-RU"/>
+        </w:rPr>
+        <w:t xml:space="preserve"> </w:t>
+      </w:r>
+      <w:r>
+        <w:rPr>
+          <w:rStyle w:val="687"/>
+          <w:rFonts w:ascii="Times New Roman" w:hAnsi="Times New Roman" w:eastAsia="Times New Roman" w:cs="Times New Roman"/>
+          <w:b w:val="0"/>
+          <w:bCs w:val="0"/>
+          <w:sz w:val="28"/>
+          <w:szCs w:val="28"/>
+          <w:highlight w:val="none"/>
+          <w:lang w:val="ru-RU"/>
+        </w:rPr>
+        <w:t xml:space="preserve">j</w:t>
+      </w:r>
+      <w:r>
+        <w:rPr>
+          <w:rStyle w:val="687"/>
+          <w:rFonts w:ascii="Times New Roman" w:hAnsi="Times New Roman" w:eastAsia="Times New Roman" w:cs="Times New Roman"/>
+          <w:b w:val="0"/>
+          <w:bCs w:val="0"/>
+          <w:sz w:val="28"/>
+          <w:szCs w:val="28"/>
+          <w:highlight w:val="none"/>
+          <w:lang w:val="ru-RU"/>
+        </w:rPr>
+        <w:t xml:space="preserve">p</w:t>
+      </w:r>
+      <w:r>
+        <w:rPr>
+          <w:rStyle w:val="687"/>
+          <w:rFonts w:ascii="Times New Roman" w:hAnsi="Times New Roman" w:eastAsia="Times New Roman" w:cs="Times New Roman"/>
+          <w:b w:val="0"/>
+          <w:bCs w:val="0"/>
+          <w:sz w:val="28"/>
+          <w:szCs w:val="28"/>
+          <w:highlight w:val="none"/>
+          <w:lang w:val="ru-RU"/>
+        </w:rPr>
+        <w:t xml:space="preserve">e</w:t>
+      </w:r>
+      <w:r>
+        <w:rPr>
+          <w:rStyle w:val="687"/>
+          <w:rFonts w:ascii="Times New Roman" w:hAnsi="Times New Roman" w:eastAsia="Times New Roman" w:cs="Times New Roman"/>
+          <w:b w:val="0"/>
+          <w:bCs w:val="0"/>
+          <w:sz w:val="28"/>
+          <w:szCs w:val="28"/>
+          <w:highlight w:val="none"/>
+          <w:lang w:val="ru-RU"/>
+        </w:rPr>
+        <w:t xml:space="preserve">g</w:t>
+      </w:r>
+      <w:r>
+        <w:rPr>
+          <w:rStyle w:val="687"/>
+          <w:rFonts w:ascii="Times New Roman" w:hAnsi="Times New Roman" w:eastAsia="Times New Roman" w:cs="Times New Roman"/>
+          <w:b w:val="0"/>
+          <w:bCs w:val="0"/>
+          <w:sz w:val="28"/>
+          <w:szCs w:val="28"/>
+          <w:highlight w:val="none"/>
+          <w:lang w:val="ru-RU"/>
+        </w:rPr>
+        <w:t xml:space="preserve">,</w:t>
+      </w:r>
+      <w:r>
+        <w:rPr>
+          <w:rStyle w:val="687"/>
+          <w:rFonts w:ascii="Times New Roman" w:hAnsi="Times New Roman" w:eastAsia="Times New Roman" w:cs="Times New Roman"/>
+          <w:b w:val="0"/>
+          <w:bCs w:val="0"/>
+          <w:sz w:val="28"/>
+          <w:szCs w:val="28"/>
+          <w:highlight w:val="none"/>
+          <w:lang w:val="ru-RU"/>
+        </w:rPr>
+        <w:t xml:space="preserve"> </w:t>
+      </w:r>
+      <w:r>
+        <w:rPr>
+          <w:rStyle w:val="687"/>
+          <w:rFonts w:ascii="Times New Roman" w:hAnsi="Times New Roman" w:eastAsia="Times New Roman" w:cs="Times New Roman"/>
+          <w:b w:val="0"/>
+          <w:bCs w:val="0"/>
+          <w:sz w:val="28"/>
+          <w:szCs w:val="28"/>
+          <w:highlight w:val="none"/>
+          <w:lang w:val="ru-RU"/>
+        </w:rPr>
+        <w:t xml:space="preserve">g</w:t>
+      </w:r>
+      <w:r>
+        <w:rPr>
+          <w:rStyle w:val="687"/>
+          <w:rFonts w:ascii="Times New Roman" w:hAnsi="Times New Roman" w:eastAsia="Times New Roman" w:cs="Times New Roman"/>
+          <w:b w:val="0"/>
+          <w:bCs w:val="0"/>
+          <w:sz w:val="28"/>
+          <w:szCs w:val="28"/>
+          <w:highlight w:val="none"/>
+          <w:lang w:val="ru-RU"/>
+        </w:rPr>
+        <w:t xml:space="preserve">i</w:t>
+      </w:r>
+      <w:r>
+        <w:rPr>
+          <w:rStyle w:val="687"/>
+          <w:rFonts w:ascii="Times New Roman" w:hAnsi="Times New Roman" w:eastAsia="Times New Roman" w:cs="Times New Roman"/>
+          <w:b w:val="0"/>
+          <w:bCs w:val="0"/>
+          <w:sz w:val="28"/>
+          <w:szCs w:val="28"/>
+          <w:highlight w:val="none"/>
+          <w:lang w:val="ru-RU"/>
+        </w:rPr>
+        <w:t xml:space="preserve">f</w:t>
+      </w:r>
+      <w:r>
+        <w:rPr>
+          <w:rStyle w:val="687"/>
+          <w:rFonts w:ascii="Times New Roman" w:hAnsi="Times New Roman" w:eastAsia="Times New Roman" w:cs="Times New Roman"/>
+          <w:b w:val="0"/>
+          <w:bCs w:val="0"/>
+          <w:sz w:val="28"/>
+          <w:szCs w:val="28"/>
+          <w:highlight w:val="none"/>
+          <w:lang w:val="ru-RU"/>
+        </w:rPr>
+        <w:t xml:space="preserve">,</w:t>
+      </w:r>
+      <w:r>
+        <w:rPr>
+          <w:rStyle w:val="687"/>
+          <w:rFonts w:ascii="Times New Roman" w:hAnsi="Times New Roman" w:eastAsia="Times New Roman" w:cs="Times New Roman"/>
+          <w:b w:val="0"/>
+          <w:bCs w:val="0"/>
+          <w:sz w:val="28"/>
+          <w:szCs w:val="28"/>
+          <w:highlight w:val="none"/>
+          <w:lang w:val="ru-RU"/>
+        </w:rPr>
+        <w:t xml:space="preserve"> </w:t>
+      </w:r>
+      <w:r>
+        <w:rPr>
+          <w:rStyle w:val="687"/>
+          <w:rFonts w:ascii="Times New Roman" w:hAnsi="Times New Roman" w:eastAsia="Times New Roman" w:cs="Times New Roman"/>
+          <w:b w:val="0"/>
+          <w:bCs w:val="0"/>
+          <w:sz w:val="28"/>
+          <w:szCs w:val="28"/>
+          <w:highlight w:val="none"/>
+          <w:lang w:val="ru-RU"/>
+        </w:rPr>
+        <w:t xml:space="preserve">u</w:t>
+      </w:r>
+      <w:r>
+        <w:rPr>
+          <w:rStyle w:val="687"/>
+          <w:rFonts w:ascii="Times New Roman" w:hAnsi="Times New Roman" w:eastAsia="Times New Roman" w:cs="Times New Roman"/>
+          <w:b w:val="0"/>
+          <w:bCs w:val="0"/>
+          <w:sz w:val="28"/>
+          <w:szCs w:val="28"/>
+          <w:highlight w:val="none"/>
+          <w:lang w:val="ru-RU"/>
+        </w:rPr>
+        <w:t xml:space="preserve">n</w:t>
+      </w:r>
+      <w:r>
+        <w:rPr>
+          <w:rStyle w:val="687"/>
+          <w:rFonts w:ascii="Times New Roman" w:hAnsi="Times New Roman" w:eastAsia="Times New Roman" w:cs="Times New Roman"/>
+          <w:b w:val="0"/>
+          <w:bCs w:val="0"/>
+          <w:sz w:val="28"/>
+          <w:szCs w:val="28"/>
+          <w:highlight w:val="none"/>
+          <w:lang w:val="ru-RU"/>
+        </w:rPr>
+        <w:t xml:space="preserve">i</w:t>
+      </w:r>
+      <w:r>
+        <w:rPr>
+          <w:rStyle w:val="687"/>
+          <w:rFonts w:ascii="Times New Roman" w:hAnsi="Times New Roman" w:eastAsia="Times New Roman" w:cs="Times New Roman"/>
+          <w:b w:val="0"/>
+          <w:bCs w:val="0"/>
+          <w:sz w:val="28"/>
+          <w:szCs w:val="28"/>
+          <w:highlight w:val="none"/>
+          <w:lang w:val="ru-RU"/>
+        </w:rPr>
+        <w:t xml:space="preserve">t</w:t>
+      </w:r>
+      <w:r>
+        <w:rPr>
+          <w:rStyle w:val="687"/>
+          <w:rFonts w:ascii="Times New Roman" w:hAnsi="Times New Roman" w:eastAsia="Times New Roman" w:cs="Times New Roman"/>
+          <w:b w:val="0"/>
+          <w:bCs w:val="0"/>
+          <w:sz w:val="28"/>
+          <w:szCs w:val="28"/>
+          <w:highlight w:val="none"/>
+          <w:lang w:val="ru-RU"/>
+        </w:rPr>
+        <w:t xml:space="preserve">y</w:t>
+      </w:r>
+      <w:r>
+        <w:rPr>
+          <w:rStyle w:val="687"/>
+          <w:rFonts w:ascii="Times New Roman" w:hAnsi="Times New Roman" w:eastAsia="Times New Roman" w:cs="Times New Roman"/>
+          <w:b w:val="0"/>
+          <w:bCs w:val="0"/>
+          <w:sz w:val="28"/>
+          <w:szCs w:val="28"/>
+          <w:highlight w:val="none"/>
+          <w:lang w:val="ru-RU"/>
+        </w:rPr>
+        <w:t xml:space="preserve">,</w:t>
+      </w:r>
+      <w:r>
+        <w:rPr>
+          <w:rStyle w:val="687"/>
+          <w:rFonts w:ascii="Times New Roman" w:hAnsi="Times New Roman" w:eastAsia="Times New Roman" w:cs="Times New Roman"/>
+          <w:b w:val="0"/>
+          <w:bCs w:val="0"/>
+          <w:sz w:val="28"/>
+          <w:szCs w:val="28"/>
+          <w:highlight w:val="none"/>
+          <w:lang w:val="ru-RU"/>
+        </w:rPr>
+        <w:t xml:space="preserve"> </w:t>
+      </w:r>
+      <w:r>
+        <w:rPr>
+          <w:rStyle w:val="687"/>
+          <w:rFonts w:ascii="Times New Roman" w:hAnsi="Times New Roman" w:eastAsia="Times New Roman" w:cs="Times New Roman"/>
+          <w:b w:val="0"/>
+          <w:bCs w:val="0"/>
+          <w:sz w:val="28"/>
+          <w:szCs w:val="28"/>
+          <w:highlight w:val="none"/>
+          <w:lang w:val="ru-RU"/>
+        </w:rPr>
+        <w:t xml:space="preserve">t</w:t>
+      </w:r>
+      <w:r>
+        <w:rPr>
+          <w:rStyle w:val="687"/>
+          <w:rFonts w:ascii="Times New Roman" w:hAnsi="Times New Roman" w:eastAsia="Times New Roman" w:cs="Times New Roman"/>
+          <w:b w:val="0"/>
+          <w:bCs w:val="0"/>
+          <w:sz w:val="28"/>
+          <w:szCs w:val="28"/>
+          <w:highlight w:val="none"/>
+          <w:lang w:val="ru-RU"/>
+        </w:rPr>
+        <w:t xml:space="preserve">x</w:t>
+      </w:r>
+      <w:r>
+        <w:rPr>
+          <w:rStyle w:val="687"/>
+          <w:rFonts w:ascii="Times New Roman" w:hAnsi="Times New Roman" w:eastAsia="Times New Roman" w:cs="Times New Roman"/>
+          <w:b w:val="0"/>
+          <w:bCs w:val="0"/>
+          <w:sz w:val="28"/>
+          <w:szCs w:val="28"/>
+          <w:highlight w:val="none"/>
+          <w:lang w:val="ru-RU"/>
+        </w:rPr>
+        <w:t xml:space="preserve">t</w:t>
+      </w:r>
+      <w:r>
+        <w:rPr>
+          <w:rStyle w:val="687"/>
+          <w:rFonts w:ascii="Times New Roman" w:hAnsi="Times New Roman" w:eastAsia="Times New Roman" w:cs="Times New Roman"/>
+          <w:b w:val="0"/>
+          <w:bCs w:val="0"/>
+          <w:sz w:val="28"/>
+          <w:szCs w:val="28"/>
+          <w:highlight w:val="none"/>
+          <w:lang w:val="ru-RU"/>
+        </w:rPr>
+        <w:t xml:space="preserve">.</w:t>
+      </w:r>
+      <w:r>
+        <w:rPr>
+          <w:rStyle w:val="687"/>
+          <w:rFonts w:ascii="Times New Roman" w:hAnsi="Times New Roman" w:eastAsia="Times New Roman" w:cs="Times New Roman"/>
+          <w:b w:val="0"/>
+          <w:bCs w:val="0"/>
+          <w:sz w:val="28"/>
+          <w:szCs w:val="28"/>
+          <w:highlight w:val="none"/>
+          <w:lang w:val="ru-RU"/>
+        </w:rPr>
+        <w:t xml:space="preserve"> Можно увеличить количество поддерживаемых типов файлов при помощи установки пакетов для совместимости новых форматов</w:t>
+      </w:r>
+      <w:r>
+        <w:rPr>
+          <w:rStyle w:val="687"/>
+          <w:rFonts w:ascii="Times New Roman" w:hAnsi="Times New Roman" w:eastAsia="Times New Roman" w:cs="Times New Roman"/>
+          <w:b w:val="0"/>
+          <w:bCs w:val="0"/>
+          <w:sz w:val="28"/>
+          <w:szCs w:val="28"/>
+          <w:highlight w:val="none"/>
+          <w:lang w:val="ru-RU"/>
+        </w:rPr>
+        <w:t xml:space="preserve">.</w:t>
+      </w:r>
+      <w:r>
+        <w:rPr>
+          <w:rStyle w:val="687"/>
+          <w:rFonts w:ascii="Times New Roman" w:hAnsi="Times New Roman" w:eastAsia="Times New Roman" w:cs="Times New Roman"/>
+          <w:b w:val="0"/>
+          <w:bCs w:val="0"/>
+          <w:sz w:val="28"/>
+          <w:szCs w:val="28"/>
+          <w:highlight w:val="none"/>
+          <w:lang w:val="ru-RU"/>
+        </w:rPr>
+      </w:r>
+    </w:p>
+    <w:p>
+      <w:pPr>
+        <w:jc w:val="left"/>
+        <w:rPr>
+          <w:rFonts w:ascii="Times New Roman" w:hAnsi="Times New Roman" w:eastAsia="Times New Roman" w:cs="Times New Roman"/>
+          <w:b w:val="0"/>
+          <w:bCs w:val="0"/>
+          <w:sz w:val="28"/>
+          <w:szCs w:val="28"/>
+          <w:highlight w:val="none"/>
+          <w:lang w:val="ru-RU"/>
+        </w:rPr>
+      </w:pPr>
+      <w:r>
+        <w:rPr>
+          <w:rFonts w:ascii="Times New Roman" w:hAnsi="Times New Roman" w:eastAsia="Times New Roman" w:cs="Times New Roman"/>
+          <w:b w:val="0"/>
+          <w:bCs w:val="0"/>
+          <w:sz w:val="28"/>
+          <w:szCs w:val="28"/>
+          <w:highlight w:val="none"/>
+          <w:lang w:val="ru-RU"/>
+        </w:rPr>
+      </w:r>
+      <w:r>
+        <w:rPr>
+          <w:rFonts w:ascii="Times New Roman" w:hAnsi="Times New Roman" w:eastAsia="Times New Roman" w:cs="Times New Roman"/>
+          <w:b w:val="0"/>
+          <w:bCs w:val="0"/>
+          <w:sz w:val="28"/>
+          <w:szCs w:val="28"/>
+          <w:highlight w:val="none"/>
+          <w:lang w:val="ru-RU"/>
+        </w:rPr>
+      </w:r>
+    </w:p>
+    <w:p>
+      <w:pPr>
+        <w:pStyle w:val="686"/>
+        <w:rPr>
+          <w:rFonts w:ascii="Times New Roman" w:hAnsi="Times New Roman" w:eastAsia="Times New Roman" w:cs="Times New Roman"/>
+          <w:b/>
+          <w:bCs/>
+          <w:sz w:val="28"/>
+          <w:szCs w:val="28"/>
+          <w:highlight w:val="none"/>
+        </w:rPr>
+      </w:pPr>
+      <w:r>
+        <w:rPr>
+          <w:rStyle w:val="687"/>
+          <w:rFonts w:ascii="Times New Roman" w:hAnsi="Times New Roman" w:eastAsia="Times New Roman" w:cs="Times New Roman"/>
+          <w:b/>
+          <w:bCs/>
+          <w:sz w:val="28"/>
+          <w:szCs w:val="28"/>
+          <w:highlight w:val="none"/>
+          <w:lang w:val="ru-RU"/>
+        </w:rPr>
+        <w:t xml:space="preserve">4</w:t>
+      </w:r>
+      <w:r>
+        <w:rPr>
+          <w:rStyle w:val="687"/>
+          <w:rFonts w:ascii="Times New Roman" w:hAnsi="Times New Roman" w:eastAsia="Times New Roman" w:cs="Times New Roman"/>
+          <w:b/>
+          <w:bCs/>
+          <w:sz w:val="28"/>
+          <w:szCs w:val="28"/>
+          <w:highlight w:val="none"/>
+          <w:lang w:val="ru-RU"/>
+        </w:rPr>
+        <w:t xml:space="preserve">.1.5 </w:t>
+      </w:r>
+      <w:r>
+        <w:rPr>
+          <w:rStyle w:val="687"/>
+          <w:rFonts w:ascii="Times New Roman" w:hAnsi="Times New Roman" w:eastAsia="Times New Roman" w:cs="Times New Roman"/>
+          <w:b/>
+          <w:bCs/>
+          <w:sz w:val="28"/>
+          <w:szCs w:val="28"/>
+          <w:highlight w:val="none"/>
+          <w:lang w:val="ru-RU"/>
+        </w:rPr>
+        <w:t xml:space="preserve">Т</w:t>
+      </w:r>
+      <w:r>
+        <w:rPr>
+          <w:rStyle w:val="687"/>
+          <w:rFonts w:ascii="Times New Roman" w:hAnsi="Times New Roman" w:eastAsia="Times New Roman" w:cs="Times New Roman"/>
+          <w:b/>
+          <w:bCs/>
+          <w:sz w:val="28"/>
+          <w:szCs w:val="28"/>
+          <w:highlight w:val="none"/>
+          <w:lang w:val="ru-RU"/>
+        </w:rPr>
+        <w:t xml:space="preserve">р</w:t>
+      </w:r>
+      <w:r>
+        <w:rPr>
+          <w:rStyle w:val="687"/>
+          <w:rFonts w:ascii="Times New Roman" w:hAnsi="Times New Roman" w:eastAsia="Times New Roman" w:cs="Times New Roman"/>
+          <w:b/>
+          <w:bCs/>
+          <w:sz w:val="28"/>
+          <w:szCs w:val="28"/>
+          <w:highlight w:val="none"/>
+          <w:lang w:val="ru-RU"/>
+        </w:rPr>
+        <w:t xml:space="preserve">е</w:t>
+      </w:r>
+      <w:r>
+        <w:rPr>
+          <w:rStyle w:val="687"/>
+          <w:rFonts w:ascii="Times New Roman" w:hAnsi="Times New Roman" w:eastAsia="Times New Roman" w:cs="Times New Roman"/>
+          <w:b/>
+          <w:bCs/>
+          <w:sz w:val="28"/>
+          <w:szCs w:val="28"/>
+          <w:highlight w:val="none"/>
+          <w:lang w:val="ru-RU"/>
+        </w:rPr>
+        <w:t xml:space="preserve">б</w:t>
+      </w:r>
+      <w:r>
+        <w:rPr>
+          <w:rStyle w:val="687"/>
+          <w:rFonts w:ascii="Times New Roman" w:hAnsi="Times New Roman" w:eastAsia="Times New Roman" w:cs="Times New Roman"/>
+          <w:b/>
+          <w:bCs/>
+          <w:sz w:val="28"/>
+          <w:szCs w:val="28"/>
+          <w:highlight w:val="none"/>
+          <w:lang w:val="ru-RU"/>
+        </w:rPr>
+        <w:t xml:space="preserve">о</w:t>
+      </w:r>
+      <w:r>
+        <w:rPr>
+          <w:rStyle w:val="687"/>
+          <w:rFonts w:ascii="Times New Roman" w:hAnsi="Times New Roman" w:eastAsia="Times New Roman" w:cs="Times New Roman"/>
+          <w:b/>
+          <w:bCs/>
+          <w:sz w:val="28"/>
+          <w:szCs w:val="28"/>
+          <w:highlight w:val="none"/>
+          <w:lang w:val="ru-RU"/>
+        </w:rPr>
+        <w:t xml:space="preserve">в</w:t>
+      </w:r>
+      <w:r>
+        <w:rPr>
+          <w:rStyle w:val="687"/>
+          <w:rFonts w:ascii="Times New Roman" w:hAnsi="Times New Roman" w:eastAsia="Times New Roman" w:cs="Times New Roman"/>
+          <w:b/>
+          <w:bCs/>
+          <w:sz w:val="28"/>
+          <w:szCs w:val="28"/>
+          <w:highlight w:val="none"/>
+          <w:lang w:val="ru-RU"/>
+        </w:rPr>
+        <w:t xml:space="preserve">а</w:t>
+      </w:r>
+      <w:r>
+        <w:rPr>
+          <w:rStyle w:val="687"/>
+          <w:rFonts w:ascii="Times New Roman" w:hAnsi="Times New Roman" w:eastAsia="Times New Roman" w:cs="Times New Roman"/>
+          <w:b/>
+          <w:bCs/>
+          <w:sz w:val="28"/>
+          <w:szCs w:val="28"/>
+          <w:highlight w:val="none"/>
+          <w:lang w:val="ru-RU"/>
+        </w:rPr>
+        <w:t xml:space="preserve">н</w:t>
+      </w:r>
+      <w:r>
+        <w:rPr>
+          <w:rStyle w:val="687"/>
+          <w:rFonts w:ascii="Times New Roman" w:hAnsi="Times New Roman" w:eastAsia="Times New Roman" w:cs="Times New Roman"/>
+          <w:b/>
+          <w:bCs/>
+          <w:sz w:val="28"/>
+          <w:szCs w:val="28"/>
+          <w:highlight w:val="none"/>
+          <w:lang w:val="ru-RU"/>
+        </w:rPr>
+        <w:t xml:space="preserve">и</w:t>
+      </w:r>
+      <w:r>
+        <w:rPr>
+          <w:rStyle w:val="687"/>
+          <w:rFonts w:ascii="Times New Roman" w:hAnsi="Times New Roman" w:eastAsia="Times New Roman" w:cs="Times New Roman"/>
+          <w:b/>
+          <w:bCs/>
+          <w:sz w:val="28"/>
+          <w:szCs w:val="28"/>
+          <w:highlight w:val="none"/>
+          <w:lang w:val="ru-RU"/>
+        </w:rPr>
+        <w:t xml:space="preserve">я</w:t>
+      </w:r>
+      <w:r>
+        <w:rPr>
+          <w:rStyle w:val="687"/>
+          <w:rFonts w:ascii="Times New Roman" w:hAnsi="Times New Roman" w:eastAsia="Times New Roman" w:cs="Times New Roman"/>
+          <w:b/>
+          <w:bCs/>
+          <w:sz w:val="28"/>
+          <w:szCs w:val="28"/>
+          <w:highlight w:val="none"/>
+          <w:lang w:val="ru-RU"/>
+        </w:rPr>
+        <w:t xml:space="preserve"> </w:t>
+      </w:r>
+      <w:r>
+        <w:rPr>
+          <w:rStyle w:val="687"/>
+          <w:rFonts w:ascii="Times New Roman" w:hAnsi="Times New Roman" w:eastAsia="Times New Roman" w:cs="Times New Roman"/>
+          <w:b/>
+          <w:bCs/>
+          <w:sz w:val="28"/>
+          <w:szCs w:val="28"/>
+          <w:highlight w:val="none"/>
+          <w:lang w:val="ru-RU"/>
+        </w:rPr>
+        <w:t xml:space="preserve">к</w:t>
+      </w:r>
+      <w:r>
+        <w:rPr>
+          <w:rStyle w:val="687"/>
+          <w:rFonts w:ascii="Times New Roman" w:hAnsi="Times New Roman" w:eastAsia="Times New Roman" w:cs="Times New Roman"/>
+          <w:b/>
+          <w:bCs/>
+          <w:sz w:val="28"/>
+          <w:szCs w:val="28"/>
+          <w:highlight w:val="none"/>
+          <w:lang w:val="ru-RU"/>
+        </w:rPr>
+        <w:t xml:space="preserve"> </w:t>
+      </w:r>
+      <w:r>
+        <w:rPr>
+          <w:rStyle w:val="687"/>
+          <w:rFonts w:ascii="Times New Roman" w:hAnsi="Times New Roman" w:eastAsia="Times New Roman" w:cs="Times New Roman"/>
+          <w:b/>
+          <w:bCs/>
+          <w:sz w:val="28"/>
+          <w:szCs w:val="28"/>
+          <w:highlight w:val="none"/>
+          <w:lang w:val="ru-RU"/>
+        </w:rPr>
+        <w:t xml:space="preserve">р</w:t>
+      </w:r>
+      <w:r>
+        <w:rPr>
+          <w:rStyle w:val="687"/>
+          <w:rFonts w:ascii="Times New Roman" w:hAnsi="Times New Roman" w:eastAsia="Times New Roman" w:cs="Times New Roman"/>
+          <w:b/>
+          <w:bCs/>
+          <w:sz w:val="28"/>
+          <w:szCs w:val="28"/>
+          <w:highlight w:val="none"/>
+          <w:lang w:val="ru-RU"/>
+        </w:rPr>
+        <w:t xml:space="preserve">е</w:t>
+      </w:r>
+      <w:r>
+        <w:rPr>
+          <w:rStyle w:val="687"/>
+          <w:rFonts w:ascii="Times New Roman" w:hAnsi="Times New Roman" w:eastAsia="Times New Roman" w:cs="Times New Roman"/>
+          <w:b/>
+          <w:bCs/>
+          <w:sz w:val="28"/>
+          <w:szCs w:val="28"/>
+          <w:highlight w:val="none"/>
+          <w:lang w:val="ru-RU"/>
+        </w:rPr>
+        <w:t xml:space="preserve">ж</w:t>
+      </w:r>
+      <w:r>
+        <w:rPr>
+          <w:rStyle w:val="687"/>
+          <w:rFonts w:ascii="Times New Roman" w:hAnsi="Times New Roman" w:eastAsia="Times New Roman" w:cs="Times New Roman"/>
+          <w:b/>
+          <w:bCs/>
+          <w:sz w:val="28"/>
+          <w:szCs w:val="28"/>
+          <w:highlight w:val="none"/>
+          <w:lang w:val="ru-RU"/>
+        </w:rPr>
+        <w:t xml:space="preserve">и</w:t>
+      </w:r>
+      <w:r>
+        <w:rPr>
+          <w:rStyle w:val="687"/>
+          <w:rFonts w:ascii="Times New Roman" w:hAnsi="Times New Roman" w:eastAsia="Times New Roman" w:cs="Times New Roman"/>
+          <w:b/>
+          <w:bCs/>
+          <w:sz w:val="28"/>
+          <w:szCs w:val="28"/>
+          <w:highlight w:val="none"/>
+          <w:lang w:val="ru-RU"/>
+        </w:rPr>
+        <w:t xml:space="preserve">м</w:t>
+      </w:r>
+      <w:r>
+        <w:rPr>
+          <w:rStyle w:val="687"/>
+          <w:rFonts w:ascii="Times New Roman" w:hAnsi="Times New Roman" w:eastAsia="Times New Roman" w:cs="Times New Roman"/>
+          <w:b/>
+          <w:bCs/>
+          <w:sz w:val="28"/>
+          <w:szCs w:val="28"/>
+          <w:highlight w:val="none"/>
+          <w:lang w:val="ru-RU"/>
+        </w:rPr>
+        <w:t xml:space="preserve">а</w:t>
+      </w:r>
+      <w:r>
+        <w:rPr>
+          <w:rStyle w:val="687"/>
+          <w:rFonts w:ascii="Times New Roman" w:hAnsi="Times New Roman" w:eastAsia="Times New Roman" w:cs="Times New Roman"/>
+          <w:b/>
+          <w:bCs/>
+          <w:sz w:val="28"/>
+          <w:szCs w:val="28"/>
+          <w:highlight w:val="none"/>
+          <w:lang w:val="ru-RU"/>
+        </w:rPr>
+        <w:t xml:space="preserve">м</w:t>
+      </w:r>
+      <w:r>
+        <w:rPr>
+          <w:rStyle w:val="687"/>
+          <w:rFonts w:ascii="Times New Roman" w:hAnsi="Times New Roman" w:eastAsia="Times New Roman" w:cs="Times New Roman"/>
+          <w:b/>
+          <w:bCs/>
+          <w:sz w:val="28"/>
+          <w:szCs w:val="28"/>
+          <w:highlight w:val="none"/>
+          <w:lang w:val="ru-RU"/>
+        </w:rPr>
+        <w:t xml:space="preserve"> </w:t>
+      </w:r>
+      <w:r>
+        <w:rPr>
+          <w:rStyle w:val="687"/>
+          <w:rFonts w:ascii="Times New Roman" w:hAnsi="Times New Roman" w:eastAsia="Times New Roman" w:cs="Times New Roman"/>
+          <w:b/>
+          <w:bCs/>
+          <w:sz w:val="28"/>
+          <w:szCs w:val="28"/>
+          <w:highlight w:val="none"/>
+          <w:lang w:val="ru-RU"/>
+        </w:rPr>
+        <w:t xml:space="preserve">ф</w:t>
+      </w:r>
+      <w:r>
+        <w:rPr>
+          <w:rStyle w:val="687"/>
+          <w:rFonts w:ascii="Times New Roman" w:hAnsi="Times New Roman" w:eastAsia="Times New Roman" w:cs="Times New Roman"/>
+          <w:b/>
+          <w:bCs/>
+          <w:sz w:val="28"/>
+          <w:szCs w:val="28"/>
+          <w:highlight w:val="none"/>
+          <w:lang w:val="ru-RU"/>
+        </w:rPr>
+        <w:t xml:space="preserve">у</w:t>
+      </w:r>
+      <w:r>
+        <w:rPr>
+          <w:rStyle w:val="687"/>
+          <w:rFonts w:ascii="Times New Roman" w:hAnsi="Times New Roman" w:eastAsia="Times New Roman" w:cs="Times New Roman"/>
+          <w:b/>
+          <w:bCs/>
+          <w:sz w:val="28"/>
+          <w:szCs w:val="28"/>
+          <w:highlight w:val="none"/>
+          <w:lang w:val="ru-RU"/>
+        </w:rPr>
+        <w:t xml:space="preserve">н</w:t>
+      </w:r>
+      <w:r>
+        <w:rPr>
+          <w:rStyle w:val="687"/>
+          <w:rFonts w:ascii="Times New Roman" w:hAnsi="Times New Roman" w:eastAsia="Times New Roman" w:cs="Times New Roman"/>
+          <w:b/>
+          <w:bCs/>
+          <w:sz w:val="28"/>
+          <w:szCs w:val="28"/>
+          <w:highlight w:val="none"/>
+          <w:lang w:val="ru-RU"/>
+        </w:rPr>
+        <w:t xml:space="preserve">к</w:t>
+      </w:r>
+      <w:r>
+        <w:rPr>
+          <w:rStyle w:val="687"/>
+          <w:rFonts w:ascii="Times New Roman" w:hAnsi="Times New Roman" w:eastAsia="Times New Roman" w:cs="Times New Roman"/>
+          <w:b/>
+          <w:bCs/>
+          <w:sz w:val="28"/>
+          <w:szCs w:val="28"/>
+          <w:highlight w:val="none"/>
+          <w:lang w:val="ru-RU"/>
+        </w:rPr>
+        <w:t xml:space="preserve">ц</w:t>
+      </w:r>
+      <w:r>
+        <w:rPr>
+          <w:rStyle w:val="687"/>
+          <w:rFonts w:ascii="Times New Roman" w:hAnsi="Times New Roman" w:eastAsia="Times New Roman" w:cs="Times New Roman"/>
+          <w:b/>
+          <w:bCs/>
+          <w:sz w:val="28"/>
+          <w:szCs w:val="28"/>
+          <w:highlight w:val="none"/>
+          <w:lang w:val="ru-RU"/>
+        </w:rPr>
+        <w:t xml:space="preserve">и</w:t>
+      </w:r>
+      <w:r>
+        <w:rPr>
+          <w:rStyle w:val="687"/>
+          <w:rFonts w:ascii="Times New Roman" w:hAnsi="Times New Roman" w:eastAsia="Times New Roman" w:cs="Times New Roman"/>
+          <w:b/>
+          <w:bCs/>
+          <w:sz w:val="28"/>
+          <w:szCs w:val="28"/>
+          <w:highlight w:val="none"/>
+          <w:lang w:val="ru-RU"/>
+        </w:rPr>
+        <w:t xml:space="preserve">о</w:t>
+      </w:r>
+      <w:r>
+        <w:rPr>
+          <w:rStyle w:val="687"/>
+          <w:rFonts w:ascii="Times New Roman" w:hAnsi="Times New Roman" w:eastAsia="Times New Roman" w:cs="Times New Roman"/>
+          <w:b/>
+          <w:bCs/>
+          <w:sz w:val="28"/>
+          <w:szCs w:val="28"/>
+          <w:highlight w:val="none"/>
+          <w:lang w:val="ru-RU"/>
+        </w:rPr>
+        <w:t xml:space="preserve">н</w:t>
+      </w:r>
+      <w:r>
+        <w:rPr>
+          <w:rStyle w:val="687"/>
+          <w:rFonts w:ascii="Times New Roman" w:hAnsi="Times New Roman" w:eastAsia="Times New Roman" w:cs="Times New Roman"/>
+          <w:b/>
+          <w:bCs/>
+          <w:sz w:val="28"/>
+          <w:szCs w:val="28"/>
+          <w:highlight w:val="none"/>
+          <w:lang w:val="ru-RU"/>
+        </w:rPr>
+        <w:t xml:space="preserve">и</w:t>
+      </w:r>
+      <w:r>
+        <w:rPr>
+          <w:rStyle w:val="687"/>
+          <w:rFonts w:ascii="Times New Roman" w:hAnsi="Times New Roman" w:eastAsia="Times New Roman" w:cs="Times New Roman"/>
+          <w:b/>
+          <w:bCs/>
+          <w:sz w:val="28"/>
+          <w:szCs w:val="28"/>
+          <w:highlight w:val="none"/>
+          <w:lang w:val="ru-RU"/>
+        </w:rPr>
+        <w:t xml:space="preserve">р</w:t>
+      </w:r>
+      <w:r>
+        <w:rPr>
+          <w:rStyle w:val="687"/>
+          <w:rFonts w:ascii="Times New Roman" w:hAnsi="Times New Roman" w:eastAsia="Times New Roman" w:cs="Times New Roman"/>
+          <w:b/>
+          <w:bCs/>
+          <w:sz w:val="28"/>
+          <w:szCs w:val="28"/>
+          <w:highlight w:val="none"/>
+          <w:lang w:val="ru-RU"/>
+        </w:rPr>
+        <w:t xml:space="preserve">о</w:t>
+      </w:r>
+      <w:r>
+        <w:rPr>
+          <w:rStyle w:val="687"/>
+          <w:rFonts w:ascii="Times New Roman" w:hAnsi="Times New Roman" w:eastAsia="Times New Roman" w:cs="Times New Roman"/>
+          <w:b/>
+          <w:bCs/>
+          <w:sz w:val="28"/>
+          <w:szCs w:val="28"/>
+          <w:highlight w:val="none"/>
+          <w:lang w:val="ru-RU"/>
+        </w:rPr>
+        <w:t xml:space="preserve">в</w:t>
+      </w:r>
+      <w:r>
+        <w:rPr>
+          <w:rStyle w:val="687"/>
+          <w:rFonts w:ascii="Times New Roman" w:hAnsi="Times New Roman" w:eastAsia="Times New Roman" w:cs="Times New Roman"/>
+          <w:b/>
+          <w:bCs/>
+          <w:sz w:val="28"/>
+          <w:szCs w:val="28"/>
+          <w:highlight w:val="none"/>
+          <w:lang w:val="ru-RU"/>
+        </w:rPr>
+        <w:t xml:space="preserve">а</w:t>
+      </w:r>
+      <w:r>
+        <w:rPr>
+          <w:rStyle w:val="687"/>
+          <w:rFonts w:ascii="Times New Roman" w:hAnsi="Times New Roman" w:eastAsia="Times New Roman" w:cs="Times New Roman"/>
+          <w:b/>
+          <w:bCs/>
+          <w:sz w:val="28"/>
+          <w:szCs w:val="28"/>
+          <w:highlight w:val="none"/>
+          <w:lang w:val="ru-RU"/>
+        </w:rPr>
+        <w:t xml:space="preserve">н</w:t>
+      </w:r>
+      <w:r>
+        <w:rPr>
+          <w:rStyle w:val="687"/>
+          <w:rFonts w:ascii="Times New Roman" w:hAnsi="Times New Roman" w:eastAsia="Times New Roman" w:cs="Times New Roman"/>
+          <w:b/>
+          <w:bCs/>
+          <w:sz w:val="28"/>
+          <w:szCs w:val="28"/>
+          <w:highlight w:val="none"/>
+          <w:lang w:val="ru-RU"/>
+        </w:rPr>
+        <w:t xml:space="preserve">и</w:t>
+      </w:r>
+      <w:r>
+        <w:rPr>
+          <w:rStyle w:val="687"/>
+          <w:rFonts w:ascii="Times New Roman" w:hAnsi="Times New Roman" w:eastAsia="Times New Roman" w:cs="Times New Roman"/>
+          <w:b/>
+          <w:bCs/>
+          <w:sz w:val="28"/>
+          <w:szCs w:val="28"/>
+          <w:highlight w:val="none"/>
+          <w:lang w:val="ru-RU"/>
+        </w:rPr>
+        <w:t xml:space="preserve">я</w:t>
+      </w:r>
+      <w:r>
+        <w:rPr>
+          <w:rStyle w:val="687"/>
+          <w:rFonts w:ascii="Times New Roman" w:hAnsi="Times New Roman" w:eastAsia="Times New Roman" w:cs="Times New Roman"/>
+          <w:b/>
+          <w:bCs/>
+          <w:sz w:val="28"/>
+          <w:szCs w:val="28"/>
+          <w:highlight w:val="none"/>
+          <w:lang w:val="ru-RU"/>
+        </w:rPr>
+        <w:t xml:space="preserve"> </w:t>
+      </w:r>
+      <w:r>
+        <w:rPr>
+          <w:rStyle w:val="687"/>
+          <w:rFonts w:ascii="Times New Roman" w:hAnsi="Times New Roman" w:eastAsia="Times New Roman" w:cs="Times New Roman"/>
+          <w:b/>
+          <w:bCs/>
+          <w:sz w:val="28"/>
+          <w:szCs w:val="28"/>
+          <w:highlight w:val="none"/>
+          <w:lang w:val="ru-RU"/>
+        </w:rPr>
+        <w:t xml:space="preserve">с</w:t>
+      </w:r>
+      <w:r>
+        <w:rPr>
+          <w:rStyle w:val="687"/>
+          <w:rFonts w:ascii="Times New Roman" w:hAnsi="Times New Roman" w:eastAsia="Times New Roman" w:cs="Times New Roman"/>
+          <w:b/>
+          <w:bCs/>
+          <w:sz w:val="28"/>
+          <w:szCs w:val="28"/>
+          <w:highlight w:val="none"/>
+          <w:lang w:val="ru-RU"/>
+        </w:rPr>
+        <w:t xml:space="preserve">и</w:t>
+      </w:r>
+      <w:r>
+        <w:rPr>
+          <w:rStyle w:val="687"/>
+          <w:rFonts w:ascii="Times New Roman" w:hAnsi="Times New Roman" w:eastAsia="Times New Roman" w:cs="Times New Roman"/>
+          <w:b/>
+          <w:bCs/>
+          <w:sz w:val="28"/>
+          <w:szCs w:val="28"/>
+          <w:highlight w:val="none"/>
+          <w:lang w:val="ru-RU"/>
+        </w:rPr>
+        <w:t xml:space="preserve">с</w:t>
+      </w:r>
+      <w:r>
+        <w:rPr>
+          <w:rStyle w:val="687"/>
+          <w:rFonts w:ascii="Times New Roman" w:hAnsi="Times New Roman" w:eastAsia="Times New Roman" w:cs="Times New Roman"/>
+          <w:b/>
+          <w:bCs/>
+          <w:sz w:val="28"/>
+          <w:szCs w:val="28"/>
+          <w:highlight w:val="none"/>
+          <w:lang w:val="ru-RU"/>
+        </w:rPr>
+        <w:t xml:space="preserve">т</w:t>
+      </w:r>
+      <w:r>
+        <w:rPr>
+          <w:rStyle w:val="687"/>
+          <w:rFonts w:ascii="Times New Roman" w:hAnsi="Times New Roman" w:eastAsia="Times New Roman" w:cs="Times New Roman"/>
+          <w:b/>
+          <w:bCs/>
+          <w:sz w:val="28"/>
+          <w:szCs w:val="28"/>
+          <w:highlight w:val="none"/>
+          <w:lang w:val="ru-RU"/>
+        </w:rPr>
+        <w:t xml:space="preserve">е</w:t>
+      </w:r>
+      <w:r>
+        <w:rPr>
+          <w:rStyle w:val="687"/>
+          <w:rFonts w:ascii="Times New Roman" w:hAnsi="Times New Roman" w:eastAsia="Times New Roman" w:cs="Times New Roman"/>
+          <w:b/>
+          <w:bCs/>
+          <w:sz w:val="28"/>
+          <w:szCs w:val="28"/>
+          <w:highlight w:val="none"/>
+          <w:lang w:val="ru-RU"/>
+        </w:rPr>
+        <w:t xml:space="preserve">м</w:t>
+      </w:r>
+      <w:r>
+        <w:rPr>
+          <w:rStyle w:val="687"/>
+          <w:rFonts w:ascii="Times New Roman" w:hAnsi="Times New Roman" w:eastAsia="Times New Roman" w:cs="Times New Roman"/>
+          <w:b/>
+          <w:bCs/>
+          <w:sz w:val="28"/>
+          <w:szCs w:val="28"/>
+          <w:highlight w:val="none"/>
+          <w:lang w:val="ru-RU"/>
+        </w:rPr>
+        <w:t xml:space="preserve">ы</w:t>
+      </w:r>
+      <w:r>
+        <w:rPr>
+          <w:rStyle w:val="687"/>
+          <w:rFonts w:ascii="Times New Roman" w:hAnsi="Times New Roman" w:eastAsia="Times New Roman" w:cs="Times New Roman"/>
+          <w:b/>
+          <w:bCs/>
+          <w:sz w:val="28"/>
+          <w:szCs w:val="28"/>
+          <w:highlight w:val="none"/>
+          <w:lang w:val="ru-RU"/>
+        </w:rPr>
+      </w:r>
+    </w:p>
+    <w:p>
+      <w:pPr>
+        <w:rPr>
+          <w:rFonts w:ascii="Times New Roman" w:hAnsi="Times New Roman" w:eastAsia="Times New Roman" w:cs="Times New Roman"/>
+          <w:sz w:val="28"/>
+          <w:szCs w:val="28"/>
+          <w:highlight w:val="none"/>
+          <w:lang w:val="ru-RU"/>
+        </w:rPr>
+      </w:pPr>
+      <w:r>
+        <w:rPr>
+          <w:rFonts w:ascii="Times New Roman" w:hAnsi="Times New Roman" w:eastAsia="Times New Roman" w:cs="Times New Roman"/>
+          <w:sz w:val="28"/>
+          <w:szCs w:val="28"/>
+          <w:highlight w:val="none"/>
+          <w:lang w:val="ru-RU"/>
+        </w:rPr>
+        <w:t xml:space="preserve">Реализованы режимы функционирования инструмента генерации адаптивных игровых миров</w:t>
+      </w:r>
+      <w:r>
+        <w:rPr>
+          <w:rFonts w:ascii="Times New Roman" w:hAnsi="Times New Roman" w:eastAsia="Times New Roman" w:cs="Times New Roman"/>
+          <w:sz w:val="28"/>
+          <w:szCs w:val="28"/>
+          <w:highlight w:val="none"/>
+          <w:lang w:val="ru-RU"/>
+        </w:rPr>
+        <w:t xml:space="preserve">:</w:t>
+      </w:r>
       <w:r>
         <w:rPr>
           <w:rFonts w:ascii="Times New Roman" w:hAnsi="Times New Roman" w:eastAsia="Times New Roman" w:cs="Times New Roman"/>
@@ -27828,25 +30931,884 @@
     </w:p>
     <w:p>
       <w:pPr>
-        <w:pStyle w:val="868"/>
-        <w:ind w:left="-142" w:right="0" w:hanging="425"/>
-        <w:rPr>
-          <w:sz w:val="20"/>
+        <w:pStyle w:val="866"/>
+        <w:numPr>
+          <w:ilvl w:val="0"/>
+          <w:numId w:val="12"/>
+        </w:numPr>
+        <w:rPr>
+          <w:rFonts w:ascii="Times New Roman" w:hAnsi="Times New Roman" w:cs="Times New Roman"/>
+          <w:sz w:val="28"/>
+          <w:szCs w:val="28"/>
+          <w:lang w:val="ru-RU"/>
         </w:rPr>
       </w:pPr>
       <w:r>
         <w:rPr>
-          <w:sz w:val="20"/>
-        </w:rPr>
-      </w:r>
-      <w:r>
-        <w:rPr>
-          <w:sz w:val="20"/>
-        </w:rPr>
-      </w:r>
-      <w:r>
-        <w:rPr>
-          <w:sz w:val="20"/>
+          <w:rFonts w:ascii="Times New Roman" w:hAnsi="Times New Roman" w:eastAsia="Times New Roman" w:cs="Times New Roman"/>
+          <w:sz w:val="28"/>
+          <w:szCs w:val="28"/>
+          <w:highlight w:val="none"/>
+          <w:lang w:val="ru-RU"/>
+        </w:rPr>
+        <w:t xml:space="preserve">Обычная генерация игрового мира</w:t>
+      </w:r>
+      <w:r>
+        <w:rPr>
+          <w:rFonts w:ascii="Times New Roman" w:hAnsi="Times New Roman" w:eastAsia="Times New Roman" w:cs="Times New Roman"/>
+          <w:sz w:val="28"/>
+          <w:szCs w:val="28"/>
+          <w:highlight w:val="none"/>
+          <w:lang w:val="ru-RU"/>
+        </w:rPr>
+        <w:t xml:space="preserve">;</w:t>
+      </w:r>
+      <w:r>
+        <w:rPr>
+          <w:rFonts w:ascii="Times New Roman" w:hAnsi="Times New Roman" w:eastAsia="Times New Roman" w:cs="Times New Roman"/>
+          <w:sz w:val="28"/>
+          <w:szCs w:val="28"/>
+          <w:highlight w:val="none"/>
+          <w:lang w:val="ru-RU"/>
+        </w:rPr>
+      </w:r>
+    </w:p>
+    <w:p>
+      <w:pPr>
+        <w:pStyle w:val="866"/>
+        <w:numPr>
+          <w:ilvl w:val="0"/>
+          <w:numId w:val="12"/>
+        </w:numPr>
+        <w:rPr>
+          <w:rFonts w:ascii="Times New Roman" w:hAnsi="Times New Roman" w:cs="Times New Roman"/>
+          <w:sz w:val="28"/>
+          <w:szCs w:val="28"/>
+          <w:lang w:val="ru-RU"/>
+        </w:rPr>
+      </w:pPr>
+      <w:r>
+        <w:rPr>
+          <w:rFonts w:ascii="Times New Roman" w:hAnsi="Times New Roman" w:eastAsia="Times New Roman" w:cs="Times New Roman"/>
+          <w:sz w:val="28"/>
+          <w:szCs w:val="28"/>
+          <w:highlight w:val="none"/>
+          <w:lang w:val="ru-RU"/>
+        </w:rPr>
+        <w:t xml:space="preserve">Тестирование генерации</w:t>
+      </w:r>
+      <w:r>
+        <w:rPr>
+          <w:rFonts w:ascii="Times New Roman" w:hAnsi="Times New Roman" w:eastAsia="Times New Roman" w:cs="Times New Roman"/>
+          <w:sz w:val="28"/>
+          <w:szCs w:val="28"/>
+          <w:highlight w:val="none"/>
+          <w:lang w:val="ru-RU"/>
+        </w:rPr>
+        <w:t xml:space="preserve">;</w:t>
+      </w:r>
+      <w:r>
+        <w:rPr>
+          <w:rFonts w:ascii="Times New Roman" w:hAnsi="Times New Roman" w:eastAsia="Times New Roman" w:cs="Times New Roman"/>
+          <w:sz w:val="28"/>
+          <w:szCs w:val="28"/>
+          <w:highlight w:val="none"/>
+          <w:lang w:val="ru-RU"/>
+        </w:rPr>
+      </w:r>
+    </w:p>
+    <w:p>
+      <w:pPr>
+        <w:pStyle w:val="866"/>
+        <w:numPr>
+          <w:ilvl w:val="0"/>
+          <w:numId w:val="12"/>
+        </w:numPr>
+        <w:rPr>
+          <w:rFonts w:ascii="Times New Roman" w:hAnsi="Times New Roman" w:cs="Times New Roman"/>
+          <w:sz w:val="28"/>
+          <w:szCs w:val="28"/>
+          <w:lang w:val="ru-RU"/>
+        </w:rPr>
+      </w:pPr>
+      <w:r>
+        <w:rPr>
+          <w:rFonts w:ascii="Times New Roman" w:hAnsi="Times New Roman" w:eastAsia="Times New Roman" w:cs="Times New Roman"/>
+          <w:sz w:val="28"/>
+          <w:szCs w:val="28"/>
+          <w:highlight w:val="none"/>
+          <w:lang w:val="ru-RU"/>
+        </w:rPr>
+        <w:t xml:space="preserve">Обучающий</w:t>
+      </w:r>
+      <w:r>
+        <w:rPr>
+          <w:rFonts w:ascii="Times New Roman" w:hAnsi="Times New Roman" w:eastAsia="Times New Roman" w:cs="Times New Roman"/>
+          <w:sz w:val="28"/>
+          <w:szCs w:val="28"/>
+          <w:highlight w:val="none"/>
+          <w:lang w:val="ru-RU"/>
+        </w:rPr>
+        <w:t xml:space="preserve">;</w:t>
+      </w:r>
+      <w:r>
+        <w:rPr>
+          <w:rFonts w:ascii="Times New Roman" w:hAnsi="Times New Roman" w:eastAsia="Times New Roman" w:cs="Times New Roman"/>
+          <w:sz w:val="28"/>
+          <w:szCs w:val="28"/>
+          <w:highlight w:val="none"/>
+          <w:lang w:val="ru-RU"/>
+        </w:rPr>
+      </w:r>
+    </w:p>
+    <w:p>
+      <w:pPr>
+        <w:ind w:left="0" w:firstLine="0"/>
+        <w:rPr>
+          <w:rFonts w:ascii="Times New Roman" w:hAnsi="Times New Roman" w:eastAsia="Times New Roman" w:cs="Times New Roman"/>
+          <w:sz w:val="28"/>
+          <w:szCs w:val="28"/>
+          <w:highlight w:val="none"/>
+          <w:lang w:val="ru-RU"/>
+        </w:rPr>
+      </w:pPr>
+      <w:r>
+        <w:rPr>
+          <w:rFonts w:ascii="Times New Roman" w:hAnsi="Times New Roman" w:eastAsia="Times New Roman" w:cs="Times New Roman"/>
+          <w:sz w:val="28"/>
+          <w:szCs w:val="28"/>
+          <w:highlight w:val="none"/>
+          <w:lang w:val="ru-RU"/>
+        </w:rPr>
+        <w:t xml:space="preserve">В режиме </w:t>
+      </w:r>
+      <w:r>
+        <w:rPr>
+          <w:rFonts w:ascii="Times New Roman" w:hAnsi="Times New Roman" w:eastAsia="Times New Roman" w:cs="Times New Roman"/>
+          <w:sz w:val="28"/>
+          <w:szCs w:val="28"/>
+          <w:highlight w:val="none"/>
+          <w:lang w:val="ru-RU"/>
+        </w:rPr>
+        <w:t xml:space="preserve">«Обычная генерация игрового мира</w:t>
+      </w:r>
+      <w:r>
+        <w:rPr>
+          <w:rFonts w:ascii="Times New Roman" w:hAnsi="Times New Roman" w:eastAsia="Times New Roman" w:cs="Times New Roman"/>
+          <w:sz w:val="28"/>
+          <w:szCs w:val="28"/>
+          <w:highlight w:val="none"/>
+          <w:lang w:val="ru-RU"/>
+        </w:rPr>
+        <w:t xml:space="preserve">» пользователь может указать параметры для генерации игрового прототипа сложность и стиль жанра</w:t>
+      </w:r>
+      <w:r>
+        <w:rPr>
+          <w:rFonts w:ascii="Times New Roman" w:hAnsi="Times New Roman" w:eastAsia="Times New Roman" w:cs="Times New Roman"/>
+          <w:sz w:val="28"/>
+          <w:szCs w:val="28"/>
+          <w:highlight w:val="none"/>
+          <w:lang w:val="ru-RU"/>
+        </w:rPr>
+        <w:t xml:space="preserve">,</w:t>
+      </w:r>
+      <w:r>
+        <w:rPr>
+          <w:rFonts w:ascii="Times New Roman" w:hAnsi="Times New Roman" w:eastAsia="Times New Roman" w:cs="Times New Roman"/>
+          <w:sz w:val="28"/>
+          <w:szCs w:val="28"/>
+          <w:highlight w:val="none"/>
+          <w:lang w:val="ru-RU"/>
+        </w:rPr>
+        <w:t xml:space="preserve"> режим выбран по умолчанию при запуске сцены </w:t>
+      </w:r>
+      <w:r>
+        <w:rPr>
+          <w:rFonts w:ascii="Times New Roman" w:hAnsi="Times New Roman" w:eastAsia="Times New Roman" w:cs="Times New Roman"/>
+          <w:sz w:val="28"/>
+          <w:szCs w:val="28"/>
+          <w:highlight w:val="none"/>
+          <w:lang w:val="ru-RU"/>
+        </w:rPr>
+        <w:t xml:space="preserve">«Сцена_Динамического_Генератора</w:t>
+      </w:r>
+      <w:r>
+        <w:rPr>
+          <w:rFonts w:ascii="Times New Roman" w:hAnsi="Times New Roman" w:eastAsia="Times New Roman" w:cs="Times New Roman"/>
+          <w:sz w:val="28"/>
+          <w:szCs w:val="28"/>
+          <w:highlight w:val="none"/>
+          <w:lang w:val="ru-RU"/>
+        </w:rPr>
+        <w:t xml:space="preserve">»</w:t>
+      </w:r>
+      <w:r>
+        <w:rPr>
+          <w:rFonts w:ascii="Times New Roman" w:hAnsi="Times New Roman" w:eastAsia="Times New Roman" w:cs="Times New Roman"/>
+          <w:sz w:val="28"/>
+          <w:szCs w:val="28"/>
+          <w:highlight w:val="none"/>
+          <w:lang w:val="ru-RU"/>
+        </w:rPr>
+        <w:t xml:space="preserve">,</w:t>
+      </w:r>
+      <w:r>
+        <w:rPr>
+          <w:rFonts w:ascii="Times New Roman" w:hAnsi="Times New Roman" w:eastAsia="Times New Roman" w:cs="Times New Roman"/>
+          <w:sz w:val="28"/>
+          <w:szCs w:val="28"/>
+          <w:highlight w:val="none"/>
+          <w:lang w:val="ru-RU"/>
+        </w:rPr>
+        <w:t xml:space="preserve"> пользователь использует инструмент </w:t>
+      </w:r>
+      <w:r>
+        <w:rPr>
+          <w:rFonts w:ascii="Times New Roman" w:hAnsi="Times New Roman" w:eastAsia="Times New Roman" w:cs="Times New Roman"/>
+          <w:sz w:val="28"/>
+          <w:szCs w:val="28"/>
+          <w:highlight w:val="none"/>
+          <w:lang w:val="ru-RU"/>
+        </w:rPr>
+        <w:t xml:space="preserve">«СДГВМ</w:t>
+      </w:r>
+      <w:r>
+        <w:rPr>
+          <w:rFonts w:ascii="Times New Roman" w:hAnsi="Times New Roman" w:eastAsia="Times New Roman" w:cs="Times New Roman"/>
+          <w:sz w:val="28"/>
+          <w:szCs w:val="28"/>
+          <w:highlight w:val="none"/>
+          <w:lang w:val="ru-RU"/>
+        </w:rPr>
+        <w:t xml:space="preserve">»</w:t>
+      </w:r>
+      <w:r>
+        <w:rPr>
+          <w:rFonts w:ascii="Times New Roman" w:hAnsi="Times New Roman" w:eastAsia="Times New Roman" w:cs="Times New Roman"/>
+          <w:sz w:val="28"/>
+          <w:szCs w:val="28"/>
+          <w:highlight w:val="none"/>
+          <w:lang w:val="ru-RU"/>
+        </w:rPr>
+        <w:t xml:space="preserve">,</w:t>
+      </w:r>
+      <w:r>
+        <w:rPr>
+          <w:rFonts w:ascii="Times New Roman" w:hAnsi="Times New Roman" w:eastAsia="Times New Roman" w:cs="Times New Roman"/>
+          <w:sz w:val="28"/>
+          <w:szCs w:val="28"/>
+          <w:highlight w:val="none"/>
+          <w:lang w:val="ru-RU"/>
+        </w:rPr>
+        <w:t xml:space="preserve"> через интерфейс</w:t>
+      </w:r>
+      <w:r>
+        <w:rPr>
+          <w:rFonts w:ascii="Times New Roman" w:hAnsi="Times New Roman" w:eastAsia="Times New Roman" w:cs="Times New Roman"/>
+          <w:sz w:val="28"/>
+          <w:szCs w:val="28"/>
+          <w:highlight w:val="none"/>
+          <w:lang w:val="ru-RU"/>
+        </w:rPr>
+        <w:t xml:space="preserve"> </w:t>
+      </w:r>
+      <w:r>
+        <w:rPr>
+          <w:rFonts w:ascii="Times New Roman" w:hAnsi="Times New Roman" w:eastAsia="Times New Roman" w:cs="Times New Roman"/>
+          <w:sz w:val="28"/>
+          <w:szCs w:val="28"/>
+          <w:highlight w:val="none"/>
+          <w:lang w:val="ru-RU"/>
+        </w:rPr>
+        <w:t xml:space="preserve">в режими </w:t>
+      </w:r>
+      <w:r>
+        <w:rPr>
+          <w:rFonts w:ascii="Times New Roman" w:hAnsi="Times New Roman" w:eastAsia="Times New Roman" w:cs="Times New Roman"/>
+          <w:sz w:val="28"/>
+          <w:szCs w:val="28"/>
+          <w:highlight w:val="none"/>
+          <w:lang w:val="ru-RU"/>
+        </w:rPr>
+        <w:t xml:space="preserve">U</w:t>
+      </w:r>
+      <w:r>
+        <w:rPr>
+          <w:rFonts w:ascii="Times New Roman" w:hAnsi="Times New Roman" w:eastAsia="Times New Roman" w:cs="Times New Roman"/>
+          <w:sz w:val="28"/>
+          <w:szCs w:val="28"/>
+          <w:highlight w:val="none"/>
+          <w:lang w:val="ru-RU"/>
+        </w:rPr>
+        <w:t xml:space="preserve">n</w:t>
+      </w:r>
+      <w:r>
+        <w:rPr>
+          <w:rFonts w:ascii="Times New Roman" w:hAnsi="Times New Roman" w:eastAsia="Times New Roman" w:cs="Times New Roman"/>
+          <w:sz w:val="28"/>
+          <w:szCs w:val="28"/>
+          <w:highlight w:val="none"/>
+          <w:lang w:val="ru-RU"/>
+        </w:rPr>
+        <w:t xml:space="preserve">i</w:t>
+      </w:r>
+      <w:r>
+        <w:rPr>
+          <w:rFonts w:ascii="Times New Roman" w:hAnsi="Times New Roman" w:eastAsia="Times New Roman" w:cs="Times New Roman"/>
+          <w:sz w:val="28"/>
+          <w:szCs w:val="28"/>
+          <w:highlight w:val="none"/>
+          <w:lang w:val="ru-RU"/>
+        </w:rPr>
+        <w:t xml:space="preserve">t</w:t>
+      </w:r>
+      <w:r>
+        <w:rPr>
+          <w:rFonts w:ascii="Times New Roman" w:hAnsi="Times New Roman" w:eastAsia="Times New Roman" w:cs="Times New Roman"/>
+          <w:sz w:val="28"/>
+          <w:szCs w:val="28"/>
+          <w:highlight w:val="none"/>
+          <w:lang w:val="ru-RU"/>
+        </w:rPr>
+        <w:t xml:space="preserve">y</w:t>
+      </w:r>
+      <w:r>
+        <w:rPr>
+          <w:rFonts w:ascii="Times New Roman" w:hAnsi="Times New Roman" w:eastAsia="Times New Roman" w:cs="Times New Roman"/>
+          <w:sz w:val="28"/>
+          <w:szCs w:val="28"/>
+          <w:highlight w:val="none"/>
+          <w:lang w:val="ru-RU"/>
+        </w:rPr>
+        <w:t xml:space="preserve"> </w:t>
+      </w:r>
+      <w:r>
+        <w:rPr>
+          <w:rFonts w:ascii="Times New Roman" w:hAnsi="Times New Roman" w:eastAsia="Times New Roman" w:cs="Times New Roman"/>
+          <w:sz w:val="28"/>
+          <w:szCs w:val="28"/>
+          <w:highlight w:val="none"/>
+          <w:lang w:val="ru-RU"/>
+        </w:rPr>
+        <w:t xml:space="preserve">p</w:t>
+      </w:r>
+      <w:r>
+        <w:rPr>
+          <w:rFonts w:ascii="Times New Roman" w:hAnsi="Times New Roman" w:eastAsia="Times New Roman" w:cs="Times New Roman"/>
+          <w:sz w:val="28"/>
+          <w:szCs w:val="28"/>
+          <w:highlight w:val="none"/>
+          <w:lang w:val="ru-RU"/>
+        </w:rPr>
+        <w:t xml:space="preserve">l</w:t>
+      </w:r>
+      <w:r>
+        <w:rPr>
+          <w:rFonts w:ascii="Times New Roman" w:hAnsi="Times New Roman" w:eastAsia="Times New Roman" w:cs="Times New Roman"/>
+          <w:sz w:val="28"/>
+          <w:szCs w:val="28"/>
+          <w:highlight w:val="none"/>
+          <w:lang w:val="ru-RU"/>
+        </w:rPr>
+        <w:t xml:space="preserve">a</w:t>
+      </w:r>
+      <w:r>
+        <w:rPr>
+          <w:rFonts w:ascii="Times New Roman" w:hAnsi="Times New Roman" w:eastAsia="Times New Roman" w:cs="Times New Roman"/>
+          <w:sz w:val="28"/>
+          <w:szCs w:val="28"/>
+          <w:highlight w:val="none"/>
+          <w:lang w:val="ru-RU"/>
+        </w:rPr>
+        <w:t xml:space="preserve">y</w:t>
+      </w:r>
+      <w:r>
+        <w:rPr>
+          <w:rFonts w:ascii="Times New Roman" w:hAnsi="Times New Roman" w:eastAsia="Times New Roman" w:cs="Times New Roman"/>
+          <w:sz w:val="28"/>
+          <w:szCs w:val="28"/>
+          <w:highlight w:val="none"/>
+          <w:lang w:val="ru-RU"/>
+        </w:rPr>
+        <w:t xml:space="preserve"> </w:t>
+      </w:r>
+      <w:r>
+        <w:rPr>
+          <w:rFonts w:ascii="Times New Roman" w:hAnsi="Times New Roman" w:eastAsia="Times New Roman" w:cs="Times New Roman"/>
+          <w:sz w:val="28"/>
+          <w:szCs w:val="28"/>
+          <w:highlight w:val="none"/>
+          <w:lang w:val="ru-RU"/>
+        </w:rPr>
+        <w:t xml:space="preserve">m</w:t>
+      </w:r>
+      <w:r>
+        <w:rPr>
+          <w:rFonts w:ascii="Times New Roman" w:hAnsi="Times New Roman" w:eastAsia="Times New Roman" w:cs="Times New Roman"/>
+          <w:sz w:val="28"/>
+          <w:szCs w:val="28"/>
+          <w:highlight w:val="none"/>
+          <w:lang w:val="ru-RU"/>
+        </w:rPr>
+        <w:t xml:space="preserve">o</w:t>
+      </w:r>
+      <w:r>
+        <w:rPr>
+          <w:rFonts w:ascii="Times New Roman" w:hAnsi="Times New Roman" w:eastAsia="Times New Roman" w:cs="Times New Roman"/>
+          <w:sz w:val="28"/>
+          <w:szCs w:val="28"/>
+          <w:highlight w:val="none"/>
+          <w:lang w:val="ru-RU"/>
+        </w:rPr>
+        <w:t xml:space="preserve">d</w:t>
+      </w:r>
+      <w:r>
+        <w:rPr>
+          <w:rFonts w:ascii="Times New Roman" w:hAnsi="Times New Roman" w:eastAsia="Times New Roman" w:cs="Times New Roman"/>
+          <w:sz w:val="28"/>
+          <w:szCs w:val="28"/>
+          <w:highlight w:val="none"/>
+          <w:lang w:val="ru-RU"/>
+        </w:rPr>
+        <w:t xml:space="preserve">e</w:t>
+      </w:r>
+      <w:r>
+        <w:rPr>
+          <w:rFonts w:ascii="Times New Roman" w:hAnsi="Times New Roman" w:eastAsia="Times New Roman" w:cs="Times New Roman"/>
+          <w:sz w:val="28"/>
+          <w:szCs w:val="28"/>
+          <w:highlight w:val="none"/>
+          <w:lang w:val="ru-RU"/>
+        </w:rPr>
+        <w:t xml:space="preserve">.</w:t>
+      </w:r>
+      <w:r>
+        <w:rPr>
+          <w:rFonts w:ascii="Times New Roman" w:hAnsi="Times New Roman" w:eastAsia="Times New Roman" w:cs="Times New Roman"/>
+          <w:sz w:val="28"/>
+          <w:szCs w:val="28"/>
+          <w:highlight w:val="none"/>
+          <w:lang w:val="ru-RU"/>
+        </w:rPr>
+      </w:r>
+    </w:p>
+    <w:p>
+      <w:pPr>
+        <w:ind w:left="0" w:firstLine="0"/>
+        <w:rPr>
+          <w:rFonts w:ascii="Times New Roman" w:hAnsi="Times New Roman" w:eastAsia="Times New Roman" w:cs="Times New Roman"/>
+          <w:sz w:val="28"/>
+          <w:szCs w:val="28"/>
+          <w:highlight w:val="none"/>
+          <w:lang w:val="ru-RU"/>
+        </w:rPr>
+      </w:pPr>
+      <w:r>
+        <w:rPr>
+          <w:rFonts w:ascii="Times New Roman" w:hAnsi="Times New Roman" w:eastAsia="Times New Roman" w:cs="Times New Roman"/>
+          <w:sz w:val="28"/>
+          <w:szCs w:val="28"/>
+          <w:highlight w:val="none"/>
+          <w:lang w:val="ru-RU"/>
+        </w:rPr>
+        <w:t xml:space="preserve">Тестирование генерации</w:t>
+      </w:r>
+      <w:r>
+        <w:rPr>
+          <w:rFonts w:ascii="Times New Roman" w:hAnsi="Times New Roman" w:eastAsia="Times New Roman" w:cs="Times New Roman"/>
+          <w:sz w:val="28"/>
+          <w:szCs w:val="28"/>
+          <w:highlight w:val="none"/>
+          <w:lang w:val="ru-RU"/>
+        </w:rPr>
+        <w:t xml:space="preserve">:</w:t>
+      </w:r>
+      <w:r>
+        <w:rPr>
+          <w:rFonts w:ascii="Times New Roman" w:hAnsi="Times New Roman" w:eastAsia="Times New Roman" w:cs="Times New Roman"/>
+          <w:sz w:val="28"/>
+          <w:szCs w:val="28"/>
+          <w:highlight w:val="none"/>
+          <w:lang w:val="ru-RU"/>
+        </w:rPr>
+        <w:t xml:space="preserve"> возможность запустить любое количество генераций</w:t>
+      </w:r>
+      <w:r>
+        <w:rPr>
+          <w:rFonts w:ascii="Times New Roman" w:hAnsi="Times New Roman" w:eastAsia="Times New Roman" w:cs="Times New Roman"/>
+          <w:sz w:val="28"/>
+          <w:szCs w:val="28"/>
+          <w:highlight w:val="none"/>
+          <w:lang w:val="ru-RU"/>
+        </w:rPr>
+        <w:t xml:space="preserve">,</w:t>
+      </w:r>
+      <w:r>
+        <w:rPr>
+          <w:rFonts w:ascii="Times New Roman" w:hAnsi="Times New Roman" w:eastAsia="Times New Roman" w:cs="Times New Roman"/>
+          <w:sz w:val="28"/>
+          <w:szCs w:val="28"/>
+          <w:highlight w:val="none"/>
+          <w:lang w:val="ru-RU"/>
+        </w:rPr>
+        <w:t xml:space="preserve"> для составления метрик качества логики квестов</w:t>
+      </w:r>
+      <w:r>
+        <w:rPr>
+          <w:rFonts w:ascii="Times New Roman" w:hAnsi="Times New Roman" w:eastAsia="Times New Roman" w:cs="Times New Roman"/>
+          <w:sz w:val="28"/>
+          <w:szCs w:val="28"/>
+          <w:highlight w:val="none"/>
+          <w:lang w:val="ru-RU"/>
+        </w:rPr>
+        <w:t xml:space="preserve">, иконок и аватарок героев</w:t>
+      </w:r>
+      <w:r>
+        <w:rPr>
+          <w:rFonts w:ascii="Times New Roman" w:hAnsi="Times New Roman" w:eastAsia="Times New Roman" w:cs="Times New Roman"/>
+          <w:sz w:val="28"/>
+          <w:szCs w:val="28"/>
+          <w:highlight w:val="none"/>
+          <w:lang w:val="ru-RU"/>
+        </w:rPr>
+        <w:t xml:space="preserve">,</w:t>
+      </w:r>
+      <w:r>
+        <w:rPr>
+          <w:rFonts w:ascii="Times New Roman" w:hAnsi="Times New Roman" w:eastAsia="Times New Roman" w:cs="Times New Roman"/>
+          <w:sz w:val="28"/>
+          <w:szCs w:val="28"/>
+          <w:highlight w:val="none"/>
+          <w:lang w:val="ru-RU"/>
+        </w:rPr>
+        <w:t xml:space="preserve"> при завершении тестирования выдается отчет с показом ошибок</w:t>
+      </w:r>
+      <w:r>
+        <w:rPr>
+          <w:rFonts w:ascii="Times New Roman" w:hAnsi="Times New Roman" w:eastAsia="Times New Roman" w:cs="Times New Roman"/>
+          <w:sz w:val="28"/>
+          <w:szCs w:val="28"/>
+          <w:highlight w:val="none"/>
+          <w:lang w:val="ru-RU"/>
+        </w:rPr>
+        <w:t xml:space="preserve">.</w:t>
+      </w:r>
+      <w:r>
+        <w:rPr>
+          <w:rFonts w:ascii="Times New Roman" w:hAnsi="Times New Roman" w:eastAsia="Times New Roman" w:cs="Times New Roman"/>
+          <w:sz w:val="28"/>
+          <w:szCs w:val="28"/>
+          <w:highlight w:val="none"/>
+          <w:lang w:val="ru-RU"/>
+        </w:rPr>
+      </w:r>
+    </w:p>
+    <w:p>
+      <w:pPr>
+        <w:ind w:left="0" w:firstLine="0"/>
+        <w:rPr>
+          <w:rFonts w:ascii="Times New Roman" w:hAnsi="Times New Roman" w:eastAsia="Times New Roman" w:cs="Times New Roman"/>
+          <w:sz w:val="28"/>
+          <w:szCs w:val="28"/>
+          <w:highlight w:val="none"/>
+          <w:lang w:val="ru-RU"/>
+        </w:rPr>
+      </w:pPr>
+      <w:r>
+        <w:rPr>
+          <w:rFonts w:ascii="Times New Roman" w:hAnsi="Times New Roman" w:eastAsia="Times New Roman" w:cs="Times New Roman"/>
+          <w:sz w:val="28"/>
+          <w:szCs w:val="28"/>
+          <w:highlight w:val="none"/>
+          <w:lang w:val="ru-RU"/>
+        </w:rPr>
+        <w:t xml:space="preserve">«</w:t>
+      </w:r>
+      <w:r>
+        <w:rPr>
+          <w:rFonts w:ascii="Times New Roman" w:hAnsi="Times New Roman" w:eastAsia="Times New Roman" w:cs="Times New Roman"/>
+          <w:sz w:val="28"/>
+          <w:szCs w:val="28"/>
+          <w:highlight w:val="none"/>
+          <w:lang w:val="ru-RU"/>
+        </w:rPr>
+        <w:t xml:space="preserve">Обучающий</w:t>
+      </w:r>
+      <w:r>
+        <w:rPr>
+          <w:rFonts w:ascii="Times New Roman" w:hAnsi="Times New Roman" w:eastAsia="Times New Roman" w:cs="Times New Roman"/>
+          <w:sz w:val="28"/>
+          <w:szCs w:val="28"/>
+          <w:highlight w:val="none"/>
+          <w:lang w:val="ru-RU"/>
+        </w:rPr>
+        <w:t xml:space="preserve">»</w:t>
+      </w:r>
+      <w:r>
+        <w:rPr>
+          <w:rFonts w:ascii="Times New Roman" w:hAnsi="Times New Roman" w:eastAsia="Times New Roman" w:cs="Times New Roman"/>
+          <w:sz w:val="28"/>
+          <w:szCs w:val="28"/>
+          <w:highlight w:val="none"/>
+          <w:lang w:val="ru-RU"/>
+        </w:rPr>
+        <w:t xml:space="preserve"> создан для ознакомления разработчиков с системой</w:t>
+      </w:r>
+      <w:r>
+        <w:rPr>
+          <w:rFonts w:ascii="Times New Roman" w:hAnsi="Times New Roman" w:eastAsia="Times New Roman" w:cs="Times New Roman"/>
+          <w:sz w:val="28"/>
+          <w:szCs w:val="28"/>
+          <w:highlight w:val="none"/>
+          <w:lang w:val="ru-RU"/>
+        </w:rPr>
+        <w:t xml:space="preserve">,</w:t>
+      </w:r>
+      <w:r>
+        <w:rPr>
+          <w:rFonts w:ascii="Times New Roman" w:hAnsi="Times New Roman" w:eastAsia="Times New Roman" w:cs="Times New Roman"/>
+          <w:sz w:val="28"/>
+          <w:szCs w:val="28"/>
+          <w:highlight w:val="none"/>
+          <w:lang w:val="ru-RU"/>
+        </w:rPr>
+        <w:t xml:space="preserve"> </w:t>
+      </w:r>
+      <w:r>
+        <w:rPr>
+          <w:rFonts w:ascii="Times New Roman" w:hAnsi="Times New Roman" w:eastAsia="Times New Roman" w:cs="Times New Roman"/>
+          <w:sz w:val="28"/>
+          <w:szCs w:val="28"/>
+          <w:highlight w:val="none"/>
+          <w:lang w:val="ru-RU"/>
+        </w:rPr>
+        <w:t xml:space="preserve">показывает пример сгенерированного виртуального мира</w:t>
+      </w:r>
+      <w:r>
+        <w:rPr>
+          <w:rFonts w:ascii="Times New Roman" w:hAnsi="Times New Roman" w:eastAsia="Times New Roman" w:cs="Times New Roman"/>
+          <w:sz w:val="28"/>
+          <w:szCs w:val="28"/>
+          <w:highlight w:val="none"/>
+          <w:lang w:val="ru-RU"/>
+        </w:rPr>
+        <w:t xml:space="preserve"> и</w:t>
+      </w:r>
+      <w:r>
+        <w:rPr>
+          <w:rFonts w:ascii="Times New Roman" w:hAnsi="Times New Roman" w:eastAsia="Times New Roman" w:cs="Times New Roman"/>
+          <w:sz w:val="28"/>
+          <w:szCs w:val="28"/>
+          <w:highlight w:val="none"/>
+          <w:lang w:val="ru-RU"/>
+        </w:rPr>
+        <w:t xml:space="preserve"> доступ к текстовым</w:t>
+      </w:r>
+      <w:r>
+        <w:rPr>
+          <w:rFonts w:ascii="Times New Roman" w:hAnsi="Times New Roman" w:eastAsia="Times New Roman" w:cs="Times New Roman"/>
+          <w:sz w:val="28"/>
+          <w:szCs w:val="28"/>
+          <w:highlight w:val="none"/>
+          <w:lang w:val="ru-RU"/>
+        </w:rPr>
+        <w:t xml:space="preserve"> обучающем материалам содержащим инструкцию по настройке параметров квеста</w:t>
+      </w:r>
+      <w:r>
+        <w:rPr>
+          <w:rFonts w:ascii="Times New Roman" w:hAnsi="Times New Roman" w:eastAsia="Times New Roman" w:cs="Times New Roman"/>
+          <w:sz w:val="28"/>
+          <w:szCs w:val="28"/>
+          <w:highlight w:val="none"/>
+          <w:lang w:val="ru-RU"/>
+        </w:rPr>
+        <w:t xml:space="preserve">,</w:t>
+      </w:r>
+      <w:r>
+        <w:rPr>
+          <w:rFonts w:ascii="Times New Roman" w:hAnsi="Times New Roman" w:eastAsia="Times New Roman" w:cs="Times New Roman"/>
+          <w:sz w:val="28"/>
+          <w:szCs w:val="28"/>
+          <w:highlight w:val="none"/>
+          <w:lang w:val="ru-RU"/>
+        </w:rPr>
+        <w:t xml:space="preserve"> или импорта спрайтов</w:t>
+      </w:r>
+      <w:r>
+        <w:rPr>
+          <w:rFonts w:ascii="Times New Roman" w:hAnsi="Times New Roman" w:eastAsia="Times New Roman" w:cs="Times New Roman"/>
+          <w:sz w:val="28"/>
+          <w:szCs w:val="28"/>
+          <w:highlight w:val="none"/>
+          <w:lang w:val="ru-RU"/>
+        </w:rPr>
+        <w:t xml:space="preserve">,</w:t>
+      </w:r>
+      <w:r>
+        <w:rPr>
+          <w:rFonts w:ascii="Times New Roman" w:hAnsi="Times New Roman" w:eastAsia="Times New Roman" w:cs="Times New Roman"/>
+          <w:sz w:val="28"/>
+          <w:szCs w:val="28"/>
+          <w:highlight w:val="none"/>
+          <w:lang w:val="ru-RU"/>
+        </w:rPr>
+        <w:t xml:space="preserve"> режим активируется через кнопку </w:t>
+      </w:r>
+      <w:r>
+        <w:rPr>
+          <w:rFonts w:ascii="Times New Roman" w:hAnsi="Times New Roman" w:eastAsia="Times New Roman" w:cs="Times New Roman"/>
+          <w:sz w:val="28"/>
+          <w:szCs w:val="28"/>
+          <w:highlight w:val="none"/>
+          <w:lang w:val="ru-RU"/>
+        </w:rPr>
+        <w:t xml:space="preserve">«Помощь</w:t>
+      </w:r>
+      <w:r>
+        <w:rPr>
+          <w:rFonts w:ascii="Times New Roman" w:hAnsi="Times New Roman" w:eastAsia="Times New Roman" w:cs="Times New Roman"/>
+          <w:sz w:val="28"/>
+          <w:szCs w:val="28"/>
+          <w:highlight w:val="none"/>
+          <w:lang w:val="ru-RU"/>
+        </w:rPr>
+        <w:t xml:space="preserve">»</w:t>
+      </w:r>
+      <w:r>
+        <w:rPr>
+          <w:rFonts w:ascii="Times New Roman" w:hAnsi="Times New Roman" w:eastAsia="Times New Roman" w:cs="Times New Roman"/>
+          <w:sz w:val="28"/>
+          <w:szCs w:val="28"/>
+          <w:highlight w:val="none"/>
+          <w:lang w:val="ru-RU"/>
+        </w:rPr>
+        <w:t xml:space="preserve">.  </w:t>
+      </w:r>
+      <w:r>
+        <w:rPr>
+          <w:rFonts w:ascii="Times New Roman" w:hAnsi="Times New Roman" w:eastAsia="Times New Roman" w:cs="Times New Roman"/>
+          <w:sz w:val="28"/>
+          <w:szCs w:val="28"/>
+          <w:highlight w:val="none"/>
+          <w:lang w:val="ru-RU"/>
+        </w:rPr>
+      </w:r>
+    </w:p>
+    <w:p>
+      <w:pPr>
+        <w:ind w:left="0" w:firstLine="0"/>
+        <w:rPr>
+          <w:rFonts w:ascii="Times New Roman" w:hAnsi="Times New Roman" w:cs="Times New Roman"/>
+          <w:b/>
+          <w:bCs/>
+          <w:sz w:val="28"/>
+          <w:szCs w:val="28"/>
+        </w:rPr>
+      </w:pPr>
+      <w:r>
+        <w:rPr>
+          <w:rFonts w:ascii="Times New Roman" w:hAnsi="Times New Roman" w:eastAsia="Times New Roman" w:cs="Times New Roman"/>
+          <w:b/>
+          <w:bCs/>
+          <w:sz w:val="28"/>
+          <w:szCs w:val="28"/>
+          <w:highlight w:val="none"/>
+          <w:lang w:val="ru-RU"/>
+        </w:rPr>
+        <w:t xml:space="preserve">4</w:t>
+      </w:r>
+      <w:r>
+        <w:rPr>
+          <w:rFonts w:ascii="Times New Roman" w:hAnsi="Times New Roman" w:eastAsia="Times New Roman" w:cs="Times New Roman"/>
+          <w:b/>
+          <w:bCs/>
+          <w:sz w:val="28"/>
+          <w:szCs w:val="28"/>
+          <w:highlight w:val="none"/>
+          <w:lang w:val="ru-RU"/>
+        </w:rPr>
+        <w:t xml:space="preserve">.1</w:t>
+      </w:r>
+      <w:r>
+        <w:rPr>
+          <w:rFonts w:ascii="Times New Roman" w:hAnsi="Times New Roman" w:eastAsia="Times New Roman" w:cs="Times New Roman"/>
+          <w:b/>
+          <w:bCs/>
+          <w:sz w:val="28"/>
+          <w:szCs w:val="28"/>
+          <w:highlight w:val="none"/>
+          <w:lang w:val="ru-RU"/>
+        </w:rPr>
+        <w:t xml:space="preserve">.</w:t>
+      </w:r>
+      <w:r>
+        <w:rPr>
+          <w:rFonts w:ascii="Times New Roman" w:hAnsi="Times New Roman" w:eastAsia="Times New Roman" w:cs="Times New Roman"/>
+          <w:b/>
+          <w:bCs/>
+          <w:sz w:val="28"/>
+          <w:szCs w:val="28"/>
+          <w:highlight w:val="none"/>
+          <w:lang w:val="ru-RU"/>
+        </w:rPr>
+        <w:t xml:space="preserve">5</w:t>
+      </w:r>
+      <w:r>
+        <w:rPr>
+          <w:rFonts w:ascii="Times New Roman" w:hAnsi="Times New Roman" w:eastAsia="Times New Roman" w:cs="Times New Roman"/>
+          <w:b/>
+          <w:bCs/>
+          <w:sz w:val="28"/>
+          <w:szCs w:val="28"/>
+          <w:highlight w:val="none"/>
+          <w:lang w:val="ru-RU"/>
+        </w:rPr>
+        <w:t xml:space="preserve">.</w:t>
+      </w:r>
+      <w:r>
+        <w:rPr>
+          <w:rFonts w:ascii="Times New Roman" w:hAnsi="Times New Roman" w:eastAsia="Times New Roman" w:cs="Times New Roman"/>
+          <w:b/>
+          <w:bCs/>
+          <w:sz w:val="28"/>
+          <w:szCs w:val="28"/>
+          <w:highlight w:val="none"/>
+          <w:lang w:val="ru-RU"/>
+        </w:rPr>
+        <w:t xml:space="preserve">1</w:t>
+      </w:r>
+      <w:r>
+        <w:rPr>
+          <w:rFonts w:ascii="Times New Roman" w:hAnsi="Times New Roman" w:eastAsia="Times New Roman" w:cs="Times New Roman"/>
+          <w:b/>
+          <w:bCs/>
+          <w:sz w:val="28"/>
+          <w:szCs w:val="28"/>
+          <w:highlight w:val="none"/>
+          <w:lang w:val="ru-RU"/>
+        </w:rPr>
+        <w:t xml:space="preserve"> Требования по диагностированию системы</w:t>
+      </w:r>
+      <w:r>
+        <w:rPr>
+          <w:rFonts w:ascii="Times New Roman" w:hAnsi="Times New Roman" w:eastAsia="Times New Roman" w:cs="Times New Roman"/>
+          <w:b/>
+          <w:bCs/>
+          <w:sz w:val="28"/>
+          <w:szCs w:val="28"/>
+          <w:highlight w:val="none"/>
+          <w:lang w:val="ru-RU"/>
+        </w:rPr>
+      </w:r>
+      <w:r>
+        <w:rPr>
+          <w:rFonts w:ascii="Times New Roman" w:hAnsi="Times New Roman" w:eastAsia="Times New Roman" w:cs="Times New Roman"/>
+          <w:b/>
+          <w:bCs/>
+          <w:sz w:val="28"/>
+          <w:szCs w:val="28"/>
+          <w:highlight w:val="none"/>
+          <w:lang w:val="ru-RU"/>
         </w:rPr>
       </w:r>
     </w:p>
@@ -27855,22 +31817,202 @@
         <w:pStyle w:val="868"/>
         <w:ind w:left="-142" w:right="0" w:hanging="425"/>
         <w:rPr>
+          <w:sz w:val="28"/>
+          <w:szCs w:val="28"/>
+          <w:highlight w:val="none"/>
+        </w:rPr>
+      </w:pPr>
+      <w:r>
+        <w:rPr>
           <w:sz w:val="20"/>
         </w:rPr>
-      </w:pPr>
+      </w:r>
       <w:r>
         <w:rPr>
           <w:sz w:val="20"/>
         </w:rPr>
-      </w:r>
-      <w:r>
-        <w:rPr>
-          <w:sz w:val="20"/>
-        </w:rPr>
-      </w:r>
-      <w:r>
-        <w:rPr>
-          <w:sz w:val="20"/>
+        <w:tab/>
+      </w:r>
+      <w:r>
+        <w:rPr>
+          <w:sz w:val="28"/>
+          <w:szCs w:val="28"/>
+        </w:rPr>
+        <w:t xml:space="preserve"> Компоненты подсистем</w:t>
+      </w:r>
+      <w:r>
+        <w:rPr>
+          <w:sz w:val="28"/>
+          <w:szCs w:val="28"/>
+        </w:rPr>
+        <w:t xml:space="preserve">,</w:t>
+      </w:r>
+      <w:r>
+        <w:rPr>
+          <w:sz w:val="28"/>
+          <w:szCs w:val="28"/>
+        </w:rPr>
+        <w:t xml:space="preserve"> должны предоставлять функционал для генерации квестов</w:t>
+      </w:r>
+      <w:r>
+        <w:rPr>
+          <w:sz w:val="28"/>
+          <w:szCs w:val="28"/>
+        </w:rPr>
+        <w:t xml:space="preserve">,</w:t>
+      </w:r>
+      <w:r>
+        <w:rPr>
+          <w:sz w:val="28"/>
+          <w:szCs w:val="28"/>
+        </w:rPr>
+        <w:t xml:space="preserve"> модели поведения не игровых персонажей</w:t>
+      </w:r>
+      <w:r>
+        <w:rPr>
+          <w:sz w:val="28"/>
+          <w:szCs w:val="28"/>
+        </w:rPr>
+        <w:t xml:space="preserve">,</w:t>
+      </w:r>
+      <w:r>
+        <w:rPr>
+          <w:sz w:val="28"/>
+          <w:szCs w:val="28"/>
+        </w:rPr>
+        <w:t xml:space="preserve">  иконок квестовых предметов и аватаров персонажей</w:t>
+      </w:r>
+      <w:r>
+        <w:rPr>
+          <w:sz w:val="28"/>
+          <w:szCs w:val="28"/>
+        </w:rPr>
+        <w:t xml:space="preserve">,</w:t>
+      </w:r>
+      <w:r>
+        <w:rPr>
+          <w:sz w:val="28"/>
+          <w:szCs w:val="28"/>
+        </w:rPr>
+        <w:t xml:space="preserve"> инстумент </w:t>
+      </w:r>
+      <w:r>
+        <w:rPr>
+          <w:sz w:val="28"/>
+          <w:szCs w:val="28"/>
+        </w:rPr>
+        <w:t xml:space="preserve">«СДГВМ</w:t>
+      </w:r>
+      <w:r>
+        <w:rPr>
+          <w:sz w:val="28"/>
+          <w:szCs w:val="28"/>
+        </w:rPr>
+        <w:t xml:space="preserve">»</w:t>
+      </w:r>
+      <w:r>
+        <w:rPr>
+          <w:sz w:val="28"/>
+          <w:szCs w:val="28"/>
+        </w:rPr>
+        <w:t xml:space="preserve"> </w:t>
+      </w:r>
+      <w:r>
+        <w:rPr>
+          <w:sz w:val="28"/>
+          <w:szCs w:val="28"/>
+        </w:rPr>
+        <w:t xml:space="preserve">включает элементы интерфейса для просмотра генерируемых квестов и диалогов </w:t>
+      </w:r>
+      <w:r>
+        <w:rPr>
+          <w:sz w:val="28"/>
+          <w:szCs w:val="28"/>
+        </w:rPr>
+        <w:t xml:space="preserve">N</w:t>
+      </w:r>
+      <w:r>
+        <w:rPr>
+          <w:sz w:val="28"/>
+          <w:szCs w:val="28"/>
+        </w:rPr>
+        <w:t xml:space="preserve">P</w:t>
+      </w:r>
+      <w:r>
+        <w:rPr>
+          <w:sz w:val="28"/>
+          <w:szCs w:val="28"/>
+        </w:rPr>
+        <w:t xml:space="preserve">C</w:t>
+      </w:r>
+      <w:r>
+        <w:rPr>
+          <w:sz w:val="28"/>
+          <w:szCs w:val="28"/>
+        </w:rPr>
+        <w:t xml:space="preserve">,</w:t>
+      </w:r>
+      <w:r>
+        <w:rPr>
+          <w:sz w:val="28"/>
+          <w:szCs w:val="28"/>
+        </w:rPr>
+        <w:t xml:space="preserve">  в консоль </w:t>
+      </w:r>
+      <w:r>
+        <w:rPr>
+          <w:sz w:val="28"/>
+          <w:szCs w:val="28"/>
+        </w:rPr>
+        <w:t xml:space="preserve">U</w:t>
+      </w:r>
+      <w:r>
+        <w:rPr>
+          <w:sz w:val="28"/>
+          <w:szCs w:val="28"/>
+        </w:rPr>
+        <w:t xml:space="preserve">n</w:t>
+      </w:r>
+      <w:r>
+        <w:rPr>
+          <w:sz w:val="28"/>
+          <w:szCs w:val="28"/>
+        </w:rPr>
+        <w:t xml:space="preserve">i</w:t>
+      </w:r>
+      <w:r>
+        <w:rPr>
+          <w:sz w:val="28"/>
+          <w:szCs w:val="28"/>
+        </w:rPr>
+        <w:t xml:space="preserve">t</w:t>
+      </w:r>
+      <w:r>
+        <w:rPr>
+          <w:sz w:val="28"/>
+          <w:szCs w:val="28"/>
+        </w:rPr>
+        <w:t xml:space="preserve">y</w:t>
+      </w:r>
+      <w:r>
+        <w:rPr>
+          <w:sz w:val="28"/>
+          <w:szCs w:val="28"/>
+        </w:rPr>
+        <w:t xml:space="preserve"> показываются дебагом диагностические события</w:t>
+      </w:r>
+      <w:r>
+        <w:rPr>
+          <w:sz w:val="28"/>
+          <w:szCs w:val="28"/>
+        </w:rPr>
+        <w:t xml:space="preserve">.</w:t>
+      </w:r>
+      <w:r>
+        <w:rPr>
+          <w:sz w:val="28"/>
+          <w:szCs w:val="28"/>
+          <w:highlight w:val="none"/>
         </w:rPr>
       </w:r>
     </w:p>
@@ -27879,22 +32021,218 @@
         <w:pStyle w:val="868"/>
         <w:ind w:left="-142" w:right="0" w:hanging="425"/>
         <w:rPr>
-          <w:sz w:val="20"/>
+          <w:sz w:val="28"/>
+          <w:szCs w:val="28"/>
+          <w:highlight w:val="none"/>
         </w:rPr>
       </w:pPr>
       <w:r>
         <w:rPr>
-          <w:sz w:val="20"/>
-        </w:rPr>
-      </w:r>
-      <w:r>
-        <w:rPr>
-          <w:sz w:val="20"/>
-        </w:rPr>
-      </w:r>
-      <w:r>
-        <w:rPr>
-          <w:sz w:val="20"/>
+          <w:sz w:val="28"/>
+          <w:szCs w:val="28"/>
+          <w:highlight w:val="none"/>
+        </w:rPr>
+        <w:tab/>
+        <w:tab/>
+        <w:tab/>
+      </w:r>
+      <w:r>
+        <w:rPr>
+          <w:sz w:val="28"/>
+          <w:szCs w:val="28"/>
+          <w:highlight w:val="none"/>
+        </w:rPr>
+        <w:t xml:space="preserve">В программе создана система записи диагностической информации при возникновении ошибок генерации контента</w:t>
+      </w:r>
+      <w:r>
+        <w:rPr>
+          <w:sz w:val="28"/>
+          <w:szCs w:val="28"/>
+          <w:highlight w:val="none"/>
+        </w:rPr>
+        <w:t xml:space="preserve">,</w:t>
+      </w:r>
+      <w:r>
+        <w:rPr>
+          <w:sz w:val="28"/>
+          <w:szCs w:val="28"/>
+          <w:highlight w:val="none"/>
+        </w:rPr>
+        <w:t xml:space="preserve"> сведения о процессе  и параметры генерации</w:t>
+      </w:r>
+      <w:r>
+        <w:rPr>
+          <w:sz w:val="28"/>
+          <w:szCs w:val="28"/>
+          <w:highlight w:val="none"/>
+        </w:rPr>
+        <w:t xml:space="preserve"> будут записаны в </w:t>
+      </w:r>
+      <w:r>
+        <w:rPr>
+          <w:sz w:val="28"/>
+          <w:szCs w:val="28"/>
+          <w:highlight w:val="none"/>
+        </w:rPr>
+        <w:t xml:space="preserve">.</w:t>
+      </w:r>
+      <w:r>
+        <w:rPr>
+          <w:sz w:val="28"/>
+          <w:szCs w:val="28"/>
+          <w:highlight w:val="none"/>
+        </w:rPr>
+        <w:t xml:space="preserve">l</w:t>
+      </w:r>
+      <w:r>
+        <w:rPr>
+          <w:sz w:val="28"/>
+          <w:szCs w:val="28"/>
+          <w:highlight w:val="none"/>
+        </w:rPr>
+        <w:t xml:space="preserve">o</w:t>
+      </w:r>
+      <w:r>
+        <w:rPr>
+          <w:sz w:val="28"/>
+          <w:szCs w:val="28"/>
+          <w:highlight w:val="none"/>
+        </w:rPr>
+        <w:t xml:space="preserve">g</w:t>
+      </w:r>
+      <w:r>
+        <w:rPr>
+          <w:sz w:val="28"/>
+          <w:szCs w:val="28"/>
+          <w:highlight w:val="none"/>
+        </w:rPr>
+        <w:t xml:space="preserve"> файл</w:t>
+      </w:r>
+      <w:r>
+        <w:rPr>
+          <w:sz w:val="28"/>
+          <w:szCs w:val="28"/>
+          <w:highlight w:val="none"/>
+        </w:rPr>
+        <w:t xml:space="preserve"> в папке </w:t>
+      </w:r>
+      <w:r>
+        <w:rPr>
+          <w:sz w:val="28"/>
+          <w:szCs w:val="28"/>
+          <w:highlight w:val="none"/>
+        </w:rPr>
+        <w:t xml:space="preserve">«</w:t>
+      </w:r>
+      <w:r>
+        <w:rPr>
+          <w:sz w:val="28"/>
+          <w:szCs w:val="28"/>
+          <w:highlight w:val="none"/>
+        </w:rPr>
+        <w:t xml:space="preserve">e</w:t>
+      </w:r>
+      <w:r>
+        <w:rPr>
+          <w:sz w:val="28"/>
+          <w:szCs w:val="28"/>
+          <w:highlight w:val="none"/>
+        </w:rPr>
+        <w:t xml:space="preserve">r</w:t>
+      </w:r>
+      <w:r>
+        <w:rPr>
+          <w:sz w:val="28"/>
+          <w:szCs w:val="28"/>
+          <w:highlight w:val="none"/>
+        </w:rPr>
+        <w:t xml:space="preserve">r</w:t>
+      </w:r>
+      <w:r>
+        <w:rPr>
+          <w:sz w:val="28"/>
+          <w:szCs w:val="28"/>
+          <w:highlight w:val="none"/>
+        </w:rPr>
+        <w:t xml:space="preserve">o</w:t>
+      </w:r>
+      <w:r>
+        <w:rPr>
+          <w:sz w:val="28"/>
+          <w:szCs w:val="28"/>
+          <w:highlight w:val="none"/>
+        </w:rPr>
+        <w:t xml:space="preserve">r</w:t>
+      </w:r>
+      <w:r>
+        <w:rPr>
+          <w:sz w:val="28"/>
+          <w:szCs w:val="28"/>
+          <w:highlight w:val="none"/>
+        </w:rPr>
+        <w:t xml:space="preserve">_</w:t>
+      </w:r>
+      <w:r>
+        <w:rPr>
+          <w:sz w:val="28"/>
+          <w:szCs w:val="28"/>
+          <w:highlight w:val="none"/>
+        </w:rPr>
+        <w:t xml:space="preserve">l</w:t>
+      </w:r>
+      <w:r>
+        <w:rPr>
+          <w:sz w:val="28"/>
+          <w:szCs w:val="28"/>
+          <w:highlight w:val="none"/>
+        </w:rPr>
+        <w:t xml:space="preserve">o</w:t>
+      </w:r>
+      <w:r>
+        <w:rPr>
+          <w:sz w:val="28"/>
+          <w:szCs w:val="28"/>
+          <w:highlight w:val="none"/>
+        </w:rPr>
+        <w:t xml:space="preserve">g</w:t>
+      </w:r>
+      <w:r>
+        <w:rPr>
+          <w:sz w:val="28"/>
+          <w:szCs w:val="28"/>
+          <w:highlight w:val="none"/>
+        </w:rPr>
+        <w:t xml:space="preserve">s</w:t>
+      </w:r>
+      <w:r>
+        <w:rPr>
+          <w:sz w:val="28"/>
+          <w:szCs w:val="28"/>
+          <w:highlight w:val="none"/>
+        </w:rPr>
+        <w:t xml:space="preserve">»</w:t>
+      </w:r>
+      <w:r>
+        <w:rPr>
+          <w:sz w:val="28"/>
+          <w:szCs w:val="28"/>
+          <w:highlight w:val="none"/>
+        </w:rPr>
+        <w:t xml:space="preserve">.</w:t>
+      </w:r>
+      <w:r>
+        <w:rPr>
+          <w:sz w:val="28"/>
+          <w:szCs w:val="28"/>
+          <w:highlight w:val="none"/>
+        </w:rPr>
+        <w:t xml:space="preserve"> </w:t>
+      </w:r>
+      <w:r>
+        <w:rPr>
+          <w:sz w:val="28"/>
+          <w:szCs w:val="28"/>
+          <w:highlight w:val="none"/>
         </w:rPr>
       </w:r>
     </w:p>
@@ -27903,6 +32241,174 @@
         <w:pStyle w:val="868"/>
         <w:ind w:left="-142" w:right="0" w:hanging="425"/>
         <w:rPr>
+          <w:sz w:val="28"/>
+          <w:szCs w:val="28"/>
+          <w:highlight w:val="none"/>
+        </w:rPr>
+      </w:pPr>
+      <w:r>
+        <w:rPr>
+          <w:sz w:val="28"/>
+          <w:szCs w:val="28"/>
+          <w:highlight w:val="none"/>
+        </w:rPr>
+        <w:tab/>
+      </w:r>
+      <w:r>
+        <w:rPr>
+          <w:sz w:val="28"/>
+          <w:szCs w:val="28"/>
+          <w:highlight w:val="none"/>
+        </w:rPr>
+      </w:r>
+    </w:p>
+    <w:p>
+      <w:pPr>
+        <w:pStyle w:val="868"/>
+        <w:ind w:left="-142" w:right="0" w:hanging="425"/>
+        <w:rPr>
+          <w:rStyle w:val="687"/>
+          <w:rFonts w:ascii="Times New Roman" w:hAnsi="Times New Roman" w:cs="Times New Roman"/>
+          <w:b/>
+          <w:bCs/>
+          <w:sz w:val="28"/>
+          <w:szCs w:val="28"/>
+          <w14:ligatures w14:val="none"/>
+        </w:rPr>
+      </w:pPr>
+      <w:r>
+        <w:rPr>
+          <w:sz w:val="28"/>
+          <w:szCs w:val="28"/>
+          <w:highlight w:val="none"/>
+        </w:rPr>
+        <w:tab/>
+      </w:r>
+      <w:r>
+        <w:rPr>
+          <w:rStyle w:val="687"/>
+          <w:rFonts w:ascii="Times New Roman" w:hAnsi="Times New Roman" w:eastAsia="Times New Roman" w:cs="Times New Roman"/>
+          <w:b/>
+          <w:bCs/>
+          <w:sz w:val="28"/>
+          <w:szCs w:val="28"/>
+        </w:rPr>
+        <w:t xml:space="preserve">4</w:t>
+      </w:r>
+      <w:r>
+        <w:rPr>
+          <w:rStyle w:val="687"/>
+          <w:rFonts w:ascii="Times New Roman" w:hAnsi="Times New Roman" w:eastAsia="Times New Roman" w:cs="Times New Roman"/>
+          <w:b/>
+          <w:bCs/>
+          <w:sz w:val="28"/>
+          <w:szCs w:val="28"/>
+        </w:rPr>
+        <w:t xml:space="preserve">.</w:t>
+      </w:r>
+      <w:r>
+        <w:rPr>
+          <w:rStyle w:val="687"/>
+          <w:rFonts w:ascii="Times New Roman" w:hAnsi="Times New Roman" w:eastAsia="Times New Roman" w:cs="Times New Roman"/>
+          <w:b/>
+          <w:bCs/>
+          <w:sz w:val="28"/>
+          <w:szCs w:val="28"/>
+        </w:rPr>
+        <w:t xml:space="preserve">1</w:t>
+      </w:r>
+      <w:r>
+        <w:rPr>
+          <w:rStyle w:val="687"/>
+          <w:rFonts w:ascii="Times New Roman" w:hAnsi="Times New Roman" w:eastAsia="Times New Roman" w:cs="Times New Roman"/>
+          <w:b/>
+          <w:bCs/>
+          <w:sz w:val="28"/>
+          <w:szCs w:val="28"/>
+        </w:rPr>
+        <w:t xml:space="preserve">.</w:t>
+      </w:r>
+      <w:r>
+        <w:rPr>
+          <w:rStyle w:val="687"/>
+          <w:rFonts w:ascii="Times New Roman" w:hAnsi="Times New Roman" w:eastAsia="Times New Roman" w:cs="Times New Roman"/>
+          <w:b/>
+          <w:bCs/>
+          <w:sz w:val="28"/>
+          <w:szCs w:val="28"/>
+        </w:rPr>
+        <w:t xml:space="preserve">5</w:t>
+      </w:r>
+      <w:r>
+        <w:rPr>
+          <w:rStyle w:val="687"/>
+          <w:rFonts w:ascii="Times New Roman" w:hAnsi="Times New Roman" w:eastAsia="Times New Roman" w:cs="Times New Roman"/>
+          <w:b/>
+          <w:bCs/>
+          <w:sz w:val="28"/>
+          <w:szCs w:val="28"/>
+        </w:rPr>
+        <w:t xml:space="preserve">.</w:t>
+      </w:r>
+      <w:r>
+        <w:rPr>
+          <w:rStyle w:val="687"/>
+          <w:rFonts w:ascii="Times New Roman" w:hAnsi="Times New Roman" w:eastAsia="Times New Roman" w:cs="Times New Roman"/>
+          <w:b/>
+          <w:bCs/>
+          <w:sz w:val="28"/>
+          <w:szCs w:val="28"/>
+        </w:rPr>
+        <w:t xml:space="preserve">2</w:t>
+      </w:r>
+      <w:r>
+        <w:rPr>
+          <w:rStyle w:val="687"/>
+          <w:rFonts w:ascii="Times New Roman" w:hAnsi="Times New Roman" w:eastAsia="Times New Roman" w:cs="Times New Roman"/>
+          <w:b/>
+          <w:bCs/>
+          <w:sz w:val="28"/>
+          <w:szCs w:val="28"/>
+        </w:rPr>
+        <w:t xml:space="preserve"> </w:t>
+      </w:r>
+      <w:r>
+        <w:rPr>
+          <w:rStyle w:val="687"/>
+          <w:rFonts w:ascii="Times New Roman" w:hAnsi="Times New Roman" w:eastAsia="Times New Roman" w:cs="Times New Roman"/>
+          <w:b/>
+          <w:bCs/>
+          <w:sz w:val="28"/>
+          <w:szCs w:val="28"/>
+        </w:rPr>
+        <w:t xml:space="preserve">Перспективы развития и модернизации системы</w:t>
+      </w:r>
+      <w:r>
+        <w:rPr>
+          <w:rStyle w:val="687"/>
+          <w:rFonts w:ascii="Times New Roman" w:hAnsi="Times New Roman" w:eastAsia="Times New Roman" w:cs="Times New Roman"/>
+          <w:b/>
+          <w:bCs/>
+          <w:sz w:val="28"/>
+          <w:szCs w:val="28"/>
+        </w:rPr>
+      </w:r>
+      <w:r>
+        <w:rPr>
+          <w:rStyle w:val="687"/>
+          <w:rFonts w:ascii="Times New Roman" w:hAnsi="Times New Roman" w:eastAsia="Times New Roman" w:cs="Times New Roman"/>
+          <w:b/>
+          <w:bCs/>
+          <w:sz w:val="28"/>
+          <w:szCs w:val="28"/>
+        </w:rPr>
+      </w:r>
+    </w:p>
+    <w:p>
+      <w:pPr>
+        <w:pStyle w:val="868"/>
+        <w:ind w:left="-142" w:right="0" w:hanging="425"/>
+        <w:rPr>
           <w:sz w:val="20"/>
         </w:rPr>
       </w:pPr>
@@ -27915,6 +32421,61 @@
         <w:rPr>
           <w:sz w:val="20"/>
         </w:rPr>
+      </w:r>
+      <w:r>
+        <w:rPr>
+          <w:sz w:val="20"/>
+        </w:rPr>
+      </w:r>
+    </w:p>
+    <w:p>
+      <w:pPr>
+        <w:pStyle w:val="868"/>
+        <w:ind w:left="-142" w:right="0" w:hanging="425"/>
+        <w:rPr>
+          <w:sz w:val="20"/>
+        </w:rPr>
+      </w:pPr>
+      <w:r>
+        <w:rPr>
+          <w:sz w:val="20"/>
+        </w:rPr>
+      </w:r>
+      <w:r>
+        <w:rPr>
+          <w:sz w:val="20"/>
+        </w:rPr>
+      </w:r>
+      <w:r>
+        <w:rPr>
+          <w:sz w:val="20"/>
+        </w:rPr>
+      </w:r>
+    </w:p>
+    <w:p>
+      <w:pPr>
+        <w:pStyle w:val="868"/>
+        <w:ind w:left="-142" w:right="0" w:hanging="425"/>
+        <w:rPr>
+          <w:sz w:val="20"/>
+        </w:rPr>
+      </w:pPr>
+      <w:r>
+        <w:rPr>
+          <w:sz w:val="20"/>
+        </w:rPr>
+      </w:r>
+      <w:r>
+        <w:rPr>
+          <w:sz w:val="20"/>
+        </w:rPr>
+        <w:tab/>
+      </w:r>
+      <w:r>
+        <w:rPr>
+          <w:sz w:val="20"/>
+        </w:rPr>
+        <w:t xml:space="preserve">Система</w:t>
       </w:r>
       <w:r>
         <w:rPr>
@@ -29666,6 +34227,135 @@
       <w:lvlJc w:val="left"/>
       <w:pPr>
         <w:ind w:left="8787" w:hanging="360"/>
+      </w:pPr>
+      <w:rPr>
+        <w:rFonts w:hint="default" w:ascii="Wingdings" w:hAnsi="Wingdings" w:eastAsia="Wingdings" w:cs="Wingdings"/>
+      </w:rPr>
+    </w:lvl>
+  </w:abstractNum>
+  <w:abstractNum w:abstractNumId="11">
+    <w:multiLevelType w:val="hybridMultilevel"/>
+    <w:lvl w:ilvl="0">
+      <w:start w:val="1"/>
+      <w:numFmt w:val="bullet"/>
+      <w:isLgl w:val="false"/>
+      <w:suff w:val="tab"/>
+      <w:lvlText w:val="–"/>
+      <w:lvlJc w:val="left"/>
+      <w:pPr>
+        <w:ind w:left="2125" w:hanging="360"/>
+      </w:pPr>
+      <w:rPr>
+        <w:rFonts w:hint="default" w:ascii="Arial" w:hAnsi="Arial" w:eastAsia="Arial" w:cs="Arial"/>
+      </w:rPr>
+    </w:lvl>
+    <w:lvl w:ilvl="1">
+      <w:start w:val="1"/>
+      <w:numFmt w:val="bullet"/>
+      <w:isLgl w:val="false"/>
+      <w:suff w:val="tab"/>
+      <w:lvlText w:val="o"/>
+      <w:lvlJc w:val="left"/>
+      <w:pPr>
+        <w:ind w:left="2845" w:hanging="360"/>
+      </w:pPr>
+      <w:rPr>
+        <w:rFonts w:hint="default" w:ascii="Courier New" w:hAnsi="Courier New" w:eastAsia="Courier New" w:cs="Courier New"/>
+      </w:rPr>
+    </w:lvl>
+    <w:lvl w:ilvl="2">
+      <w:start w:val="1"/>
+      <w:numFmt w:val="bullet"/>
+      <w:isLgl w:val="false"/>
+      <w:suff w:val="tab"/>
+      <w:lvlText w:val="§"/>
+      <w:lvlJc w:val="left"/>
+      <w:pPr>
+        <w:ind w:left="3565" w:hanging="360"/>
+      </w:pPr>
+      <w:rPr>
+        <w:rFonts w:hint="default" w:ascii="Wingdings" w:hAnsi="Wingdings" w:eastAsia="Wingdings" w:cs="Wingdings"/>
+      </w:rPr>
+    </w:lvl>
+    <w:lvl w:ilvl="3">
+      <w:start w:val="1"/>
+      <w:numFmt w:val="bullet"/>
+      <w:isLgl w:val="false"/>
+      <w:suff w:val="tab"/>
+      <w:lvlText w:val="·"/>
+      <w:lvlJc w:val="left"/>
+      <w:pPr>
+        <w:ind w:left="4285" w:hanging="360"/>
+      </w:pPr>
+      <w:rPr>
+        <w:rFonts w:hint="default" w:ascii="Symbol" w:hAnsi="Symbol" w:eastAsia="Symbol" w:cs="Symbol"/>
+      </w:rPr>
+    </w:lvl>
+    <w:lvl w:ilvl="4">
+      <w:start w:val="1"/>
+      <w:numFmt w:val="bullet"/>
+      <w:isLgl w:val="false"/>
+      <w:suff w:val="tab"/>
+      <w:lvlText w:val="o"/>
+      <w:lvlJc w:val="left"/>
+      <w:pPr>
+        <w:ind w:left="5005" w:hanging="360"/>
+      </w:pPr>
+      <w:rPr>
+        <w:rFonts w:hint="default" w:ascii="Courier New" w:hAnsi="Courier New" w:eastAsia="Courier New" w:cs="Courier New"/>
+      </w:rPr>
+    </w:lvl>
+    <w:lvl w:ilvl="5">
+      <w:start w:val="1"/>
+      <w:numFmt w:val="bullet"/>
+      <w:isLgl w:val="false"/>
+      <w:suff w:val="tab"/>
+      <w:lvlText w:val="§"/>
+      <w:lvlJc w:val="left"/>
+      <w:pPr>
+        <w:ind w:left="5725" w:hanging="360"/>
+      </w:pPr>
+      <w:rPr>
+        <w:rFonts w:hint="default" w:ascii="Wingdings" w:hAnsi="Wingdings" w:eastAsia="Wingdings" w:cs="Wingdings"/>
+      </w:rPr>
+    </w:lvl>
+    <w:lvl w:ilvl="6">
+      <w:start w:val="1"/>
+      <w:numFmt w:val="bullet"/>
+      <w:isLgl w:val="false"/>
+      <w:suff w:val="tab"/>
+      <w:lvlText w:val="·"/>
+      <w:lvlJc w:val="left"/>
+      <w:pPr>
+        <w:ind w:left="6445" w:hanging="360"/>
+      </w:pPr>
+      <w:rPr>
+        <w:rFonts w:hint="default" w:ascii="Symbol" w:hAnsi="Symbol" w:eastAsia="Symbol" w:cs="Symbol"/>
+      </w:rPr>
+    </w:lvl>
+    <w:lvl w:ilvl="7">
+      <w:start w:val="1"/>
+      <w:numFmt w:val="bullet"/>
+      <w:isLgl w:val="false"/>
+      <w:suff w:val="tab"/>
+      <w:lvlText w:val="o"/>
+      <w:lvlJc w:val="left"/>
+      <w:pPr>
+        <w:ind w:left="7165" w:hanging="360"/>
+      </w:pPr>
+      <w:rPr>
+        <w:rFonts w:hint="default" w:ascii="Courier New" w:hAnsi="Courier New" w:eastAsia="Courier New" w:cs="Courier New"/>
+      </w:rPr>
+    </w:lvl>
+    <w:lvl w:ilvl="8">
+      <w:start w:val="1"/>
+      <w:numFmt w:val="bullet"/>
+      <w:isLgl w:val="false"/>
+      <w:suff w:val="tab"/>
+      <w:lvlText w:val="§"/>
+      <w:lvlJc w:val="left"/>
+      <w:pPr>
+        <w:ind w:left="7885" w:hanging="360"/>
       </w:pPr>
       <w:rPr>
         <w:rFonts w:hint="default" w:ascii="Wingdings" w:hAnsi="Wingdings" w:eastAsia="Wingdings" w:cs="Wingdings"/>
@@ -29704,6 +34394,9 @@
   </w:num>
   <w:num w:numId="11">
     <w:abstractNumId w:val="10"/>
+  </w:num>
+  <w:num w:numId="12">
+    <w:abstractNumId w:val="11"/>
   </w:num>
 </w:numbering>
 </file>

--- a/Техническое Задание официально.docx
+++ b/Техническое Задание официально.docx
@@ -32457,29 +32457,390 @@
         <w:pStyle w:val="868"/>
         <w:ind w:left="-142" w:right="0" w:hanging="425"/>
         <w:rPr>
+          <w:sz w:val="28"/>
+          <w:szCs w:val="28"/>
+          <w:highlight w:val="none"/>
+        </w:rPr>
+      </w:pPr>
+      <w:r>
+        <w:rPr>
           <w:sz w:val="20"/>
         </w:rPr>
-      </w:pPr>
+      </w:r>
       <w:r>
         <w:rPr>
           <w:sz w:val="20"/>
         </w:rPr>
-      </w:r>
-      <w:r>
-        <w:rPr>
-          <w:sz w:val="20"/>
-        </w:rPr>
         <w:tab/>
       </w:r>
       <w:r>
         <w:rPr>
-          <w:sz w:val="20"/>
+          <w:sz w:val="28"/>
+          <w:szCs w:val="28"/>
         </w:rPr>
         <w:t xml:space="preserve">Система</w:t>
       </w:r>
       <w:r>
         <w:rPr>
-          <w:sz w:val="20"/>
+          <w:sz w:val="28"/>
+          <w:szCs w:val="28"/>
+        </w:rPr>
+        <w:t xml:space="preserve"> динамической генерации виртуальных миров</w:t>
+      </w:r>
+      <w:r>
+        <w:rPr>
+          <w:sz w:val="28"/>
+          <w:szCs w:val="28"/>
+        </w:rPr>
+        <w:t xml:space="preserve"> </w:t>
+      </w:r>
+      <w:r>
+        <w:rPr>
+          <w:sz w:val="28"/>
+          <w:szCs w:val="28"/>
+        </w:rPr>
+        <w:t xml:space="preserve">создан на платформе </w:t>
+      </w:r>
+      <w:r>
+        <w:rPr>
+          <w:sz w:val="28"/>
+          <w:szCs w:val="28"/>
+        </w:rPr>
+        <w:t xml:space="preserve">U</w:t>
+      </w:r>
+      <w:r>
+        <w:rPr>
+          <w:sz w:val="28"/>
+          <w:szCs w:val="28"/>
+        </w:rPr>
+        <w:t xml:space="preserve">n</w:t>
+      </w:r>
+      <w:r>
+        <w:rPr>
+          <w:sz w:val="28"/>
+          <w:szCs w:val="28"/>
+        </w:rPr>
+        <w:t xml:space="preserve">i</w:t>
+      </w:r>
+      <w:r>
+        <w:rPr>
+          <w:sz w:val="28"/>
+          <w:szCs w:val="28"/>
+        </w:rPr>
+        <w:t xml:space="preserve">t</w:t>
+      </w:r>
+      <w:r>
+        <w:rPr>
+          <w:sz w:val="28"/>
+          <w:szCs w:val="28"/>
+        </w:rPr>
+        <w:t xml:space="preserve">y</w:t>
+      </w:r>
+      <w:r>
+        <w:rPr>
+          <w:sz w:val="28"/>
+          <w:szCs w:val="28"/>
+        </w:rPr>
+        <w:t xml:space="preserve"> следственно может модернизироваться через </w:t>
+      </w:r>
+      <w:r>
+        <w:rPr>
+          <w:sz w:val="28"/>
+          <w:szCs w:val="28"/>
+        </w:rPr>
+        <w:t xml:space="preserve">U</w:t>
+      </w:r>
+      <w:r>
+        <w:rPr>
+          <w:sz w:val="28"/>
+          <w:szCs w:val="28"/>
+        </w:rPr>
+        <w:t xml:space="preserve">n</w:t>
+      </w:r>
+      <w:r>
+        <w:rPr>
+          <w:sz w:val="28"/>
+          <w:szCs w:val="28"/>
+        </w:rPr>
+        <w:t xml:space="preserve">i</w:t>
+      </w:r>
+      <w:r>
+        <w:rPr>
+          <w:sz w:val="28"/>
+          <w:szCs w:val="28"/>
+        </w:rPr>
+        <w:t xml:space="preserve">t</w:t>
+      </w:r>
+      <w:r>
+        <w:rPr>
+          <w:sz w:val="28"/>
+          <w:szCs w:val="28"/>
+        </w:rPr>
+        <w:t xml:space="preserve">y</w:t>
+      </w:r>
+      <w:r>
+        <w:rPr>
+          <w:sz w:val="28"/>
+          <w:szCs w:val="28"/>
+        </w:rPr>
+        <w:t xml:space="preserve"> менеджер пакетов</w:t>
+      </w:r>
+      <w:r>
+        <w:rPr>
+          <w:sz w:val="28"/>
+          <w:szCs w:val="28"/>
+        </w:rPr>
+        <w:t xml:space="preserve">,</w:t>
+      </w:r>
+      <w:r>
+        <w:rPr>
+          <w:sz w:val="28"/>
+          <w:szCs w:val="28"/>
+        </w:rPr>
+        <w:t xml:space="preserve"> для инструмента необходима возможность обновлять модели </w:t>
+      </w:r>
+      <w:r>
+        <w:rPr>
+          <w:sz w:val="28"/>
+          <w:szCs w:val="28"/>
+        </w:rPr>
+        <w:t xml:space="preserve">O</w:t>
+      </w:r>
+      <w:r>
+        <w:rPr>
+          <w:sz w:val="28"/>
+          <w:szCs w:val="28"/>
+        </w:rPr>
+        <w:t xml:space="preserve">N</w:t>
+      </w:r>
+      <w:r>
+        <w:rPr>
+          <w:sz w:val="28"/>
+          <w:szCs w:val="28"/>
+        </w:rPr>
+        <w:t xml:space="preserve">N</w:t>
+      </w:r>
+      <w:r>
+        <w:rPr>
+          <w:sz w:val="28"/>
+          <w:szCs w:val="28"/>
+        </w:rPr>
+        <w:t xml:space="preserve">X</w:t>
+      </w:r>
+      <w:r>
+        <w:rPr>
+          <w:sz w:val="28"/>
+          <w:szCs w:val="28"/>
+        </w:rPr>
+        <w:t xml:space="preserve"> и </w:t>
+      </w:r>
+      <w:r>
+        <w:rPr>
+          <w:sz w:val="28"/>
+          <w:szCs w:val="28"/>
+        </w:rPr>
+        <w:t xml:space="preserve">L</w:t>
+      </w:r>
+      <w:r>
+        <w:rPr>
+          <w:sz w:val="28"/>
+          <w:szCs w:val="28"/>
+        </w:rPr>
+        <w:t xml:space="preserve">L</w:t>
+      </w:r>
+      <w:r>
+        <w:rPr>
+          <w:sz w:val="28"/>
+          <w:szCs w:val="28"/>
+        </w:rPr>
+        <w:t xml:space="preserve">M</w:t>
+      </w:r>
+      <w:r>
+        <w:rPr>
+          <w:sz w:val="28"/>
+          <w:szCs w:val="28"/>
+        </w:rPr>
+        <w:t xml:space="preserve">-</w:t>
+      </w:r>
+      <w:r>
+        <w:rPr>
+          <w:sz w:val="28"/>
+          <w:szCs w:val="28"/>
+        </w:rPr>
+        <w:t xml:space="preserve">U</w:t>
+      </w:r>
+      <w:r>
+        <w:rPr>
+          <w:sz w:val="28"/>
+          <w:szCs w:val="28"/>
+        </w:rPr>
+        <w:t xml:space="preserve">n</w:t>
+      </w:r>
+      <w:r>
+        <w:rPr>
+          <w:sz w:val="28"/>
+          <w:szCs w:val="28"/>
+        </w:rPr>
+        <w:t xml:space="preserve">i</w:t>
+      </w:r>
+      <w:r>
+        <w:rPr>
+          <w:sz w:val="28"/>
+          <w:szCs w:val="28"/>
+        </w:rPr>
+        <w:t xml:space="preserve">t</w:t>
+      </w:r>
+      <w:r>
+        <w:rPr>
+          <w:sz w:val="28"/>
+          <w:szCs w:val="28"/>
+        </w:rPr>
+        <w:t xml:space="preserve">y для повышения качества генерируемого контента</w:t>
+      </w:r>
+      <w:r>
+        <w:rPr>
+          <w:sz w:val="28"/>
+          <w:szCs w:val="28"/>
+        </w:rPr>
+        <w:t xml:space="preserve">,</w:t>
+      </w:r>
+      <w:r>
+        <w:rPr>
+          <w:sz w:val="28"/>
+          <w:szCs w:val="28"/>
+        </w:rPr>
+        <w:t xml:space="preserve"> </w:t>
+      </w:r>
+      <w:r>
+        <w:rPr>
+          <w:sz w:val="28"/>
+          <w:szCs w:val="28"/>
+        </w:rPr>
+        <w:t xml:space="preserve">предусмотрена возможность реализации задачи на вырост и добавление </w:t>
+      </w:r>
+      <w:r>
+        <w:rPr>
+          <w:sz w:val="28"/>
+          <w:szCs w:val="28"/>
+        </w:rPr>
+        <w:t xml:space="preserve">3</w:t>
+      </w:r>
+      <w:r>
+        <w:rPr>
+          <w:sz w:val="28"/>
+          <w:szCs w:val="28"/>
+        </w:rPr>
+        <w:t xml:space="preserve">D</w:t>
+      </w:r>
+      <w:r>
+        <w:rPr>
+          <w:sz w:val="28"/>
+          <w:szCs w:val="28"/>
+        </w:rPr>
+        <w:t xml:space="preserve"> генерации миров и интеграции сетевой игры через особые пакеты и создание сервера для сетевых взаимодействий</w:t>
+      </w:r>
+      <w:r>
+        <w:rPr>
+          <w:sz w:val="28"/>
+          <w:szCs w:val="28"/>
+        </w:rPr>
+        <w:t xml:space="preserve">.</w:t>
+      </w:r>
+      <w:r>
+        <w:rPr>
+          <w:sz w:val="28"/>
+          <w:szCs w:val="28"/>
+        </w:rPr>
+        <w:t xml:space="preserve"> Масштабируемость </w:t>
+      </w:r>
+      <w:r>
+        <w:rPr>
+          <w:sz w:val="28"/>
+          <w:szCs w:val="28"/>
+        </w:rPr>
+        <w:t xml:space="preserve">в проекте реализована через модульную архитектуру позволяющей подсоединить к инструменту генерации новый функционал через плагины устанавливаемые в </w:t>
+      </w:r>
+      <w:r>
+        <w:rPr>
+          <w:sz w:val="28"/>
+          <w:szCs w:val="28"/>
+        </w:rPr>
+        <w:t xml:space="preserve">U</w:t>
+      </w:r>
+      <w:r>
+        <w:rPr>
+          <w:sz w:val="28"/>
+          <w:szCs w:val="28"/>
+        </w:rPr>
+        <w:t xml:space="preserve">n</w:t>
+      </w:r>
+      <w:r>
+        <w:rPr>
+          <w:sz w:val="28"/>
+          <w:szCs w:val="28"/>
+        </w:rPr>
+        <w:t xml:space="preserve">i</w:t>
+      </w:r>
+      <w:r>
+        <w:rPr>
+          <w:sz w:val="28"/>
+          <w:szCs w:val="28"/>
+        </w:rPr>
+        <w:t xml:space="preserve">t</w:t>
+      </w:r>
+      <w:r>
+        <w:rPr>
+          <w:sz w:val="28"/>
+          <w:szCs w:val="28"/>
+        </w:rPr>
+        <w:t xml:space="preserve">y</w:t>
+      </w:r>
+      <w:r>
+        <w:rPr>
+          <w:sz w:val="28"/>
+          <w:szCs w:val="28"/>
+        </w:rPr>
+        <w:t xml:space="preserve"> менеджер пакетов</w:t>
+      </w:r>
+      <w:r>
+        <w:rPr>
+          <w:sz w:val="28"/>
+          <w:szCs w:val="28"/>
+        </w:rPr>
+        <w:t xml:space="preserve">,</w:t>
+      </w:r>
+      <w:r>
+        <w:rPr>
+          <w:sz w:val="28"/>
+          <w:szCs w:val="28"/>
+        </w:rPr>
+        <w:t xml:space="preserve"> для масштабирования не нужно перерабатывать ядра системы</w:t>
+      </w:r>
+      <w:r>
+        <w:rPr>
+          <w:sz w:val="28"/>
+          <w:szCs w:val="28"/>
+        </w:rPr>
+        <w:t xml:space="preserve">.</w:t>
+      </w:r>
+      <w:r>
+        <w:rPr>
+          <w:sz w:val="28"/>
+          <w:szCs w:val="28"/>
+        </w:rPr>
+        <w:t xml:space="preserve"> </w:t>
+      </w:r>
+      <w:r>
+        <w:rPr>
+          <w:sz w:val="28"/>
+          <w:szCs w:val="28"/>
+        </w:rPr>
+      </w:r>
+      <w:r>
+        <w:rPr>
+          <w:sz w:val="28"/>
+          <w:szCs w:val="28"/>
+          <w:highlight w:val="none"/>
         </w:rPr>
       </w:r>
     </w:p>
@@ -32488,6 +32849,152 @@
         <w:pStyle w:val="868"/>
         <w:ind w:left="-142" w:right="0" w:hanging="425"/>
         <w:rPr>
+          <w:sz w:val="28"/>
+          <w:szCs w:val="28"/>
+        </w:rPr>
+      </w:pPr>
+      <w:r>
+        <w:rPr>
+          <w:sz w:val="28"/>
+          <w:szCs w:val="28"/>
+        </w:rPr>
+      </w:r>
+      <w:r>
+        <w:rPr>
+          <w:sz w:val="28"/>
+          <w:szCs w:val="28"/>
+        </w:rPr>
+      </w:r>
+    </w:p>
+    <w:p>
+      <w:pPr>
+        <w:pStyle w:val="868"/>
+        <w:ind w:left="-142" w:right="0" w:hanging="425"/>
+        <w:rPr>
+          <w:sz w:val="28"/>
+          <w:szCs w:val="28"/>
+        </w:rPr>
+      </w:pPr>
+      <w:r>
+        <w:rPr>
+          <w:sz w:val="28"/>
+          <w:szCs w:val="28"/>
+          <w:highlight w:val="none"/>
+        </w:rPr>
+        <w:tab/>
+      </w:r>
+      <w:r>
+        <w:rPr>
+          <w:rStyle w:val="687"/>
+          <w:rFonts w:ascii="Times New Roman" w:hAnsi="Times New Roman" w:eastAsia="Times New Roman" w:cs="Times New Roman"/>
+          <w:b/>
+          <w:bCs/>
+          <w:sz w:val="28"/>
+          <w:szCs w:val="28"/>
+        </w:rPr>
+        <w:t xml:space="preserve">4</w:t>
+      </w:r>
+      <w:r>
+        <w:rPr>
+          <w:rStyle w:val="687"/>
+          <w:rFonts w:ascii="Times New Roman" w:hAnsi="Times New Roman" w:eastAsia="Times New Roman" w:cs="Times New Roman"/>
+          <w:b/>
+          <w:bCs/>
+          <w:sz w:val="28"/>
+          <w:szCs w:val="28"/>
+        </w:rPr>
+        <w:t xml:space="preserve">.</w:t>
+      </w:r>
+      <w:r>
+        <w:rPr>
+          <w:rStyle w:val="687"/>
+          <w:rFonts w:ascii="Times New Roman" w:hAnsi="Times New Roman" w:eastAsia="Times New Roman" w:cs="Times New Roman"/>
+          <w:b/>
+          <w:bCs/>
+          <w:sz w:val="28"/>
+          <w:szCs w:val="28"/>
+        </w:rPr>
+        <w:t xml:space="preserve">1</w:t>
+      </w:r>
+      <w:r>
+        <w:rPr>
+          <w:rStyle w:val="687"/>
+          <w:rFonts w:ascii="Times New Roman" w:hAnsi="Times New Roman" w:eastAsia="Times New Roman" w:cs="Times New Roman"/>
+          <w:b/>
+          <w:bCs/>
+          <w:sz w:val="28"/>
+          <w:szCs w:val="28"/>
+        </w:rPr>
+        <w:t xml:space="preserve">.</w:t>
+      </w:r>
+      <w:r>
+        <w:rPr>
+          <w:rStyle w:val="687"/>
+          <w:rFonts w:ascii="Times New Roman" w:hAnsi="Times New Roman" w:eastAsia="Times New Roman" w:cs="Times New Roman"/>
+          <w:b/>
+          <w:bCs/>
+          <w:sz w:val="28"/>
+          <w:szCs w:val="28"/>
+        </w:rPr>
+        <w:t xml:space="preserve">5</w:t>
+      </w:r>
+      <w:r>
+        <w:rPr>
+          <w:rStyle w:val="687"/>
+          <w:rFonts w:ascii="Times New Roman" w:hAnsi="Times New Roman" w:eastAsia="Times New Roman" w:cs="Times New Roman"/>
+          <w:b/>
+          <w:bCs/>
+          <w:sz w:val="28"/>
+          <w:szCs w:val="28"/>
+        </w:rPr>
+        <w:t xml:space="preserve">.</w:t>
+      </w:r>
+      <w:r>
+        <w:rPr>
+          <w:rStyle w:val="687"/>
+          <w:rFonts w:ascii="Times New Roman" w:hAnsi="Times New Roman" w:eastAsia="Times New Roman" w:cs="Times New Roman"/>
+          <w:b/>
+          <w:bCs/>
+          <w:sz w:val="28"/>
+          <w:szCs w:val="28"/>
+        </w:rPr>
+        <w:t xml:space="preserve">3</w:t>
+      </w:r>
+      <w:r>
+        <w:rPr>
+          <w:rStyle w:val="687"/>
+          <w:rFonts w:ascii="Times New Roman" w:hAnsi="Times New Roman" w:eastAsia="Times New Roman" w:cs="Times New Roman"/>
+          <w:b/>
+          <w:bCs/>
+          <w:sz w:val="28"/>
+          <w:szCs w:val="28"/>
+        </w:rPr>
+        <w:t xml:space="preserve"> Требования к численности персонала (пользователей) </w:t>
+      </w:r>
+      <w:r>
+        <w:rPr>
+          <w:rStyle w:val="687"/>
+          <w:rFonts w:ascii="Times New Roman" w:hAnsi="Times New Roman" w:eastAsia="Times New Roman" w:cs="Times New Roman"/>
+          <w:b/>
+          <w:bCs/>
+          <w:sz w:val="28"/>
+          <w:szCs w:val="28"/>
+        </w:rPr>
+        <w:t xml:space="preserve">АС</w:t>
+      </w:r>
+      <w:r>
+        <w:rPr>
+          <w:sz w:val="28"/>
+          <w:szCs w:val="28"/>
+          <w:highlight w:val="none"/>
+        </w:rPr>
+      </w:r>
+    </w:p>
+    <w:p>
+      <w:pPr>
+        <w:pStyle w:val="868"/>
+        <w:ind w:left="-142" w:right="0" w:hanging="425"/>
+        <w:rPr>
           <w:sz w:val="20"/>
         </w:rPr>
       </w:pPr>
@@ -32510,6 +33017,13 @@
     <w:p>
       <w:pPr>
         <w:ind w:left="-142" w:right="0" w:hanging="425"/>
+        <w:rPr>
+          <w:rFonts w:ascii="Times New Roman" w:hAnsi="Times New Roman" w:eastAsia="Times New Roman" w:cs="Times New Roman"/>
+          <w:sz w:val="28"/>
+          <w:szCs w:val="28"/>
+          <w:highlight w:val="none"/>
+          <w:lang w:val="ru-RU"/>
+        </w:rPr>
       </w:pPr>
       <w:r>
         <w:rPr>
@@ -32522,8 +33036,2364 @@
           <w:highlight w:val="none"/>
           <w:lang w:val="en-US"/>
         </w:rPr>
-      </w:r>
-      <w:r/>
+        <w:tab/>
+      </w:r>
+      <w:r>
+        <w:rPr>
+          <w:rFonts w:ascii="Times New Roman" w:hAnsi="Times New Roman" w:eastAsia="Times New Roman" w:cs="Times New Roman"/>
+          <w:sz w:val="28"/>
+          <w:szCs w:val="28"/>
+          <w:highlight w:val="none"/>
+          <w:lang w:val="ru-MO"/>
+        </w:rPr>
+        <w:t xml:space="preserve">Н</w:t>
+      </w:r>
+      <w:r>
+        <w:rPr>
+          <w:rFonts w:ascii="Times New Roman" w:hAnsi="Times New Roman" w:eastAsia="Times New Roman" w:cs="Times New Roman"/>
+          <w:sz w:val="28"/>
+          <w:szCs w:val="28"/>
+          <w:highlight w:val="none"/>
+          <w:lang w:val="ru-MO"/>
+        </w:rPr>
+        <w:t xml:space="preserve">у</w:t>
+      </w:r>
+      <w:r>
+        <w:rPr>
+          <w:rFonts w:ascii="Times New Roman" w:hAnsi="Times New Roman" w:eastAsia="Times New Roman" w:cs="Times New Roman"/>
+          <w:sz w:val="28"/>
+          <w:szCs w:val="28"/>
+          <w:highlight w:val="none"/>
+          <w:lang w:val="ru-MO"/>
+        </w:rPr>
+        <w:t xml:space="preserve">ж</w:t>
+      </w:r>
+      <w:r>
+        <w:rPr>
+          <w:rFonts w:ascii="Times New Roman" w:hAnsi="Times New Roman" w:eastAsia="Times New Roman" w:cs="Times New Roman"/>
+          <w:sz w:val="28"/>
+          <w:szCs w:val="28"/>
+          <w:highlight w:val="none"/>
+          <w:lang w:val="ru-MO"/>
+        </w:rPr>
+        <w:t xml:space="preserve">е</w:t>
+      </w:r>
+      <w:r>
+        <w:rPr>
+          <w:rFonts w:ascii="Times New Roman" w:hAnsi="Times New Roman" w:eastAsia="Times New Roman" w:cs="Times New Roman"/>
+          <w:sz w:val="28"/>
+          <w:szCs w:val="28"/>
+          <w:highlight w:val="none"/>
+          <w:lang w:val="ru-MO"/>
+        </w:rPr>
+        <w:t xml:space="preserve">н</w:t>
+      </w:r>
+      <w:r>
+        <w:rPr>
+          <w:rFonts w:ascii="Times New Roman" w:hAnsi="Times New Roman" w:eastAsia="Times New Roman" w:cs="Times New Roman"/>
+          <w:sz w:val="28"/>
+          <w:szCs w:val="28"/>
+          <w:highlight w:val="none"/>
+          <w:lang w:val="ru-MO"/>
+        </w:rPr>
+        <w:t xml:space="preserve"> </w:t>
+      </w:r>
+      <w:r>
+        <w:rPr>
+          <w:rFonts w:ascii="Times New Roman" w:hAnsi="Times New Roman" w:eastAsia="Times New Roman" w:cs="Times New Roman"/>
+          <w:sz w:val="28"/>
+          <w:szCs w:val="28"/>
+          <w:highlight w:val="none"/>
+          <w:lang w:val="ru-MO"/>
+        </w:rPr>
+        <w:t xml:space="preserve">о</w:t>
+      </w:r>
+      <w:r>
+        <w:rPr>
+          <w:rFonts w:ascii="Times New Roman" w:hAnsi="Times New Roman" w:eastAsia="Times New Roman" w:cs="Times New Roman"/>
+          <w:sz w:val="28"/>
+          <w:szCs w:val="28"/>
+          <w:highlight w:val="none"/>
+          <w:lang w:val="ru-MO"/>
+        </w:rPr>
+        <w:t xml:space="preserve">д</w:t>
+      </w:r>
+      <w:r>
+        <w:rPr>
+          <w:rFonts w:ascii="Times New Roman" w:hAnsi="Times New Roman" w:eastAsia="Times New Roman" w:cs="Times New Roman"/>
+          <w:sz w:val="28"/>
+          <w:szCs w:val="28"/>
+          <w:highlight w:val="none"/>
+          <w:lang w:val="ru-MO"/>
+        </w:rPr>
+        <w:t xml:space="preserve">и</w:t>
+      </w:r>
+      <w:r>
+        <w:rPr>
+          <w:rFonts w:ascii="Times New Roman" w:hAnsi="Times New Roman" w:eastAsia="Times New Roman" w:cs="Times New Roman"/>
+          <w:sz w:val="28"/>
+          <w:szCs w:val="28"/>
+          <w:highlight w:val="none"/>
+          <w:lang w:val="ru-MO"/>
+        </w:rPr>
+        <w:t xml:space="preserve">н</w:t>
+      </w:r>
+      <w:r>
+        <w:rPr>
+          <w:rFonts w:ascii="Times New Roman" w:hAnsi="Times New Roman" w:eastAsia="Times New Roman" w:cs="Times New Roman"/>
+          <w:sz w:val="28"/>
+          <w:szCs w:val="28"/>
+          <w:highlight w:val="none"/>
+          <w:lang w:val="ru-MO"/>
+        </w:rPr>
+        <w:t xml:space="preserve"> </w:t>
+      </w:r>
+      <w:r>
+        <w:rPr>
+          <w:rFonts w:ascii="Times New Roman" w:hAnsi="Times New Roman" w:eastAsia="Times New Roman" w:cs="Times New Roman"/>
+          <w:sz w:val="28"/>
+          <w:szCs w:val="28"/>
+          <w:highlight w:val="none"/>
+          <w:lang w:val="ru-MO"/>
+        </w:rPr>
+        <w:t xml:space="preserve">п</w:t>
+      </w:r>
+      <w:r>
+        <w:rPr>
+          <w:rFonts w:ascii="Times New Roman" w:hAnsi="Times New Roman" w:eastAsia="Times New Roman" w:cs="Times New Roman"/>
+          <w:sz w:val="28"/>
+          <w:szCs w:val="28"/>
+          <w:highlight w:val="none"/>
+          <w:lang w:val="ru-MO"/>
+        </w:rPr>
+        <w:t xml:space="preserve">о</w:t>
+      </w:r>
+      <w:r>
+        <w:rPr>
+          <w:rFonts w:ascii="Times New Roman" w:hAnsi="Times New Roman" w:eastAsia="Times New Roman" w:cs="Times New Roman"/>
+          <w:sz w:val="28"/>
+          <w:szCs w:val="28"/>
+          <w:highlight w:val="none"/>
+          <w:lang w:val="ru-MO"/>
+        </w:rPr>
+        <w:t xml:space="preserve">л</w:t>
+      </w:r>
+      <w:r>
+        <w:rPr>
+          <w:rFonts w:ascii="Times New Roman" w:hAnsi="Times New Roman" w:eastAsia="Times New Roman" w:cs="Times New Roman"/>
+          <w:sz w:val="28"/>
+          <w:szCs w:val="28"/>
+          <w:highlight w:val="none"/>
+          <w:lang w:val="ru-MO"/>
+        </w:rPr>
+        <w:t xml:space="preserve">ь</w:t>
+      </w:r>
+      <w:r>
+        <w:rPr>
+          <w:rFonts w:ascii="Times New Roman" w:hAnsi="Times New Roman" w:eastAsia="Times New Roman" w:cs="Times New Roman"/>
+          <w:sz w:val="28"/>
+          <w:szCs w:val="28"/>
+          <w:highlight w:val="none"/>
+          <w:lang w:val="ru-MO"/>
+        </w:rPr>
+        <w:t xml:space="preserve">з</w:t>
+      </w:r>
+      <w:r>
+        <w:rPr>
+          <w:rFonts w:ascii="Times New Roman" w:hAnsi="Times New Roman" w:eastAsia="Times New Roman" w:cs="Times New Roman"/>
+          <w:sz w:val="28"/>
+          <w:szCs w:val="28"/>
+          <w:highlight w:val="none"/>
+          <w:lang w:val="ru-MO"/>
+        </w:rPr>
+        <w:t xml:space="preserve">о</w:t>
+      </w:r>
+      <w:r>
+        <w:rPr>
+          <w:rFonts w:ascii="Times New Roman" w:hAnsi="Times New Roman" w:eastAsia="Times New Roman" w:cs="Times New Roman"/>
+          <w:sz w:val="28"/>
+          <w:szCs w:val="28"/>
+          <w:highlight w:val="none"/>
+          <w:lang w:val="ru-MO"/>
+        </w:rPr>
+        <w:t xml:space="preserve">в</w:t>
+      </w:r>
+      <w:r>
+        <w:rPr>
+          <w:rFonts w:ascii="Times New Roman" w:hAnsi="Times New Roman" w:eastAsia="Times New Roman" w:cs="Times New Roman"/>
+          <w:sz w:val="28"/>
+          <w:szCs w:val="28"/>
+          <w:highlight w:val="none"/>
+          <w:lang w:val="ru-MO"/>
+        </w:rPr>
+        <w:t xml:space="preserve">а</w:t>
+      </w:r>
+      <w:r>
+        <w:rPr>
+          <w:rFonts w:ascii="Times New Roman" w:hAnsi="Times New Roman" w:eastAsia="Times New Roman" w:cs="Times New Roman"/>
+          <w:sz w:val="28"/>
+          <w:szCs w:val="28"/>
+          <w:highlight w:val="none"/>
+          <w:lang w:val="ru-MO"/>
+        </w:rPr>
+        <w:t xml:space="preserve">т</w:t>
+      </w:r>
+      <w:r>
+        <w:rPr>
+          <w:rFonts w:ascii="Times New Roman" w:hAnsi="Times New Roman" w:eastAsia="Times New Roman" w:cs="Times New Roman"/>
+          <w:sz w:val="28"/>
+          <w:szCs w:val="28"/>
+          <w:highlight w:val="none"/>
+          <w:lang w:val="ru-MO"/>
+        </w:rPr>
+        <w:t xml:space="preserve">е</w:t>
+      </w:r>
+      <w:r>
+        <w:rPr>
+          <w:rFonts w:ascii="Times New Roman" w:hAnsi="Times New Roman" w:eastAsia="Times New Roman" w:cs="Times New Roman"/>
+          <w:sz w:val="28"/>
+          <w:szCs w:val="28"/>
+          <w:highlight w:val="none"/>
+          <w:lang w:val="ru-MO"/>
+        </w:rPr>
+        <w:t xml:space="preserve">л</w:t>
+      </w:r>
+      <w:r>
+        <w:rPr>
+          <w:rFonts w:ascii="Times New Roman" w:hAnsi="Times New Roman" w:eastAsia="Times New Roman" w:cs="Times New Roman"/>
+          <w:sz w:val="28"/>
+          <w:szCs w:val="28"/>
+          <w:highlight w:val="none"/>
+          <w:lang w:val="ru-MO"/>
+        </w:rPr>
+        <w:t xml:space="preserve">ь</w:t>
+      </w:r>
+      <w:r>
+        <w:rPr>
+          <w:rFonts w:ascii="Times New Roman" w:hAnsi="Times New Roman" w:eastAsia="Times New Roman" w:cs="Times New Roman"/>
+          <w:sz w:val="28"/>
+          <w:szCs w:val="28"/>
+          <w:highlight w:val="none"/>
+          <w:lang w:val="ru-MO"/>
+        </w:rPr>
+        <w:t xml:space="preserve"> </w:t>
+      </w:r>
+      <w:r>
+        <w:rPr>
+          <w:rFonts w:ascii="Times New Roman" w:hAnsi="Times New Roman" w:eastAsia="Times New Roman" w:cs="Times New Roman"/>
+          <w:sz w:val="28"/>
+          <w:szCs w:val="28"/>
+          <w:highlight w:val="none"/>
+          <w:lang w:val="ru-MO"/>
+        </w:rPr>
+        <w:t xml:space="preserve">д</w:t>
+      </w:r>
+      <w:r>
+        <w:rPr>
+          <w:rFonts w:ascii="Times New Roman" w:hAnsi="Times New Roman" w:eastAsia="Times New Roman" w:cs="Times New Roman"/>
+          <w:sz w:val="28"/>
+          <w:szCs w:val="28"/>
+          <w:highlight w:val="none"/>
+          <w:lang w:val="ru-MO"/>
+        </w:rPr>
+        <w:t xml:space="preserve">л</w:t>
+      </w:r>
+      <w:r>
+        <w:rPr>
+          <w:rFonts w:ascii="Times New Roman" w:hAnsi="Times New Roman" w:eastAsia="Times New Roman" w:cs="Times New Roman"/>
+          <w:sz w:val="28"/>
+          <w:szCs w:val="28"/>
+          <w:highlight w:val="none"/>
+          <w:lang w:val="ru-MO"/>
+        </w:rPr>
+        <w:t xml:space="preserve">я</w:t>
+      </w:r>
+      <w:r>
+        <w:rPr>
+          <w:rFonts w:ascii="Times New Roman" w:hAnsi="Times New Roman" w:eastAsia="Times New Roman" w:cs="Times New Roman"/>
+          <w:sz w:val="28"/>
+          <w:szCs w:val="28"/>
+          <w:highlight w:val="none"/>
+          <w:lang w:val="ru-MO"/>
+        </w:rPr>
+        <w:t xml:space="preserve"> </w:t>
+      </w:r>
+      <w:r>
+        <w:rPr>
+          <w:rFonts w:ascii="Times New Roman" w:hAnsi="Times New Roman" w:eastAsia="Times New Roman" w:cs="Times New Roman"/>
+          <w:sz w:val="28"/>
+          <w:szCs w:val="28"/>
+          <w:highlight w:val="none"/>
+          <w:lang w:val="ru-MO"/>
+        </w:rPr>
+        <w:t xml:space="preserve">р</w:t>
+      </w:r>
+      <w:r>
+        <w:rPr>
+          <w:rFonts w:ascii="Times New Roman" w:hAnsi="Times New Roman" w:eastAsia="Times New Roman" w:cs="Times New Roman"/>
+          <w:sz w:val="28"/>
+          <w:szCs w:val="28"/>
+          <w:highlight w:val="none"/>
+          <w:lang w:val="ru-MO"/>
+        </w:rPr>
+        <w:t xml:space="preserve">а</w:t>
+      </w:r>
+      <w:r>
+        <w:rPr>
+          <w:rFonts w:ascii="Times New Roman" w:hAnsi="Times New Roman" w:eastAsia="Times New Roman" w:cs="Times New Roman"/>
+          <w:sz w:val="28"/>
+          <w:szCs w:val="28"/>
+          <w:highlight w:val="none"/>
+          <w:lang w:val="ru-MO"/>
+        </w:rPr>
+        <w:t xml:space="preserve">б</w:t>
+      </w:r>
+      <w:r>
+        <w:rPr>
+          <w:rFonts w:ascii="Times New Roman" w:hAnsi="Times New Roman" w:eastAsia="Times New Roman" w:cs="Times New Roman"/>
+          <w:sz w:val="28"/>
+          <w:szCs w:val="28"/>
+          <w:highlight w:val="none"/>
+          <w:lang w:val="ru-MO"/>
+        </w:rPr>
+        <w:t xml:space="preserve">о</w:t>
+      </w:r>
+      <w:r>
+        <w:rPr>
+          <w:rFonts w:ascii="Times New Roman" w:hAnsi="Times New Roman" w:eastAsia="Times New Roman" w:cs="Times New Roman"/>
+          <w:sz w:val="28"/>
+          <w:szCs w:val="28"/>
+          <w:highlight w:val="none"/>
+          <w:lang w:val="ru-MO"/>
+        </w:rPr>
+        <w:t xml:space="preserve">т</w:t>
+      </w:r>
+      <w:r>
+        <w:rPr>
+          <w:rFonts w:ascii="Times New Roman" w:hAnsi="Times New Roman" w:eastAsia="Times New Roman" w:cs="Times New Roman"/>
+          <w:sz w:val="28"/>
+          <w:szCs w:val="28"/>
+          <w:highlight w:val="none"/>
+          <w:lang w:val="ru-MO"/>
+        </w:rPr>
+        <w:t xml:space="preserve">ы</w:t>
+      </w:r>
+      <w:r>
+        <w:rPr>
+          <w:rFonts w:ascii="Times New Roman" w:hAnsi="Times New Roman" w:eastAsia="Times New Roman" w:cs="Times New Roman"/>
+          <w:sz w:val="28"/>
+          <w:szCs w:val="28"/>
+          <w:highlight w:val="none"/>
+          <w:lang w:val="ru-MO"/>
+        </w:rPr>
+        <w:t xml:space="preserve"> </w:t>
+      </w:r>
+      <w:r>
+        <w:rPr>
+          <w:rFonts w:ascii="Times New Roman" w:hAnsi="Times New Roman" w:eastAsia="Times New Roman" w:cs="Times New Roman"/>
+          <w:sz w:val="28"/>
+          <w:szCs w:val="28"/>
+          <w:highlight w:val="none"/>
+          <w:lang w:val="ru-MO"/>
+        </w:rPr>
+        <w:t xml:space="preserve">с</w:t>
+      </w:r>
+      <w:r>
+        <w:rPr>
+          <w:rFonts w:ascii="Times New Roman" w:hAnsi="Times New Roman" w:eastAsia="Times New Roman" w:cs="Times New Roman"/>
+          <w:sz w:val="28"/>
+          <w:szCs w:val="28"/>
+          <w:highlight w:val="none"/>
+          <w:lang w:val="ru-MO"/>
+        </w:rPr>
+        <w:t xml:space="preserve"> </w:t>
+      </w:r>
+      <w:r>
+        <w:rPr>
+          <w:rFonts w:ascii="Times New Roman" w:hAnsi="Times New Roman" w:eastAsia="Times New Roman" w:cs="Times New Roman"/>
+          <w:sz w:val="28"/>
+          <w:szCs w:val="28"/>
+          <w:highlight w:val="none"/>
+          <w:lang w:val="ru-MO"/>
+        </w:rPr>
+        <w:t xml:space="preserve">з</w:t>
+      </w:r>
+      <w:r>
+        <w:rPr>
+          <w:rFonts w:ascii="Times New Roman" w:hAnsi="Times New Roman" w:eastAsia="Times New Roman" w:cs="Times New Roman"/>
+          <w:sz w:val="28"/>
+          <w:szCs w:val="28"/>
+          <w:highlight w:val="none"/>
+          <w:lang w:val="ru-MO"/>
+        </w:rPr>
+        <w:t xml:space="preserve">а</w:t>
+      </w:r>
+      <w:r>
+        <w:rPr>
+          <w:rFonts w:ascii="Times New Roman" w:hAnsi="Times New Roman" w:eastAsia="Times New Roman" w:cs="Times New Roman"/>
+          <w:sz w:val="28"/>
+          <w:szCs w:val="28"/>
+          <w:highlight w:val="none"/>
+          <w:lang w:val="ru-MO"/>
+        </w:rPr>
+        <w:t xml:space="preserve">п</w:t>
+      </w:r>
+      <w:r>
+        <w:rPr>
+          <w:rFonts w:ascii="Times New Roman" w:hAnsi="Times New Roman" w:eastAsia="Times New Roman" w:cs="Times New Roman"/>
+          <w:sz w:val="28"/>
+          <w:szCs w:val="28"/>
+          <w:highlight w:val="none"/>
+          <w:lang w:val="ru-MO"/>
+        </w:rPr>
+        <w:t xml:space="preserve">у</w:t>
+      </w:r>
+      <w:r>
+        <w:rPr>
+          <w:rFonts w:ascii="Times New Roman" w:hAnsi="Times New Roman" w:eastAsia="Times New Roman" w:cs="Times New Roman"/>
+          <w:sz w:val="28"/>
+          <w:szCs w:val="28"/>
+          <w:highlight w:val="none"/>
+          <w:lang w:val="ru-MO"/>
+        </w:rPr>
+        <w:t xml:space="preserve">щ</w:t>
+      </w:r>
+      <w:r>
+        <w:rPr>
+          <w:rFonts w:ascii="Times New Roman" w:hAnsi="Times New Roman" w:eastAsia="Times New Roman" w:cs="Times New Roman"/>
+          <w:sz w:val="28"/>
+          <w:szCs w:val="28"/>
+          <w:highlight w:val="none"/>
+          <w:lang w:val="ru-MO"/>
+        </w:rPr>
+        <w:t xml:space="preserve">е</w:t>
+      </w:r>
+      <w:r>
+        <w:rPr>
+          <w:rFonts w:ascii="Times New Roman" w:hAnsi="Times New Roman" w:eastAsia="Times New Roman" w:cs="Times New Roman"/>
+          <w:sz w:val="28"/>
+          <w:szCs w:val="28"/>
+          <w:highlight w:val="none"/>
+          <w:lang w:val="ru-MO"/>
+        </w:rPr>
+        <w:t xml:space="preserve">н</w:t>
+      </w:r>
+      <w:r>
+        <w:rPr>
+          <w:rFonts w:ascii="Times New Roman" w:hAnsi="Times New Roman" w:eastAsia="Times New Roman" w:cs="Times New Roman"/>
+          <w:sz w:val="28"/>
+          <w:szCs w:val="28"/>
+          <w:highlight w:val="none"/>
+          <w:lang w:val="ru-MO"/>
+        </w:rPr>
+        <w:t xml:space="preserve">н</w:t>
+      </w:r>
+      <w:r>
+        <w:rPr>
+          <w:rFonts w:ascii="Times New Roman" w:hAnsi="Times New Roman" w:eastAsia="Times New Roman" w:cs="Times New Roman"/>
+          <w:sz w:val="28"/>
+          <w:szCs w:val="28"/>
+          <w:highlight w:val="none"/>
+          <w:lang w:val="ru-MO"/>
+        </w:rPr>
+        <w:t xml:space="preserve">о</w:t>
+      </w:r>
+      <w:r>
+        <w:rPr>
+          <w:rFonts w:ascii="Times New Roman" w:hAnsi="Times New Roman" w:eastAsia="Times New Roman" w:cs="Times New Roman"/>
+          <w:sz w:val="28"/>
+          <w:szCs w:val="28"/>
+          <w:highlight w:val="none"/>
+          <w:lang w:val="ru-MO"/>
+        </w:rPr>
+        <w:t xml:space="preserve">й</w:t>
+      </w:r>
+      <w:r>
+        <w:rPr>
+          <w:rFonts w:ascii="Times New Roman" w:hAnsi="Times New Roman" w:eastAsia="Times New Roman" w:cs="Times New Roman"/>
+          <w:sz w:val="28"/>
+          <w:szCs w:val="28"/>
+          <w:highlight w:val="none"/>
+          <w:lang w:val="ru-MO"/>
+        </w:rPr>
+        <w:t xml:space="preserve"> </w:t>
+      </w:r>
+      <w:r>
+        <w:rPr>
+          <w:rFonts w:ascii="Times New Roman" w:hAnsi="Times New Roman" w:eastAsia="Times New Roman" w:cs="Times New Roman"/>
+          <w:sz w:val="28"/>
+          <w:szCs w:val="28"/>
+          <w:highlight w:val="none"/>
+          <w:lang w:val="ru-MO"/>
+        </w:rPr>
+        <w:t xml:space="preserve">с</w:t>
+      </w:r>
+      <w:r>
+        <w:rPr>
+          <w:rFonts w:ascii="Times New Roman" w:hAnsi="Times New Roman" w:eastAsia="Times New Roman" w:cs="Times New Roman"/>
+          <w:sz w:val="28"/>
+          <w:szCs w:val="28"/>
+          <w:highlight w:val="none"/>
+          <w:lang w:val="ru-MO"/>
+        </w:rPr>
+        <w:t xml:space="preserve">и</w:t>
+      </w:r>
+      <w:r>
+        <w:rPr>
+          <w:rFonts w:ascii="Times New Roman" w:hAnsi="Times New Roman" w:eastAsia="Times New Roman" w:cs="Times New Roman"/>
+          <w:sz w:val="28"/>
+          <w:szCs w:val="28"/>
+          <w:highlight w:val="none"/>
+          <w:lang w:val="ru-MO"/>
+        </w:rPr>
+        <w:t xml:space="preserve">с</w:t>
+      </w:r>
+      <w:r>
+        <w:rPr>
+          <w:rFonts w:ascii="Times New Roman" w:hAnsi="Times New Roman" w:eastAsia="Times New Roman" w:cs="Times New Roman"/>
+          <w:sz w:val="28"/>
+          <w:szCs w:val="28"/>
+          <w:highlight w:val="none"/>
+          <w:lang w:val="ru-MO"/>
+        </w:rPr>
+        <w:t xml:space="preserve">т</w:t>
+      </w:r>
+      <w:r>
+        <w:rPr>
+          <w:rFonts w:ascii="Times New Roman" w:hAnsi="Times New Roman" w:eastAsia="Times New Roman" w:cs="Times New Roman"/>
+          <w:sz w:val="28"/>
+          <w:szCs w:val="28"/>
+          <w:highlight w:val="none"/>
+          <w:lang w:val="ru-MO"/>
+        </w:rPr>
+        <w:t xml:space="preserve">е</w:t>
+      </w:r>
+      <w:r>
+        <w:rPr>
+          <w:rFonts w:ascii="Times New Roman" w:hAnsi="Times New Roman" w:eastAsia="Times New Roman" w:cs="Times New Roman"/>
+          <w:sz w:val="28"/>
+          <w:szCs w:val="28"/>
+          <w:highlight w:val="none"/>
+          <w:lang w:val="ru-MO"/>
+        </w:rPr>
+        <w:t xml:space="preserve">м</w:t>
+      </w:r>
+      <w:r>
+        <w:rPr>
+          <w:rFonts w:ascii="Times New Roman" w:hAnsi="Times New Roman" w:eastAsia="Times New Roman" w:cs="Times New Roman"/>
+          <w:sz w:val="28"/>
+          <w:szCs w:val="28"/>
+          <w:highlight w:val="none"/>
+          <w:lang w:val="ru-MO"/>
+        </w:rPr>
+        <w:t xml:space="preserve">о</w:t>
+      </w:r>
+      <w:r>
+        <w:rPr>
+          <w:rFonts w:ascii="Times New Roman" w:hAnsi="Times New Roman" w:eastAsia="Times New Roman" w:cs="Times New Roman"/>
+          <w:sz w:val="28"/>
+          <w:szCs w:val="28"/>
+          <w:highlight w:val="none"/>
+          <w:lang w:val="ru-MO"/>
+        </w:rPr>
+        <w:t xml:space="preserve">й</w:t>
+      </w:r>
+      <w:r>
+        <w:rPr>
+          <w:rFonts w:ascii="Times New Roman" w:hAnsi="Times New Roman" w:eastAsia="Times New Roman" w:cs="Times New Roman"/>
+          <w:sz w:val="28"/>
+          <w:szCs w:val="28"/>
+          <w:highlight w:val="none"/>
+          <w:lang w:val="ru-MO"/>
+        </w:rPr>
+        <w:t xml:space="preserve"> </w:t>
+      </w:r>
+      <w:r>
+        <w:rPr>
+          <w:rFonts w:ascii="Times New Roman" w:hAnsi="Times New Roman" w:eastAsia="Times New Roman" w:cs="Times New Roman"/>
+          <w:sz w:val="28"/>
+          <w:szCs w:val="28"/>
+          <w:highlight w:val="none"/>
+          <w:lang w:val="ru-MO"/>
+        </w:rPr>
+        <w:t xml:space="preserve">г</w:t>
+      </w:r>
+      <w:r>
+        <w:rPr>
+          <w:rFonts w:ascii="Times New Roman" w:hAnsi="Times New Roman" w:eastAsia="Times New Roman" w:cs="Times New Roman"/>
+          <w:sz w:val="28"/>
+          <w:szCs w:val="28"/>
+          <w:highlight w:val="none"/>
+          <w:lang w:val="ru-MO"/>
+        </w:rPr>
+        <w:t xml:space="preserve">е</w:t>
+      </w:r>
+      <w:r>
+        <w:rPr>
+          <w:rFonts w:ascii="Times New Roman" w:hAnsi="Times New Roman" w:eastAsia="Times New Roman" w:cs="Times New Roman"/>
+          <w:sz w:val="28"/>
+          <w:szCs w:val="28"/>
+          <w:highlight w:val="none"/>
+          <w:lang w:val="ru-MO"/>
+        </w:rPr>
+        <w:t xml:space="preserve">н</w:t>
+      </w:r>
+      <w:r>
+        <w:rPr>
+          <w:rFonts w:ascii="Times New Roman" w:hAnsi="Times New Roman" w:eastAsia="Times New Roman" w:cs="Times New Roman"/>
+          <w:sz w:val="28"/>
+          <w:szCs w:val="28"/>
+          <w:highlight w:val="none"/>
+          <w:lang w:val="ru-MO"/>
+        </w:rPr>
+        <w:t xml:space="preserve">е</w:t>
+      </w:r>
+      <w:r>
+        <w:rPr>
+          <w:rFonts w:ascii="Times New Roman" w:hAnsi="Times New Roman" w:eastAsia="Times New Roman" w:cs="Times New Roman"/>
+          <w:sz w:val="28"/>
+          <w:szCs w:val="28"/>
+          <w:highlight w:val="none"/>
+          <w:lang w:val="ru-MO"/>
+        </w:rPr>
+        <w:t xml:space="preserve">р</w:t>
+      </w:r>
+      <w:r>
+        <w:rPr>
+          <w:rFonts w:ascii="Times New Roman" w:hAnsi="Times New Roman" w:eastAsia="Times New Roman" w:cs="Times New Roman"/>
+          <w:sz w:val="28"/>
+          <w:szCs w:val="28"/>
+          <w:highlight w:val="none"/>
+          <w:lang w:val="ru-MO"/>
+        </w:rPr>
+        <w:t xml:space="preserve">а</w:t>
+      </w:r>
+      <w:r>
+        <w:rPr>
+          <w:rFonts w:ascii="Times New Roman" w:hAnsi="Times New Roman" w:eastAsia="Times New Roman" w:cs="Times New Roman"/>
+          <w:sz w:val="28"/>
+          <w:szCs w:val="28"/>
+          <w:highlight w:val="none"/>
+          <w:lang w:val="ru-MO"/>
+        </w:rPr>
+        <w:t xml:space="preserve">ц</w:t>
+      </w:r>
+      <w:r>
+        <w:rPr>
+          <w:rFonts w:ascii="Times New Roman" w:hAnsi="Times New Roman" w:eastAsia="Times New Roman" w:cs="Times New Roman"/>
+          <w:sz w:val="28"/>
+          <w:szCs w:val="28"/>
+          <w:highlight w:val="none"/>
+          <w:lang w:val="ru-MO"/>
+        </w:rPr>
+        <w:t xml:space="preserve">и</w:t>
+      </w:r>
+      <w:r>
+        <w:rPr>
+          <w:rFonts w:ascii="Times New Roman" w:hAnsi="Times New Roman" w:eastAsia="Times New Roman" w:cs="Times New Roman"/>
+          <w:sz w:val="28"/>
+          <w:szCs w:val="28"/>
+          <w:highlight w:val="none"/>
+          <w:lang w:val="ru-MO"/>
+        </w:rPr>
+        <w:t xml:space="preserve">и</w:t>
+      </w:r>
+      <w:r>
+        <w:rPr>
+          <w:rFonts w:ascii="Times New Roman" w:hAnsi="Times New Roman" w:eastAsia="Times New Roman" w:cs="Times New Roman"/>
+          <w:sz w:val="28"/>
+          <w:szCs w:val="28"/>
+          <w:highlight w:val="none"/>
+          <w:lang w:val="ru-MO"/>
+        </w:rPr>
+        <w:t xml:space="preserve"> </w:t>
+      </w:r>
+      <w:r>
+        <w:rPr>
+          <w:rFonts w:ascii="Times New Roman" w:hAnsi="Times New Roman" w:eastAsia="Times New Roman" w:cs="Times New Roman"/>
+          <w:sz w:val="28"/>
+          <w:szCs w:val="28"/>
+          <w:highlight w:val="none"/>
+          <w:lang w:val="ru-MO"/>
+        </w:rPr>
+        <w:t xml:space="preserve">н</w:t>
+      </w:r>
+      <w:r>
+        <w:rPr>
+          <w:rFonts w:ascii="Times New Roman" w:hAnsi="Times New Roman" w:eastAsia="Times New Roman" w:cs="Times New Roman"/>
+          <w:sz w:val="28"/>
+          <w:szCs w:val="28"/>
+          <w:highlight w:val="none"/>
+          <w:lang w:val="ru-MO"/>
+        </w:rPr>
+        <w:t xml:space="preserve">а</w:t>
+      </w:r>
+      <w:r>
+        <w:rPr>
+          <w:rFonts w:ascii="Times New Roman" w:hAnsi="Times New Roman" w:eastAsia="Times New Roman" w:cs="Times New Roman"/>
+          <w:sz w:val="28"/>
+          <w:szCs w:val="28"/>
+          <w:highlight w:val="none"/>
+          <w:lang w:val="ru-MO"/>
+        </w:rPr>
+        <w:t xml:space="preserve"> </w:t>
+      </w:r>
+      <w:r>
+        <w:rPr>
+          <w:rFonts w:ascii="Times New Roman" w:hAnsi="Times New Roman" w:eastAsia="Times New Roman" w:cs="Times New Roman"/>
+          <w:sz w:val="28"/>
+          <w:szCs w:val="28"/>
+          <w:highlight w:val="none"/>
+          <w:lang w:val="ru-MO"/>
+        </w:rPr>
+        <w:t xml:space="preserve">о</w:t>
+      </w:r>
+      <w:r>
+        <w:rPr>
+          <w:rFonts w:ascii="Times New Roman" w:hAnsi="Times New Roman" w:eastAsia="Times New Roman" w:cs="Times New Roman"/>
+          <w:sz w:val="28"/>
+          <w:szCs w:val="28"/>
+          <w:highlight w:val="none"/>
+          <w:lang w:val="ru-MO"/>
+        </w:rPr>
+        <w:t xml:space="preserve">д</w:t>
+      </w:r>
+      <w:r>
+        <w:rPr>
+          <w:rFonts w:ascii="Times New Roman" w:hAnsi="Times New Roman" w:eastAsia="Times New Roman" w:cs="Times New Roman"/>
+          <w:sz w:val="28"/>
+          <w:szCs w:val="28"/>
+          <w:highlight w:val="none"/>
+          <w:lang w:val="ru-MO"/>
+        </w:rPr>
+        <w:t xml:space="preserve">н</w:t>
+      </w:r>
+      <w:r>
+        <w:rPr>
+          <w:rFonts w:ascii="Times New Roman" w:hAnsi="Times New Roman" w:eastAsia="Times New Roman" w:cs="Times New Roman"/>
+          <w:sz w:val="28"/>
+          <w:szCs w:val="28"/>
+          <w:highlight w:val="none"/>
+          <w:lang w:val="ru-MO"/>
+        </w:rPr>
+        <w:t xml:space="preserve">о</w:t>
+      </w:r>
+      <w:r>
+        <w:rPr>
+          <w:rFonts w:ascii="Times New Roman" w:hAnsi="Times New Roman" w:eastAsia="Times New Roman" w:cs="Times New Roman"/>
+          <w:sz w:val="28"/>
+          <w:szCs w:val="28"/>
+          <w:highlight w:val="none"/>
+          <w:lang w:val="ru-MO"/>
+        </w:rPr>
+        <w:t xml:space="preserve">й</w:t>
+      </w:r>
+      <w:r>
+        <w:rPr>
+          <w:rFonts w:ascii="Times New Roman" w:hAnsi="Times New Roman" w:eastAsia="Times New Roman" w:cs="Times New Roman"/>
+          <w:sz w:val="28"/>
+          <w:szCs w:val="28"/>
+          <w:highlight w:val="none"/>
+          <w:lang w:val="ru-MO"/>
+        </w:rPr>
+        <w:t xml:space="preserve"> </w:t>
+      </w:r>
+      <w:r>
+        <w:rPr>
+          <w:rFonts w:ascii="Times New Roman" w:hAnsi="Times New Roman" w:eastAsia="Times New Roman" w:cs="Times New Roman"/>
+          <w:sz w:val="28"/>
+          <w:szCs w:val="28"/>
+          <w:highlight w:val="none"/>
+          <w:lang w:val="ru-MO"/>
+        </w:rPr>
+        <w:t xml:space="preserve">р</w:t>
+      </w:r>
+      <w:r>
+        <w:rPr>
+          <w:rFonts w:ascii="Times New Roman" w:hAnsi="Times New Roman" w:eastAsia="Times New Roman" w:cs="Times New Roman"/>
+          <w:sz w:val="28"/>
+          <w:szCs w:val="28"/>
+          <w:highlight w:val="none"/>
+          <w:lang w:val="ru-MO"/>
+        </w:rPr>
+        <w:t xml:space="preserve">а</w:t>
+      </w:r>
+      <w:r>
+        <w:rPr>
+          <w:rFonts w:ascii="Times New Roman" w:hAnsi="Times New Roman" w:eastAsia="Times New Roman" w:cs="Times New Roman"/>
+          <w:sz w:val="28"/>
+          <w:szCs w:val="28"/>
+          <w:highlight w:val="none"/>
+          <w:lang w:val="ru-MO"/>
+        </w:rPr>
+        <w:t xml:space="preserve">б</w:t>
+      </w:r>
+      <w:r>
+        <w:rPr>
+          <w:rFonts w:ascii="Times New Roman" w:hAnsi="Times New Roman" w:eastAsia="Times New Roman" w:cs="Times New Roman"/>
+          <w:sz w:val="28"/>
+          <w:szCs w:val="28"/>
+          <w:highlight w:val="none"/>
+          <w:lang w:val="ru-MO"/>
+        </w:rPr>
+        <w:t xml:space="preserve">о</w:t>
+      </w:r>
+      <w:r>
+        <w:rPr>
+          <w:rFonts w:ascii="Times New Roman" w:hAnsi="Times New Roman" w:eastAsia="Times New Roman" w:cs="Times New Roman"/>
+          <w:sz w:val="28"/>
+          <w:szCs w:val="28"/>
+          <w:highlight w:val="none"/>
+          <w:lang w:val="ru-MO"/>
+        </w:rPr>
+        <w:t xml:space="preserve">ч</w:t>
+      </w:r>
+      <w:r>
+        <w:rPr>
+          <w:rFonts w:ascii="Times New Roman" w:hAnsi="Times New Roman" w:eastAsia="Times New Roman" w:cs="Times New Roman"/>
+          <w:sz w:val="28"/>
+          <w:szCs w:val="28"/>
+          <w:highlight w:val="none"/>
+          <w:lang w:val="ru-MO"/>
+        </w:rPr>
+        <w:t xml:space="preserve">е</w:t>
+      </w:r>
+      <w:r>
+        <w:rPr>
+          <w:rFonts w:ascii="Times New Roman" w:hAnsi="Times New Roman" w:eastAsia="Times New Roman" w:cs="Times New Roman"/>
+          <w:sz w:val="28"/>
+          <w:szCs w:val="28"/>
+          <w:highlight w:val="none"/>
+          <w:lang w:val="ru-MO"/>
+        </w:rPr>
+        <w:t xml:space="preserve">й</w:t>
+      </w:r>
+      <w:r>
+        <w:rPr>
+          <w:rFonts w:ascii="Times New Roman" w:hAnsi="Times New Roman" w:eastAsia="Times New Roman" w:cs="Times New Roman"/>
+          <w:sz w:val="28"/>
+          <w:szCs w:val="28"/>
+          <w:highlight w:val="none"/>
+          <w:lang w:val="ru-MO"/>
+        </w:rPr>
+        <w:t xml:space="preserve"> </w:t>
+      </w:r>
+      <w:r>
+        <w:rPr>
+          <w:rFonts w:ascii="Times New Roman" w:hAnsi="Times New Roman" w:eastAsia="Times New Roman" w:cs="Times New Roman"/>
+          <w:sz w:val="28"/>
+          <w:szCs w:val="28"/>
+          <w:highlight w:val="none"/>
+          <w:lang w:val="ru-MO"/>
+        </w:rPr>
+        <w:t xml:space="preserve">м</w:t>
+      </w:r>
+      <w:r>
+        <w:rPr>
+          <w:rFonts w:ascii="Times New Roman" w:hAnsi="Times New Roman" w:eastAsia="Times New Roman" w:cs="Times New Roman"/>
+          <w:sz w:val="28"/>
+          <w:szCs w:val="28"/>
+          <w:highlight w:val="none"/>
+          <w:lang w:val="ru-MO"/>
+        </w:rPr>
+        <w:t xml:space="preserve">а</w:t>
+      </w:r>
+      <w:r>
+        <w:rPr>
+          <w:rFonts w:ascii="Times New Roman" w:hAnsi="Times New Roman" w:eastAsia="Times New Roman" w:cs="Times New Roman"/>
+          <w:sz w:val="28"/>
+          <w:szCs w:val="28"/>
+          <w:highlight w:val="none"/>
+          <w:lang w:val="ru-MO"/>
+        </w:rPr>
+        <w:t xml:space="preserve">ш</w:t>
+      </w:r>
+      <w:r>
+        <w:rPr>
+          <w:rFonts w:ascii="Times New Roman" w:hAnsi="Times New Roman" w:eastAsia="Times New Roman" w:cs="Times New Roman"/>
+          <w:sz w:val="28"/>
+          <w:szCs w:val="28"/>
+          <w:highlight w:val="none"/>
+          <w:lang w:val="ru-MO"/>
+        </w:rPr>
+        <w:t xml:space="preserve">и</w:t>
+      </w:r>
+      <w:r>
+        <w:rPr>
+          <w:rFonts w:ascii="Times New Roman" w:hAnsi="Times New Roman" w:eastAsia="Times New Roman" w:cs="Times New Roman"/>
+          <w:sz w:val="28"/>
+          <w:szCs w:val="28"/>
+          <w:highlight w:val="none"/>
+          <w:lang w:val="ru-MO"/>
+        </w:rPr>
+        <w:t xml:space="preserve">н</w:t>
+      </w:r>
+      <w:r>
+        <w:rPr>
+          <w:rFonts w:ascii="Times New Roman" w:hAnsi="Times New Roman" w:eastAsia="Times New Roman" w:cs="Times New Roman"/>
+          <w:sz w:val="28"/>
+          <w:szCs w:val="28"/>
+          <w:highlight w:val="none"/>
+          <w:lang w:val="ru-MO"/>
+        </w:rPr>
+        <w:t xml:space="preserve">е, </w:t>
+      </w:r>
+      <w:r>
+        <w:rPr>
+          <w:rFonts w:ascii="Times New Roman" w:hAnsi="Times New Roman" w:eastAsia="Times New Roman" w:cs="Times New Roman"/>
+          <w:sz w:val="28"/>
+          <w:szCs w:val="28"/>
+          <w:highlight w:val="none"/>
+          <w:lang w:val="ru-MO"/>
+        </w:rPr>
+        <w:t xml:space="preserve">с</w:t>
+      </w:r>
+      <w:r>
+        <w:rPr>
+          <w:rFonts w:ascii="Times New Roman" w:hAnsi="Times New Roman" w:eastAsia="Times New Roman" w:cs="Times New Roman"/>
+          <w:sz w:val="28"/>
+          <w:szCs w:val="28"/>
+          <w:highlight w:val="none"/>
+          <w:lang w:val="ru-MO"/>
+        </w:rPr>
+        <w:t xml:space="preserve">и</w:t>
+      </w:r>
+      <w:r>
+        <w:rPr>
+          <w:rFonts w:ascii="Times New Roman" w:hAnsi="Times New Roman" w:eastAsia="Times New Roman" w:cs="Times New Roman"/>
+          <w:sz w:val="28"/>
+          <w:szCs w:val="28"/>
+          <w:highlight w:val="none"/>
+          <w:lang w:val="ru-MO"/>
+        </w:rPr>
+        <w:t xml:space="preserve">с</w:t>
+      </w:r>
+      <w:r>
+        <w:rPr>
+          <w:rFonts w:ascii="Times New Roman" w:hAnsi="Times New Roman" w:eastAsia="Times New Roman" w:cs="Times New Roman"/>
+          <w:sz w:val="28"/>
+          <w:szCs w:val="28"/>
+          <w:highlight w:val="none"/>
+          <w:lang w:val="ru-MO"/>
+        </w:rPr>
+        <w:t xml:space="preserve">т</w:t>
+      </w:r>
+      <w:r>
+        <w:rPr>
+          <w:rFonts w:ascii="Times New Roman" w:hAnsi="Times New Roman" w:eastAsia="Times New Roman" w:cs="Times New Roman"/>
+          <w:sz w:val="28"/>
+          <w:szCs w:val="28"/>
+          <w:highlight w:val="none"/>
+          <w:lang w:val="ru-MO"/>
+        </w:rPr>
+        <w:t xml:space="preserve">е</w:t>
+      </w:r>
+      <w:r>
+        <w:rPr>
+          <w:rFonts w:ascii="Times New Roman" w:hAnsi="Times New Roman" w:eastAsia="Times New Roman" w:cs="Times New Roman"/>
+          <w:sz w:val="28"/>
+          <w:szCs w:val="28"/>
+          <w:highlight w:val="none"/>
+          <w:lang w:val="ru-MO"/>
+        </w:rPr>
+        <w:t xml:space="preserve">м</w:t>
+      </w:r>
+      <w:r>
+        <w:rPr>
+          <w:rFonts w:ascii="Times New Roman" w:hAnsi="Times New Roman" w:eastAsia="Times New Roman" w:cs="Times New Roman"/>
+          <w:sz w:val="28"/>
+          <w:szCs w:val="28"/>
+          <w:highlight w:val="none"/>
+          <w:lang w:val="ru-MO"/>
+        </w:rPr>
+        <w:t xml:space="preserve">а</w:t>
+      </w:r>
+      <w:r>
+        <w:rPr>
+          <w:rFonts w:ascii="Times New Roman" w:hAnsi="Times New Roman" w:eastAsia="Times New Roman" w:cs="Times New Roman"/>
+          <w:sz w:val="28"/>
+          <w:szCs w:val="28"/>
+          <w:highlight w:val="none"/>
+          <w:lang w:val="ru-MO"/>
+        </w:rPr>
+        <w:t xml:space="preserve"> </w:t>
+      </w:r>
+      <w:r>
+        <w:rPr>
+          <w:rFonts w:ascii="Times New Roman" w:hAnsi="Times New Roman" w:eastAsia="Times New Roman" w:cs="Times New Roman"/>
+          <w:sz w:val="28"/>
+          <w:szCs w:val="28"/>
+          <w:highlight w:val="none"/>
+          <w:lang w:val="ru-MO"/>
+        </w:rPr>
+        <w:t xml:space="preserve">н</w:t>
+      </w:r>
+      <w:r>
+        <w:rPr>
+          <w:rFonts w:ascii="Times New Roman" w:hAnsi="Times New Roman" w:eastAsia="Times New Roman" w:cs="Times New Roman"/>
+          <w:sz w:val="28"/>
+          <w:szCs w:val="28"/>
+          <w:highlight w:val="none"/>
+          <w:lang w:val="ru-MO"/>
+        </w:rPr>
+        <w:t xml:space="preserve">е</w:t>
+      </w:r>
+      <w:r>
+        <w:rPr>
+          <w:rFonts w:ascii="Times New Roman" w:hAnsi="Times New Roman" w:eastAsia="Times New Roman" w:cs="Times New Roman"/>
+          <w:sz w:val="28"/>
+          <w:szCs w:val="28"/>
+          <w:highlight w:val="none"/>
+          <w:lang w:val="ru-MO"/>
+        </w:rPr>
+        <w:t xml:space="preserve"> </w:t>
+      </w:r>
+      <w:r>
+        <w:rPr>
+          <w:rFonts w:ascii="Times New Roman" w:hAnsi="Times New Roman" w:eastAsia="Times New Roman" w:cs="Times New Roman"/>
+          <w:sz w:val="28"/>
+          <w:szCs w:val="28"/>
+          <w:highlight w:val="none"/>
+          <w:lang w:val="ru-MO"/>
+        </w:rPr>
+        <w:t xml:space="preserve">в</w:t>
+      </w:r>
+      <w:r>
+        <w:rPr>
+          <w:rFonts w:ascii="Times New Roman" w:hAnsi="Times New Roman" w:eastAsia="Times New Roman" w:cs="Times New Roman"/>
+          <w:sz w:val="28"/>
+          <w:szCs w:val="28"/>
+          <w:highlight w:val="none"/>
+          <w:lang w:val="ru-MO"/>
+        </w:rPr>
+        <w:t xml:space="preserve">к</w:t>
+      </w:r>
+      <w:r>
+        <w:rPr>
+          <w:rFonts w:ascii="Times New Roman" w:hAnsi="Times New Roman" w:eastAsia="Times New Roman" w:cs="Times New Roman"/>
+          <w:sz w:val="28"/>
+          <w:szCs w:val="28"/>
+          <w:highlight w:val="none"/>
+          <w:lang w:val="ru-MO"/>
+        </w:rPr>
+        <w:t xml:space="preserve">л</w:t>
+      </w:r>
+      <w:r>
+        <w:rPr>
+          <w:rFonts w:ascii="Times New Roman" w:hAnsi="Times New Roman" w:eastAsia="Times New Roman" w:cs="Times New Roman"/>
+          <w:sz w:val="28"/>
+          <w:szCs w:val="28"/>
+          <w:highlight w:val="none"/>
+          <w:lang w:val="ru-MO"/>
+        </w:rPr>
+        <w:t xml:space="preserve">ю</w:t>
+      </w:r>
+      <w:r>
+        <w:rPr>
+          <w:rFonts w:ascii="Times New Roman" w:hAnsi="Times New Roman" w:eastAsia="Times New Roman" w:cs="Times New Roman"/>
+          <w:sz w:val="28"/>
+          <w:szCs w:val="28"/>
+          <w:highlight w:val="none"/>
+          <w:lang w:val="ru-MO"/>
+        </w:rPr>
+        <w:t xml:space="preserve">ч</w:t>
+      </w:r>
+      <w:r>
+        <w:rPr>
+          <w:rFonts w:ascii="Times New Roman" w:hAnsi="Times New Roman" w:eastAsia="Times New Roman" w:cs="Times New Roman"/>
+          <w:sz w:val="28"/>
+          <w:szCs w:val="28"/>
+          <w:highlight w:val="none"/>
+          <w:lang w:val="ru-MO"/>
+        </w:rPr>
+        <w:t xml:space="preserve">а</w:t>
+      </w:r>
+      <w:r>
+        <w:rPr>
+          <w:rFonts w:ascii="Times New Roman" w:hAnsi="Times New Roman" w:eastAsia="Times New Roman" w:cs="Times New Roman"/>
+          <w:sz w:val="28"/>
+          <w:szCs w:val="28"/>
+          <w:highlight w:val="none"/>
+          <w:lang w:val="ru-MO"/>
+        </w:rPr>
+        <w:t xml:space="preserve">е</w:t>
+      </w:r>
+      <w:r>
+        <w:rPr>
+          <w:rFonts w:ascii="Times New Roman" w:hAnsi="Times New Roman" w:eastAsia="Times New Roman" w:cs="Times New Roman"/>
+          <w:sz w:val="28"/>
+          <w:szCs w:val="28"/>
+          <w:highlight w:val="none"/>
+          <w:lang w:val="ru-MO"/>
+        </w:rPr>
+        <w:t xml:space="preserve">т</w:t>
+      </w:r>
+      <w:r>
+        <w:rPr>
+          <w:rFonts w:ascii="Times New Roman" w:hAnsi="Times New Roman" w:eastAsia="Times New Roman" w:cs="Times New Roman"/>
+          <w:sz w:val="28"/>
+          <w:szCs w:val="28"/>
+          <w:highlight w:val="none"/>
+          <w:lang w:val="ru-MO"/>
+        </w:rPr>
+        <w:t xml:space="preserve"> </w:t>
+      </w:r>
+      <w:r>
+        <w:rPr>
+          <w:rFonts w:ascii="Times New Roman" w:hAnsi="Times New Roman" w:eastAsia="Times New Roman" w:cs="Times New Roman"/>
+          <w:sz w:val="28"/>
+          <w:szCs w:val="28"/>
+          <w:highlight w:val="none"/>
+          <w:lang w:val="ru-MO"/>
+        </w:rPr>
+        <w:t xml:space="preserve">с</w:t>
+      </w:r>
+      <w:r>
+        <w:rPr>
+          <w:rFonts w:ascii="Times New Roman" w:hAnsi="Times New Roman" w:eastAsia="Times New Roman" w:cs="Times New Roman"/>
+          <w:sz w:val="28"/>
+          <w:szCs w:val="28"/>
+          <w:highlight w:val="none"/>
+          <w:lang w:val="ru-MO"/>
+        </w:rPr>
+        <w:t xml:space="preserve">п</w:t>
+      </w:r>
+      <w:r>
+        <w:rPr>
+          <w:rFonts w:ascii="Times New Roman" w:hAnsi="Times New Roman" w:eastAsia="Times New Roman" w:cs="Times New Roman"/>
+          <w:sz w:val="28"/>
+          <w:szCs w:val="28"/>
+          <w:highlight w:val="none"/>
+          <w:lang w:val="ru-MO"/>
+        </w:rPr>
+        <w:t xml:space="preserve">е</w:t>
+      </w:r>
+      <w:r>
+        <w:rPr>
+          <w:rFonts w:ascii="Times New Roman" w:hAnsi="Times New Roman" w:eastAsia="Times New Roman" w:cs="Times New Roman"/>
+          <w:sz w:val="28"/>
+          <w:szCs w:val="28"/>
+          <w:highlight w:val="none"/>
+          <w:lang w:val="ru-MO"/>
+        </w:rPr>
+        <w:t xml:space="preserve">ц</w:t>
+      </w:r>
+      <w:r>
+        <w:rPr>
+          <w:rFonts w:ascii="Times New Roman" w:hAnsi="Times New Roman" w:eastAsia="Times New Roman" w:cs="Times New Roman"/>
+          <w:sz w:val="28"/>
+          <w:szCs w:val="28"/>
+          <w:highlight w:val="none"/>
+          <w:lang w:val="ru-MO"/>
+        </w:rPr>
+        <w:t xml:space="preserve">и</w:t>
+      </w:r>
+      <w:r>
+        <w:rPr>
+          <w:rFonts w:ascii="Times New Roman" w:hAnsi="Times New Roman" w:eastAsia="Times New Roman" w:cs="Times New Roman"/>
+          <w:sz w:val="28"/>
+          <w:szCs w:val="28"/>
+          <w:highlight w:val="none"/>
+          <w:lang w:val="ru-MO"/>
+        </w:rPr>
+        <w:t xml:space="preserve">ф</w:t>
+      </w:r>
+      <w:r>
+        <w:rPr>
+          <w:rFonts w:ascii="Times New Roman" w:hAnsi="Times New Roman" w:eastAsia="Times New Roman" w:cs="Times New Roman"/>
+          <w:sz w:val="28"/>
+          <w:szCs w:val="28"/>
+          <w:highlight w:val="none"/>
+          <w:lang w:val="ru-MO"/>
+        </w:rPr>
+        <w:t xml:space="preserve">и</w:t>
+      </w:r>
+      <w:r>
+        <w:rPr>
+          <w:rFonts w:ascii="Times New Roman" w:hAnsi="Times New Roman" w:eastAsia="Times New Roman" w:cs="Times New Roman"/>
+          <w:sz w:val="28"/>
+          <w:szCs w:val="28"/>
+          <w:highlight w:val="none"/>
+          <w:lang w:val="ru-MO"/>
+        </w:rPr>
+        <w:t xml:space="preserve">ч</w:t>
+      </w:r>
+      <w:r>
+        <w:rPr>
+          <w:rFonts w:ascii="Times New Roman" w:hAnsi="Times New Roman" w:eastAsia="Times New Roman" w:cs="Times New Roman"/>
+          <w:sz w:val="28"/>
+          <w:szCs w:val="28"/>
+          <w:highlight w:val="none"/>
+          <w:lang w:val="ru-MO"/>
+        </w:rPr>
+        <w:t xml:space="preserve">н</w:t>
+      </w:r>
+      <w:r>
+        <w:rPr>
+          <w:rFonts w:ascii="Times New Roman" w:hAnsi="Times New Roman" w:eastAsia="Times New Roman" w:cs="Times New Roman"/>
+          <w:sz w:val="28"/>
+          <w:szCs w:val="28"/>
+          <w:highlight w:val="none"/>
+          <w:lang w:val="ru-MO"/>
+        </w:rPr>
+        <w:t xml:space="preserve">ы</w:t>
+      </w:r>
+      <w:r>
+        <w:rPr>
+          <w:rFonts w:ascii="Times New Roman" w:hAnsi="Times New Roman" w:eastAsia="Times New Roman" w:cs="Times New Roman"/>
+          <w:sz w:val="28"/>
+          <w:szCs w:val="28"/>
+          <w:highlight w:val="none"/>
+          <w:lang w:val="ru-MO"/>
+        </w:rPr>
+        <w:t xml:space="preserve">х</w:t>
+      </w:r>
+      <w:r>
+        <w:rPr>
+          <w:rFonts w:ascii="Times New Roman" w:hAnsi="Times New Roman" w:eastAsia="Times New Roman" w:cs="Times New Roman"/>
+          <w:sz w:val="28"/>
+          <w:szCs w:val="28"/>
+          <w:highlight w:val="none"/>
+          <w:lang w:val="ru-MO"/>
+        </w:rPr>
+        <w:t xml:space="preserve"> </w:t>
+      </w:r>
+      <w:r>
+        <w:rPr>
+          <w:rFonts w:ascii="Times New Roman" w:hAnsi="Times New Roman" w:eastAsia="Times New Roman" w:cs="Times New Roman"/>
+          <w:sz w:val="28"/>
+          <w:szCs w:val="28"/>
+          <w:highlight w:val="none"/>
+          <w:lang w:val="ru-MO"/>
+        </w:rPr>
+        <w:t xml:space="preserve">к</w:t>
+      </w:r>
+      <w:r>
+        <w:rPr>
+          <w:rFonts w:ascii="Times New Roman" w:hAnsi="Times New Roman" w:eastAsia="Times New Roman" w:cs="Times New Roman"/>
+          <w:sz w:val="28"/>
+          <w:szCs w:val="28"/>
+          <w:highlight w:val="none"/>
+          <w:lang w:val="ru-MO"/>
+        </w:rPr>
+        <w:t xml:space="preserve">о</w:t>
+      </w:r>
+      <w:r>
+        <w:rPr>
+          <w:rFonts w:ascii="Times New Roman" w:hAnsi="Times New Roman" w:eastAsia="Times New Roman" w:cs="Times New Roman"/>
+          <w:sz w:val="28"/>
+          <w:szCs w:val="28"/>
+          <w:highlight w:val="none"/>
+          <w:lang w:val="ru-MO"/>
+        </w:rPr>
+        <w:t xml:space="preserve">м</w:t>
+      </w:r>
+      <w:r>
+        <w:rPr>
+          <w:rFonts w:ascii="Times New Roman" w:hAnsi="Times New Roman" w:eastAsia="Times New Roman" w:cs="Times New Roman"/>
+          <w:sz w:val="28"/>
+          <w:szCs w:val="28"/>
+          <w:highlight w:val="none"/>
+          <w:lang w:val="ru-MO"/>
+        </w:rPr>
+        <w:t xml:space="preserve">п</w:t>
+      </w:r>
+      <w:r>
+        <w:rPr>
+          <w:rFonts w:ascii="Times New Roman" w:hAnsi="Times New Roman" w:eastAsia="Times New Roman" w:cs="Times New Roman"/>
+          <w:sz w:val="28"/>
+          <w:szCs w:val="28"/>
+          <w:highlight w:val="none"/>
+          <w:lang w:val="ru-MO"/>
+        </w:rPr>
+        <w:t xml:space="preserve">о</w:t>
+      </w:r>
+      <w:r>
+        <w:rPr>
+          <w:rFonts w:ascii="Times New Roman" w:hAnsi="Times New Roman" w:eastAsia="Times New Roman" w:cs="Times New Roman"/>
+          <w:sz w:val="28"/>
+          <w:szCs w:val="28"/>
+          <w:highlight w:val="none"/>
+          <w:lang w:val="ru-MO"/>
+        </w:rPr>
+        <w:t xml:space="preserve">н</w:t>
+      </w:r>
+      <w:r>
+        <w:rPr>
+          <w:rFonts w:ascii="Times New Roman" w:hAnsi="Times New Roman" w:eastAsia="Times New Roman" w:cs="Times New Roman"/>
+          <w:sz w:val="28"/>
+          <w:szCs w:val="28"/>
+          <w:highlight w:val="none"/>
+          <w:lang w:val="ru-MO"/>
+        </w:rPr>
+        <w:t xml:space="preserve">е</w:t>
+      </w:r>
+      <w:r>
+        <w:rPr>
+          <w:rFonts w:ascii="Times New Roman" w:hAnsi="Times New Roman" w:eastAsia="Times New Roman" w:cs="Times New Roman"/>
+          <w:sz w:val="28"/>
+          <w:szCs w:val="28"/>
+          <w:highlight w:val="none"/>
+          <w:lang w:val="ru-MO"/>
+        </w:rPr>
+        <w:t xml:space="preserve">н</w:t>
+      </w:r>
+      <w:r>
+        <w:rPr>
+          <w:rFonts w:ascii="Times New Roman" w:hAnsi="Times New Roman" w:eastAsia="Times New Roman" w:cs="Times New Roman"/>
+          <w:sz w:val="28"/>
+          <w:szCs w:val="28"/>
+          <w:highlight w:val="none"/>
+          <w:lang w:val="ru-MO"/>
+        </w:rPr>
+        <w:t xml:space="preserve">т</w:t>
+      </w:r>
+      <w:r>
+        <w:rPr>
+          <w:rFonts w:ascii="Times New Roman" w:hAnsi="Times New Roman" w:eastAsia="Times New Roman" w:cs="Times New Roman"/>
+          <w:sz w:val="28"/>
+          <w:szCs w:val="28"/>
+          <w:highlight w:val="none"/>
+          <w:lang w:val="ru-MO"/>
+        </w:rPr>
+        <w:t xml:space="preserve">о</w:t>
+      </w:r>
+      <w:r>
+        <w:rPr>
+          <w:rFonts w:ascii="Times New Roman" w:hAnsi="Times New Roman" w:eastAsia="Times New Roman" w:cs="Times New Roman"/>
+          <w:sz w:val="28"/>
+          <w:szCs w:val="28"/>
+          <w:highlight w:val="none"/>
+          <w:lang w:val="ru-MO"/>
+        </w:rPr>
+        <w:t xml:space="preserve">в</w:t>
+      </w:r>
+      <w:r>
+        <w:rPr>
+          <w:rFonts w:ascii="Times New Roman" w:hAnsi="Times New Roman" w:eastAsia="Times New Roman" w:cs="Times New Roman"/>
+          <w:sz w:val="28"/>
+          <w:szCs w:val="28"/>
+          <w:highlight w:val="none"/>
+          <w:lang w:val="ru-MO"/>
+        </w:rPr>
+        <w:t xml:space="preserve"> </w:t>
+      </w:r>
+      <w:r>
+        <w:rPr>
+          <w:rFonts w:ascii="Times New Roman" w:hAnsi="Times New Roman" w:eastAsia="Times New Roman" w:cs="Times New Roman"/>
+          <w:sz w:val="28"/>
+          <w:szCs w:val="28"/>
+          <w:highlight w:val="none"/>
+          <w:lang w:val="ru-MO"/>
+        </w:rPr>
+        <w:t xml:space="preserve">т</w:t>
+      </w:r>
+      <w:r>
+        <w:rPr>
+          <w:rFonts w:ascii="Times New Roman" w:hAnsi="Times New Roman" w:eastAsia="Times New Roman" w:cs="Times New Roman"/>
+          <w:sz w:val="28"/>
+          <w:szCs w:val="28"/>
+          <w:highlight w:val="none"/>
+          <w:lang w:val="ru-MO"/>
+        </w:rPr>
+        <w:t xml:space="preserve">р</w:t>
+      </w:r>
+      <w:r>
+        <w:rPr>
+          <w:rFonts w:ascii="Times New Roman" w:hAnsi="Times New Roman" w:eastAsia="Times New Roman" w:cs="Times New Roman"/>
+          <w:sz w:val="28"/>
+          <w:szCs w:val="28"/>
+          <w:highlight w:val="none"/>
+          <w:lang w:val="ru-MO"/>
+        </w:rPr>
+        <w:t xml:space="preserve">е</w:t>
+      </w:r>
+      <w:r>
+        <w:rPr>
+          <w:rFonts w:ascii="Times New Roman" w:hAnsi="Times New Roman" w:eastAsia="Times New Roman" w:cs="Times New Roman"/>
+          <w:sz w:val="28"/>
+          <w:szCs w:val="28"/>
+          <w:highlight w:val="none"/>
+          <w:lang w:val="ru-MO"/>
+        </w:rPr>
+        <w:t xml:space="preserve">б</w:t>
+      </w:r>
+      <w:r>
+        <w:rPr>
+          <w:rFonts w:ascii="Times New Roman" w:hAnsi="Times New Roman" w:eastAsia="Times New Roman" w:cs="Times New Roman"/>
+          <w:sz w:val="28"/>
+          <w:szCs w:val="28"/>
+          <w:highlight w:val="none"/>
+          <w:lang w:val="ru-MO"/>
+        </w:rPr>
+        <w:t xml:space="preserve">у</w:t>
+      </w:r>
+      <w:r>
+        <w:rPr>
+          <w:rFonts w:ascii="Times New Roman" w:hAnsi="Times New Roman" w:eastAsia="Times New Roman" w:cs="Times New Roman"/>
+          <w:sz w:val="28"/>
+          <w:szCs w:val="28"/>
+          <w:highlight w:val="none"/>
+          <w:lang w:val="ru-MO"/>
+        </w:rPr>
+        <w:t xml:space="preserve">ю</w:t>
+      </w:r>
+      <w:r>
+        <w:rPr>
+          <w:rFonts w:ascii="Times New Roman" w:hAnsi="Times New Roman" w:eastAsia="Times New Roman" w:cs="Times New Roman"/>
+          <w:sz w:val="28"/>
+          <w:szCs w:val="28"/>
+          <w:highlight w:val="none"/>
+          <w:lang w:val="ru-MO"/>
+        </w:rPr>
+        <w:t xml:space="preserve">щ</w:t>
+      </w:r>
+      <w:r>
+        <w:rPr>
+          <w:rFonts w:ascii="Times New Roman" w:hAnsi="Times New Roman" w:eastAsia="Times New Roman" w:cs="Times New Roman"/>
+          <w:sz w:val="28"/>
+          <w:szCs w:val="28"/>
+          <w:highlight w:val="none"/>
+          <w:lang w:val="ru-MO"/>
+        </w:rPr>
+        <w:t xml:space="preserve">и</w:t>
+      </w:r>
+      <w:r>
+        <w:rPr>
+          <w:rFonts w:ascii="Times New Roman" w:hAnsi="Times New Roman" w:eastAsia="Times New Roman" w:cs="Times New Roman"/>
+          <w:sz w:val="28"/>
+          <w:szCs w:val="28"/>
+          <w:highlight w:val="none"/>
+          <w:lang w:val="ru-MO"/>
+        </w:rPr>
+        <w:t xml:space="preserve">х</w:t>
+      </w:r>
+      <w:r>
+        <w:rPr>
+          <w:rFonts w:ascii="Times New Roman" w:hAnsi="Times New Roman" w:eastAsia="Times New Roman" w:cs="Times New Roman"/>
+          <w:sz w:val="28"/>
+          <w:szCs w:val="28"/>
+          <w:highlight w:val="none"/>
+          <w:lang w:val="ru-MO"/>
+        </w:rPr>
+        <w:t xml:space="preserve"> </w:t>
+      </w:r>
+      <w:r>
+        <w:rPr>
+          <w:rFonts w:ascii="Times New Roman" w:hAnsi="Times New Roman" w:eastAsia="Times New Roman" w:cs="Times New Roman"/>
+          <w:sz w:val="28"/>
+          <w:szCs w:val="28"/>
+          <w:highlight w:val="none"/>
+          <w:lang w:val="ru-MO"/>
+        </w:rPr>
+        <w:t xml:space="preserve">с</w:t>
+      </w:r>
+      <w:r>
+        <w:rPr>
+          <w:rFonts w:ascii="Times New Roman" w:hAnsi="Times New Roman" w:eastAsia="Times New Roman" w:cs="Times New Roman"/>
+          <w:sz w:val="28"/>
+          <w:szCs w:val="28"/>
+          <w:highlight w:val="none"/>
+          <w:lang w:val="ru-MO"/>
+        </w:rPr>
+        <w:t xml:space="preserve">п</w:t>
+      </w:r>
+      <w:r>
+        <w:rPr>
+          <w:rFonts w:ascii="Times New Roman" w:hAnsi="Times New Roman" w:eastAsia="Times New Roman" w:cs="Times New Roman"/>
+          <w:sz w:val="28"/>
+          <w:szCs w:val="28"/>
+          <w:highlight w:val="none"/>
+          <w:lang w:val="ru-MO"/>
+        </w:rPr>
+        <w:t xml:space="preserve">е</w:t>
+      </w:r>
+      <w:r>
+        <w:rPr>
+          <w:rFonts w:ascii="Times New Roman" w:hAnsi="Times New Roman" w:eastAsia="Times New Roman" w:cs="Times New Roman"/>
+          <w:sz w:val="28"/>
+          <w:szCs w:val="28"/>
+          <w:highlight w:val="none"/>
+          <w:lang w:val="ru-MO"/>
+        </w:rPr>
+        <w:t xml:space="preserve">ц</w:t>
+      </w:r>
+      <w:r>
+        <w:rPr>
+          <w:rFonts w:ascii="Times New Roman" w:hAnsi="Times New Roman" w:eastAsia="Times New Roman" w:cs="Times New Roman"/>
+          <w:sz w:val="28"/>
+          <w:szCs w:val="28"/>
+          <w:highlight w:val="none"/>
+          <w:lang w:val="ru-MO"/>
+        </w:rPr>
+        <w:t xml:space="preserve">и</w:t>
+      </w:r>
+      <w:r>
+        <w:rPr>
+          <w:rFonts w:ascii="Times New Roman" w:hAnsi="Times New Roman" w:eastAsia="Times New Roman" w:cs="Times New Roman"/>
+          <w:sz w:val="28"/>
+          <w:szCs w:val="28"/>
+          <w:highlight w:val="none"/>
+          <w:lang w:val="ru-MO"/>
+        </w:rPr>
+        <w:t xml:space="preserve">а</w:t>
+      </w:r>
+      <w:r>
+        <w:rPr>
+          <w:rFonts w:ascii="Times New Roman" w:hAnsi="Times New Roman" w:eastAsia="Times New Roman" w:cs="Times New Roman"/>
+          <w:sz w:val="28"/>
+          <w:szCs w:val="28"/>
+          <w:highlight w:val="none"/>
+          <w:lang w:val="ru-MO"/>
+        </w:rPr>
+        <w:t xml:space="preserve">л</w:t>
+      </w:r>
+      <w:r>
+        <w:rPr>
+          <w:rFonts w:ascii="Times New Roman" w:hAnsi="Times New Roman" w:eastAsia="Times New Roman" w:cs="Times New Roman"/>
+          <w:sz w:val="28"/>
+          <w:szCs w:val="28"/>
+          <w:highlight w:val="none"/>
+          <w:lang w:val="ru-MO"/>
+        </w:rPr>
+        <w:t xml:space="preserve">и</w:t>
+      </w:r>
+      <w:r>
+        <w:rPr>
+          <w:rFonts w:ascii="Times New Roman" w:hAnsi="Times New Roman" w:eastAsia="Times New Roman" w:cs="Times New Roman"/>
+          <w:sz w:val="28"/>
+          <w:szCs w:val="28"/>
+          <w:highlight w:val="none"/>
+          <w:lang w:val="ru-MO"/>
+        </w:rPr>
+        <w:t xml:space="preserve">з</w:t>
+      </w:r>
+      <w:r>
+        <w:rPr>
+          <w:rFonts w:ascii="Times New Roman" w:hAnsi="Times New Roman" w:eastAsia="Times New Roman" w:cs="Times New Roman"/>
+          <w:sz w:val="28"/>
+          <w:szCs w:val="28"/>
+          <w:highlight w:val="none"/>
+          <w:lang w:val="ru-MO"/>
+        </w:rPr>
+        <w:t xml:space="preserve">и</w:t>
+      </w:r>
+      <w:r>
+        <w:rPr>
+          <w:rFonts w:ascii="Times New Roman" w:hAnsi="Times New Roman" w:eastAsia="Times New Roman" w:cs="Times New Roman"/>
+          <w:sz w:val="28"/>
+          <w:szCs w:val="28"/>
+          <w:highlight w:val="none"/>
+          <w:lang w:val="ru-MO"/>
+        </w:rPr>
+        <w:t xml:space="preserve">р</w:t>
+      </w:r>
+      <w:r>
+        <w:rPr>
+          <w:rFonts w:ascii="Times New Roman" w:hAnsi="Times New Roman" w:eastAsia="Times New Roman" w:cs="Times New Roman"/>
+          <w:sz w:val="28"/>
+          <w:szCs w:val="28"/>
+          <w:highlight w:val="none"/>
+          <w:lang w:val="ru-MO"/>
+        </w:rPr>
+        <w:t xml:space="preserve">о</w:t>
+      </w:r>
+      <w:r>
+        <w:rPr>
+          <w:rFonts w:ascii="Times New Roman" w:hAnsi="Times New Roman" w:eastAsia="Times New Roman" w:cs="Times New Roman"/>
+          <w:sz w:val="28"/>
+          <w:szCs w:val="28"/>
+          <w:highlight w:val="none"/>
+          <w:lang w:val="ru-MO"/>
+        </w:rPr>
+        <w:t xml:space="preserve">в</w:t>
+      </w:r>
+      <w:r>
+        <w:rPr>
+          <w:rFonts w:ascii="Times New Roman" w:hAnsi="Times New Roman" w:eastAsia="Times New Roman" w:cs="Times New Roman"/>
+          <w:sz w:val="28"/>
+          <w:szCs w:val="28"/>
+          <w:highlight w:val="none"/>
+          <w:lang w:val="ru-MO"/>
+        </w:rPr>
+        <w:t xml:space="preserve">а</w:t>
+      </w:r>
+      <w:r>
+        <w:rPr>
+          <w:rFonts w:ascii="Times New Roman" w:hAnsi="Times New Roman" w:eastAsia="Times New Roman" w:cs="Times New Roman"/>
+          <w:sz w:val="28"/>
+          <w:szCs w:val="28"/>
+          <w:highlight w:val="none"/>
+          <w:lang w:val="ru-MO"/>
+        </w:rPr>
+        <w:t xml:space="preserve">н</w:t>
+      </w:r>
+      <w:r>
+        <w:rPr>
+          <w:rFonts w:ascii="Times New Roman" w:hAnsi="Times New Roman" w:eastAsia="Times New Roman" w:cs="Times New Roman"/>
+          <w:sz w:val="28"/>
+          <w:szCs w:val="28"/>
+          <w:highlight w:val="none"/>
+          <w:lang w:val="ru-MO"/>
+        </w:rPr>
+        <w:t xml:space="preserve">н</w:t>
+      </w:r>
+      <w:r>
+        <w:rPr>
+          <w:rFonts w:ascii="Times New Roman" w:hAnsi="Times New Roman" w:eastAsia="Times New Roman" w:cs="Times New Roman"/>
+          <w:sz w:val="28"/>
+          <w:szCs w:val="28"/>
+          <w:highlight w:val="none"/>
+          <w:lang w:val="ru-MO"/>
+        </w:rPr>
+        <w:t xml:space="preserve">о</w:t>
+      </w:r>
+      <w:r>
+        <w:rPr>
+          <w:rFonts w:ascii="Times New Roman" w:hAnsi="Times New Roman" w:eastAsia="Times New Roman" w:cs="Times New Roman"/>
+          <w:sz w:val="28"/>
+          <w:szCs w:val="28"/>
+          <w:highlight w:val="none"/>
+          <w:lang w:val="ru-MO"/>
+        </w:rPr>
+        <w:t xml:space="preserve">г</w:t>
+      </w:r>
+      <w:r>
+        <w:rPr>
+          <w:rFonts w:ascii="Times New Roman" w:hAnsi="Times New Roman" w:eastAsia="Times New Roman" w:cs="Times New Roman"/>
+          <w:sz w:val="28"/>
+          <w:szCs w:val="28"/>
+          <w:highlight w:val="none"/>
+          <w:lang w:val="ru-MO"/>
+        </w:rPr>
+        <w:t xml:space="preserve">о</w:t>
+      </w:r>
+      <w:r>
+        <w:rPr>
+          <w:rFonts w:ascii="Times New Roman" w:hAnsi="Times New Roman" w:eastAsia="Times New Roman" w:cs="Times New Roman"/>
+          <w:sz w:val="28"/>
+          <w:szCs w:val="28"/>
+          <w:highlight w:val="none"/>
+          <w:lang w:val="ru-MO"/>
+        </w:rPr>
+        <w:t xml:space="preserve"> </w:t>
+      </w:r>
+      <w:r>
+        <w:rPr>
+          <w:rFonts w:ascii="Times New Roman" w:hAnsi="Times New Roman" w:eastAsia="Times New Roman" w:cs="Times New Roman"/>
+          <w:sz w:val="28"/>
+          <w:szCs w:val="28"/>
+          <w:highlight w:val="none"/>
+          <w:lang w:val="ru-MO"/>
+        </w:rPr>
+        <w:t xml:space="preserve">п</w:t>
+      </w:r>
+      <w:r>
+        <w:rPr>
+          <w:rFonts w:ascii="Times New Roman" w:hAnsi="Times New Roman" w:eastAsia="Times New Roman" w:cs="Times New Roman"/>
+          <w:sz w:val="28"/>
+          <w:szCs w:val="28"/>
+          <w:highlight w:val="none"/>
+          <w:lang w:val="ru-MO"/>
+        </w:rPr>
+        <w:t xml:space="preserve">е</w:t>
+      </w:r>
+      <w:r>
+        <w:rPr>
+          <w:rFonts w:ascii="Times New Roman" w:hAnsi="Times New Roman" w:eastAsia="Times New Roman" w:cs="Times New Roman"/>
+          <w:sz w:val="28"/>
+          <w:szCs w:val="28"/>
+          <w:highlight w:val="none"/>
+          <w:lang w:val="ru-MO"/>
+        </w:rPr>
+        <w:t xml:space="preserve">р</w:t>
+      </w:r>
+      <w:r>
+        <w:rPr>
+          <w:rFonts w:ascii="Times New Roman" w:hAnsi="Times New Roman" w:eastAsia="Times New Roman" w:cs="Times New Roman"/>
+          <w:sz w:val="28"/>
+          <w:szCs w:val="28"/>
+          <w:highlight w:val="none"/>
+          <w:lang w:val="ru-MO"/>
+        </w:rPr>
+        <w:t xml:space="preserve">с</w:t>
+      </w:r>
+      <w:r>
+        <w:rPr>
+          <w:rFonts w:ascii="Times New Roman" w:hAnsi="Times New Roman" w:eastAsia="Times New Roman" w:cs="Times New Roman"/>
+          <w:sz w:val="28"/>
+          <w:szCs w:val="28"/>
+          <w:highlight w:val="none"/>
+          <w:lang w:val="ru-MO"/>
+        </w:rPr>
+        <w:t xml:space="preserve">о</w:t>
+      </w:r>
+      <w:r>
+        <w:rPr>
+          <w:rFonts w:ascii="Times New Roman" w:hAnsi="Times New Roman" w:eastAsia="Times New Roman" w:cs="Times New Roman"/>
+          <w:sz w:val="28"/>
+          <w:szCs w:val="28"/>
+          <w:highlight w:val="none"/>
+          <w:lang w:val="ru-MO"/>
+        </w:rPr>
+        <w:t xml:space="preserve">н</w:t>
+      </w:r>
+      <w:r>
+        <w:rPr>
+          <w:rFonts w:ascii="Times New Roman" w:hAnsi="Times New Roman" w:eastAsia="Times New Roman" w:cs="Times New Roman"/>
+          <w:sz w:val="28"/>
+          <w:szCs w:val="28"/>
+          <w:highlight w:val="none"/>
+          <w:lang w:val="ru-MO"/>
+        </w:rPr>
+        <w:t xml:space="preserve">а</w:t>
+      </w:r>
+      <w:r>
+        <w:rPr>
+          <w:rFonts w:ascii="Times New Roman" w:hAnsi="Times New Roman" w:eastAsia="Times New Roman" w:cs="Times New Roman"/>
+          <w:sz w:val="28"/>
+          <w:szCs w:val="28"/>
+          <w:highlight w:val="none"/>
+          <w:lang w:val="ru-MO"/>
+        </w:rPr>
+        <w:t xml:space="preserve">л</w:t>
+      </w:r>
+      <w:r>
+        <w:rPr>
+          <w:rFonts w:ascii="Times New Roman" w:hAnsi="Times New Roman" w:eastAsia="Times New Roman" w:cs="Times New Roman"/>
+          <w:sz w:val="28"/>
+          <w:szCs w:val="28"/>
+          <w:highlight w:val="none"/>
+          <w:lang w:val="ru-MO"/>
+        </w:rPr>
+        <w:t xml:space="preserve">а.</w:t>
+      </w:r>
+      <w:r>
+        <w:rPr>
+          <w:rFonts w:ascii="Times New Roman" w:hAnsi="Times New Roman" w:eastAsia="Times New Roman" w:cs="Times New Roman"/>
+          <w:sz w:val="28"/>
+          <w:szCs w:val="28"/>
+          <w:highlight w:val="none"/>
+          <w:lang w:val="en-US"/>
+        </w:rPr>
+        <w:t xml:space="preserve"> </w:t>
+      </w:r>
+      <w:r>
+        <w:rPr>
+          <w:rFonts w:ascii="Times New Roman" w:hAnsi="Times New Roman" w:eastAsia="Times New Roman" w:cs="Times New Roman"/>
+          <w:sz w:val="28"/>
+          <w:szCs w:val="28"/>
+          <w:highlight w:val="none"/>
+          <w:lang w:val="ru-RU"/>
+        </w:rPr>
+        <w:t xml:space="preserve">З</w:t>
+      </w:r>
+      <w:r>
+        <w:rPr>
+          <w:rFonts w:ascii="Times New Roman" w:hAnsi="Times New Roman" w:eastAsia="Times New Roman" w:cs="Times New Roman"/>
+          <w:sz w:val="28"/>
+          <w:szCs w:val="28"/>
+          <w:highlight w:val="none"/>
+          <w:lang w:val="ru-RU"/>
+        </w:rPr>
+        <w:t xml:space="preserve">а</w:t>
+      </w:r>
+      <w:r>
+        <w:rPr>
+          <w:rFonts w:ascii="Times New Roman" w:hAnsi="Times New Roman" w:eastAsia="Times New Roman" w:cs="Times New Roman"/>
+          <w:sz w:val="28"/>
+          <w:szCs w:val="28"/>
+          <w:highlight w:val="none"/>
+          <w:lang w:val="ru-RU"/>
+        </w:rPr>
+        <w:t xml:space="preserve">п</w:t>
+      </w:r>
+      <w:r>
+        <w:rPr>
+          <w:rFonts w:ascii="Times New Roman" w:hAnsi="Times New Roman" w:eastAsia="Times New Roman" w:cs="Times New Roman"/>
+          <w:sz w:val="28"/>
+          <w:szCs w:val="28"/>
+          <w:highlight w:val="none"/>
+          <w:lang w:val="ru-RU"/>
+        </w:rPr>
+        <w:t xml:space="preserve">у</w:t>
+      </w:r>
+      <w:r>
+        <w:rPr>
+          <w:rFonts w:ascii="Times New Roman" w:hAnsi="Times New Roman" w:eastAsia="Times New Roman" w:cs="Times New Roman"/>
+          <w:sz w:val="28"/>
+          <w:szCs w:val="28"/>
+          <w:highlight w:val="none"/>
+          <w:lang w:val="ru-RU"/>
+        </w:rPr>
+        <w:t xml:space="preserve">с</w:t>
+      </w:r>
+      <w:r>
+        <w:rPr>
+          <w:rFonts w:ascii="Times New Roman" w:hAnsi="Times New Roman" w:eastAsia="Times New Roman" w:cs="Times New Roman"/>
+          <w:sz w:val="28"/>
+          <w:szCs w:val="28"/>
+          <w:highlight w:val="none"/>
+          <w:lang w:val="ru-RU"/>
+        </w:rPr>
+        <w:t xml:space="preserve">к</w:t>
+      </w:r>
+      <w:r>
+        <w:rPr>
+          <w:rFonts w:ascii="Times New Roman" w:hAnsi="Times New Roman" w:eastAsia="Times New Roman" w:cs="Times New Roman"/>
+          <w:sz w:val="28"/>
+          <w:szCs w:val="28"/>
+          <w:highlight w:val="none"/>
+          <w:lang w:val="ru-RU"/>
+        </w:rPr>
+        <w:t xml:space="preserve"> </w:t>
+      </w:r>
+      <w:r>
+        <w:rPr>
+          <w:rFonts w:ascii="Times New Roman" w:hAnsi="Times New Roman" w:eastAsia="Times New Roman" w:cs="Times New Roman"/>
+          <w:sz w:val="28"/>
+          <w:szCs w:val="28"/>
+          <w:highlight w:val="none"/>
+          <w:lang w:val="ru-RU"/>
+        </w:rPr>
+        <w:t xml:space="preserve">и</w:t>
+      </w:r>
+      <w:r>
+        <w:rPr>
+          <w:rFonts w:ascii="Times New Roman" w:hAnsi="Times New Roman" w:eastAsia="Times New Roman" w:cs="Times New Roman"/>
+          <w:sz w:val="28"/>
+          <w:szCs w:val="28"/>
+          <w:highlight w:val="none"/>
+          <w:lang w:val="ru-RU"/>
+        </w:rPr>
+        <w:t xml:space="preserve"> </w:t>
+      </w:r>
+      <w:r>
+        <w:rPr>
+          <w:rFonts w:ascii="Times New Roman" w:hAnsi="Times New Roman" w:eastAsia="Times New Roman" w:cs="Times New Roman"/>
+          <w:sz w:val="28"/>
+          <w:szCs w:val="28"/>
+          <w:highlight w:val="none"/>
+          <w:lang w:val="ru-RU"/>
+        </w:rPr>
+        <w:t xml:space="preserve">н</w:t>
+      </w:r>
+      <w:r>
+        <w:rPr>
+          <w:rFonts w:ascii="Times New Roman" w:hAnsi="Times New Roman" w:eastAsia="Times New Roman" w:cs="Times New Roman"/>
+          <w:sz w:val="28"/>
+          <w:szCs w:val="28"/>
+          <w:highlight w:val="none"/>
+          <w:lang w:val="ru-RU"/>
+        </w:rPr>
+        <w:t xml:space="preserve">а</w:t>
+      </w:r>
+      <w:r>
+        <w:rPr>
+          <w:rFonts w:ascii="Times New Roman" w:hAnsi="Times New Roman" w:eastAsia="Times New Roman" w:cs="Times New Roman"/>
+          <w:sz w:val="28"/>
+          <w:szCs w:val="28"/>
+          <w:highlight w:val="none"/>
+          <w:lang w:val="ru-RU"/>
+        </w:rPr>
+        <w:t xml:space="preserve">с</w:t>
+      </w:r>
+      <w:r>
+        <w:rPr>
+          <w:rFonts w:ascii="Times New Roman" w:hAnsi="Times New Roman" w:eastAsia="Times New Roman" w:cs="Times New Roman"/>
+          <w:sz w:val="28"/>
+          <w:szCs w:val="28"/>
+          <w:highlight w:val="none"/>
+          <w:lang w:val="ru-RU"/>
+        </w:rPr>
+        <w:t xml:space="preserve">т</w:t>
+      </w:r>
+      <w:r>
+        <w:rPr>
+          <w:rFonts w:ascii="Times New Roman" w:hAnsi="Times New Roman" w:eastAsia="Times New Roman" w:cs="Times New Roman"/>
+          <w:sz w:val="28"/>
+          <w:szCs w:val="28"/>
+          <w:highlight w:val="none"/>
+          <w:lang w:val="ru-RU"/>
+        </w:rPr>
+        <w:t xml:space="preserve">р</w:t>
+      </w:r>
+      <w:r>
+        <w:rPr>
+          <w:rFonts w:ascii="Times New Roman" w:hAnsi="Times New Roman" w:eastAsia="Times New Roman" w:cs="Times New Roman"/>
+          <w:sz w:val="28"/>
+          <w:szCs w:val="28"/>
+          <w:highlight w:val="none"/>
+          <w:lang w:val="ru-RU"/>
+        </w:rPr>
+        <w:t xml:space="preserve">о</w:t>
+      </w:r>
+      <w:r>
+        <w:rPr>
+          <w:rFonts w:ascii="Times New Roman" w:hAnsi="Times New Roman" w:eastAsia="Times New Roman" w:cs="Times New Roman"/>
+          <w:sz w:val="28"/>
+          <w:szCs w:val="28"/>
+          <w:highlight w:val="none"/>
+          <w:lang w:val="ru-RU"/>
+        </w:rPr>
+        <w:t xml:space="preserve">й</w:t>
+      </w:r>
+      <w:r>
+        <w:rPr>
+          <w:rFonts w:ascii="Times New Roman" w:hAnsi="Times New Roman" w:eastAsia="Times New Roman" w:cs="Times New Roman"/>
+          <w:sz w:val="28"/>
+          <w:szCs w:val="28"/>
+          <w:highlight w:val="none"/>
+          <w:lang w:val="ru-RU"/>
+        </w:rPr>
+        <w:t xml:space="preserve">к</w:t>
+      </w:r>
+      <w:r>
+        <w:rPr>
+          <w:rFonts w:ascii="Times New Roman" w:hAnsi="Times New Roman" w:eastAsia="Times New Roman" w:cs="Times New Roman"/>
+          <w:sz w:val="28"/>
+          <w:szCs w:val="28"/>
+          <w:highlight w:val="none"/>
+          <w:lang w:val="ru-RU"/>
+        </w:rPr>
+        <w:t xml:space="preserve">у</w:t>
+      </w:r>
+      <w:r>
+        <w:rPr>
+          <w:rFonts w:ascii="Times New Roman" w:hAnsi="Times New Roman" w:eastAsia="Times New Roman" w:cs="Times New Roman"/>
+          <w:sz w:val="28"/>
+          <w:szCs w:val="28"/>
+          <w:highlight w:val="none"/>
+          <w:lang w:val="ru-RU"/>
+        </w:rPr>
+        <w:t xml:space="preserve"> </w:t>
+      </w:r>
+      <w:r>
+        <w:rPr>
+          <w:rFonts w:ascii="Times New Roman" w:hAnsi="Times New Roman" w:eastAsia="Times New Roman" w:cs="Times New Roman"/>
+          <w:sz w:val="28"/>
+          <w:szCs w:val="28"/>
+          <w:highlight w:val="none"/>
+          <w:lang w:val="ru-RU"/>
+        </w:rPr>
+        <w:t xml:space="preserve">Unity </w:t>
+      </w:r>
+      <w:r>
+        <w:rPr>
+          <w:rFonts w:ascii="Times New Roman" w:hAnsi="Times New Roman" w:eastAsia="Times New Roman" w:cs="Times New Roman"/>
+          <w:sz w:val="28"/>
+          <w:szCs w:val="28"/>
+          <w:highlight w:val="none"/>
+          <w:lang w:val="ru-RU"/>
+        </w:rPr>
+        <w:t xml:space="preserve">в</w:t>
+      </w:r>
+      <w:r>
+        <w:rPr>
+          <w:rFonts w:ascii="Times New Roman" w:hAnsi="Times New Roman" w:eastAsia="Times New Roman" w:cs="Times New Roman"/>
+          <w:sz w:val="28"/>
+          <w:szCs w:val="28"/>
+          <w:highlight w:val="none"/>
+          <w:lang w:val="ru-RU"/>
+        </w:rPr>
+        <w:t xml:space="preserve">ы</w:t>
+      </w:r>
+      <w:r>
+        <w:rPr>
+          <w:rFonts w:ascii="Times New Roman" w:hAnsi="Times New Roman" w:eastAsia="Times New Roman" w:cs="Times New Roman"/>
+          <w:sz w:val="28"/>
+          <w:szCs w:val="28"/>
+          <w:highlight w:val="none"/>
+          <w:lang w:val="ru-RU"/>
+        </w:rPr>
+        <w:t xml:space="preserve">п</w:t>
+      </w:r>
+      <w:r>
+        <w:rPr>
+          <w:rFonts w:ascii="Times New Roman" w:hAnsi="Times New Roman" w:eastAsia="Times New Roman" w:cs="Times New Roman"/>
+          <w:sz w:val="28"/>
+          <w:szCs w:val="28"/>
+          <w:highlight w:val="none"/>
+          <w:lang w:val="ru-RU"/>
+        </w:rPr>
+        <w:t xml:space="preserve">о</w:t>
+      </w:r>
+      <w:r>
+        <w:rPr>
+          <w:rFonts w:ascii="Times New Roman" w:hAnsi="Times New Roman" w:eastAsia="Times New Roman" w:cs="Times New Roman"/>
+          <w:sz w:val="28"/>
+          <w:szCs w:val="28"/>
+          <w:highlight w:val="none"/>
+          <w:lang w:val="ru-RU"/>
+        </w:rPr>
+        <w:t xml:space="preserve">л</w:t>
+      </w:r>
+      <w:r>
+        <w:rPr>
+          <w:rFonts w:ascii="Times New Roman" w:hAnsi="Times New Roman" w:eastAsia="Times New Roman" w:cs="Times New Roman"/>
+          <w:sz w:val="28"/>
+          <w:szCs w:val="28"/>
+          <w:highlight w:val="none"/>
+          <w:lang w:val="ru-RU"/>
+        </w:rPr>
+        <w:t xml:space="preserve">н</w:t>
+      </w:r>
+      <w:r>
+        <w:rPr>
+          <w:rFonts w:ascii="Times New Roman" w:hAnsi="Times New Roman" w:eastAsia="Times New Roman" w:cs="Times New Roman"/>
+          <w:sz w:val="28"/>
+          <w:szCs w:val="28"/>
+          <w:highlight w:val="none"/>
+          <w:lang w:val="ru-RU"/>
+        </w:rPr>
+        <w:t xml:space="preserve">я</w:t>
+      </w:r>
+      <w:r>
+        <w:rPr>
+          <w:rFonts w:ascii="Times New Roman" w:hAnsi="Times New Roman" w:eastAsia="Times New Roman" w:cs="Times New Roman"/>
+          <w:sz w:val="28"/>
+          <w:szCs w:val="28"/>
+          <w:highlight w:val="none"/>
+          <w:lang w:val="ru-RU"/>
+        </w:rPr>
+        <w:t xml:space="preserve">е</w:t>
+      </w:r>
+      <w:r>
+        <w:rPr>
+          <w:rFonts w:ascii="Times New Roman" w:hAnsi="Times New Roman" w:eastAsia="Times New Roman" w:cs="Times New Roman"/>
+          <w:sz w:val="28"/>
+          <w:szCs w:val="28"/>
+          <w:highlight w:val="none"/>
+          <w:lang w:val="ru-RU"/>
+        </w:rPr>
+        <w:t xml:space="preserve">т</w:t>
+      </w:r>
+      <w:r>
+        <w:rPr>
+          <w:rFonts w:ascii="Times New Roman" w:hAnsi="Times New Roman" w:eastAsia="Times New Roman" w:cs="Times New Roman"/>
+          <w:sz w:val="28"/>
+          <w:szCs w:val="28"/>
+          <w:highlight w:val="none"/>
+          <w:lang w:val="ru-RU"/>
+        </w:rPr>
+        <w:t xml:space="preserve"> </w:t>
+      </w:r>
+      <w:r>
+        <w:rPr>
+          <w:rFonts w:ascii="Times New Roman" w:hAnsi="Times New Roman" w:eastAsia="Times New Roman" w:cs="Times New Roman"/>
+          <w:sz w:val="28"/>
+          <w:szCs w:val="28"/>
+          <w:highlight w:val="none"/>
+          <w:lang w:val="ru-RU"/>
+        </w:rPr>
+        <w:t xml:space="preserve">с</w:t>
+      </w:r>
+      <w:r>
+        <w:rPr>
+          <w:rFonts w:ascii="Times New Roman" w:hAnsi="Times New Roman" w:eastAsia="Times New Roman" w:cs="Times New Roman"/>
+          <w:sz w:val="28"/>
+          <w:szCs w:val="28"/>
+          <w:highlight w:val="none"/>
+          <w:lang w:val="ru-RU"/>
+        </w:rPr>
+        <w:t xml:space="preserve">а</w:t>
+      </w:r>
+      <w:r>
+        <w:rPr>
+          <w:rFonts w:ascii="Times New Roman" w:hAnsi="Times New Roman" w:eastAsia="Times New Roman" w:cs="Times New Roman"/>
+          <w:sz w:val="28"/>
+          <w:szCs w:val="28"/>
+          <w:highlight w:val="none"/>
+          <w:lang w:val="ru-RU"/>
+        </w:rPr>
+        <w:t xml:space="preserve">м</w:t>
+      </w:r>
+      <w:r>
+        <w:rPr>
+          <w:rFonts w:ascii="Times New Roman" w:hAnsi="Times New Roman" w:eastAsia="Times New Roman" w:cs="Times New Roman"/>
+          <w:sz w:val="28"/>
+          <w:szCs w:val="28"/>
+          <w:highlight w:val="none"/>
+          <w:lang w:val="ru-RU"/>
+        </w:rPr>
+        <w:t xml:space="preserve"> </w:t>
+      </w:r>
+      <w:r>
+        <w:rPr>
+          <w:rFonts w:ascii="Times New Roman" w:hAnsi="Times New Roman" w:eastAsia="Times New Roman" w:cs="Times New Roman"/>
+          <w:sz w:val="28"/>
+          <w:szCs w:val="28"/>
+          <w:highlight w:val="none"/>
+          <w:lang w:val="ru-RU"/>
+        </w:rPr>
+        <w:t xml:space="preserve">р</w:t>
+      </w:r>
+      <w:r>
+        <w:rPr>
+          <w:rFonts w:ascii="Times New Roman" w:hAnsi="Times New Roman" w:eastAsia="Times New Roman" w:cs="Times New Roman"/>
+          <w:sz w:val="28"/>
+          <w:szCs w:val="28"/>
+          <w:highlight w:val="none"/>
+          <w:lang w:val="ru-RU"/>
+        </w:rPr>
+        <w:t xml:space="preserve">а</w:t>
+      </w:r>
+      <w:r>
+        <w:rPr>
+          <w:rFonts w:ascii="Times New Roman" w:hAnsi="Times New Roman" w:eastAsia="Times New Roman" w:cs="Times New Roman"/>
+          <w:sz w:val="28"/>
+          <w:szCs w:val="28"/>
+          <w:highlight w:val="none"/>
+          <w:lang w:val="ru-RU"/>
+        </w:rPr>
+        <w:t xml:space="preserve">з</w:t>
+      </w:r>
+      <w:r>
+        <w:rPr>
+          <w:rFonts w:ascii="Times New Roman" w:hAnsi="Times New Roman" w:eastAsia="Times New Roman" w:cs="Times New Roman"/>
+          <w:sz w:val="28"/>
+          <w:szCs w:val="28"/>
+          <w:highlight w:val="none"/>
+          <w:lang w:val="ru-RU"/>
+        </w:rPr>
+        <w:t xml:space="preserve">р</w:t>
+      </w:r>
+      <w:r>
+        <w:rPr>
+          <w:rFonts w:ascii="Times New Roman" w:hAnsi="Times New Roman" w:eastAsia="Times New Roman" w:cs="Times New Roman"/>
+          <w:sz w:val="28"/>
+          <w:szCs w:val="28"/>
+          <w:highlight w:val="none"/>
+          <w:lang w:val="ru-RU"/>
+        </w:rPr>
+        <w:t xml:space="preserve">а</w:t>
+      </w:r>
+      <w:r>
+        <w:rPr>
+          <w:rFonts w:ascii="Times New Roman" w:hAnsi="Times New Roman" w:eastAsia="Times New Roman" w:cs="Times New Roman"/>
+          <w:sz w:val="28"/>
+          <w:szCs w:val="28"/>
+          <w:highlight w:val="none"/>
+          <w:lang w:val="ru-RU"/>
+        </w:rPr>
+        <w:t xml:space="preserve">б</w:t>
+      </w:r>
+      <w:r>
+        <w:rPr>
+          <w:rFonts w:ascii="Times New Roman" w:hAnsi="Times New Roman" w:eastAsia="Times New Roman" w:cs="Times New Roman"/>
+          <w:sz w:val="28"/>
+          <w:szCs w:val="28"/>
+          <w:highlight w:val="none"/>
+          <w:lang w:val="ru-RU"/>
+        </w:rPr>
+        <w:t xml:space="preserve">о</w:t>
+      </w:r>
+      <w:r>
+        <w:rPr>
+          <w:rFonts w:ascii="Times New Roman" w:hAnsi="Times New Roman" w:eastAsia="Times New Roman" w:cs="Times New Roman"/>
+          <w:sz w:val="28"/>
+          <w:szCs w:val="28"/>
+          <w:highlight w:val="none"/>
+          <w:lang w:val="ru-RU"/>
+        </w:rPr>
+        <w:t xml:space="preserve">т</w:t>
+      </w:r>
+      <w:r>
+        <w:rPr>
+          <w:rFonts w:ascii="Times New Roman" w:hAnsi="Times New Roman" w:eastAsia="Times New Roman" w:cs="Times New Roman"/>
+          <w:sz w:val="28"/>
+          <w:szCs w:val="28"/>
+          <w:highlight w:val="none"/>
+          <w:lang w:val="ru-RU"/>
+        </w:rPr>
+        <w:t xml:space="preserve">ч</w:t>
+      </w:r>
+      <w:r>
+        <w:rPr>
+          <w:rFonts w:ascii="Times New Roman" w:hAnsi="Times New Roman" w:eastAsia="Times New Roman" w:cs="Times New Roman"/>
+          <w:sz w:val="28"/>
+          <w:szCs w:val="28"/>
+          <w:highlight w:val="none"/>
+          <w:lang w:val="ru-RU"/>
+        </w:rPr>
+        <w:t xml:space="preserve">и</w:t>
+      </w:r>
+      <w:r>
+        <w:rPr>
+          <w:rFonts w:ascii="Times New Roman" w:hAnsi="Times New Roman" w:eastAsia="Times New Roman" w:cs="Times New Roman"/>
+          <w:sz w:val="28"/>
+          <w:szCs w:val="28"/>
+          <w:highlight w:val="none"/>
+          <w:lang w:val="ru-RU"/>
+        </w:rPr>
+        <w:t xml:space="preserve">к</w:t>
+      </w:r>
+      <w:r>
+        <w:rPr>
+          <w:rFonts w:ascii="Times New Roman" w:hAnsi="Times New Roman" w:eastAsia="Times New Roman" w:cs="Times New Roman"/>
+          <w:sz w:val="28"/>
+          <w:szCs w:val="28"/>
+          <w:highlight w:val="none"/>
+          <w:lang w:val="ru-RU"/>
+        </w:rPr>
+        <w:t xml:space="preserve">.</w:t>
+      </w:r>
+      <w:r>
+        <w:rPr>
+          <w:rFonts w:ascii="Times New Roman" w:hAnsi="Times New Roman" w:eastAsia="Times New Roman" w:cs="Times New Roman"/>
+          <w:sz w:val="28"/>
+          <w:szCs w:val="28"/>
+          <w:highlight w:val="none"/>
+          <w:lang w:val="ru-RU"/>
+        </w:rPr>
+        <w:t xml:space="preserve"> </w:t>
+      </w:r>
+      <w:r>
+        <w:rPr>
+          <w:rFonts w:ascii="Times New Roman" w:hAnsi="Times New Roman" w:eastAsia="Times New Roman" w:cs="Times New Roman"/>
+          <w:sz w:val="28"/>
+          <w:szCs w:val="28"/>
+          <w:highlight w:val="none"/>
+          <w:lang w:val="ru-RU"/>
+        </w:rPr>
+      </w:r>
+      <w:r>
+        <w:rPr>
+          <w:rFonts w:ascii="Times New Roman" w:hAnsi="Times New Roman" w:eastAsia="Times New Roman" w:cs="Times New Roman"/>
+          <w:sz w:val="28"/>
+          <w:szCs w:val="28"/>
+          <w:lang w:val="ru-RU"/>
+        </w:rPr>
+      </w:r>
+    </w:p>
+    <w:p>
+      <w:pPr>
+        <w:ind w:left="-142" w:right="0" w:hanging="425"/>
+        <w:rPr>
+          <w:rFonts w:ascii="Times New Roman" w:hAnsi="Times New Roman" w:cs="Times New Roman"/>
+          <w:b/>
+          <w:bCs/>
+          <w:sz w:val="28"/>
+          <w:szCs w:val="28"/>
+        </w:rPr>
+      </w:pPr>
+      <w:r>
+        <w:rPr>
+          <w:rFonts w:ascii="Times New Roman" w:hAnsi="Times New Roman" w:eastAsia="Times New Roman" w:cs="Times New Roman"/>
+          <w:sz w:val="28"/>
+          <w:szCs w:val="28"/>
+          <w:highlight w:val="none"/>
+          <w:lang w:val="ru-RU"/>
+        </w:rPr>
+        <w:tab/>
+      </w:r>
+      <w:r>
+        <w:rPr>
+          <w:rFonts w:ascii="Times New Roman" w:hAnsi="Times New Roman" w:eastAsia="Times New Roman" w:cs="Times New Roman"/>
+          <w:b/>
+          <w:bCs/>
+          <w:sz w:val="28"/>
+          <w:szCs w:val="28"/>
+          <w:highlight w:val="none"/>
+          <w:lang w:val="ru-RU"/>
+        </w:rPr>
+        <w:t xml:space="preserve">4</w:t>
+      </w:r>
+      <w:r>
+        <w:rPr>
+          <w:rFonts w:ascii="Times New Roman" w:hAnsi="Times New Roman" w:eastAsia="Times New Roman" w:cs="Times New Roman"/>
+          <w:b/>
+          <w:bCs/>
+          <w:sz w:val="28"/>
+          <w:szCs w:val="28"/>
+          <w:highlight w:val="none"/>
+          <w:lang w:val="ru-RU"/>
+        </w:rPr>
+        <w:t xml:space="preserve">.</w:t>
+      </w:r>
+      <w:r>
+        <w:rPr>
+          <w:rFonts w:ascii="Times New Roman" w:hAnsi="Times New Roman" w:eastAsia="Times New Roman" w:cs="Times New Roman"/>
+          <w:b/>
+          <w:bCs/>
+          <w:sz w:val="28"/>
+          <w:szCs w:val="28"/>
+          <w:highlight w:val="none"/>
+          <w:lang w:val="ru-RU"/>
+        </w:rPr>
+        <w:t xml:space="preserve">1</w:t>
+      </w:r>
+      <w:r>
+        <w:rPr>
+          <w:rFonts w:ascii="Times New Roman" w:hAnsi="Times New Roman" w:eastAsia="Times New Roman" w:cs="Times New Roman"/>
+          <w:b/>
+          <w:bCs/>
+          <w:sz w:val="28"/>
+          <w:szCs w:val="28"/>
+          <w:highlight w:val="none"/>
+          <w:lang w:val="ru-RU"/>
+        </w:rPr>
+        <w:t xml:space="preserve">.</w:t>
+      </w:r>
+      <w:r>
+        <w:rPr>
+          <w:rFonts w:ascii="Times New Roman" w:hAnsi="Times New Roman" w:eastAsia="Times New Roman" w:cs="Times New Roman"/>
+          <w:b/>
+          <w:bCs/>
+          <w:sz w:val="28"/>
+          <w:szCs w:val="28"/>
+          <w:highlight w:val="none"/>
+          <w:lang w:val="ru-RU"/>
+        </w:rPr>
+        <w:t xml:space="preserve">6</w:t>
+      </w:r>
+      <w:r>
+        <w:rPr>
+          <w:rFonts w:ascii="Times New Roman" w:hAnsi="Times New Roman" w:eastAsia="Times New Roman" w:cs="Times New Roman"/>
+          <w:b/>
+          <w:bCs/>
+          <w:sz w:val="28"/>
+          <w:szCs w:val="28"/>
+          <w:highlight w:val="none"/>
+          <w:lang w:val="ru-RU"/>
+        </w:rPr>
+        <w:t xml:space="preserve"> Требования к квалификации персонала</w:t>
+      </w:r>
+      <w:r>
+        <w:rPr>
+          <w:rFonts w:ascii="Times New Roman" w:hAnsi="Times New Roman" w:eastAsia="Times New Roman" w:cs="Times New Roman"/>
+          <w:b/>
+          <w:bCs/>
+          <w:sz w:val="28"/>
+          <w:szCs w:val="28"/>
+          <w:highlight w:val="none"/>
+          <w:lang w:val="ru-RU"/>
+        </w:rPr>
+        <w:t xml:space="preserve">,</w:t>
+      </w:r>
+      <w:r>
+        <w:rPr>
+          <w:rFonts w:ascii="Times New Roman" w:hAnsi="Times New Roman" w:eastAsia="Times New Roman" w:cs="Times New Roman"/>
+          <w:b/>
+          <w:bCs/>
+          <w:sz w:val="28"/>
+          <w:szCs w:val="28"/>
+          <w:highlight w:val="none"/>
+          <w:lang w:val="ru-RU"/>
+        </w:rPr>
+        <w:t xml:space="preserve"> порядку его подготовки и контролю знаний и навыков</w:t>
+      </w:r>
+      <w:r>
+        <w:rPr>
+          <w:rFonts w:ascii="Times New Roman" w:hAnsi="Times New Roman" w:eastAsia="Times New Roman" w:cs="Times New Roman"/>
+          <w:b/>
+          <w:bCs/>
+          <w:sz w:val="28"/>
+          <w:szCs w:val="28"/>
+          <w:highlight w:val="none"/>
+          <w:lang w:val="ru-RU"/>
+        </w:rPr>
+      </w:r>
     </w:p>
     <w:sectPr>
       <w:headerReference w:type="default" r:id="rId9"/>

--- a/Техническое Задание официально.docx
+++ b/Техническое Задание официально.docx
@@ -15176,7 +15176,7 @@
           <w:highlight w:val="none"/>
           <w:lang w:val="ru-RU"/>
         </w:rPr>
-        <w:t xml:space="preserve">Инструмент «СДВГМ» состоит из функциональных подсистем:</w:t>
+        <w:t xml:space="preserve">Инструмент «СДГВМ» состоит из функциональных подсистем:</w:t>
       </w:r>
       <w:r>
         <w:rPr>
@@ -15847,7 +15847,7 @@
           <w:highlight w:val="none"/>
           <w:lang w:val="ru-RU"/>
         </w:rPr>
-        <w:t xml:space="preserve">тема «Сохранение результатов» предназначена для сохранения полученных результатов генерации «СДВГМ» в виде готовых игровых сцен с наполнением виртуального игрового мира, в виде файлов формата .unity, далее сцену можно экспортировать в другие проекты юнити.</w:t>
+        <w:t xml:space="preserve">тема «Сохранение результатов» предназначена для сохранения полученных результатов генерации «СДГВМ» в виде готовых игровых сцен с наполнением виртуального игрового мира, в виде файлов формата .unity, далее сцену можно экспортировать в другие проекты юнити.</w:t>
       </w:r>
       <w:r>
         <w:rPr>
@@ -19273,7 +19273,7 @@
           <w:highlight w:val="none"/>
           <w:lang w:val="ru-RU"/>
         </w:rPr>
-        <w:t xml:space="preserve">«СДВГМ</w:t>
+        <w:t xml:space="preserve">«СДГВМ</w:t>
       </w:r>
       <w:r>
         <w:rPr>
@@ -23503,7 +23503,7 @@
           <w:highlight w:val="none"/>
           <w:lang w:val="ru-RU"/>
         </w:rPr>
-        <w:t xml:space="preserve">«СДВГМ</w:t>
+        <w:t xml:space="preserve">«СДГВМ</w:t>
       </w:r>
       <w:r>
         <w:rPr>
@@ -24224,6 +24224,2078 @@
         <w:rPr>
           <w:b w:val="0"/>
           <w:bCs w:val="0"/>
+          <w:highlight w:val="none"/>
+          <w:lang w:val="ru-RU"/>
+        </w:rPr>
+      </w:r>
+    </w:p>
+    <w:p>
+      <w:pPr>
+        <w:ind w:left="-142" w:right="0" w:firstLine="0"/>
+        <w:jc w:val="both"/>
+        <w:rPr>
+          <w:rFonts w:ascii="Times New Roman" w:hAnsi="Times New Roman" w:eastAsia="Times New Roman" w:cs="Times New Roman"/>
+          <w:b/>
+          <w:bCs/>
+          <w:sz w:val="28"/>
+          <w:szCs w:val="28"/>
+          <w:highlight w:val="none"/>
+          <w:lang w:val="ru-RU"/>
+        </w:rPr>
+      </w:pPr>
+      <w:r>
+        <w:rPr>
+          <w:rFonts w:hint="default" w:ascii="Times New Roman" w:hAnsi="Times New Roman" w:eastAsia="Times New Roman" w:cs="Times New Roman"/>
+          <w:b w:val="0"/>
+          <w:bCs w:val="0"/>
+          <w:sz w:val="28"/>
+          <w:szCs w:val="28"/>
+          <w:highlight w:val="none"/>
+          <w:lang w:val="ru-RU"/>
+        </w:rPr>
+      </w:r>
+      <w:r>
+        <w:rPr>
+          <w:rFonts w:ascii="Times New Roman" w:hAnsi="Times New Roman" w:eastAsia="Times New Roman" w:cs="Times New Roman"/>
+          <w:b/>
+          <w:bCs/>
+          <w:sz w:val="28"/>
+          <w:szCs w:val="28"/>
+          <w:highlight w:val="none"/>
+          <w:lang w:val="ru-RU"/>
+        </w:rPr>
+        <w:t xml:space="preserve">4.1.10</w:t>
+      </w:r>
+      <w:r>
+        <w:rPr>
+          <w:rFonts w:ascii="Times New Roman" w:hAnsi="Times New Roman" w:eastAsia="Times New Roman" w:cs="Times New Roman"/>
+          <w:b/>
+          <w:bCs/>
+          <w:sz w:val="28"/>
+          <w:szCs w:val="28"/>
+          <w:highlight w:val="none"/>
+          <w:lang w:val="ru-RU"/>
+        </w:rPr>
+        <w:t xml:space="preserve"> </w:t>
+      </w:r>
+      <w:r>
+        <w:rPr>
+          <w:rFonts w:ascii="Times New Roman" w:hAnsi="Times New Roman" w:eastAsia="Times New Roman" w:cs="Times New Roman"/>
+          <w:b/>
+          <w:bCs/>
+          <w:sz w:val="28"/>
+          <w:szCs w:val="28"/>
+          <w:highlight w:val="none"/>
+          <w:lang w:val="ru-RU"/>
+        </w:rPr>
+        <w:t xml:space="preserve">Требования к визуальному дизайну</w:t>
+      </w:r>
+      <w:r>
+        <w:rPr>
+          <w:rFonts w:ascii="Times New Roman" w:hAnsi="Times New Roman" w:eastAsia="Times New Roman" w:cs="Times New Roman"/>
+          <w:b/>
+          <w:bCs/>
+          <w:sz w:val="28"/>
+          <w:szCs w:val="28"/>
+          <w:highlight w:val="none"/>
+          <w:lang w:val="ru-RU"/>
+        </w:rPr>
+        <w:t xml:space="preserve">,</w:t>
+      </w:r>
+      <w:r>
+        <w:rPr>
+          <w:rFonts w:ascii="Times New Roman" w:hAnsi="Times New Roman" w:eastAsia="Times New Roman" w:cs="Times New Roman"/>
+          <w:b/>
+          <w:bCs/>
+          <w:sz w:val="28"/>
+          <w:szCs w:val="28"/>
+          <w:highlight w:val="none"/>
+          <w:lang w:val="ru-RU"/>
+        </w:rPr>
+        <w:t xml:space="preserve"> </w:t>
+      </w:r>
+      <w:r>
+        <w:rPr>
+          <w:rFonts w:ascii="Times New Roman" w:hAnsi="Times New Roman" w:eastAsia="Times New Roman" w:cs="Times New Roman"/>
+          <w:b/>
+          <w:bCs/>
+          <w:sz w:val="28"/>
+          <w:szCs w:val="28"/>
+          <w:highlight w:val="none"/>
+          <w:lang w:val="ru-RU"/>
+        </w:rPr>
+        <w:t xml:space="preserve">цветовой схеме и эстетике </w:t>
+      </w:r>
+      <w:r>
+        <w:rPr>
+          <w:rFonts w:ascii="Times New Roman" w:hAnsi="Times New Roman" w:eastAsia="Times New Roman" w:cs="Times New Roman"/>
+          <w:b/>
+          <w:bCs/>
+          <w:sz w:val="28"/>
+          <w:szCs w:val="28"/>
+          <w:highlight w:val="none"/>
+          <w:lang w:val="ru-RU"/>
+        </w:rPr>
+        <w:t xml:space="preserve">U</w:t>
+      </w:r>
+      <w:r>
+        <w:rPr>
+          <w:rFonts w:ascii="Times New Roman" w:hAnsi="Times New Roman" w:eastAsia="Times New Roman" w:cs="Times New Roman"/>
+          <w:b/>
+          <w:bCs/>
+          <w:sz w:val="28"/>
+          <w:szCs w:val="28"/>
+          <w:highlight w:val="none"/>
+          <w:lang w:val="ru-RU"/>
+        </w:rPr>
+        <w:t xml:space="preserve">I</w:t>
+      </w:r>
+      <w:r>
+        <w:rPr>
+          <w:rFonts w:ascii="Times New Roman" w:hAnsi="Times New Roman" w:eastAsia="Times New Roman" w:cs="Times New Roman"/>
+          <w:b/>
+          <w:bCs/>
+          <w:sz w:val="28"/>
+          <w:szCs w:val="28"/>
+          <w:highlight w:val="none"/>
+          <w:lang w:val="ru-RU"/>
+        </w:rPr>
+        <w:t xml:space="preserve"> </w:t>
+      </w:r>
+      <w:r>
+        <w:rPr>
+          <w:rFonts w:ascii="Times New Roman" w:hAnsi="Times New Roman" w:eastAsia="Times New Roman" w:cs="Times New Roman"/>
+          <w:b/>
+          <w:bCs/>
+          <w:sz w:val="28"/>
+          <w:szCs w:val="28"/>
+          <w:highlight w:val="none"/>
+          <w:lang w:val="ru-RU"/>
+        </w:rPr>
+      </w:r>
+    </w:p>
+    <w:p>
+      <w:pPr>
+        <w:ind w:left="0" w:right="0" w:firstLine="0"/>
+        <w:jc w:val="both"/>
+        <w:rPr>
+          <w:rFonts w:ascii="Times New Roman" w:hAnsi="Times New Roman" w:eastAsia="Times New Roman" w:cs="Times New Roman"/>
+          <w:b w:val="0"/>
+          <w:bCs w:val="0"/>
+          <w:sz w:val="28"/>
+          <w:szCs w:val="28"/>
+          <w:highlight w:val="none"/>
+          <w:lang w:val="ru-RU"/>
+        </w:rPr>
+      </w:pPr>
+      <w:r>
+        <w:rPr>
+          <w:rFonts w:ascii="Times New Roman" w:hAnsi="Times New Roman" w:eastAsia="Times New Roman" w:cs="Times New Roman"/>
+          <w:b/>
+          <w:bCs/>
+          <w:sz w:val="28"/>
+          <w:szCs w:val="28"/>
+          <w:highlight w:val="none"/>
+          <w:lang w:val="ru-RU"/>
+        </w:rPr>
+        <w:tab/>
+      </w:r>
+      <w:r>
+        <w:rPr>
+          <w:rFonts w:ascii="Times New Roman" w:hAnsi="Times New Roman" w:eastAsia="Times New Roman" w:cs="Times New Roman"/>
+          <w:b w:val="0"/>
+          <w:bCs w:val="0"/>
+          <w:sz w:val="28"/>
+          <w:szCs w:val="28"/>
+          <w:highlight w:val="none"/>
+          <w:lang w:val="ru-RU"/>
+        </w:rPr>
+        <w:t xml:space="preserve">Визуальный дизайн графического интерфейса</w:t>
+      </w:r>
+      <w:r>
+        <w:rPr>
+          <w:rFonts w:ascii="Times New Roman" w:hAnsi="Times New Roman" w:eastAsia="Times New Roman" w:cs="Times New Roman"/>
+          <w:b w:val="0"/>
+          <w:bCs w:val="0"/>
+          <w:sz w:val="28"/>
+          <w:szCs w:val="28"/>
+          <w:highlight w:val="none"/>
+          <w:lang w:val="ru-RU"/>
+        </w:rPr>
+        <w:t xml:space="preserve"> инструмента генерации контента </w:t>
+      </w:r>
+      <w:r>
+        <w:rPr>
+          <w:rFonts w:ascii="Times New Roman" w:hAnsi="Times New Roman" w:eastAsia="Times New Roman" w:cs="Times New Roman"/>
+          <w:b w:val="0"/>
+          <w:bCs w:val="0"/>
+          <w:sz w:val="28"/>
+          <w:szCs w:val="28"/>
+          <w:highlight w:val="none"/>
+          <w:lang w:val="ru-RU"/>
+        </w:rPr>
+        <w:t xml:space="preserve">«СДГВМ</w:t>
+      </w:r>
+      <w:r>
+        <w:rPr>
+          <w:rFonts w:ascii="Times New Roman" w:hAnsi="Times New Roman" w:eastAsia="Times New Roman" w:cs="Times New Roman"/>
+          <w:b w:val="0"/>
+          <w:bCs w:val="0"/>
+          <w:sz w:val="28"/>
+          <w:szCs w:val="28"/>
+          <w:highlight w:val="none"/>
+          <w:lang w:val="ru-RU"/>
+        </w:rPr>
+        <w:t xml:space="preserve">» разработан с учетом интуитивного способностей восприятия разных тестировщиков</w:t>
+      </w:r>
+      <w:r>
+        <w:rPr>
+          <w:rFonts w:ascii="Times New Roman" w:hAnsi="Times New Roman" w:eastAsia="Times New Roman" w:cs="Times New Roman"/>
+          <w:b w:val="0"/>
+          <w:bCs w:val="0"/>
+          <w:sz w:val="28"/>
+          <w:szCs w:val="28"/>
+          <w:highlight w:val="none"/>
+          <w:lang w:val="ru-RU"/>
+        </w:rPr>
+        <w:t xml:space="preserve">,</w:t>
+      </w:r>
+      <w:r>
+        <w:rPr>
+          <w:rFonts w:ascii="Times New Roman" w:hAnsi="Times New Roman" w:eastAsia="Times New Roman" w:cs="Times New Roman"/>
+          <w:b w:val="0"/>
+          <w:bCs w:val="0"/>
+          <w:sz w:val="28"/>
+          <w:szCs w:val="28"/>
+          <w:highlight w:val="none"/>
+          <w:lang w:val="ru-RU"/>
+        </w:rPr>
+        <w:t xml:space="preserve"> было выявлено</w:t>
+      </w:r>
+      <w:r>
+        <w:rPr>
+          <w:rFonts w:ascii="Times New Roman" w:hAnsi="Times New Roman" w:eastAsia="Times New Roman" w:cs="Times New Roman"/>
+          <w:b w:val="0"/>
+          <w:bCs w:val="0"/>
+          <w:sz w:val="28"/>
+          <w:szCs w:val="28"/>
+          <w:highlight w:val="none"/>
+          <w:lang w:val="ru-RU"/>
+        </w:rPr>
+        <w:t xml:space="preserve">:</w:t>
+      </w:r>
+      <w:r>
+        <w:rPr>
+          <w:rFonts w:ascii="Times New Roman" w:hAnsi="Times New Roman" w:eastAsia="Times New Roman" w:cs="Times New Roman"/>
+          <w:b w:val="0"/>
+          <w:bCs w:val="0"/>
+          <w:sz w:val="28"/>
+          <w:szCs w:val="28"/>
+          <w:highlight w:val="none"/>
+          <w:lang w:val="ru-RU"/>
+        </w:rPr>
+        <w:t xml:space="preserve"> панели настроек не должны быть перегружены различными элементами</w:t>
+      </w:r>
+      <w:r>
+        <w:rPr>
+          <w:rFonts w:ascii="Times New Roman" w:hAnsi="Times New Roman" w:eastAsia="Times New Roman" w:cs="Times New Roman"/>
+          <w:b w:val="0"/>
+          <w:bCs w:val="0"/>
+          <w:sz w:val="28"/>
+          <w:szCs w:val="28"/>
+          <w:highlight w:val="none"/>
+          <w:lang w:val="ru-RU"/>
+        </w:rPr>
+        <w:t xml:space="preserve">,</w:t>
+      </w:r>
+      <w:r>
+        <w:rPr>
+          <w:rFonts w:ascii="Times New Roman" w:hAnsi="Times New Roman" w:eastAsia="Times New Roman" w:cs="Times New Roman"/>
+          <w:b w:val="0"/>
+          <w:bCs w:val="0"/>
+          <w:sz w:val="28"/>
+          <w:szCs w:val="28"/>
+          <w:highlight w:val="none"/>
+          <w:lang w:val="ru-RU"/>
+        </w:rPr>
+        <w:t xml:space="preserve"> было минимизировано количество объектов </w:t>
+      </w:r>
+      <w:r>
+        <w:rPr>
+          <w:rFonts w:ascii="Times New Roman" w:hAnsi="Times New Roman" w:eastAsia="Times New Roman" w:cs="Times New Roman"/>
+          <w:b w:val="0"/>
+          <w:bCs w:val="0"/>
+          <w:sz w:val="28"/>
+          <w:szCs w:val="28"/>
+          <w:highlight w:val="none"/>
+          <w:lang w:val="ru-RU"/>
+        </w:rPr>
+        <w:t xml:space="preserve">U</w:t>
+      </w:r>
+      <w:r>
+        <w:rPr>
+          <w:rFonts w:ascii="Times New Roman" w:hAnsi="Times New Roman" w:eastAsia="Times New Roman" w:cs="Times New Roman"/>
+          <w:b w:val="0"/>
+          <w:bCs w:val="0"/>
+          <w:sz w:val="28"/>
+          <w:szCs w:val="28"/>
+          <w:highlight w:val="none"/>
+          <w:lang w:val="ru-RU"/>
+        </w:rPr>
+        <w:t xml:space="preserve">I</w:t>
+      </w:r>
+      <w:r>
+        <w:rPr>
+          <w:rFonts w:ascii="Times New Roman" w:hAnsi="Times New Roman" w:eastAsia="Times New Roman" w:cs="Times New Roman"/>
+          <w:b w:val="0"/>
+          <w:bCs w:val="0"/>
+          <w:sz w:val="28"/>
+          <w:szCs w:val="28"/>
+          <w:highlight w:val="none"/>
+          <w:lang w:val="ru-RU"/>
+        </w:rPr>
+        <w:t xml:space="preserve"> на канвас</w:t>
+      </w:r>
+      <w:r>
+        <w:rPr>
+          <w:rFonts w:ascii="Times New Roman" w:hAnsi="Times New Roman" w:eastAsia="Times New Roman" w:cs="Times New Roman"/>
+          <w:b w:val="0"/>
+          <w:bCs w:val="0"/>
+          <w:sz w:val="28"/>
+          <w:szCs w:val="28"/>
+          <w:highlight w:val="none"/>
+          <w:lang w:val="ru-RU"/>
+        </w:rPr>
+        <w:t xml:space="preserve">,</w:t>
+      </w:r>
+      <w:r>
+        <w:rPr>
+          <w:rFonts w:ascii="Times New Roman" w:hAnsi="Times New Roman" w:eastAsia="Times New Roman" w:cs="Times New Roman"/>
+          <w:b w:val="0"/>
+          <w:bCs w:val="0"/>
+          <w:sz w:val="28"/>
+          <w:szCs w:val="28"/>
+          <w:highlight w:val="none"/>
+          <w:lang w:val="ru-RU"/>
+        </w:rPr>
+        <w:t xml:space="preserve"> были проведены тесты понятности и удобства интерфейса для соответстввия заявленным стандартам для низкого порога вхождения для пользования системой генерацией </w:t>
+      </w:r>
+      <w:r>
+        <w:rPr>
+          <w:rFonts w:ascii="Times New Roman" w:hAnsi="Times New Roman" w:eastAsia="Times New Roman" w:cs="Times New Roman"/>
+          <w:b w:val="0"/>
+          <w:bCs w:val="0"/>
+          <w:sz w:val="28"/>
+          <w:szCs w:val="28"/>
+          <w:highlight w:val="none"/>
+          <w:lang w:val="ru-RU"/>
+        </w:rPr>
+        <w:t xml:space="preserve">«СДГВМ</w:t>
+      </w:r>
+      <w:r>
+        <w:rPr>
+          <w:rFonts w:ascii="Times New Roman" w:hAnsi="Times New Roman" w:eastAsia="Times New Roman" w:cs="Times New Roman"/>
+          <w:b w:val="0"/>
+          <w:bCs w:val="0"/>
+          <w:sz w:val="28"/>
+          <w:szCs w:val="28"/>
+          <w:highlight w:val="none"/>
+          <w:lang w:val="ru-RU"/>
+        </w:rPr>
+        <w:t xml:space="preserve">»</w:t>
+      </w:r>
+      <w:r>
+        <w:rPr>
+          <w:rFonts w:ascii="Times New Roman" w:hAnsi="Times New Roman" w:eastAsia="Times New Roman" w:cs="Times New Roman"/>
+          <w:b w:val="0"/>
+          <w:bCs w:val="0"/>
+          <w:sz w:val="28"/>
+          <w:szCs w:val="28"/>
+          <w:highlight w:val="none"/>
+          <w:lang w:val="ru-RU"/>
+        </w:rPr>
+        <w:t xml:space="preserve">.</w:t>
+      </w:r>
+      <w:r>
+        <w:rPr>
+          <w:rFonts w:ascii="Times New Roman" w:hAnsi="Times New Roman" w:eastAsia="Times New Roman" w:cs="Times New Roman"/>
+          <w:b w:val="0"/>
+          <w:bCs w:val="0"/>
+          <w:sz w:val="28"/>
+          <w:szCs w:val="28"/>
+          <w:highlight w:val="none"/>
+          <w:lang w:val="ru-RU"/>
+        </w:rPr>
+        <w:t xml:space="preserve"> Цвета для оформления подобраны в соответствии с ориентированностью на взаимосвязь логики элемента </w:t>
+      </w:r>
+      <w:r>
+        <w:rPr>
+          <w:rFonts w:ascii="Times New Roman" w:hAnsi="Times New Roman" w:eastAsia="Times New Roman" w:cs="Times New Roman"/>
+          <w:b w:val="0"/>
+          <w:bCs w:val="0"/>
+          <w:sz w:val="28"/>
+          <w:szCs w:val="28"/>
+          <w:highlight w:val="none"/>
+          <w:lang w:val="ru-RU"/>
+        </w:rPr>
+        <w:t xml:space="preserve">U</w:t>
+      </w:r>
+      <w:r>
+        <w:rPr>
+          <w:rFonts w:ascii="Times New Roman" w:hAnsi="Times New Roman" w:eastAsia="Times New Roman" w:cs="Times New Roman"/>
+          <w:b w:val="0"/>
+          <w:bCs w:val="0"/>
+          <w:sz w:val="28"/>
+          <w:szCs w:val="28"/>
+          <w:highlight w:val="none"/>
+          <w:lang w:val="ru-RU"/>
+        </w:rPr>
+        <w:t xml:space="preserve">I</w:t>
+      </w:r>
+      <w:r>
+        <w:rPr>
+          <w:rFonts w:ascii="Times New Roman" w:hAnsi="Times New Roman" w:eastAsia="Times New Roman" w:cs="Times New Roman"/>
+          <w:b w:val="0"/>
+          <w:bCs w:val="0"/>
+          <w:sz w:val="28"/>
+          <w:szCs w:val="28"/>
+          <w:highlight w:val="none"/>
+          <w:lang w:val="ru-RU"/>
+        </w:rPr>
+        <w:t xml:space="preserve">  с исполняющей функцией</w:t>
+      </w:r>
+      <w:r>
+        <w:rPr>
+          <w:rFonts w:ascii="Times New Roman" w:hAnsi="Times New Roman" w:eastAsia="Times New Roman" w:cs="Times New Roman"/>
+          <w:b w:val="0"/>
+          <w:bCs w:val="0"/>
+          <w:sz w:val="28"/>
+          <w:szCs w:val="28"/>
+          <w:highlight w:val="none"/>
+          <w:lang w:val="ru-RU"/>
+        </w:rPr>
+        <w:t xml:space="preserve">,</w:t>
+      </w:r>
+      <w:r>
+        <w:rPr>
+          <w:rFonts w:ascii="Times New Roman" w:hAnsi="Times New Roman" w:eastAsia="Times New Roman" w:cs="Times New Roman"/>
+          <w:b w:val="0"/>
+          <w:bCs w:val="0"/>
+          <w:sz w:val="28"/>
+          <w:szCs w:val="28"/>
+          <w:highlight w:val="none"/>
+          <w:lang w:val="ru-RU"/>
+        </w:rPr>
+        <w:t xml:space="preserve"> например </w:t>
+      </w:r>
+      <w:r>
+        <w:rPr>
+          <w:rFonts w:ascii="Times New Roman" w:hAnsi="Times New Roman" w:eastAsia="Times New Roman" w:cs="Times New Roman"/>
+          <w:b w:val="0"/>
+          <w:bCs w:val="0"/>
+          <w:sz w:val="28"/>
+          <w:szCs w:val="28"/>
+          <w:highlight w:val="none"/>
+          <w:lang w:val="ru-RU"/>
+        </w:rPr>
+        <w:t xml:space="preserve">текстовый объект возникающий при успешной генерации покрашенный в зеленый цвет</w:t>
+      </w:r>
+      <w:r>
+        <w:rPr>
+          <w:rFonts w:ascii="Times New Roman" w:hAnsi="Times New Roman" w:eastAsia="Times New Roman" w:cs="Times New Roman"/>
+          <w:b w:val="0"/>
+          <w:bCs w:val="0"/>
+          <w:sz w:val="28"/>
+          <w:szCs w:val="28"/>
+          <w:highlight w:val="none"/>
+          <w:lang w:val="ru-RU"/>
+        </w:rPr>
+        <w:t xml:space="preserve">,</w:t>
+      </w:r>
+      <w:r>
+        <w:rPr>
+          <w:rFonts w:ascii="Times New Roman" w:hAnsi="Times New Roman" w:eastAsia="Times New Roman" w:cs="Times New Roman"/>
+          <w:b w:val="0"/>
+          <w:bCs w:val="0"/>
+          <w:sz w:val="28"/>
+          <w:szCs w:val="28"/>
+          <w:highlight w:val="none"/>
+          <w:lang w:val="ru-RU"/>
+        </w:rPr>
+        <w:t xml:space="preserve"> для снижения утомляемости и когнитивной нагрузки</w:t>
+      </w:r>
+      <w:r>
+        <w:rPr>
+          <w:rFonts w:ascii="Times New Roman" w:hAnsi="Times New Roman" w:eastAsia="Times New Roman" w:cs="Times New Roman"/>
+          <w:b w:val="0"/>
+          <w:bCs w:val="0"/>
+          <w:sz w:val="28"/>
+          <w:szCs w:val="28"/>
+          <w:highlight w:val="none"/>
+          <w:lang w:val="ru-RU"/>
+        </w:rPr>
+        <w:t xml:space="preserve">,</w:t>
+      </w:r>
+      <w:r>
+        <w:rPr>
+          <w:rFonts w:ascii="Times New Roman" w:hAnsi="Times New Roman" w:eastAsia="Times New Roman" w:cs="Times New Roman"/>
+          <w:b w:val="0"/>
+          <w:bCs w:val="0"/>
+          <w:sz w:val="28"/>
+          <w:szCs w:val="28"/>
+          <w:highlight w:val="none"/>
+          <w:lang w:val="ru-RU"/>
+        </w:rPr>
+        <w:t xml:space="preserve"> а также для лучшей видимости элементов</w:t>
+      </w:r>
+      <w:r>
+        <w:rPr>
+          <w:rFonts w:ascii="Times New Roman" w:hAnsi="Times New Roman" w:eastAsia="Times New Roman" w:cs="Times New Roman"/>
+          <w:b w:val="0"/>
+          <w:bCs w:val="0"/>
+          <w:sz w:val="28"/>
+          <w:szCs w:val="28"/>
+          <w:highlight w:val="none"/>
+          <w:lang w:val="ru-RU"/>
+        </w:rPr>
+        <w:t xml:space="preserve">,</w:t>
+      </w:r>
+      <w:r>
+        <w:rPr>
+          <w:rFonts w:ascii="Times New Roman" w:hAnsi="Times New Roman" w:eastAsia="Times New Roman" w:cs="Times New Roman"/>
+          <w:b w:val="0"/>
+          <w:bCs w:val="0"/>
+          <w:sz w:val="28"/>
+          <w:szCs w:val="28"/>
+          <w:highlight w:val="none"/>
+          <w:lang w:val="ru-RU"/>
+        </w:rPr>
+        <w:t xml:space="preserve"> подобраны успокаивающие цвета бледных оттенков и серого цвета</w:t>
+      </w:r>
+      <w:r>
+        <w:rPr>
+          <w:rFonts w:ascii="Times New Roman" w:hAnsi="Times New Roman" w:eastAsia="Times New Roman" w:cs="Times New Roman"/>
+          <w:b w:val="0"/>
+          <w:bCs w:val="0"/>
+          <w:sz w:val="28"/>
+          <w:szCs w:val="28"/>
+          <w:highlight w:val="none"/>
+          <w:lang w:val="ru-RU"/>
+        </w:rPr>
+        <w:t xml:space="preserve">.</w:t>
+      </w:r>
+      <w:r>
+        <w:rPr>
+          <w:rFonts w:ascii="Times New Roman" w:hAnsi="Times New Roman" w:eastAsia="Times New Roman" w:cs="Times New Roman"/>
+          <w:b w:val="0"/>
+          <w:bCs w:val="0"/>
+          <w:sz w:val="28"/>
+          <w:szCs w:val="28"/>
+          <w:highlight w:val="none"/>
+          <w:lang w:val="ru-RU"/>
+        </w:rPr>
+      </w:r>
+    </w:p>
+    <w:p>
+      <w:pPr>
+        <w:ind w:left="0" w:right="0" w:firstLine="0"/>
+        <w:jc w:val="both"/>
+        <w:rPr>
+          <w:rFonts w:ascii="Times New Roman" w:hAnsi="Times New Roman" w:eastAsia="Times New Roman" w:cs="Times New Roman"/>
+          <w:b w:val="0"/>
+          <w:bCs w:val="0"/>
+          <w:sz w:val="28"/>
+          <w:szCs w:val="28"/>
+          <w:highlight w:val="none"/>
+          <w:lang w:val="ru-RU"/>
+        </w:rPr>
+      </w:pPr>
+      <w:r>
+        <w:rPr>
+          <w:rFonts w:ascii="Times New Roman" w:hAnsi="Times New Roman" w:eastAsia="Times New Roman" w:cs="Times New Roman"/>
+          <w:b w:val="0"/>
+          <w:bCs w:val="0"/>
+          <w:sz w:val="28"/>
+          <w:szCs w:val="28"/>
+          <w:highlight w:val="none"/>
+          <w:lang w:val="ru-RU"/>
+        </w:rPr>
+      </w:r>
+      <w:r>
+        <w:rPr>
+          <w:rFonts w:ascii="Times New Roman" w:hAnsi="Times New Roman" w:eastAsia="Times New Roman" w:cs="Times New Roman"/>
+          <w:b/>
+          <w:bCs/>
+          <w:sz w:val="28"/>
+          <w:szCs w:val="28"/>
+          <w:highlight w:val="none"/>
+          <w:lang w:val="ru-RU"/>
+        </w:rPr>
+        <w:t xml:space="preserve">4.1.11</w:t>
+      </w:r>
+      <w:r>
+        <w:rPr>
+          <w:rFonts w:ascii="Times New Roman" w:hAnsi="Times New Roman" w:eastAsia="Times New Roman" w:cs="Times New Roman"/>
+          <w:b/>
+          <w:bCs/>
+          <w:sz w:val="28"/>
+          <w:szCs w:val="28"/>
+          <w:highlight w:val="none"/>
+          <w:lang w:val="ru-RU"/>
+        </w:rPr>
+        <w:t xml:space="preserve"> </w:t>
+      </w:r>
+      <w:r>
+        <w:rPr>
+          <w:rFonts w:ascii="Times New Roman" w:hAnsi="Times New Roman" w:eastAsia="Times New Roman" w:cs="Times New Roman"/>
+          <w:b/>
+          <w:bCs/>
+          <w:sz w:val="28"/>
+          <w:szCs w:val="28"/>
+          <w:highlight w:val="none"/>
+          <w:lang w:val="ru-RU"/>
+        </w:rPr>
+        <w:t xml:space="preserve">Сов</w:t>
+      </w:r>
+      <w:r>
+        <w:rPr>
+          <w:rFonts w:ascii="Times New Roman" w:hAnsi="Times New Roman" w:eastAsia="Times New Roman" w:cs="Times New Roman"/>
+          <w:b/>
+          <w:bCs/>
+          <w:sz w:val="28"/>
+          <w:szCs w:val="28"/>
+          <w:highlight w:val="none"/>
+          <w:lang w:val="ru-RU"/>
+        </w:rPr>
+        <w:t xml:space="preserve">местимость инструмента генерации </w:t>
+      </w:r>
+      <w:r>
+        <w:rPr>
+          <w:rFonts w:ascii="Times New Roman" w:hAnsi="Times New Roman" w:eastAsia="Times New Roman" w:cs="Times New Roman"/>
+          <w:b/>
+          <w:bCs/>
+          <w:sz w:val="28"/>
+          <w:szCs w:val="28"/>
+          <w:highlight w:val="none"/>
+          <w:lang w:val="ru-RU"/>
+        </w:rPr>
+        <w:t xml:space="preserve">«СДГВМ</w:t>
+      </w:r>
+      <w:r>
+        <w:rPr>
+          <w:rFonts w:ascii="Times New Roman" w:hAnsi="Times New Roman" w:eastAsia="Times New Roman" w:cs="Times New Roman"/>
+          <w:b/>
+          <w:bCs/>
+          <w:sz w:val="28"/>
+          <w:szCs w:val="28"/>
+          <w:highlight w:val="none"/>
+          <w:lang w:val="ru-RU"/>
+        </w:rPr>
+        <w:t xml:space="preserve">» с другими платформами и </w:t>
+      </w:r>
+      <w:r>
+        <w:rPr>
+          <w:rFonts w:ascii="Times New Roman" w:hAnsi="Times New Roman" w:eastAsia="Times New Roman" w:cs="Times New Roman"/>
+          <w:b/>
+          <w:bCs/>
+          <w:sz w:val="28"/>
+          <w:szCs w:val="28"/>
+          <w:highlight w:val="none"/>
+          <w:lang w:val="ru-RU"/>
+        </w:rPr>
+        <w:t xml:space="preserve">O</w:t>
+      </w:r>
+      <w:r>
+        <w:rPr>
+          <w:rFonts w:ascii="Times New Roman" w:hAnsi="Times New Roman" w:eastAsia="Times New Roman" w:cs="Times New Roman"/>
+          <w:b/>
+          <w:bCs/>
+          <w:sz w:val="28"/>
+          <w:szCs w:val="28"/>
+          <w:highlight w:val="none"/>
+          <w:lang w:val="ru-RU"/>
+        </w:rPr>
+        <w:t xml:space="preserve">S</w:t>
+      </w:r>
+      <w:r>
+        <w:rPr>
+          <w:rFonts w:ascii="Times New Roman" w:hAnsi="Times New Roman" w:eastAsia="Times New Roman" w:cs="Times New Roman"/>
+          <w:b w:val="0"/>
+          <w:bCs w:val="0"/>
+          <w:sz w:val="28"/>
+          <w:szCs w:val="28"/>
+          <w:highlight w:val="none"/>
+          <w:lang w:val="ru-RU"/>
+        </w:rPr>
+      </w:r>
+    </w:p>
+    <w:p>
+      <w:pPr>
+        <w:ind w:left="-142" w:right="0" w:firstLine="0"/>
+        <w:jc w:val="both"/>
+        <w:rPr>
+          <w:rFonts w:ascii="Times New Roman" w:hAnsi="Times New Roman" w:eastAsia="Times New Roman" w:cs="Times New Roman"/>
+          <w:b w:val="0"/>
+          <w:bCs w:val="0"/>
+          <w:sz w:val="28"/>
+          <w:szCs w:val="28"/>
+          <w:highlight w:val="none"/>
+          <w:lang w:val="ru-RU"/>
+        </w:rPr>
+      </w:pPr>
+      <w:r>
+        <w:rPr>
+          <w:rFonts w:ascii="Times New Roman" w:hAnsi="Times New Roman" w:eastAsia="Times New Roman" w:cs="Times New Roman"/>
+          <w:b w:val="0"/>
+          <w:bCs w:val="0"/>
+          <w:sz w:val="28"/>
+          <w:szCs w:val="28"/>
+          <w:highlight w:val="none"/>
+          <w:lang w:val="ru-RU"/>
+        </w:rPr>
+        <w:tab/>
+        <w:tab/>
+      </w:r>
+      <w:r>
+        <w:rPr>
+          <w:rFonts w:ascii="Times New Roman" w:hAnsi="Times New Roman" w:eastAsia="Times New Roman" w:cs="Times New Roman"/>
+          <w:b w:val="0"/>
+          <w:bCs w:val="0"/>
+          <w:sz w:val="28"/>
+          <w:szCs w:val="28"/>
+          <w:highlight w:val="none"/>
+          <w:lang w:val="ru-RU"/>
+        </w:rPr>
+        <w:t xml:space="preserve">Инструмент </w:t>
+      </w:r>
+      <w:r>
+        <w:rPr>
+          <w:rFonts w:ascii="Times New Roman" w:hAnsi="Times New Roman" w:eastAsia="Times New Roman" w:cs="Times New Roman"/>
+          <w:b w:val="0"/>
+          <w:bCs w:val="0"/>
+          <w:sz w:val="28"/>
+          <w:szCs w:val="28"/>
+          <w:highlight w:val="none"/>
+          <w:lang w:val="ru-RU"/>
+        </w:rPr>
+        <w:t xml:space="preserve">«СДГВМ</w:t>
+      </w:r>
+      <w:r>
+        <w:rPr>
+          <w:rFonts w:ascii="Times New Roman" w:hAnsi="Times New Roman" w:eastAsia="Times New Roman" w:cs="Times New Roman"/>
+          <w:b w:val="0"/>
+          <w:bCs w:val="0"/>
+          <w:sz w:val="28"/>
+          <w:szCs w:val="28"/>
+          <w:highlight w:val="none"/>
+          <w:lang w:val="ru-RU"/>
+        </w:rPr>
+        <w:t xml:space="preserve">»</w:t>
+      </w:r>
+      <w:r>
+        <w:rPr>
+          <w:rFonts w:ascii="Times New Roman" w:hAnsi="Times New Roman" w:eastAsia="Times New Roman" w:cs="Times New Roman"/>
+          <w:b w:val="0"/>
+          <w:bCs w:val="0"/>
+          <w:sz w:val="28"/>
+          <w:szCs w:val="28"/>
+          <w:highlight w:val="none"/>
+          <w:lang w:val="ru-RU"/>
+        </w:rPr>
+        <w:t xml:space="preserve"> работает на следующих операционных системах</w:t>
+      </w:r>
+      <w:r>
+        <w:rPr>
+          <w:rFonts w:ascii="Times New Roman" w:hAnsi="Times New Roman" w:eastAsia="Times New Roman" w:cs="Times New Roman"/>
+          <w:b w:val="0"/>
+          <w:bCs w:val="0"/>
+          <w:sz w:val="28"/>
+          <w:szCs w:val="28"/>
+          <w:highlight w:val="none"/>
+          <w:lang w:val="ru-RU"/>
+        </w:rPr>
+        <w:t xml:space="preserve">:</w:t>
+      </w:r>
+      <w:r>
+        <w:rPr>
+          <w:rFonts w:ascii="Times New Roman" w:hAnsi="Times New Roman" w:eastAsia="Times New Roman" w:cs="Times New Roman"/>
+          <w:b w:val="0"/>
+          <w:bCs w:val="0"/>
+          <w:sz w:val="28"/>
+          <w:szCs w:val="28"/>
+          <w:highlight w:val="none"/>
+          <w:lang w:val="ru-RU"/>
+        </w:rPr>
+        <w:t xml:space="preserve"> </w:t>
+      </w:r>
+      <w:r>
+        <w:rPr>
+          <w:rFonts w:ascii="Times New Roman" w:hAnsi="Times New Roman" w:eastAsia="Times New Roman" w:cs="Times New Roman"/>
+          <w:b w:val="0"/>
+          <w:bCs w:val="0"/>
+          <w:sz w:val="28"/>
+          <w:szCs w:val="28"/>
+          <w:highlight w:val="none"/>
+          <w:lang w:val="ru-RU"/>
+        </w:rPr>
+        <w:t xml:space="preserve">A</w:t>
+      </w:r>
+      <w:r>
+        <w:rPr>
+          <w:rFonts w:ascii="Times New Roman" w:hAnsi="Times New Roman" w:eastAsia="Times New Roman" w:cs="Times New Roman"/>
+          <w:b w:val="0"/>
+          <w:bCs w:val="0"/>
+          <w:sz w:val="28"/>
+          <w:szCs w:val="28"/>
+          <w:highlight w:val="none"/>
+          <w:lang w:val="ru-RU"/>
+        </w:rPr>
+        <w:t xml:space="preserve">n</w:t>
+      </w:r>
+      <w:r>
+        <w:rPr>
+          <w:rFonts w:ascii="Times New Roman" w:hAnsi="Times New Roman" w:eastAsia="Times New Roman" w:cs="Times New Roman"/>
+          <w:b w:val="0"/>
+          <w:bCs w:val="0"/>
+          <w:sz w:val="28"/>
+          <w:szCs w:val="28"/>
+          <w:highlight w:val="none"/>
+          <w:lang w:val="ru-RU"/>
+        </w:rPr>
+        <w:t xml:space="preserve">d</w:t>
+      </w:r>
+      <w:r>
+        <w:rPr>
+          <w:rFonts w:ascii="Times New Roman" w:hAnsi="Times New Roman" w:eastAsia="Times New Roman" w:cs="Times New Roman"/>
+          <w:b w:val="0"/>
+          <w:bCs w:val="0"/>
+          <w:sz w:val="28"/>
+          <w:szCs w:val="28"/>
+          <w:highlight w:val="none"/>
+          <w:lang w:val="ru-RU"/>
+        </w:rPr>
+        <w:t xml:space="preserve">r</w:t>
+      </w:r>
+      <w:r>
+        <w:rPr>
+          <w:rFonts w:ascii="Times New Roman" w:hAnsi="Times New Roman" w:eastAsia="Times New Roman" w:cs="Times New Roman"/>
+          <w:b w:val="0"/>
+          <w:bCs w:val="0"/>
+          <w:sz w:val="28"/>
+          <w:szCs w:val="28"/>
+          <w:highlight w:val="none"/>
+          <w:lang w:val="ru-RU"/>
+        </w:rPr>
+        <w:t xml:space="preserve">o</w:t>
+      </w:r>
+      <w:r>
+        <w:rPr>
+          <w:rFonts w:ascii="Times New Roman" w:hAnsi="Times New Roman" w:eastAsia="Times New Roman" w:cs="Times New Roman"/>
+          <w:b w:val="0"/>
+          <w:bCs w:val="0"/>
+          <w:sz w:val="28"/>
+          <w:szCs w:val="28"/>
+          <w:highlight w:val="none"/>
+          <w:lang w:val="ru-RU"/>
+        </w:rPr>
+        <w:t xml:space="preserve">i</w:t>
+      </w:r>
+      <w:r>
+        <w:rPr>
+          <w:rFonts w:ascii="Times New Roman" w:hAnsi="Times New Roman" w:eastAsia="Times New Roman" w:cs="Times New Roman"/>
+          <w:b w:val="0"/>
+          <w:bCs w:val="0"/>
+          <w:sz w:val="28"/>
+          <w:szCs w:val="28"/>
+          <w:highlight w:val="none"/>
+          <w:lang w:val="ru-RU"/>
+        </w:rPr>
+        <w:t xml:space="preserve">d</w:t>
+      </w:r>
+      <w:r>
+        <w:rPr>
+          <w:rFonts w:ascii="Times New Roman" w:hAnsi="Times New Roman" w:eastAsia="Times New Roman" w:cs="Times New Roman"/>
+          <w:b w:val="0"/>
+          <w:bCs w:val="0"/>
+          <w:sz w:val="28"/>
+          <w:szCs w:val="28"/>
+          <w:highlight w:val="none"/>
+          <w:lang w:val="ru-RU"/>
+        </w:rPr>
+        <w:t xml:space="preserve">,</w:t>
+      </w:r>
+      <w:r>
+        <w:rPr>
+          <w:rFonts w:ascii="Times New Roman" w:hAnsi="Times New Roman" w:eastAsia="Times New Roman" w:cs="Times New Roman"/>
+          <w:b w:val="0"/>
+          <w:bCs w:val="0"/>
+          <w:sz w:val="28"/>
+          <w:szCs w:val="28"/>
+          <w:highlight w:val="none"/>
+          <w:lang w:val="ru-RU"/>
+        </w:rPr>
+        <w:t xml:space="preserve"> </w:t>
+      </w:r>
+      <w:r>
+        <w:rPr>
+          <w:rFonts w:ascii="Times New Roman" w:hAnsi="Times New Roman" w:eastAsia="Times New Roman" w:cs="Times New Roman"/>
+          <w:b w:val="0"/>
+          <w:bCs w:val="0"/>
+          <w:sz w:val="28"/>
+          <w:szCs w:val="28"/>
+          <w:highlight w:val="none"/>
+          <w:lang w:val="ru-RU"/>
+        </w:rPr>
+        <w:t xml:space="preserve">W</w:t>
+      </w:r>
+      <w:r>
+        <w:rPr>
+          <w:rFonts w:ascii="Times New Roman" w:hAnsi="Times New Roman" w:eastAsia="Times New Roman" w:cs="Times New Roman"/>
+          <w:b w:val="0"/>
+          <w:bCs w:val="0"/>
+          <w:sz w:val="28"/>
+          <w:szCs w:val="28"/>
+          <w:highlight w:val="none"/>
+          <w:lang w:val="ru-RU"/>
+        </w:rPr>
+        <w:t xml:space="preserve">i</w:t>
+      </w:r>
+      <w:r>
+        <w:rPr>
+          <w:rFonts w:ascii="Times New Roman" w:hAnsi="Times New Roman" w:eastAsia="Times New Roman" w:cs="Times New Roman"/>
+          <w:b w:val="0"/>
+          <w:bCs w:val="0"/>
+          <w:sz w:val="28"/>
+          <w:szCs w:val="28"/>
+          <w:highlight w:val="none"/>
+          <w:lang w:val="ru-RU"/>
+        </w:rPr>
+        <w:t xml:space="preserve">n</w:t>
+      </w:r>
+      <w:r>
+        <w:rPr>
+          <w:rFonts w:ascii="Times New Roman" w:hAnsi="Times New Roman" w:eastAsia="Times New Roman" w:cs="Times New Roman"/>
+          <w:b w:val="0"/>
+          <w:bCs w:val="0"/>
+          <w:sz w:val="28"/>
+          <w:szCs w:val="28"/>
+          <w:highlight w:val="none"/>
+          <w:lang w:val="ru-RU"/>
+        </w:rPr>
+        <w:t xml:space="preserve">d</w:t>
+      </w:r>
+      <w:r>
+        <w:rPr>
+          <w:rFonts w:ascii="Times New Roman" w:hAnsi="Times New Roman" w:eastAsia="Times New Roman" w:cs="Times New Roman"/>
+          <w:b w:val="0"/>
+          <w:bCs w:val="0"/>
+          <w:sz w:val="28"/>
+          <w:szCs w:val="28"/>
+          <w:highlight w:val="none"/>
+          <w:lang w:val="ru-RU"/>
+        </w:rPr>
+        <w:t xml:space="preserve">o</w:t>
+      </w:r>
+      <w:r>
+        <w:rPr>
+          <w:rFonts w:ascii="Times New Roman" w:hAnsi="Times New Roman" w:eastAsia="Times New Roman" w:cs="Times New Roman"/>
+          <w:b w:val="0"/>
+          <w:bCs w:val="0"/>
+          <w:sz w:val="28"/>
+          <w:szCs w:val="28"/>
+          <w:highlight w:val="none"/>
+          <w:lang w:val="ru-RU"/>
+        </w:rPr>
+        <w:t xml:space="preserve">w</w:t>
+      </w:r>
+      <w:r>
+        <w:rPr>
+          <w:rFonts w:ascii="Times New Roman" w:hAnsi="Times New Roman" w:eastAsia="Times New Roman" w:cs="Times New Roman"/>
+          <w:b w:val="0"/>
+          <w:bCs w:val="0"/>
+          <w:sz w:val="28"/>
+          <w:szCs w:val="28"/>
+          <w:highlight w:val="none"/>
+          <w:lang w:val="ru-RU"/>
+        </w:rPr>
+        <w:t xml:space="preserve">s</w:t>
+      </w:r>
+      <w:r>
+        <w:rPr>
+          <w:rFonts w:ascii="Times New Roman" w:hAnsi="Times New Roman" w:eastAsia="Times New Roman" w:cs="Times New Roman"/>
+          <w:b w:val="0"/>
+          <w:bCs w:val="0"/>
+          <w:sz w:val="28"/>
+          <w:szCs w:val="28"/>
+          <w:highlight w:val="none"/>
+          <w:lang w:val="ru-RU"/>
+        </w:rPr>
+        <w:t xml:space="preserve">,</w:t>
+      </w:r>
+      <w:r>
+        <w:rPr>
+          <w:rFonts w:ascii="Times New Roman" w:hAnsi="Times New Roman" w:eastAsia="Times New Roman" w:cs="Times New Roman"/>
+          <w:b w:val="0"/>
+          <w:bCs w:val="0"/>
+          <w:sz w:val="28"/>
+          <w:szCs w:val="28"/>
+          <w:highlight w:val="none"/>
+          <w:lang w:val="ru-RU"/>
+        </w:rPr>
+        <w:t xml:space="preserve"> </w:t>
+      </w:r>
+      <w:r>
+        <w:rPr>
+          <w:rFonts w:ascii="Times New Roman" w:hAnsi="Times New Roman" w:eastAsia="Times New Roman" w:cs="Times New Roman"/>
+          <w:b w:val="0"/>
+          <w:bCs w:val="0"/>
+          <w:sz w:val="28"/>
+          <w:szCs w:val="28"/>
+          <w:highlight w:val="none"/>
+          <w:lang w:val="ru-RU"/>
+        </w:rPr>
+        <w:t xml:space="preserve">U</w:t>
+      </w:r>
+      <w:r>
+        <w:rPr>
+          <w:rFonts w:ascii="Times New Roman" w:hAnsi="Times New Roman" w:eastAsia="Times New Roman" w:cs="Times New Roman"/>
+          <w:b w:val="0"/>
+          <w:bCs w:val="0"/>
+          <w:sz w:val="28"/>
+          <w:szCs w:val="28"/>
+          <w:highlight w:val="none"/>
+          <w:lang w:val="ru-RU"/>
+        </w:rPr>
+        <w:t xml:space="preserve">b</w:t>
+      </w:r>
+      <w:r>
+        <w:rPr>
+          <w:rFonts w:ascii="Times New Roman" w:hAnsi="Times New Roman" w:eastAsia="Times New Roman" w:cs="Times New Roman"/>
+          <w:b w:val="0"/>
+          <w:bCs w:val="0"/>
+          <w:sz w:val="28"/>
+          <w:szCs w:val="28"/>
+          <w:highlight w:val="none"/>
+          <w:lang w:val="ru-RU"/>
+        </w:rPr>
+        <w:t xml:space="preserve">u</w:t>
+      </w:r>
+      <w:r>
+        <w:rPr>
+          <w:rFonts w:ascii="Times New Roman" w:hAnsi="Times New Roman" w:eastAsia="Times New Roman" w:cs="Times New Roman"/>
+          <w:b w:val="0"/>
+          <w:bCs w:val="0"/>
+          <w:sz w:val="28"/>
+          <w:szCs w:val="28"/>
+          <w:highlight w:val="none"/>
+          <w:lang w:val="ru-RU"/>
+        </w:rPr>
+        <w:t xml:space="preserve">n</w:t>
+      </w:r>
+      <w:r>
+        <w:rPr>
+          <w:rFonts w:ascii="Times New Roman" w:hAnsi="Times New Roman" w:eastAsia="Times New Roman" w:cs="Times New Roman"/>
+          <w:b w:val="0"/>
+          <w:bCs w:val="0"/>
+          <w:sz w:val="28"/>
+          <w:szCs w:val="28"/>
+          <w:highlight w:val="none"/>
+          <w:lang w:val="ru-RU"/>
+        </w:rPr>
+        <w:t xml:space="preserve">t</w:t>
+      </w:r>
+      <w:r>
+        <w:rPr>
+          <w:rFonts w:ascii="Times New Roman" w:hAnsi="Times New Roman" w:eastAsia="Times New Roman" w:cs="Times New Roman"/>
+          <w:b w:val="0"/>
+          <w:bCs w:val="0"/>
+          <w:sz w:val="28"/>
+          <w:szCs w:val="28"/>
+          <w:highlight w:val="none"/>
+          <w:lang w:val="ru-RU"/>
+        </w:rPr>
+        <w:t xml:space="preserve">u</w:t>
+      </w:r>
+      <w:r>
+        <w:rPr>
+          <w:rFonts w:ascii="Times New Roman" w:hAnsi="Times New Roman" w:eastAsia="Times New Roman" w:cs="Times New Roman"/>
+          <w:b w:val="0"/>
+          <w:bCs w:val="0"/>
+          <w:sz w:val="28"/>
+          <w:szCs w:val="28"/>
+          <w:highlight w:val="none"/>
+          <w:lang w:val="ru-RU"/>
+        </w:rPr>
+        <w:t xml:space="preserve">,</w:t>
+      </w:r>
+      <w:r>
+        <w:rPr>
+          <w:rFonts w:ascii="Times New Roman" w:hAnsi="Times New Roman" w:eastAsia="Times New Roman" w:cs="Times New Roman"/>
+          <w:b w:val="0"/>
+          <w:bCs w:val="0"/>
+          <w:sz w:val="28"/>
+          <w:szCs w:val="28"/>
+          <w:highlight w:val="none"/>
+          <w:lang w:val="ru-RU"/>
+        </w:rPr>
+        <w:t xml:space="preserve"> </w:t>
+      </w:r>
+      <w:r>
+        <w:rPr>
+          <w:rFonts w:ascii="Times New Roman" w:hAnsi="Times New Roman" w:eastAsia="Times New Roman" w:cs="Times New Roman"/>
+          <w:b w:val="0"/>
+          <w:bCs w:val="0"/>
+          <w:sz w:val="28"/>
+          <w:szCs w:val="28"/>
+          <w:highlight w:val="none"/>
+          <w:lang w:val="ru-RU"/>
+        </w:rPr>
+        <w:t xml:space="preserve">i</w:t>
+      </w:r>
+      <w:r>
+        <w:rPr>
+          <w:rFonts w:ascii="Times New Roman" w:hAnsi="Times New Roman" w:eastAsia="Times New Roman" w:cs="Times New Roman"/>
+          <w:b w:val="0"/>
+          <w:bCs w:val="0"/>
+          <w:sz w:val="28"/>
+          <w:szCs w:val="28"/>
+          <w:highlight w:val="none"/>
+          <w:lang w:val="ru-RU"/>
+        </w:rPr>
+        <w:t xml:space="preserve">O</w:t>
+      </w:r>
+      <w:r>
+        <w:rPr>
+          <w:rFonts w:ascii="Times New Roman" w:hAnsi="Times New Roman" w:eastAsia="Times New Roman" w:cs="Times New Roman"/>
+          <w:b w:val="0"/>
+          <w:bCs w:val="0"/>
+          <w:sz w:val="28"/>
+          <w:szCs w:val="28"/>
+          <w:highlight w:val="none"/>
+          <w:lang w:val="ru-RU"/>
+        </w:rPr>
+        <w:t xml:space="preserve">S</w:t>
+      </w:r>
+      <w:r>
+        <w:rPr>
+          <w:rFonts w:ascii="Times New Roman" w:hAnsi="Times New Roman" w:eastAsia="Times New Roman" w:cs="Times New Roman"/>
+          <w:b w:val="0"/>
+          <w:bCs w:val="0"/>
+          <w:sz w:val="28"/>
+          <w:szCs w:val="28"/>
+          <w:highlight w:val="none"/>
+          <w:lang w:val="ru-RU"/>
+        </w:rPr>
+        <w:t xml:space="preserve">,</w:t>
+      </w:r>
+      <w:r>
+        <w:rPr>
+          <w:rFonts w:ascii="Times New Roman" w:hAnsi="Times New Roman" w:eastAsia="Times New Roman" w:cs="Times New Roman"/>
+          <w:b w:val="0"/>
+          <w:bCs w:val="0"/>
+          <w:sz w:val="28"/>
+          <w:szCs w:val="28"/>
+          <w:highlight w:val="none"/>
+          <w:lang w:val="ru-RU"/>
+        </w:rPr>
+        <w:t xml:space="preserve"> </w:t>
+      </w:r>
+      <w:r>
+        <w:rPr>
+          <w:rFonts w:ascii="Times New Roman" w:hAnsi="Times New Roman" w:eastAsia="Times New Roman" w:cs="Times New Roman"/>
+          <w:b w:val="0"/>
+          <w:bCs w:val="0"/>
+          <w:sz w:val="28"/>
+          <w:szCs w:val="28"/>
+          <w:highlight w:val="none"/>
+          <w:lang w:val="ru-RU"/>
+        </w:rPr>
+        <w:t xml:space="preserve">L</w:t>
+      </w:r>
+      <w:r>
+        <w:rPr>
+          <w:rFonts w:ascii="Times New Roman" w:hAnsi="Times New Roman" w:eastAsia="Times New Roman" w:cs="Times New Roman"/>
+          <w:b w:val="0"/>
+          <w:bCs w:val="0"/>
+          <w:sz w:val="28"/>
+          <w:szCs w:val="28"/>
+          <w:highlight w:val="none"/>
+          <w:lang w:val="ru-RU"/>
+        </w:rPr>
+        <w:t xml:space="preserve">i</w:t>
+      </w:r>
+      <w:r>
+        <w:rPr>
+          <w:rFonts w:ascii="Times New Roman" w:hAnsi="Times New Roman" w:eastAsia="Times New Roman" w:cs="Times New Roman"/>
+          <w:b w:val="0"/>
+          <w:bCs w:val="0"/>
+          <w:sz w:val="28"/>
+          <w:szCs w:val="28"/>
+          <w:highlight w:val="none"/>
+          <w:lang w:val="ru-RU"/>
+        </w:rPr>
+        <w:t xml:space="preserve">n</w:t>
+      </w:r>
+      <w:r>
+        <w:rPr>
+          <w:rFonts w:ascii="Times New Roman" w:hAnsi="Times New Roman" w:eastAsia="Times New Roman" w:cs="Times New Roman"/>
+          <w:b w:val="0"/>
+          <w:bCs w:val="0"/>
+          <w:sz w:val="28"/>
+          <w:szCs w:val="28"/>
+          <w:highlight w:val="none"/>
+          <w:lang w:val="ru-RU"/>
+        </w:rPr>
+        <w:t xml:space="preserve">u</w:t>
+      </w:r>
+      <w:r>
+        <w:rPr>
+          <w:rFonts w:ascii="Times New Roman" w:hAnsi="Times New Roman" w:eastAsia="Times New Roman" w:cs="Times New Roman"/>
+          <w:b w:val="0"/>
+          <w:bCs w:val="0"/>
+          <w:sz w:val="28"/>
+          <w:szCs w:val="28"/>
+          <w:highlight w:val="none"/>
+          <w:lang w:val="ru-RU"/>
+        </w:rPr>
+        <w:t xml:space="preserve">x</w:t>
+      </w:r>
+      <w:r>
+        <w:rPr>
+          <w:rFonts w:ascii="Times New Roman" w:hAnsi="Times New Roman" w:eastAsia="Times New Roman" w:cs="Times New Roman"/>
+          <w:b w:val="0"/>
+          <w:bCs w:val="0"/>
+          <w:sz w:val="28"/>
+          <w:szCs w:val="28"/>
+          <w:highlight w:val="none"/>
+          <w:lang w:val="ru-RU"/>
+        </w:rPr>
+        <w:t xml:space="preserve">,</w:t>
+      </w:r>
+      <w:r>
+        <w:rPr>
+          <w:rFonts w:ascii="Times New Roman" w:hAnsi="Times New Roman" w:eastAsia="Times New Roman" w:cs="Times New Roman"/>
+          <w:b w:val="0"/>
+          <w:bCs w:val="0"/>
+          <w:sz w:val="28"/>
+          <w:szCs w:val="28"/>
+          <w:highlight w:val="none"/>
+          <w:lang w:val="ru-RU"/>
+        </w:rPr>
+        <w:t xml:space="preserve"> можно установить платформу </w:t>
+      </w:r>
+      <w:r>
+        <w:rPr>
+          <w:rFonts w:ascii="Times New Roman" w:hAnsi="Times New Roman" w:eastAsia="Times New Roman" w:cs="Times New Roman"/>
+          <w:b w:val="0"/>
+          <w:bCs w:val="0"/>
+          <w:sz w:val="28"/>
+          <w:szCs w:val="28"/>
+          <w:highlight w:val="none"/>
+          <w:lang w:val="ru-RU"/>
+        </w:rPr>
+        <w:t xml:space="preserve">U</w:t>
+      </w:r>
+      <w:r>
+        <w:rPr>
+          <w:rFonts w:ascii="Times New Roman" w:hAnsi="Times New Roman" w:eastAsia="Times New Roman" w:cs="Times New Roman"/>
+          <w:b w:val="0"/>
+          <w:bCs w:val="0"/>
+          <w:sz w:val="28"/>
+          <w:szCs w:val="28"/>
+          <w:highlight w:val="none"/>
+          <w:lang w:val="ru-RU"/>
+        </w:rPr>
+        <w:t xml:space="preserve">n</w:t>
+      </w:r>
+      <w:r>
+        <w:rPr>
+          <w:rFonts w:ascii="Times New Roman" w:hAnsi="Times New Roman" w:eastAsia="Times New Roman" w:cs="Times New Roman"/>
+          <w:b w:val="0"/>
+          <w:bCs w:val="0"/>
+          <w:sz w:val="28"/>
+          <w:szCs w:val="28"/>
+          <w:highlight w:val="none"/>
+          <w:lang w:val="ru-RU"/>
+        </w:rPr>
+        <w:t xml:space="preserve">i</w:t>
+      </w:r>
+      <w:r>
+        <w:rPr>
+          <w:rFonts w:ascii="Times New Roman" w:hAnsi="Times New Roman" w:eastAsia="Times New Roman" w:cs="Times New Roman"/>
+          <w:b w:val="0"/>
+          <w:bCs w:val="0"/>
+          <w:sz w:val="28"/>
+          <w:szCs w:val="28"/>
+          <w:highlight w:val="none"/>
+          <w:lang w:val="ru-RU"/>
+        </w:rPr>
+        <w:t xml:space="preserve">t</w:t>
+      </w:r>
+      <w:r>
+        <w:rPr>
+          <w:rFonts w:ascii="Times New Roman" w:hAnsi="Times New Roman" w:eastAsia="Times New Roman" w:cs="Times New Roman"/>
+          <w:b w:val="0"/>
+          <w:bCs w:val="0"/>
+          <w:sz w:val="28"/>
+          <w:szCs w:val="28"/>
+          <w:highlight w:val="none"/>
+          <w:lang w:val="ru-RU"/>
+        </w:rPr>
+        <w:t xml:space="preserve">y</w:t>
+      </w:r>
+      <w:r>
+        <w:rPr>
+          <w:rFonts w:ascii="Times New Roman" w:hAnsi="Times New Roman" w:eastAsia="Times New Roman" w:cs="Times New Roman"/>
+          <w:b w:val="0"/>
+          <w:bCs w:val="0"/>
+          <w:sz w:val="28"/>
+          <w:szCs w:val="28"/>
+          <w:highlight w:val="none"/>
+          <w:lang w:val="ru-RU"/>
+        </w:rPr>
+        <w:t xml:space="preserve"> на все ранее перечисленные операционные системы</w:t>
+      </w:r>
+      <w:r>
+        <w:rPr>
+          <w:rFonts w:ascii="Times New Roman" w:hAnsi="Times New Roman" w:eastAsia="Times New Roman" w:cs="Times New Roman"/>
+          <w:b w:val="0"/>
+          <w:bCs w:val="0"/>
+          <w:sz w:val="28"/>
+          <w:szCs w:val="28"/>
+          <w:highlight w:val="none"/>
+          <w:lang w:val="ru-RU"/>
+        </w:rPr>
+        <w:t xml:space="preserve">,</w:t>
+      </w:r>
+      <w:r>
+        <w:rPr>
+          <w:rFonts w:ascii="Times New Roman" w:hAnsi="Times New Roman" w:eastAsia="Times New Roman" w:cs="Times New Roman"/>
+          <w:b w:val="0"/>
+          <w:bCs w:val="0"/>
+          <w:sz w:val="28"/>
+          <w:szCs w:val="28"/>
+          <w:highlight w:val="none"/>
+          <w:lang w:val="ru-RU"/>
+        </w:rPr>
+        <w:t xml:space="preserve"> сгенерированный инструментом контент может быть импортирован в другие игровые движки</w:t>
+      </w:r>
+      <w:r>
+        <w:rPr>
+          <w:rFonts w:ascii="Times New Roman" w:hAnsi="Times New Roman" w:eastAsia="Times New Roman" w:cs="Times New Roman"/>
+          <w:b w:val="0"/>
+          <w:bCs w:val="0"/>
+          <w:sz w:val="28"/>
+          <w:szCs w:val="28"/>
+          <w:highlight w:val="none"/>
+          <w:lang w:val="ru-RU"/>
+        </w:rPr>
+        <w:t xml:space="preserve">:</w:t>
+      </w:r>
+      <w:r>
+        <w:rPr>
+          <w:rFonts w:ascii="Times New Roman" w:hAnsi="Times New Roman" w:eastAsia="Times New Roman" w:cs="Times New Roman"/>
+          <w:b w:val="0"/>
+          <w:bCs w:val="0"/>
+          <w:sz w:val="28"/>
+          <w:szCs w:val="28"/>
+          <w:highlight w:val="none"/>
+          <w:lang w:val="ru-RU"/>
+        </w:rPr>
+        <w:t xml:space="preserve"> </w:t>
+      </w:r>
+      <w:r>
+        <w:rPr>
+          <w:rFonts w:ascii="Times New Roman" w:hAnsi="Times New Roman" w:eastAsia="Times New Roman" w:cs="Times New Roman"/>
+          <w:b w:val="0"/>
+          <w:bCs w:val="0"/>
+          <w:sz w:val="28"/>
+          <w:szCs w:val="28"/>
+          <w:highlight w:val="none"/>
+          <w:lang w:val="ru-RU"/>
+        </w:rPr>
+        <w:t xml:space="preserve">C</w:t>
+      </w:r>
+      <w:r>
+        <w:rPr>
+          <w:rFonts w:ascii="Times New Roman" w:hAnsi="Times New Roman" w:eastAsia="Times New Roman" w:cs="Times New Roman"/>
+          <w:b w:val="0"/>
+          <w:bCs w:val="0"/>
+          <w:sz w:val="28"/>
+          <w:szCs w:val="28"/>
+          <w:highlight w:val="none"/>
+          <w:lang w:val="ru-RU"/>
+        </w:rPr>
+        <w:t xml:space="preserve">o</w:t>
+      </w:r>
+      <w:r>
+        <w:rPr>
+          <w:rFonts w:ascii="Times New Roman" w:hAnsi="Times New Roman" w:eastAsia="Times New Roman" w:cs="Times New Roman"/>
+          <w:b w:val="0"/>
+          <w:bCs w:val="0"/>
+          <w:sz w:val="28"/>
+          <w:szCs w:val="28"/>
+          <w:highlight w:val="none"/>
+          <w:lang w:val="ru-RU"/>
+        </w:rPr>
+        <w:t xml:space="preserve">n</w:t>
+      </w:r>
+      <w:r>
+        <w:rPr>
+          <w:rFonts w:ascii="Times New Roman" w:hAnsi="Times New Roman" w:eastAsia="Times New Roman" w:cs="Times New Roman"/>
+          <w:b w:val="0"/>
+          <w:bCs w:val="0"/>
+          <w:sz w:val="28"/>
+          <w:szCs w:val="28"/>
+          <w:highlight w:val="none"/>
+          <w:lang w:val="ru-RU"/>
+        </w:rPr>
+        <w:t xml:space="preserve">s</w:t>
+      </w:r>
+      <w:r>
+        <w:rPr>
+          <w:rFonts w:ascii="Times New Roman" w:hAnsi="Times New Roman" w:eastAsia="Times New Roman" w:cs="Times New Roman"/>
+          <w:b w:val="0"/>
+          <w:bCs w:val="0"/>
+          <w:sz w:val="28"/>
+          <w:szCs w:val="28"/>
+          <w:highlight w:val="none"/>
+          <w:lang w:val="ru-RU"/>
+        </w:rPr>
+        <w:t xml:space="preserve">t</w:t>
+      </w:r>
+      <w:r>
+        <w:rPr>
+          <w:rFonts w:ascii="Times New Roman" w:hAnsi="Times New Roman" w:eastAsia="Times New Roman" w:cs="Times New Roman"/>
+          <w:b w:val="0"/>
+          <w:bCs w:val="0"/>
+          <w:sz w:val="28"/>
+          <w:szCs w:val="28"/>
+          <w:highlight w:val="none"/>
+          <w:lang w:val="ru-RU"/>
+        </w:rPr>
+        <w:t xml:space="preserve">r</w:t>
+      </w:r>
+      <w:r>
+        <w:rPr>
+          <w:rFonts w:ascii="Times New Roman" w:hAnsi="Times New Roman" w:eastAsia="Times New Roman" w:cs="Times New Roman"/>
+          <w:b w:val="0"/>
+          <w:bCs w:val="0"/>
+          <w:sz w:val="28"/>
+          <w:szCs w:val="28"/>
+          <w:highlight w:val="none"/>
+          <w:lang w:val="ru-RU"/>
+        </w:rPr>
+        <w:t xml:space="preserve">u</w:t>
+      </w:r>
+      <w:r>
+        <w:rPr>
+          <w:rFonts w:ascii="Times New Roman" w:hAnsi="Times New Roman" w:eastAsia="Times New Roman" w:cs="Times New Roman"/>
+          <w:b w:val="0"/>
+          <w:bCs w:val="0"/>
+          <w:sz w:val="28"/>
+          <w:szCs w:val="28"/>
+          <w:highlight w:val="none"/>
+          <w:lang w:val="ru-RU"/>
+        </w:rPr>
+        <w:t xml:space="preserve">c</w:t>
+      </w:r>
+      <w:r>
+        <w:rPr>
+          <w:rFonts w:ascii="Times New Roman" w:hAnsi="Times New Roman" w:eastAsia="Times New Roman" w:cs="Times New Roman"/>
+          <w:b w:val="0"/>
+          <w:bCs w:val="0"/>
+          <w:sz w:val="28"/>
+          <w:szCs w:val="28"/>
+          <w:highlight w:val="none"/>
+          <w:lang w:val="ru-RU"/>
+        </w:rPr>
+        <w:t xml:space="preserve">t</w:t>
+      </w:r>
+      <w:r>
+        <w:rPr>
+          <w:rFonts w:ascii="Times New Roman" w:hAnsi="Times New Roman" w:eastAsia="Times New Roman" w:cs="Times New Roman"/>
+          <w:b w:val="0"/>
+          <w:bCs w:val="0"/>
+          <w:sz w:val="28"/>
+          <w:szCs w:val="28"/>
+          <w:highlight w:val="none"/>
+          <w:lang w:val="ru-RU"/>
+        </w:rPr>
+        <w:t xml:space="preserve"> </w:t>
+      </w:r>
+      <w:r>
+        <w:rPr>
+          <w:rFonts w:ascii="Times New Roman" w:hAnsi="Times New Roman" w:eastAsia="Times New Roman" w:cs="Times New Roman"/>
+          <w:b w:val="0"/>
+          <w:bCs w:val="0"/>
+          <w:sz w:val="28"/>
+          <w:szCs w:val="28"/>
+          <w:highlight w:val="none"/>
+          <w:lang w:val="ru-RU"/>
+        </w:rPr>
+        <w:t xml:space="preserve">3</w:t>
+      </w:r>
+      <w:r>
+        <w:rPr>
+          <w:rFonts w:ascii="Times New Roman" w:hAnsi="Times New Roman" w:eastAsia="Times New Roman" w:cs="Times New Roman"/>
+          <w:b w:val="0"/>
+          <w:bCs w:val="0"/>
+          <w:sz w:val="28"/>
+          <w:szCs w:val="28"/>
+          <w:highlight w:val="none"/>
+          <w:lang w:val="ru-RU"/>
+        </w:rPr>
+        <w:t xml:space="preserve">,</w:t>
+      </w:r>
+      <w:r>
+        <w:rPr>
+          <w:rFonts w:ascii="Times New Roman" w:hAnsi="Times New Roman" w:eastAsia="Times New Roman" w:cs="Times New Roman"/>
+          <w:b w:val="0"/>
+          <w:bCs w:val="0"/>
+          <w:sz w:val="28"/>
+          <w:szCs w:val="28"/>
+          <w:highlight w:val="none"/>
+          <w:lang w:val="ru-RU"/>
+        </w:rPr>
+        <w:t xml:space="preserve"> </w:t>
+      </w:r>
+      <w:r>
+        <w:rPr>
+          <w:rFonts w:ascii="Times New Roman" w:hAnsi="Times New Roman" w:eastAsia="Times New Roman" w:cs="Times New Roman"/>
+          <w:b w:val="0"/>
+          <w:bCs w:val="0"/>
+          <w:sz w:val="28"/>
+          <w:szCs w:val="28"/>
+          <w:highlight w:val="none"/>
+          <w:lang w:val="ru-RU"/>
+        </w:rPr>
+        <w:t xml:space="preserve">G</w:t>
+      </w:r>
+      <w:r>
+        <w:rPr>
+          <w:rFonts w:ascii="Times New Roman" w:hAnsi="Times New Roman" w:eastAsia="Times New Roman" w:cs="Times New Roman"/>
+          <w:b w:val="0"/>
+          <w:bCs w:val="0"/>
+          <w:sz w:val="28"/>
+          <w:szCs w:val="28"/>
+          <w:highlight w:val="none"/>
+          <w:lang w:val="ru-RU"/>
+        </w:rPr>
+        <w:t xml:space="preserve">o</w:t>
+      </w:r>
+      <w:r>
+        <w:rPr>
+          <w:rFonts w:ascii="Times New Roman" w:hAnsi="Times New Roman" w:eastAsia="Times New Roman" w:cs="Times New Roman"/>
+          <w:b w:val="0"/>
+          <w:bCs w:val="0"/>
+          <w:sz w:val="28"/>
+          <w:szCs w:val="28"/>
+          <w:highlight w:val="none"/>
+          <w:lang w:val="ru-RU"/>
+        </w:rPr>
+        <w:t xml:space="preserve">d</w:t>
+      </w:r>
+      <w:r>
+        <w:rPr>
+          <w:rFonts w:ascii="Times New Roman" w:hAnsi="Times New Roman" w:eastAsia="Times New Roman" w:cs="Times New Roman"/>
+          <w:b w:val="0"/>
+          <w:bCs w:val="0"/>
+          <w:sz w:val="28"/>
+          <w:szCs w:val="28"/>
+          <w:highlight w:val="none"/>
+          <w:lang w:val="ru-RU"/>
+        </w:rPr>
+        <w:t xml:space="preserve">o</w:t>
+      </w:r>
+      <w:r>
+        <w:rPr>
+          <w:rFonts w:ascii="Times New Roman" w:hAnsi="Times New Roman" w:eastAsia="Times New Roman" w:cs="Times New Roman"/>
+          <w:b w:val="0"/>
+          <w:bCs w:val="0"/>
+          <w:sz w:val="28"/>
+          <w:szCs w:val="28"/>
+          <w:highlight w:val="none"/>
+          <w:lang w:val="ru-RU"/>
+        </w:rPr>
+        <w:t xml:space="preserve">t</w:t>
+      </w:r>
+      <w:r>
+        <w:rPr>
+          <w:rFonts w:ascii="Times New Roman" w:hAnsi="Times New Roman" w:eastAsia="Times New Roman" w:cs="Times New Roman"/>
+          <w:b w:val="0"/>
+          <w:bCs w:val="0"/>
+          <w:sz w:val="28"/>
+          <w:szCs w:val="28"/>
+          <w:highlight w:val="none"/>
+          <w:lang w:val="ru-RU"/>
+        </w:rPr>
+        <w:t xml:space="preserve">,</w:t>
+      </w:r>
+      <w:r>
+        <w:rPr>
+          <w:rFonts w:ascii="Times New Roman" w:hAnsi="Times New Roman" w:eastAsia="Times New Roman" w:cs="Times New Roman"/>
+          <w:b w:val="0"/>
+          <w:bCs w:val="0"/>
+          <w:sz w:val="28"/>
+          <w:szCs w:val="28"/>
+          <w:highlight w:val="none"/>
+          <w:lang w:val="ru-RU"/>
+        </w:rPr>
+        <w:t xml:space="preserve"> </w:t>
+      </w:r>
+      <w:r>
+        <w:rPr>
+          <w:rFonts w:ascii="Times New Roman" w:hAnsi="Times New Roman" w:eastAsia="Times New Roman" w:cs="Times New Roman"/>
+          <w:b w:val="0"/>
+          <w:bCs w:val="0"/>
+          <w:sz w:val="28"/>
+          <w:szCs w:val="28"/>
+          <w:highlight w:val="none"/>
+          <w:lang w:val="ru-RU"/>
+        </w:rPr>
+        <w:t xml:space="preserve">U</w:t>
+      </w:r>
+      <w:r>
+        <w:rPr>
+          <w:rFonts w:ascii="Times New Roman" w:hAnsi="Times New Roman" w:eastAsia="Times New Roman" w:cs="Times New Roman"/>
+          <w:b w:val="0"/>
+          <w:bCs w:val="0"/>
+          <w:sz w:val="28"/>
+          <w:szCs w:val="28"/>
+          <w:highlight w:val="none"/>
+          <w:lang w:val="ru-RU"/>
+        </w:rPr>
+        <w:t xml:space="preserve">n</w:t>
+      </w:r>
+      <w:r>
+        <w:rPr>
+          <w:rFonts w:ascii="Times New Roman" w:hAnsi="Times New Roman" w:eastAsia="Times New Roman" w:cs="Times New Roman"/>
+          <w:b w:val="0"/>
+          <w:bCs w:val="0"/>
+          <w:sz w:val="28"/>
+          <w:szCs w:val="28"/>
+          <w:highlight w:val="none"/>
+          <w:lang w:val="ru-RU"/>
+        </w:rPr>
+        <w:t xml:space="preserve">r</w:t>
+      </w:r>
+      <w:r>
+        <w:rPr>
+          <w:rFonts w:ascii="Times New Roman" w:hAnsi="Times New Roman" w:eastAsia="Times New Roman" w:cs="Times New Roman"/>
+          <w:b w:val="0"/>
+          <w:bCs w:val="0"/>
+          <w:sz w:val="28"/>
+          <w:szCs w:val="28"/>
+          <w:highlight w:val="none"/>
+          <w:lang w:val="ru-RU"/>
+        </w:rPr>
+        <w:t xml:space="preserve">e</w:t>
+      </w:r>
+      <w:r>
+        <w:rPr>
+          <w:rFonts w:ascii="Times New Roman" w:hAnsi="Times New Roman" w:eastAsia="Times New Roman" w:cs="Times New Roman"/>
+          <w:b w:val="0"/>
+          <w:bCs w:val="0"/>
+          <w:sz w:val="28"/>
+          <w:szCs w:val="28"/>
+          <w:highlight w:val="none"/>
+          <w:lang w:val="ru-RU"/>
+        </w:rPr>
+        <w:t xml:space="preserve">a</w:t>
+      </w:r>
+      <w:r>
+        <w:rPr>
+          <w:rFonts w:ascii="Times New Roman" w:hAnsi="Times New Roman" w:eastAsia="Times New Roman" w:cs="Times New Roman"/>
+          <w:b w:val="0"/>
+          <w:bCs w:val="0"/>
+          <w:sz w:val="28"/>
+          <w:szCs w:val="28"/>
+          <w:highlight w:val="none"/>
+          <w:lang w:val="ru-RU"/>
+        </w:rPr>
+        <w:t xml:space="preserve">l</w:t>
+      </w:r>
+      <w:r>
+        <w:rPr>
+          <w:rFonts w:ascii="Times New Roman" w:hAnsi="Times New Roman" w:eastAsia="Times New Roman" w:cs="Times New Roman"/>
+          <w:b w:val="0"/>
+          <w:bCs w:val="0"/>
+          <w:sz w:val="28"/>
+          <w:szCs w:val="28"/>
+          <w:highlight w:val="none"/>
+          <w:lang w:val="ru-RU"/>
+        </w:rPr>
+        <w:t xml:space="preserve"> </w:t>
+      </w:r>
+      <w:r>
+        <w:rPr>
+          <w:rFonts w:ascii="Times New Roman" w:hAnsi="Times New Roman" w:eastAsia="Times New Roman" w:cs="Times New Roman"/>
+          <w:b w:val="0"/>
+          <w:bCs w:val="0"/>
+          <w:sz w:val="28"/>
+          <w:szCs w:val="28"/>
+          <w:highlight w:val="none"/>
+          <w:lang w:val="ru-RU"/>
+        </w:rPr>
+        <w:t xml:space="preserve">E</w:t>
+      </w:r>
+      <w:r>
+        <w:rPr>
+          <w:rFonts w:ascii="Times New Roman" w:hAnsi="Times New Roman" w:eastAsia="Times New Roman" w:cs="Times New Roman"/>
+          <w:b w:val="0"/>
+          <w:bCs w:val="0"/>
+          <w:sz w:val="28"/>
+          <w:szCs w:val="28"/>
+          <w:highlight w:val="none"/>
+          <w:lang w:val="ru-RU"/>
+        </w:rPr>
+        <w:t xml:space="preserve">n</w:t>
+      </w:r>
+      <w:r>
+        <w:rPr>
+          <w:rFonts w:ascii="Times New Roman" w:hAnsi="Times New Roman" w:eastAsia="Times New Roman" w:cs="Times New Roman"/>
+          <w:b w:val="0"/>
+          <w:bCs w:val="0"/>
+          <w:sz w:val="28"/>
+          <w:szCs w:val="28"/>
+          <w:highlight w:val="none"/>
+          <w:lang w:val="ru-RU"/>
+        </w:rPr>
+        <w:t xml:space="preserve">g</w:t>
+      </w:r>
+      <w:r>
+        <w:rPr>
+          <w:rFonts w:ascii="Times New Roman" w:hAnsi="Times New Roman" w:eastAsia="Times New Roman" w:cs="Times New Roman"/>
+          <w:b w:val="0"/>
+          <w:bCs w:val="0"/>
+          <w:sz w:val="28"/>
+          <w:szCs w:val="28"/>
+          <w:highlight w:val="none"/>
+          <w:lang w:val="ru-RU"/>
+        </w:rPr>
+        <w:t xml:space="preserve">i</w:t>
+      </w:r>
+      <w:r>
+        <w:rPr>
+          <w:rFonts w:ascii="Times New Roman" w:hAnsi="Times New Roman" w:eastAsia="Times New Roman" w:cs="Times New Roman"/>
+          <w:b w:val="0"/>
+          <w:bCs w:val="0"/>
+          <w:sz w:val="28"/>
+          <w:szCs w:val="28"/>
+          <w:highlight w:val="none"/>
+          <w:lang w:val="ru-RU"/>
+        </w:rPr>
+        <w:t xml:space="preserve">n</w:t>
+      </w:r>
+      <w:r>
+        <w:rPr>
+          <w:rFonts w:ascii="Times New Roman" w:hAnsi="Times New Roman" w:eastAsia="Times New Roman" w:cs="Times New Roman"/>
+          <w:b w:val="0"/>
+          <w:bCs w:val="0"/>
+          <w:sz w:val="28"/>
+          <w:szCs w:val="28"/>
+          <w:highlight w:val="none"/>
+          <w:lang w:val="ru-RU"/>
+        </w:rPr>
+        <w:t xml:space="preserve">e</w:t>
+      </w:r>
+      <w:r>
+        <w:rPr>
+          <w:rFonts w:ascii="Times New Roman" w:hAnsi="Times New Roman" w:eastAsia="Times New Roman" w:cs="Times New Roman"/>
+          <w:b w:val="0"/>
+          <w:bCs w:val="0"/>
+          <w:sz w:val="28"/>
+          <w:szCs w:val="28"/>
+          <w:highlight w:val="none"/>
+          <w:lang w:val="ru-RU"/>
+        </w:rPr>
+        <w:t xml:space="preserve">,</w:t>
+      </w:r>
+      <w:r>
+        <w:rPr>
+          <w:rFonts w:ascii="Times New Roman" w:hAnsi="Times New Roman" w:eastAsia="Times New Roman" w:cs="Times New Roman"/>
+          <w:b w:val="0"/>
+          <w:bCs w:val="0"/>
+          <w:sz w:val="28"/>
+          <w:szCs w:val="28"/>
+          <w:highlight w:val="none"/>
+          <w:lang w:val="ru-RU"/>
+        </w:rPr>
+        <w:t xml:space="preserve"> </w:t>
+      </w:r>
+      <w:r>
+        <w:rPr>
+          <w:rFonts w:ascii="Times New Roman" w:hAnsi="Times New Roman" w:eastAsia="Times New Roman" w:cs="Times New Roman"/>
+          <w:b w:val="0"/>
+          <w:bCs w:val="0"/>
+          <w:sz w:val="28"/>
+          <w:szCs w:val="28"/>
+          <w:highlight w:val="none"/>
+          <w:lang w:val="ru-RU"/>
+        </w:rPr>
+        <w:t xml:space="preserve">G</w:t>
+      </w:r>
+      <w:r>
+        <w:rPr>
+          <w:rFonts w:ascii="Times New Roman" w:hAnsi="Times New Roman" w:eastAsia="Times New Roman" w:cs="Times New Roman"/>
+          <w:b w:val="0"/>
+          <w:bCs w:val="0"/>
+          <w:sz w:val="28"/>
+          <w:szCs w:val="28"/>
+          <w:highlight w:val="none"/>
+          <w:lang w:val="ru-RU"/>
+        </w:rPr>
+        <w:t xml:space="preserve">D</w:t>
+      </w:r>
+      <w:r>
+        <w:rPr>
+          <w:rFonts w:ascii="Times New Roman" w:hAnsi="Times New Roman" w:eastAsia="Times New Roman" w:cs="Times New Roman"/>
+          <w:b w:val="0"/>
+          <w:bCs w:val="0"/>
+          <w:sz w:val="28"/>
+          <w:szCs w:val="28"/>
+          <w:highlight w:val="none"/>
+          <w:lang w:val="ru-RU"/>
+        </w:rPr>
+        <w:t xml:space="preserve">e</w:t>
+      </w:r>
+      <w:r>
+        <w:rPr>
+          <w:rFonts w:ascii="Times New Roman" w:hAnsi="Times New Roman" w:eastAsia="Times New Roman" w:cs="Times New Roman"/>
+          <w:b w:val="0"/>
+          <w:bCs w:val="0"/>
+          <w:sz w:val="28"/>
+          <w:szCs w:val="28"/>
+          <w:highlight w:val="none"/>
+          <w:lang w:val="ru-RU"/>
+        </w:rPr>
+        <w:t xml:space="preserve">v</w:t>
+      </w:r>
+      <w:r>
+        <w:rPr>
+          <w:rFonts w:ascii="Times New Roman" w:hAnsi="Times New Roman" w:eastAsia="Times New Roman" w:cs="Times New Roman"/>
+          <w:b w:val="0"/>
+          <w:bCs w:val="0"/>
+          <w:sz w:val="28"/>
+          <w:szCs w:val="28"/>
+          <w:highlight w:val="none"/>
+          <w:lang w:val="ru-RU"/>
+        </w:rPr>
+        <w:t xml:space="preserve">e</w:t>
+      </w:r>
+      <w:r>
+        <w:rPr>
+          <w:rFonts w:ascii="Times New Roman" w:hAnsi="Times New Roman" w:eastAsia="Times New Roman" w:cs="Times New Roman"/>
+          <w:b w:val="0"/>
+          <w:bCs w:val="0"/>
+          <w:sz w:val="28"/>
+          <w:szCs w:val="28"/>
+          <w:highlight w:val="none"/>
+          <w:lang w:val="ru-RU"/>
+        </w:rPr>
+        <w:t xml:space="preserve">l</w:t>
+      </w:r>
+      <w:r>
+        <w:rPr>
+          <w:rFonts w:ascii="Times New Roman" w:hAnsi="Times New Roman" w:eastAsia="Times New Roman" w:cs="Times New Roman"/>
+          <w:b w:val="0"/>
+          <w:bCs w:val="0"/>
+          <w:sz w:val="28"/>
+          <w:szCs w:val="28"/>
+          <w:highlight w:val="none"/>
+          <w:lang w:val="ru-RU"/>
+        </w:rPr>
+        <w:t xml:space="preserve">o</w:t>
+      </w:r>
+      <w:r>
+        <w:rPr>
+          <w:rFonts w:ascii="Times New Roman" w:hAnsi="Times New Roman" w:eastAsia="Times New Roman" w:cs="Times New Roman"/>
+          <w:b w:val="0"/>
+          <w:bCs w:val="0"/>
+          <w:sz w:val="28"/>
+          <w:szCs w:val="28"/>
+          <w:highlight w:val="none"/>
+          <w:lang w:val="ru-RU"/>
+        </w:rPr>
+        <w:t xml:space="preserve">p</w:t>
+      </w:r>
+      <w:r>
+        <w:rPr>
+          <w:rFonts w:ascii="Times New Roman" w:hAnsi="Times New Roman" w:eastAsia="Times New Roman" w:cs="Times New Roman"/>
+          <w:b w:val="0"/>
+          <w:bCs w:val="0"/>
+          <w:sz w:val="28"/>
+          <w:szCs w:val="28"/>
+          <w:highlight w:val="none"/>
+          <w:lang w:val="ru-RU"/>
+        </w:rPr>
+        <w:t xml:space="preserve">.</w:t>
+      </w:r>
+      <w:r>
+        <w:rPr>
+          <w:rFonts w:ascii="Times New Roman" w:hAnsi="Times New Roman" w:eastAsia="Times New Roman" w:cs="Times New Roman"/>
+          <w:b w:val="0"/>
+          <w:bCs w:val="0"/>
+          <w:sz w:val="28"/>
+          <w:szCs w:val="28"/>
+          <w:highlight w:val="none"/>
+          <w:lang w:val="ru-RU"/>
+        </w:rPr>
+        <w:t xml:space="preserve"> </w:t>
+      </w:r>
+      <w:r>
+        <w:rPr>
+          <w:rFonts w:ascii="Times New Roman" w:hAnsi="Times New Roman" w:eastAsia="Times New Roman" w:cs="Times New Roman"/>
+          <w:b w:val="0"/>
+          <w:bCs w:val="0"/>
+          <w:sz w:val="28"/>
+          <w:szCs w:val="28"/>
+          <w:highlight w:val="none"/>
+          <w:lang w:val="ru-RU"/>
+        </w:rPr>
+      </w:r>
+    </w:p>
+    <w:p>
+      <w:pPr>
+        <w:ind w:left="-142" w:right="0" w:firstLine="0"/>
+        <w:jc w:val="both"/>
+        <w:rPr>
+          <w:rFonts w:ascii="Times New Roman" w:hAnsi="Times New Roman" w:eastAsia="Times New Roman" w:cs="Times New Roman"/>
+          <w:b w:val="0"/>
+          <w:bCs w:val="0"/>
+          <w:sz w:val="28"/>
+          <w:szCs w:val="28"/>
+          <w:highlight w:val="none"/>
+          <w:lang w:val="ru-RU"/>
+        </w:rPr>
+      </w:pPr>
+      <w:r>
+        <w:rPr>
+          <w:rFonts w:ascii="Times New Roman" w:hAnsi="Times New Roman" w:eastAsia="Times New Roman" w:cs="Times New Roman"/>
+          <w:b w:val="0"/>
+          <w:bCs w:val="0"/>
+          <w:sz w:val="28"/>
+          <w:szCs w:val="28"/>
+          <w:highlight w:val="none"/>
+          <w:lang w:val="ru-RU"/>
+        </w:rPr>
+      </w:r>
+      <w:r>
+        <w:rPr>
+          <w:rFonts w:ascii="Times New Roman" w:hAnsi="Times New Roman" w:eastAsia="Times New Roman" w:cs="Times New Roman"/>
+          <w:b/>
+          <w:bCs/>
+          <w:sz w:val="28"/>
+          <w:szCs w:val="28"/>
+          <w:highlight w:val="none"/>
+          <w:lang w:val="ru-RU"/>
+        </w:rPr>
+        <w:t xml:space="preserve">4.1.12</w:t>
+      </w:r>
+      <w:r>
+        <w:rPr>
+          <w:rFonts w:ascii="Times New Roman" w:hAnsi="Times New Roman" w:eastAsia="Times New Roman" w:cs="Times New Roman"/>
+          <w:b/>
+          <w:bCs/>
+          <w:sz w:val="28"/>
+          <w:szCs w:val="28"/>
+          <w:highlight w:val="none"/>
+          <w:lang w:val="ru-RU"/>
+        </w:rPr>
+        <w:t xml:space="preserve"> </w:t>
+      </w:r>
+      <w:r>
+        <w:rPr>
+          <w:rFonts w:ascii="Times New Roman" w:hAnsi="Times New Roman" w:eastAsia="Times New Roman" w:cs="Times New Roman"/>
+          <w:b/>
+          <w:bCs/>
+          <w:sz w:val="28"/>
+          <w:szCs w:val="28"/>
+          <w:highlight w:val="none"/>
+          <w:lang w:val="ru-RU"/>
+        </w:rPr>
+        <w:t xml:space="preserve">Сов</w:t>
+      </w:r>
+      <w:r>
+        <w:rPr>
+          <w:rFonts w:ascii="Times New Roman" w:hAnsi="Times New Roman" w:eastAsia="Times New Roman" w:cs="Times New Roman"/>
+          <w:b/>
+          <w:bCs/>
+          <w:sz w:val="28"/>
+          <w:szCs w:val="28"/>
+          <w:highlight w:val="none"/>
+          <w:lang w:val="ru-RU"/>
+        </w:rPr>
+        <w:t xml:space="preserve">местимость инструмента генерации </w:t>
+      </w:r>
+      <w:r>
+        <w:rPr>
+          <w:rFonts w:ascii="Times New Roman" w:hAnsi="Times New Roman" w:eastAsia="Times New Roman" w:cs="Times New Roman"/>
+          <w:b/>
+          <w:bCs/>
+          <w:sz w:val="28"/>
+          <w:szCs w:val="28"/>
+          <w:highlight w:val="none"/>
+          <w:lang w:val="ru-RU"/>
+        </w:rPr>
+        <w:t xml:space="preserve">«СДГВМ</w:t>
+      </w:r>
+      <w:r>
+        <w:rPr>
+          <w:rFonts w:ascii="Times New Roman" w:hAnsi="Times New Roman" w:eastAsia="Times New Roman" w:cs="Times New Roman"/>
+          <w:b/>
+          <w:bCs/>
+          <w:sz w:val="28"/>
+          <w:szCs w:val="28"/>
+          <w:highlight w:val="none"/>
+          <w:lang w:val="ru-RU"/>
+        </w:rPr>
+        <w:t xml:space="preserve">» с другими платформами и </w:t>
+      </w:r>
+      <w:r>
+        <w:rPr>
+          <w:rFonts w:ascii="Times New Roman" w:hAnsi="Times New Roman" w:eastAsia="Times New Roman" w:cs="Times New Roman"/>
+          <w:b/>
+          <w:bCs/>
+          <w:sz w:val="28"/>
+          <w:szCs w:val="28"/>
+          <w:highlight w:val="none"/>
+          <w:lang w:val="ru-RU"/>
+        </w:rPr>
+        <w:t xml:space="preserve">O</w:t>
+      </w:r>
+      <w:r>
+        <w:rPr>
+          <w:rFonts w:ascii="Times New Roman" w:hAnsi="Times New Roman" w:eastAsia="Times New Roman" w:cs="Times New Roman"/>
+          <w:b/>
+          <w:bCs/>
+          <w:sz w:val="28"/>
+          <w:szCs w:val="28"/>
+          <w:highlight w:val="none"/>
+          <w:lang w:val="ru-RU"/>
+        </w:rPr>
+        <w:t xml:space="preserve">S</w:t>
+      </w:r>
+      <w:r/>
+      <w:r>
+        <w:rPr>
+          <w:rFonts w:ascii="Times New Roman" w:hAnsi="Times New Roman" w:eastAsia="Times New Roman" w:cs="Times New Roman"/>
+          <w:b w:val="0"/>
+          <w:bCs w:val="0"/>
+          <w:sz w:val="28"/>
+          <w:szCs w:val="28"/>
+          <w:highlight w:val="none"/>
+          <w:lang w:val="ru-RU"/>
+        </w:rPr>
+      </w:r>
+      <w:r>
+        <w:rPr>
+          <w:rFonts w:ascii="Times New Roman" w:hAnsi="Times New Roman" w:eastAsia="Times New Roman" w:cs="Times New Roman"/>
+          <w:b w:val="0"/>
+          <w:bCs w:val="0"/>
+          <w:sz w:val="28"/>
+          <w:szCs w:val="28"/>
           <w:highlight w:val="none"/>
           <w:lang w:val="ru-RU"/>
         </w:rPr>
